--- a/note/MicroServices.docx
+++ b/note/MicroServices.docx
@@ -11,6 +11,7 @@
       <w:r>
         <w:rPr>
           <w:noProof/>
+          <w:lang w:bidi="hi-IN"/>
         </w:rPr>
         <w:drawing>
           <wp:inline distT="0" distB="0" distL="0" distR="0">
@@ -61,6 +62,7 @@
       <w:r>
         <w:rPr>
           <w:noProof/>
+          <w:lang w:bidi="hi-IN"/>
         </w:rPr>
         <w:drawing>
           <wp:inline distT="0" distB="0" distL="0" distR="0">
@@ -111,6 +113,7 @@
       <w:r>
         <w:rPr>
           <w:noProof/>
+          <w:lang w:bidi="hi-IN"/>
         </w:rPr>
         <w:drawing>
           <wp:inline distT="0" distB="0" distL="0" distR="0">
@@ -169,6 +172,7 @@
       <w:r>
         <w:rPr>
           <w:noProof/>
+          <w:lang w:bidi="hi-IN"/>
         </w:rPr>
         <w:lastRenderedPageBreak/>
         <w:drawing>
@@ -228,6 +232,7 @@
       <w:r>
         <w:rPr>
           <w:noProof/>
+          <w:lang w:bidi="hi-IN"/>
         </w:rPr>
         <w:drawing>
           <wp:inline distT="0" distB="0" distL="0" distR="0">
@@ -286,6 +291,7 @@
       <w:r>
         <w:rPr>
           <w:noProof/>
+          <w:lang w:bidi="hi-IN"/>
         </w:rPr>
         <w:drawing>
           <wp:inline distT="0" distB="0" distL="0" distR="0">
@@ -344,6 +350,7 @@
       <w:r>
         <w:rPr>
           <w:noProof/>
+          <w:lang w:bidi="hi-IN"/>
         </w:rPr>
         <w:drawing>
           <wp:inline distT="0" distB="0" distL="0" distR="0">
@@ -402,6 +409,7 @@
       <w:r>
         <w:rPr>
           <w:noProof/>
+          <w:lang w:bidi="hi-IN"/>
         </w:rPr>
         <w:drawing>
           <wp:inline distT="0" distB="0" distL="0" distR="0">
@@ -482,6 +490,7 @@
         <w:rPr>
           <w:b/>
           <w:noProof/>
+          <w:lang w:bidi="hi-IN"/>
         </w:rPr>
         <w:drawing>
           <wp:inline distT="0" distB="0" distL="0" distR="0">
@@ -3097,1624 +3106,8 @@
         <w:t>restTemplate.delete(url);</w:t>
       </w:r>
     </w:p>
-    <w:p>
-      <w:pPr>
-        <w:rPr>
-          <w:lang w:val="en-IN"/>
-        </w:rPr>
-      </w:pPr>
-    </w:p>
-    <w:p>
-      <w:pPr>
-        <w:rPr>
-          <w:lang w:val="en-IN"/>
-        </w:rPr>
-      </w:pPr>
-      <w:r>
-        <w:rPr>
-          <w:lang w:val="en-IN"/>
-        </w:rPr>
-        <w:br w:type="page"/>
-      </w:r>
-    </w:p>
-    <w:p>
-      <w:pPr>
-        <w:rPr>
-          <w:lang w:val="en-IN"/>
-        </w:rPr>
-      </w:pPr>
-      <w:r>
-        <w:rPr>
-          <w:lang w:val="en-IN"/>
-        </w:rPr>
-        <w:lastRenderedPageBreak/>
-        <w:t>Source Code</w:t>
-      </w:r>
-    </w:p>
-    <w:p>
-      <w:pPr>
-        <w:rPr>
-          <w:b/>
-          <w:sz w:val="28"/>
-          <w:szCs w:val="28"/>
-          <w:lang w:val="en-IN"/>
-        </w:rPr>
-      </w:pPr>
-      <w:r>
-        <w:rPr>
-          <w:b/>
-          <w:sz w:val="28"/>
-          <w:szCs w:val="28"/>
-          <w:lang w:val="en-IN"/>
-        </w:rPr>
-        <w:t>Contact Service</w:t>
-      </w:r>
-    </w:p>
-    <w:p>
-      <w:pPr>
-        <w:rPr>
-          <w:lang w:val="en-IN"/>
-        </w:rPr>
-      </w:pPr>
-      <w:r>
-        <w:rPr>
-          <w:noProof/>
-        </w:rPr>
-        <w:drawing>
-          <wp:inline distT="0" distB="0" distL="0" distR="0">
-            <wp:extent cx="5943600" cy="1513511"/>
-            <wp:effectExtent l="19050" t="0" r="0" b="0"/>
-            <wp:docPr id="2" name="Picture 1"/>
-            <wp:cNvGraphicFramePr>
-              <a:graphicFrameLocks xmlns:a="http://schemas.openxmlformats.org/drawingml/2006/main" noChangeAspect="1"/>
-            </wp:cNvGraphicFramePr>
-            <a:graphic xmlns:a="http://schemas.openxmlformats.org/drawingml/2006/main">
-              <a:graphicData uri="http://schemas.openxmlformats.org/drawingml/2006/picture">
-                <pic:pic xmlns:pic="http://schemas.openxmlformats.org/drawingml/2006/picture">
-                  <pic:nvPicPr>
-                    <pic:cNvPr id="0" name="Picture 1"/>
-                    <pic:cNvPicPr>
-                      <a:picLocks noChangeAspect="1" noChangeArrowheads="1"/>
-                    </pic:cNvPicPr>
-                  </pic:nvPicPr>
-                  <pic:blipFill>
-                    <a:blip r:embed="rId17" cstate="print"/>
-                    <a:srcRect/>
-                    <a:stretch>
-                      <a:fillRect/>
-                    </a:stretch>
-                  </pic:blipFill>
-                  <pic:spPr bwMode="auto">
-                    <a:xfrm>
-                      <a:off x="0" y="0"/>
-                      <a:ext cx="5943600" cy="1513511"/>
-                    </a:xfrm>
-                    <a:prstGeom prst="rect">
-                      <a:avLst/>
-                    </a:prstGeom>
-                    <a:noFill/>
-                    <a:ln w="9525">
-                      <a:noFill/>
-                      <a:miter lim="800000"/>
-                      <a:headEnd/>
-                      <a:tailEnd/>
-                    </a:ln>
-                  </pic:spPr>
-                </pic:pic>
-              </a:graphicData>
-            </a:graphic>
-          </wp:inline>
-        </w:drawing>
-      </w:r>
-      <w:r>
-        <w:rPr>
-          <w:noProof/>
-        </w:rPr>
-        <w:drawing>
-          <wp:inline distT="0" distB="0" distL="0" distR="0">
-            <wp:extent cx="5947410" cy="3581400"/>
-            <wp:effectExtent l="19050" t="0" r="0" b="0"/>
-            <wp:docPr id="3" name="Picture 4"/>
-            <wp:cNvGraphicFramePr>
-              <a:graphicFrameLocks xmlns:a="http://schemas.openxmlformats.org/drawingml/2006/main" noChangeAspect="1"/>
-            </wp:cNvGraphicFramePr>
-            <a:graphic xmlns:a="http://schemas.openxmlformats.org/drawingml/2006/main">
-              <a:graphicData uri="http://schemas.openxmlformats.org/drawingml/2006/picture">
-                <pic:pic xmlns:pic="http://schemas.openxmlformats.org/drawingml/2006/picture">
-                  <pic:nvPicPr>
-                    <pic:cNvPr id="0" name="Picture 4"/>
-                    <pic:cNvPicPr>
-                      <a:picLocks noChangeAspect="1" noChangeArrowheads="1"/>
-                    </pic:cNvPicPr>
-                  </pic:nvPicPr>
-                  <pic:blipFill>
-                    <a:blip r:embed="rId18" cstate="print"/>
-                    <a:srcRect/>
-                    <a:stretch>
-                      <a:fillRect/>
-                    </a:stretch>
-                  </pic:blipFill>
-                  <pic:spPr bwMode="auto">
-                    <a:xfrm>
-                      <a:off x="0" y="0"/>
-                      <a:ext cx="5947410" cy="3581400"/>
-                    </a:xfrm>
-                    <a:prstGeom prst="rect">
-                      <a:avLst/>
-                    </a:prstGeom>
-                    <a:noFill/>
-                    <a:ln w="9525">
-                      <a:noFill/>
-                      <a:miter lim="800000"/>
-                      <a:headEnd/>
-                      <a:tailEnd/>
-                    </a:ln>
-                  </pic:spPr>
-                </pic:pic>
-              </a:graphicData>
-            </a:graphic>
-          </wp:inline>
-        </w:drawing>
-      </w:r>
-      <w:r>
-        <w:rPr>
-          <w:noProof/>
-        </w:rPr>
-        <w:drawing>
-          <wp:inline distT="0" distB="0" distL="0" distR="0">
-            <wp:extent cx="5947410" cy="1630680"/>
-            <wp:effectExtent l="19050" t="0" r="0" b="0"/>
-            <wp:docPr id="5" name="Picture 7"/>
-            <wp:cNvGraphicFramePr>
-              <a:graphicFrameLocks xmlns:a="http://schemas.openxmlformats.org/drawingml/2006/main" noChangeAspect="1"/>
-            </wp:cNvGraphicFramePr>
-            <a:graphic xmlns:a="http://schemas.openxmlformats.org/drawingml/2006/main">
-              <a:graphicData uri="http://schemas.openxmlformats.org/drawingml/2006/picture">
-                <pic:pic xmlns:pic="http://schemas.openxmlformats.org/drawingml/2006/picture">
-                  <pic:nvPicPr>
-                    <pic:cNvPr id="0" name="Picture 7"/>
-                    <pic:cNvPicPr>
-                      <a:picLocks noChangeAspect="1" noChangeArrowheads="1"/>
-                    </pic:cNvPicPr>
-                  </pic:nvPicPr>
-                  <pic:blipFill>
-                    <a:blip r:embed="rId19" cstate="print"/>
-                    <a:srcRect/>
-                    <a:stretch>
-                      <a:fillRect/>
-                    </a:stretch>
-                  </pic:blipFill>
-                  <pic:spPr bwMode="auto">
-                    <a:xfrm>
-                      <a:off x="0" y="0"/>
-                      <a:ext cx="5943600" cy="1629635"/>
-                    </a:xfrm>
-                    <a:prstGeom prst="rect">
-                      <a:avLst/>
-                    </a:prstGeom>
-                    <a:noFill/>
-                    <a:ln w="9525">
-                      <a:noFill/>
-                      <a:miter lim="800000"/>
-                      <a:headEnd/>
-                      <a:tailEnd/>
-                    </a:ln>
-                  </pic:spPr>
-                </pic:pic>
-              </a:graphicData>
-            </a:graphic>
-          </wp:inline>
-        </w:drawing>
-      </w:r>
-    </w:p>
-    <w:p>
-      <w:pPr>
-        <w:rPr>
-          <w:lang w:val="en-IN"/>
-        </w:rPr>
-      </w:pPr>
-      <w:r>
-        <w:rPr>
-          <w:noProof/>
-        </w:rPr>
-        <w:lastRenderedPageBreak/>
-        <w:drawing>
-          <wp:inline distT="0" distB="0" distL="0" distR="0">
-            <wp:extent cx="5946321" cy="3268980"/>
-            <wp:effectExtent l="19050" t="0" r="0" b="0"/>
-            <wp:docPr id="6" name="Picture 10"/>
-            <wp:cNvGraphicFramePr>
-              <a:graphicFrameLocks xmlns:a="http://schemas.openxmlformats.org/drawingml/2006/main" noChangeAspect="1"/>
-            </wp:cNvGraphicFramePr>
-            <a:graphic xmlns:a="http://schemas.openxmlformats.org/drawingml/2006/main">
-              <a:graphicData uri="http://schemas.openxmlformats.org/drawingml/2006/picture">
-                <pic:pic xmlns:pic="http://schemas.openxmlformats.org/drawingml/2006/picture">
-                  <pic:nvPicPr>
-                    <pic:cNvPr id="0" name="Picture 10"/>
-                    <pic:cNvPicPr>
-                      <a:picLocks noChangeAspect="1" noChangeArrowheads="1"/>
-                    </pic:cNvPicPr>
-                  </pic:nvPicPr>
-                  <pic:blipFill>
-                    <a:blip r:embed="rId20" cstate="print"/>
-                    <a:srcRect/>
-                    <a:stretch>
-                      <a:fillRect/>
-                    </a:stretch>
-                  </pic:blipFill>
-                  <pic:spPr bwMode="auto">
-                    <a:xfrm>
-                      <a:off x="0" y="0"/>
-                      <a:ext cx="5943600" cy="3267484"/>
-                    </a:xfrm>
-                    <a:prstGeom prst="rect">
-                      <a:avLst/>
-                    </a:prstGeom>
-                    <a:noFill/>
-                    <a:ln w="9525">
-                      <a:noFill/>
-                      <a:miter lim="800000"/>
-                      <a:headEnd/>
-                      <a:tailEnd/>
-                    </a:ln>
-                  </pic:spPr>
-                </pic:pic>
-              </a:graphicData>
-            </a:graphic>
-          </wp:inline>
-        </w:drawing>
-      </w:r>
-      <w:r>
-        <w:rPr>
-          <w:noProof/>
-        </w:rPr>
-        <w:drawing>
-          <wp:inline distT="0" distB="0" distL="0" distR="0">
-            <wp:extent cx="5943000" cy="3238500"/>
-            <wp:effectExtent l="19050" t="0" r="600" b="0"/>
-            <wp:docPr id="8" name="Picture 13"/>
-            <wp:cNvGraphicFramePr>
-              <a:graphicFrameLocks xmlns:a="http://schemas.openxmlformats.org/drawingml/2006/main" noChangeAspect="1"/>
-            </wp:cNvGraphicFramePr>
-            <a:graphic xmlns:a="http://schemas.openxmlformats.org/drawingml/2006/main">
-              <a:graphicData uri="http://schemas.openxmlformats.org/drawingml/2006/picture">
-                <pic:pic xmlns:pic="http://schemas.openxmlformats.org/drawingml/2006/picture">
-                  <pic:nvPicPr>
-                    <pic:cNvPr id="0" name="Picture 13"/>
-                    <pic:cNvPicPr>
-                      <a:picLocks noChangeAspect="1" noChangeArrowheads="1"/>
-                    </pic:cNvPicPr>
-                  </pic:nvPicPr>
-                  <pic:blipFill>
-                    <a:blip r:embed="rId21" cstate="print"/>
-                    <a:srcRect/>
-                    <a:stretch>
-                      <a:fillRect/>
-                    </a:stretch>
-                  </pic:blipFill>
-                  <pic:spPr bwMode="auto">
-                    <a:xfrm>
-                      <a:off x="0" y="0"/>
-                      <a:ext cx="5943600" cy="3238827"/>
-                    </a:xfrm>
-                    <a:prstGeom prst="rect">
-                      <a:avLst/>
-                    </a:prstGeom>
-                    <a:noFill/>
-                    <a:ln w="9525">
-                      <a:noFill/>
-                      <a:miter lim="800000"/>
-                      <a:headEnd/>
-                      <a:tailEnd/>
-                    </a:ln>
-                  </pic:spPr>
-                </pic:pic>
-              </a:graphicData>
-            </a:graphic>
-          </wp:inline>
-        </w:drawing>
-      </w:r>
-      <w:r>
-        <w:rPr>
-          <w:noProof/>
-        </w:rPr>
-        <w:drawing>
-          <wp:inline distT="0" distB="0" distL="0" distR="0">
-            <wp:extent cx="2564130" cy="1081130"/>
-            <wp:effectExtent l="19050" t="0" r="7620" b="0"/>
-            <wp:docPr id="15" name="Picture 25"/>
-            <wp:cNvGraphicFramePr>
-              <a:graphicFrameLocks xmlns:a="http://schemas.openxmlformats.org/drawingml/2006/main" noChangeAspect="1"/>
-            </wp:cNvGraphicFramePr>
-            <a:graphic xmlns:a="http://schemas.openxmlformats.org/drawingml/2006/main">
-              <a:graphicData uri="http://schemas.openxmlformats.org/drawingml/2006/picture">
-                <pic:pic xmlns:pic="http://schemas.openxmlformats.org/drawingml/2006/picture">
-                  <pic:nvPicPr>
-                    <pic:cNvPr id="0" name="Picture 25"/>
-                    <pic:cNvPicPr>
-                      <a:picLocks noChangeAspect="1" noChangeArrowheads="1"/>
-                    </pic:cNvPicPr>
-                  </pic:nvPicPr>
-                  <pic:blipFill>
-                    <a:blip r:embed="rId22" cstate="print"/>
-                    <a:srcRect/>
-                    <a:stretch>
-                      <a:fillRect/>
-                    </a:stretch>
-                  </pic:blipFill>
-                  <pic:spPr bwMode="auto">
-                    <a:xfrm>
-                      <a:off x="0" y="0"/>
-                      <a:ext cx="2566258" cy="1082027"/>
-                    </a:xfrm>
-                    <a:prstGeom prst="rect">
-                      <a:avLst/>
-                    </a:prstGeom>
-                    <a:noFill/>
-                    <a:ln w="9525">
-                      <a:noFill/>
-                      <a:miter lim="800000"/>
-                      <a:headEnd/>
-                      <a:tailEnd/>
-                    </a:ln>
-                  </pic:spPr>
-                </pic:pic>
-              </a:graphicData>
-            </a:graphic>
-          </wp:inline>
-        </w:drawing>
-      </w:r>
-      <w:r>
-        <w:rPr>
-          <w:noProof/>
-        </w:rPr>
-        <w:drawing>
-          <wp:inline distT="0" distB="0" distL="0" distR="0">
-            <wp:extent cx="3257550" cy="1703248"/>
-            <wp:effectExtent l="19050" t="0" r="0" b="0"/>
-            <wp:docPr id="28" name="Picture 28"/>
-            <wp:cNvGraphicFramePr>
-              <a:graphicFrameLocks xmlns:a="http://schemas.openxmlformats.org/drawingml/2006/main" noChangeAspect="1"/>
-            </wp:cNvGraphicFramePr>
-            <a:graphic xmlns:a="http://schemas.openxmlformats.org/drawingml/2006/main">
-              <a:graphicData uri="http://schemas.openxmlformats.org/drawingml/2006/picture">
-                <pic:pic xmlns:pic="http://schemas.openxmlformats.org/drawingml/2006/picture">
-                  <pic:nvPicPr>
-                    <pic:cNvPr id="0" name="Picture 28"/>
-                    <pic:cNvPicPr>
-                      <a:picLocks noChangeAspect="1" noChangeArrowheads="1"/>
-                    </pic:cNvPicPr>
-                  </pic:nvPicPr>
-                  <pic:blipFill>
-                    <a:blip r:embed="rId23" cstate="print"/>
-                    <a:srcRect/>
-                    <a:stretch>
-                      <a:fillRect/>
-                    </a:stretch>
-                  </pic:blipFill>
-                  <pic:spPr bwMode="auto">
-                    <a:xfrm>
-                      <a:off x="0" y="0"/>
-                      <a:ext cx="3261360" cy="1705240"/>
-                    </a:xfrm>
-                    <a:prstGeom prst="rect">
-                      <a:avLst/>
-                    </a:prstGeom>
-                    <a:noFill/>
-                    <a:ln w="9525">
-                      <a:noFill/>
-                      <a:miter lim="800000"/>
-                      <a:headEnd/>
-                      <a:tailEnd/>
-                    </a:ln>
-                  </pic:spPr>
-                </pic:pic>
-              </a:graphicData>
-            </a:graphic>
-          </wp:inline>
-        </w:drawing>
-      </w:r>
-    </w:p>
-    <w:p>
-      <w:pPr>
-        <w:rPr>
-          <w:lang w:val="en-IN"/>
-        </w:rPr>
-      </w:pPr>
-      <w:r>
-        <w:rPr>
-          <w:noProof/>
-        </w:rPr>
-        <w:lastRenderedPageBreak/>
-        <w:drawing>
-          <wp:inline distT="0" distB="0" distL="0" distR="0">
-            <wp:extent cx="2651760" cy="7589520"/>
-            <wp:effectExtent l="19050" t="0" r="0" b="0"/>
-            <wp:docPr id="9" name="Picture 16"/>
-            <wp:cNvGraphicFramePr>
-              <a:graphicFrameLocks xmlns:a="http://schemas.openxmlformats.org/drawingml/2006/main" noChangeAspect="1"/>
-            </wp:cNvGraphicFramePr>
-            <a:graphic xmlns:a="http://schemas.openxmlformats.org/drawingml/2006/main">
-              <a:graphicData uri="http://schemas.openxmlformats.org/drawingml/2006/picture">
-                <pic:pic xmlns:pic="http://schemas.openxmlformats.org/drawingml/2006/picture">
-                  <pic:nvPicPr>
-                    <pic:cNvPr id="0" name="Picture 16"/>
-                    <pic:cNvPicPr>
-                      <a:picLocks noChangeAspect="1" noChangeArrowheads="1"/>
-                    </pic:cNvPicPr>
-                  </pic:nvPicPr>
-                  <pic:blipFill>
-                    <a:blip r:embed="rId24" cstate="print"/>
-                    <a:srcRect/>
-                    <a:stretch>
-                      <a:fillRect/>
-                    </a:stretch>
-                  </pic:blipFill>
-                  <pic:spPr bwMode="auto">
-                    <a:xfrm>
-                      <a:off x="0" y="0"/>
-                      <a:ext cx="2651760" cy="7589520"/>
-                    </a:xfrm>
-                    <a:prstGeom prst="rect">
-                      <a:avLst/>
-                    </a:prstGeom>
-                    <a:noFill/>
-                    <a:ln w="9525">
-                      <a:noFill/>
-                      <a:miter lim="800000"/>
-                      <a:headEnd/>
-                      <a:tailEnd/>
-                    </a:ln>
-                  </pic:spPr>
-                </pic:pic>
-              </a:graphicData>
-            </a:graphic>
-          </wp:inline>
-        </w:drawing>
-      </w:r>
-      <w:r>
-        <w:rPr>
-          <w:noProof/>
-        </w:rPr>
-        <w:drawing>
-          <wp:inline distT="0" distB="0" distL="0" distR="0">
-            <wp:extent cx="3204210" cy="7589519"/>
-            <wp:effectExtent l="19050" t="0" r="0" b="0"/>
-            <wp:docPr id="11" name="Picture 19"/>
-            <wp:cNvGraphicFramePr>
-              <a:graphicFrameLocks xmlns:a="http://schemas.openxmlformats.org/drawingml/2006/main" noChangeAspect="1"/>
-            </wp:cNvGraphicFramePr>
-            <a:graphic xmlns:a="http://schemas.openxmlformats.org/drawingml/2006/main">
-              <a:graphicData uri="http://schemas.openxmlformats.org/drawingml/2006/picture">
-                <pic:pic xmlns:pic="http://schemas.openxmlformats.org/drawingml/2006/picture">
-                  <pic:nvPicPr>
-                    <pic:cNvPr id="0" name="Picture 19"/>
-                    <pic:cNvPicPr>
-                      <a:picLocks noChangeAspect="1" noChangeArrowheads="1"/>
-                    </pic:cNvPicPr>
-                  </pic:nvPicPr>
-                  <pic:blipFill>
-                    <a:blip r:embed="rId25" cstate="print"/>
-                    <a:srcRect/>
-                    <a:stretch>
-                      <a:fillRect/>
-                    </a:stretch>
-                  </pic:blipFill>
-                  <pic:spPr bwMode="auto">
-                    <a:xfrm>
-                      <a:off x="0" y="0"/>
-                      <a:ext cx="3205316" cy="7592139"/>
-                    </a:xfrm>
-                    <a:prstGeom prst="rect">
-                      <a:avLst/>
-                    </a:prstGeom>
-                    <a:noFill/>
-                    <a:ln w="9525">
-                      <a:noFill/>
-                      <a:miter lim="800000"/>
-                      <a:headEnd/>
-                      <a:tailEnd/>
-                    </a:ln>
-                  </pic:spPr>
-                </pic:pic>
-              </a:graphicData>
-            </a:graphic>
-          </wp:inline>
-        </w:drawing>
-      </w:r>
-    </w:p>
-    <w:p>
-      <w:pPr>
-        <w:rPr>
-          <w:lang w:val="en-IN"/>
-        </w:rPr>
-      </w:pPr>
-    </w:p>
-    <w:p>
-      <w:pPr>
-        <w:rPr>
-          <w:b/>
-          <w:sz w:val="28"/>
-          <w:szCs w:val="28"/>
-          <w:lang w:val="en-IN"/>
-        </w:rPr>
-      </w:pPr>
-      <w:r>
-        <w:rPr>
-          <w:b/>
-          <w:sz w:val="28"/>
-          <w:szCs w:val="28"/>
-          <w:lang w:val="en-IN"/>
-        </w:rPr>
-        <w:lastRenderedPageBreak/>
-        <w:t>User Service</w:t>
-      </w:r>
-    </w:p>
-    <w:p>
-      <w:pPr>
-        <w:rPr>
-          <w:lang w:val="en-IN"/>
-        </w:rPr>
-      </w:pPr>
-      <w:r>
-        <w:rPr>
-          <w:noProof/>
-        </w:rPr>
-        <w:drawing>
-          <wp:inline distT="0" distB="0" distL="0" distR="0">
-            <wp:extent cx="5945379" cy="1790700"/>
-            <wp:effectExtent l="19050" t="0" r="0" b="0"/>
-            <wp:docPr id="31" name="Picture 31"/>
-            <wp:cNvGraphicFramePr>
-              <a:graphicFrameLocks xmlns:a="http://schemas.openxmlformats.org/drawingml/2006/main" noChangeAspect="1"/>
-            </wp:cNvGraphicFramePr>
-            <a:graphic xmlns:a="http://schemas.openxmlformats.org/drawingml/2006/main">
-              <a:graphicData uri="http://schemas.openxmlformats.org/drawingml/2006/picture">
-                <pic:pic xmlns:pic="http://schemas.openxmlformats.org/drawingml/2006/picture">
-                  <pic:nvPicPr>
-                    <pic:cNvPr id="0" name="Picture 31"/>
-                    <pic:cNvPicPr>
-                      <a:picLocks noChangeAspect="1" noChangeArrowheads="1"/>
-                    </pic:cNvPicPr>
-                  </pic:nvPicPr>
-                  <pic:blipFill>
-                    <a:blip r:embed="rId26" cstate="print"/>
-                    <a:srcRect/>
-                    <a:stretch>
-                      <a:fillRect/>
-                    </a:stretch>
-                  </pic:blipFill>
-                  <pic:spPr bwMode="auto">
-                    <a:xfrm>
-                      <a:off x="0" y="0"/>
-                      <a:ext cx="5943600" cy="1790164"/>
-                    </a:xfrm>
-                    <a:prstGeom prst="rect">
-                      <a:avLst/>
-                    </a:prstGeom>
-                    <a:noFill/>
-                    <a:ln w="9525">
-                      <a:noFill/>
-                      <a:miter lim="800000"/>
-                      <a:headEnd/>
-                      <a:tailEnd/>
-                    </a:ln>
-                  </pic:spPr>
-                </pic:pic>
-              </a:graphicData>
-            </a:graphic>
-          </wp:inline>
-        </w:drawing>
-      </w:r>
-      <w:r>
-        <w:rPr>
-          <w:noProof/>
-        </w:rPr>
-        <w:drawing>
-          <wp:inline distT="0" distB="0" distL="0" distR="0">
-            <wp:extent cx="5942264" cy="3032760"/>
-            <wp:effectExtent l="19050" t="0" r="1336" b="0"/>
-            <wp:docPr id="34" name="Picture 34"/>
-            <wp:cNvGraphicFramePr>
-              <a:graphicFrameLocks xmlns:a="http://schemas.openxmlformats.org/drawingml/2006/main" noChangeAspect="1"/>
-            </wp:cNvGraphicFramePr>
-            <a:graphic xmlns:a="http://schemas.openxmlformats.org/drawingml/2006/main">
-              <a:graphicData uri="http://schemas.openxmlformats.org/drawingml/2006/picture">
-                <pic:pic xmlns:pic="http://schemas.openxmlformats.org/drawingml/2006/picture">
-                  <pic:nvPicPr>
-                    <pic:cNvPr id="0" name="Picture 34"/>
-                    <pic:cNvPicPr>
-                      <a:picLocks noChangeAspect="1" noChangeArrowheads="1"/>
-                    </pic:cNvPicPr>
-                  </pic:nvPicPr>
-                  <pic:blipFill>
-                    <a:blip r:embed="rId27" cstate="print"/>
-                    <a:srcRect/>
-                    <a:stretch>
-                      <a:fillRect/>
-                    </a:stretch>
-                  </pic:blipFill>
-                  <pic:spPr bwMode="auto">
-                    <a:xfrm>
-                      <a:off x="0" y="0"/>
-                      <a:ext cx="5943600" cy="3033442"/>
-                    </a:xfrm>
-                    <a:prstGeom prst="rect">
-                      <a:avLst/>
-                    </a:prstGeom>
-                    <a:noFill/>
-                    <a:ln w="9525">
-                      <a:noFill/>
-                      <a:miter lim="800000"/>
-                      <a:headEnd/>
-                      <a:tailEnd/>
-                    </a:ln>
-                  </pic:spPr>
-                </pic:pic>
-              </a:graphicData>
-            </a:graphic>
-          </wp:inline>
-        </w:drawing>
-      </w:r>
-      <w:r>
-        <w:rPr>
-          <w:noProof/>
-        </w:rPr>
-        <w:drawing>
-          <wp:inline distT="0" distB="0" distL="0" distR="0">
-            <wp:extent cx="5940430" cy="2766060"/>
-            <wp:effectExtent l="19050" t="0" r="3170" b="0"/>
-            <wp:docPr id="40" name="Picture 40"/>
-            <wp:cNvGraphicFramePr>
-              <a:graphicFrameLocks xmlns:a="http://schemas.openxmlformats.org/drawingml/2006/main" noChangeAspect="1"/>
-            </wp:cNvGraphicFramePr>
-            <a:graphic xmlns:a="http://schemas.openxmlformats.org/drawingml/2006/main">
-              <a:graphicData uri="http://schemas.openxmlformats.org/drawingml/2006/picture">
-                <pic:pic xmlns:pic="http://schemas.openxmlformats.org/drawingml/2006/picture">
-                  <pic:nvPicPr>
-                    <pic:cNvPr id="0" name="Picture 40"/>
-                    <pic:cNvPicPr>
-                      <a:picLocks noChangeAspect="1" noChangeArrowheads="1"/>
-                    </pic:cNvPicPr>
-                  </pic:nvPicPr>
-                  <pic:blipFill>
-                    <a:blip r:embed="rId28" cstate="print"/>
-                    <a:srcRect/>
-                    <a:stretch>
-                      <a:fillRect/>
-                    </a:stretch>
-                  </pic:blipFill>
-                  <pic:spPr bwMode="auto">
-                    <a:xfrm>
-                      <a:off x="0" y="0"/>
-                      <a:ext cx="5943600" cy="2767536"/>
-                    </a:xfrm>
-                    <a:prstGeom prst="rect">
-                      <a:avLst/>
-                    </a:prstGeom>
-                    <a:noFill/>
-                    <a:ln w="9525">
-                      <a:noFill/>
-                      <a:miter lim="800000"/>
-                      <a:headEnd/>
-                      <a:tailEnd/>
-                    </a:ln>
-                  </pic:spPr>
-                </pic:pic>
-              </a:graphicData>
-            </a:graphic>
-          </wp:inline>
-        </w:drawing>
-      </w:r>
-    </w:p>
-    <w:p>
-      <w:pPr>
-        <w:rPr>
-          <w:lang w:val="en-IN"/>
-        </w:rPr>
-      </w:pPr>
-      <w:r>
-        <w:rPr>
-          <w:noProof/>
-        </w:rPr>
-        <w:lastRenderedPageBreak/>
-        <w:drawing>
-          <wp:inline distT="0" distB="0" distL="0" distR="0">
-            <wp:extent cx="5945331" cy="1932709"/>
-            <wp:effectExtent l="19050" t="0" r="0" b="0"/>
-            <wp:docPr id="43" name="Picture 43"/>
-            <wp:cNvGraphicFramePr>
-              <a:graphicFrameLocks xmlns:a="http://schemas.openxmlformats.org/drawingml/2006/main" noChangeAspect="1"/>
-            </wp:cNvGraphicFramePr>
-            <a:graphic xmlns:a="http://schemas.openxmlformats.org/drawingml/2006/main">
-              <a:graphicData uri="http://schemas.openxmlformats.org/drawingml/2006/picture">
-                <pic:pic xmlns:pic="http://schemas.openxmlformats.org/drawingml/2006/picture">
-                  <pic:nvPicPr>
-                    <pic:cNvPr id="0" name="Picture 43"/>
-                    <pic:cNvPicPr>
-                      <a:picLocks noChangeAspect="1" noChangeArrowheads="1"/>
-                    </pic:cNvPicPr>
-                  </pic:nvPicPr>
-                  <pic:blipFill>
-                    <a:blip r:embed="rId29" cstate="print"/>
-                    <a:srcRect/>
-                    <a:stretch>
-                      <a:fillRect/>
-                    </a:stretch>
-                  </pic:blipFill>
-                  <pic:spPr bwMode="auto">
-                    <a:xfrm>
-                      <a:off x="0" y="0"/>
-                      <a:ext cx="5943600" cy="1932146"/>
-                    </a:xfrm>
-                    <a:prstGeom prst="rect">
-                      <a:avLst/>
-                    </a:prstGeom>
-                    <a:noFill/>
-                    <a:ln w="9525">
-                      <a:noFill/>
-                      <a:miter lim="800000"/>
-                      <a:headEnd/>
-                      <a:tailEnd/>
-                    </a:ln>
-                  </pic:spPr>
-                </pic:pic>
-              </a:graphicData>
-            </a:graphic>
-          </wp:inline>
-        </w:drawing>
-      </w:r>
-      <w:r>
-        <w:rPr>
-          <w:noProof/>
-        </w:rPr>
-        <w:drawing>
-          <wp:inline distT="0" distB="0" distL="0" distR="0">
-            <wp:extent cx="5947407" cy="2529840"/>
-            <wp:effectExtent l="19050" t="0" r="0" b="0"/>
-            <wp:docPr id="46" name="Picture 46"/>
-            <wp:cNvGraphicFramePr>
-              <a:graphicFrameLocks xmlns:a="http://schemas.openxmlformats.org/drawingml/2006/main" noChangeAspect="1"/>
-            </wp:cNvGraphicFramePr>
-            <a:graphic xmlns:a="http://schemas.openxmlformats.org/drawingml/2006/main">
-              <a:graphicData uri="http://schemas.openxmlformats.org/drawingml/2006/picture">
-                <pic:pic xmlns:pic="http://schemas.openxmlformats.org/drawingml/2006/picture">
-                  <pic:nvPicPr>
-                    <pic:cNvPr id="0" name="Picture 46"/>
-                    <pic:cNvPicPr>
-                      <a:picLocks noChangeAspect="1" noChangeArrowheads="1"/>
-                    </pic:cNvPicPr>
-                  </pic:nvPicPr>
-                  <pic:blipFill>
-                    <a:blip r:embed="rId30" cstate="print"/>
-                    <a:srcRect/>
-                    <a:stretch>
-                      <a:fillRect/>
-                    </a:stretch>
-                  </pic:blipFill>
-                  <pic:spPr bwMode="auto">
-                    <a:xfrm>
-                      <a:off x="0" y="0"/>
-                      <a:ext cx="5943600" cy="2528220"/>
-                    </a:xfrm>
-                    <a:prstGeom prst="rect">
-                      <a:avLst/>
-                    </a:prstGeom>
-                    <a:noFill/>
-                    <a:ln w="9525">
-                      <a:noFill/>
-                      <a:miter lim="800000"/>
-                      <a:headEnd/>
-                      <a:tailEnd/>
-                    </a:ln>
-                  </pic:spPr>
-                </pic:pic>
-              </a:graphicData>
-            </a:graphic>
-          </wp:inline>
-        </w:drawing>
-      </w:r>
-      <w:r>
-        <w:rPr>
-          <w:noProof/>
-        </w:rPr>
-        <w:drawing>
-          <wp:inline distT="0" distB="0" distL="0" distR="0">
-            <wp:extent cx="2883477" cy="1143000"/>
-            <wp:effectExtent l="19050" t="0" r="0" b="0"/>
-            <wp:docPr id="37" name="Picture 37"/>
-            <wp:cNvGraphicFramePr>
-              <a:graphicFrameLocks xmlns:a="http://schemas.openxmlformats.org/drawingml/2006/main" noChangeAspect="1"/>
-            </wp:cNvGraphicFramePr>
-            <a:graphic xmlns:a="http://schemas.openxmlformats.org/drawingml/2006/main">
-              <a:graphicData uri="http://schemas.openxmlformats.org/drawingml/2006/picture">
-                <pic:pic xmlns:pic="http://schemas.openxmlformats.org/drawingml/2006/picture">
-                  <pic:nvPicPr>
-                    <pic:cNvPr id="0" name="Picture 37"/>
-                    <pic:cNvPicPr>
-                      <a:picLocks noChangeAspect="1" noChangeArrowheads="1"/>
-                    </pic:cNvPicPr>
-                  </pic:nvPicPr>
-                  <pic:blipFill>
-                    <a:blip r:embed="rId31" cstate="print"/>
-                    <a:srcRect/>
-                    <a:stretch>
-                      <a:fillRect/>
-                    </a:stretch>
-                  </pic:blipFill>
-                  <pic:spPr bwMode="auto">
-                    <a:xfrm>
-                      <a:off x="0" y="0"/>
-                      <a:ext cx="2883477" cy="1143000"/>
-                    </a:xfrm>
-                    <a:prstGeom prst="rect">
-                      <a:avLst/>
-                    </a:prstGeom>
-                    <a:noFill/>
-                    <a:ln w="9525">
-                      <a:noFill/>
-                      <a:miter lim="800000"/>
-                      <a:headEnd/>
-                      <a:tailEnd/>
-                    </a:ln>
-                  </pic:spPr>
-                </pic:pic>
-              </a:graphicData>
-            </a:graphic>
-          </wp:inline>
-        </w:drawing>
-      </w:r>
-      <w:r>
-        <w:rPr>
-          <w:noProof/>
-        </w:rPr>
-        <w:drawing>
-          <wp:inline distT="0" distB="0" distL="0" distR="0">
-            <wp:extent cx="2634096" cy="1066800"/>
-            <wp:effectExtent l="19050" t="0" r="0" b="0"/>
-            <wp:docPr id="55" name="Picture 55"/>
-            <wp:cNvGraphicFramePr>
-              <a:graphicFrameLocks xmlns:a="http://schemas.openxmlformats.org/drawingml/2006/main" noChangeAspect="1"/>
-            </wp:cNvGraphicFramePr>
-            <a:graphic xmlns:a="http://schemas.openxmlformats.org/drawingml/2006/main">
-              <a:graphicData uri="http://schemas.openxmlformats.org/drawingml/2006/picture">
-                <pic:pic xmlns:pic="http://schemas.openxmlformats.org/drawingml/2006/picture">
-                  <pic:nvPicPr>
-                    <pic:cNvPr id="0" name="Picture 55"/>
-                    <pic:cNvPicPr>
-                      <a:picLocks noChangeAspect="1" noChangeArrowheads="1"/>
-                    </pic:cNvPicPr>
-                  </pic:nvPicPr>
-                  <pic:blipFill>
-                    <a:blip r:embed="rId32" cstate="print"/>
-                    <a:srcRect/>
-                    <a:stretch>
-                      <a:fillRect/>
-                    </a:stretch>
-                  </pic:blipFill>
-                  <pic:spPr bwMode="auto">
-                    <a:xfrm>
-                      <a:off x="0" y="0"/>
-                      <a:ext cx="2634096" cy="1066800"/>
-                    </a:xfrm>
-                    <a:prstGeom prst="rect">
-                      <a:avLst/>
-                    </a:prstGeom>
-                    <a:noFill/>
-                    <a:ln w="9525">
-                      <a:noFill/>
-                      <a:miter lim="800000"/>
-                      <a:headEnd/>
-                      <a:tailEnd/>
-                    </a:ln>
-                  </pic:spPr>
-                </pic:pic>
-              </a:graphicData>
-            </a:graphic>
-          </wp:inline>
-        </w:drawing>
-      </w:r>
-      <w:r>
-        <w:rPr>
-          <w:noProof/>
-        </w:rPr>
-        <w:drawing>
-          <wp:inline distT="0" distB="0" distL="0" distR="0">
-            <wp:extent cx="2923539" cy="2154381"/>
-            <wp:effectExtent l="19050" t="0" r="0" b="0"/>
-            <wp:docPr id="82" name="Picture 82"/>
-            <wp:cNvGraphicFramePr>
-              <a:graphicFrameLocks xmlns:a="http://schemas.openxmlformats.org/drawingml/2006/main" noChangeAspect="1"/>
-            </wp:cNvGraphicFramePr>
-            <a:graphic xmlns:a="http://schemas.openxmlformats.org/drawingml/2006/main">
-              <a:graphicData uri="http://schemas.openxmlformats.org/drawingml/2006/picture">
-                <pic:pic xmlns:pic="http://schemas.openxmlformats.org/drawingml/2006/picture">
-                  <pic:nvPicPr>
-                    <pic:cNvPr id="0" name="Picture 82"/>
-                    <pic:cNvPicPr>
-                      <a:picLocks noChangeAspect="1" noChangeArrowheads="1"/>
-                    </pic:cNvPicPr>
-                  </pic:nvPicPr>
-                  <pic:blipFill>
-                    <a:blip r:embed="rId33" cstate="print"/>
-                    <a:srcRect/>
-                    <a:stretch>
-                      <a:fillRect/>
-                    </a:stretch>
-                  </pic:blipFill>
-                  <pic:spPr bwMode="auto">
-                    <a:xfrm>
-                      <a:off x="0" y="0"/>
-                      <a:ext cx="2923540" cy="2154382"/>
-                    </a:xfrm>
-                    <a:prstGeom prst="rect">
-                      <a:avLst/>
-                    </a:prstGeom>
-                    <a:noFill/>
-                    <a:ln w="9525">
-                      <a:noFill/>
-                      <a:miter lim="800000"/>
-                      <a:headEnd/>
-                      <a:tailEnd/>
-                    </a:ln>
-                  </pic:spPr>
-                </pic:pic>
-              </a:graphicData>
-            </a:graphic>
-          </wp:inline>
-        </w:drawing>
-      </w:r>
-    </w:p>
-    <w:p>
-      <w:pPr>
-        <w:rPr>
-          <w:lang w:val="en-IN"/>
-        </w:rPr>
-      </w:pPr>
-    </w:p>
-    <w:p>
-      <w:pPr>
-        <w:tabs>
-          <w:tab w:val="right" w:pos="9360"/>
-        </w:tabs>
-        <w:rPr>
-          <w:lang w:val="en-IN"/>
-        </w:rPr>
-      </w:pPr>
-      <w:r>
-        <w:rPr>
-          <w:noProof/>
-        </w:rPr>
-        <w:lastRenderedPageBreak/>
-        <w:drawing>
-          <wp:inline distT="0" distB="0" distL="0" distR="0">
-            <wp:extent cx="2914650" cy="7147560"/>
-            <wp:effectExtent l="19050" t="0" r="0" b="0"/>
-            <wp:docPr id="49" name="Picture 49"/>
-            <wp:cNvGraphicFramePr>
-              <a:graphicFrameLocks xmlns:a="http://schemas.openxmlformats.org/drawingml/2006/main" noChangeAspect="1"/>
-            </wp:cNvGraphicFramePr>
-            <a:graphic xmlns:a="http://schemas.openxmlformats.org/drawingml/2006/main">
-              <a:graphicData uri="http://schemas.openxmlformats.org/drawingml/2006/picture">
-                <pic:pic xmlns:pic="http://schemas.openxmlformats.org/drawingml/2006/picture">
-                  <pic:nvPicPr>
-                    <pic:cNvPr id="0" name="Picture 49"/>
-                    <pic:cNvPicPr>
-                      <a:picLocks noChangeAspect="1" noChangeArrowheads="1"/>
-                    </pic:cNvPicPr>
-                  </pic:nvPicPr>
-                  <pic:blipFill>
-                    <a:blip r:embed="rId34" cstate="print"/>
-                    <a:srcRect/>
-                    <a:stretch>
-                      <a:fillRect/>
-                    </a:stretch>
-                  </pic:blipFill>
-                  <pic:spPr bwMode="auto">
-                    <a:xfrm>
-                      <a:off x="0" y="0"/>
-                      <a:ext cx="2914650" cy="7147560"/>
-                    </a:xfrm>
-                    <a:prstGeom prst="rect">
-                      <a:avLst/>
-                    </a:prstGeom>
-                    <a:noFill/>
-                    <a:ln w="9525">
-                      <a:noFill/>
-                      <a:miter lim="800000"/>
-                      <a:headEnd/>
-                      <a:tailEnd/>
-                    </a:ln>
-                  </pic:spPr>
-                </pic:pic>
-              </a:graphicData>
-            </a:graphic>
-          </wp:inline>
-        </w:drawing>
-      </w:r>
-      <w:r>
-        <w:rPr>
-          <w:noProof/>
-        </w:rPr>
-        <w:drawing>
-          <wp:inline distT="0" distB="0" distL="0" distR="0">
-            <wp:extent cx="2777491" cy="6972300"/>
-            <wp:effectExtent l="19050" t="0" r="3809" b="0"/>
-            <wp:docPr id="52" name="Picture 52"/>
-            <wp:cNvGraphicFramePr>
-              <a:graphicFrameLocks xmlns:a="http://schemas.openxmlformats.org/drawingml/2006/main" noChangeAspect="1"/>
-            </wp:cNvGraphicFramePr>
-            <a:graphic xmlns:a="http://schemas.openxmlformats.org/drawingml/2006/main">
-              <a:graphicData uri="http://schemas.openxmlformats.org/drawingml/2006/picture">
-                <pic:pic xmlns:pic="http://schemas.openxmlformats.org/drawingml/2006/picture">
-                  <pic:nvPicPr>
-                    <pic:cNvPr id="0" name="Picture 52"/>
-                    <pic:cNvPicPr>
-                      <a:picLocks noChangeAspect="1" noChangeArrowheads="1"/>
-                    </pic:cNvPicPr>
-                  </pic:nvPicPr>
-                  <pic:blipFill>
-                    <a:blip r:embed="rId35" cstate="print"/>
-                    <a:srcRect/>
-                    <a:stretch>
-                      <a:fillRect/>
-                    </a:stretch>
-                  </pic:blipFill>
-                  <pic:spPr bwMode="auto">
-                    <a:xfrm>
-                      <a:off x="0" y="0"/>
-                      <a:ext cx="2778506" cy="6974849"/>
-                    </a:xfrm>
-                    <a:prstGeom prst="rect">
-                      <a:avLst/>
-                    </a:prstGeom>
-                    <a:noFill/>
-                    <a:ln w="9525">
-                      <a:noFill/>
-                      <a:miter lim="800000"/>
-                      <a:headEnd/>
-                      <a:tailEnd/>
-                    </a:ln>
-                  </pic:spPr>
-                </pic:pic>
-              </a:graphicData>
-            </a:graphic>
-          </wp:inline>
-        </w:drawing>
-      </w:r>
-      <w:r>
-        <w:rPr>
-          <w:lang w:val="en-IN"/>
-        </w:rPr>
-        <w:tab/>
-      </w:r>
-    </w:p>
-    <w:p>
-      <w:pPr>
-        <w:tabs>
-          <w:tab w:val="right" w:pos="9360"/>
-        </w:tabs>
-        <w:rPr>
-          <w:lang w:val="en-IN"/>
-        </w:rPr>
-      </w:pPr>
-    </w:p>
-    <w:p>
-      <w:pPr>
-        <w:tabs>
-          <w:tab w:val="right" w:pos="9360"/>
-        </w:tabs>
-        <w:rPr>
-          <w:lang w:val="en-IN"/>
-        </w:rPr>
-      </w:pPr>
-    </w:p>
-    <w:p>
-      <w:pPr>
-        <w:tabs>
-          <w:tab w:val="right" w:pos="9360"/>
-        </w:tabs>
-        <w:rPr>
-          <w:lang w:val="en-IN"/>
-        </w:rPr>
-      </w:pPr>
-    </w:p>
-    <w:p>
-      <w:pPr>
-        <w:tabs>
-          <w:tab w:val="right" w:pos="9360"/>
-        </w:tabs>
-        <w:rPr>
-          <w:b/>
-          <w:sz w:val="28"/>
-          <w:szCs w:val="28"/>
-          <w:lang w:val="en-IN"/>
-        </w:rPr>
-      </w:pPr>
-      <w:r>
-        <w:rPr>
-          <w:b/>
-          <w:sz w:val="28"/>
-          <w:szCs w:val="28"/>
-          <w:lang w:val="en-IN"/>
-        </w:rPr>
-        <w:lastRenderedPageBreak/>
-        <w:t>Eureka Server</w:t>
-      </w:r>
-    </w:p>
-    <w:p>
-      <w:pPr>
-        <w:tabs>
-          <w:tab w:val="right" w:pos="9360"/>
-        </w:tabs>
-        <w:rPr>
-          <w:lang w:val="en-IN"/>
-        </w:rPr>
-      </w:pPr>
-      <w:r>
-        <w:rPr>
-          <w:noProof/>
-        </w:rPr>
-        <w:drawing>
-          <wp:inline distT="0" distB="0" distL="0" distR="0">
-            <wp:extent cx="2862695" cy="6885709"/>
-            <wp:effectExtent l="19050" t="0" r="0" b="0"/>
-            <wp:docPr id="58" name="Picture 58"/>
-            <wp:cNvGraphicFramePr>
-              <a:graphicFrameLocks xmlns:a="http://schemas.openxmlformats.org/drawingml/2006/main" noChangeAspect="1"/>
-            </wp:cNvGraphicFramePr>
-            <a:graphic xmlns:a="http://schemas.openxmlformats.org/drawingml/2006/main">
-              <a:graphicData uri="http://schemas.openxmlformats.org/drawingml/2006/picture">
-                <pic:pic xmlns:pic="http://schemas.openxmlformats.org/drawingml/2006/picture">
-                  <pic:nvPicPr>
-                    <pic:cNvPr id="0" name="Picture 58"/>
-                    <pic:cNvPicPr>
-                      <a:picLocks noChangeAspect="1" noChangeArrowheads="1"/>
-                    </pic:cNvPicPr>
-                  </pic:nvPicPr>
-                  <pic:blipFill>
-                    <a:blip r:embed="rId36" cstate="print"/>
-                    <a:srcRect/>
-                    <a:stretch>
-                      <a:fillRect/>
-                    </a:stretch>
-                  </pic:blipFill>
-                  <pic:spPr bwMode="auto">
-                    <a:xfrm>
-                      <a:off x="0" y="0"/>
-                      <a:ext cx="2861397" cy="6882588"/>
-                    </a:xfrm>
-                    <a:prstGeom prst="rect">
-                      <a:avLst/>
-                    </a:prstGeom>
-                    <a:noFill/>
-                    <a:ln w="9525">
-                      <a:noFill/>
-                      <a:miter lim="800000"/>
-                      <a:headEnd/>
-                      <a:tailEnd/>
-                    </a:ln>
-                  </pic:spPr>
-                </pic:pic>
-              </a:graphicData>
-            </a:graphic>
-          </wp:inline>
-        </w:drawing>
-      </w:r>
-      <w:r>
-        <w:rPr>
-          <w:noProof/>
-        </w:rPr>
-        <w:drawing>
-          <wp:inline distT="0" distB="0" distL="0" distR="0">
-            <wp:extent cx="2765714" cy="6550251"/>
-            <wp:effectExtent l="19050" t="0" r="0" b="0"/>
-            <wp:docPr id="61" name="Picture 61"/>
-            <wp:cNvGraphicFramePr>
-              <a:graphicFrameLocks xmlns:a="http://schemas.openxmlformats.org/drawingml/2006/main" noChangeAspect="1"/>
-            </wp:cNvGraphicFramePr>
-            <a:graphic xmlns:a="http://schemas.openxmlformats.org/drawingml/2006/main">
-              <a:graphicData uri="http://schemas.openxmlformats.org/drawingml/2006/picture">
-                <pic:pic xmlns:pic="http://schemas.openxmlformats.org/drawingml/2006/picture">
-                  <pic:nvPicPr>
-                    <pic:cNvPr id="0" name="Picture 61"/>
-                    <pic:cNvPicPr>
-                      <a:picLocks noChangeAspect="1" noChangeArrowheads="1"/>
-                    </pic:cNvPicPr>
-                  </pic:nvPicPr>
-                  <pic:blipFill>
-                    <a:blip r:embed="rId37" cstate="print"/>
-                    <a:srcRect/>
-                    <a:stretch>
-                      <a:fillRect/>
-                    </a:stretch>
-                  </pic:blipFill>
-                  <pic:spPr bwMode="auto">
-                    <a:xfrm>
-                      <a:off x="0" y="0"/>
-                      <a:ext cx="2767959" cy="6555567"/>
-                    </a:xfrm>
-                    <a:prstGeom prst="rect">
-                      <a:avLst/>
-                    </a:prstGeom>
-                    <a:noFill/>
-                    <a:ln w="9525">
-                      <a:noFill/>
-                      <a:miter lim="800000"/>
-                      <a:headEnd/>
-                      <a:tailEnd/>
-                    </a:ln>
-                  </pic:spPr>
-                </pic:pic>
-              </a:graphicData>
-            </a:graphic>
-          </wp:inline>
-        </w:drawing>
-      </w:r>
-      <w:r>
-        <w:rPr>
-          <w:lang w:val="en-IN"/>
-        </w:rPr>
-        <w:tab/>
-      </w:r>
-    </w:p>
-    <w:p>
-      <w:pPr>
-        <w:tabs>
-          <w:tab w:val="right" w:pos="9360"/>
-        </w:tabs>
-        <w:rPr>
-          <w:lang w:val="en-IN"/>
-        </w:rPr>
-      </w:pPr>
-      <w:r>
-        <w:rPr>
-          <w:noProof/>
-        </w:rPr>
-        <w:lastRenderedPageBreak/>
-        <w:drawing>
-          <wp:inline distT="0" distB="0" distL="0" distR="0">
-            <wp:extent cx="5943600" cy="1670927"/>
-            <wp:effectExtent l="19050" t="0" r="0" b="0"/>
-            <wp:docPr id="64" name="Picture 64"/>
-            <wp:cNvGraphicFramePr>
-              <a:graphicFrameLocks xmlns:a="http://schemas.openxmlformats.org/drawingml/2006/main" noChangeAspect="1"/>
-            </wp:cNvGraphicFramePr>
-            <a:graphic xmlns:a="http://schemas.openxmlformats.org/drawingml/2006/main">
-              <a:graphicData uri="http://schemas.openxmlformats.org/drawingml/2006/picture">
-                <pic:pic xmlns:pic="http://schemas.openxmlformats.org/drawingml/2006/picture">
-                  <pic:nvPicPr>
-                    <pic:cNvPr id="0" name="Picture 64"/>
-                    <pic:cNvPicPr>
-                      <a:picLocks noChangeAspect="1" noChangeArrowheads="1"/>
-                    </pic:cNvPicPr>
-                  </pic:nvPicPr>
-                  <pic:blipFill>
-                    <a:blip r:embed="rId38" cstate="print"/>
-                    <a:srcRect/>
-                    <a:stretch>
-                      <a:fillRect/>
-                    </a:stretch>
-                  </pic:blipFill>
-                  <pic:spPr bwMode="auto">
-                    <a:xfrm>
-                      <a:off x="0" y="0"/>
-                      <a:ext cx="5943600" cy="1670927"/>
-                    </a:xfrm>
-                    <a:prstGeom prst="rect">
-                      <a:avLst/>
-                    </a:prstGeom>
-                    <a:noFill/>
-                    <a:ln w="9525">
-                      <a:noFill/>
-                      <a:miter lim="800000"/>
-                      <a:headEnd/>
-                      <a:tailEnd/>
-                    </a:ln>
-                  </pic:spPr>
-                </pic:pic>
-              </a:graphicData>
-            </a:graphic>
-          </wp:inline>
-        </w:drawing>
-      </w:r>
-      <w:r>
-        <w:rPr>
-          <w:noProof/>
-        </w:rPr>
-        <w:drawing>
-          <wp:inline distT="0" distB="0" distL="0" distR="0">
-            <wp:extent cx="4523740" cy="1669415"/>
-            <wp:effectExtent l="19050" t="0" r="0" b="0"/>
-            <wp:docPr id="67" name="Picture 67"/>
-            <wp:cNvGraphicFramePr>
-              <a:graphicFrameLocks xmlns:a="http://schemas.openxmlformats.org/drawingml/2006/main" noChangeAspect="1"/>
-            </wp:cNvGraphicFramePr>
-            <a:graphic xmlns:a="http://schemas.openxmlformats.org/drawingml/2006/main">
-              <a:graphicData uri="http://schemas.openxmlformats.org/drawingml/2006/picture">
-                <pic:pic xmlns:pic="http://schemas.openxmlformats.org/drawingml/2006/picture">
-                  <pic:nvPicPr>
-                    <pic:cNvPr id="0" name="Picture 67"/>
-                    <pic:cNvPicPr>
-                      <a:picLocks noChangeAspect="1" noChangeArrowheads="1"/>
-                    </pic:cNvPicPr>
-                  </pic:nvPicPr>
-                  <pic:blipFill>
-                    <a:blip r:embed="rId39" cstate="print"/>
-                    <a:srcRect/>
-                    <a:stretch>
-                      <a:fillRect/>
-                    </a:stretch>
-                  </pic:blipFill>
-                  <pic:spPr bwMode="auto">
-                    <a:xfrm>
-                      <a:off x="0" y="0"/>
-                      <a:ext cx="4523740" cy="1669415"/>
-                    </a:xfrm>
-                    <a:prstGeom prst="rect">
-                      <a:avLst/>
-                    </a:prstGeom>
-                    <a:noFill/>
-                    <a:ln w="9525">
-                      <a:noFill/>
-                      <a:miter lim="800000"/>
-                      <a:headEnd/>
-                      <a:tailEnd/>
-                    </a:ln>
-                  </pic:spPr>
-                </pic:pic>
-              </a:graphicData>
-            </a:graphic>
-          </wp:inline>
-        </w:drawing>
-      </w:r>
-    </w:p>
-    <w:p>
-      <w:pPr>
-        <w:tabs>
-          <w:tab w:val="right" w:pos="9360"/>
-        </w:tabs>
-        <w:rPr>
-          <w:b/>
-          <w:sz w:val="28"/>
-          <w:szCs w:val="28"/>
-          <w:lang w:val="en-IN"/>
-        </w:rPr>
-      </w:pPr>
-      <w:r>
-        <w:rPr>
-          <w:b/>
-          <w:sz w:val="28"/>
-          <w:szCs w:val="28"/>
-          <w:lang w:val="en-IN"/>
-        </w:rPr>
-        <w:t>API Gateway</w:t>
-      </w:r>
-    </w:p>
-    <w:p>
-      <w:pPr>
-        <w:tabs>
-          <w:tab w:val="right" w:pos="9360"/>
-        </w:tabs>
-        <w:rPr>
-          <w:lang w:val="en-IN"/>
-        </w:rPr>
-      </w:pPr>
-      <w:r>
-        <w:rPr>
-          <w:noProof/>
-        </w:rPr>
-        <w:lastRenderedPageBreak/>
-        <w:drawing>
-          <wp:inline distT="0" distB="0" distL="0" distR="0">
-            <wp:extent cx="2266950" cy="3470564"/>
-            <wp:effectExtent l="19050" t="0" r="0" b="0"/>
-            <wp:docPr id="70" name="Picture 70"/>
-            <wp:cNvGraphicFramePr>
-              <a:graphicFrameLocks xmlns:a="http://schemas.openxmlformats.org/drawingml/2006/main" noChangeAspect="1"/>
-            </wp:cNvGraphicFramePr>
-            <a:graphic xmlns:a="http://schemas.openxmlformats.org/drawingml/2006/main">
-              <a:graphicData uri="http://schemas.openxmlformats.org/drawingml/2006/picture">
-                <pic:pic xmlns:pic="http://schemas.openxmlformats.org/drawingml/2006/picture">
-                  <pic:nvPicPr>
-                    <pic:cNvPr id="0" name="Picture 70"/>
-                    <pic:cNvPicPr>
-                      <a:picLocks noChangeAspect="1" noChangeArrowheads="1"/>
-                    </pic:cNvPicPr>
-                  </pic:nvPicPr>
-                  <pic:blipFill>
-                    <a:blip r:embed="rId40" cstate="print"/>
-                    <a:srcRect/>
-                    <a:stretch>
-                      <a:fillRect/>
-                    </a:stretch>
-                  </pic:blipFill>
-                  <pic:spPr bwMode="auto">
-                    <a:xfrm>
-                      <a:off x="0" y="0"/>
-                      <a:ext cx="2267051" cy="3470719"/>
-                    </a:xfrm>
-                    <a:prstGeom prst="rect">
-                      <a:avLst/>
-                    </a:prstGeom>
-                    <a:noFill/>
-                    <a:ln w="9525">
-                      <a:noFill/>
-                      <a:miter lim="800000"/>
-                      <a:headEnd/>
-                      <a:tailEnd/>
-                    </a:ln>
-                  </pic:spPr>
-                </pic:pic>
-              </a:graphicData>
-            </a:graphic>
-          </wp:inline>
-        </w:drawing>
-      </w:r>
-      <w:r>
-        <w:rPr>
-          <w:noProof/>
-        </w:rPr>
-        <w:drawing>
-          <wp:inline distT="0" distB="0" distL="0" distR="0">
-            <wp:extent cx="5943600" cy="2103971"/>
-            <wp:effectExtent l="19050" t="0" r="0" b="0"/>
-            <wp:docPr id="73" name="Picture 73"/>
-            <wp:cNvGraphicFramePr>
-              <a:graphicFrameLocks xmlns:a="http://schemas.openxmlformats.org/drawingml/2006/main" noChangeAspect="1"/>
-            </wp:cNvGraphicFramePr>
-            <a:graphic xmlns:a="http://schemas.openxmlformats.org/drawingml/2006/main">
-              <a:graphicData uri="http://schemas.openxmlformats.org/drawingml/2006/picture">
-                <pic:pic xmlns:pic="http://schemas.openxmlformats.org/drawingml/2006/picture">
-                  <pic:nvPicPr>
-                    <pic:cNvPr id="0" name="Picture 73"/>
-                    <pic:cNvPicPr>
-                      <a:picLocks noChangeAspect="1" noChangeArrowheads="1"/>
-                    </pic:cNvPicPr>
-                  </pic:nvPicPr>
-                  <pic:blipFill>
-                    <a:blip r:embed="rId41" cstate="print"/>
-                    <a:srcRect/>
-                    <a:stretch>
-                      <a:fillRect/>
-                    </a:stretch>
-                  </pic:blipFill>
-                  <pic:spPr bwMode="auto">
-                    <a:xfrm>
-                      <a:off x="0" y="0"/>
-                      <a:ext cx="5943600" cy="2103971"/>
-                    </a:xfrm>
-                    <a:prstGeom prst="rect">
-                      <a:avLst/>
-                    </a:prstGeom>
-                    <a:noFill/>
-                    <a:ln w="9525">
-                      <a:noFill/>
-                      <a:miter lim="800000"/>
-                      <a:headEnd/>
-                      <a:tailEnd/>
-                    </a:ln>
-                  </pic:spPr>
-                </pic:pic>
-              </a:graphicData>
-            </a:graphic>
-          </wp:inline>
-        </w:drawing>
-      </w:r>
-    </w:p>
-    <w:p>
-      <w:pPr>
-        <w:tabs>
-          <w:tab w:val="right" w:pos="9360"/>
-        </w:tabs>
-        <w:rPr>
-          <w:lang w:val="en-IN"/>
-        </w:rPr>
-      </w:pPr>
-      <w:r>
-        <w:rPr>
-          <w:noProof/>
-        </w:rPr>
-        <w:lastRenderedPageBreak/>
-        <w:drawing>
-          <wp:inline distT="0" distB="0" distL="0" distR="0">
-            <wp:extent cx="3105150" cy="6968653"/>
-            <wp:effectExtent l="19050" t="0" r="0" b="0"/>
-            <wp:docPr id="76" name="Picture 76"/>
-            <wp:cNvGraphicFramePr>
-              <a:graphicFrameLocks xmlns:a="http://schemas.openxmlformats.org/drawingml/2006/main" noChangeAspect="1"/>
-            </wp:cNvGraphicFramePr>
-            <a:graphic xmlns:a="http://schemas.openxmlformats.org/drawingml/2006/main">
-              <a:graphicData uri="http://schemas.openxmlformats.org/drawingml/2006/picture">
-                <pic:pic xmlns:pic="http://schemas.openxmlformats.org/drawingml/2006/picture">
-                  <pic:nvPicPr>
-                    <pic:cNvPr id="0" name="Picture 76"/>
-                    <pic:cNvPicPr>
-                      <a:picLocks noChangeAspect="1" noChangeArrowheads="1"/>
-                    </pic:cNvPicPr>
-                  </pic:nvPicPr>
-                  <pic:blipFill>
-                    <a:blip r:embed="rId42" cstate="print"/>
-                    <a:srcRect/>
-                    <a:stretch>
-                      <a:fillRect/>
-                    </a:stretch>
-                  </pic:blipFill>
-                  <pic:spPr bwMode="auto">
-                    <a:xfrm>
-                      <a:off x="0" y="0"/>
-                      <a:ext cx="3104245" cy="6966622"/>
-                    </a:xfrm>
-                    <a:prstGeom prst="rect">
-                      <a:avLst/>
-                    </a:prstGeom>
-                    <a:noFill/>
-                    <a:ln w="9525">
-                      <a:noFill/>
-                      <a:miter lim="800000"/>
-                      <a:headEnd/>
-                      <a:tailEnd/>
-                    </a:ln>
-                  </pic:spPr>
-                </pic:pic>
-              </a:graphicData>
-            </a:graphic>
-          </wp:inline>
-        </w:drawing>
-      </w:r>
-      <w:r>
-        <w:rPr>
-          <w:noProof/>
-        </w:rPr>
-        <w:drawing>
-          <wp:inline distT="0" distB="0" distL="0" distR="0">
-            <wp:extent cx="2613314" cy="6968836"/>
-            <wp:effectExtent l="19050" t="0" r="0" b="0"/>
-            <wp:docPr id="79" name="Picture 79"/>
-            <wp:cNvGraphicFramePr>
-              <a:graphicFrameLocks xmlns:a="http://schemas.openxmlformats.org/drawingml/2006/main" noChangeAspect="1"/>
-            </wp:cNvGraphicFramePr>
-            <a:graphic xmlns:a="http://schemas.openxmlformats.org/drawingml/2006/main">
-              <a:graphicData uri="http://schemas.openxmlformats.org/drawingml/2006/picture">
-                <pic:pic xmlns:pic="http://schemas.openxmlformats.org/drawingml/2006/picture">
-                  <pic:nvPicPr>
-                    <pic:cNvPr id="0" name="Picture 79"/>
-                    <pic:cNvPicPr>
-                      <a:picLocks noChangeAspect="1" noChangeArrowheads="1"/>
-                    </pic:cNvPicPr>
-                  </pic:nvPicPr>
-                  <pic:blipFill>
-                    <a:blip r:embed="rId43" cstate="print"/>
-                    <a:srcRect/>
-                    <a:stretch>
-                      <a:fillRect/>
-                    </a:stretch>
-                  </pic:blipFill>
-                  <pic:spPr bwMode="auto">
-                    <a:xfrm>
-                      <a:off x="0" y="0"/>
-                      <a:ext cx="2613302" cy="6968803"/>
-                    </a:xfrm>
-                    <a:prstGeom prst="rect">
-                      <a:avLst/>
-                    </a:prstGeom>
-                    <a:noFill/>
-                    <a:ln w="9525">
-                      <a:noFill/>
-                      <a:miter lim="800000"/>
-                      <a:headEnd/>
-                      <a:tailEnd/>
-                    </a:ln>
-                  </pic:spPr>
-                </pic:pic>
-              </a:graphicData>
-            </a:graphic>
-          </wp:inline>
-        </w:drawing>
-      </w:r>
-    </w:p>
     <w:sectPr>
-      <w:footerReference w:type="default" r:id="rId44"/>
+      <w:footerReference w:type="default" r:id="rId17"/>
       <w:pgSz w:w="12240" w:h="15840"/>
       <w:pgMar w:top="1440" w:right="1440" w:bottom="1440" w:left="1440" w:header="708" w:footer="708" w:gutter="0"/>
       <w:cols w:space="708"/>
@@ -6640,7 +5033,7 @@
 </file>
 
 <file path=customXml/itemProps1.xml><?xml version="1.0" encoding="utf-8"?>
-<ds:datastoreItem xmlns:ds="http://schemas.openxmlformats.org/officeDocument/2006/customXml" ds:itemID="{BE9CCF4E-DC13-46A1-A7FE-C3A8D5516B5B}">
+<ds:datastoreItem xmlns:ds="http://schemas.openxmlformats.org/officeDocument/2006/customXml" ds:itemID="{95246F83-E321-4301-B61D-D229D6F036A6}">
   <ds:schemaRefs>
     <ds:schemaRef ds:uri="http://schemas.openxmlformats.org/officeDocument/2006/bibliography"/>
   </ds:schemaRefs>

--- a/note/MicroServices.docx
+++ b/note/MicroServices.docx
@@ -3106,6 +3106,430 @@
         <w:t>restTemplate.delete(url);</w:t>
       </w:r>
     </w:p>
+    <w:p>
+      <w:pPr>
+        <w:rPr>
+          <w:lang w:val="en-IN"/>
+        </w:rPr>
+      </w:pPr>
+      <w:r>
+        <w:rPr>
+          <w:lang w:val="en-IN"/>
+        </w:rPr>
+        <w:br w:type="page"/>
+      </w:r>
+    </w:p>
+    <w:p>
+      <w:pPr>
+        <w:pStyle w:val="ListParagraph"/>
+        <w:numPr>
+          <w:ilvl w:val="0"/>
+          <w:numId w:val="13"/>
+        </w:numPr>
+        <w:rPr>
+          <w:lang w:val="en-IN"/>
+        </w:rPr>
+      </w:pPr>
+      <w:r>
+        <w:rPr>
+          <w:lang w:val="en-IN"/>
+        </w:rPr>
+        <w:lastRenderedPageBreak/>
+        <w:t>What are microservices?</w:t>
+      </w:r>
+    </w:p>
+    <w:p>
+      <w:pPr>
+        <w:pStyle w:val="ListParagraph"/>
+        <w:rPr>
+          <w:lang w:val="en-IN"/>
+        </w:rPr>
+      </w:pPr>
+      <w:r>
+        <w:rPr>
+          <w:lang w:val="en-IN"/>
+        </w:rPr>
+        <w:t>It is an architecture in which application is exposed as loosely coupled services that can be independently developed, deployed and maintained.</w:t>
+      </w:r>
+    </w:p>
+    <w:p>
+      <w:pPr>
+        <w:pStyle w:val="ListParagraph"/>
+        <w:numPr>
+          <w:ilvl w:val="0"/>
+          <w:numId w:val="13"/>
+        </w:numPr>
+        <w:rPr>
+          <w:lang w:val="en-IN"/>
+        </w:rPr>
+      </w:pPr>
+      <w:r>
+        <w:rPr>
+          <w:lang w:val="en-IN"/>
+        </w:rPr>
+        <w:t>What is API Gateway?</w:t>
+      </w:r>
+    </w:p>
+    <w:p>
+      <w:pPr>
+        <w:pStyle w:val="ListParagraph"/>
+        <w:rPr>
+          <w:lang w:val="en-IN"/>
+        </w:rPr>
+      </w:pPr>
+      <w:r>
+        <w:rPr>
+          <w:lang w:val="en-IN"/>
+        </w:rPr>
+        <w:t xml:space="preserve">API is a </w:t>
+      </w:r>
+      <w:r>
+        <w:rPr>
+          <w:lang w:val="en-IN"/>
+        </w:rPr>
+        <w:t>central entry point for all client requests</w:t>
+      </w:r>
+      <w:r>
+        <w:rPr>
+          <w:lang w:val="en-IN"/>
+        </w:rPr>
+        <w:t xml:space="preserve">. It is used for following: </w:t>
+      </w:r>
+      <w:r>
+        <w:rPr>
+          <w:lang w:val="en-IN"/>
+        </w:rPr>
+        <w:t>Request Routing,</w:t>
+      </w:r>
+      <w:r>
+        <w:rPr>
+          <w:lang w:val="en-IN"/>
+        </w:rPr>
+        <w:t xml:space="preserve"> </w:t>
+      </w:r>
+      <w:r>
+        <w:rPr>
+          <w:lang w:val="en-IN"/>
+        </w:rPr>
+        <w:t>Authentication and Authorization,</w:t>
+      </w:r>
+      <w:r>
+        <w:rPr>
+          <w:lang w:val="en-IN"/>
+        </w:rPr>
+        <w:t xml:space="preserve"> </w:t>
+      </w:r>
+      <w:r>
+        <w:rPr>
+          <w:lang w:val="en-IN"/>
+        </w:rPr>
+        <w:t>Rate Limiting,</w:t>
+      </w:r>
+      <w:r>
+        <w:rPr>
+          <w:lang w:val="en-IN"/>
+        </w:rPr>
+        <w:t xml:space="preserve"> </w:t>
+      </w:r>
+      <w:r>
+        <w:rPr>
+          <w:lang w:val="en-IN"/>
+        </w:rPr>
+        <w:t>Caching,</w:t>
+      </w:r>
+      <w:r>
+        <w:rPr>
+          <w:lang w:val="en-IN"/>
+        </w:rPr>
+        <w:t xml:space="preserve"> </w:t>
+      </w:r>
+      <w:r>
+        <w:rPr>
+          <w:lang w:val="en-IN"/>
+        </w:rPr>
+        <w:t>API Composition,</w:t>
+      </w:r>
+      <w:r>
+        <w:rPr>
+          <w:lang w:val="en-IN"/>
+        </w:rPr>
+        <w:t xml:space="preserve"> </w:t>
+      </w:r>
+      <w:r>
+        <w:rPr>
+          <w:lang w:val="en-IN"/>
+        </w:rPr>
+        <w:t>Protocol Translation,</w:t>
+      </w:r>
+    </w:p>
+    <w:p>
+      <w:pPr>
+        <w:pStyle w:val="ListParagraph"/>
+        <w:rPr>
+          <w:lang w:val="en-IN"/>
+        </w:rPr>
+      </w:pPr>
+      <w:r>
+        <w:rPr>
+          <w:lang w:val="en-IN"/>
+        </w:rPr>
+        <w:t>Monitoring and Logging</w:t>
+      </w:r>
+    </w:p>
+    <w:p>
+      <w:pPr>
+        <w:pStyle w:val="ListParagraph"/>
+        <w:numPr>
+          <w:ilvl w:val="0"/>
+          <w:numId w:val="13"/>
+        </w:numPr>
+        <w:rPr>
+          <w:lang w:val="en-IN"/>
+        </w:rPr>
+      </w:pPr>
+      <w:r>
+        <w:rPr>
+          <w:lang w:val="en-IN"/>
+        </w:rPr>
+        <w:t>What is service Discovery?</w:t>
+      </w:r>
+    </w:p>
+    <w:p>
+      <w:pPr>
+        <w:pStyle w:val="ListParagraph"/>
+        <w:rPr>
+          <w:lang w:val="en-IN"/>
+        </w:rPr>
+      </w:pPr>
+      <w:r>
+        <w:rPr>
+          <w:lang w:val="en-IN"/>
+        </w:rPr>
+        <w:t>In a microservices architecture, we  have many small services running on different machines/containers.</w:t>
+      </w:r>
+    </w:p>
+    <w:p>
+      <w:pPr>
+        <w:pStyle w:val="ListParagraph"/>
+        <w:rPr>
+          <w:lang w:val="en-IN"/>
+        </w:rPr>
+      </w:pPr>
+      <w:r>
+        <w:rPr>
+          <w:lang w:val="en-IN"/>
+        </w:rPr>
+        <w:t>These services start, stop, scale, and move dynamically (especially in cloud or Kubernetes).</w:t>
+      </w:r>
+    </w:p>
+    <w:p>
+      <w:pPr>
+        <w:pStyle w:val="ListParagraph"/>
+        <w:rPr>
+          <w:lang w:val="en-IN"/>
+        </w:rPr>
+      </w:pPr>
+      <w:r>
+        <w:rPr>
+          <w:lang w:val="en-IN"/>
+        </w:rPr>
+        <w:t>Clients (like other services or an API gateway) need a way to find where a service is running (its IP/port).</w:t>
+      </w:r>
+    </w:p>
+    <w:p>
+      <w:pPr>
+        <w:pStyle w:val="ListParagraph"/>
+        <w:rPr>
+          <w:lang w:val="en-IN"/>
+        </w:rPr>
+      </w:pPr>
+      <w:r>
+        <w:rPr>
+          <w:lang w:val="en-IN"/>
+        </w:rPr>
+        <w:t xml:space="preserve">Service Discovery solves this by </w:t>
+      </w:r>
+      <w:r>
+        <w:rPr>
+          <w:lang w:val="en-IN"/>
+        </w:rPr>
+        <w:t xml:space="preserve">querying the Service Registry and provides </w:t>
+      </w:r>
+      <w:r>
+        <w:rPr>
+          <w:lang w:val="en-IN"/>
+        </w:rPr>
+        <w:t>the locations (addresses) of services so they can talk to each other without hardcoding IPs.</w:t>
+      </w:r>
+    </w:p>
+    <w:p>
+      <w:pPr>
+        <w:pStyle w:val="ListParagraph"/>
+        <w:rPr>
+          <w:lang w:val="en-IN"/>
+        </w:rPr>
+      </w:pPr>
+      <w:r>
+        <w:rPr>
+          <w:lang w:val="en-IN"/>
+        </w:rPr>
+        <w:t>Service Registry i</w:t>
+      </w:r>
+      <w:r>
+        <w:rPr>
+          <w:lang w:val="en-IN"/>
+        </w:rPr>
+        <w:t>s a central database where all services register themselves when they start (with their IP, port, health)</w:t>
+      </w:r>
+    </w:p>
+    <w:p>
+      <w:pPr>
+        <w:pStyle w:val="ListParagraph"/>
+        <w:numPr>
+          <w:ilvl w:val="0"/>
+          <w:numId w:val="13"/>
+        </w:numPr>
+        <w:rPr>
+          <w:lang w:val="en-IN"/>
+        </w:rPr>
+      </w:pPr>
+      <w:r>
+        <w:rPr>
+          <w:lang w:val="en-IN"/>
+        </w:rPr>
+        <w:t>What is Inter-</w:t>
+      </w:r>
+      <w:r>
+        <w:rPr>
+          <w:lang w:val="en-IN"/>
+        </w:rPr>
+        <w:t>Service</w:t>
+      </w:r>
+      <w:r>
+        <w:rPr>
+          <w:lang w:val="en-IN"/>
+        </w:rPr>
+        <w:t xml:space="preserve"> Communication? </w:t>
+      </w:r>
+    </w:p>
+    <w:p>
+      <w:pPr>
+        <w:pStyle w:val="ListParagraph"/>
+        <w:rPr>
+          <w:lang w:val="en-IN"/>
+        </w:rPr>
+      </w:pPr>
+      <w:r>
+        <w:rPr>
+          <w:lang w:val="en-IN"/>
+        </w:rPr>
+        <w:t>This is how 2 services communicate with each other. There are 2 ways of communication:</w:t>
+      </w:r>
+    </w:p>
+    <w:p>
+      <w:pPr>
+        <w:pStyle w:val="ListParagraph"/>
+        <w:numPr>
+          <w:ilvl w:val="0"/>
+          <w:numId w:val="11"/>
+        </w:numPr>
+        <w:rPr>
+          <w:lang w:val="en-IN"/>
+        </w:rPr>
+      </w:pPr>
+      <w:r>
+        <w:rPr>
+          <w:lang w:val="en-IN"/>
+        </w:rPr>
+        <w:t>Synchronous communication: In this sender service sends a request to another</w:t>
+      </w:r>
+      <w:r>
+        <w:rPr>
+          <w:lang w:val="en-IN"/>
+        </w:rPr>
+        <w:t xml:space="preserve"> server service and waits for a response. The </w:t>
+      </w:r>
+      <w:r>
+        <w:rPr>
+          <w:lang w:val="en-IN"/>
+        </w:rPr>
+        <w:t xml:space="preserve">sender </w:t>
+      </w:r>
+      <w:r>
+        <w:rPr>
+          <w:lang w:val="en-IN"/>
+        </w:rPr>
+        <w:t>is blocked until it receives a reply or the connection times out</w:t>
+      </w:r>
+      <w:r>
+        <w:rPr>
+          <w:lang w:val="en-IN"/>
+        </w:rPr>
+        <w:t>.</w:t>
+      </w:r>
+    </w:p>
+    <w:p>
+      <w:pPr>
+        <w:pStyle w:val="ListParagraph"/>
+        <w:numPr>
+          <w:ilvl w:val="0"/>
+          <w:numId w:val="11"/>
+        </w:numPr>
+        <w:rPr>
+          <w:lang w:val="en-IN"/>
+        </w:rPr>
+      </w:pPr>
+      <w:r>
+        <w:rPr>
+          <w:lang w:val="en-IN"/>
+        </w:rPr>
+        <w:t xml:space="preserve">Asynchronous communication: It </w:t>
+      </w:r>
+      <w:r>
+        <w:rPr>
+          <w:lang w:val="en-IN"/>
+        </w:rPr>
+        <w:t>is a message-based model where a service sends a message and doesn't wait for an immediate response. It is a non-blocking approach.</w:t>
+      </w:r>
+      <w:r>
+        <w:rPr>
+          <w:lang w:val="en-IN"/>
+        </w:rPr>
+        <w:t xml:space="preserve"> It uses message queues such as Kafka or Rabbit MQ.</w:t>
+      </w:r>
+    </w:p>
+    <w:p>
+      <w:pPr>
+        <w:pStyle w:val="ListParagraph"/>
+        <w:numPr>
+          <w:ilvl w:val="0"/>
+          <w:numId w:val="13"/>
+        </w:numPr>
+        <w:rPr>
+          <w:lang w:val="en-IN"/>
+        </w:rPr>
+      </w:pPr>
+      <w:r>
+        <w:rPr>
+          <w:lang w:val="en-IN"/>
+        </w:rPr>
+        <w:t xml:space="preserve">What </w:t>
+      </w:r>
+      <w:r>
+        <w:rPr>
+          <w:lang w:val="en-IN"/>
+        </w:rPr>
+        <w:t>is Load Balancer?</w:t>
+      </w:r>
+    </w:p>
+    <w:p>
+      <w:pPr>
+        <w:pStyle w:val="ListParagraph"/>
+        <w:rPr>
+          <w:lang w:val="en-IN"/>
+        </w:rPr>
+      </w:pPr>
+    </w:p>
     <w:sectPr>
       <w:footerReference w:type="default" r:id="rId17"/>
       <w:pgSz w:w="12240" w:h="15840"/>
@@ -3978,7 +4402,7 @@
   <w:abstractNum w:abstractNumId="8">
     <w:nsid w:val="54A041D2"/>
     <w:multiLevelType w:val="hybridMultilevel"/>
-    <w:tmpl w:val="D584CECC"/>
+    <w:tmpl w:val="EDA6899C"/>
     <w:lvl w:ilvl="0" w:tplc="04090001">
       <w:start w:val="1"/>
       <w:numFmt w:val="bullet"/>
@@ -4178,6 +4602,95 @@
     </w:lvl>
   </w:abstractNum>
   <w:abstractNum w:abstractNumId="10">
+    <w:nsid w:val="5FFC0126"/>
+    <w:multiLevelType w:val="hybridMultilevel"/>
+    <w:tmpl w:val="9A345020"/>
+    <w:lvl w:ilvl="0" w:tplc="0409000F">
+      <w:start w:val="1"/>
+      <w:numFmt w:val="decimal"/>
+      <w:lvlText w:val="%1."/>
+      <w:lvlJc w:val="left"/>
+      <w:pPr>
+        <w:ind w:left="720" w:hanging="360"/>
+      </w:pPr>
+      <w:rPr>
+        <w:rFonts w:hint="default"/>
+      </w:rPr>
+    </w:lvl>
+    <w:lvl w:ilvl="1" w:tplc="04090019" w:tentative="1">
+      <w:start w:val="1"/>
+      <w:numFmt w:val="lowerLetter"/>
+      <w:lvlText w:val="%2."/>
+      <w:lvlJc w:val="left"/>
+      <w:pPr>
+        <w:ind w:left="1440" w:hanging="360"/>
+      </w:pPr>
+    </w:lvl>
+    <w:lvl w:ilvl="2" w:tplc="0409001B" w:tentative="1">
+      <w:start w:val="1"/>
+      <w:numFmt w:val="lowerRoman"/>
+      <w:lvlText w:val="%3."/>
+      <w:lvlJc w:val="right"/>
+      <w:pPr>
+        <w:ind w:left="2160" w:hanging="180"/>
+      </w:pPr>
+    </w:lvl>
+    <w:lvl w:ilvl="3" w:tplc="0409000F" w:tentative="1">
+      <w:start w:val="1"/>
+      <w:numFmt w:val="decimal"/>
+      <w:lvlText w:val="%4."/>
+      <w:lvlJc w:val="left"/>
+      <w:pPr>
+        <w:ind w:left="2880" w:hanging="360"/>
+      </w:pPr>
+    </w:lvl>
+    <w:lvl w:ilvl="4" w:tplc="04090019" w:tentative="1">
+      <w:start w:val="1"/>
+      <w:numFmt w:val="lowerLetter"/>
+      <w:lvlText w:val="%5."/>
+      <w:lvlJc w:val="left"/>
+      <w:pPr>
+        <w:ind w:left="3600" w:hanging="360"/>
+      </w:pPr>
+    </w:lvl>
+    <w:lvl w:ilvl="5" w:tplc="0409001B" w:tentative="1">
+      <w:start w:val="1"/>
+      <w:numFmt w:val="lowerRoman"/>
+      <w:lvlText w:val="%6."/>
+      <w:lvlJc w:val="right"/>
+      <w:pPr>
+        <w:ind w:left="4320" w:hanging="180"/>
+      </w:pPr>
+    </w:lvl>
+    <w:lvl w:ilvl="6" w:tplc="0409000F" w:tentative="1">
+      <w:start w:val="1"/>
+      <w:numFmt w:val="decimal"/>
+      <w:lvlText w:val="%7."/>
+      <w:lvlJc w:val="left"/>
+      <w:pPr>
+        <w:ind w:left="5040" w:hanging="360"/>
+      </w:pPr>
+    </w:lvl>
+    <w:lvl w:ilvl="7" w:tplc="04090019" w:tentative="1">
+      <w:start w:val="1"/>
+      <w:numFmt w:val="lowerLetter"/>
+      <w:lvlText w:val="%8."/>
+      <w:lvlJc w:val="left"/>
+      <w:pPr>
+        <w:ind w:left="5760" w:hanging="360"/>
+      </w:pPr>
+    </w:lvl>
+    <w:lvl w:ilvl="8" w:tplc="0409001B" w:tentative="1">
+      <w:start w:val="1"/>
+      <w:numFmt w:val="lowerRoman"/>
+      <w:lvlText w:val="%9."/>
+      <w:lvlJc w:val="right"/>
+      <w:pPr>
+        <w:ind w:left="6480" w:hanging="180"/>
+      </w:pPr>
+    </w:lvl>
+  </w:abstractNum>
+  <w:abstractNum w:abstractNumId="11">
     <w:nsid w:val="6E8D5E5A"/>
     <w:multiLevelType w:val="hybridMultilevel"/>
     <w:tmpl w:val="9A901E62"/>
@@ -4290,7 +4803,7 @@
       </w:rPr>
     </w:lvl>
   </w:abstractNum>
-  <w:abstractNum w:abstractNumId="11">
+  <w:abstractNum w:abstractNumId="12">
     <w:nsid w:val="72032DD6"/>
     <w:multiLevelType w:val="hybridMultilevel"/>
     <w:tmpl w:val="E8EE78B0"/>
@@ -4410,7 +4923,7 @@
     <w:abstractNumId w:val="4"/>
   </w:num>
   <w:num w:numId="3">
-    <w:abstractNumId w:val="10"/>
+    <w:abstractNumId w:val="11"/>
   </w:num>
   <w:num w:numId="4">
     <w:abstractNumId w:val="1"/>
@@ -4431,13 +4944,16 @@
     <w:abstractNumId w:val="0"/>
   </w:num>
   <w:num w:numId="10">
-    <w:abstractNumId w:val="11"/>
+    <w:abstractNumId w:val="12"/>
   </w:num>
   <w:num w:numId="11">
     <w:abstractNumId w:val="8"/>
   </w:num>
   <w:num w:numId="12">
     <w:abstractNumId w:val="7"/>
+  </w:num>
+  <w:num w:numId="13">
+    <w:abstractNumId w:val="10"/>
   </w:num>
 </w:numbering>
 </file>
@@ -5033,7 +5549,7 @@
 </file>
 
 <file path=customXml/itemProps1.xml><?xml version="1.0" encoding="utf-8"?>
-<ds:datastoreItem xmlns:ds="http://schemas.openxmlformats.org/officeDocument/2006/customXml" ds:itemID="{95246F83-E321-4301-B61D-D229D6F036A6}">
+<ds:datastoreItem xmlns:ds="http://schemas.openxmlformats.org/officeDocument/2006/customXml" ds:itemID="{AA574AAE-72E6-4F1A-982A-D337F53317A7}">
   <ds:schemaRefs>
     <ds:schemaRef ds:uri="http://schemas.openxmlformats.org/officeDocument/2006/bibliography"/>
   </ds:schemaRefs>

--- a/note/MicroServices.docx
+++ b/note/MicroServices.docx
@@ -20,46 +20,14 @@
           <w:b/>
           <w:lang w:val="en-IN"/>
         </w:rPr>
-        <w:t xml:space="preserve">Explain </w:t>
-      </w:r>
-      <w:proofErr w:type="spellStart"/>
+        <w:t>Explain MicroService Architecture</w:t>
+      </w:r>
       <w:r>
         <w:rPr>
           <w:b/>
           <w:lang w:val="en-IN"/>
         </w:rPr>
-        <w:t>MicroService</w:t>
-      </w:r>
-      <w:proofErr w:type="spellEnd"/>
-      <w:r>
-        <w:rPr>
-          <w:b/>
-          <w:lang w:val="en-IN"/>
-        </w:rPr>
-        <w:t xml:space="preserve"> Architecture</w:t>
-      </w:r>
-      <w:r>
-        <w:rPr>
-          <w:b/>
-          <w:lang w:val="en-IN"/>
-        </w:rPr>
-        <w:t xml:space="preserve"> and </w:t>
-      </w:r>
-      <w:proofErr w:type="spellStart"/>
-      <w:r>
-        <w:rPr>
-          <w:b/>
-          <w:lang w:val="en-IN"/>
-        </w:rPr>
-        <w:t>Monlithic</w:t>
-      </w:r>
-      <w:proofErr w:type="spellEnd"/>
-      <w:r>
-        <w:rPr>
-          <w:b/>
-          <w:lang w:val="en-IN"/>
-        </w:rPr>
-        <w:t xml:space="preserve"> Architecture</w:t>
+        <w:t xml:space="preserve"> and Monlithic Architecture</w:t>
       </w:r>
     </w:p>
     <w:p>
@@ -73,27 +41,11 @@
           <w:lang w:val="en-IN"/>
         </w:rPr>
       </w:pPr>
-      <w:proofErr w:type="spellStart"/>
-      <w:proofErr w:type="gramStart"/>
-      <w:r>
-        <w:rPr>
-          <w:lang w:val="en-IN"/>
-        </w:rPr>
-        <w:t>Microservice</w:t>
-      </w:r>
-      <w:proofErr w:type="spellEnd"/>
-      <w:r>
-        <w:rPr>
-          <w:lang w:val="en-IN"/>
-        </w:rPr>
-        <w:t xml:space="preserve"> :</w:t>
-      </w:r>
-      <w:proofErr w:type="gramEnd"/>
-      <w:r>
-        <w:rPr>
-          <w:lang w:val="en-IN"/>
-        </w:rPr>
-        <w:t xml:space="preserve"> Here we build our application by breaking it down into smaller pieces which can be independently developed, deployed &amp; maintained.</w:t>
+      <w:r>
+        <w:rPr>
+          <w:lang w:val="en-IN"/>
+        </w:rPr>
+        <w:t>Microservice : Here we build our application by breaking it down into smaller pieces which can be independently developed, deployed &amp; maintained.</w:t>
       </w:r>
     </w:p>
     <w:p>
@@ -111,27 +63,19 @@
         <w:rPr>
           <w:lang w:val="en-IN"/>
         </w:rPr>
-        <w:t xml:space="preserve">Monolithic : Here our application gets build and deployed as single </w:t>
-      </w:r>
-      <w:proofErr w:type="spellStart"/>
-      <w:r>
-        <w:rPr>
-          <w:lang w:val="en-IN"/>
-        </w:rPr>
-        <w:t>unit.</w:t>
-      </w:r>
-      <w:r>
-        <w:rPr>
-          <w:lang w:val="en-IN"/>
-        </w:rPr>
-        <w:t>All</w:t>
-      </w:r>
-      <w:proofErr w:type="spellEnd"/>
-      <w:r>
-        <w:rPr>
-          <w:lang w:val="en-IN"/>
-        </w:rPr>
-        <w:t xml:space="preserve"> the </w:t>
+        <w:t>Monolithic : Here our application gets build and deployed as single unit.</w:t>
+      </w:r>
+      <w:r>
+        <w:rPr>
+          <w:lang w:val="en-IN"/>
+        </w:rPr>
+        <w:t xml:space="preserve"> </w:t>
+      </w:r>
+      <w:r>
+        <w:rPr>
+          <w:lang w:val="en-IN"/>
+        </w:rPr>
+        <w:t xml:space="preserve">All the </w:t>
       </w:r>
       <w:r>
         <w:rPr>
@@ -177,30 +121,14 @@
           <w:b/>
           <w:lang w:val="en-IN"/>
         </w:rPr>
-        <w:t xml:space="preserve">REST </w:t>
-      </w:r>
-      <w:proofErr w:type="gramStart"/>
+        <w:t>REST Template</w:t>
+      </w:r>
       <w:r>
         <w:rPr>
           <w:b/>
           <w:lang w:val="en-IN"/>
         </w:rPr>
-        <w:t>Template</w:t>
-      </w:r>
-      <w:r>
-        <w:rPr>
-          <w:b/>
-          <w:lang w:val="en-IN"/>
-        </w:rPr>
-        <w:t xml:space="preserve"> :</w:t>
-      </w:r>
-      <w:proofErr w:type="gramEnd"/>
-      <w:r>
-        <w:rPr>
-          <w:b/>
-          <w:lang w:val="en-IN"/>
-        </w:rPr>
-        <w:t xml:space="preserve"> </w:t>
+        <w:t xml:space="preserve"> : </w:t>
       </w:r>
       <w:r>
         <w:rPr>
@@ -242,48 +170,19 @@
         <w:rPr>
           <w:lang w:val="en-IN"/>
         </w:rPr>
-        <w:t xml:space="preserve"> </w:t>
-      </w:r>
-      <w:proofErr w:type="spellStart"/>
-      <w:r>
-        <w:rPr>
-          <w:lang w:val="en-IN"/>
-        </w:rPr>
-        <w:t>getForObject</w:t>
-      </w:r>
-      <w:proofErr w:type="spellEnd"/>
-      <w:r>
-        <w:rPr>
-          <w:lang w:val="en-IN"/>
-        </w:rPr>
-        <w:t xml:space="preserve">() and </w:t>
-      </w:r>
-      <w:proofErr w:type="spellStart"/>
-      <w:r>
-        <w:rPr>
-          <w:lang w:val="en-IN"/>
-        </w:rPr>
-        <w:t>postForObject</w:t>
-      </w:r>
-      <w:proofErr w:type="spellEnd"/>
-      <w:r>
-        <w:rPr>
-          <w:lang w:val="en-IN"/>
-        </w:rPr>
-        <w:t>()</w:t>
-      </w:r>
-      <w:r>
-        <w:rPr>
-          <w:lang w:val="en-IN"/>
-        </w:rPr>
-        <w:t xml:space="preserve"> which takes a </w:t>
-      </w:r>
-      <w:proofErr w:type="spellStart"/>
-      <w:r>
-        <w:rPr>
-          <w:lang w:val="en-IN"/>
-        </w:rPr>
-        <w:t>ur</w:t>
+        <w:t xml:space="preserve"> getForObject</w:t>
+      </w:r>
+      <w:r>
+        <w:rPr>
+          <w:lang w:val="en-IN"/>
+        </w:rPr>
+        <w:t>() and postForObject()</w:t>
+      </w:r>
+      <w:r>
+        <w:rPr>
+          <w:lang w:val="en-IN"/>
+        </w:rPr>
+        <w:t xml:space="preserve"> which takes a ur</w:t>
       </w:r>
       <w:r>
         <w:rPr>
@@ -291,94 +190,23 @@
         </w:rPr>
         <w:t>l</w:t>
       </w:r>
-      <w:proofErr w:type="spellEnd"/>
-      <w:r>
-        <w:rPr>
-          <w:lang w:val="en-IN"/>
-        </w:rPr>
-        <w:t xml:space="preserve"> and a class(</w:t>
-      </w:r>
-      <w:proofErr w:type="spellStart"/>
-      <w:r>
-        <w:rPr>
-          <w:lang w:val="en-IN"/>
-        </w:rPr>
-        <w:t>eg</w:t>
-      </w:r>
-      <w:proofErr w:type="spellEnd"/>
-      <w:r>
-        <w:rPr>
-          <w:lang w:val="en-IN"/>
-        </w:rPr>
-        <w:t xml:space="preserve">. </w:t>
-      </w:r>
-      <w:proofErr w:type="spellStart"/>
-      <w:r>
-        <w:rPr>
-          <w:lang w:val="en-IN"/>
-        </w:rPr>
-        <w:t>List.class</w:t>
-      </w:r>
-      <w:proofErr w:type="spellEnd"/>
-      <w:r>
-        <w:rPr>
-          <w:lang w:val="en-IN"/>
-        </w:rPr>
-        <w:t>)</w:t>
-      </w:r>
-      <w:r>
-        <w:rPr>
-          <w:lang w:val="en-IN"/>
-        </w:rPr>
-        <w:t xml:space="preserve"> and a </w:t>
-      </w:r>
-      <w:proofErr w:type="gramStart"/>
-      <w:r>
-        <w:rPr>
-          <w:lang w:val="en-IN"/>
-        </w:rPr>
-        <w:t>body(</w:t>
-      </w:r>
-      <w:proofErr w:type="gramEnd"/>
-      <w:r>
-        <w:rPr>
-          <w:lang w:val="en-IN"/>
-        </w:rPr>
-        <w:t xml:space="preserve">in case of </w:t>
-      </w:r>
-      <w:proofErr w:type="spellStart"/>
-      <w:r>
-        <w:rPr>
-          <w:lang w:val="en-IN"/>
-        </w:rPr>
-        <w:t>postForObject</w:t>
-      </w:r>
-      <w:proofErr w:type="spellEnd"/>
-      <w:r>
-        <w:rPr>
-          <w:lang w:val="en-IN"/>
-        </w:rPr>
-        <w:t>())</w:t>
-      </w:r>
-      <w:r>
-        <w:rPr>
-          <w:lang w:val="en-IN"/>
-        </w:rPr>
-        <w:t xml:space="preserve">. This class indicates the return type that we are expecting from </w:t>
-      </w:r>
-      <w:proofErr w:type="gramStart"/>
-      <w:r>
-        <w:rPr>
-          <w:lang w:val="en-IN"/>
-        </w:rPr>
-        <w:t>service, that</w:t>
-      </w:r>
-      <w:proofErr w:type="gramEnd"/>
-      <w:r>
-        <w:rPr>
-          <w:lang w:val="en-IN"/>
-        </w:rPr>
-        <w:t xml:space="preserve"> we have called</w:t>
+      <w:r>
+        <w:rPr>
+          <w:lang w:val="en-IN"/>
+        </w:rPr>
+        <w:t xml:space="preserve"> and a class(eg. List.class)</w:t>
+      </w:r>
+      <w:r>
+        <w:rPr>
+          <w:lang w:val="en-IN"/>
+        </w:rPr>
+        <w:t xml:space="preserve"> and a body(in case of postForObject())</w:t>
+      </w:r>
+      <w:r>
+        <w:rPr>
+          <w:lang w:val="en-IN"/>
+        </w:rPr>
+        <w:t>. This class indicates the return type that we are expecting from service, that we have called</w:t>
       </w:r>
       <w:r>
         <w:rPr>
@@ -431,43 +259,7 @@
         <w:rPr>
           <w:lang w:val="en-IN"/>
         </w:rPr>
-        <w:t xml:space="preserve">: This type of communication uses JSON using REST. It uses Rest Template, </w:t>
-      </w:r>
-      <w:proofErr w:type="spellStart"/>
-      <w:proofErr w:type="gramStart"/>
-      <w:r>
-        <w:rPr>
-          <w:lang w:val="en-IN"/>
-        </w:rPr>
-        <w:t>FeignClient</w:t>
-      </w:r>
-      <w:proofErr w:type="spellEnd"/>
-      <w:r>
-        <w:rPr>
-          <w:lang w:val="en-IN"/>
-        </w:rPr>
-        <w:t>,</w:t>
-      </w:r>
-      <w:proofErr w:type="gramEnd"/>
-      <w:r>
-        <w:rPr>
-          <w:lang w:val="en-IN"/>
-        </w:rPr>
-        <w:t xml:space="preserve"> </w:t>
-      </w:r>
-      <w:proofErr w:type="spellStart"/>
-      <w:r>
-        <w:rPr>
-          <w:lang w:val="en-IN"/>
-        </w:rPr>
-        <w:t>WebClient</w:t>
-      </w:r>
-      <w:proofErr w:type="spellEnd"/>
-      <w:r>
-        <w:rPr>
-          <w:lang w:val="en-IN"/>
-        </w:rPr>
-        <w:t xml:space="preserve"> can be used for synchronous communication between 2 microservices. </w:t>
+        <w:t xml:space="preserve">: This type of communication uses JSON using REST. It uses Rest Template, FeignClient, WebClient can be used for synchronous communication between 2 microservices. </w:t>
       </w:r>
     </w:p>
     <w:p>
@@ -493,35 +285,7 @@
         <w:rPr>
           <w:lang w:val="en-IN"/>
         </w:rPr>
-        <w:t xml:space="preserve">: In this type of communication, the client does not wait for </w:t>
-      </w:r>
-      <w:proofErr w:type="gramStart"/>
-      <w:r>
-        <w:rPr>
-          <w:lang w:val="en-IN"/>
-        </w:rPr>
-        <w:t>response,</w:t>
-      </w:r>
-      <w:proofErr w:type="gramEnd"/>
-      <w:r>
-        <w:rPr>
-          <w:lang w:val="en-IN"/>
-        </w:rPr>
-        <w:t xml:space="preserve"> instead it just sends the message to the message broker. Kafka, </w:t>
-      </w:r>
-      <w:proofErr w:type="spellStart"/>
-      <w:r>
-        <w:rPr>
-          <w:lang w:val="en-IN"/>
-        </w:rPr>
-        <w:t>RabbitMQ</w:t>
-      </w:r>
-      <w:proofErr w:type="spellEnd"/>
-      <w:r>
-        <w:rPr>
-          <w:lang w:val="en-IN"/>
-        </w:rPr>
-        <w:t xml:space="preserve"> can be used for asynchronous communication across microservices to achieve eventual consistency.</w:t>
+        <w:t>: In this type of communication, the client does not wait for response, instead it just sends the message to the message broker. Kafka, RabbitMQ can be used for asynchronous communication across microservices to achieve eventual consistency.</w:t>
       </w:r>
     </w:p>
     <w:p>
@@ -535,8 +299,6 @@
           <w:lang w:val="en-IN"/>
         </w:rPr>
       </w:pPr>
-      <w:proofErr w:type="spellStart"/>
-      <w:proofErr w:type="gramStart"/>
       <w:r>
         <w:rPr>
           <w:b/>
@@ -545,45 +307,11 @@
         </w:rPr>
         <w:t>gRPC</w:t>
       </w:r>
-      <w:proofErr w:type="spellEnd"/>
-      <w:proofErr w:type="gramEnd"/>
-      <w:r>
-        <w:rPr>
-          <w:lang w:val="en-IN"/>
-        </w:rPr>
-        <w:t xml:space="preserve">: It can be used in case microservices needs high performance low latency communication. </w:t>
-      </w:r>
-      <w:proofErr w:type="spellStart"/>
-      <w:proofErr w:type="gramStart"/>
-      <w:r>
-        <w:rPr>
-          <w:lang w:val="en-IN"/>
-        </w:rPr>
-        <w:t>gRPC</w:t>
-      </w:r>
-      <w:proofErr w:type="spellEnd"/>
-      <w:proofErr w:type="gramEnd"/>
-      <w:r>
-        <w:rPr>
-          <w:lang w:val="en-IN"/>
-        </w:rPr>
-        <w:t xml:space="preserve"> supports both Synchronous and Asynchronous way of communication. It internally uses binary data. It is faster than REST. </w:t>
-      </w:r>
-      <w:proofErr w:type="spellStart"/>
-      <w:proofErr w:type="gramStart"/>
-      <w:r>
-        <w:rPr>
-          <w:lang w:val="en-IN"/>
-        </w:rPr>
-        <w:t>gRPC</w:t>
-      </w:r>
-      <w:proofErr w:type="spellEnd"/>
-      <w:proofErr w:type="gramEnd"/>
-      <w:r>
-        <w:rPr>
-          <w:lang w:val="en-IN"/>
-        </w:rPr>
-        <w:t xml:space="preserve"> has gained more popularity in recent times.</w:t>
+      <w:r>
+        <w:rPr>
+          <w:lang w:val="en-IN"/>
+        </w:rPr>
+        <w:t>: It can be used in case microservices needs high performance low latency communication. gRPC supports both Synchronous and Asynchronous way of communication. It internally uses binary data. It is faster than REST. gRPC has gained more popularity in recent times.</w:t>
       </w:r>
     </w:p>
     <w:p>
@@ -606,25 +334,7 @@
           <w:bCs/>
           <w:lang w:val="en-IN"/>
         </w:rPr>
-        <w:t xml:space="preserve">When should we use </w:t>
-      </w:r>
-      <w:proofErr w:type="spellStart"/>
-      <w:r>
-        <w:rPr>
-          <w:b/>
-          <w:bCs/>
-          <w:lang w:val="en-IN"/>
-        </w:rPr>
-        <w:t>gRPC</w:t>
-      </w:r>
-      <w:proofErr w:type="spellEnd"/>
-      <w:r>
-        <w:rPr>
-          <w:b/>
-          <w:bCs/>
-          <w:lang w:val="en-IN"/>
-        </w:rPr>
-        <w:t xml:space="preserve"> and when should we use REST?</w:t>
+        <w:t>When should we use gRPC and when should we use REST?</w:t>
       </w:r>
     </w:p>
     <w:p>
@@ -639,21 +349,7 @@
         <w:rPr>
           <w:lang w:val="en-IN"/>
         </w:rPr>
-        <w:t xml:space="preserve">If we want to connect with browsers or want to create public API, then we should REST. For Micro-Service to Micro-Service communication we should use </w:t>
-      </w:r>
-      <w:proofErr w:type="spellStart"/>
-      <w:r>
-        <w:rPr>
-          <w:lang w:val="en-IN"/>
-        </w:rPr>
-        <w:t>gRPC</w:t>
-      </w:r>
-      <w:proofErr w:type="spellEnd"/>
-      <w:r>
-        <w:rPr>
-          <w:lang w:val="en-IN"/>
-        </w:rPr>
-        <w:t>.</w:t>
+        <w:t>If we want to connect with browsers or want to create public API, then we should REST. For Micro-Service to Micro-Service communication we should use gRPC.</w:t>
       </w:r>
     </w:p>
     <w:p>
@@ -945,21 +641,7 @@
         <w:rPr>
           <w:lang w:val="en-IN"/>
         </w:rPr>
-        <w:t xml:space="preserve">It provides alternative </w:t>
-      </w:r>
-      <w:proofErr w:type="spellStart"/>
-      <w:r>
-        <w:rPr>
-          <w:lang w:val="en-IN"/>
-        </w:rPr>
-        <w:t>behavior</w:t>
-      </w:r>
-      <w:proofErr w:type="spellEnd"/>
-      <w:r>
-        <w:rPr>
-          <w:lang w:val="en-IN"/>
-        </w:rPr>
-        <w:t xml:space="preserve"> when primary operation fails.</w:t>
+        <w:t>It provides alternative behavior when primary operation fails.</w:t>
       </w:r>
     </w:p>
     <w:p>
@@ -980,16 +662,7 @@
           <w:bCs/>
           <w:lang w:val="en-IN"/>
         </w:rPr>
-        <w:t xml:space="preserve">Resilience in Spring </w:t>
-      </w:r>
-      <w:proofErr w:type="gramStart"/>
-      <w:r>
-        <w:rPr>
-          <w:b/>
-          <w:bCs/>
-          <w:lang w:val="en-IN"/>
-        </w:rPr>
-        <w:t>boot</w:t>
+        <w:t>Resilience in Spring boot</w:t>
       </w:r>
       <w:r>
         <w:rPr>
@@ -997,7 +670,6 @@
         </w:rPr>
         <w:t xml:space="preserve"> :</w:t>
       </w:r>
-      <w:proofErr w:type="gramEnd"/>
       <w:r>
         <w:rPr>
           <w:lang w:val="en-IN"/>
@@ -1220,119 +892,40 @@
           <w:b/>
           <w:lang w:val="en-IN"/>
         </w:rPr>
-        <w:t xml:space="preserve">What is Circuit </w:t>
-      </w:r>
-      <w:proofErr w:type="gramStart"/>
+        <w:t>What is Circuit Breaker.</w:t>
+      </w:r>
+      <w:r>
+        <w:rPr>
+          <w:lang w:val="en-IN"/>
+        </w:rPr>
+        <w:br/>
+        <w:t xml:space="preserve">Suppose a Microservice ‘A’ is internally calling another Microservice ‘B’ and ‘B’ has some fault. Hence we will stop calling the faulty Microservice ‘B’. </w:t>
+      </w:r>
       <w:r>
         <w:rPr>
           <w:b/>
           <w:lang w:val="en-IN"/>
         </w:rPr>
-        <w:t>Breaker.</w:t>
-      </w:r>
-      <w:proofErr w:type="gramEnd"/>
-      <w:r>
-        <w:rPr>
-          <w:lang w:val="en-IN"/>
-        </w:rPr>
-        <w:br/>
-        <w:t xml:space="preserve">Suppose a </w:t>
-      </w:r>
-      <w:proofErr w:type="spellStart"/>
-      <w:r>
-        <w:rPr>
-          <w:lang w:val="en-IN"/>
-        </w:rPr>
-        <w:t>Microservice</w:t>
-      </w:r>
-      <w:proofErr w:type="spellEnd"/>
-      <w:r>
-        <w:rPr>
-          <w:lang w:val="en-IN"/>
-        </w:rPr>
-        <w:t xml:space="preserve"> ‘A’ is internally calling another </w:t>
-      </w:r>
-      <w:proofErr w:type="spellStart"/>
-      <w:r>
-        <w:rPr>
-          <w:lang w:val="en-IN"/>
-        </w:rPr>
-        <w:t>Microservice</w:t>
-      </w:r>
-      <w:proofErr w:type="spellEnd"/>
-      <w:r>
-        <w:rPr>
-          <w:lang w:val="en-IN"/>
-        </w:rPr>
-        <w:t xml:space="preserve"> ‘B’ and ‘B’ has some fault. Hence we will stop calling the faulty </w:t>
-      </w:r>
-      <w:proofErr w:type="spellStart"/>
-      <w:r>
-        <w:rPr>
-          <w:lang w:val="en-IN"/>
-        </w:rPr>
-        <w:t>Microservice</w:t>
-      </w:r>
-      <w:proofErr w:type="spellEnd"/>
-      <w:r>
-        <w:rPr>
-          <w:lang w:val="en-IN"/>
-        </w:rPr>
-        <w:t xml:space="preserve"> ‘B’. </w:t>
-      </w:r>
-      <w:r>
-        <w:rPr>
-          <w:b/>
-          <w:lang w:val="en-IN"/>
-        </w:rPr>
         <w:t xml:space="preserve"> </w:t>
       </w:r>
       <w:r>
         <w:rPr>
           <w:lang w:val="en-IN"/>
         </w:rPr>
-        <w:t>We can achieve this functionality with the help of annotation @</w:t>
-      </w:r>
-      <w:proofErr w:type="spellStart"/>
-      <w:r>
-        <w:rPr>
-          <w:lang w:val="en-IN"/>
-        </w:rPr>
-        <w:t>CircuitBreaker</w:t>
-      </w:r>
-      <w:proofErr w:type="spellEnd"/>
-      <w:r>
-        <w:rPr>
-          <w:lang w:val="en-IN"/>
-        </w:rPr>
-        <w:t xml:space="preserve"> </w:t>
-      </w:r>
-    </w:p>
-    <w:p>
-      <w:pPr>
-        <w:rPr>
-          <w:lang w:val="en-IN"/>
-        </w:rPr>
-      </w:pPr>
-      <w:r>
-        <w:rPr>
-          <w:lang w:val="en-IN"/>
-        </w:rPr>
-        <w:t xml:space="preserve">Moreover, there are generally three states of a Circuit Breaker </w:t>
-      </w:r>
-      <w:proofErr w:type="gramStart"/>
-      <w:r>
-        <w:rPr>
-          <w:lang w:val="en-IN"/>
-        </w:rPr>
-        <w:t>Pattern :</w:t>
-      </w:r>
-      <w:proofErr w:type="gramEnd"/>
-      <w:r>
-        <w:rPr>
-          <w:lang w:val="en-IN"/>
-        </w:rPr>
-        <w:t xml:space="preserve"> </w:t>
+        <w:t xml:space="preserve">We can achieve this functionality with the help of annotation @CircuitBreaker </w:t>
+      </w:r>
+    </w:p>
+    <w:p>
+      <w:pPr>
+        <w:rPr>
+          <w:lang w:val="en-IN"/>
+        </w:rPr>
+      </w:pPr>
+      <w:r>
+        <w:rPr>
+          <w:lang w:val="en-IN"/>
+        </w:rPr>
+        <w:t xml:space="preserve">Moreover, there are generally three states of a Circuit Breaker Pattern : </w:t>
       </w:r>
     </w:p>
     <w:p>
@@ -1359,19 +952,11 @@
         </w:rPr>
         <w:t xml:space="preserve">: In this state, </w:t>
       </w:r>
-      <w:proofErr w:type="gramStart"/>
-      <w:r>
-        <w:rPr>
-          <w:lang w:val="en-IN"/>
-        </w:rPr>
-        <w:t>The</w:t>
-      </w:r>
-      <w:proofErr w:type="gramEnd"/>
-      <w:r>
-        <w:rPr>
-          <w:lang w:val="en-IN"/>
-        </w:rPr>
-        <w:t xml:space="preserve"> circuit breaker allows microservices to communicate as usual and monitor the number of failures occurring within the defined time period. If the failure count exceeds the specified threshold value, the circuit breaker will move to the Open state. </w:t>
+      <w:r>
+        <w:rPr>
+          <w:lang w:val="en-IN"/>
+        </w:rPr>
+        <w:t xml:space="preserve">The circuit breaker allows microservices to communicate as usual and monitor the number of failures occurring within the defined time period. If the failure count exceeds the specified threshold value, the circuit breaker will move to the Open state. </w:t>
       </w:r>
     </w:p>
     <w:p>
@@ -1500,23 +1085,7 @@
           <w:b/>
           <w:lang w:val="en-IN"/>
         </w:rPr>
-        <w:t xml:space="preserve">What is </w:t>
-      </w:r>
-      <w:proofErr w:type="gramStart"/>
-      <w:r>
-        <w:rPr>
-          <w:b/>
-          <w:lang w:val="en-IN"/>
-        </w:rPr>
-        <w:t>retry</w:t>
-      </w:r>
-      <w:proofErr w:type="gramEnd"/>
-      <w:r>
-        <w:rPr>
-          <w:b/>
-          <w:lang w:val="en-IN"/>
-        </w:rPr>
-        <w:t xml:space="preserve"> mechanism?</w:t>
+        <w:t>What is retry mechanism?</w:t>
       </w:r>
     </w:p>
     <w:p>
@@ -1596,51 +1165,7 @@
         <w:rPr>
           <w:lang w:val="en-IN"/>
         </w:rPr>
-        <w:t xml:space="preserve">In a Spring Boot + </w:t>
-      </w:r>
-      <w:proofErr w:type="spellStart"/>
-      <w:r>
-        <w:rPr>
-          <w:lang w:val="en-IN"/>
-        </w:rPr>
-        <w:t>Microservice</w:t>
-      </w:r>
-      <w:proofErr w:type="spellEnd"/>
-      <w:r>
-        <w:rPr>
-          <w:lang w:val="en-IN"/>
-        </w:rPr>
-        <w:t xml:space="preserve"> application, we are waiting for response from another </w:t>
-      </w:r>
-      <w:proofErr w:type="spellStart"/>
-      <w:proofErr w:type="gramStart"/>
-      <w:r>
-        <w:rPr>
-          <w:lang w:val="en-IN"/>
-        </w:rPr>
-        <w:t>microservice</w:t>
-      </w:r>
-      <w:proofErr w:type="spellEnd"/>
-      <w:proofErr w:type="gramEnd"/>
-      <w:r>
-        <w:rPr>
-          <w:lang w:val="en-IN"/>
-        </w:rPr>
-        <w:t xml:space="preserve">, If we </w:t>
-      </w:r>
-      <w:proofErr w:type="spellStart"/>
-      <w:r>
-        <w:rPr>
-          <w:lang w:val="en-IN"/>
-        </w:rPr>
-        <w:t>did't</w:t>
-      </w:r>
-      <w:proofErr w:type="spellEnd"/>
-      <w:r>
-        <w:rPr>
-          <w:lang w:val="en-IN"/>
-        </w:rPr>
-        <w:t xml:space="preserve"> get it within 10 seconds then we should give a error message: "request timed out. Please try later"</w:t>
+        <w:t>In a Spring Boot + Microservice application, we are waiting for response from another microservice, If we did't get it within 10 seconds then we should give a error message: "request timed out. Please try later"</w:t>
       </w:r>
       <w:r>
         <w:rPr>
@@ -1681,49 +1206,7 @@
         <w:rPr>
           <w:lang w:val="en-IN"/>
         </w:rPr>
-        <w:t xml:space="preserve">Apache </w:t>
-      </w:r>
-      <w:proofErr w:type="spellStart"/>
-      <w:r>
-        <w:rPr>
-          <w:lang w:val="en-IN"/>
-        </w:rPr>
-        <w:t>HttpClient</w:t>
-      </w:r>
-      <w:proofErr w:type="spellEnd"/>
-      <w:r>
-        <w:rPr>
-          <w:lang w:val="en-IN"/>
-        </w:rPr>
-        <w:t xml:space="preserve"> + </w:t>
-      </w:r>
-      <w:proofErr w:type="spellStart"/>
-      <w:r>
-        <w:rPr>
-          <w:lang w:val="en-IN"/>
-        </w:rPr>
-        <w:t>RequestConfig</w:t>
-      </w:r>
-      <w:proofErr w:type="spellEnd"/>
-      <w:r>
-        <w:rPr>
-          <w:lang w:val="en-IN"/>
-        </w:rPr>
-        <w:t xml:space="preserve"> (</w:t>
-      </w:r>
-      <w:proofErr w:type="spellStart"/>
-      <w:r>
-        <w:rPr>
-          <w:lang w:val="en-IN"/>
-        </w:rPr>
-        <w:t>RestTemplate</w:t>
-      </w:r>
-      <w:proofErr w:type="spellEnd"/>
-      <w:r>
-        <w:rPr>
-          <w:lang w:val="en-IN"/>
-        </w:rPr>
-        <w:t>)</w:t>
+        <w:t>Apache HttpClient + RequestConfig (RestTemplate)</w:t>
       </w:r>
     </w:p>
     <w:p>
@@ -1741,63 +1224,7 @@
         <w:rPr>
           <w:lang w:val="en-IN"/>
         </w:rPr>
-        <w:t>Use Resilience4J, It provides @</w:t>
-      </w:r>
-      <w:proofErr w:type="spellStart"/>
-      <w:r>
-        <w:rPr>
-          <w:lang w:val="en-IN"/>
-        </w:rPr>
-        <w:t>TimeLimiter</w:t>
-      </w:r>
-      <w:proofErr w:type="spellEnd"/>
-      <w:r>
-        <w:rPr>
-          <w:lang w:val="en-IN"/>
-        </w:rPr>
-        <w:t xml:space="preserve"> annotation. It should be annotated to the method which calls another </w:t>
-      </w:r>
-      <w:proofErr w:type="spellStart"/>
-      <w:r>
-        <w:rPr>
-          <w:lang w:val="en-IN"/>
-        </w:rPr>
-        <w:t>microservice</w:t>
-      </w:r>
-      <w:proofErr w:type="spellEnd"/>
-      <w:r>
-        <w:rPr>
-          <w:lang w:val="en-IN"/>
-        </w:rPr>
-        <w:t xml:space="preserve">. This annotation should be used in </w:t>
-      </w:r>
-      <w:proofErr w:type="spellStart"/>
-      <w:r>
-        <w:rPr>
-          <w:lang w:val="en-IN"/>
-        </w:rPr>
-        <w:t>conjuction</w:t>
-      </w:r>
-      <w:proofErr w:type="spellEnd"/>
-      <w:r>
-        <w:rPr>
-          <w:lang w:val="en-IN"/>
-        </w:rPr>
-        <w:t xml:space="preserve"> with @</w:t>
-      </w:r>
-      <w:proofErr w:type="spellStart"/>
-      <w:r>
-        <w:rPr>
-          <w:lang w:val="en-IN"/>
-        </w:rPr>
-        <w:t>CircuitBreaker</w:t>
-      </w:r>
-      <w:proofErr w:type="spellEnd"/>
-      <w:r>
-        <w:rPr>
-          <w:lang w:val="en-IN"/>
-        </w:rPr>
-        <w:t>.</w:t>
+        <w:t>Use Resilience4J, It provides @TimeLimiter annotation. It should be annotated to the method which calls another microservice. This annotation should be used in conjuction with @CircuitBreaker.</w:t>
       </w:r>
     </w:p>
     <w:p>
@@ -1830,53 +1257,7 @@
           <w:szCs w:val="18"/>
           <w:lang w:val="en-IN"/>
         </w:rPr>
-        <w:t xml:space="preserve">public </w:t>
-      </w:r>
-      <w:proofErr w:type="spellStart"/>
-      <w:r>
-        <w:rPr>
-          <w:sz w:val="18"/>
-          <w:szCs w:val="18"/>
-          <w:lang w:val="en-IN"/>
-        </w:rPr>
-        <w:t>RestTemplate</w:t>
-      </w:r>
-      <w:proofErr w:type="spellEnd"/>
-      <w:r>
-        <w:rPr>
-          <w:sz w:val="18"/>
-          <w:szCs w:val="18"/>
-          <w:lang w:val="en-IN"/>
-        </w:rPr>
-        <w:t xml:space="preserve"> </w:t>
-      </w:r>
-      <w:proofErr w:type="spellStart"/>
-      <w:proofErr w:type="gramStart"/>
-      <w:r>
-        <w:rPr>
-          <w:sz w:val="18"/>
-          <w:szCs w:val="18"/>
-          <w:lang w:val="en-IN"/>
-        </w:rPr>
-        <w:t>restTemplate</w:t>
-      </w:r>
-      <w:proofErr w:type="spellEnd"/>
-      <w:r>
-        <w:rPr>
-          <w:sz w:val="18"/>
-          <w:szCs w:val="18"/>
-          <w:lang w:val="en-IN"/>
-        </w:rPr>
-        <w:t>(</w:t>
-      </w:r>
-      <w:proofErr w:type="gramEnd"/>
-      <w:r>
-        <w:rPr>
-          <w:sz w:val="18"/>
-          <w:szCs w:val="18"/>
-          <w:lang w:val="en-IN"/>
-        </w:rPr>
-        <w:t>) {</w:t>
+        <w:t>public RestTemplate restTemplate() {</w:t>
       </w:r>
     </w:p>
     <w:p>
@@ -1903,52 +1284,14 @@
         </w:rPr>
         <w:br/>
       </w:r>
-      <w:proofErr w:type="spellStart"/>
-      <w:r>
-        <w:rPr>
-          <w:sz w:val="18"/>
-          <w:szCs w:val="18"/>
-          <w:lang w:val="en-IN"/>
-        </w:rPr>
-        <w:t>RequestConfig</w:t>
-      </w:r>
-      <w:proofErr w:type="spellEnd"/>
-      <w:r>
-        <w:rPr>
-          <w:sz w:val="18"/>
-          <w:szCs w:val="18"/>
-          <w:lang w:val="en-IN"/>
-        </w:rPr>
-        <w:t xml:space="preserve"> </w:t>
-      </w:r>
-      <w:proofErr w:type="spellStart"/>
-      <w:r>
-        <w:rPr>
-          <w:sz w:val="18"/>
-          <w:szCs w:val="18"/>
-          <w:lang w:val="en-IN"/>
-        </w:rPr>
-        <w:t>requestConfig</w:t>
-      </w:r>
-      <w:proofErr w:type="spellEnd"/>
-      <w:r>
-        <w:rPr>
-          <w:sz w:val="18"/>
-          <w:szCs w:val="18"/>
-          <w:lang w:val="en-IN"/>
-        </w:rPr>
-        <w:t xml:space="preserve"> = </w:t>
-      </w:r>
-      <w:proofErr w:type="spellStart"/>
-      <w:r>
-        <w:rPr>
-          <w:sz w:val="18"/>
-          <w:szCs w:val="18"/>
-          <w:lang w:val="en-IN"/>
-        </w:rPr>
-        <w:t>RequestConfig</w:t>
-      </w:r>
-      <w:proofErr w:type="spellEnd"/>
+      <w:r>
+        <w:rPr>
+          <w:sz w:val="18"/>
+          <w:szCs w:val="18"/>
+          <w:lang w:val="en-IN"/>
+        </w:rPr>
+        <w:t>RequestConfig requestConfig = RequestConfig</w:t>
+      </w:r>
       <w:r>
         <w:rPr>
           <w:sz w:val="18"/>
@@ -1996,25 +1339,7 @@
           <w:szCs w:val="18"/>
           <w:lang w:val="en-IN"/>
         </w:rPr>
-        <w:t>.</w:t>
-      </w:r>
-      <w:proofErr w:type="gramStart"/>
-      <w:r>
-        <w:rPr>
-          <w:sz w:val="18"/>
-          <w:szCs w:val="18"/>
-          <w:lang w:val="en-IN"/>
-        </w:rPr>
-        <w:t>custom(</w:t>
-      </w:r>
-      <w:proofErr w:type="gramEnd"/>
-      <w:r>
-        <w:rPr>
-          <w:sz w:val="18"/>
-          <w:szCs w:val="18"/>
-          <w:lang w:val="en-IN"/>
-        </w:rPr>
-        <w:t>)</w:t>
+        <w:t>.custom()</w:t>
       </w:r>
       <w:r>
         <w:rPr>
@@ -2063,25 +1388,7 @@
           <w:szCs w:val="18"/>
           <w:lang w:val="en-IN"/>
         </w:rPr>
-        <w:t>.</w:t>
-      </w:r>
-      <w:proofErr w:type="spellStart"/>
-      <w:r>
-        <w:rPr>
-          <w:sz w:val="18"/>
-          <w:szCs w:val="18"/>
-          <w:lang w:val="en-IN"/>
-        </w:rPr>
-        <w:t>setConnectTimeout</w:t>
-      </w:r>
-      <w:proofErr w:type="spellEnd"/>
-      <w:r>
-        <w:rPr>
-          <w:sz w:val="18"/>
-          <w:szCs w:val="18"/>
-          <w:lang w:val="en-IN"/>
-        </w:rPr>
-        <w:t>(5000)     // time to establish connection</w:t>
+        <w:t>.setConnectTimeout(5000)     // time to establish connection</w:t>
       </w:r>
       <w:r>
         <w:rPr>
@@ -2130,25 +1437,7 @@
           <w:szCs w:val="18"/>
           <w:lang w:val="en-IN"/>
         </w:rPr>
-        <w:t>.</w:t>
-      </w:r>
-      <w:proofErr w:type="spellStart"/>
-      <w:r>
-        <w:rPr>
-          <w:sz w:val="18"/>
-          <w:szCs w:val="18"/>
-          <w:lang w:val="en-IN"/>
-        </w:rPr>
-        <w:t>setConnectionRequestTimeout</w:t>
-      </w:r>
-      <w:proofErr w:type="spellEnd"/>
-      <w:r>
-        <w:rPr>
-          <w:sz w:val="18"/>
-          <w:szCs w:val="18"/>
-          <w:lang w:val="en-IN"/>
-        </w:rPr>
-        <w:t>(5000) // time to wait for a connection from pool</w:t>
+        <w:t>.setConnectionRequestTimeout(5000) // time to wait for a connection from pool</w:t>
       </w:r>
       <w:r>
         <w:rPr>
@@ -2197,25 +1486,7 @@
           <w:szCs w:val="18"/>
           <w:lang w:val="en-IN"/>
         </w:rPr>
-        <w:t>.</w:t>
-      </w:r>
-      <w:proofErr w:type="spellStart"/>
-      <w:r>
-        <w:rPr>
-          <w:sz w:val="18"/>
-          <w:szCs w:val="18"/>
-          <w:lang w:val="en-IN"/>
-        </w:rPr>
-        <w:t>setSocketTimeout</w:t>
-      </w:r>
-      <w:proofErr w:type="spellEnd"/>
-      <w:r>
-        <w:rPr>
-          <w:sz w:val="18"/>
-          <w:szCs w:val="18"/>
-          <w:lang w:val="en-IN"/>
-        </w:rPr>
-        <w:t>(5000)      // time waiting for data (read timeout)</w:t>
+        <w:t>.setSocketTimeout(5000)      // time waiting for data (read timeout)</w:t>
       </w:r>
       <w:r>
         <w:rPr>
@@ -2281,63 +1552,59 @@
           <w:szCs w:val="18"/>
           <w:lang w:val="en-IN"/>
         </w:rPr>
-        <w:t xml:space="preserve">    // Step 2: Build </w:t>
-      </w:r>
-      <w:proofErr w:type="spellStart"/>
-      <w:r>
-        <w:rPr>
-          <w:sz w:val="18"/>
-          <w:szCs w:val="18"/>
-          <w:lang w:val="en-IN"/>
-        </w:rPr>
-        <w:t>HttpClient</w:t>
-      </w:r>
-      <w:proofErr w:type="spellEnd"/>
-      <w:r>
-        <w:rPr>
-          <w:sz w:val="18"/>
-          <w:szCs w:val="18"/>
-          <w:lang w:val="en-IN"/>
-        </w:rPr>
-        <w:t xml:space="preserve"> with that </w:t>
-      </w:r>
-      <w:proofErr w:type="spellStart"/>
-      <w:r>
-        <w:rPr>
-          <w:sz w:val="18"/>
-          <w:szCs w:val="18"/>
-          <w:lang w:val="en-IN"/>
-        </w:rPr>
-        <w:t>config</w:t>
-      </w:r>
-      <w:proofErr w:type="spellEnd"/>
-    </w:p>
-    <w:p>
-      <w:pPr>
-        <w:rPr>
-          <w:sz w:val="18"/>
-          <w:szCs w:val="18"/>
-          <w:lang w:val="en-IN"/>
-        </w:rPr>
-      </w:pPr>
-      <w:r>
-        <w:rPr>
-          <w:sz w:val="18"/>
-          <w:szCs w:val="18"/>
-          <w:lang w:val="en-IN"/>
-        </w:rPr>
-        <w:t xml:space="preserve">    </w:t>
-      </w:r>
-      <w:proofErr w:type="spellStart"/>
-      <w:r>
-        <w:rPr>
-          <w:sz w:val="18"/>
-          <w:szCs w:val="18"/>
-          <w:lang w:val="en-IN"/>
-        </w:rPr>
-        <w:t>CloseableHttpClient</w:t>
-      </w:r>
-      <w:proofErr w:type="spellEnd"/>
+        <w:t xml:space="preserve">    // Step 2: Build HttpClient with that config</w:t>
+      </w:r>
+    </w:p>
+    <w:p>
+      <w:pPr>
+        <w:rPr>
+          <w:sz w:val="18"/>
+          <w:szCs w:val="18"/>
+          <w:lang w:val="en-IN"/>
+        </w:rPr>
+      </w:pPr>
+      <w:r>
+        <w:rPr>
+          <w:sz w:val="18"/>
+          <w:szCs w:val="18"/>
+          <w:lang w:val="en-IN"/>
+        </w:rPr>
+        <w:t xml:space="preserve">    CloseableHttpClient httpClient = HttpClients.custom().setDefaultRequestConfig(requestConfig).build();</w:t>
+      </w:r>
+    </w:p>
+    <w:p>
+      <w:pPr>
+        <w:rPr>
+          <w:sz w:val="18"/>
+          <w:szCs w:val="18"/>
+          <w:lang w:val="en-IN"/>
+        </w:rPr>
+      </w:pPr>
+      <w:r>
+        <w:rPr>
+          <w:sz w:val="18"/>
+          <w:szCs w:val="18"/>
+          <w:lang w:val="en-IN"/>
+        </w:rPr>
+        <w:t xml:space="preserve">    // Step 3: Create RestTemplate with HttpComponentsClientHttpRequestFactory</w:t>
+      </w:r>
+    </w:p>
+    <w:p>
+      <w:pPr>
+        <w:rPr>
+          <w:sz w:val="18"/>
+          <w:szCs w:val="18"/>
+          <w:lang w:val="en-IN"/>
+        </w:rPr>
+      </w:pPr>
+      <w:r>
+        <w:rPr>
+          <w:sz w:val="18"/>
+          <w:szCs w:val="18"/>
+          <w:lang w:val="en-IN"/>
+        </w:rPr>
+        <w:t xml:space="preserve">    HttpComponentsClientHttpRequestFactory factory =</w:t>
+      </w:r>
       <w:r>
         <w:rPr>
           <w:sz w:val="18"/>
@@ -2346,175 +1613,13 @@
         </w:rPr>
         <w:t xml:space="preserve"> </w:t>
       </w:r>
-      <w:proofErr w:type="spellStart"/>
-      <w:r>
-        <w:rPr>
-          <w:sz w:val="18"/>
-          <w:szCs w:val="18"/>
-          <w:lang w:val="en-IN"/>
-        </w:rPr>
-        <w:t>httpClient</w:t>
-      </w:r>
-      <w:proofErr w:type="spellEnd"/>
-      <w:r>
-        <w:rPr>
-          <w:sz w:val="18"/>
-          <w:szCs w:val="18"/>
-          <w:lang w:val="en-IN"/>
-        </w:rPr>
-        <w:t xml:space="preserve"> = </w:t>
-      </w:r>
-      <w:proofErr w:type="gramStart"/>
-      <w:r>
-        <w:rPr>
-          <w:sz w:val="18"/>
-          <w:szCs w:val="18"/>
-          <w:lang w:val="en-IN"/>
-        </w:rPr>
-        <w:t>HttpClients.custom(</w:t>
-      </w:r>
-      <w:proofErr w:type="gramEnd"/>
-      <w:r>
-        <w:rPr>
-          <w:sz w:val="18"/>
-          <w:szCs w:val="18"/>
-          <w:lang w:val="en-IN"/>
-        </w:rPr>
-        <w:t>).setDefaultRequestConfig(requestConfig).build();</w:t>
-      </w:r>
-    </w:p>
-    <w:p>
-      <w:pPr>
-        <w:rPr>
-          <w:sz w:val="18"/>
-          <w:szCs w:val="18"/>
-          <w:lang w:val="en-IN"/>
-        </w:rPr>
-      </w:pPr>
-      <w:r>
-        <w:rPr>
-          <w:sz w:val="18"/>
-          <w:szCs w:val="18"/>
-          <w:lang w:val="en-IN"/>
-        </w:rPr>
-        <w:t xml:space="preserve">    // Step 3: Create </w:t>
-      </w:r>
-      <w:proofErr w:type="spellStart"/>
-      <w:r>
-        <w:rPr>
-          <w:sz w:val="18"/>
-          <w:szCs w:val="18"/>
-          <w:lang w:val="en-IN"/>
-        </w:rPr>
-        <w:t>RestTemplate</w:t>
-      </w:r>
-      <w:proofErr w:type="spellEnd"/>
-      <w:r>
-        <w:rPr>
-          <w:sz w:val="18"/>
-          <w:szCs w:val="18"/>
-          <w:lang w:val="en-IN"/>
-        </w:rPr>
-        <w:t xml:space="preserve"> with </w:t>
-      </w:r>
-      <w:proofErr w:type="spellStart"/>
-      <w:r>
-        <w:rPr>
-          <w:sz w:val="18"/>
-          <w:szCs w:val="18"/>
-          <w:lang w:val="en-IN"/>
-        </w:rPr>
-        <w:t>HttpComponentsClientHttpRequestFactory</w:t>
-      </w:r>
-      <w:proofErr w:type="spellEnd"/>
-    </w:p>
-    <w:p>
-      <w:pPr>
-        <w:rPr>
-          <w:sz w:val="18"/>
-          <w:szCs w:val="18"/>
-          <w:lang w:val="en-IN"/>
-        </w:rPr>
-      </w:pPr>
-      <w:r>
-        <w:rPr>
-          <w:sz w:val="18"/>
-          <w:szCs w:val="18"/>
-          <w:lang w:val="en-IN"/>
-        </w:rPr>
-        <w:t xml:space="preserve">    </w:t>
-      </w:r>
-      <w:proofErr w:type="spellStart"/>
-      <w:r>
-        <w:rPr>
-          <w:sz w:val="18"/>
-          <w:szCs w:val="18"/>
-          <w:lang w:val="en-IN"/>
-        </w:rPr>
-        <w:t>HttpComponentsClientHttpRequestFactory</w:t>
-      </w:r>
-      <w:proofErr w:type="spellEnd"/>
-      <w:r>
-        <w:rPr>
-          <w:sz w:val="18"/>
-          <w:szCs w:val="18"/>
-          <w:lang w:val="en-IN"/>
-        </w:rPr>
-        <w:t xml:space="preserve"> factory =</w:t>
-      </w:r>
-      <w:r>
-        <w:rPr>
-          <w:sz w:val="18"/>
-          <w:szCs w:val="18"/>
-          <w:lang w:val="en-IN"/>
-        </w:rPr>
-        <w:t xml:space="preserve"> </w:t>
-      </w:r>
-      <w:r>
-        <w:rPr>
-          <w:sz w:val="18"/>
-          <w:szCs w:val="18"/>
-          <w:lang w:val="en-IN"/>
-        </w:rPr>
-        <w:t xml:space="preserve">new </w:t>
-      </w:r>
-      <w:proofErr w:type="spellStart"/>
-      <w:proofErr w:type="gramStart"/>
-      <w:r>
-        <w:rPr>
-          <w:sz w:val="18"/>
-          <w:szCs w:val="18"/>
-          <w:lang w:val="en-IN"/>
-        </w:rPr>
-        <w:t>HttpComponentsClientHttpRequestFactory</w:t>
-      </w:r>
-      <w:proofErr w:type="spellEnd"/>
-      <w:r>
-        <w:rPr>
-          <w:sz w:val="18"/>
-          <w:szCs w:val="18"/>
-          <w:lang w:val="en-IN"/>
-        </w:rPr>
-        <w:t>(</w:t>
-      </w:r>
-      <w:proofErr w:type="spellStart"/>
-      <w:proofErr w:type="gramEnd"/>
-      <w:r>
-        <w:rPr>
-          <w:sz w:val="18"/>
-          <w:szCs w:val="18"/>
-          <w:lang w:val="en-IN"/>
-        </w:rPr>
-        <w:t>httpClient</w:t>
-      </w:r>
-      <w:proofErr w:type="spellEnd"/>
-      <w:r>
-        <w:rPr>
-          <w:sz w:val="18"/>
-          <w:szCs w:val="18"/>
-          <w:lang w:val="en-IN"/>
-        </w:rPr>
-        <w:t>);</w:t>
+      <w:r>
+        <w:rPr>
+          <w:sz w:val="18"/>
+          <w:szCs w:val="18"/>
+          <w:lang w:val="en-IN"/>
+        </w:rPr>
+        <w:t>new HttpComponentsClientHttpRequestFactory(httpClient);</w:t>
       </w:r>
       <w:r>
         <w:rPr>
@@ -2531,25 +1636,7 @@
           <w:szCs w:val="18"/>
           <w:lang w:val="en-IN"/>
         </w:rPr>
-        <w:t xml:space="preserve">return new </w:t>
-      </w:r>
-      <w:proofErr w:type="spellStart"/>
-      <w:r>
-        <w:rPr>
-          <w:sz w:val="18"/>
-          <w:szCs w:val="18"/>
-          <w:lang w:val="en-IN"/>
-        </w:rPr>
-        <w:t>RestTemplate</w:t>
-      </w:r>
-      <w:proofErr w:type="spellEnd"/>
-      <w:r>
-        <w:rPr>
-          <w:sz w:val="18"/>
-          <w:szCs w:val="18"/>
-          <w:lang w:val="en-IN"/>
-        </w:rPr>
-        <w:t>(factory);}</w:t>
+        <w:t>return new RestTemplate(factory);}</w:t>
       </w:r>
     </w:p>
     <w:p>
@@ -2582,25 +1669,7 @@
           <w:szCs w:val="18"/>
           <w:lang w:val="en-IN"/>
         </w:rPr>
-        <w:t xml:space="preserve">public class </w:t>
-      </w:r>
-      <w:proofErr w:type="spellStart"/>
-      <w:r>
-        <w:rPr>
-          <w:sz w:val="18"/>
-          <w:szCs w:val="18"/>
-          <w:lang w:val="en-IN"/>
-        </w:rPr>
-        <w:t>StudentService</w:t>
-      </w:r>
-      <w:proofErr w:type="spellEnd"/>
-      <w:r>
-        <w:rPr>
-          <w:sz w:val="18"/>
-          <w:szCs w:val="18"/>
-          <w:lang w:val="en-IN"/>
-        </w:rPr>
-        <w:t xml:space="preserve"> {</w:t>
+        <w:t>public class StudentService {</w:t>
       </w:r>
       <w:r>
         <w:rPr>
@@ -2625,90 +1694,8 @@
           <w:szCs w:val="18"/>
           <w:lang w:val="en-IN"/>
         </w:rPr>
-        <w:t xml:space="preserve">private final </w:t>
-      </w:r>
-      <w:proofErr w:type="spellStart"/>
-      <w:r>
-        <w:rPr>
-          <w:sz w:val="18"/>
-          <w:szCs w:val="18"/>
-          <w:lang w:val="en-IN"/>
-        </w:rPr>
-        <w:t>RestTemplate</w:t>
-      </w:r>
-      <w:proofErr w:type="spellEnd"/>
-      <w:r>
-        <w:rPr>
-          <w:sz w:val="18"/>
-          <w:szCs w:val="18"/>
-          <w:lang w:val="en-IN"/>
-        </w:rPr>
-        <w:t xml:space="preserve"> </w:t>
-      </w:r>
-      <w:proofErr w:type="spellStart"/>
-      <w:r>
-        <w:rPr>
-          <w:sz w:val="18"/>
-          <w:szCs w:val="18"/>
-          <w:lang w:val="en-IN"/>
-        </w:rPr>
-        <w:t>restTemplate</w:t>
-      </w:r>
-      <w:proofErr w:type="spellEnd"/>
-      <w:r>
-        <w:rPr>
-          <w:sz w:val="18"/>
-          <w:szCs w:val="18"/>
-          <w:lang w:val="en-IN"/>
-        </w:rPr>
-        <w:t xml:space="preserve">; // Bean </w:t>
-      </w:r>
-      <w:proofErr w:type="spellStart"/>
-      <w:r>
-        <w:rPr>
-          <w:sz w:val="18"/>
-          <w:szCs w:val="18"/>
-          <w:lang w:val="en-IN"/>
-        </w:rPr>
-        <w:t>bana</w:t>
-      </w:r>
-      <w:proofErr w:type="spellEnd"/>
-      <w:r>
-        <w:rPr>
-          <w:sz w:val="18"/>
-          <w:szCs w:val="18"/>
-          <w:lang w:val="en-IN"/>
-        </w:rPr>
-        <w:t xml:space="preserve"> </w:t>
-      </w:r>
-      <w:proofErr w:type="spellStart"/>
-      <w:r>
-        <w:rPr>
-          <w:sz w:val="18"/>
-          <w:szCs w:val="18"/>
-          <w:lang w:val="en-IN"/>
-        </w:rPr>
-        <w:t>kar</w:t>
-      </w:r>
-      <w:proofErr w:type="spellEnd"/>
-      <w:r>
-        <w:rPr>
-          <w:sz w:val="18"/>
-          <w:szCs w:val="18"/>
-          <w:lang w:val="en-IN"/>
-        </w:rPr>
-        <w:t xml:space="preserve"> inject </w:t>
-      </w:r>
-      <w:proofErr w:type="spellStart"/>
-      <w:r>
-        <w:rPr>
-          <w:sz w:val="18"/>
-          <w:szCs w:val="18"/>
-          <w:lang w:val="en-IN"/>
-        </w:rPr>
-        <w:t>karna</w:t>
-      </w:r>
-      <w:proofErr w:type="spellEnd"/>
+        <w:t>private final RestTemplate restTemplate; // Bean bana kar inject karna</w:t>
+      </w:r>
       <w:r>
         <w:rPr>
           <w:sz w:val="18"/>
@@ -2732,61 +1719,7 @@
           <w:szCs w:val="18"/>
           <w:lang w:val="en-IN"/>
         </w:rPr>
-        <w:t xml:space="preserve">public </w:t>
-      </w:r>
-      <w:proofErr w:type="spellStart"/>
-      <w:r>
-        <w:rPr>
-          <w:sz w:val="18"/>
-          <w:szCs w:val="18"/>
-          <w:lang w:val="en-IN"/>
-        </w:rPr>
-        <w:t>StudentService</w:t>
-      </w:r>
-      <w:proofErr w:type="spellEnd"/>
-      <w:r>
-        <w:rPr>
-          <w:sz w:val="18"/>
-          <w:szCs w:val="18"/>
-          <w:lang w:val="en-IN"/>
-        </w:rPr>
-        <w:t>(</w:t>
-      </w:r>
-      <w:proofErr w:type="spellStart"/>
-      <w:r>
-        <w:rPr>
-          <w:sz w:val="18"/>
-          <w:szCs w:val="18"/>
-          <w:lang w:val="en-IN"/>
-        </w:rPr>
-        <w:t>RestTemplate</w:t>
-      </w:r>
-      <w:proofErr w:type="spellEnd"/>
-      <w:r>
-        <w:rPr>
-          <w:sz w:val="18"/>
-          <w:szCs w:val="18"/>
-          <w:lang w:val="en-IN"/>
-        </w:rPr>
-        <w:t xml:space="preserve"> </w:t>
-      </w:r>
-      <w:proofErr w:type="spellStart"/>
-      <w:r>
-        <w:rPr>
-          <w:sz w:val="18"/>
-          <w:szCs w:val="18"/>
-          <w:lang w:val="en-IN"/>
-        </w:rPr>
-        <w:t>restTemplate</w:t>
-      </w:r>
-      <w:proofErr w:type="spellEnd"/>
-      <w:r>
-        <w:rPr>
-          <w:sz w:val="18"/>
-          <w:szCs w:val="18"/>
-          <w:lang w:val="en-IN"/>
-        </w:rPr>
-        <w:t>) {</w:t>
+        <w:t>public StudentService(RestTemplate restTemplate) {</w:t>
       </w:r>
       <w:r>
         <w:rPr>
@@ -2813,41 +1746,13 @@
         </w:rPr>
         <w:tab/>
       </w:r>
-      <w:proofErr w:type="spellStart"/>
-      <w:r>
-        <w:rPr>
-          <w:sz w:val="18"/>
-          <w:szCs w:val="18"/>
-          <w:lang w:val="en-IN"/>
-        </w:rPr>
-        <w:t>this.restTemplate</w:t>
-      </w:r>
-      <w:proofErr w:type="spellEnd"/>
-      <w:r>
-        <w:rPr>
-          <w:sz w:val="18"/>
-          <w:szCs w:val="18"/>
-          <w:lang w:val="en-IN"/>
-        </w:rPr>
-        <w:t xml:space="preserve"> = </w:t>
-      </w:r>
-      <w:proofErr w:type="spellStart"/>
-      <w:r>
-        <w:rPr>
-          <w:sz w:val="18"/>
-          <w:szCs w:val="18"/>
-          <w:lang w:val="en-IN"/>
-        </w:rPr>
-        <w:t>restTemplate</w:t>
-      </w:r>
-      <w:proofErr w:type="spellEnd"/>
-      <w:r>
-        <w:rPr>
-          <w:sz w:val="18"/>
-          <w:szCs w:val="18"/>
-          <w:lang w:val="en-IN"/>
-        </w:rPr>
-        <w:t>;</w:t>
+      <w:r>
+        <w:rPr>
+          <w:sz w:val="18"/>
+          <w:szCs w:val="18"/>
+          <w:lang w:val="en-IN"/>
+        </w:rPr>
+        <w:t>this.restTemplate = restTemplate;</w:t>
       </w:r>
       <w:r>
         <w:rPr>
@@ -2897,25 +1802,7 @@
           <w:szCs w:val="18"/>
           <w:lang w:val="en-IN"/>
         </w:rPr>
-        <w:t xml:space="preserve">public String </w:t>
-      </w:r>
-      <w:proofErr w:type="spellStart"/>
-      <w:r>
-        <w:rPr>
-          <w:sz w:val="18"/>
-          <w:szCs w:val="18"/>
-          <w:lang w:val="en-IN"/>
-        </w:rPr>
-        <w:t>getStudentName</w:t>
-      </w:r>
-      <w:proofErr w:type="spellEnd"/>
-      <w:r>
-        <w:rPr>
-          <w:sz w:val="18"/>
-          <w:szCs w:val="18"/>
-          <w:lang w:val="en-IN"/>
-        </w:rPr>
-        <w:t>() {</w:t>
+        <w:t>public String getStudentName() {</w:t>
       </w:r>
       <w:r>
         <w:rPr>
@@ -2959,41 +1846,13 @@
         <w:br/>
         <w:t xml:space="preserve"> </w:t>
       </w:r>
-      <w:proofErr w:type="spellStart"/>
-      <w:r>
-        <w:rPr>
-          <w:sz w:val="18"/>
-          <w:szCs w:val="18"/>
-          <w:lang w:val="en-IN"/>
-        </w:rPr>
-        <w:t>ResponseEntity</w:t>
-      </w:r>
-      <w:proofErr w:type="spellEnd"/>
-      <w:r>
-        <w:rPr>
-          <w:sz w:val="18"/>
-          <w:szCs w:val="18"/>
-          <w:lang w:val="en-IN"/>
-        </w:rPr>
-        <w:t xml:space="preserve">&lt;String&gt; response = restTemplate.getForEntity("http://student-microservice/getStudentName", </w:t>
-      </w:r>
-      <w:proofErr w:type="spellStart"/>
-      <w:r>
-        <w:rPr>
-          <w:sz w:val="18"/>
-          <w:szCs w:val="18"/>
-          <w:lang w:val="en-IN"/>
-        </w:rPr>
-        <w:t>String.class</w:t>
-      </w:r>
-      <w:proofErr w:type="spellEnd"/>
-      <w:r>
-        <w:rPr>
-          <w:sz w:val="18"/>
-          <w:szCs w:val="18"/>
-          <w:lang w:val="en-IN"/>
-        </w:rPr>
-        <w:t>);</w:t>
+      <w:r>
+        <w:rPr>
+          <w:sz w:val="18"/>
+          <w:szCs w:val="18"/>
+          <w:lang w:val="en-IN"/>
+        </w:rPr>
+        <w:t>ResponseEntity&lt;String&gt; response = restTemplate.getForEntity("http://student-microservice/getStudentName", String.class);</w:t>
       </w:r>
       <w:r>
         <w:rPr>
@@ -3009,25 +1868,7 @@
           <w:szCs w:val="18"/>
           <w:lang w:val="en-IN"/>
         </w:rPr>
-        <w:t xml:space="preserve">return </w:t>
-      </w:r>
-      <w:proofErr w:type="spellStart"/>
-      <w:r>
-        <w:rPr>
-          <w:sz w:val="18"/>
-          <w:szCs w:val="18"/>
-          <w:lang w:val="en-IN"/>
-        </w:rPr>
-        <w:t>response.getBody</w:t>
-      </w:r>
-      <w:proofErr w:type="spellEnd"/>
-      <w:r>
-        <w:rPr>
-          <w:sz w:val="18"/>
-          <w:szCs w:val="18"/>
-          <w:lang w:val="en-IN"/>
-        </w:rPr>
-        <w:t>();</w:t>
+        <w:t>return response.getBody();</w:t>
       </w:r>
       <w:r>
         <w:rPr>
@@ -3043,25 +1884,7 @@
           <w:szCs w:val="18"/>
           <w:lang w:val="en-IN"/>
         </w:rPr>
-        <w:t>} catch (</w:t>
-      </w:r>
-      <w:proofErr w:type="spellStart"/>
-      <w:r>
-        <w:rPr>
-          <w:sz w:val="18"/>
-          <w:szCs w:val="18"/>
-          <w:lang w:val="en-IN"/>
-        </w:rPr>
-        <w:t>ResourceAccessException</w:t>
-      </w:r>
-      <w:proofErr w:type="spellEnd"/>
-      <w:r>
-        <w:rPr>
-          <w:sz w:val="18"/>
-          <w:szCs w:val="18"/>
-          <w:lang w:val="en-IN"/>
-        </w:rPr>
-        <w:t xml:space="preserve"> ex) {</w:t>
+        <w:t>} catch (ResourceAccessException ex) {</w:t>
       </w:r>
       <w:r>
         <w:rPr>
@@ -3086,25 +1909,7 @@
           <w:szCs w:val="18"/>
           <w:lang w:val="en-IN"/>
         </w:rPr>
-        <w:t xml:space="preserve">throw new </w:t>
-      </w:r>
-      <w:proofErr w:type="spellStart"/>
-      <w:r>
-        <w:rPr>
-          <w:sz w:val="18"/>
-          <w:szCs w:val="18"/>
-          <w:lang w:val="en-IN"/>
-        </w:rPr>
-        <w:t>RequestTimeoutException</w:t>
-      </w:r>
-      <w:proofErr w:type="spellEnd"/>
-      <w:r>
-        <w:rPr>
-          <w:sz w:val="18"/>
-          <w:szCs w:val="18"/>
-          <w:lang w:val="en-IN"/>
-        </w:rPr>
-        <w:t>("request timed out. Please try later");</w:t>
+        <w:t>throw new RequestTimeoutException("request timed out. Please try later");</w:t>
       </w:r>
       <w:r>
         <w:rPr>
@@ -3133,134 +1938,24 @@
         <w:rPr>
           <w:lang w:val="en-IN"/>
         </w:rPr>
-        <w:t>Use Resilience4J, It provides @</w:t>
-      </w:r>
-      <w:proofErr w:type="spellStart"/>
-      <w:r>
-        <w:rPr>
-          <w:lang w:val="en-IN"/>
-        </w:rPr>
-        <w:t>TimeLimiter</w:t>
-      </w:r>
-      <w:proofErr w:type="spellEnd"/>
-      <w:r>
-        <w:rPr>
-          <w:lang w:val="en-IN"/>
-        </w:rPr>
-        <w:t xml:space="preserve"> annotation. It should be annotated to the method which calls another </w:t>
-      </w:r>
-      <w:proofErr w:type="spellStart"/>
-      <w:r>
-        <w:rPr>
-          <w:lang w:val="en-IN"/>
-        </w:rPr>
-        <w:t>microservice</w:t>
-      </w:r>
-      <w:proofErr w:type="spellEnd"/>
-      <w:r>
-        <w:rPr>
-          <w:lang w:val="en-IN"/>
-        </w:rPr>
-        <w:t xml:space="preserve">. This annotation should be used in </w:t>
-      </w:r>
-      <w:proofErr w:type="spellStart"/>
-      <w:r>
-        <w:rPr>
-          <w:lang w:val="en-IN"/>
-        </w:rPr>
-        <w:t>conjuction</w:t>
-      </w:r>
-      <w:proofErr w:type="spellEnd"/>
-      <w:r>
-        <w:rPr>
-          <w:lang w:val="en-IN"/>
-        </w:rPr>
-        <w:t xml:space="preserve"> with @</w:t>
-      </w:r>
-      <w:proofErr w:type="spellStart"/>
-      <w:r>
-        <w:rPr>
-          <w:lang w:val="en-IN"/>
-        </w:rPr>
-        <w:t>CircuitBreaker</w:t>
-      </w:r>
-      <w:proofErr w:type="spellEnd"/>
-      <w:r>
-        <w:rPr>
-          <w:lang w:val="en-IN"/>
-        </w:rPr>
-        <w:t>.</w:t>
-      </w:r>
-    </w:p>
-    <w:p>
-      <w:pPr>
-        <w:rPr>
-          <w:sz w:val="18"/>
-          <w:szCs w:val="18"/>
-          <w:lang w:val="en-IN"/>
-        </w:rPr>
-      </w:pPr>
-      <w:r>
-        <w:rPr>
-          <w:sz w:val="18"/>
-          <w:szCs w:val="18"/>
-          <w:lang w:val="en-IN"/>
-        </w:rPr>
-        <w:t>@</w:t>
-      </w:r>
-      <w:proofErr w:type="spellStart"/>
-      <w:r>
-        <w:rPr>
-          <w:sz w:val="18"/>
-          <w:szCs w:val="18"/>
-          <w:lang w:val="en-IN"/>
-        </w:rPr>
-        <w:t>TimeLimiter</w:t>
-      </w:r>
-      <w:proofErr w:type="spellEnd"/>
-      <w:r>
-        <w:rPr>
-          <w:sz w:val="18"/>
-          <w:szCs w:val="18"/>
-          <w:lang w:val="en-IN"/>
-        </w:rPr>
-        <w:t>(name = "</w:t>
-      </w:r>
-      <w:proofErr w:type="spellStart"/>
-      <w:r>
-        <w:rPr>
-          <w:sz w:val="18"/>
-          <w:szCs w:val="18"/>
-          <w:lang w:val="en-IN"/>
-        </w:rPr>
-        <w:t>studentService</w:t>
-      </w:r>
-      <w:proofErr w:type="spellEnd"/>
-      <w:r>
-        <w:rPr>
-          <w:sz w:val="18"/>
-          <w:szCs w:val="18"/>
-          <w:lang w:val="en-IN"/>
-        </w:rPr>
-        <w:t xml:space="preserve">", </w:t>
-      </w:r>
-      <w:proofErr w:type="spellStart"/>
-      <w:r>
-        <w:rPr>
-          <w:sz w:val="18"/>
-          <w:szCs w:val="18"/>
-          <w:lang w:val="en-IN"/>
-        </w:rPr>
-        <w:t>fallbackMethod</w:t>
-      </w:r>
-      <w:proofErr w:type="spellEnd"/>
-      <w:r>
-        <w:rPr>
-          <w:sz w:val="18"/>
-          <w:szCs w:val="18"/>
-          <w:lang w:val="en-IN"/>
-        </w:rPr>
-        <w:t xml:space="preserve"> = "fallback")</w:t>
+        <w:t>Use Resilience4J, It provides @TimeLimiter annotation. It should be annotated to the method which calls another microservice. This annotation should be used in conjuction with @CircuitBreaker.</w:t>
+      </w:r>
+    </w:p>
+    <w:p>
+      <w:pPr>
+        <w:rPr>
+          <w:sz w:val="18"/>
+          <w:szCs w:val="18"/>
+          <w:lang w:val="en-IN"/>
+        </w:rPr>
+      </w:pPr>
+      <w:r>
+        <w:rPr>
+          <w:sz w:val="18"/>
+          <w:szCs w:val="18"/>
+          <w:lang w:val="en-IN"/>
+        </w:rPr>
+        <w:t>@TimeLimiter(name = "studentService", fallbackMethod = "fallback")</w:t>
       </w:r>
       <w:r>
         <w:rPr>
@@ -3276,61 +1971,7 @@
           <w:szCs w:val="18"/>
           <w:lang w:val="en-IN"/>
         </w:rPr>
-        <w:t>@</w:t>
-      </w:r>
-      <w:proofErr w:type="spellStart"/>
-      <w:r>
-        <w:rPr>
-          <w:sz w:val="18"/>
-          <w:szCs w:val="18"/>
-          <w:lang w:val="en-IN"/>
-        </w:rPr>
-        <w:t>CircuitBreaker</w:t>
-      </w:r>
-      <w:proofErr w:type="spellEnd"/>
-      <w:r>
-        <w:rPr>
-          <w:sz w:val="18"/>
-          <w:szCs w:val="18"/>
-          <w:lang w:val="en-IN"/>
-        </w:rPr>
-        <w:t>(name = "</w:t>
-      </w:r>
-      <w:proofErr w:type="spellStart"/>
-      <w:r>
-        <w:rPr>
-          <w:sz w:val="18"/>
-          <w:szCs w:val="18"/>
-          <w:lang w:val="en-IN"/>
-        </w:rPr>
-        <w:t>studentService</w:t>
-      </w:r>
-      <w:proofErr w:type="spellEnd"/>
-      <w:r>
-        <w:rPr>
-          <w:sz w:val="18"/>
-          <w:szCs w:val="18"/>
-          <w:lang w:val="en-IN"/>
-        </w:rPr>
-        <w:t xml:space="preserve">", </w:t>
-      </w:r>
-      <w:proofErr w:type="spellStart"/>
-      <w:r>
-        <w:rPr>
-          <w:sz w:val="18"/>
-          <w:szCs w:val="18"/>
-          <w:lang w:val="en-IN"/>
-        </w:rPr>
-        <w:t>fallbackMethod</w:t>
-      </w:r>
-      <w:proofErr w:type="spellEnd"/>
-      <w:r>
-        <w:rPr>
-          <w:sz w:val="18"/>
-          <w:szCs w:val="18"/>
-          <w:lang w:val="en-IN"/>
-        </w:rPr>
-        <w:t xml:space="preserve"> = "fallback")</w:t>
+        <w:t>@CircuitBreaker(name = "studentService", fallbackMethod = "fallback")</w:t>
       </w:r>
       <w:r>
         <w:rPr>
@@ -3346,43 +1987,7 @@
           <w:szCs w:val="18"/>
           <w:lang w:val="en-IN"/>
         </w:rPr>
-        <w:t xml:space="preserve">public </w:t>
-      </w:r>
-      <w:proofErr w:type="spellStart"/>
-      <w:r>
-        <w:rPr>
-          <w:sz w:val="18"/>
-          <w:szCs w:val="18"/>
-          <w:lang w:val="en-IN"/>
-        </w:rPr>
-        <w:t>CompletableFuture</w:t>
-      </w:r>
-      <w:proofErr w:type="spellEnd"/>
-      <w:r>
-        <w:rPr>
-          <w:sz w:val="18"/>
-          <w:szCs w:val="18"/>
-          <w:lang w:val="en-IN"/>
-        </w:rPr>
-        <w:t xml:space="preserve">&lt;String&gt; </w:t>
-      </w:r>
-      <w:proofErr w:type="spellStart"/>
-      <w:r>
-        <w:rPr>
-          <w:sz w:val="18"/>
-          <w:szCs w:val="18"/>
-          <w:lang w:val="en-IN"/>
-        </w:rPr>
-        <w:t>callStudentService</w:t>
-      </w:r>
-      <w:proofErr w:type="spellEnd"/>
-      <w:r>
-        <w:rPr>
-          <w:sz w:val="18"/>
-          <w:szCs w:val="18"/>
-          <w:lang w:val="en-IN"/>
-        </w:rPr>
-        <w:t>() {</w:t>
+        <w:t>public CompletableFuture&lt;String&gt; callStudentService() {</w:t>
       </w:r>
       <w:r>
         <w:rPr>
@@ -3398,43 +2003,7 @@
           <w:szCs w:val="17"/>
           <w:lang w:val="en-IN"/>
         </w:rPr>
-        <w:t xml:space="preserve">return </w:t>
-      </w:r>
-      <w:proofErr w:type="spellStart"/>
-      <w:r>
-        <w:rPr>
-          <w:sz w:val="17"/>
-          <w:szCs w:val="17"/>
-          <w:lang w:val="en-IN"/>
-        </w:rPr>
-        <w:t>CompletableFuture.supplyAsync</w:t>
-      </w:r>
-      <w:proofErr w:type="spellEnd"/>
-      <w:r>
-        <w:rPr>
-          <w:sz w:val="17"/>
-          <w:szCs w:val="17"/>
-          <w:lang w:val="en-IN"/>
-        </w:rPr>
-        <w:t xml:space="preserve">(() -&gt; restTemplate.getForObject("http://student-service/getStudentName", </w:t>
-      </w:r>
-      <w:proofErr w:type="spellStart"/>
-      <w:r>
-        <w:rPr>
-          <w:sz w:val="17"/>
-          <w:szCs w:val="17"/>
-          <w:lang w:val="en-IN"/>
-        </w:rPr>
-        <w:t>String.class</w:t>
-      </w:r>
-      <w:proofErr w:type="spellEnd"/>
-      <w:r>
-        <w:rPr>
-          <w:sz w:val="17"/>
-          <w:szCs w:val="17"/>
-          <w:lang w:val="en-IN"/>
-        </w:rPr>
-        <w:t>)); }</w:t>
+        <w:t>return CompletableFuture.supplyAsync(() -&gt; restTemplate.getForObject("http://student-service/getStudentName", String.class)); }</w:t>
       </w:r>
       <w:r>
         <w:rPr>
@@ -3450,43 +2019,7 @@
           <w:szCs w:val="18"/>
           <w:lang w:val="en-IN"/>
         </w:rPr>
-        <w:t xml:space="preserve">private </w:t>
-      </w:r>
-      <w:proofErr w:type="spellStart"/>
-      <w:r>
-        <w:rPr>
-          <w:sz w:val="18"/>
-          <w:szCs w:val="18"/>
-          <w:lang w:val="en-IN"/>
-        </w:rPr>
-        <w:t>CompletableFuture</w:t>
-      </w:r>
-      <w:proofErr w:type="spellEnd"/>
-      <w:r>
-        <w:rPr>
-          <w:sz w:val="18"/>
-          <w:szCs w:val="18"/>
-          <w:lang w:val="en-IN"/>
-        </w:rPr>
-        <w:t>&lt;String&gt; fallback(</w:t>
-      </w:r>
-      <w:proofErr w:type="spellStart"/>
-      <w:r>
-        <w:rPr>
-          <w:sz w:val="18"/>
-          <w:szCs w:val="18"/>
-          <w:lang w:val="en-IN"/>
-        </w:rPr>
-        <w:t>Throwable</w:t>
-      </w:r>
-      <w:proofErr w:type="spellEnd"/>
-      <w:r>
-        <w:rPr>
-          <w:sz w:val="18"/>
-          <w:szCs w:val="18"/>
-          <w:lang w:val="en-IN"/>
-        </w:rPr>
-        <w:t xml:space="preserve"> ex) {</w:t>
+        <w:t>private CompletableFuture&lt;String&gt; fallback(Throwable ex) {</w:t>
       </w:r>
       <w:r>
         <w:rPr>
@@ -3511,25 +2044,7 @@
           <w:szCs w:val="18"/>
           <w:lang w:val="en-IN"/>
         </w:rPr>
-        <w:t xml:space="preserve">return </w:t>
-      </w:r>
-      <w:proofErr w:type="spellStart"/>
-      <w:r>
-        <w:rPr>
-          <w:sz w:val="18"/>
-          <w:szCs w:val="18"/>
-          <w:lang w:val="en-IN"/>
-        </w:rPr>
-        <w:t>CompletableFuture.completedFuture</w:t>
-      </w:r>
-      <w:proofErr w:type="spellEnd"/>
-      <w:r>
-        <w:rPr>
-          <w:sz w:val="18"/>
-          <w:szCs w:val="18"/>
-          <w:lang w:val="en-IN"/>
-        </w:rPr>
-        <w:t>("Request timed out. Please try later");</w:t>
+        <w:t>return CompletableFuture.completedFuture("Request timed out. Please try later");</w:t>
       </w:r>
       <w:r>
         <w:rPr>
@@ -3563,25 +2078,7 @@
           <w:lang w:val="en-IN"/>
         </w:rPr>
         <w:lastRenderedPageBreak/>
-        <w:t xml:space="preserve"># ===== Resilience4j </w:t>
-      </w:r>
-      <w:proofErr w:type="spellStart"/>
-      <w:r>
-        <w:rPr>
-          <w:sz w:val="18"/>
-          <w:szCs w:val="18"/>
-          <w:lang w:val="en-IN"/>
-        </w:rPr>
-        <w:t>TimeLimiter</w:t>
-      </w:r>
-      <w:proofErr w:type="spellEnd"/>
-      <w:r>
-        <w:rPr>
-          <w:sz w:val="18"/>
-          <w:szCs w:val="18"/>
-          <w:lang w:val="en-IN"/>
-        </w:rPr>
-        <w:t xml:space="preserve"> Configuration =====</w:t>
+        <w:t># ===== Resilience4j TimeLimiter Configuration =====</w:t>
       </w:r>
       <w:r>
         <w:rPr>
@@ -3614,25 +2111,7 @@
           <w:szCs w:val="18"/>
           <w:lang w:val="en-IN"/>
         </w:rPr>
-        <w:t xml:space="preserve"># ===== Resilience4j </w:t>
-      </w:r>
-      <w:proofErr w:type="spellStart"/>
-      <w:r>
-        <w:rPr>
-          <w:sz w:val="18"/>
-          <w:szCs w:val="18"/>
-          <w:lang w:val="en-IN"/>
-        </w:rPr>
-        <w:t>CircuitBreaker</w:t>
-      </w:r>
-      <w:proofErr w:type="spellEnd"/>
-      <w:r>
-        <w:rPr>
-          <w:sz w:val="18"/>
-          <w:szCs w:val="18"/>
-          <w:lang w:val="en-IN"/>
-        </w:rPr>
-        <w:t xml:space="preserve"> Configuration =====</w:t>
+        <w:t># ===== Resilience4j CircuitBreaker Configuration =====</w:t>
       </w:r>
       <w:r>
         <w:rPr>
@@ -3706,35 +2185,7 @@
         <w:rPr>
           <w:lang w:val="en-IN"/>
         </w:rPr>
-        <w:t xml:space="preserve">If I just want to stop waiting after 10 seconds, I can configure HTTP timeouts directly using Apache </w:t>
-      </w:r>
-      <w:proofErr w:type="spellStart"/>
-      <w:r>
-        <w:rPr>
-          <w:lang w:val="en-IN"/>
-        </w:rPr>
-        <w:t>HttpClient</w:t>
-      </w:r>
-      <w:proofErr w:type="spellEnd"/>
-      <w:r>
-        <w:rPr>
-          <w:lang w:val="en-IN"/>
-        </w:rPr>
-        <w:t xml:space="preserve"> + </w:t>
-      </w:r>
-      <w:proofErr w:type="spellStart"/>
-      <w:r>
-        <w:rPr>
-          <w:lang w:val="en-IN"/>
-        </w:rPr>
-        <w:t>RequestConfig</w:t>
-      </w:r>
-      <w:proofErr w:type="spellEnd"/>
-      <w:r>
-        <w:rPr>
-          <w:lang w:val="en-IN"/>
-        </w:rPr>
-        <w:t>, which is simple and efficient.</w:t>
+        <w:t>If I just want to stop waiting after 10 seconds, I can configure HTTP timeouts directly using Apache HttpClient + RequestConfig, which is simple and efficient.</w:t>
       </w:r>
     </w:p>
     <w:p>
@@ -3753,35 +2204,7 @@
         <w:rPr>
           <w:lang w:val="en-IN"/>
         </w:rPr>
-        <w:t xml:space="preserve">n Apache </w:t>
-      </w:r>
-      <w:proofErr w:type="spellStart"/>
-      <w:r>
-        <w:rPr>
-          <w:lang w:val="en-IN"/>
-        </w:rPr>
-        <w:t>HttpClient</w:t>
-      </w:r>
-      <w:proofErr w:type="spellEnd"/>
-      <w:r>
-        <w:rPr>
-          <w:lang w:val="en-IN"/>
-        </w:rPr>
-        <w:t xml:space="preserve"> + </w:t>
-      </w:r>
-      <w:proofErr w:type="spellStart"/>
-      <w:r>
-        <w:rPr>
-          <w:lang w:val="en-IN"/>
-        </w:rPr>
-        <w:t>RequestConfig</w:t>
-      </w:r>
-      <w:proofErr w:type="spellEnd"/>
-      <w:r>
-        <w:rPr>
-          <w:lang w:val="en-IN"/>
-        </w:rPr>
-        <w:t xml:space="preserve">: </w:t>
+        <w:t xml:space="preserve">n Apache HttpClient + RequestConfig: </w:t>
       </w:r>
     </w:p>
     <w:p>
@@ -3817,21 +2240,7 @@
         <w:rPr>
           <w:lang w:val="en-IN"/>
         </w:rPr>
-        <w:t xml:space="preserve">Doesn’t prevent cascading failures if the downstream service is </w:t>
-      </w:r>
-      <w:proofErr w:type="gramStart"/>
-      <w:r>
-        <w:rPr>
-          <w:lang w:val="en-IN"/>
-        </w:rPr>
-        <w:t>slow/unhealthy</w:t>
-      </w:r>
-      <w:proofErr w:type="gramEnd"/>
-      <w:r>
-        <w:rPr>
-          <w:lang w:val="en-IN"/>
-        </w:rPr>
-        <w:t>.</w:t>
+        <w:t>Doesn’t prevent cascading failures if the downstream service is slow/unhealthy.</w:t>
       </w:r>
     </w:p>
     <w:p>
@@ -3880,35 +2289,7 @@
         <w:rPr>
           <w:lang w:val="en-IN"/>
         </w:rPr>
-        <w:t>In a real microservices architecture, where we need to handle slow or failing downstream services gracefully, it’s better to use Resilience4j with @</w:t>
-      </w:r>
-      <w:proofErr w:type="spellStart"/>
-      <w:r>
-        <w:rPr>
-          <w:lang w:val="en-IN"/>
-        </w:rPr>
-        <w:t>TimeLimiter</w:t>
-      </w:r>
-      <w:proofErr w:type="spellEnd"/>
-      <w:r>
-        <w:rPr>
-          <w:lang w:val="en-IN"/>
-        </w:rPr>
-        <w:t xml:space="preserve"> and @</w:t>
-      </w:r>
-      <w:proofErr w:type="spellStart"/>
-      <w:r>
-        <w:rPr>
-          <w:lang w:val="en-IN"/>
-        </w:rPr>
-        <w:t>CircuitBreaker</w:t>
-      </w:r>
-      <w:proofErr w:type="spellEnd"/>
-      <w:r>
-        <w:rPr>
-          <w:lang w:val="en-IN"/>
-        </w:rPr>
-        <w:t>.</w:t>
+        <w:t>In a real microservices architecture, where we need to handle slow or failing downstream services gracefully, it’s better to use Resilience4j with @TimeLimiter and @CircuitBreaker.</w:t>
       </w:r>
     </w:p>
     <w:p>
@@ -3991,19 +2372,11 @@
           <w:lang w:val="en-IN"/>
         </w:rPr>
       </w:pPr>
-      <w:proofErr w:type="gramStart"/>
-      <w:r>
-        <w:rPr>
-          <w:lang w:val="en-IN"/>
-        </w:rPr>
-        <w:t>monitor</w:t>
-      </w:r>
-      <w:proofErr w:type="gramEnd"/>
-      <w:r>
-        <w:rPr>
-          <w:lang w:val="en-IN"/>
-        </w:rPr>
-        <w:t xml:space="preserve"> resilience metrics.</w:t>
+      <w:r>
+        <w:rPr>
+          <w:lang w:val="en-IN"/>
+        </w:rPr>
+        <w:t>monitor resilience metrics.</w:t>
       </w:r>
       <w:r>
         <w:rPr>
@@ -4242,94 +2615,33 @@
           <w:lang w:val="en-IN"/>
         </w:rPr>
         <w:lastRenderedPageBreak/>
-        <w:t xml:space="preserve">Similarity &amp; Difference between </w:t>
-      </w:r>
-      <w:proofErr w:type="spellStart"/>
+        <w:t>Similarity &amp; Difference between getForEntity &amp; getForObject</w:t>
+      </w:r>
       <w:r>
         <w:rPr>
           <w:b/>
           <w:lang w:val="en-IN"/>
         </w:rPr>
-        <w:t>getForEntity</w:t>
-      </w:r>
-      <w:proofErr w:type="spellEnd"/>
+        <w:t xml:space="preserve"> (Not so important)</w:t>
+      </w:r>
+    </w:p>
+    <w:p>
+      <w:pPr>
+        <w:rPr>
+          <w:lang w:val="en-IN"/>
+        </w:rPr>
+      </w:pPr>
+      <w:r>
+        <w:rPr>
+          <w:lang w:val="en-IN"/>
+        </w:rPr>
+        <w:t xml:space="preserve">both getForEntity and getForObject are methods </w:t>
+      </w:r>
       <w:r>
         <w:rPr>
           <w:b/>
           <w:lang w:val="en-IN"/>
         </w:rPr>
-        <w:t xml:space="preserve"> &amp; </w:t>
-      </w:r>
-      <w:proofErr w:type="spellStart"/>
-      <w:r>
-        <w:rPr>
-          <w:b/>
-          <w:lang w:val="en-IN"/>
-        </w:rPr>
-        <w:t>getForObject</w:t>
-      </w:r>
-      <w:proofErr w:type="spellEnd"/>
-      <w:r>
-        <w:rPr>
-          <w:b/>
-          <w:lang w:val="en-IN"/>
-        </w:rPr>
-        <w:t xml:space="preserve"> (Not so important)</w:t>
-      </w:r>
-    </w:p>
-    <w:p>
-      <w:pPr>
-        <w:rPr>
-          <w:lang w:val="en-IN"/>
-        </w:rPr>
-      </w:pPr>
-      <w:proofErr w:type="gramStart"/>
-      <w:r>
-        <w:rPr>
-          <w:lang w:val="en-IN"/>
-        </w:rPr>
-        <w:t>both</w:t>
-      </w:r>
-      <w:proofErr w:type="gramEnd"/>
-      <w:r>
-        <w:rPr>
-          <w:lang w:val="en-IN"/>
-        </w:rPr>
-        <w:t xml:space="preserve"> </w:t>
-      </w:r>
-      <w:proofErr w:type="spellStart"/>
-      <w:r>
-        <w:rPr>
-          <w:lang w:val="en-IN"/>
-        </w:rPr>
-        <w:t>getForEntity</w:t>
-      </w:r>
-      <w:proofErr w:type="spellEnd"/>
-      <w:r>
-        <w:rPr>
-          <w:lang w:val="en-IN"/>
-        </w:rPr>
-        <w:t xml:space="preserve"> and </w:t>
-      </w:r>
-      <w:proofErr w:type="spellStart"/>
-      <w:r>
-        <w:rPr>
-          <w:lang w:val="en-IN"/>
-        </w:rPr>
-        <w:t>getForObject</w:t>
-      </w:r>
-      <w:proofErr w:type="spellEnd"/>
-      <w:r>
-        <w:rPr>
-          <w:lang w:val="en-IN"/>
-        </w:rPr>
-        <w:t xml:space="preserve"> are methods </w:t>
-      </w:r>
-      <w:r>
-        <w:rPr>
-          <w:b/>
-          <w:lang w:val="en-IN"/>
-        </w:rPr>
         <w:t>used to make HTTP GET requests</w:t>
       </w:r>
       <w:r>
@@ -4351,50 +2663,12 @@
           <w:lang w:val="en-IN"/>
         </w:rPr>
       </w:pPr>
-      <w:proofErr w:type="spellStart"/>
-      <w:proofErr w:type="gramStart"/>
-      <w:r>
-        <w:rPr>
-          <w:lang w:val="en-IN"/>
-        </w:rPr>
-        <w:t>Where as</w:t>
-      </w:r>
-      <w:proofErr w:type="spellEnd"/>
-      <w:r>
-        <w:rPr>
-          <w:lang w:val="en-IN"/>
-        </w:rPr>
-        <w:t xml:space="preserve"> </w:t>
-      </w:r>
-      <w:proofErr w:type="spellStart"/>
-      <w:r>
-        <w:rPr>
-          <w:lang w:val="en-IN"/>
-        </w:rPr>
-        <w:t>postForEntity</w:t>
-      </w:r>
-      <w:proofErr w:type="spellEnd"/>
-      <w:r>
-        <w:rPr>
-          <w:lang w:val="en-IN"/>
-        </w:rPr>
-        <w:t xml:space="preserve"> and </w:t>
-      </w:r>
-      <w:proofErr w:type="spellStart"/>
-      <w:r>
-        <w:rPr>
-          <w:lang w:val="en-IN"/>
-        </w:rPr>
-        <w:t>postForObject</w:t>
-      </w:r>
-      <w:proofErr w:type="spellEnd"/>
-      <w:r>
-        <w:rPr>
-          <w:lang w:val="en-IN"/>
-        </w:rPr>
-        <w:t xml:space="preserve"> are used to make HTTP POST requests to send the data to a remote service or API.</w:t>
-      </w:r>
-      <w:proofErr w:type="gramEnd"/>
+      <w:r>
+        <w:rPr>
+          <w:lang w:val="en-IN"/>
+        </w:rPr>
+        <w:t>Where as postForEntity and postForObject are used to make HTTP POST requests to send the data to a remote service or API.</w:t>
+      </w:r>
     </w:p>
     <w:p>
       <w:pPr>
@@ -4445,35 +2719,11 @@
           <w:lang w:val="en-IN"/>
         </w:rPr>
       </w:pPr>
-      <w:proofErr w:type="spellStart"/>
-      <w:proofErr w:type="gramStart"/>
-      <w:r>
-        <w:rPr>
-          <w:lang w:val="en-IN"/>
-        </w:rPr>
-        <w:t>getForEntity</w:t>
-      </w:r>
-      <w:proofErr w:type="spellEnd"/>
-      <w:proofErr w:type="gramEnd"/>
-      <w:r>
-        <w:rPr>
-          <w:lang w:val="en-IN"/>
-        </w:rPr>
-        <w:t xml:space="preserve"> returns a </w:t>
-      </w:r>
-      <w:proofErr w:type="spellStart"/>
-      <w:r>
-        <w:rPr>
-          <w:lang w:val="en-IN"/>
-        </w:rPr>
-        <w:t>ResponseEntity</w:t>
-      </w:r>
-      <w:proofErr w:type="spellEnd"/>
-      <w:r>
-        <w:rPr>
-          <w:lang w:val="en-IN"/>
-        </w:rPr>
-        <w:t xml:space="preserve"> containing the full HTTP response (status, headers, body).</w:t>
+      <w:r>
+        <w:rPr>
+          <w:lang w:val="en-IN"/>
+        </w:rPr>
+        <w:t>getForEntity returns a ResponseEntity containing the full HTTP response (status, headers, body).</w:t>
       </w:r>
     </w:p>
     <w:p>
@@ -4487,21 +2737,11 @@
           <w:lang w:val="en-IN"/>
         </w:rPr>
       </w:pPr>
-      <w:proofErr w:type="spellStart"/>
-      <w:proofErr w:type="gramStart"/>
-      <w:r>
-        <w:rPr>
-          <w:lang w:val="en-IN"/>
-        </w:rPr>
-        <w:t>getForObject</w:t>
-      </w:r>
-      <w:proofErr w:type="spellEnd"/>
-      <w:proofErr w:type="gramEnd"/>
-      <w:r>
-        <w:rPr>
-          <w:lang w:val="en-IN"/>
-        </w:rPr>
-        <w:t xml:space="preserve"> returns the parsed response body directly, without the HTTP response metadata.</w:t>
+      <w:r>
+        <w:rPr>
+          <w:lang w:val="en-IN"/>
+        </w:rPr>
+        <w:t>getForObject returns the parsed response body directly, without the HTTP response metadata.</w:t>
       </w:r>
     </w:p>
     <w:p>
@@ -4544,21 +2784,7 @@
         <w:rPr>
           <w:lang w:val="en-IN"/>
         </w:rPr>
-        <w:t xml:space="preserve">Use </w:t>
-      </w:r>
-      <w:proofErr w:type="spellStart"/>
-      <w:r>
-        <w:rPr>
-          <w:lang w:val="en-IN"/>
-        </w:rPr>
-        <w:t>getForEntity</w:t>
-      </w:r>
-      <w:proofErr w:type="spellEnd"/>
-      <w:r>
-        <w:rPr>
-          <w:lang w:val="en-IN"/>
-        </w:rPr>
-        <w:t xml:space="preserve"> when you need access to the complete HTTP response, including headers and status, in addition to the response body.</w:t>
+        <w:t>Use getForEntity when you need access to the complete HTTP response, including headers and status, in addition to the response body.</w:t>
       </w:r>
     </w:p>
     <w:p>
@@ -4576,21 +2802,7 @@
         <w:rPr>
           <w:lang w:val="en-IN"/>
         </w:rPr>
-        <w:t xml:space="preserve">Use </w:t>
-      </w:r>
-      <w:proofErr w:type="spellStart"/>
-      <w:r>
-        <w:rPr>
-          <w:lang w:val="en-IN"/>
-        </w:rPr>
-        <w:t>getForObject</w:t>
-      </w:r>
-      <w:proofErr w:type="spellEnd"/>
-      <w:r>
-        <w:rPr>
-          <w:lang w:val="en-IN"/>
-        </w:rPr>
-        <w:t xml:space="preserve"> when you are primarily interested in the response body and want a more concise way to retrieve it.</w:t>
+        <w:t>Use getForObject when you are primarily interested in the response body and want a more concise way to retrieve it.</w:t>
       </w:r>
     </w:p>
     <w:p>
@@ -4629,21 +2841,11 @@
           <w:lang w:val="en-IN"/>
         </w:rPr>
       </w:pPr>
-      <w:proofErr w:type="spellStart"/>
-      <w:proofErr w:type="gramStart"/>
-      <w:r>
-        <w:rPr>
-          <w:lang w:val="en-IN"/>
-        </w:rPr>
-        <w:t>getForEntity</w:t>
-      </w:r>
-      <w:proofErr w:type="spellEnd"/>
-      <w:proofErr w:type="gramEnd"/>
-      <w:r>
-        <w:rPr>
-          <w:lang w:val="en-IN"/>
-        </w:rPr>
-        <w:t xml:space="preserve"> provides greater flexibility and control over the entire response, making it suitable for cases where you need to examine the response metadata.</w:t>
+      <w:r>
+        <w:rPr>
+          <w:lang w:val="en-IN"/>
+        </w:rPr>
+        <w:t>getForEntity provides greater flexibility and control over the entire response, making it suitable for cases where you need to examine the response metadata.</w:t>
       </w:r>
     </w:p>
     <w:p>
@@ -4682,35 +2884,11 @@
           <w:lang w:val="en-IN"/>
         </w:rPr>
       </w:pPr>
-      <w:proofErr w:type="spellStart"/>
-      <w:proofErr w:type="gramStart"/>
-      <w:r>
-        <w:rPr>
-          <w:lang w:val="en-IN"/>
-        </w:rPr>
-        <w:t>getForObject</w:t>
-      </w:r>
-      <w:proofErr w:type="spellEnd"/>
-      <w:proofErr w:type="gramEnd"/>
-      <w:r>
-        <w:rPr>
-          <w:lang w:val="en-IN"/>
-        </w:rPr>
-        <w:t xml:space="preserve"> is more convenient when you are primarily focused on </w:t>
-      </w:r>
-      <w:proofErr w:type="spellStart"/>
-      <w:r>
-        <w:rPr>
-          <w:lang w:val="en-IN"/>
-        </w:rPr>
-        <w:t>deserializing</w:t>
-      </w:r>
-      <w:proofErr w:type="spellEnd"/>
-      <w:r>
-        <w:rPr>
-          <w:lang w:val="en-IN"/>
-        </w:rPr>
-        <w:t xml:space="preserve"> the response body into a Java object.</w:t>
+      <w:r>
+        <w:rPr>
+          <w:lang w:val="en-IN"/>
+        </w:rPr>
+        <w:t>getForObject is more convenient when you are primarily focused on deserializing the response body into a Java object.</w:t>
       </w:r>
     </w:p>
     <w:p>
@@ -4732,61 +2910,17 @@
           <w:lang w:val="en-IN"/>
         </w:rPr>
       </w:pPr>
-      <w:proofErr w:type="spellStart"/>
-      <w:r>
-        <w:rPr>
-          <w:lang w:val="en-IN"/>
-        </w:rPr>
-        <w:t>RestTemplate</w:t>
-      </w:r>
-      <w:proofErr w:type="spellEnd"/>
-      <w:r>
-        <w:rPr>
-          <w:lang w:val="en-IN"/>
-        </w:rPr>
-        <w:t xml:space="preserve"> </w:t>
-      </w:r>
-      <w:proofErr w:type="spellStart"/>
-      <w:r>
-        <w:rPr>
-          <w:lang w:val="en-IN"/>
-        </w:rPr>
-        <w:t>res</w:t>
-      </w:r>
-      <w:r>
-        <w:rPr>
-          <w:lang w:val="en-IN"/>
-        </w:rPr>
-        <w:t>tTemplate</w:t>
-      </w:r>
-      <w:proofErr w:type="spellEnd"/>
-      <w:r>
-        <w:rPr>
-          <w:lang w:val="en-IN"/>
-        </w:rPr>
-        <w:t xml:space="preserve"> = new </w:t>
-      </w:r>
-      <w:proofErr w:type="spellStart"/>
-      <w:proofErr w:type="gramStart"/>
-      <w:r>
-        <w:rPr>
-          <w:lang w:val="en-IN"/>
-        </w:rPr>
-        <w:t>RestTemplate</w:t>
-      </w:r>
-      <w:proofErr w:type="spellEnd"/>
-      <w:r>
-        <w:rPr>
-          <w:lang w:val="en-IN"/>
-        </w:rPr>
-        <w:t>(</w:t>
-      </w:r>
-      <w:proofErr w:type="gramEnd"/>
-      <w:r>
-        <w:rPr>
-          <w:lang w:val="en-IN"/>
-        </w:rPr>
-        <w:t>);</w:t>
+      <w:r>
+        <w:rPr>
+          <w:lang w:val="en-IN"/>
+        </w:rPr>
+        <w:t>RestTemplate res</w:t>
+      </w:r>
+      <w:r>
+        <w:rPr>
+          <w:lang w:val="en-IN"/>
+        </w:rPr>
+        <w:t>tTemplate = new RestTemplate();</w:t>
       </w:r>
       <w:r>
         <w:rPr>
@@ -4798,21 +2932,7 @@
         <w:rPr>
           <w:lang w:val="en-IN"/>
         </w:rPr>
-        <w:t xml:space="preserve">String </w:t>
-      </w:r>
-      <w:proofErr w:type="spellStart"/>
-      <w:r>
-        <w:rPr>
-          <w:lang w:val="en-IN"/>
-        </w:rPr>
-        <w:t>url</w:t>
-      </w:r>
-      <w:proofErr w:type="spellEnd"/>
-      <w:r>
-        <w:rPr>
-          <w:lang w:val="en-IN"/>
-        </w:rPr>
-        <w:t xml:space="preserve"> = </w:t>
+        <w:t xml:space="preserve">String url = </w:t>
       </w:r>
       <w:r>
         <w:rPr>
@@ -4826,624 +2946,172 @@
         </w:rPr>
         <w:br/>
       </w:r>
-      <w:proofErr w:type="spellStart"/>
-      <w:r>
-        <w:rPr>
-          <w:lang w:val="en-IN"/>
-        </w:rPr>
-        <w:t>ResponseEntity</w:t>
-      </w:r>
-      <w:proofErr w:type="spellEnd"/>
-      <w:r>
-        <w:rPr>
-          <w:lang w:val="en-IN"/>
-        </w:rPr>
-        <w:t xml:space="preserve">&lt;String&gt; </w:t>
-      </w:r>
-      <w:proofErr w:type="spellStart"/>
-      <w:r>
-        <w:rPr>
-          <w:lang w:val="en-IN"/>
-        </w:rPr>
-        <w:t>responseEntity</w:t>
-      </w:r>
-      <w:proofErr w:type="spellEnd"/>
-      <w:r>
-        <w:rPr>
-          <w:lang w:val="en-IN"/>
-        </w:rPr>
-        <w:t xml:space="preserve"> = </w:t>
-      </w:r>
-      <w:proofErr w:type="spellStart"/>
-      <w:r>
-        <w:rPr>
-          <w:lang w:val="en-IN"/>
-        </w:rPr>
-        <w:t>restTemplate.</w:t>
+      <w:r>
+        <w:rPr>
+          <w:lang w:val="en-IN"/>
+        </w:rPr>
+        <w:t>ResponseEntity&lt;String&gt; responseEntity = restTemplate.</w:t>
       </w:r>
       <w:r>
         <w:rPr>
           <w:b/>
           <w:lang w:val="en-IN"/>
         </w:rPr>
-        <w:t>getForEntity</w:t>
-      </w:r>
-      <w:proofErr w:type="spellEnd"/>
+        <w:t>getForEntity(url, String.class)</w:t>
+      </w:r>
+      <w:r>
+        <w:rPr>
+          <w:lang w:val="en-IN"/>
+        </w:rPr>
+        <w:t>;</w:t>
+      </w:r>
+    </w:p>
+    <w:p>
+      <w:pPr>
+        <w:rPr>
+          <w:lang w:val="en-IN"/>
+        </w:rPr>
+      </w:pPr>
+      <w:r>
+        <w:rPr>
+          <w:lang w:val="en-IN"/>
+        </w:rPr>
+        <w:t>String responseBody = restTemplate.</w:t>
+      </w:r>
       <w:r>
         <w:rPr>
           <w:b/>
           <w:lang w:val="en-IN"/>
         </w:rPr>
-        <w:t>(</w:t>
-      </w:r>
-      <w:proofErr w:type="spellStart"/>
+        <w:t>getForObject(url, String.class)</w:t>
+      </w:r>
+      <w:r>
+        <w:rPr>
+          <w:lang w:val="en-IN"/>
+        </w:rPr>
+        <w:t>;</w:t>
+      </w:r>
+    </w:p>
+    <w:p>
+      <w:pPr>
+        <w:rPr>
+          <w:lang w:val="en-IN"/>
+        </w:rPr>
+      </w:pPr>
+      <w:r>
+        <w:rPr>
+          <w:lang w:val="en-IN"/>
+        </w:rPr>
+        <w:t>HttpEntity&lt;MyDataObject&gt; requestEntity = new Http</w:t>
+      </w:r>
+      <w:r>
+        <w:rPr>
+          <w:lang w:val="en-IN"/>
+        </w:rPr>
+        <w:t>Entity&lt;&gt;(requestBody, headers);</w:t>
+      </w:r>
+      <w:r>
+        <w:rPr>
+          <w:lang w:val="en-IN"/>
+        </w:rPr>
+        <w:br/>
+      </w:r>
+      <w:r>
+        <w:rPr>
+          <w:lang w:val="en-IN"/>
+        </w:rPr>
+        <w:t>ResponseEntity&lt;String&gt; responseEntity = restTemplate.</w:t>
+      </w:r>
       <w:r>
         <w:rPr>
           <w:b/>
           <w:lang w:val="en-IN"/>
         </w:rPr>
-        <w:t>url</w:t>
-      </w:r>
-      <w:proofErr w:type="spellEnd"/>
+        <w:t>postForEntity</w:t>
+      </w:r>
+      <w:r>
+        <w:rPr>
+          <w:lang w:val="en-IN"/>
+        </w:rPr>
+        <w:t>(url, requestEntity, String.class);</w:t>
+      </w:r>
+    </w:p>
+    <w:p>
+      <w:pPr>
+        <w:rPr>
+          <w:lang w:val="en-IN"/>
+        </w:rPr>
+      </w:pPr>
+      <w:r>
+        <w:rPr>
+          <w:lang w:val="en-IN"/>
+        </w:rPr>
+        <w:t>// Create a request entity with the JSON object and headers</w:t>
+      </w:r>
+    </w:p>
+    <w:p>
+      <w:pPr>
+        <w:rPr>
+          <w:lang w:val="en-IN"/>
+        </w:rPr>
+      </w:pPr>
+      <w:r>
+        <w:rPr>
+          <w:lang w:val="en-IN"/>
+        </w:rPr>
+        <w:t>HttpEntity&lt;MyDataObject&gt; requestEntity = new HttpEntity&lt;&gt;(requestBody, headers);</w:t>
+      </w:r>
+    </w:p>
+    <w:p>
+      <w:pPr>
+        <w:rPr>
+          <w:lang w:val="en-IN"/>
+        </w:rPr>
+      </w:pPr>
+      <w:r>
+        <w:rPr>
+          <w:lang w:val="en-IN"/>
+        </w:rPr>
+        <w:t>// Send the POST request and directly receive the parsed response body</w:t>
+      </w:r>
+    </w:p>
+    <w:p>
+      <w:pPr>
+        <w:rPr>
+          <w:lang w:val="en-IN"/>
+        </w:rPr>
+      </w:pPr>
+      <w:r>
+        <w:rPr>
+          <w:lang w:val="en-IN"/>
+        </w:rPr>
+        <w:t>String responseBody = restTemplate.</w:t>
+      </w:r>
       <w:r>
         <w:rPr>
           <w:b/>
           <w:lang w:val="en-IN"/>
         </w:rPr>
-        <w:t xml:space="preserve">, </w:t>
-      </w:r>
-      <w:proofErr w:type="spellStart"/>
-      <w:r>
-        <w:rPr>
-          <w:b/>
-          <w:lang w:val="en-IN"/>
-        </w:rPr>
-        <w:t>String.class</w:t>
-      </w:r>
-      <w:proofErr w:type="spellEnd"/>
-      <w:r>
-        <w:rPr>
-          <w:b/>
-          <w:lang w:val="en-IN"/>
-        </w:rPr>
-        <w:t>)</w:t>
-      </w:r>
-      <w:r>
-        <w:rPr>
-          <w:lang w:val="en-IN"/>
-        </w:rPr>
-        <w:t>;</w:t>
-      </w:r>
-    </w:p>
-    <w:p>
-      <w:pPr>
-        <w:rPr>
-          <w:lang w:val="en-IN"/>
-        </w:rPr>
-      </w:pPr>
-      <w:r>
-        <w:rPr>
-          <w:lang w:val="en-IN"/>
-        </w:rPr>
-        <w:t xml:space="preserve">String </w:t>
-      </w:r>
-      <w:proofErr w:type="spellStart"/>
-      <w:r>
-        <w:rPr>
-          <w:lang w:val="en-IN"/>
-        </w:rPr>
-        <w:t>responseBody</w:t>
-      </w:r>
-      <w:proofErr w:type="spellEnd"/>
-      <w:r>
-        <w:rPr>
-          <w:lang w:val="en-IN"/>
-        </w:rPr>
-        <w:t xml:space="preserve"> = </w:t>
-      </w:r>
-      <w:proofErr w:type="spellStart"/>
-      <w:proofErr w:type="gramStart"/>
-      <w:r>
-        <w:rPr>
-          <w:lang w:val="en-IN"/>
-        </w:rPr>
-        <w:t>restTemplate.</w:t>
-      </w:r>
-      <w:r>
-        <w:rPr>
-          <w:b/>
-          <w:lang w:val="en-IN"/>
-        </w:rPr>
-        <w:t>getForObject</w:t>
-      </w:r>
-      <w:proofErr w:type="spellEnd"/>
-      <w:r>
-        <w:rPr>
-          <w:b/>
-          <w:lang w:val="en-IN"/>
-        </w:rPr>
-        <w:t>(</w:t>
-      </w:r>
-      <w:proofErr w:type="spellStart"/>
-      <w:proofErr w:type="gramEnd"/>
-      <w:r>
-        <w:rPr>
-          <w:b/>
-          <w:lang w:val="en-IN"/>
-        </w:rPr>
-        <w:t>url</w:t>
-      </w:r>
-      <w:proofErr w:type="spellEnd"/>
-      <w:r>
-        <w:rPr>
-          <w:b/>
-          <w:lang w:val="en-IN"/>
-        </w:rPr>
-        <w:t xml:space="preserve">, </w:t>
-      </w:r>
-      <w:proofErr w:type="spellStart"/>
-      <w:r>
-        <w:rPr>
-          <w:b/>
-          <w:lang w:val="en-IN"/>
-        </w:rPr>
-        <w:t>String.class</w:t>
-      </w:r>
-      <w:proofErr w:type="spellEnd"/>
-      <w:r>
-        <w:rPr>
-          <w:b/>
-          <w:lang w:val="en-IN"/>
-        </w:rPr>
-        <w:t>)</w:t>
-      </w:r>
-      <w:r>
-        <w:rPr>
-          <w:lang w:val="en-IN"/>
-        </w:rPr>
-        <w:t>;</w:t>
-      </w:r>
-    </w:p>
-    <w:p>
-      <w:pPr>
-        <w:rPr>
-          <w:lang w:val="en-IN"/>
-        </w:rPr>
-      </w:pPr>
-      <w:proofErr w:type="spellStart"/>
-      <w:r>
-        <w:rPr>
-          <w:lang w:val="en-IN"/>
-        </w:rPr>
-        <w:t>HttpEntity</w:t>
-      </w:r>
-      <w:proofErr w:type="spellEnd"/>
-      <w:r>
-        <w:rPr>
-          <w:lang w:val="en-IN"/>
-        </w:rPr>
-        <w:t>&lt;</w:t>
-      </w:r>
-      <w:proofErr w:type="spellStart"/>
-      <w:r>
-        <w:rPr>
-          <w:lang w:val="en-IN"/>
-        </w:rPr>
-        <w:t>MyDataObject</w:t>
-      </w:r>
-      <w:proofErr w:type="spellEnd"/>
-      <w:r>
-        <w:rPr>
-          <w:lang w:val="en-IN"/>
-        </w:rPr>
-        <w:t xml:space="preserve">&gt; </w:t>
-      </w:r>
-      <w:proofErr w:type="spellStart"/>
-      <w:r>
-        <w:rPr>
-          <w:lang w:val="en-IN"/>
-        </w:rPr>
-        <w:t>requestEntity</w:t>
-      </w:r>
-      <w:proofErr w:type="spellEnd"/>
-      <w:r>
-        <w:rPr>
-          <w:lang w:val="en-IN"/>
-        </w:rPr>
-        <w:t xml:space="preserve"> = new </w:t>
-      </w:r>
-      <w:proofErr w:type="spellStart"/>
-      <w:r>
-        <w:rPr>
-          <w:lang w:val="en-IN"/>
-        </w:rPr>
-        <w:t>Http</w:t>
-      </w:r>
-      <w:r>
-        <w:rPr>
-          <w:lang w:val="en-IN"/>
-        </w:rPr>
-        <w:t>Entity</w:t>
-      </w:r>
-      <w:proofErr w:type="spellEnd"/>
-      <w:r>
-        <w:rPr>
-          <w:lang w:val="en-IN"/>
-        </w:rPr>
-        <w:t>&lt;</w:t>
-      </w:r>
-      <w:proofErr w:type="gramStart"/>
-      <w:r>
-        <w:rPr>
-          <w:lang w:val="en-IN"/>
-        </w:rPr>
-        <w:t>&gt;(</w:t>
-      </w:r>
-      <w:proofErr w:type="spellStart"/>
-      <w:proofErr w:type="gramEnd"/>
-      <w:r>
-        <w:rPr>
-          <w:lang w:val="en-IN"/>
-        </w:rPr>
-        <w:t>requestBody</w:t>
-      </w:r>
-      <w:proofErr w:type="spellEnd"/>
-      <w:r>
-        <w:rPr>
-          <w:lang w:val="en-IN"/>
-        </w:rPr>
-        <w:t>, headers);</w:t>
-      </w:r>
-      <w:r>
-        <w:rPr>
-          <w:lang w:val="en-IN"/>
-        </w:rPr>
-        <w:br/>
-      </w:r>
-      <w:proofErr w:type="spellStart"/>
-      <w:r>
-        <w:rPr>
-          <w:lang w:val="en-IN"/>
-        </w:rPr>
-        <w:t>ResponseEntity</w:t>
-      </w:r>
-      <w:proofErr w:type="spellEnd"/>
-      <w:r>
-        <w:rPr>
-          <w:lang w:val="en-IN"/>
-        </w:rPr>
-        <w:t xml:space="preserve">&lt;String&gt; </w:t>
-      </w:r>
-      <w:proofErr w:type="spellStart"/>
-      <w:r>
-        <w:rPr>
-          <w:lang w:val="en-IN"/>
-        </w:rPr>
-        <w:t>responseEntity</w:t>
-      </w:r>
-      <w:proofErr w:type="spellEnd"/>
-      <w:r>
-        <w:rPr>
-          <w:lang w:val="en-IN"/>
-        </w:rPr>
-        <w:t xml:space="preserve"> = </w:t>
-      </w:r>
-      <w:proofErr w:type="spellStart"/>
-      <w:r>
-        <w:rPr>
-          <w:lang w:val="en-IN"/>
-        </w:rPr>
-        <w:t>restTemplate.</w:t>
-      </w:r>
-      <w:r>
-        <w:rPr>
-          <w:b/>
-          <w:lang w:val="en-IN"/>
-        </w:rPr>
-        <w:t>postForEntity</w:t>
-      </w:r>
-      <w:proofErr w:type="spellEnd"/>
-      <w:r>
-        <w:rPr>
-          <w:lang w:val="en-IN"/>
-        </w:rPr>
-        <w:t>(</w:t>
-      </w:r>
-      <w:proofErr w:type="spellStart"/>
-      <w:r>
-        <w:rPr>
-          <w:lang w:val="en-IN"/>
-        </w:rPr>
-        <w:t>url</w:t>
-      </w:r>
-      <w:proofErr w:type="spellEnd"/>
-      <w:r>
-        <w:rPr>
-          <w:lang w:val="en-IN"/>
-        </w:rPr>
-        <w:t xml:space="preserve">, </w:t>
-      </w:r>
-      <w:proofErr w:type="spellStart"/>
-      <w:r>
-        <w:rPr>
-          <w:lang w:val="en-IN"/>
-        </w:rPr>
-        <w:t>requestEntity</w:t>
-      </w:r>
-      <w:proofErr w:type="spellEnd"/>
-      <w:r>
-        <w:rPr>
-          <w:lang w:val="en-IN"/>
-        </w:rPr>
-        <w:t xml:space="preserve">, </w:t>
-      </w:r>
-      <w:proofErr w:type="spellStart"/>
-      <w:r>
-        <w:rPr>
-          <w:lang w:val="en-IN"/>
-        </w:rPr>
-        <w:t>String.class</w:t>
-      </w:r>
-      <w:proofErr w:type="spellEnd"/>
-      <w:r>
-        <w:rPr>
-          <w:lang w:val="en-IN"/>
-        </w:rPr>
-        <w:t>);</w:t>
-      </w:r>
-    </w:p>
-    <w:p>
-      <w:pPr>
-        <w:rPr>
-          <w:lang w:val="en-IN"/>
-        </w:rPr>
-      </w:pPr>
-      <w:r>
-        <w:rPr>
-          <w:lang w:val="en-IN"/>
-        </w:rPr>
-        <w:t xml:space="preserve">// </w:t>
-      </w:r>
-      <w:proofErr w:type="gramStart"/>
-      <w:r>
-        <w:rPr>
-          <w:lang w:val="en-IN"/>
-        </w:rPr>
-        <w:t>Create</w:t>
-      </w:r>
-      <w:proofErr w:type="gramEnd"/>
-      <w:r>
-        <w:rPr>
-          <w:lang w:val="en-IN"/>
-        </w:rPr>
-        <w:t xml:space="preserve"> a request entity with the JSON object and headers</w:t>
-      </w:r>
-    </w:p>
-    <w:p>
-      <w:pPr>
-        <w:rPr>
-          <w:lang w:val="en-IN"/>
-        </w:rPr>
-      </w:pPr>
-      <w:proofErr w:type="spellStart"/>
-      <w:r>
-        <w:rPr>
-          <w:lang w:val="en-IN"/>
-        </w:rPr>
-        <w:t>HttpEntity</w:t>
-      </w:r>
-      <w:proofErr w:type="spellEnd"/>
-      <w:r>
-        <w:rPr>
-          <w:lang w:val="en-IN"/>
-        </w:rPr>
-        <w:t>&lt;</w:t>
-      </w:r>
-      <w:proofErr w:type="spellStart"/>
-      <w:r>
-        <w:rPr>
-          <w:lang w:val="en-IN"/>
-        </w:rPr>
-        <w:t>MyDataObject</w:t>
-      </w:r>
-      <w:proofErr w:type="spellEnd"/>
-      <w:r>
-        <w:rPr>
-          <w:lang w:val="en-IN"/>
-        </w:rPr>
-        <w:t xml:space="preserve">&gt; </w:t>
-      </w:r>
-      <w:proofErr w:type="spellStart"/>
-      <w:r>
-        <w:rPr>
-          <w:lang w:val="en-IN"/>
-        </w:rPr>
-        <w:t>requestEntity</w:t>
-      </w:r>
-      <w:proofErr w:type="spellEnd"/>
-      <w:r>
-        <w:rPr>
-          <w:lang w:val="en-IN"/>
-        </w:rPr>
-        <w:t xml:space="preserve"> = new </w:t>
-      </w:r>
-      <w:proofErr w:type="spellStart"/>
-      <w:r>
-        <w:rPr>
-          <w:lang w:val="en-IN"/>
-        </w:rPr>
-        <w:t>HttpEntity</w:t>
-      </w:r>
-      <w:proofErr w:type="spellEnd"/>
-      <w:r>
-        <w:rPr>
-          <w:lang w:val="en-IN"/>
-        </w:rPr>
-        <w:t>&lt;</w:t>
-      </w:r>
-      <w:proofErr w:type="gramStart"/>
-      <w:r>
-        <w:rPr>
-          <w:lang w:val="en-IN"/>
-        </w:rPr>
-        <w:t>&gt;(</w:t>
-      </w:r>
-      <w:proofErr w:type="spellStart"/>
-      <w:proofErr w:type="gramEnd"/>
-      <w:r>
-        <w:rPr>
-          <w:lang w:val="en-IN"/>
-        </w:rPr>
-        <w:t>requestBody</w:t>
-      </w:r>
-      <w:proofErr w:type="spellEnd"/>
-      <w:r>
-        <w:rPr>
-          <w:lang w:val="en-IN"/>
-        </w:rPr>
-        <w:t>, headers);</w:t>
-      </w:r>
-    </w:p>
-    <w:p>
-      <w:pPr>
-        <w:rPr>
-          <w:lang w:val="en-IN"/>
-        </w:rPr>
-      </w:pPr>
-      <w:r>
-        <w:rPr>
-          <w:lang w:val="en-IN"/>
-        </w:rPr>
-        <w:t>// Send the POST request and directly receive the parsed response body</w:t>
-      </w:r>
-    </w:p>
-    <w:p>
-      <w:pPr>
-        <w:rPr>
-          <w:lang w:val="en-IN"/>
-        </w:rPr>
-      </w:pPr>
-      <w:r>
-        <w:rPr>
-          <w:lang w:val="en-IN"/>
-        </w:rPr>
-        <w:t xml:space="preserve">String </w:t>
-      </w:r>
-      <w:proofErr w:type="spellStart"/>
-      <w:r>
-        <w:rPr>
-          <w:lang w:val="en-IN"/>
-        </w:rPr>
-        <w:t>responseBody</w:t>
-      </w:r>
-      <w:proofErr w:type="spellEnd"/>
-      <w:r>
-        <w:rPr>
-          <w:lang w:val="en-IN"/>
-        </w:rPr>
-        <w:t xml:space="preserve"> = </w:t>
-      </w:r>
-      <w:proofErr w:type="spellStart"/>
-      <w:proofErr w:type="gramStart"/>
-      <w:r>
-        <w:rPr>
-          <w:lang w:val="en-IN"/>
-        </w:rPr>
-        <w:t>restTemplate.</w:t>
-      </w:r>
-      <w:r>
-        <w:rPr>
-          <w:b/>
-          <w:lang w:val="en-IN"/>
-        </w:rPr>
         <w:t>postForObject</w:t>
       </w:r>
-      <w:proofErr w:type="spellEnd"/>
-      <w:r>
-        <w:rPr>
-          <w:lang w:val="en-IN"/>
-        </w:rPr>
-        <w:t>(</w:t>
-      </w:r>
-      <w:proofErr w:type="spellStart"/>
-      <w:proofErr w:type="gramEnd"/>
-      <w:r>
-        <w:rPr>
-          <w:lang w:val="en-IN"/>
-        </w:rPr>
-        <w:t>url</w:t>
-      </w:r>
-      <w:proofErr w:type="spellEnd"/>
-      <w:r>
-        <w:rPr>
-          <w:lang w:val="en-IN"/>
-        </w:rPr>
-        <w:t xml:space="preserve">, </w:t>
-      </w:r>
-      <w:proofErr w:type="spellStart"/>
-      <w:r>
-        <w:rPr>
-          <w:lang w:val="en-IN"/>
-        </w:rPr>
-        <w:t>requestEntity</w:t>
-      </w:r>
-      <w:proofErr w:type="spellEnd"/>
-      <w:r>
-        <w:rPr>
-          <w:lang w:val="en-IN"/>
-        </w:rPr>
-        <w:t xml:space="preserve">, </w:t>
-      </w:r>
-      <w:proofErr w:type="spellStart"/>
-      <w:r>
-        <w:rPr>
-          <w:lang w:val="en-IN"/>
-        </w:rPr>
-        <w:t>String.class</w:t>
-      </w:r>
-      <w:proofErr w:type="spellEnd"/>
-      <w:r>
-        <w:rPr>
-          <w:lang w:val="en-IN"/>
-        </w:rPr>
-        <w:t>);</w:t>
-      </w:r>
-    </w:p>
-    <w:p>
-      <w:pPr>
-        <w:rPr>
-          <w:lang w:val="en-IN"/>
-        </w:rPr>
-      </w:pPr>
-      <w:proofErr w:type="spellStart"/>
-      <w:proofErr w:type="gramStart"/>
-      <w:r>
-        <w:rPr>
-          <w:lang w:val="en-IN"/>
-        </w:rPr>
-        <w:t>restTemplate.delete</w:t>
-      </w:r>
-      <w:proofErr w:type="spellEnd"/>
-      <w:r>
-        <w:rPr>
-          <w:lang w:val="en-IN"/>
-        </w:rPr>
-        <w:t>(</w:t>
-      </w:r>
-      <w:proofErr w:type="spellStart"/>
-      <w:proofErr w:type="gramEnd"/>
-      <w:r>
-        <w:rPr>
-          <w:lang w:val="en-IN"/>
-        </w:rPr>
-        <w:t>url</w:t>
-      </w:r>
-      <w:proofErr w:type="spellEnd"/>
-      <w:r>
-        <w:rPr>
-          <w:lang w:val="en-IN"/>
-        </w:rPr>
-        <w:t>);</w:t>
+      <w:r>
+        <w:rPr>
+          <w:lang w:val="en-IN"/>
+        </w:rPr>
+        <w:t>(url, requestEntity, String.class);</w:t>
+      </w:r>
+    </w:p>
+    <w:p>
+      <w:pPr>
+        <w:rPr>
+          <w:lang w:val="en-IN"/>
+        </w:rPr>
+      </w:pPr>
+      <w:r>
+        <w:rPr>
+          <w:lang w:val="en-IN"/>
+        </w:rPr>
+        <w:t>restTemplate.delete(url);</w:t>
       </w:r>
     </w:p>
     <w:sectPr>
@@ -8253,7 +5921,7 @@
 </file>
 
 <file path=customXml/itemProps1.xml><?xml version="1.0" encoding="utf-8"?>
-<ds:datastoreItem xmlns:ds="http://schemas.openxmlformats.org/officeDocument/2006/customXml" ds:itemID="{92F815DA-469C-47F0-9D77-D4B416074B1D}">
+<ds:datastoreItem xmlns:ds="http://schemas.openxmlformats.org/officeDocument/2006/customXml" ds:itemID="{4F9C7C1D-949B-479B-9AB9-5317AF4514C1}">
   <ds:schemaRefs>
     <ds:schemaRef ds:uri="http://schemas.openxmlformats.org/officeDocument/2006/bibliography"/>
   </ds:schemaRefs>

--- a/note/MicroServices.docx
+++ b/note/MicroServices.docx
@@ -3113,6 +3113,618 @@
         </w:rPr>
         <w:t>restTemplate.delete(url);</w:t>
       </w:r>
+    </w:p>
+    <w:p>
+      <w:pPr>
+        <w:rPr>
+          <w:lang w:val="en-IN"/>
+        </w:rPr>
+      </w:pPr>
+      <w:r>
+        <w:rPr>
+          <w:lang w:val="en-IN"/>
+        </w:rPr>
+        <w:lastRenderedPageBreak/>
+        <w:br w:type="page"/>
+      </w:r>
+    </w:p>
+    <w:p>
+      <w:pPr>
+        <w:rPr>
+          <w:b/>
+          <w:bCs/>
+          <w:sz w:val="28"/>
+          <w:szCs w:val="28"/>
+          <w:lang w:val="en-IN"/>
+        </w:rPr>
+      </w:pPr>
+      <w:r>
+        <w:rPr>
+          <w:b/>
+          <w:bCs/>
+          <w:sz w:val="28"/>
+          <w:szCs w:val="28"/>
+          <w:lang w:val="en-IN"/>
+        </w:rPr>
+        <w:lastRenderedPageBreak/>
+        <w:t>Prominent tools using in microservices</w:t>
+      </w:r>
+      <w:r>
+        <w:rPr>
+          <w:b/>
+          <w:bCs/>
+          <w:sz w:val="28"/>
+          <w:szCs w:val="28"/>
+          <w:lang w:val="en-IN"/>
+        </w:rPr>
+        <w:br/>
+      </w:r>
+    </w:p>
+    <w:tbl>
+      <w:tblPr>
+        <w:tblW w:w="0" w:type="auto"/>
+        <w:tblCellSpacing w:w="15" w:type="dxa"/>
+        <w:tblCellMar>
+          <w:top w:w="15" w:type="dxa"/>
+          <w:left w:w="15" w:type="dxa"/>
+          <w:bottom w:w="15" w:type="dxa"/>
+          <w:right w:w="15" w:type="dxa"/>
+        </w:tblCellMar>
+        <w:tblLook w:val="04A0"/>
+      </w:tblPr>
+      <w:tblGrid>
+        <w:gridCol w:w="3076"/>
+        <w:gridCol w:w="6374"/>
+      </w:tblGrid>
+      <w:tr>
+        <w:trPr>
+          <w:tblHeader/>
+          <w:tblCellSpacing w:w="15" w:type="dxa"/>
+        </w:trPr>
+        <w:tc>
+          <w:tcPr>
+            <w:tcW w:w="0" w:type="auto"/>
+            <w:vAlign w:val="center"/>
+            <w:hideMark/>
+          </w:tcPr>
+          <w:p>
+            <w:pPr>
+              <w:spacing w:after="0" w:line="240" w:lineRule="auto"/>
+              <w:jc w:val="center"/>
+              <w:rPr>
+                <w:rFonts w:ascii="Times New Roman" w:eastAsia="Times New Roman" w:hAnsi="Times New Roman" w:cs="Times New Roman"/>
+                <w:b/>
+                <w:bCs/>
+                <w:sz w:val="24"/>
+                <w:szCs w:val="24"/>
+                <w:lang w:bidi="hi-IN"/>
+              </w:rPr>
+            </w:pPr>
+            <w:r>
+              <w:rPr>
+                <w:rFonts w:ascii="Times New Roman" w:eastAsia="Times New Roman" w:hAnsi="Times New Roman" w:cs="Times New Roman"/>
+                <w:b/>
+                <w:bCs/>
+                <w:sz w:val="24"/>
+                <w:szCs w:val="24"/>
+                <w:lang w:bidi="hi-IN"/>
+              </w:rPr>
+              <w:t>Tool</w:t>
+            </w:r>
+          </w:p>
+        </w:tc>
+        <w:tc>
+          <w:tcPr>
+            <w:tcW w:w="0" w:type="auto"/>
+            <w:vAlign w:val="center"/>
+            <w:hideMark/>
+          </w:tcPr>
+          <w:p>
+            <w:pPr>
+              <w:spacing w:after="0" w:line="240" w:lineRule="auto"/>
+              <w:jc w:val="center"/>
+              <w:rPr>
+                <w:rFonts w:ascii="Times New Roman" w:eastAsia="Times New Roman" w:hAnsi="Times New Roman" w:cs="Times New Roman"/>
+                <w:b/>
+                <w:bCs/>
+                <w:sz w:val="24"/>
+                <w:szCs w:val="24"/>
+                <w:lang w:bidi="hi-IN"/>
+              </w:rPr>
+            </w:pPr>
+            <w:r>
+              <w:rPr>
+                <w:rFonts w:ascii="Times New Roman" w:eastAsia="Times New Roman" w:hAnsi="Times New Roman" w:cs="Times New Roman"/>
+                <w:b/>
+                <w:bCs/>
+                <w:sz w:val="24"/>
+                <w:szCs w:val="24"/>
+                <w:lang w:bidi="hi-IN"/>
+              </w:rPr>
+              <w:t>1-Line Real-World Use Case</w:t>
+            </w:r>
+          </w:p>
+        </w:tc>
+      </w:tr>
+      <w:tr>
+        <w:trPr>
+          <w:tblCellSpacing w:w="15" w:type="dxa"/>
+        </w:trPr>
+        <w:tc>
+          <w:tcPr>
+            <w:tcW w:w="0" w:type="auto"/>
+            <w:vAlign w:val="center"/>
+            <w:hideMark/>
+          </w:tcPr>
+          <w:p>
+            <w:pPr>
+              <w:spacing w:after="0" w:line="240" w:lineRule="auto"/>
+              <w:rPr>
+                <w:rFonts w:ascii="Times New Roman" w:eastAsia="Times New Roman" w:hAnsi="Times New Roman" w:cs="Times New Roman"/>
+                <w:sz w:val="24"/>
+                <w:szCs w:val="24"/>
+                <w:lang w:bidi="hi-IN"/>
+              </w:rPr>
+            </w:pPr>
+            <w:r>
+              <w:rPr>
+                <w:rFonts w:ascii="Times New Roman" w:eastAsia="Times New Roman" w:hAnsi="Times New Roman" w:cs="Times New Roman"/>
+                <w:b/>
+                <w:bCs/>
+                <w:sz w:val="24"/>
+                <w:szCs w:val="24"/>
+                <w:lang w:bidi="hi-IN"/>
+              </w:rPr>
+              <w:t>Prometheus</w:t>
+            </w:r>
+          </w:p>
+        </w:tc>
+        <w:tc>
+          <w:tcPr>
+            <w:tcW w:w="0" w:type="auto"/>
+            <w:vAlign w:val="center"/>
+            <w:hideMark/>
+          </w:tcPr>
+          <w:p>
+            <w:pPr>
+              <w:spacing w:after="0" w:line="240" w:lineRule="auto"/>
+              <w:rPr>
+                <w:rFonts w:ascii="Times New Roman" w:eastAsia="Times New Roman" w:hAnsi="Times New Roman" w:cs="Times New Roman"/>
+                <w:sz w:val="24"/>
+                <w:szCs w:val="24"/>
+                <w:lang w:bidi="hi-IN"/>
+              </w:rPr>
+            </w:pPr>
+            <w:r>
+              <w:rPr>
+                <w:rFonts w:ascii="Times New Roman" w:eastAsia="Times New Roman" w:hAnsi="Times New Roman" w:cs="Times New Roman"/>
+                <w:sz w:val="24"/>
+                <w:szCs w:val="24"/>
+                <w:lang w:bidi="hi-IN"/>
+              </w:rPr>
+              <w:t>Collects and stores real-time metrics (like CPU, memory, request rate) from microservices for monitoring and alerting.</w:t>
+            </w:r>
+          </w:p>
+        </w:tc>
+      </w:tr>
+      <w:tr>
+        <w:trPr>
+          <w:tblCellSpacing w:w="15" w:type="dxa"/>
+        </w:trPr>
+        <w:tc>
+          <w:tcPr>
+            <w:tcW w:w="0" w:type="auto"/>
+            <w:vAlign w:val="center"/>
+            <w:hideMark/>
+          </w:tcPr>
+          <w:p>
+            <w:pPr>
+              <w:spacing w:after="0" w:line="240" w:lineRule="auto"/>
+              <w:rPr>
+                <w:rFonts w:ascii="Times New Roman" w:eastAsia="Times New Roman" w:hAnsi="Times New Roman" w:cs="Times New Roman"/>
+                <w:sz w:val="24"/>
+                <w:szCs w:val="24"/>
+                <w:lang w:bidi="hi-IN"/>
+              </w:rPr>
+            </w:pPr>
+            <w:r>
+              <w:rPr>
+                <w:rFonts w:ascii="Times New Roman" w:eastAsia="Times New Roman" w:hAnsi="Times New Roman" w:cs="Times New Roman"/>
+                <w:b/>
+                <w:bCs/>
+                <w:sz w:val="24"/>
+                <w:szCs w:val="24"/>
+                <w:lang w:bidi="hi-IN"/>
+              </w:rPr>
+              <w:t>Grafana</w:t>
+            </w:r>
+          </w:p>
+        </w:tc>
+        <w:tc>
+          <w:tcPr>
+            <w:tcW w:w="0" w:type="auto"/>
+            <w:vAlign w:val="center"/>
+            <w:hideMark/>
+          </w:tcPr>
+          <w:p>
+            <w:pPr>
+              <w:spacing w:after="0" w:line="240" w:lineRule="auto"/>
+              <w:rPr>
+                <w:rFonts w:ascii="Times New Roman" w:eastAsia="Times New Roman" w:hAnsi="Times New Roman" w:cs="Times New Roman"/>
+                <w:sz w:val="24"/>
+                <w:szCs w:val="24"/>
+                <w:lang w:bidi="hi-IN"/>
+              </w:rPr>
+            </w:pPr>
+            <w:r>
+              <w:rPr>
+                <w:rFonts w:ascii="Times New Roman" w:eastAsia="Times New Roman" w:hAnsi="Times New Roman" w:cs="Times New Roman"/>
+                <w:sz w:val="24"/>
+                <w:szCs w:val="24"/>
+                <w:lang w:bidi="hi-IN"/>
+              </w:rPr>
+              <w:t>Visualizes Prometheus (or other data sources) metrics through rich, real-time dashboards for system health tracking.</w:t>
+            </w:r>
+          </w:p>
+        </w:tc>
+      </w:tr>
+      <w:tr>
+        <w:trPr>
+          <w:tblCellSpacing w:w="15" w:type="dxa"/>
+        </w:trPr>
+        <w:tc>
+          <w:tcPr>
+            <w:tcW w:w="0" w:type="auto"/>
+            <w:vAlign w:val="center"/>
+            <w:hideMark/>
+          </w:tcPr>
+          <w:p>
+            <w:pPr>
+              <w:spacing w:after="0" w:line="240" w:lineRule="auto"/>
+              <w:rPr>
+                <w:rFonts w:ascii="Times New Roman" w:eastAsia="Times New Roman" w:hAnsi="Times New Roman" w:cs="Times New Roman"/>
+                <w:sz w:val="24"/>
+                <w:szCs w:val="24"/>
+                <w:lang w:bidi="hi-IN"/>
+              </w:rPr>
+            </w:pPr>
+            <w:r>
+              <w:rPr>
+                <w:rFonts w:ascii="Times New Roman" w:eastAsia="Times New Roman" w:hAnsi="Times New Roman" w:cs="Times New Roman"/>
+                <w:b/>
+                <w:bCs/>
+                <w:sz w:val="24"/>
+                <w:szCs w:val="24"/>
+                <w:lang w:bidi="hi-IN"/>
+              </w:rPr>
+              <w:t>ELK Stack (Elasticsearch, Logstash, Kibana)</w:t>
+            </w:r>
+          </w:p>
+        </w:tc>
+        <w:tc>
+          <w:tcPr>
+            <w:tcW w:w="0" w:type="auto"/>
+            <w:vAlign w:val="center"/>
+            <w:hideMark/>
+          </w:tcPr>
+          <w:p>
+            <w:pPr>
+              <w:spacing w:after="0" w:line="240" w:lineRule="auto"/>
+              <w:rPr>
+                <w:rFonts w:ascii="Times New Roman" w:eastAsia="Times New Roman" w:hAnsi="Times New Roman" w:cs="Times New Roman"/>
+                <w:sz w:val="24"/>
+                <w:szCs w:val="24"/>
+                <w:lang w:bidi="hi-IN"/>
+              </w:rPr>
+            </w:pPr>
+            <w:r>
+              <w:rPr>
+                <w:rFonts w:ascii="Times New Roman" w:eastAsia="Times New Roman" w:hAnsi="Times New Roman" w:cs="Times New Roman"/>
+                <w:sz w:val="24"/>
+                <w:szCs w:val="24"/>
+                <w:lang w:bidi="hi-IN"/>
+              </w:rPr>
+              <w:t>Centralized logging solution to collect, index, and search logs across multiple microservices for debugging and analysis.</w:t>
+            </w:r>
+          </w:p>
+        </w:tc>
+      </w:tr>
+      <w:tr>
+        <w:trPr>
+          <w:tblCellSpacing w:w="15" w:type="dxa"/>
+        </w:trPr>
+        <w:tc>
+          <w:tcPr>
+            <w:tcW w:w="0" w:type="auto"/>
+            <w:vAlign w:val="center"/>
+            <w:hideMark/>
+          </w:tcPr>
+          <w:p>
+            <w:pPr>
+              <w:spacing w:after="0" w:line="240" w:lineRule="auto"/>
+              <w:rPr>
+                <w:rFonts w:ascii="Times New Roman" w:eastAsia="Times New Roman" w:hAnsi="Times New Roman" w:cs="Times New Roman"/>
+                <w:sz w:val="24"/>
+                <w:szCs w:val="24"/>
+                <w:lang w:bidi="hi-IN"/>
+              </w:rPr>
+            </w:pPr>
+            <w:r>
+              <w:rPr>
+                <w:rFonts w:ascii="Times New Roman" w:eastAsia="Times New Roman" w:hAnsi="Times New Roman" w:cs="Times New Roman"/>
+                <w:b/>
+                <w:bCs/>
+                <w:sz w:val="24"/>
+                <w:szCs w:val="24"/>
+                <w:lang w:bidi="hi-IN"/>
+              </w:rPr>
+              <w:t>Kibana</w:t>
+            </w:r>
+          </w:p>
+        </w:tc>
+        <w:tc>
+          <w:tcPr>
+            <w:tcW w:w="0" w:type="auto"/>
+            <w:vAlign w:val="center"/>
+            <w:hideMark/>
+          </w:tcPr>
+          <w:p>
+            <w:pPr>
+              <w:spacing w:after="0" w:line="240" w:lineRule="auto"/>
+              <w:rPr>
+                <w:rFonts w:ascii="Times New Roman" w:eastAsia="Times New Roman" w:hAnsi="Times New Roman" w:cs="Times New Roman"/>
+                <w:sz w:val="24"/>
+                <w:szCs w:val="24"/>
+                <w:lang w:bidi="hi-IN"/>
+              </w:rPr>
+            </w:pPr>
+            <w:r>
+              <w:rPr>
+                <w:rFonts w:ascii="Times New Roman" w:eastAsia="Times New Roman" w:hAnsi="Times New Roman" w:cs="Times New Roman"/>
+                <w:sz w:val="24"/>
+                <w:szCs w:val="24"/>
+                <w:lang w:bidi="hi-IN"/>
+              </w:rPr>
+              <w:t>Front-end visualization tool of the ELK Stack, used to query and visualize logs and application errors from Elasticsearch.</w:t>
+            </w:r>
+          </w:p>
+        </w:tc>
+      </w:tr>
+      <w:tr>
+        <w:trPr>
+          <w:tblCellSpacing w:w="15" w:type="dxa"/>
+        </w:trPr>
+        <w:tc>
+          <w:tcPr>
+            <w:tcW w:w="0" w:type="auto"/>
+            <w:vAlign w:val="center"/>
+            <w:hideMark/>
+          </w:tcPr>
+          <w:p>
+            <w:pPr>
+              <w:spacing w:after="0" w:line="240" w:lineRule="auto"/>
+              <w:rPr>
+                <w:rFonts w:ascii="Times New Roman" w:eastAsia="Times New Roman" w:hAnsi="Times New Roman" w:cs="Times New Roman"/>
+                <w:sz w:val="24"/>
+                <w:szCs w:val="24"/>
+                <w:lang w:bidi="hi-IN"/>
+              </w:rPr>
+            </w:pPr>
+            <w:r>
+              <w:rPr>
+                <w:rFonts w:ascii="Times New Roman" w:eastAsia="Times New Roman" w:hAnsi="Times New Roman" w:cs="Times New Roman"/>
+                <w:b/>
+                <w:bCs/>
+                <w:sz w:val="24"/>
+                <w:szCs w:val="24"/>
+                <w:lang w:bidi="hi-IN"/>
+              </w:rPr>
+              <w:t>Sleuth (Spring Cloud Sleuth)</w:t>
+            </w:r>
+          </w:p>
+        </w:tc>
+        <w:tc>
+          <w:tcPr>
+            <w:tcW w:w="0" w:type="auto"/>
+            <w:vAlign w:val="center"/>
+            <w:hideMark/>
+          </w:tcPr>
+          <w:p>
+            <w:pPr>
+              <w:spacing w:after="0" w:line="240" w:lineRule="auto"/>
+              <w:rPr>
+                <w:rFonts w:ascii="Times New Roman" w:eastAsia="Times New Roman" w:hAnsi="Times New Roman" w:cs="Times New Roman"/>
+                <w:sz w:val="24"/>
+                <w:szCs w:val="24"/>
+                <w:lang w:bidi="hi-IN"/>
+              </w:rPr>
+            </w:pPr>
+            <w:r>
+              <w:rPr>
+                <w:rFonts w:ascii="Times New Roman" w:eastAsia="Times New Roman" w:hAnsi="Times New Roman" w:cs="Times New Roman"/>
+                <w:sz w:val="24"/>
+                <w:szCs w:val="24"/>
+                <w:lang w:bidi="hi-IN"/>
+              </w:rPr>
+              <w:t>Adds trace IDs and span IDs to logs, enabling correlation of logs across different microservices in a distributed system.</w:t>
+            </w:r>
+          </w:p>
+        </w:tc>
+      </w:tr>
+      <w:tr>
+        <w:trPr>
+          <w:tblCellSpacing w:w="15" w:type="dxa"/>
+        </w:trPr>
+        <w:tc>
+          <w:tcPr>
+            <w:tcW w:w="0" w:type="auto"/>
+            <w:vAlign w:val="center"/>
+            <w:hideMark/>
+          </w:tcPr>
+          <w:p>
+            <w:pPr>
+              <w:spacing w:after="0" w:line="240" w:lineRule="auto"/>
+              <w:rPr>
+                <w:rFonts w:ascii="Times New Roman" w:eastAsia="Times New Roman" w:hAnsi="Times New Roman" w:cs="Times New Roman"/>
+                <w:sz w:val="24"/>
+                <w:szCs w:val="24"/>
+                <w:lang w:bidi="hi-IN"/>
+              </w:rPr>
+            </w:pPr>
+            <w:r>
+              <w:rPr>
+                <w:rFonts w:ascii="Times New Roman" w:eastAsia="Times New Roman" w:hAnsi="Times New Roman" w:cs="Times New Roman"/>
+                <w:b/>
+                <w:bCs/>
+                <w:sz w:val="24"/>
+                <w:szCs w:val="24"/>
+                <w:lang w:bidi="hi-IN"/>
+              </w:rPr>
+              <w:t>Zipkin</w:t>
+            </w:r>
+          </w:p>
+        </w:tc>
+        <w:tc>
+          <w:tcPr>
+            <w:tcW w:w="0" w:type="auto"/>
+            <w:vAlign w:val="center"/>
+            <w:hideMark/>
+          </w:tcPr>
+          <w:p>
+            <w:pPr>
+              <w:spacing w:after="0" w:line="240" w:lineRule="auto"/>
+              <w:rPr>
+                <w:rFonts w:ascii="Times New Roman" w:eastAsia="Times New Roman" w:hAnsi="Times New Roman" w:cs="Times New Roman"/>
+                <w:sz w:val="24"/>
+                <w:szCs w:val="24"/>
+                <w:lang w:bidi="hi-IN"/>
+              </w:rPr>
+            </w:pPr>
+            <w:r>
+              <w:rPr>
+                <w:rFonts w:ascii="Times New Roman" w:eastAsia="Times New Roman" w:hAnsi="Times New Roman" w:cs="Times New Roman"/>
+                <w:sz w:val="24"/>
+                <w:szCs w:val="24"/>
+                <w:lang w:bidi="hi-IN"/>
+              </w:rPr>
+              <w:t>Distributed tracing system that visualizes and measures latency of requests as they travel across microservices.</w:t>
+            </w:r>
+          </w:p>
+        </w:tc>
+      </w:tr>
+      <w:tr>
+        <w:trPr>
+          <w:tblCellSpacing w:w="15" w:type="dxa"/>
+        </w:trPr>
+        <w:tc>
+          <w:tcPr>
+            <w:tcW w:w="0" w:type="auto"/>
+            <w:vAlign w:val="center"/>
+            <w:hideMark/>
+          </w:tcPr>
+          <w:p>
+            <w:pPr>
+              <w:spacing w:after="0" w:line="240" w:lineRule="auto"/>
+              <w:rPr>
+                <w:rFonts w:ascii="Times New Roman" w:eastAsia="Times New Roman" w:hAnsi="Times New Roman" w:cs="Times New Roman"/>
+                <w:sz w:val="24"/>
+                <w:szCs w:val="24"/>
+                <w:lang w:bidi="hi-IN"/>
+              </w:rPr>
+            </w:pPr>
+            <w:r>
+              <w:rPr>
+                <w:rFonts w:ascii="Times New Roman" w:eastAsia="Times New Roman" w:hAnsi="Times New Roman" w:cs="Times New Roman"/>
+                <w:b/>
+                <w:bCs/>
+                <w:sz w:val="24"/>
+                <w:szCs w:val="24"/>
+                <w:lang w:bidi="hi-IN"/>
+              </w:rPr>
+              <w:t>Java Flight Recorder (JFR)</w:t>
+            </w:r>
+          </w:p>
+        </w:tc>
+        <w:tc>
+          <w:tcPr>
+            <w:tcW w:w="0" w:type="auto"/>
+            <w:vAlign w:val="center"/>
+            <w:hideMark/>
+          </w:tcPr>
+          <w:p>
+            <w:pPr>
+              <w:spacing w:after="0" w:line="240" w:lineRule="auto"/>
+              <w:rPr>
+                <w:rFonts w:ascii="Times New Roman" w:eastAsia="Times New Roman" w:hAnsi="Times New Roman" w:cs="Times New Roman"/>
+                <w:sz w:val="24"/>
+                <w:szCs w:val="24"/>
+                <w:lang w:bidi="hi-IN"/>
+              </w:rPr>
+            </w:pPr>
+            <w:r>
+              <w:rPr>
+                <w:rFonts w:ascii="Times New Roman" w:eastAsia="Times New Roman" w:hAnsi="Times New Roman" w:cs="Times New Roman"/>
+                <w:sz w:val="24"/>
+                <w:szCs w:val="24"/>
+                <w:lang w:bidi="hi-IN"/>
+              </w:rPr>
+              <w:t>JVM profiling tool used to analyze performance issues (CPU, memory, G</w:t>
+            </w:r>
+            <w:r>
+              <w:rPr>
+                <w:rFonts w:ascii="Times New Roman" w:eastAsia="Times New Roman" w:hAnsi="Times New Roman" w:cs="Times New Roman"/>
+                <w:sz w:val="24"/>
+                <w:szCs w:val="24"/>
+                <w:lang w:bidi="hi-IN"/>
+              </w:rPr>
+              <w:t xml:space="preserve">arbage </w:t>
+            </w:r>
+            <w:r>
+              <w:rPr>
+                <w:rFonts w:ascii="Times New Roman" w:eastAsia="Times New Roman" w:hAnsi="Times New Roman" w:cs="Times New Roman"/>
+                <w:sz w:val="24"/>
+                <w:szCs w:val="24"/>
+                <w:lang w:bidi="hi-IN"/>
+              </w:rPr>
+              <w:t>C</w:t>
+            </w:r>
+            <w:r>
+              <w:rPr>
+                <w:rFonts w:ascii="Times New Roman" w:eastAsia="Times New Roman" w:hAnsi="Times New Roman" w:cs="Times New Roman"/>
+                <w:sz w:val="24"/>
+                <w:szCs w:val="24"/>
+                <w:lang w:bidi="hi-IN"/>
+              </w:rPr>
+              <w:t>olection</w:t>
+            </w:r>
+            <w:r>
+              <w:rPr>
+                <w:rFonts w:ascii="Times New Roman" w:eastAsia="Times New Roman" w:hAnsi="Times New Roman" w:cs="Times New Roman"/>
+                <w:sz w:val="24"/>
+                <w:szCs w:val="24"/>
+                <w:lang w:bidi="hi-IN"/>
+              </w:rPr>
+              <w:t xml:space="preserve">) and identify </w:t>
+            </w:r>
+            <w:r>
+              <w:rPr>
+                <w:rFonts w:ascii="Times New Roman" w:eastAsia="Times New Roman" w:hAnsi="Times New Roman" w:cs="Times New Roman"/>
+                <w:sz w:val="24"/>
+                <w:szCs w:val="24"/>
+                <w:lang w:bidi="hi-IN"/>
+              </w:rPr>
+              <w:t>memory leaks.</w:t>
+            </w:r>
+          </w:p>
+        </w:tc>
+      </w:tr>
+    </w:tbl>
+    <w:p>
+      <w:pPr>
+        <w:rPr>
+          <w:lang w:val="en-IN"/>
+        </w:rPr>
+      </w:pPr>
     </w:p>
     <w:sectPr>
       <w:footerReference w:type="default" r:id="rId8"/>
@@ -5629,6 +6241,17 @@
         <w:right w:w="108" w:type="dxa"/>
       </w:tblCellMar>
     </w:tblPr>
+  </w:style>
+  <w:style w:type="character" w:styleId="Strong">
+    <w:name w:val="Strong"/>
+    <w:basedOn w:val="DefaultParagraphFont"/>
+    <w:uiPriority w:val="22"/>
+    <w:qFormat/>
+    <w:rsid w:val="00B22A56"/>
+    <w:rPr>
+      <w:b/>
+      <w:bCs/>
+    </w:rPr>
   </w:style>
 </w:styles>
 </file>
@@ -5921,7 +6544,7 @@
 </file>
 
 <file path=customXml/itemProps1.xml><?xml version="1.0" encoding="utf-8"?>
-<ds:datastoreItem xmlns:ds="http://schemas.openxmlformats.org/officeDocument/2006/customXml" ds:itemID="{4F9C7C1D-949B-479B-9AB9-5317AF4514C1}">
+<ds:datastoreItem xmlns:ds="http://schemas.openxmlformats.org/officeDocument/2006/customXml" ds:itemID="{D54393B4-64A7-42CC-85BC-1FEDAF7C9244}">
   <ds:schemaRefs>
     <ds:schemaRef ds:uri="http://schemas.openxmlformats.org/officeDocument/2006/bibliography"/>
   </ds:schemaRefs>

--- a/note/MicroServices.docx
+++ b/note/MicroServices.docx
@@ -20,14 +20,46 @@
           <w:b/>
           <w:lang w:val="en-IN"/>
         </w:rPr>
-        <w:t>Explain MicroService Architecture</w:t>
-      </w:r>
+        <w:t xml:space="preserve">Explain </w:t>
+      </w:r>
+      <w:proofErr w:type="spellStart"/>
       <w:r>
         <w:rPr>
           <w:b/>
           <w:lang w:val="en-IN"/>
         </w:rPr>
-        <w:t xml:space="preserve"> and Monlithic Architecture</w:t>
+        <w:t>MicroService</w:t>
+      </w:r>
+      <w:proofErr w:type="spellEnd"/>
+      <w:r>
+        <w:rPr>
+          <w:b/>
+          <w:lang w:val="en-IN"/>
+        </w:rPr>
+        <w:t xml:space="preserve"> Architecture</w:t>
+      </w:r>
+      <w:r>
+        <w:rPr>
+          <w:b/>
+          <w:lang w:val="en-IN"/>
+        </w:rPr>
+        <w:t xml:space="preserve"> and </w:t>
+      </w:r>
+      <w:proofErr w:type="spellStart"/>
+      <w:r>
+        <w:rPr>
+          <w:b/>
+          <w:lang w:val="en-IN"/>
+        </w:rPr>
+        <w:t>Monlithic</w:t>
+      </w:r>
+      <w:proofErr w:type="spellEnd"/>
+      <w:r>
+        <w:rPr>
+          <w:b/>
+          <w:lang w:val="en-IN"/>
+        </w:rPr>
+        <w:t xml:space="preserve"> Architecture</w:t>
       </w:r>
     </w:p>
     <w:p>
@@ -41,11 +73,27 @@
           <w:lang w:val="en-IN"/>
         </w:rPr>
       </w:pPr>
-      <w:r>
-        <w:rPr>
-          <w:lang w:val="en-IN"/>
-        </w:rPr>
-        <w:t>Microservice : Here we build our application by breaking it down into smaller pieces which can be independently developed, deployed &amp; maintained.</w:t>
+      <w:proofErr w:type="spellStart"/>
+      <w:proofErr w:type="gramStart"/>
+      <w:r>
+        <w:rPr>
+          <w:lang w:val="en-IN"/>
+        </w:rPr>
+        <w:t>Microservice</w:t>
+      </w:r>
+      <w:proofErr w:type="spellEnd"/>
+      <w:r>
+        <w:rPr>
+          <w:lang w:val="en-IN"/>
+        </w:rPr>
+        <w:t xml:space="preserve"> :</w:t>
+      </w:r>
+      <w:proofErr w:type="gramEnd"/>
+      <w:r>
+        <w:rPr>
+          <w:lang w:val="en-IN"/>
+        </w:rPr>
+        <w:t xml:space="preserve"> Here we build our application by breaking it down into smaller pieces which can be independently developed, deployed &amp; maintained.</w:t>
       </w:r>
     </w:p>
     <w:p>
@@ -59,11 +107,19 @@
           <w:lang w:val="en-IN"/>
         </w:rPr>
       </w:pPr>
-      <w:r>
-        <w:rPr>
-          <w:lang w:val="en-IN"/>
-        </w:rPr>
-        <w:t>Monolithic : Here our application gets build and deployed as single unit.</w:t>
+      <w:proofErr w:type="gramStart"/>
+      <w:r>
+        <w:rPr>
+          <w:lang w:val="en-IN"/>
+        </w:rPr>
+        <w:t>Monolithic :</w:t>
+      </w:r>
+      <w:proofErr w:type="gramEnd"/>
+      <w:r>
+        <w:rPr>
+          <w:lang w:val="en-IN"/>
+        </w:rPr>
+        <w:t xml:space="preserve"> Here our application gets build and deployed as single unit.</w:t>
       </w:r>
       <w:r>
         <w:rPr>
@@ -89,11 +145,19 @@
         </w:rPr>
         <w:t xml:space="preserve">of our application </w:t>
       </w:r>
-      <w:r>
-        <w:rPr>
-          <w:lang w:val="en-IN"/>
-        </w:rPr>
-        <w:t>are clubbed inside single package.</w:t>
+      <w:proofErr w:type="gramStart"/>
+      <w:r>
+        <w:rPr>
+          <w:lang w:val="en-IN"/>
+        </w:rPr>
+        <w:t>are</w:t>
+      </w:r>
+      <w:proofErr w:type="gramEnd"/>
+      <w:r>
+        <w:rPr>
+          <w:lang w:val="en-IN"/>
+        </w:rPr>
+        <w:t xml:space="preserve"> clubbed inside single package.</w:t>
       </w:r>
     </w:p>
     <w:p>
@@ -121,14 +185,30 @@
           <w:b/>
           <w:lang w:val="en-IN"/>
         </w:rPr>
-        <w:t>REST Template</w:t>
-      </w:r>
+        <w:t xml:space="preserve">REST </w:t>
+      </w:r>
+      <w:proofErr w:type="gramStart"/>
       <w:r>
         <w:rPr>
           <w:b/>
           <w:lang w:val="en-IN"/>
         </w:rPr>
-        <w:t xml:space="preserve"> : </w:t>
+        <w:t>Template</w:t>
+      </w:r>
+      <w:r>
+        <w:rPr>
+          <w:b/>
+          <w:lang w:val="en-IN"/>
+        </w:rPr>
+        <w:t xml:space="preserve"> :</w:t>
+      </w:r>
+      <w:proofErr w:type="gramEnd"/>
+      <w:r>
+        <w:rPr>
+          <w:b/>
+          <w:lang w:val="en-IN"/>
+        </w:rPr>
+        <w:t xml:space="preserve"> </w:t>
       </w:r>
       <w:r>
         <w:rPr>
@@ -170,19 +250,48 @@
         <w:rPr>
           <w:lang w:val="en-IN"/>
         </w:rPr>
-        <w:t xml:space="preserve"> getForObject</w:t>
-      </w:r>
-      <w:r>
-        <w:rPr>
-          <w:lang w:val="en-IN"/>
-        </w:rPr>
-        <w:t>() and postForObject()</w:t>
-      </w:r>
-      <w:r>
-        <w:rPr>
-          <w:lang w:val="en-IN"/>
-        </w:rPr>
-        <w:t xml:space="preserve"> which takes a ur</w:t>
+        <w:t xml:space="preserve"> </w:t>
+      </w:r>
+      <w:proofErr w:type="spellStart"/>
+      <w:r>
+        <w:rPr>
+          <w:lang w:val="en-IN"/>
+        </w:rPr>
+        <w:t>getForObject</w:t>
+      </w:r>
+      <w:proofErr w:type="spellEnd"/>
+      <w:r>
+        <w:rPr>
+          <w:lang w:val="en-IN"/>
+        </w:rPr>
+        <w:t xml:space="preserve">() and </w:t>
+      </w:r>
+      <w:proofErr w:type="spellStart"/>
+      <w:r>
+        <w:rPr>
+          <w:lang w:val="en-IN"/>
+        </w:rPr>
+        <w:t>postForObject</w:t>
+      </w:r>
+      <w:proofErr w:type="spellEnd"/>
+      <w:r>
+        <w:rPr>
+          <w:lang w:val="en-IN"/>
+        </w:rPr>
+        <w:t>()</w:t>
+      </w:r>
+      <w:r>
+        <w:rPr>
+          <w:lang w:val="en-IN"/>
+        </w:rPr>
+        <w:t xml:space="preserve"> which takes a </w:t>
+      </w:r>
+      <w:proofErr w:type="spellStart"/>
+      <w:r>
+        <w:rPr>
+          <w:lang w:val="en-IN"/>
+        </w:rPr>
+        <w:t>ur</w:t>
       </w:r>
       <w:r>
         <w:rPr>
@@ -190,23 +299,94 @@
         </w:rPr>
         <w:t>l</w:t>
       </w:r>
-      <w:r>
-        <w:rPr>
-          <w:lang w:val="en-IN"/>
-        </w:rPr>
-        <w:t xml:space="preserve"> and a class(eg. List.class)</w:t>
-      </w:r>
-      <w:r>
-        <w:rPr>
-          <w:lang w:val="en-IN"/>
-        </w:rPr>
-        <w:t xml:space="preserve"> and a body(in case of postForObject())</w:t>
-      </w:r>
-      <w:r>
-        <w:rPr>
-          <w:lang w:val="en-IN"/>
-        </w:rPr>
-        <w:t>. This class indicates the return type that we are expecting from service, that we have called</w:t>
+      <w:proofErr w:type="spellEnd"/>
+      <w:r>
+        <w:rPr>
+          <w:lang w:val="en-IN"/>
+        </w:rPr>
+        <w:t xml:space="preserve"> and a class(</w:t>
+      </w:r>
+      <w:proofErr w:type="spellStart"/>
+      <w:r>
+        <w:rPr>
+          <w:lang w:val="en-IN"/>
+        </w:rPr>
+        <w:t>eg</w:t>
+      </w:r>
+      <w:proofErr w:type="spellEnd"/>
+      <w:r>
+        <w:rPr>
+          <w:lang w:val="en-IN"/>
+        </w:rPr>
+        <w:t xml:space="preserve">. </w:t>
+      </w:r>
+      <w:proofErr w:type="spellStart"/>
+      <w:r>
+        <w:rPr>
+          <w:lang w:val="en-IN"/>
+        </w:rPr>
+        <w:t>List.class</w:t>
+      </w:r>
+      <w:proofErr w:type="spellEnd"/>
+      <w:r>
+        <w:rPr>
+          <w:lang w:val="en-IN"/>
+        </w:rPr>
+        <w:t>)</w:t>
+      </w:r>
+      <w:r>
+        <w:rPr>
+          <w:lang w:val="en-IN"/>
+        </w:rPr>
+        <w:t xml:space="preserve"> and a </w:t>
+      </w:r>
+      <w:proofErr w:type="gramStart"/>
+      <w:r>
+        <w:rPr>
+          <w:lang w:val="en-IN"/>
+        </w:rPr>
+        <w:t>body(</w:t>
+      </w:r>
+      <w:proofErr w:type="gramEnd"/>
+      <w:r>
+        <w:rPr>
+          <w:lang w:val="en-IN"/>
+        </w:rPr>
+        <w:t xml:space="preserve">in case of </w:t>
+      </w:r>
+      <w:proofErr w:type="spellStart"/>
+      <w:r>
+        <w:rPr>
+          <w:lang w:val="en-IN"/>
+        </w:rPr>
+        <w:t>postForObject</w:t>
+      </w:r>
+      <w:proofErr w:type="spellEnd"/>
+      <w:r>
+        <w:rPr>
+          <w:lang w:val="en-IN"/>
+        </w:rPr>
+        <w:t>())</w:t>
+      </w:r>
+      <w:r>
+        <w:rPr>
+          <w:lang w:val="en-IN"/>
+        </w:rPr>
+        <w:t xml:space="preserve">. This class indicates the return type that we are expecting from </w:t>
+      </w:r>
+      <w:proofErr w:type="gramStart"/>
+      <w:r>
+        <w:rPr>
+          <w:lang w:val="en-IN"/>
+        </w:rPr>
+        <w:t>service, that</w:t>
+      </w:r>
+      <w:proofErr w:type="gramEnd"/>
+      <w:r>
+        <w:rPr>
+          <w:lang w:val="en-IN"/>
+        </w:rPr>
+        <w:t xml:space="preserve"> we have called</w:t>
       </w:r>
       <w:r>
         <w:rPr>
@@ -259,7 +439,35 @@
         <w:rPr>
           <w:lang w:val="en-IN"/>
         </w:rPr>
-        <w:t xml:space="preserve">: This type of communication uses JSON using REST. It uses Rest Template, FeignClient, WebClient can be used for synchronous communication between 2 microservices. </w:t>
+        <w:t>: This type of communication use</w:t>
+      </w:r>
+      <w:r>
+        <w:rPr>
+          <w:lang w:val="en-IN"/>
+        </w:rPr>
+        <w:t xml:space="preserve">s JSON using REST. </w:t>
+      </w:r>
+      <w:proofErr w:type="spellStart"/>
+      <w:r>
+        <w:rPr>
+          <w:i/>
+          <w:iCs/>
+          <w:lang w:val="en-IN"/>
+        </w:rPr>
+        <w:t>RestClient</w:t>
+      </w:r>
+      <w:proofErr w:type="spellEnd"/>
+      <w:r>
+        <w:rPr>
+          <w:lang w:val="en-IN"/>
+        </w:rPr>
+        <w:t xml:space="preserve"> </w:t>
+      </w:r>
+      <w:r>
+        <w:rPr>
+          <w:lang w:val="en-IN"/>
+        </w:rPr>
+        <w:t xml:space="preserve">can be used for synchronous communication between 2 microservices. </w:t>
       </w:r>
     </w:p>
     <w:p>
@@ -285,7 +493,35 @@
         <w:rPr>
           <w:lang w:val="en-IN"/>
         </w:rPr>
-        <w:t>: In this type of communication, the client does not wait for response, instead it just sends the message to the message broker. Kafka, RabbitMQ can be used for asynchronous communication across microservices to achieve eventual consistency.</w:t>
+        <w:t xml:space="preserve">: In this type of communication, the client does not wait for </w:t>
+      </w:r>
+      <w:proofErr w:type="gramStart"/>
+      <w:r>
+        <w:rPr>
+          <w:lang w:val="en-IN"/>
+        </w:rPr>
+        <w:t>response,</w:t>
+      </w:r>
+      <w:proofErr w:type="gramEnd"/>
+      <w:r>
+        <w:rPr>
+          <w:lang w:val="en-IN"/>
+        </w:rPr>
+        <w:t xml:space="preserve"> instead it just sends the message to the message broker. Kafka, </w:t>
+      </w:r>
+      <w:proofErr w:type="spellStart"/>
+      <w:r>
+        <w:rPr>
+          <w:lang w:val="en-IN"/>
+        </w:rPr>
+        <w:t>RabbitMQ</w:t>
+      </w:r>
+      <w:proofErr w:type="spellEnd"/>
+      <w:r>
+        <w:rPr>
+          <w:lang w:val="en-IN"/>
+        </w:rPr>
+        <w:t xml:space="preserve"> can be used for asynchronous communication across microservices to achieve eventual consistency.</w:t>
       </w:r>
     </w:p>
     <w:p>
@@ -299,6 +535,8 @@
           <w:lang w:val="en-IN"/>
         </w:rPr>
       </w:pPr>
+      <w:proofErr w:type="spellStart"/>
+      <w:proofErr w:type="gramStart"/>
       <w:r>
         <w:rPr>
           <w:b/>
@@ -307,11 +545,59 @@
         </w:rPr>
         <w:t>gRPC</w:t>
       </w:r>
-      <w:r>
-        <w:rPr>
-          <w:lang w:val="en-IN"/>
-        </w:rPr>
-        <w:t>: It can be used in case microservices needs high performance low latency communication. gRPC supports both Synchronous and Asynchronous way of communication. It internally uses binary data. It is faster than REST. gRPC has gained more popularity in recent times.</w:t>
+      <w:proofErr w:type="spellEnd"/>
+      <w:proofErr w:type="gramEnd"/>
+      <w:r>
+        <w:rPr>
+          <w:lang w:val="en-IN"/>
+        </w:rPr>
+        <w:t xml:space="preserve">: It can be used in case microservices needs high performance low latency communication. </w:t>
+      </w:r>
+      <w:proofErr w:type="spellStart"/>
+      <w:proofErr w:type="gramStart"/>
+      <w:r>
+        <w:rPr>
+          <w:lang w:val="en-IN"/>
+        </w:rPr>
+        <w:t>gRPC</w:t>
+      </w:r>
+      <w:proofErr w:type="spellEnd"/>
+      <w:proofErr w:type="gramEnd"/>
+      <w:r>
+        <w:rPr>
+          <w:lang w:val="en-IN"/>
+        </w:rPr>
+        <w:t xml:space="preserve"> supports both Synchronous and Asynchronous way of communication. It internally uses </w:t>
+      </w:r>
+      <w:proofErr w:type="gramStart"/>
+      <w:r>
+        <w:rPr>
+          <w:lang w:val="en-IN"/>
+        </w:rPr>
+        <w:t>binary</w:t>
+      </w:r>
+      <w:proofErr w:type="gramEnd"/>
+      <w:r>
+        <w:rPr>
+          <w:lang w:val="en-IN"/>
+        </w:rPr>
+        <w:t xml:space="preserve"> data. It is faster than REST. </w:t>
+      </w:r>
+      <w:proofErr w:type="spellStart"/>
+      <w:proofErr w:type="gramStart"/>
+      <w:r>
+        <w:rPr>
+          <w:lang w:val="en-IN"/>
+        </w:rPr>
+        <w:t>gRPC</w:t>
+      </w:r>
+      <w:proofErr w:type="spellEnd"/>
+      <w:proofErr w:type="gramEnd"/>
+      <w:r>
+        <w:rPr>
+          <w:lang w:val="en-IN"/>
+        </w:rPr>
+        <w:t xml:space="preserve"> has gained more popularity in recent times.</w:t>
       </w:r>
     </w:p>
     <w:p>
@@ -334,7 +620,25 @@
           <w:bCs/>
           <w:lang w:val="en-IN"/>
         </w:rPr>
-        <w:t>When should we use gRPC and when should we use REST?</w:t>
+        <w:t xml:space="preserve">When should we use </w:t>
+      </w:r>
+      <w:proofErr w:type="spellStart"/>
+      <w:r>
+        <w:rPr>
+          <w:b/>
+          <w:bCs/>
+          <w:lang w:val="en-IN"/>
+        </w:rPr>
+        <w:t>gRPC</w:t>
+      </w:r>
+      <w:proofErr w:type="spellEnd"/>
+      <w:r>
+        <w:rPr>
+          <w:b/>
+          <w:bCs/>
+          <w:lang w:val="en-IN"/>
+        </w:rPr>
+        <w:t xml:space="preserve"> and when should we use REST?</w:t>
       </w:r>
     </w:p>
     <w:p>
@@ -349,7 +653,21 @@
         <w:rPr>
           <w:lang w:val="en-IN"/>
         </w:rPr>
-        <w:t>If we want to connect with browsers or want to create public API, then we should REST. For Micro-Service to Micro-Service communication we should use gRPC.</w:t>
+        <w:t xml:space="preserve">If we want to connect with browsers or want to create public API, then we should REST. For Micro-Service to Micro-Service communication we should use </w:t>
+      </w:r>
+      <w:proofErr w:type="spellStart"/>
+      <w:r>
+        <w:rPr>
+          <w:lang w:val="en-IN"/>
+        </w:rPr>
+        <w:t>gRPC</w:t>
+      </w:r>
+      <w:proofErr w:type="spellEnd"/>
+      <w:r>
+        <w:rPr>
+          <w:lang w:val="en-IN"/>
+        </w:rPr>
+        <w:t>.</w:t>
       </w:r>
     </w:p>
     <w:p>
@@ -641,7 +959,21 @@
         <w:rPr>
           <w:lang w:val="en-IN"/>
         </w:rPr>
-        <w:t>It provides alternative behavior when primary operation fails.</w:t>
+        <w:t xml:space="preserve">It provides alternative </w:t>
+      </w:r>
+      <w:proofErr w:type="spellStart"/>
+      <w:r>
+        <w:rPr>
+          <w:lang w:val="en-IN"/>
+        </w:rPr>
+        <w:t>behavior</w:t>
+      </w:r>
+      <w:proofErr w:type="spellEnd"/>
+      <w:r>
+        <w:rPr>
+          <w:lang w:val="en-IN"/>
+        </w:rPr>
+        <w:t xml:space="preserve"> when primary operation fails.</w:t>
       </w:r>
     </w:p>
     <w:p>
@@ -662,7 +994,16 @@
           <w:bCs/>
           <w:lang w:val="en-IN"/>
         </w:rPr>
-        <w:t>Resilience in Spring boot</w:t>
+        <w:t xml:space="preserve">Resilience in Spring </w:t>
+      </w:r>
+      <w:proofErr w:type="gramStart"/>
+      <w:r>
+        <w:rPr>
+          <w:b/>
+          <w:bCs/>
+          <w:lang w:val="en-IN"/>
+        </w:rPr>
+        <w:t>boot</w:t>
       </w:r>
       <w:r>
         <w:rPr>
@@ -670,6 +1011,7 @@
         </w:rPr>
         <w:t xml:space="preserve"> :</w:t>
       </w:r>
+      <w:proofErr w:type="gramEnd"/>
       <w:r>
         <w:rPr>
           <w:lang w:val="en-IN"/>
@@ -772,7 +1114,6 @@
         <w:rPr>
           <w:lang w:val="en-IN"/>
         </w:rPr>
-        <w:lastRenderedPageBreak/>
         <w:t>API Gateway is single entry point of an application that handles requests by routing them to appropriate backend service and also provides cross cutting concerns like monitoring, logging and security</w:t>
       </w:r>
       <w:r>
@@ -817,6 +1158,7 @@
           <w:b/>
           <w:lang w:val="en-IN"/>
         </w:rPr>
+        <w:lastRenderedPageBreak/>
         <w:t>What is Service Discovery?</w:t>
       </w:r>
       <w:r>
@@ -892,14 +1234,65 @@
           <w:b/>
           <w:lang w:val="en-IN"/>
         </w:rPr>
-        <w:t>What is Circuit Breaker.</w:t>
-      </w:r>
+        <w:t xml:space="preserve">What is Circuit </w:t>
+      </w:r>
+      <w:proofErr w:type="gramStart"/>
+      <w:r>
+        <w:rPr>
+          <w:b/>
+          <w:lang w:val="en-IN"/>
+        </w:rPr>
+        <w:t>Breaker.</w:t>
+      </w:r>
+      <w:proofErr w:type="gramEnd"/>
       <w:r>
         <w:rPr>
           <w:lang w:val="en-IN"/>
         </w:rPr>
         <w:br/>
-        <w:t xml:space="preserve">Suppose a Microservice ‘A’ is internally calling another Microservice ‘B’ and ‘B’ has some fault. Hence we will stop calling the faulty Microservice ‘B’. </w:t>
+        <w:t xml:space="preserve">Suppose a </w:t>
+      </w:r>
+      <w:proofErr w:type="spellStart"/>
+      <w:r>
+        <w:rPr>
+          <w:lang w:val="en-IN"/>
+        </w:rPr>
+        <w:t>Microservice</w:t>
+      </w:r>
+      <w:proofErr w:type="spellEnd"/>
+      <w:r>
+        <w:rPr>
+          <w:lang w:val="en-IN"/>
+        </w:rPr>
+        <w:t xml:space="preserve"> ‘A’ is internally calling another </w:t>
+      </w:r>
+      <w:proofErr w:type="spellStart"/>
+      <w:r>
+        <w:rPr>
+          <w:lang w:val="en-IN"/>
+        </w:rPr>
+        <w:t>Microservice</w:t>
+      </w:r>
+      <w:proofErr w:type="spellEnd"/>
+      <w:r>
+        <w:rPr>
+          <w:lang w:val="en-IN"/>
+        </w:rPr>
+        <w:t xml:space="preserve"> ‘B’ and ‘B’ has some fault. Hence we will stop calling the faulty </w:t>
+      </w:r>
+      <w:proofErr w:type="spellStart"/>
+      <w:r>
+        <w:rPr>
+          <w:lang w:val="en-IN"/>
+        </w:rPr>
+        <w:t>Microservice</w:t>
+      </w:r>
+      <w:proofErr w:type="spellEnd"/>
+      <w:r>
+        <w:rPr>
+          <w:lang w:val="en-IN"/>
+        </w:rPr>
+        <w:t xml:space="preserve"> ‘B’. </w:t>
       </w:r>
       <w:r>
         <w:rPr>
@@ -912,20 +1305,48 @@
         <w:rPr>
           <w:lang w:val="en-IN"/>
         </w:rPr>
-        <w:t xml:space="preserve">We can achieve this functionality with the help of annotation @CircuitBreaker </w:t>
-      </w:r>
-    </w:p>
-    <w:p>
-      <w:pPr>
-        <w:rPr>
-          <w:lang w:val="en-IN"/>
-        </w:rPr>
-      </w:pPr>
-      <w:r>
-        <w:rPr>
-          <w:lang w:val="en-IN"/>
-        </w:rPr>
-        <w:t xml:space="preserve">Moreover, there are generally three states of a Circuit Breaker Pattern : </w:t>
+        <w:t>We can achieve this functionality with the help of annotation @</w:t>
+      </w:r>
+      <w:proofErr w:type="spellStart"/>
+      <w:r>
+        <w:rPr>
+          <w:lang w:val="en-IN"/>
+        </w:rPr>
+        <w:t>CircuitBreaker</w:t>
+      </w:r>
+      <w:proofErr w:type="spellEnd"/>
+      <w:r>
+        <w:rPr>
+          <w:lang w:val="en-IN"/>
+        </w:rPr>
+        <w:t xml:space="preserve"> </w:t>
+      </w:r>
+    </w:p>
+    <w:p>
+      <w:pPr>
+        <w:rPr>
+          <w:lang w:val="en-IN"/>
+        </w:rPr>
+      </w:pPr>
+      <w:r>
+        <w:rPr>
+          <w:lang w:val="en-IN"/>
+        </w:rPr>
+        <w:t xml:space="preserve">Moreover, there are generally three states of a Circuit Breaker </w:t>
+      </w:r>
+      <w:proofErr w:type="gramStart"/>
+      <w:r>
+        <w:rPr>
+          <w:lang w:val="en-IN"/>
+        </w:rPr>
+        <w:t>Pattern :</w:t>
+      </w:r>
+      <w:proofErr w:type="gramEnd"/>
+      <w:r>
+        <w:rPr>
+          <w:lang w:val="en-IN"/>
+        </w:rPr>
+        <w:t xml:space="preserve"> </w:t>
       </w:r>
     </w:p>
     <w:p>
@@ -952,11 +1373,19 @@
         </w:rPr>
         <w:t xml:space="preserve">: In this state, </w:t>
       </w:r>
-      <w:r>
-        <w:rPr>
-          <w:lang w:val="en-IN"/>
-        </w:rPr>
-        <w:t xml:space="preserve">The circuit breaker allows microservices to communicate as usual and monitor the number of failures occurring within the defined time period. If the failure count exceeds the specified threshold value, the circuit breaker will move to the Open state. </w:t>
+      <w:proofErr w:type="gramStart"/>
+      <w:r>
+        <w:rPr>
+          <w:lang w:val="en-IN"/>
+        </w:rPr>
+        <w:t>The</w:t>
+      </w:r>
+      <w:proofErr w:type="gramEnd"/>
+      <w:r>
+        <w:rPr>
+          <w:lang w:val="en-IN"/>
+        </w:rPr>
+        <w:t xml:space="preserve"> circuit breaker allows microservices to communicate as usual and monitor the number of failures occurring within the defined time period. If the failure count exceeds the specified threshold value, the circuit breaker will move to the Open state. </w:t>
       </w:r>
     </w:p>
     <w:p>
@@ -1085,7 +1514,23 @@
           <w:b/>
           <w:lang w:val="en-IN"/>
         </w:rPr>
-        <w:t>What is retry mechanism?</w:t>
+        <w:t xml:space="preserve">What is </w:t>
+      </w:r>
+      <w:proofErr w:type="gramStart"/>
+      <w:r>
+        <w:rPr>
+          <w:b/>
+          <w:lang w:val="en-IN"/>
+        </w:rPr>
+        <w:t>retry</w:t>
+      </w:r>
+      <w:proofErr w:type="gramEnd"/>
+      <w:r>
+        <w:rPr>
+          <w:b/>
+          <w:lang w:val="en-IN"/>
+        </w:rPr>
+        <w:t xml:space="preserve"> mechanism?</w:t>
       </w:r>
     </w:p>
     <w:p>
@@ -1165,7 +1610,51 @@
         <w:rPr>
           <w:lang w:val="en-IN"/>
         </w:rPr>
-        <w:t>In a Spring Boot + Microservice application, we are waiting for response from another microservice, If we did't get it within 10 seconds then we should give a error message: "request timed out. Please try later"</w:t>
+        <w:t xml:space="preserve">In a Spring Boot + </w:t>
+      </w:r>
+      <w:proofErr w:type="spellStart"/>
+      <w:r>
+        <w:rPr>
+          <w:lang w:val="en-IN"/>
+        </w:rPr>
+        <w:t>Microservice</w:t>
+      </w:r>
+      <w:proofErr w:type="spellEnd"/>
+      <w:r>
+        <w:rPr>
+          <w:lang w:val="en-IN"/>
+        </w:rPr>
+        <w:t xml:space="preserve"> application, we are waiting for response from another </w:t>
+      </w:r>
+      <w:proofErr w:type="spellStart"/>
+      <w:proofErr w:type="gramStart"/>
+      <w:r>
+        <w:rPr>
+          <w:lang w:val="en-IN"/>
+        </w:rPr>
+        <w:t>microservice</w:t>
+      </w:r>
+      <w:proofErr w:type="spellEnd"/>
+      <w:proofErr w:type="gramEnd"/>
+      <w:r>
+        <w:rPr>
+          <w:lang w:val="en-IN"/>
+        </w:rPr>
+        <w:t xml:space="preserve">, If we </w:t>
+      </w:r>
+      <w:proofErr w:type="spellStart"/>
+      <w:r>
+        <w:rPr>
+          <w:lang w:val="en-IN"/>
+        </w:rPr>
+        <w:t>did't</w:t>
+      </w:r>
+      <w:proofErr w:type="spellEnd"/>
+      <w:r>
+        <w:rPr>
+          <w:lang w:val="en-IN"/>
+        </w:rPr>
+        <w:t xml:space="preserve"> get it within 10 seconds then we should give a error message: "request timed out. Please try later"</w:t>
       </w:r>
       <w:r>
         <w:rPr>
@@ -1186,7 +1675,6 @@
         <w:rPr>
           <w:lang w:val="en-IN"/>
         </w:rPr>
-        <w:lastRenderedPageBreak/>
         <w:br/>
         <w:t>There are 2 ways we can implement the above scenario:</w:t>
       </w:r>
@@ -1206,7 +1694,49 @@
         <w:rPr>
           <w:lang w:val="en-IN"/>
         </w:rPr>
-        <w:t>Apache HttpClient + RequestConfig (RestTemplate)</w:t>
+        <w:t xml:space="preserve">Apache </w:t>
+      </w:r>
+      <w:proofErr w:type="spellStart"/>
+      <w:r>
+        <w:rPr>
+          <w:lang w:val="en-IN"/>
+        </w:rPr>
+        <w:t>HttpClient</w:t>
+      </w:r>
+      <w:proofErr w:type="spellEnd"/>
+      <w:r>
+        <w:rPr>
+          <w:lang w:val="en-IN"/>
+        </w:rPr>
+        <w:t xml:space="preserve"> + </w:t>
+      </w:r>
+      <w:proofErr w:type="spellStart"/>
+      <w:r>
+        <w:rPr>
+          <w:lang w:val="en-IN"/>
+        </w:rPr>
+        <w:t>RequestConfig</w:t>
+      </w:r>
+      <w:proofErr w:type="spellEnd"/>
+      <w:r>
+        <w:rPr>
+          <w:lang w:val="en-IN"/>
+        </w:rPr>
+        <w:t xml:space="preserve"> (</w:t>
+      </w:r>
+      <w:proofErr w:type="spellStart"/>
+      <w:r>
+        <w:rPr>
+          <w:lang w:val="en-IN"/>
+        </w:rPr>
+        <w:t>RestTemplate</w:t>
+      </w:r>
+      <w:proofErr w:type="spellEnd"/>
+      <w:r>
+        <w:rPr>
+          <w:lang w:val="en-IN"/>
+        </w:rPr>
+        <w:t>)</w:t>
       </w:r>
     </w:p>
     <w:p>
@@ -1224,7 +1754,64 @@
         <w:rPr>
           <w:lang w:val="en-IN"/>
         </w:rPr>
-        <w:t>Use Resilience4J, It provides @TimeLimiter annotation. It should be annotated to the method which calls another microservice. This annotation should be used in conjuction with @CircuitBreaker.</w:t>
+        <w:lastRenderedPageBreak/>
+        <w:t>Use Resilience4J, It provides @</w:t>
+      </w:r>
+      <w:proofErr w:type="spellStart"/>
+      <w:r>
+        <w:rPr>
+          <w:lang w:val="en-IN"/>
+        </w:rPr>
+        <w:t>TimeLimiter</w:t>
+      </w:r>
+      <w:proofErr w:type="spellEnd"/>
+      <w:r>
+        <w:rPr>
+          <w:lang w:val="en-IN"/>
+        </w:rPr>
+        <w:t xml:space="preserve"> annotation. It should be annotated to the method which calls another </w:t>
+      </w:r>
+      <w:proofErr w:type="spellStart"/>
+      <w:r>
+        <w:rPr>
+          <w:lang w:val="en-IN"/>
+        </w:rPr>
+        <w:t>microservice</w:t>
+      </w:r>
+      <w:proofErr w:type="spellEnd"/>
+      <w:r>
+        <w:rPr>
+          <w:lang w:val="en-IN"/>
+        </w:rPr>
+        <w:t xml:space="preserve">. This annotation should be used in </w:t>
+      </w:r>
+      <w:proofErr w:type="spellStart"/>
+      <w:r>
+        <w:rPr>
+          <w:lang w:val="en-IN"/>
+        </w:rPr>
+        <w:t>conjuction</w:t>
+      </w:r>
+      <w:proofErr w:type="spellEnd"/>
+      <w:r>
+        <w:rPr>
+          <w:lang w:val="en-IN"/>
+        </w:rPr>
+        <w:t xml:space="preserve"> with @</w:t>
+      </w:r>
+      <w:proofErr w:type="spellStart"/>
+      <w:r>
+        <w:rPr>
+          <w:lang w:val="en-IN"/>
+        </w:rPr>
+        <w:t>CircuitBreaker</w:t>
+      </w:r>
+      <w:proofErr w:type="spellEnd"/>
+      <w:r>
+        <w:rPr>
+          <w:lang w:val="en-IN"/>
+        </w:rPr>
+        <w:t>.</w:t>
       </w:r>
     </w:p>
     <w:p>
@@ -1257,7 +1844,53 @@
           <w:szCs w:val="18"/>
           <w:lang w:val="en-IN"/>
         </w:rPr>
-        <w:t>public RestTemplate restTemplate() {</w:t>
+        <w:t xml:space="preserve">public </w:t>
+      </w:r>
+      <w:proofErr w:type="spellStart"/>
+      <w:r>
+        <w:rPr>
+          <w:sz w:val="18"/>
+          <w:szCs w:val="18"/>
+          <w:lang w:val="en-IN"/>
+        </w:rPr>
+        <w:t>RestTemplate</w:t>
+      </w:r>
+      <w:proofErr w:type="spellEnd"/>
+      <w:r>
+        <w:rPr>
+          <w:sz w:val="18"/>
+          <w:szCs w:val="18"/>
+          <w:lang w:val="en-IN"/>
+        </w:rPr>
+        <w:t xml:space="preserve"> </w:t>
+      </w:r>
+      <w:proofErr w:type="spellStart"/>
+      <w:proofErr w:type="gramStart"/>
+      <w:r>
+        <w:rPr>
+          <w:sz w:val="18"/>
+          <w:szCs w:val="18"/>
+          <w:lang w:val="en-IN"/>
+        </w:rPr>
+        <w:t>restTemplate</w:t>
+      </w:r>
+      <w:proofErr w:type="spellEnd"/>
+      <w:r>
+        <w:rPr>
+          <w:sz w:val="18"/>
+          <w:szCs w:val="18"/>
+          <w:lang w:val="en-IN"/>
+        </w:rPr>
+        <w:t>(</w:t>
+      </w:r>
+      <w:proofErr w:type="gramEnd"/>
+      <w:r>
+        <w:rPr>
+          <w:sz w:val="18"/>
+          <w:szCs w:val="18"/>
+          <w:lang w:val="en-IN"/>
+        </w:rPr>
+        <w:t>) {</w:t>
       </w:r>
     </w:p>
     <w:p>
@@ -1284,14 +1917,52 @@
         </w:rPr>
         <w:br/>
       </w:r>
-      <w:r>
-        <w:rPr>
-          <w:sz w:val="18"/>
-          <w:szCs w:val="18"/>
-          <w:lang w:val="en-IN"/>
-        </w:rPr>
-        <w:t>RequestConfig requestConfig = RequestConfig</w:t>
-      </w:r>
+      <w:proofErr w:type="spellStart"/>
+      <w:r>
+        <w:rPr>
+          <w:sz w:val="18"/>
+          <w:szCs w:val="18"/>
+          <w:lang w:val="en-IN"/>
+        </w:rPr>
+        <w:t>RequestConfig</w:t>
+      </w:r>
+      <w:proofErr w:type="spellEnd"/>
+      <w:r>
+        <w:rPr>
+          <w:sz w:val="18"/>
+          <w:szCs w:val="18"/>
+          <w:lang w:val="en-IN"/>
+        </w:rPr>
+        <w:t xml:space="preserve"> </w:t>
+      </w:r>
+      <w:proofErr w:type="spellStart"/>
+      <w:r>
+        <w:rPr>
+          <w:sz w:val="18"/>
+          <w:szCs w:val="18"/>
+          <w:lang w:val="en-IN"/>
+        </w:rPr>
+        <w:t>requestConfig</w:t>
+      </w:r>
+      <w:proofErr w:type="spellEnd"/>
+      <w:r>
+        <w:rPr>
+          <w:sz w:val="18"/>
+          <w:szCs w:val="18"/>
+          <w:lang w:val="en-IN"/>
+        </w:rPr>
+        <w:t xml:space="preserve"> = </w:t>
+      </w:r>
+      <w:proofErr w:type="spellStart"/>
+      <w:r>
+        <w:rPr>
+          <w:sz w:val="18"/>
+          <w:szCs w:val="18"/>
+          <w:lang w:val="en-IN"/>
+        </w:rPr>
+        <w:t>RequestConfig</w:t>
+      </w:r>
+      <w:proofErr w:type="spellEnd"/>
       <w:r>
         <w:rPr>
           <w:sz w:val="18"/>
@@ -1339,7 +2010,25 @@
           <w:szCs w:val="18"/>
           <w:lang w:val="en-IN"/>
         </w:rPr>
-        <w:t>.custom()</w:t>
+        <w:t>.</w:t>
+      </w:r>
+      <w:proofErr w:type="gramStart"/>
+      <w:r>
+        <w:rPr>
+          <w:sz w:val="18"/>
+          <w:szCs w:val="18"/>
+          <w:lang w:val="en-IN"/>
+        </w:rPr>
+        <w:t>custom(</w:t>
+      </w:r>
+      <w:proofErr w:type="gramEnd"/>
+      <w:r>
+        <w:rPr>
+          <w:sz w:val="18"/>
+          <w:szCs w:val="18"/>
+          <w:lang w:val="en-IN"/>
+        </w:rPr>
+        <w:t>)</w:t>
       </w:r>
       <w:r>
         <w:rPr>
@@ -1388,7 +2077,25 @@
           <w:szCs w:val="18"/>
           <w:lang w:val="en-IN"/>
         </w:rPr>
-        <w:t>.setConnectTimeout(5000)     // time to establish connection</w:t>
+        <w:t>.</w:t>
+      </w:r>
+      <w:proofErr w:type="spellStart"/>
+      <w:r>
+        <w:rPr>
+          <w:sz w:val="18"/>
+          <w:szCs w:val="18"/>
+          <w:lang w:val="en-IN"/>
+        </w:rPr>
+        <w:t>setConnectTimeout</w:t>
+      </w:r>
+      <w:proofErr w:type="spellEnd"/>
+      <w:r>
+        <w:rPr>
+          <w:sz w:val="18"/>
+          <w:szCs w:val="18"/>
+          <w:lang w:val="en-IN"/>
+        </w:rPr>
+        <w:t>(5000)     // time to establish connection</w:t>
       </w:r>
       <w:r>
         <w:rPr>
@@ -1437,7 +2144,25 @@
           <w:szCs w:val="18"/>
           <w:lang w:val="en-IN"/>
         </w:rPr>
-        <w:t>.setConnectionRequestTimeout(5000) // time to wait for a connection from pool</w:t>
+        <w:t>.</w:t>
+      </w:r>
+      <w:proofErr w:type="spellStart"/>
+      <w:r>
+        <w:rPr>
+          <w:sz w:val="18"/>
+          <w:szCs w:val="18"/>
+          <w:lang w:val="en-IN"/>
+        </w:rPr>
+        <w:t>setConnectionRequestTimeout</w:t>
+      </w:r>
+      <w:proofErr w:type="spellEnd"/>
+      <w:r>
+        <w:rPr>
+          <w:sz w:val="18"/>
+          <w:szCs w:val="18"/>
+          <w:lang w:val="en-IN"/>
+        </w:rPr>
+        <w:t>(5000) // time to wait for a connection from pool</w:t>
       </w:r>
       <w:r>
         <w:rPr>
@@ -1486,7 +2211,25 @@
           <w:szCs w:val="18"/>
           <w:lang w:val="en-IN"/>
         </w:rPr>
-        <w:t>.setSocketTimeout(5000)      // time waiting for data (read timeout)</w:t>
+        <w:t>.</w:t>
+      </w:r>
+      <w:proofErr w:type="spellStart"/>
+      <w:r>
+        <w:rPr>
+          <w:sz w:val="18"/>
+          <w:szCs w:val="18"/>
+          <w:lang w:val="en-IN"/>
+        </w:rPr>
+        <w:t>setSocketTimeout</w:t>
+      </w:r>
+      <w:proofErr w:type="spellEnd"/>
+      <w:r>
+        <w:rPr>
+          <w:sz w:val="18"/>
+          <w:szCs w:val="18"/>
+          <w:lang w:val="en-IN"/>
+        </w:rPr>
+        <w:t>(5000)      // time waiting for data (read timeout)</w:t>
       </w:r>
       <w:r>
         <w:rPr>
@@ -1552,59 +2295,63 @@
           <w:szCs w:val="18"/>
           <w:lang w:val="en-IN"/>
         </w:rPr>
-        <w:t xml:space="preserve">    // Step 2: Build HttpClient with that config</w:t>
-      </w:r>
-    </w:p>
-    <w:p>
-      <w:pPr>
-        <w:rPr>
-          <w:sz w:val="18"/>
-          <w:szCs w:val="18"/>
-          <w:lang w:val="en-IN"/>
-        </w:rPr>
-      </w:pPr>
-      <w:r>
-        <w:rPr>
-          <w:sz w:val="18"/>
-          <w:szCs w:val="18"/>
-          <w:lang w:val="en-IN"/>
-        </w:rPr>
-        <w:t xml:space="preserve">    CloseableHttpClient httpClient = HttpClients.custom().setDefaultRequestConfig(requestConfig).build();</w:t>
-      </w:r>
-    </w:p>
-    <w:p>
-      <w:pPr>
-        <w:rPr>
-          <w:sz w:val="18"/>
-          <w:szCs w:val="18"/>
-          <w:lang w:val="en-IN"/>
-        </w:rPr>
-      </w:pPr>
-      <w:r>
-        <w:rPr>
-          <w:sz w:val="18"/>
-          <w:szCs w:val="18"/>
-          <w:lang w:val="en-IN"/>
-        </w:rPr>
-        <w:t xml:space="preserve">    // Step 3: Create RestTemplate with HttpComponentsClientHttpRequestFactory</w:t>
-      </w:r>
-    </w:p>
-    <w:p>
-      <w:pPr>
-        <w:rPr>
-          <w:sz w:val="18"/>
-          <w:szCs w:val="18"/>
-          <w:lang w:val="en-IN"/>
-        </w:rPr>
-      </w:pPr>
-      <w:r>
-        <w:rPr>
-          <w:sz w:val="18"/>
-          <w:szCs w:val="18"/>
-          <w:lang w:val="en-IN"/>
-        </w:rPr>
-        <w:t xml:space="preserve">    HttpComponentsClientHttpRequestFactory factory =</w:t>
-      </w:r>
+        <w:t xml:space="preserve">    // Step 2: Build </w:t>
+      </w:r>
+      <w:proofErr w:type="spellStart"/>
+      <w:r>
+        <w:rPr>
+          <w:sz w:val="18"/>
+          <w:szCs w:val="18"/>
+          <w:lang w:val="en-IN"/>
+        </w:rPr>
+        <w:t>HttpClient</w:t>
+      </w:r>
+      <w:proofErr w:type="spellEnd"/>
+      <w:r>
+        <w:rPr>
+          <w:sz w:val="18"/>
+          <w:szCs w:val="18"/>
+          <w:lang w:val="en-IN"/>
+        </w:rPr>
+        <w:t xml:space="preserve"> with that </w:t>
+      </w:r>
+      <w:proofErr w:type="spellStart"/>
+      <w:r>
+        <w:rPr>
+          <w:sz w:val="18"/>
+          <w:szCs w:val="18"/>
+          <w:lang w:val="en-IN"/>
+        </w:rPr>
+        <w:t>config</w:t>
+      </w:r>
+      <w:proofErr w:type="spellEnd"/>
+    </w:p>
+    <w:p>
+      <w:pPr>
+        <w:rPr>
+          <w:sz w:val="18"/>
+          <w:szCs w:val="18"/>
+          <w:lang w:val="en-IN"/>
+        </w:rPr>
+      </w:pPr>
+      <w:r>
+        <w:rPr>
+          <w:sz w:val="18"/>
+          <w:szCs w:val="18"/>
+          <w:lang w:val="en-IN"/>
+        </w:rPr>
+        <w:t xml:space="preserve">    </w:t>
+      </w:r>
+      <w:proofErr w:type="spellStart"/>
+      <w:r>
+        <w:rPr>
+          <w:sz w:val="18"/>
+          <w:szCs w:val="18"/>
+          <w:lang w:val="en-IN"/>
+        </w:rPr>
+        <w:t>CloseableHttpClient</w:t>
+      </w:r>
+      <w:proofErr w:type="spellEnd"/>
       <w:r>
         <w:rPr>
           <w:sz w:val="18"/>
@@ -1613,13 +2360,175 @@
         </w:rPr>
         <w:t xml:space="preserve"> </w:t>
       </w:r>
-      <w:r>
-        <w:rPr>
-          <w:sz w:val="18"/>
-          <w:szCs w:val="18"/>
-          <w:lang w:val="en-IN"/>
-        </w:rPr>
-        <w:t>new HttpComponentsClientHttpRequestFactory(httpClient);</w:t>
+      <w:proofErr w:type="spellStart"/>
+      <w:r>
+        <w:rPr>
+          <w:sz w:val="18"/>
+          <w:szCs w:val="18"/>
+          <w:lang w:val="en-IN"/>
+        </w:rPr>
+        <w:t>httpClient</w:t>
+      </w:r>
+      <w:proofErr w:type="spellEnd"/>
+      <w:r>
+        <w:rPr>
+          <w:sz w:val="18"/>
+          <w:szCs w:val="18"/>
+          <w:lang w:val="en-IN"/>
+        </w:rPr>
+        <w:t xml:space="preserve"> = </w:t>
+      </w:r>
+      <w:proofErr w:type="gramStart"/>
+      <w:r>
+        <w:rPr>
+          <w:sz w:val="18"/>
+          <w:szCs w:val="18"/>
+          <w:lang w:val="en-IN"/>
+        </w:rPr>
+        <w:t>HttpClients.custom(</w:t>
+      </w:r>
+      <w:proofErr w:type="gramEnd"/>
+      <w:r>
+        <w:rPr>
+          <w:sz w:val="18"/>
+          <w:szCs w:val="18"/>
+          <w:lang w:val="en-IN"/>
+        </w:rPr>
+        <w:t>).setDefaultRequestConfig(requestConfig).build();</w:t>
+      </w:r>
+    </w:p>
+    <w:p>
+      <w:pPr>
+        <w:rPr>
+          <w:sz w:val="18"/>
+          <w:szCs w:val="18"/>
+          <w:lang w:val="en-IN"/>
+        </w:rPr>
+      </w:pPr>
+      <w:r>
+        <w:rPr>
+          <w:sz w:val="18"/>
+          <w:szCs w:val="18"/>
+          <w:lang w:val="en-IN"/>
+        </w:rPr>
+        <w:t xml:space="preserve">    // Step 3: Create </w:t>
+      </w:r>
+      <w:proofErr w:type="spellStart"/>
+      <w:r>
+        <w:rPr>
+          <w:sz w:val="18"/>
+          <w:szCs w:val="18"/>
+          <w:lang w:val="en-IN"/>
+        </w:rPr>
+        <w:t>RestTemplate</w:t>
+      </w:r>
+      <w:proofErr w:type="spellEnd"/>
+      <w:r>
+        <w:rPr>
+          <w:sz w:val="18"/>
+          <w:szCs w:val="18"/>
+          <w:lang w:val="en-IN"/>
+        </w:rPr>
+        <w:t xml:space="preserve"> with </w:t>
+      </w:r>
+      <w:proofErr w:type="spellStart"/>
+      <w:r>
+        <w:rPr>
+          <w:sz w:val="18"/>
+          <w:szCs w:val="18"/>
+          <w:lang w:val="en-IN"/>
+        </w:rPr>
+        <w:t>HttpComponentsClientHttpRequestFactory</w:t>
+      </w:r>
+      <w:proofErr w:type="spellEnd"/>
+    </w:p>
+    <w:p>
+      <w:pPr>
+        <w:rPr>
+          <w:sz w:val="18"/>
+          <w:szCs w:val="18"/>
+          <w:lang w:val="en-IN"/>
+        </w:rPr>
+      </w:pPr>
+      <w:r>
+        <w:rPr>
+          <w:sz w:val="18"/>
+          <w:szCs w:val="18"/>
+          <w:lang w:val="en-IN"/>
+        </w:rPr>
+        <w:t xml:space="preserve">    </w:t>
+      </w:r>
+      <w:proofErr w:type="spellStart"/>
+      <w:r>
+        <w:rPr>
+          <w:sz w:val="18"/>
+          <w:szCs w:val="18"/>
+          <w:lang w:val="en-IN"/>
+        </w:rPr>
+        <w:t>HttpComponentsClientHttpRequestFactory</w:t>
+      </w:r>
+      <w:proofErr w:type="spellEnd"/>
+      <w:r>
+        <w:rPr>
+          <w:sz w:val="18"/>
+          <w:szCs w:val="18"/>
+          <w:lang w:val="en-IN"/>
+        </w:rPr>
+        <w:t xml:space="preserve"> factory =</w:t>
+      </w:r>
+      <w:r>
+        <w:rPr>
+          <w:sz w:val="18"/>
+          <w:szCs w:val="18"/>
+          <w:lang w:val="en-IN"/>
+        </w:rPr>
+        <w:t xml:space="preserve"> </w:t>
+      </w:r>
+      <w:r>
+        <w:rPr>
+          <w:sz w:val="18"/>
+          <w:szCs w:val="18"/>
+          <w:lang w:val="en-IN"/>
+        </w:rPr>
+        <w:t xml:space="preserve">new </w:t>
+      </w:r>
+      <w:proofErr w:type="spellStart"/>
+      <w:proofErr w:type="gramStart"/>
+      <w:r>
+        <w:rPr>
+          <w:sz w:val="18"/>
+          <w:szCs w:val="18"/>
+          <w:lang w:val="en-IN"/>
+        </w:rPr>
+        <w:t>HttpComponentsClientHttpRequestFactory</w:t>
+      </w:r>
+      <w:proofErr w:type="spellEnd"/>
+      <w:r>
+        <w:rPr>
+          <w:sz w:val="18"/>
+          <w:szCs w:val="18"/>
+          <w:lang w:val="en-IN"/>
+        </w:rPr>
+        <w:t>(</w:t>
+      </w:r>
+      <w:proofErr w:type="spellStart"/>
+      <w:proofErr w:type="gramEnd"/>
+      <w:r>
+        <w:rPr>
+          <w:sz w:val="18"/>
+          <w:szCs w:val="18"/>
+          <w:lang w:val="en-IN"/>
+        </w:rPr>
+        <w:t>httpClient</w:t>
+      </w:r>
+      <w:proofErr w:type="spellEnd"/>
+      <w:r>
+        <w:rPr>
+          <w:sz w:val="18"/>
+          <w:szCs w:val="18"/>
+          <w:lang w:val="en-IN"/>
+        </w:rPr>
+        <w:t>);</w:t>
       </w:r>
       <w:r>
         <w:rPr>
@@ -1636,7 +2545,25 @@
           <w:szCs w:val="18"/>
           <w:lang w:val="en-IN"/>
         </w:rPr>
-        <w:t>return new RestTemplate(factory);}</w:t>
+        <w:t xml:space="preserve">return new </w:t>
+      </w:r>
+      <w:proofErr w:type="spellStart"/>
+      <w:r>
+        <w:rPr>
+          <w:sz w:val="18"/>
+          <w:szCs w:val="18"/>
+          <w:lang w:val="en-IN"/>
+        </w:rPr>
+        <w:t>RestTemplate</w:t>
+      </w:r>
+      <w:proofErr w:type="spellEnd"/>
+      <w:r>
+        <w:rPr>
+          <w:sz w:val="18"/>
+          <w:szCs w:val="18"/>
+          <w:lang w:val="en-IN"/>
+        </w:rPr>
+        <w:t>(factory);}</w:t>
       </w:r>
     </w:p>
     <w:p>
@@ -1669,7 +2596,25 @@
           <w:szCs w:val="18"/>
           <w:lang w:val="en-IN"/>
         </w:rPr>
-        <w:t>public class StudentService {</w:t>
+        <w:t xml:space="preserve">public class </w:t>
+      </w:r>
+      <w:proofErr w:type="spellStart"/>
+      <w:r>
+        <w:rPr>
+          <w:sz w:val="18"/>
+          <w:szCs w:val="18"/>
+          <w:lang w:val="en-IN"/>
+        </w:rPr>
+        <w:t>StudentService</w:t>
+      </w:r>
+      <w:proofErr w:type="spellEnd"/>
+      <w:r>
+        <w:rPr>
+          <w:sz w:val="18"/>
+          <w:szCs w:val="18"/>
+          <w:lang w:val="en-IN"/>
+        </w:rPr>
+        <w:t xml:space="preserve"> {</w:t>
       </w:r>
       <w:r>
         <w:rPr>
@@ -1694,8 +2639,90 @@
           <w:szCs w:val="18"/>
           <w:lang w:val="en-IN"/>
         </w:rPr>
-        <w:t>private final RestTemplate restTemplate; // Bean bana kar inject karna</w:t>
-      </w:r>
+        <w:t xml:space="preserve">private final </w:t>
+      </w:r>
+      <w:proofErr w:type="spellStart"/>
+      <w:r>
+        <w:rPr>
+          <w:sz w:val="18"/>
+          <w:szCs w:val="18"/>
+          <w:lang w:val="en-IN"/>
+        </w:rPr>
+        <w:t>RestTemplate</w:t>
+      </w:r>
+      <w:proofErr w:type="spellEnd"/>
+      <w:r>
+        <w:rPr>
+          <w:sz w:val="18"/>
+          <w:szCs w:val="18"/>
+          <w:lang w:val="en-IN"/>
+        </w:rPr>
+        <w:t xml:space="preserve"> </w:t>
+      </w:r>
+      <w:proofErr w:type="spellStart"/>
+      <w:r>
+        <w:rPr>
+          <w:sz w:val="18"/>
+          <w:szCs w:val="18"/>
+          <w:lang w:val="en-IN"/>
+        </w:rPr>
+        <w:t>restTemplate</w:t>
+      </w:r>
+      <w:proofErr w:type="spellEnd"/>
+      <w:r>
+        <w:rPr>
+          <w:sz w:val="18"/>
+          <w:szCs w:val="18"/>
+          <w:lang w:val="en-IN"/>
+        </w:rPr>
+        <w:t xml:space="preserve">; // Bean </w:t>
+      </w:r>
+      <w:proofErr w:type="spellStart"/>
+      <w:r>
+        <w:rPr>
+          <w:sz w:val="18"/>
+          <w:szCs w:val="18"/>
+          <w:lang w:val="en-IN"/>
+        </w:rPr>
+        <w:t>bana</w:t>
+      </w:r>
+      <w:proofErr w:type="spellEnd"/>
+      <w:r>
+        <w:rPr>
+          <w:sz w:val="18"/>
+          <w:szCs w:val="18"/>
+          <w:lang w:val="en-IN"/>
+        </w:rPr>
+        <w:t xml:space="preserve"> </w:t>
+      </w:r>
+      <w:proofErr w:type="spellStart"/>
+      <w:r>
+        <w:rPr>
+          <w:sz w:val="18"/>
+          <w:szCs w:val="18"/>
+          <w:lang w:val="en-IN"/>
+        </w:rPr>
+        <w:t>kar</w:t>
+      </w:r>
+      <w:proofErr w:type="spellEnd"/>
+      <w:r>
+        <w:rPr>
+          <w:sz w:val="18"/>
+          <w:szCs w:val="18"/>
+          <w:lang w:val="en-IN"/>
+        </w:rPr>
+        <w:t xml:space="preserve"> inject </w:t>
+      </w:r>
+      <w:proofErr w:type="spellStart"/>
+      <w:r>
+        <w:rPr>
+          <w:sz w:val="18"/>
+          <w:szCs w:val="18"/>
+          <w:lang w:val="en-IN"/>
+        </w:rPr>
+        <w:t>karna</w:t>
+      </w:r>
+      <w:proofErr w:type="spellEnd"/>
       <w:r>
         <w:rPr>
           <w:sz w:val="18"/>
@@ -1719,7 +2746,61 @@
           <w:szCs w:val="18"/>
           <w:lang w:val="en-IN"/>
         </w:rPr>
-        <w:t>public StudentService(RestTemplate restTemplate) {</w:t>
+        <w:t xml:space="preserve">public </w:t>
+      </w:r>
+      <w:proofErr w:type="spellStart"/>
+      <w:r>
+        <w:rPr>
+          <w:sz w:val="18"/>
+          <w:szCs w:val="18"/>
+          <w:lang w:val="en-IN"/>
+        </w:rPr>
+        <w:t>StudentService</w:t>
+      </w:r>
+      <w:proofErr w:type="spellEnd"/>
+      <w:r>
+        <w:rPr>
+          <w:sz w:val="18"/>
+          <w:szCs w:val="18"/>
+          <w:lang w:val="en-IN"/>
+        </w:rPr>
+        <w:t>(</w:t>
+      </w:r>
+      <w:proofErr w:type="spellStart"/>
+      <w:r>
+        <w:rPr>
+          <w:sz w:val="18"/>
+          <w:szCs w:val="18"/>
+          <w:lang w:val="en-IN"/>
+        </w:rPr>
+        <w:t>RestTemplate</w:t>
+      </w:r>
+      <w:proofErr w:type="spellEnd"/>
+      <w:r>
+        <w:rPr>
+          <w:sz w:val="18"/>
+          <w:szCs w:val="18"/>
+          <w:lang w:val="en-IN"/>
+        </w:rPr>
+        <w:t xml:space="preserve"> </w:t>
+      </w:r>
+      <w:proofErr w:type="spellStart"/>
+      <w:r>
+        <w:rPr>
+          <w:sz w:val="18"/>
+          <w:szCs w:val="18"/>
+          <w:lang w:val="en-IN"/>
+        </w:rPr>
+        <w:t>restTemplate</w:t>
+      </w:r>
+      <w:proofErr w:type="spellEnd"/>
+      <w:r>
+        <w:rPr>
+          <w:sz w:val="18"/>
+          <w:szCs w:val="18"/>
+          <w:lang w:val="en-IN"/>
+        </w:rPr>
+        <w:t>) {</w:t>
       </w:r>
       <w:r>
         <w:rPr>
@@ -1746,13 +2827,41 @@
         </w:rPr>
         <w:tab/>
       </w:r>
-      <w:r>
-        <w:rPr>
-          <w:sz w:val="18"/>
-          <w:szCs w:val="18"/>
-          <w:lang w:val="en-IN"/>
-        </w:rPr>
-        <w:t>this.restTemplate = restTemplate;</w:t>
+      <w:proofErr w:type="spellStart"/>
+      <w:r>
+        <w:rPr>
+          <w:sz w:val="18"/>
+          <w:szCs w:val="18"/>
+          <w:lang w:val="en-IN"/>
+        </w:rPr>
+        <w:t>this.restTemplate</w:t>
+      </w:r>
+      <w:proofErr w:type="spellEnd"/>
+      <w:r>
+        <w:rPr>
+          <w:sz w:val="18"/>
+          <w:szCs w:val="18"/>
+          <w:lang w:val="en-IN"/>
+        </w:rPr>
+        <w:t xml:space="preserve"> = </w:t>
+      </w:r>
+      <w:proofErr w:type="spellStart"/>
+      <w:r>
+        <w:rPr>
+          <w:sz w:val="18"/>
+          <w:szCs w:val="18"/>
+          <w:lang w:val="en-IN"/>
+        </w:rPr>
+        <w:t>restTemplate</w:t>
+      </w:r>
+      <w:proofErr w:type="spellEnd"/>
+      <w:r>
+        <w:rPr>
+          <w:sz w:val="18"/>
+          <w:szCs w:val="18"/>
+          <w:lang w:val="en-IN"/>
+        </w:rPr>
+        <w:t>;</w:t>
       </w:r>
       <w:r>
         <w:rPr>
@@ -1802,7 +2911,25 @@
           <w:szCs w:val="18"/>
           <w:lang w:val="en-IN"/>
         </w:rPr>
-        <w:t>public String getStudentName() {</w:t>
+        <w:t xml:space="preserve">public String </w:t>
+      </w:r>
+      <w:proofErr w:type="spellStart"/>
+      <w:r>
+        <w:rPr>
+          <w:sz w:val="18"/>
+          <w:szCs w:val="18"/>
+          <w:lang w:val="en-IN"/>
+        </w:rPr>
+        <w:t>getStudentName</w:t>
+      </w:r>
+      <w:proofErr w:type="spellEnd"/>
+      <w:r>
+        <w:rPr>
+          <w:sz w:val="18"/>
+          <w:szCs w:val="18"/>
+          <w:lang w:val="en-IN"/>
+        </w:rPr>
+        <w:t>() {</w:t>
       </w:r>
       <w:r>
         <w:rPr>
@@ -1846,13 +2973,41 @@
         <w:br/>
         <w:t xml:space="preserve"> </w:t>
       </w:r>
-      <w:r>
-        <w:rPr>
-          <w:sz w:val="18"/>
-          <w:szCs w:val="18"/>
-          <w:lang w:val="en-IN"/>
-        </w:rPr>
-        <w:t>ResponseEntity&lt;String&gt; response = restTemplate.getForEntity("http://student-microservice/getStudentName", String.class);</w:t>
+      <w:proofErr w:type="spellStart"/>
+      <w:r>
+        <w:rPr>
+          <w:sz w:val="18"/>
+          <w:szCs w:val="18"/>
+          <w:lang w:val="en-IN"/>
+        </w:rPr>
+        <w:t>ResponseEntity</w:t>
+      </w:r>
+      <w:proofErr w:type="spellEnd"/>
+      <w:r>
+        <w:rPr>
+          <w:sz w:val="18"/>
+          <w:szCs w:val="18"/>
+          <w:lang w:val="en-IN"/>
+        </w:rPr>
+        <w:t xml:space="preserve">&lt;String&gt; response = restTemplate.getForEntity("http://student-microservice/getStudentName", </w:t>
+      </w:r>
+      <w:proofErr w:type="spellStart"/>
+      <w:r>
+        <w:rPr>
+          <w:sz w:val="18"/>
+          <w:szCs w:val="18"/>
+          <w:lang w:val="en-IN"/>
+        </w:rPr>
+        <w:t>String.class</w:t>
+      </w:r>
+      <w:proofErr w:type="spellEnd"/>
+      <w:r>
+        <w:rPr>
+          <w:sz w:val="18"/>
+          <w:szCs w:val="18"/>
+          <w:lang w:val="en-IN"/>
+        </w:rPr>
+        <w:t>);</w:t>
       </w:r>
       <w:r>
         <w:rPr>
@@ -1868,7 +3023,25 @@
           <w:szCs w:val="18"/>
           <w:lang w:val="en-IN"/>
         </w:rPr>
-        <w:t>return response.getBody();</w:t>
+        <w:t xml:space="preserve">return </w:t>
+      </w:r>
+      <w:proofErr w:type="spellStart"/>
+      <w:r>
+        <w:rPr>
+          <w:sz w:val="18"/>
+          <w:szCs w:val="18"/>
+          <w:lang w:val="en-IN"/>
+        </w:rPr>
+        <w:t>response.getBody</w:t>
+      </w:r>
+      <w:proofErr w:type="spellEnd"/>
+      <w:r>
+        <w:rPr>
+          <w:sz w:val="18"/>
+          <w:szCs w:val="18"/>
+          <w:lang w:val="en-IN"/>
+        </w:rPr>
+        <w:t>();</w:t>
       </w:r>
       <w:r>
         <w:rPr>
@@ -1884,7 +3057,25 @@
           <w:szCs w:val="18"/>
           <w:lang w:val="en-IN"/>
         </w:rPr>
-        <w:t>} catch (ResourceAccessException ex) {</w:t>
+        <w:t>} catch (</w:t>
+      </w:r>
+      <w:proofErr w:type="spellStart"/>
+      <w:r>
+        <w:rPr>
+          <w:sz w:val="18"/>
+          <w:szCs w:val="18"/>
+          <w:lang w:val="en-IN"/>
+        </w:rPr>
+        <w:t>ResourceAccessException</w:t>
+      </w:r>
+      <w:proofErr w:type="spellEnd"/>
+      <w:r>
+        <w:rPr>
+          <w:sz w:val="18"/>
+          <w:szCs w:val="18"/>
+          <w:lang w:val="en-IN"/>
+        </w:rPr>
+        <w:t xml:space="preserve"> ex) {</w:t>
       </w:r>
       <w:r>
         <w:rPr>
@@ -1909,7 +3100,25 @@
           <w:szCs w:val="18"/>
           <w:lang w:val="en-IN"/>
         </w:rPr>
-        <w:t>throw new RequestTimeoutException("request timed out. Please try later");</w:t>
+        <w:t xml:space="preserve">throw new </w:t>
+      </w:r>
+      <w:proofErr w:type="spellStart"/>
+      <w:r>
+        <w:rPr>
+          <w:sz w:val="18"/>
+          <w:szCs w:val="18"/>
+          <w:lang w:val="en-IN"/>
+        </w:rPr>
+        <w:t>RequestTimeoutException</w:t>
+      </w:r>
+      <w:proofErr w:type="spellEnd"/>
+      <w:r>
+        <w:rPr>
+          <w:sz w:val="18"/>
+          <w:szCs w:val="18"/>
+          <w:lang w:val="en-IN"/>
+        </w:rPr>
+        <w:t>("request timed out. Please try later");</w:t>
       </w:r>
       <w:r>
         <w:rPr>
@@ -1938,24 +3147,134 @@
         <w:rPr>
           <w:lang w:val="en-IN"/>
         </w:rPr>
-        <w:t>Use Resilience4J, It provides @TimeLimiter annotation. It should be annotated to the method which calls another microservice. This annotation should be used in conjuction with @CircuitBreaker.</w:t>
-      </w:r>
-    </w:p>
-    <w:p>
-      <w:pPr>
-        <w:rPr>
-          <w:sz w:val="18"/>
-          <w:szCs w:val="18"/>
-          <w:lang w:val="en-IN"/>
-        </w:rPr>
-      </w:pPr>
-      <w:r>
-        <w:rPr>
-          <w:sz w:val="18"/>
-          <w:szCs w:val="18"/>
-          <w:lang w:val="en-IN"/>
-        </w:rPr>
-        <w:t>@TimeLimiter(name = "studentService", fallbackMethod = "fallback")</w:t>
+        <w:t>Use Resilience4J, It provides @</w:t>
+      </w:r>
+      <w:proofErr w:type="spellStart"/>
+      <w:r>
+        <w:rPr>
+          <w:lang w:val="en-IN"/>
+        </w:rPr>
+        <w:t>TimeLimiter</w:t>
+      </w:r>
+      <w:proofErr w:type="spellEnd"/>
+      <w:r>
+        <w:rPr>
+          <w:lang w:val="en-IN"/>
+        </w:rPr>
+        <w:t xml:space="preserve"> annotation. It should be annotated to the method which calls another </w:t>
+      </w:r>
+      <w:proofErr w:type="spellStart"/>
+      <w:r>
+        <w:rPr>
+          <w:lang w:val="en-IN"/>
+        </w:rPr>
+        <w:t>microservice</w:t>
+      </w:r>
+      <w:proofErr w:type="spellEnd"/>
+      <w:r>
+        <w:rPr>
+          <w:lang w:val="en-IN"/>
+        </w:rPr>
+        <w:t xml:space="preserve">. This annotation should be used in </w:t>
+      </w:r>
+      <w:proofErr w:type="spellStart"/>
+      <w:r>
+        <w:rPr>
+          <w:lang w:val="en-IN"/>
+        </w:rPr>
+        <w:t>conjuction</w:t>
+      </w:r>
+      <w:proofErr w:type="spellEnd"/>
+      <w:r>
+        <w:rPr>
+          <w:lang w:val="en-IN"/>
+        </w:rPr>
+        <w:t xml:space="preserve"> with @</w:t>
+      </w:r>
+      <w:proofErr w:type="spellStart"/>
+      <w:r>
+        <w:rPr>
+          <w:lang w:val="en-IN"/>
+        </w:rPr>
+        <w:t>CircuitBreaker</w:t>
+      </w:r>
+      <w:proofErr w:type="spellEnd"/>
+      <w:r>
+        <w:rPr>
+          <w:lang w:val="en-IN"/>
+        </w:rPr>
+        <w:t>.</w:t>
+      </w:r>
+    </w:p>
+    <w:p>
+      <w:pPr>
+        <w:rPr>
+          <w:sz w:val="18"/>
+          <w:szCs w:val="18"/>
+          <w:lang w:val="en-IN"/>
+        </w:rPr>
+      </w:pPr>
+      <w:r>
+        <w:rPr>
+          <w:sz w:val="18"/>
+          <w:szCs w:val="18"/>
+          <w:lang w:val="en-IN"/>
+        </w:rPr>
+        <w:t>@</w:t>
+      </w:r>
+      <w:proofErr w:type="spellStart"/>
+      <w:r>
+        <w:rPr>
+          <w:sz w:val="18"/>
+          <w:szCs w:val="18"/>
+          <w:lang w:val="en-IN"/>
+        </w:rPr>
+        <w:t>TimeLimiter</w:t>
+      </w:r>
+      <w:proofErr w:type="spellEnd"/>
+      <w:r>
+        <w:rPr>
+          <w:sz w:val="18"/>
+          <w:szCs w:val="18"/>
+          <w:lang w:val="en-IN"/>
+        </w:rPr>
+        <w:t>(name = "</w:t>
+      </w:r>
+      <w:proofErr w:type="spellStart"/>
+      <w:r>
+        <w:rPr>
+          <w:sz w:val="18"/>
+          <w:szCs w:val="18"/>
+          <w:lang w:val="en-IN"/>
+        </w:rPr>
+        <w:t>studentService</w:t>
+      </w:r>
+      <w:proofErr w:type="spellEnd"/>
+      <w:r>
+        <w:rPr>
+          <w:sz w:val="18"/>
+          <w:szCs w:val="18"/>
+          <w:lang w:val="en-IN"/>
+        </w:rPr>
+        <w:t xml:space="preserve">", </w:t>
+      </w:r>
+      <w:proofErr w:type="spellStart"/>
+      <w:r>
+        <w:rPr>
+          <w:sz w:val="18"/>
+          <w:szCs w:val="18"/>
+          <w:lang w:val="en-IN"/>
+        </w:rPr>
+        <w:t>fallbackMethod</w:t>
+      </w:r>
+      <w:proofErr w:type="spellEnd"/>
+      <w:r>
+        <w:rPr>
+          <w:sz w:val="18"/>
+          <w:szCs w:val="18"/>
+          <w:lang w:val="en-IN"/>
+        </w:rPr>
+        <w:t xml:space="preserve"> = "fallback")</w:t>
       </w:r>
       <w:r>
         <w:rPr>
@@ -1971,7 +3290,61 @@
           <w:szCs w:val="18"/>
           <w:lang w:val="en-IN"/>
         </w:rPr>
-        <w:t>@CircuitBreaker(name = "studentService", fallbackMethod = "fallback")</w:t>
+        <w:t>@</w:t>
+      </w:r>
+      <w:proofErr w:type="spellStart"/>
+      <w:r>
+        <w:rPr>
+          <w:sz w:val="18"/>
+          <w:szCs w:val="18"/>
+          <w:lang w:val="en-IN"/>
+        </w:rPr>
+        <w:t>CircuitBreaker</w:t>
+      </w:r>
+      <w:proofErr w:type="spellEnd"/>
+      <w:r>
+        <w:rPr>
+          <w:sz w:val="18"/>
+          <w:szCs w:val="18"/>
+          <w:lang w:val="en-IN"/>
+        </w:rPr>
+        <w:t>(name = "</w:t>
+      </w:r>
+      <w:proofErr w:type="spellStart"/>
+      <w:r>
+        <w:rPr>
+          <w:sz w:val="18"/>
+          <w:szCs w:val="18"/>
+          <w:lang w:val="en-IN"/>
+        </w:rPr>
+        <w:t>studentService</w:t>
+      </w:r>
+      <w:proofErr w:type="spellEnd"/>
+      <w:r>
+        <w:rPr>
+          <w:sz w:val="18"/>
+          <w:szCs w:val="18"/>
+          <w:lang w:val="en-IN"/>
+        </w:rPr>
+        <w:t xml:space="preserve">", </w:t>
+      </w:r>
+      <w:proofErr w:type="spellStart"/>
+      <w:r>
+        <w:rPr>
+          <w:sz w:val="18"/>
+          <w:szCs w:val="18"/>
+          <w:lang w:val="en-IN"/>
+        </w:rPr>
+        <w:t>fallbackMethod</w:t>
+      </w:r>
+      <w:proofErr w:type="spellEnd"/>
+      <w:r>
+        <w:rPr>
+          <w:sz w:val="18"/>
+          <w:szCs w:val="18"/>
+          <w:lang w:val="en-IN"/>
+        </w:rPr>
+        <w:t xml:space="preserve"> = "fallback")</w:t>
       </w:r>
       <w:r>
         <w:rPr>
@@ -1987,7 +3360,43 @@
           <w:szCs w:val="18"/>
           <w:lang w:val="en-IN"/>
         </w:rPr>
-        <w:t>public CompletableFuture&lt;String&gt; callStudentService() {</w:t>
+        <w:t xml:space="preserve">public </w:t>
+      </w:r>
+      <w:proofErr w:type="spellStart"/>
+      <w:r>
+        <w:rPr>
+          <w:sz w:val="18"/>
+          <w:szCs w:val="18"/>
+          <w:lang w:val="en-IN"/>
+        </w:rPr>
+        <w:t>CompletableFuture</w:t>
+      </w:r>
+      <w:proofErr w:type="spellEnd"/>
+      <w:r>
+        <w:rPr>
+          <w:sz w:val="18"/>
+          <w:szCs w:val="18"/>
+          <w:lang w:val="en-IN"/>
+        </w:rPr>
+        <w:t xml:space="preserve">&lt;String&gt; </w:t>
+      </w:r>
+      <w:proofErr w:type="spellStart"/>
+      <w:r>
+        <w:rPr>
+          <w:sz w:val="18"/>
+          <w:szCs w:val="18"/>
+          <w:lang w:val="en-IN"/>
+        </w:rPr>
+        <w:t>callStudentService</w:t>
+      </w:r>
+      <w:proofErr w:type="spellEnd"/>
+      <w:r>
+        <w:rPr>
+          <w:sz w:val="18"/>
+          <w:szCs w:val="18"/>
+          <w:lang w:val="en-IN"/>
+        </w:rPr>
+        <w:t>() {</w:t>
       </w:r>
       <w:r>
         <w:rPr>
@@ -2003,7 +3412,43 @@
           <w:szCs w:val="17"/>
           <w:lang w:val="en-IN"/>
         </w:rPr>
-        <w:t>return CompletableFuture.supplyAsync(() -&gt; restTemplate.getForObject("http://student-service/getStudentName", String.class)); }</w:t>
+        <w:t xml:space="preserve">return </w:t>
+      </w:r>
+      <w:proofErr w:type="spellStart"/>
+      <w:r>
+        <w:rPr>
+          <w:sz w:val="17"/>
+          <w:szCs w:val="17"/>
+          <w:lang w:val="en-IN"/>
+        </w:rPr>
+        <w:t>CompletableFuture.supplyAsync</w:t>
+      </w:r>
+      <w:proofErr w:type="spellEnd"/>
+      <w:r>
+        <w:rPr>
+          <w:sz w:val="17"/>
+          <w:szCs w:val="17"/>
+          <w:lang w:val="en-IN"/>
+        </w:rPr>
+        <w:t xml:space="preserve">(() -&gt; restTemplate.getForObject("http://student-service/getStudentName", </w:t>
+      </w:r>
+      <w:proofErr w:type="spellStart"/>
+      <w:r>
+        <w:rPr>
+          <w:sz w:val="17"/>
+          <w:szCs w:val="17"/>
+          <w:lang w:val="en-IN"/>
+        </w:rPr>
+        <w:t>String.class</w:t>
+      </w:r>
+      <w:proofErr w:type="spellEnd"/>
+      <w:r>
+        <w:rPr>
+          <w:sz w:val="17"/>
+          <w:szCs w:val="17"/>
+          <w:lang w:val="en-IN"/>
+        </w:rPr>
+        <w:t>)); }</w:t>
       </w:r>
       <w:r>
         <w:rPr>
@@ -2019,7 +3464,43 @@
           <w:szCs w:val="18"/>
           <w:lang w:val="en-IN"/>
         </w:rPr>
-        <w:t>private CompletableFuture&lt;String&gt; fallback(Throwable ex) {</w:t>
+        <w:t xml:space="preserve">private </w:t>
+      </w:r>
+      <w:proofErr w:type="spellStart"/>
+      <w:r>
+        <w:rPr>
+          <w:sz w:val="18"/>
+          <w:szCs w:val="18"/>
+          <w:lang w:val="en-IN"/>
+        </w:rPr>
+        <w:t>CompletableFuture</w:t>
+      </w:r>
+      <w:proofErr w:type="spellEnd"/>
+      <w:r>
+        <w:rPr>
+          <w:sz w:val="18"/>
+          <w:szCs w:val="18"/>
+          <w:lang w:val="en-IN"/>
+        </w:rPr>
+        <w:t>&lt;String&gt; fallback(</w:t>
+      </w:r>
+      <w:proofErr w:type="spellStart"/>
+      <w:r>
+        <w:rPr>
+          <w:sz w:val="18"/>
+          <w:szCs w:val="18"/>
+          <w:lang w:val="en-IN"/>
+        </w:rPr>
+        <w:t>Throwable</w:t>
+      </w:r>
+      <w:proofErr w:type="spellEnd"/>
+      <w:r>
+        <w:rPr>
+          <w:sz w:val="18"/>
+          <w:szCs w:val="18"/>
+          <w:lang w:val="en-IN"/>
+        </w:rPr>
+        <w:t xml:space="preserve"> ex) {</w:t>
       </w:r>
       <w:r>
         <w:rPr>
@@ -2044,7 +3525,25 @@
           <w:szCs w:val="18"/>
           <w:lang w:val="en-IN"/>
         </w:rPr>
-        <w:t>return CompletableFuture.completedFuture("Request timed out. Please try later");</w:t>
+        <w:t xml:space="preserve">return </w:t>
+      </w:r>
+      <w:proofErr w:type="spellStart"/>
+      <w:r>
+        <w:rPr>
+          <w:sz w:val="18"/>
+          <w:szCs w:val="18"/>
+          <w:lang w:val="en-IN"/>
+        </w:rPr>
+        <w:t>CompletableFuture.completedFuture</w:t>
+      </w:r>
+      <w:proofErr w:type="spellEnd"/>
+      <w:r>
+        <w:rPr>
+          <w:sz w:val="18"/>
+          <w:szCs w:val="18"/>
+          <w:lang w:val="en-IN"/>
+        </w:rPr>
+        <w:t>("Request timed out. Please try later");</w:t>
       </w:r>
       <w:r>
         <w:rPr>
@@ -2077,8 +3576,77 @@
           <w:szCs w:val="18"/>
           <w:lang w:val="en-IN"/>
         </w:rPr>
+        <w:t xml:space="preserve"># ===== Resilience4j </w:t>
+      </w:r>
+      <w:proofErr w:type="spellStart"/>
+      <w:r>
+        <w:rPr>
+          <w:sz w:val="18"/>
+          <w:szCs w:val="18"/>
+          <w:lang w:val="en-IN"/>
+        </w:rPr>
+        <w:t>TimeLimiter</w:t>
+      </w:r>
+      <w:proofErr w:type="spellEnd"/>
+      <w:r>
+        <w:rPr>
+          <w:sz w:val="18"/>
+          <w:szCs w:val="18"/>
+          <w:lang w:val="en-IN"/>
+        </w:rPr>
+        <w:t xml:space="preserve"> Configuration =====</w:t>
+      </w:r>
+      <w:r>
+        <w:rPr>
+          <w:sz w:val="18"/>
+          <w:szCs w:val="18"/>
+          <w:lang w:val="en-IN"/>
+        </w:rPr>
+        <w:br/>
+      </w:r>
+      <w:r>
+        <w:rPr>
+          <w:sz w:val="18"/>
+          <w:szCs w:val="18"/>
+          <w:lang w:val="en-IN"/>
+        </w:rPr>
+        <w:t>resilience4j.timelimiter.instances.studentService.timeout-duration=10s</w:t>
+      </w:r>
+    </w:p>
+    <w:p>
+      <w:pPr>
+        <w:rPr>
+          <w:sz w:val="18"/>
+          <w:szCs w:val="18"/>
+          <w:lang w:val="en-IN"/>
+        </w:rPr>
+      </w:pPr>
+      <w:r>
+        <w:rPr>
+          <w:sz w:val="18"/>
+          <w:szCs w:val="18"/>
+          <w:lang w:val="en-IN"/>
+        </w:rPr>
         <w:lastRenderedPageBreak/>
-        <w:t># ===== Resilience4j TimeLimiter Configuration =====</w:t>
+        <w:t xml:space="preserve"># ===== Resilience4j </w:t>
+      </w:r>
+      <w:proofErr w:type="spellStart"/>
+      <w:r>
+        <w:rPr>
+          <w:sz w:val="18"/>
+          <w:szCs w:val="18"/>
+          <w:lang w:val="en-IN"/>
+        </w:rPr>
+        <w:t>CircuitBreaker</w:t>
+      </w:r>
+      <w:proofErr w:type="spellEnd"/>
+      <w:r>
+        <w:rPr>
+          <w:sz w:val="18"/>
+          <w:szCs w:val="18"/>
+          <w:lang w:val="en-IN"/>
+        </w:rPr>
+        <w:t xml:space="preserve"> Configuration =====</w:t>
       </w:r>
       <w:r>
         <w:rPr>
@@ -2094,24 +3662,7 @@
           <w:szCs w:val="18"/>
           <w:lang w:val="en-IN"/>
         </w:rPr>
-        <w:t>resilience4j.timelimiter.instances.studentService.timeout-duration=10s</w:t>
-      </w:r>
-    </w:p>
-    <w:p>
-      <w:pPr>
-        <w:rPr>
-          <w:sz w:val="18"/>
-          <w:szCs w:val="18"/>
-          <w:lang w:val="en-IN"/>
-        </w:rPr>
-      </w:pPr>
-      <w:r>
-        <w:rPr>
-          <w:sz w:val="18"/>
-          <w:szCs w:val="18"/>
-          <w:lang w:val="en-IN"/>
-        </w:rPr>
-        <w:t># ===== Resilience4j CircuitBreaker Configuration =====</w:t>
+        <w:t>resilience4j.circuitbreaker.instances.studentService.sliding-window-size=10</w:t>
       </w:r>
       <w:r>
         <w:rPr>
@@ -2127,7 +3678,7 @@
           <w:szCs w:val="18"/>
           <w:lang w:val="en-IN"/>
         </w:rPr>
-        <w:t>resilience4j.circuitbreaker.instances.studentService.sliding-window-size=10</w:t>
+        <w:t>resilience4j.circuitbreaker.instances.studentService.failure-rate-threshold=50</w:t>
       </w:r>
       <w:r>
         <w:rPr>
@@ -2143,22 +3694,6 @@
           <w:szCs w:val="18"/>
           <w:lang w:val="en-IN"/>
         </w:rPr>
-        <w:t>resilience4j.circuitbreaker.instances.studentService.failure-rate-threshold=50</w:t>
-      </w:r>
-      <w:r>
-        <w:rPr>
-          <w:sz w:val="18"/>
-          <w:szCs w:val="18"/>
-          <w:lang w:val="en-IN"/>
-        </w:rPr>
-        <w:br/>
-      </w:r>
-      <w:r>
-        <w:rPr>
-          <w:sz w:val="18"/>
-          <w:szCs w:val="18"/>
-          <w:lang w:val="en-IN"/>
-        </w:rPr>
         <w:t>resilience4j.circuitbreaker.instances.studentService.wait-duration-in-open-state=30s</w:t>
       </w:r>
     </w:p>
@@ -2185,7 +3720,35 @@
         <w:rPr>
           <w:lang w:val="en-IN"/>
         </w:rPr>
-        <w:t>If I just want to stop waiting after 10 seconds, I can configure HTTP timeouts directly using Apache HttpClient + RequestConfig, which is simple and efficient.</w:t>
+        <w:t xml:space="preserve">If I just want to stop waiting after 10 seconds, I can configure HTTP timeouts directly using Apache </w:t>
+      </w:r>
+      <w:proofErr w:type="spellStart"/>
+      <w:r>
+        <w:rPr>
+          <w:lang w:val="en-IN"/>
+        </w:rPr>
+        <w:t>HttpClient</w:t>
+      </w:r>
+      <w:proofErr w:type="spellEnd"/>
+      <w:r>
+        <w:rPr>
+          <w:lang w:val="en-IN"/>
+        </w:rPr>
+        <w:t xml:space="preserve"> + </w:t>
+      </w:r>
+      <w:proofErr w:type="spellStart"/>
+      <w:r>
+        <w:rPr>
+          <w:lang w:val="en-IN"/>
+        </w:rPr>
+        <w:t>RequestConfig</w:t>
+      </w:r>
+      <w:proofErr w:type="spellEnd"/>
+      <w:r>
+        <w:rPr>
+          <w:lang w:val="en-IN"/>
+        </w:rPr>
+        <w:t>, which is simple and efficient.</w:t>
       </w:r>
     </w:p>
     <w:p>
@@ -2204,7 +3767,35 @@
         <w:rPr>
           <w:lang w:val="en-IN"/>
         </w:rPr>
-        <w:t xml:space="preserve">n Apache HttpClient + RequestConfig: </w:t>
+        <w:t xml:space="preserve">n Apache </w:t>
+      </w:r>
+      <w:proofErr w:type="spellStart"/>
+      <w:r>
+        <w:rPr>
+          <w:lang w:val="en-IN"/>
+        </w:rPr>
+        <w:t>HttpClient</w:t>
+      </w:r>
+      <w:proofErr w:type="spellEnd"/>
+      <w:r>
+        <w:rPr>
+          <w:lang w:val="en-IN"/>
+        </w:rPr>
+        <w:t xml:space="preserve"> + </w:t>
+      </w:r>
+      <w:proofErr w:type="spellStart"/>
+      <w:r>
+        <w:rPr>
+          <w:lang w:val="en-IN"/>
+        </w:rPr>
+        <w:t>RequestConfig</w:t>
+      </w:r>
+      <w:proofErr w:type="spellEnd"/>
+      <w:r>
+        <w:rPr>
+          <w:lang w:val="en-IN"/>
+        </w:rPr>
+        <w:t xml:space="preserve">: </w:t>
       </w:r>
     </w:p>
     <w:p>
@@ -2240,7 +3831,21 @@
         <w:rPr>
           <w:lang w:val="en-IN"/>
         </w:rPr>
-        <w:t>Doesn’t prevent cascading failures if the downstream service is slow/unhealthy.</w:t>
+        <w:t xml:space="preserve">Doesn’t prevent cascading failures if the downstream service is </w:t>
+      </w:r>
+      <w:proofErr w:type="gramStart"/>
+      <w:r>
+        <w:rPr>
+          <w:lang w:val="en-IN"/>
+        </w:rPr>
+        <w:t>slow/unhealthy</w:t>
+      </w:r>
+      <w:proofErr w:type="gramEnd"/>
+      <w:r>
+        <w:rPr>
+          <w:lang w:val="en-IN"/>
+        </w:rPr>
+        <w:t>.</w:t>
       </w:r>
     </w:p>
     <w:p>
@@ -2289,7 +3894,35 @@
         <w:rPr>
           <w:lang w:val="en-IN"/>
         </w:rPr>
-        <w:t>In a real microservices architecture, where we need to handle slow or failing downstream services gracefully, it’s better to use Resilience4j with @TimeLimiter and @CircuitBreaker.</w:t>
+        <w:t>In a real microservices architecture, where we need to handle slow or failing downstream services gracefully, it’s better to use Resilience4j with @</w:t>
+      </w:r>
+      <w:proofErr w:type="spellStart"/>
+      <w:r>
+        <w:rPr>
+          <w:lang w:val="en-IN"/>
+        </w:rPr>
+        <w:t>TimeLimiter</w:t>
+      </w:r>
+      <w:proofErr w:type="spellEnd"/>
+      <w:r>
+        <w:rPr>
+          <w:lang w:val="en-IN"/>
+        </w:rPr>
+        <w:t xml:space="preserve"> and @</w:t>
+      </w:r>
+      <w:proofErr w:type="spellStart"/>
+      <w:r>
+        <w:rPr>
+          <w:lang w:val="en-IN"/>
+        </w:rPr>
+        <w:t>CircuitBreaker</w:t>
+      </w:r>
+      <w:proofErr w:type="spellEnd"/>
+      <w:r>
+        <w:rPr>
+          <w:lang w:val="en-IN"/>
+        </w:rPr>
+        <w:t>.</w:t>
       </w:r>
     </w:p>
     <w:p>
@@ -2372,11 +4005,19 @@
           <w:lang w:val="en-IN"/>
         </w:rPr>
       </w:pPr>
-      <w:r>
-        <w:rPr>
-          <w:lang w:val="en-IN"/>
-        </w:rPr>
-        <w:t>monitor resilience metrics.</w:t>
+      <w:proofErr w:type="gramStart"/>
+      <w:r>
+        <w:rPr>
+          <w:lang w:val="en-IN"/>
+        </w:rPr>
+        <w:t>monitor</w:t>
+      </w:r>
+      <w:proofErr w:type="gramEnd"/>
+      <w:r>
+        <w:rPr>
+          <w:lang w:val="en-IN"/>
+        </w:rPr>
+        <w:t xml:space="preserve"> resilience metrics.</w:t>
       </w:r>
       <w:r>
         <w:rPr>
@@ -2615,13 +4256,38 @@
           <w:lang w:val="en-IN"/>
         </w:rPr>
         <w:lastRenderedPageBreak/>
-        <w:t>Similarity &amp; Difference between getForEntity &amp; getForObject</w:t>
-      </w:r>
+        <w:t xml:space="preserve">Similarity &amp; Difference between </w:t>
+      </w:r>
+      <w:proofErr w:type="spellStart"/>
       <w:r>
         <w:rPr>
           <w:b/>
           <w:lang w:val="en-IN"/>
         </w:rPr>
+        <w:t>getForEntity</w:t>
+      </w:r>
+      <w:proofErr w:type="spellEnd"/>
+      <w:r>
+        <w:rPr>
+          <w:b/>
+          <w:lang w:val="en-IN"/>
+        </w:rPr>
+        <w:t xml:space="preserve"> &amp; </w:t>
+      </w:r>
+      <w:proofErr w:type="spellStart"/>
+      <w:r>
+        <w:rPr>
+          <w:b/>
+          <w:lang w:val="en-IN"/>
+        </w:rPr>
+        <w:t>getForObject</w:t>
+      </w:r>
+      <w:proofErr w:type="spellEnd"/>
+      <w:r>
+        <w:rPr>
+          <w:b/>
+          <w:lang w:val="en-IN"/>
+        </w:rPr>
         <w:t xml:space="preserve"> (Not so important)</w:t>
       </w:r>
     </w:p>
@@ -2631,11 +4297,47 @@
           <w:lang w:val="en-IN"/>
         </w:rPr>
       </w:pPr>
-      <w:r>
-        <w:rPr>
-          <w:lang w:val="en-IN"/>
-        </w:rPr>
-        <w:t xml:space="preserve">both getForEntity and getForObject are methods </w:t>
+      <w:proofErr w:type="gramStart"/>
+      <w:r>
+        <w:rPr>
+          <w:lang w:val="en-IN"/>
+        </w:rPr>
+        <w:t>both</w:t>
+      </w:r>
+      <w:proofErr w:type="gramEnd"/>
+      <w:r>
+        <w:rPr>
+          <w:lang w:val="en-IN"/>
+        </w:rPr>
+        <w:t xml:space="preserve"> </w:t>
+      </w:r>
+      <w:proofErr w:type="spellStart"/>
+      <w:r>
+        <w:rPr>
+          <w:lang w:val="en-IN"/>
+        </w:rPr>
+        <w:t>getForEntity</w:t>
+      </w:r>
+      <w:proofErr w:type="spellEnd"/>
+      <w:r>
+        <w:rPr>
+          <w:lang w:val="en-IN"/>
+        </w:rPr>
+        <w:t xml:space="preserve"> and </w:t>
+      </w:r>
+      <w:proofErr w:type="spellStart"/>
+      <w:r>
+        <w:rPr>
+          <w:lang w:val="en-IN"/>
+        </w:rPr>
+        <w:t>getForObject</w:t>
+      </w:r>
+      <w:proofErr w:type="spellEnd"/>
+      <w:r>
+        <w:rPr>
+          <w:lang w:val="en-IN"/>
+        </w:rPr>
+        <w:t xml:space="preserve"> are methods </w:t>
       </w:r>
       <w:r>
         <w:rPr>
@@ -2663,12 +4365,50 @@
           <w:lang w:val="en-IN"/>
         </w:rPr>
       </w:pPr>
-      <w:r>
-        <w:rPr>
-          <w:lang w:val="en-IN"/>
-        </w:rPr>
-        <w:t>Where as postForEntity and postForObject are used to make HTTP POST requests to send the data to a remote service or API.</w:t>
-      </w:r>
+      <w:proofErr w:type="spellStart"/>
+      <w:proofErr w:type="gramStart"/>
+      <w:r>
+        <w:rPr>
+          <w:lang w:val="en-IN"/>
+        </w:rPr>
+        <w:t>Where as</w:t>
+      </w:r>
+      <w:proofErr w:type="spellEnd"/>
+      <w:r>
+        <w:rPr>
+          <w:lang w:val="en-IN"/>
+        </w:rPr>
+        <w:t xml:space="preserve"> </w:t>
+      </w:r>
+      <w:proofErr w:type="spellStart"/>
+      <w:r>
+        <w:rPr>
+          <w:lang w:val="en-IN"/>
+        </w:rPr>
+        <w:t>postForEntity</w:t>
+      </w:r>
+      <w:proofErr w:type="spellEnd"/>
+      <w:r>
+        <w:rPr>
+          <w:lang w:val="en-IN"/>
+        </w:rPr>
+        <w:t xml:space="preserve"> and </w:t>
+      </w:r>
+      <w:proofErr w:type="spellStart"/>
+      <w:r>
+        <w:rPr>
+          <w:lang w:val="en-IN"/>
+        </w:rPr>
+        <w:t>postForObject</w:t>
+      </w:r>
+      <w:proofErr w:type="spellEnd"/>
+      <w:r>
+        <w:rPr>
+          <w:lang w:val="en-IN"/>
+        </w:rPr>
+        <w:t xml:space="preserve"> are used to make HTTP POST requests to send the data to a remote service or API.</w:t>
+      </w:r>
+      <w:proofErr w:type="gramEnd"/>
     </w:p>
     <w:p>
       <w:pPr>
@@ -2719,11 +4459,35 @@
           <w:lang w:val="en-IN"/>
         </w:rPr>
       </w:pPr>
-      <w:r>
-        <w:rPr>
-          <w:lang w:val="en-IN"/>
-        </w:rPr>
-        <w:t>getForEntity returns a ResponseEntity containing the full HTTP response (status, headers, body).</w:t>
+      <w:proofErr w:type="spellStart"/>
+      <w:proofErr w:type="gramStart"/>
+      <w:r>
+        <w:rPr>
+          <w:lang w:val="en-IN"/>
+        </w:rPr>
+        <w:t>getForEntity</w:t>
+      </w:r>
+      <w:proofErr w:type="spellEnd"/>
+      <w:proofErr w:type="gramEnd"/>
+      <w:r>
+        <w:rPr>
+          <w:lang w:val="en-IN"/>
+        </w:rPr>
+        <w:t xml:space="preserve"> returns a </w:t>
+      </w:r>
+      <w:proofErr w:type="spellStart"/>
+      <w:r>
+        <w:rPr>
+          <w:lang w:val="en-IN"/>
+        </w:rPr>
+        <w:t>ResponseEntity</w:t>
+      </w:r>
+      <w:proofErr w:type="spellEnd"/>
+      <w:r>
+        <w:rPr>
+          <w:lang w:val="en-IN"/>
+        </w:rPr>
+        <w:t xml:space="preserve"> containing the full HTTP response (status, headers, body).</w:t>
       </w:r>
     </w:p>
     <w:p>
@@ -2737,11 +4501,21 @@
           <w:lang w:val="en-IN"/>
         </w:rPr>
       </w:pPr>
-      <w:r>
-        <w:rPr>
-          <w:lang w:val="en-IN"/>
-        </w:rPr>
-        <w:t>getForObject returns the parsed response body directly, without the HTTP response metadata.</w:t>
+      <w:proofErr w:type="spellStart"/>
+      <w:proofErr w:type="gramStart"/>
+      <w:r>
+        <w:rPr>
+          <w:lang w:val="en-IN"/>
+        </w:rPr>
+        <w:t>getForObject</w:t>
+      </w:r>
+      <w:proofErr w:type="spellEnd"/>
+      <w:proofErr w:type="gramEnd"/>
+      <w:r>
+        <w:rPr>
+          <w:lang w:val="en-IN"/>
+        </w:rPr>
+        <w:t xml:space="preserve"> returns the parsed response body directly, without the HTTP response metadata.</w:t>
       </w:r>
     </w:p>
     <w:p>
@@ -2784,7 +4558,21 @@
         <w:rPr>
           <w:lang w:val="en-IN"/>
         </w:rPr>
-        <w:t>Use getForEntity when you need access to the complete HTTP response, including headers and status, in addition to the response body.</w:t>
+        <w:t xml:space="preserve">Use </w:t>
+      </w:r>
+      <w:proofErr w:type="spellStart"/>
+      <w:r>
+        <w:rPr>
+          <w:lang w:val="en-IN"/>
+        </w:rPr>
+        <w:t>getForEntity</w:t>
+      </w:r>
+      <w:proofErr w:type="spellEnd"/>
+      <w:r>
+        <w:rPr>
+          <w:lang w:val="en-IN"/>
+        </w:rPr>
+        <w:t xml:space="preserve"> when you need access to the complete HTTP response, including headers and status, in addition to the response body.</w:t>
       </w:r>
     </w:p>
     <w:p>
@@ -2802,7 +4590,21 @@
         <w:rPr>
           <w:lang w:val="en-IN"/>
         </w:rPr>
-        <w:t>Use getForObject when you are primarily interested in the response body and want a more concise way to retrieve it.</w:t>
+        <w:t xml:space="preserve">Use </w:t>
+      </w:r>
+      <w:proofErr w:type="spellStart"/>
+      <w:r>
+        <w:rPr>
+          <w:lang w:val="en-IN"/>
+        </w:rPr>
+        <w:t>getForObject</w:t>
+      </w:r>
+      <w:proofErr w:type="spellEnd"/>
+      <w:r>
+        <w:rPr>
+          <w:lang w:val="en-IN"/>
+        </w:rPr>
+        <w:t xml:space="preserve"> when you are primarily interested in the response body and want a more concise way to retrieve it.</w:t>
       </w:r>
     </w:p>
     <w:p>
@@ -2841,11 +4643,21 @@
           <w:lang w:val="en-IN"/>
         </w:rPr>
       </w:pPr>
-      <w:r>
-        <w:rPr>
-          <w:lang w:val="en-IN"/>
-        </w:rPr>
-        <w:t>getForEntity provides greater flexibility and control over the entire response, making it suitable for cases where you need to examine the response metadata.</w:t>
+      <w:proofErr w:type="spellStart"/>
+      <w:proofErr w:type="gramStart"/>
+      <w:r>
+        <w:rPr>
+          <w:lang w:val="en-IN"/>
+        </w:rPr>
+        <w:t>getForEntity</w:t>
+      </w:r>
+      <w:proofErr w:type="spellEnd"/>
+      <w:proofErr w:type="gramEnd"/>
+      <w:r>
+        <w:rPr>
+          <w:lang w:val="en-IN"/>
+        </w:rPr>
+        <w:t xml:space="preserve"> provides greater flexibility and control over the entire response, making it suitable for cases where you need to examine the response metadata.</w:t>
       </w:r>
     </w:p>
     <w:p>
@@ -2884,11 +4696,35 @@
           <w:lang w:val="en-IN"/>
         </w:rPr>
       </w:pPr>
-      <w:r>
-        <w:rPr>
-          <w:lang w:val="en-IN"/>
-        </w:rPr>
-        <w:t>getForObject is more convenient when you are primarily focused on deserializing the response body into a Java object.</w:t>
+      <w:proofErr w:type="spellStart"/>
+      <w:proofErr w:type="gramStart"/>
+      <w:r>
+        <w:rPr>
+          <w:lang w:val="en-IN"/>
+        </w:rPr>
+        <w:t>getForObject</w:t>
+      </w:r>
+      <w:proofErr w:type="spellEnd"/>
+      <w:proofErr w:type="gramEnd"/>
+      <w:r>
+        <w:rPr>
+          <w:lang w:val="en-IN"/>
+        </w:rPr>
+        <w:t xml:space="preserve"> is more convenient when you are primarily focused on </w:t>
+      </w:r>
+      <w:proofErr w:type="spellStart"/>
+      <w:r>
+        <w:rPr>
+          <w:lang w:val="en-IN"/>
+        </w:rPr>
+        <w:t>deserializing</w:t>
+      </w:r>
+      <w:proofErr w:type="spellEnd"/>
+      <w:r>
+        <w:rPr>
+          <w:lang w:val="en-IN"/>
+        </w:rPr>
+        <w:t xml:space="preserve"> the response body into a Java object.</w:t>
       </w:r>
     </w:p>
     <w:p>
@@ -2910,17 +4746,61 @@
           <w:lang w:val="en-IN"/>
         </w:rPr>
       </w:pPr>
-      <w:r>
-        <w:rPr>
-          <w:lang w:val="en-IN"/>
-        </w:rPr>
-        <w:t>RestTemplate res</w:t>
-      </w:r>
-      <w:r>
-        <w:rPr>
-          <w:lang w:val="en-IN"/>
-        </w:rPr>
-        <w:t>tTemplate = new RestTemplate();</w:t>
+      <w:proofErr w:type="spellStart"/>
+      <w:r>
+        <w:rPr>
+          <w:lang w:val="en-IN"/>
+        </w:rPr>
+        <w:t>RestTemplate</w:t>
+      </w:r>
+      <w:proofErr w:type="spellEnd"/>
+      <w:r>
+        <w:rPr>
+          <w:lang w:val="en-IN"/>
+        </w:rPr>
+        <w:t xml:space="preserve"> </w:t>
+      </w:r>
+      <w:proofErr w:type="spellStart"/>
+      <w:r>
+        <w:rPr>
+          <w:lang w:val="en-IN"/>
+        </w:rPr>
+        <w:t>res</w:t>
+      </w:r>
+      <w:r>
+        <w:rPr>
+          <w:lang w:val="en-IN"/>
+        </w:rPr>
+        <w:t>tTemplate</w:t>
+      </w:r>
+      <w:proofErr w:type="spellEnd"/>
+      <w:r>
+        <w:rPr>
+          <w:lang w:val="en-IN"/>
+        </w:rPr>
+        <w:t xml:space="preserve"> = new </w:t>
+      </w:r>
+      <w:proofErr w:type="spellStart"/>
+      <w:proofErr w:type="gramStart"/>
+      <w:r>
+        <w:rPr>
+          <w:lang w:val="en-IN"/>
+        </w:rPr>
+        <w:t>RestTemplate</w:t>
+      </w:r>
+      <w:proofErr w:type="spellEnd"/>
+      <w:r>
+        <w:rPr>
+          <w:lang w:val="en-IN"/>
+        </w:rPr>
+        <w:t>(</w:t>
+      </w:r>
+      <w:proofErr w:type="gramEnd"/>
+      <w:r>
+        <w:rPr>
+          <w:lang w:val="en-IN"/>
+        </w:rPr>
+        <w:t>);</w:t>
       </w:r>
       <w:r>
         <w:rPr>
@@ -2932,7 +4812,21 @@
         <w:rPr>
           <w:lang w:val="en-IN"/>
         </w:rPr>
-        <w:t xml:space="preserve">String url = </w:t>
+        <w:t xml:space="preserve">String </w:t>
+      </w:r>
+      <w:proofErr w:type="spellStart"/>
+      <w:r>
+        <w:rPr>
+          <w:lang w:val="en-IN"/>
+        </w:rPr>
+        <w:t>url</w:t>
+      </w:r>
+      <w:proofErr w:type="spellEnd"/>
+      <w:r>
+        <w:rPr>
+          <w:lang w:val="en-IN"/>
+        </w:rPr>
+        <w:t xml:space="preserve"> = </w:t>
       </w:r>
       <w:r>
         <w:rPr>
@@ -2946,18 +4840,87 @@
         </w:rPr>
         <w:br/>
       </w:r>
-      <w:r>
-        <w:rPr>
-          <w:lang w:val="en-IN"/>
-        </w:rPr>
-        <w:t>ResponseEntity&lt;String&gt; responseEntity = restTemplate.</w:t>
+      <w:proofErr w:type="spellStart"/>
+      <w:r>
+        <w:rPr>
+          <w:lang w:val="en-IN"/>
+        </w:rPr>
+        <w:t>ResponseEntity</w:t>
+      </w:r>
+      <w:proofErr w:type="spellEnd"/>
+      <w:r>
+        <w:rPr>
+          <w:lang w:val="en-IN"/>
+        </w:rPr>
+        <w:t xml:space="preserve">&lt;String&gt; </w:t>
+      </w:r>
+      <w:proofErr w:type="spellStart"/>
+      <w:r>
+        <w:rPr>
+          <w:lang w:val="en-IN"/>
+        </w:rPr>
+        <w:t>responseEntity</w:t>
+      </w:r>
+      <w:proofErr w:type="spellEnd"/>
+      <w:r>
+        <w:rPr>
+          <w:lang w:val="en-IN"/>
+        </w:rPr>
+        <w:t xml:space="preserve"> = </w:t>
+      </w:r>
+      <w:proofErr w:type="spellStart"/>
+      <w:r>
+        <w:rPr>
+          <w:lang w:val="en-IN"/>
+        </w:rPr>
+        <w:t>restTemplate.</w:t>
       </w:r>
       <w:r>
         <w:rPr>
           <w:b/>
           <w:lang w:val="en-IN"/>
         </w:rPr>
-        <w:t>getForEntity(url, String.class)</w:t>
+        <w:t>getForEntity</w:t>
+      </w:r>
+      <w:proofErr w:type="spellEnd"/>
+      <w:r>
+        <w:rPr>
+          <w:b/>
+          <w:lang w:val="en-IN"/>
+        </w:rPr>
+        <w:t>(</w:t>
+      </w:r>
+      <w:proofErr w:type="spellStart"/>
+      <w:r>
+        <w:rPr>
+          <w:b/>
+          <w:lang w:val="en-IN"/>
+        </w:rPr>
+        <w:t>url</w:t>
+      </w:r>
+      <w:proofErr w:type="spellEnd"/>
+      <w:r>
+        <w:rPr>
+          <w:b/>
+          <w:lang w:val="en-IN"/>
+        </w:rPr>
+        <w:t xml:space="preserve">, </w:t>
+      </w:r>
+      <w:proofErr w:type="spellStart"/>
+      <w:r>
+        <w:rPr>
+          <w:b/>
+          <w:lang w:val="en-IN"/>
+        </w:rPr>
+        <w:t>String.class</w:t>
+      </w:r>
+      <w:proofErr w:type="spellEnd"/>
+      <w:r>
+        <w:rPr>
+          <w:b/>
+          <w:lang w:val="en-IN"/>
+        </w:rPr>
+        <w:t>)</w:t>
       </w:r>
       <w:r>
         <w:rPr>
@@ -2976,14 +4939,77 @@
         <w:rPr>
           <w:lang w:val="en-IN"/>
         </w:rPr>
-        <w:t>String responseBody = restTemplate.</w:t>
+        <w:t xml:space="preserve">String </w:t>
+      </w:r>
+      <w:proofErr w:type="spellStart"/>
+      <w:r>
+        <w:rPr>
+          <w:lang w:val="en-IN"/>
+        </w:rPr>
+        <w:t>responseBody</w:t>
+      </w:r>
+      <w:proofErr w:type="spellEnd"/>
+      <w:r>
+        <w:rPr>
+          <w:lang w:val="en-IN"/>
+        </w:rPr>
+        <w:t xml:space="preserve"> = </w:t>
+      </w:r>
+      <w:proofErr w:type="spellStart"/>
+      <w:proofErr w:type="gramStart"/>
+      <w:r>
+        <w:rPr>
+          <w:lang w:val="en-IN"/>
+        </w:rPr>
+        <w:t>restTemplate.</w:t>
       </w:r>
       <w:r>
         <w:rPr>
           <w:b/>
           <w:lang w:val="en-IN"/>
         </w:rPr>
-        <w:t>getForObject(url, String.class)</w:t>
+        <w:t>getForObject</w:t>
+      </w:r>
+      <w:proofErr w:type="spellEnd"/>
+      <w:r>
+        <w:rPr>
+          <w:b/>
+          <w:lang w:val="en-IN"/>
+        </w:rPr>
+        <w:t>(</w:t>
+      </w:r>
+      <w:proofErr w:type="spellStart"/>
+      <w:proofErr w:type="gramEnd"/>
+      <w:r>
+        <w:rPr>
+          <w:b/>
+          <w:lang w:val="en-IN"/>
+        </w:rPr>
+        <w:t>url</w:t>
+      </w:r>
+      <w:proofErr w:type="spellEnd"/>
+      <w:r>
+        <w:rPr>
+          <w:b/>
+          <w:lang w:val="en-IN"/>
+        </w:rPr>
+        <w:t xml:space="preserve">, </w:t>
+      </w:r>
+      <w:proofErr w:type="spellStart"/>
+      <w:r>
+        <w:rPr>
+          <w:b/>
+          <w:lang w:val="en-IN"/>
+        </w:rPr>
+        <w:t>String.class</w:t>
+      </w:r>
+      <w:proofErr w:type="spellEnd"/>
+      <w:r>
+        <w:rPr>
+          <w:b/>
+          <w:lang w:val="en-IN"/>
+        </w:rPr>
+        <w:t>)</w:t>
       </w:r>
       <w:r>
         <w:rPr>
@@ -2998,17 +5024,89 @@
           <w:lang w:val="en-IN"/>
         </w:rPr>
       </w:pPr>
-      <w:r>
-        <w:rPr>
-          <w:lang w:val="en-IN"/>
-        </w:rPr>
-        <w:t>HttpEntity&lt;MyDataObject&gt; requestEntity = new Http</w:t>
-      </w:r>
-      <w:r>
-        <w:rPr>
-          <w:lang w:val="en-IN"/>
-        </w:rPr>
-        <w:t>Entity&lt;&gt;(requestBody, headers);</w:t>
+      <w:proofErr w:type="spellStart"/>
+      <w:r>
+        <w:rPr>
+          <w:lang w:val="en-IN"/>
+        </w:rPr>
+        <w:t>HttpEntity</w:t>
+      </w:r>
+      <w:proofErr w:type="spellEnd"/>
+      <w:r>
+        <w:rPr>
+          <w:lang w:val="en-IN"/>
+        </w:rPr>
+        <w:t>&lt;</w:t>
+      </w:r>
+      <w:proofErr w:type="spellStart"/>
+      <w:r>
+        <w:rPr>
+          <w:lang w:val="en-IN"/>
+        </w:rPr>
+        <w:t>MyDataObject</w:t>
+      </w:r>
+      <w:proofErr w:type="spellEnd"/>
+      <w:r>
+        <w:rPr>
+          <w:lang w:val="en-IN"/>
+        </w:rPr>
+        <w:t xml:space="preserve">&gt; </w:t>
+      </w:r>
+      <w:proofErr w:type="spellStart"/>
+      <w:r>
+        <w:rPr>
+          <w:lang w:val="en-IN"/>
+        </w:rPr>
+        <w:t>requestEntity</w:t>
+      </w:r>
+      <w:proofErr w:type="spellEnd"/>
+      <w:r>
+        <w:rPr>
+          <w:lang w:val="en-IN"/>
+        </w:rPr>
+        <w:t xml:space="preserve"> = new </w:t>
+      </w:r>
+      <w:proofErr w:type="spellStart"/>
+      <w:r>
+        <w:rPr>
+          <w:lang w:val="en-IN"/>
+        </w:rPr>
+        <w:t>Http</w:t>
+      </w:r>
+      <w:r>
+        <w:rPr>
+          <w:lang w:val="en-IN"/>
+        </w:rPr>
+        <w:t>Entity</w:t>
+      </w:r>
+      <w:proofErr w:type="spellEnd"/>
+      <w:r>
+        <w:rPr>
+          <w:lang w:val="en-IN"/>
+        </w:rPr>
+        <w:t>&lt;</w:t>
+      </w:r>
+      <w:proofErr w:type="gramStart"/>
+      <w:r>
+        <w:rPr>
+          <w:lang w:val="en-IN"/>
+        </w:rPr>
+        <w:t>&gt;(</w:t>
+      </w:r>
+      <w:proofErr w:type="spellStart"/>
+      <w:proofErr w:type="gramEnd"/>
+      <w:r>
+        <w:rPr>
+          <w:lang w:val="en-IN"/>
+        </w:rPr>
+        <w:t>requestBody</w:t>
+      </w:r>
+      <w:proofErr w:type="spellEnd"/>
+      <w:r>
+        <w:rPr>
+          <w:lang w:val="en-IN"/>
+        </w:rPr>
+        <w:t>, headers);</w:t>
       </w:r>
       <w:r>
         <w:rPr>
@@ -3016,11 +5114,40 @@
         </w:rPr>
         <w:br/>
       </w:r>
-      <w:r>
-        <w:rPr>
-          <w:lang w:val="en-IN"/>
-        </w:rPr>
-        <w:t>ResponseEntity&lt;String&gt; responseEntity = restTemplate.</w:t>
+      <w:proofErr w:type="spellStart"/>
+      <w:r>
+        <w:rPr>
+          <w:lang w:val="en-IN"/>
+        </w:rPr>
+        <w:t>ResponseEntity</w:t>
+      </w:r>
+      <w:proofErr w:type="spellEnd"/>
+      <w:r>
+        <w:rPr>
+          <w:lang w:val="en-IN"/>
+        </w:rPr>
+        <w:t xml:space="preserve">&lt;String&gt; </w:t>
+      </w:r>
+      <w:proofErr w:type="spellStart"/>
+      <w:r>
+        <w:rPr>
+          <w:lang w:val="en-IN"/>
+        </w:rPr>
+        <w:t>responseEntity</w:t>
+      </w:r>
+      <w:proofErr w:type="spellEnd"/>
+      <w:r>
+        <w:rPr>
+          <w:lang w:val="en-IN"/>
+        </w:rPr>
+        <w:t xml:space="preserve"> = </w:t>
+      </w:r>
+      <w:proofErr w:type="spellStart"/>
+      <w:r>
+        <w:rPr>
+          <w:lang w:val="en-IN"/>
+        </w:rPr>
+        <w:t>restTemplate.</w:t>
       </w:r>
       <w:r>
         <w:rPr>
@@ -3029,37 +5156,166 @@
         </w:rPr>
         <w:t>postForEntity</w:t>
       </w:r>
-      <w:r>
-        <w:rPr>
-          <w:lang w:val="en-IN"/>
-        </w:rPr>
-        <w:t>(url, requestEntity, String.class);</w:t>
-      </w:r>
-    </w:p>
-    <w:p>
-      <w:pPr>
-        <w:rPr>
-          <w:lang w:val="en-IN"/>
-        </w:rPr>
-      </w:pPr>
-      <w:r>
-        <w:rPr>
-          <w:lang w:val="en-IN"/>
-        </w:rPr>
-        <w:t>// Create a request entity with the JSON object and headers</w:t>
-      </w:r>
-    </w:p>
-    <w:p>
-      <w:pPr>
-        <w:rPr>
-          <w:lang w:val="en-IN"/>
-        </w:rPr>
-      </w:pPr>
-      <w:r>
-        <w:rPr>
-          <w:lang w:val="en-IN"/>
-        </w:rPr>
-        <w:t>HttpEntity&lt;MyDataObject&gt; requestEntity = new HttpEntity&lt;&gt;(requestBody, headers);</w:t>
+      <w:proofErr w:type="spellEnd"/>
+      <w:r>
+        <w:rPr>
+          <w:lang w:val="en-IN"/>
+        </w:rPr>
+        <w:t>(</w:t>
+      </w:r>
+      <w:proofErr w:type="spellStart"/>
+      <w:r>
+        <w:rPr>
+          <w:lang w:val="en-IN"/>
+        </w:rPr>
+        <w:t>url</w:t>
+      </w:r>
+      <w:proofErr w:type="spellEnd"/>
+      <w:r>
+        <w:rPr>
+          <w:lang w:val="en-IN"/>
+        </w:rPr>
+        <w:t xml:space="preserve">, </w:t>
+      </w:r>
+      <w:proofErr w:type="spellStart"/>
+      <w:r>
+        <w:rPr>
+          <w:lang w:val="en-IN"/>
+        </w:rPr>
+        <w:t>requestEntity</w:t>
+      </w:r>
+      <w:proofErr w:type="spellEnd"/>
+      <w:r>
+        <w:rPr>
+          <w:lang w:val="en-IN"/>
+        </w:rPr>
+        <w:t xml:space="preserve">, </w:t>
+      </w:r>
+      <w:proofErr w:type="spellStart"/>
+      <w:r>
+        <w:rPr>
+          <w:lang w:val="en-IN"/>
+        </w:rPr>
+        <w:t>String.class</w:t>
+      </w:r>
+      <w:proofErr w:type="spellEnd"/>
+      <w:r>
+        <w:rPr>
+          <w:lang w:val="en-IN"/>
+        </w:rPr>
+        <w:t>);</w:t>
+      </w:r>
+    </w:p>
+    <w:p>
+      <w:pPr>
+        <w:rPr>
+          <w:lang w:val="en-IN"/>
+        </w:rPr>
+      </w:pPr>
+      <w:r>
+        <w:rPr>
+          <w:lang w:val="en-IN"/>
+        </w:rPr>
+        <w:t xml:space="preserve">// </w:t>
+      </w:r>
+      <w:proofErr w:type="gramStart"/>
+      <w:r>
+        <w:rPr>
+          <w:lang w:val="en-IN"/>
+        </w:rPr>
+        <w:t>Create</w:t>
+      </w:r>
+      <w:proofErr w:type="gramEnd"/>
+      <w:r>
+        <w:rPr>
+          <w:lang w:val="en-IN"/>
+        </w:rPr>
+        <w:t xml:space="preserve"> a request entity with the JSON object and headers</w:t>
+      </w:r>
+    </w:p>
+    <w:p>
+      <w:pPr>
+        <w:rPr>
+          <w:lang w:val="en-IN"/>
+        </w:rPr>
+      </w:pPr>
+      <w:proofErr w:type="spellStart"/>
+      <w:r>
+        <w:rPr>
+          <w:lang w:val="en-IN"/>
+        </w:rPr>
+        <w:t>HttpEntity</w:t>
+      </w:r>
+      <w:proofErr w:type="spellEnd"/>
+      <w:r>
+        <w:rPr>
+          <w:lang w:val="en-IN"/>
+        </w:rPr>
+        <w:t>&lt;</w:t>
+      </w:r>
+      <w:proofErr w:type="spellStart"/>
+      <w:r>
+        <w:rPr>
+          <w:lang w:val="en-IN"/>
+        </w:rPr>
+        <w:t>MyDataObject</w:t>
+      </w:r>
+      <w:proofErr w:type="spellEnd"/>
+      <w:r>
+        <w:rPr>
+          <w:lang w:val="en-IN"/>
+        </w:rPr>
+        <w:t xml:space="preserve">&gt; </w:t>
+      </w:r>
+      <w:proofErr w:type="spellStart"/>
+      <w:r>
+        <w:rPr>
+          <w:lang w:val="en-IN"/>
+        </w:rPr>
+        <w:t>requestEntity</w:t>
+      </w:r>
+      <w:proofErr w:type="spellEnd"/>
+      <w:r>
+        <w:rPr>
+          <w:lang w:val="en-IN"/>
+        </w:rPr>
+        <w:t xml:space="preserve"> = new </w:t>
+      </w:r>
+      <w:proofErr w:type="spellStart"/>
+      <w:r>
+        <w:rPr>
+          <w:lang w:val="en-IN"/>
+        </w:rPr>
+        <w:t>HttpEntity</w:t>
+      </w:r>
+      <w:proofErr w:type="spellEnd"/>
+      <w:r>
+        <w:rPr>
+          <w:lang w:val="en-IN"/>
+        </w:rPr>
+        <w:t>&lt;</w:t>
+      </w:r>
+      <w:proofErr w:type="gramStart"/>
+      <w:r>
+        <w:rPr>
+          <w:lang w:val="en-IN"/>
+        </w:rPr>
+        <w:t>&gt;(</w:t>
+      </w:r>
+      <w:proofErr w:type="spellStart"/>
+      <w:proofErr w:type="gramEnd"/>
+      <w:r>
+        <w:rPr>
+          <w:lang w:val="en-IN"/>
+        </w:rPr>
+        <w:t>requestBody</w:t>
+      </w:r>
+      <w:proofErr w:type="spellEnd"/>
+      <w:r>
+        <w:rPr>
+          <w:lang w:val="en-IN"/>
+        </w:rPr>
+        <w:t>, headers);</w:t>
       </w:r>
     </w:p>
     <w:p>
@@ -3085,7 +5341,29 @@
         <w:rPr>
           <w:lang w:val="en-IN"/>
         </w:rPr>
-        <w:t>String responseBody = restTemplate.</w:t>
+        <w:t xml:space="preserve">String </w:t>
+      </w:r>
+      <w:proofErr w:type="spellStart"/>
+      <w:r>
+        <w:rPr>
+          <w:lang w:val="en-IN"/>
+        </w:rPr>
+        <w:t>responseBody</w:t>
+      </w:r>
+      <w:proofErr w:type="spellEnd"/>
+      <w:r>
+        <w:rPr>
+          <w:lang w:val="en-IN"/>
+        </w:rPr>
+        <w:t xml:space="preserve"> = </w:t>
+      </w:r>
+      <w:proofErr w:type="spellStart"/>
+      <w:proofErr w:type="gramStart"/>
+      <w:r>
+        <w:rPr>
+          <w:lang w:val="en-IN"/>
+        </w:rPr>
+        <w:t>restTemplate.</w:t>
       </w:r>
       <w:r>
         <w:rPr>
@@ -3094,24 +5372,92 @@
         </w:rPr>
         <w:t>postForObject</w:t>
       </w:r>
-      <w:r>
-        <w:rPr>
-          <w:lang w:val="en-IN"/>
-        </w:rPr>
-        <w:t>(url, requestEntity, String.class);</w:t>
-      </w:r>
-    </w:p>
-    <w:p>
-      <w:pPr>
-        <w:rPr>
-          <w:lang w:val="en-IN"/>
-        </w:rPr>
-      </w:pPr>
-      <w:r>
-        <w:rPr>
-          <w:lang w:val="en-IN"/>
-        </w:rPr>
-        <w:t>restTemplate.delete(url);</w:t>
+      <w:proofErr w:type="spellEnd"/>
+      <w:r>
+        <w:rPr>
+          <w:lang w:val="en-IN"/>
+        </w:rPr>
+        <w:t>(</w:t>
+      </w:r>
+      <w:proofErr w:type="spellStart"/>
+      <w:proofErr w:type="gramEnd"/>
+      <w:r>
+        <w:rPr>
+          <w:lang w:val="en-IN"/>
+        </w:rPr>
+        <w:t>url</w:t>
+      </w:r>
+      <w:proofErr w:type="spellEnd"/>
+      <w:r>
+        <w:rPr>
+          <w:lang w:val="en-IN"/>
+        </w:rPr>
+        <w:t xml:space="preserve">, </w:t>
+      </w:r>
+      <w:proofErr w:type="spellStart"/>
+      <w:r>
+        <w:rPr>
+          <w:lang w:val="en-IN"/>
+        </w:rPr>
+        <w:t>requestEntity</w:t>
+      </w:r>
+      <w:proofErr w:type="spellEnd"/>
+      <w:r>
+        <w:rPr>
+          <w:lang w:val="en-IN"/>
+        </w:rPr>
+        <w:t xml:space="preserve">, </w:t>
+      </w:r>
+      <w:proofErr w:type="spellStart"/>
+      <w:r>
+        <w:rPr>
+          <w:lang w:val="en-IN"/>
+        </w:rPr>
+        <w:t>String.class</w:t>
+      </w:r>
+      <w:proofErr w:type="spellEnd"/>
+      <w:r>
+        <w:rPr>
+          <w:lang w:val="en-IN"/>
+        </w:rPr>
+        <w:t>);</w:t>
+      </w:r>
+    </w:p>
+    <w:p>
+      <w:pPr>
+        <w:rPr>
+          <w:lang w:val="en-IN"/>
+        </w:rPr>
+      </w:pPr>
+      <w:proofErr w:type="spellStart"/>
+      <w:proofErr w:type="gramStart"/>
+      <w:r>
+        <w:rPr>
+          <w:lang w:val="en-IN"/>
+        </w:rPr>
+        <w:t>restTemplate.delete</w:t>
+      </w:r>
+      <w:proofErr w:type="spellEnd"/>
+      <w:r>
+        <w:rPr>
+          <w:lang w:val="en-IN"/>
+        </w:rPr>
+        <w:t>(</w:t>
+      </w:r>
+      <w:proofErr w:type="spellStart"/>
+      <w:proofErr w:type="gramEnd"/>
+      <w:r>
+        <w:rPr>
+          <w:lang w:val="en-IN"/>
+        </w:rPr>
+        <w:t>url</w:t>
+      </w:r>
+      <w:proofErr w:type="spellEnd"/>
+      <w:r>
+        <w:rPr>
+          <w:lang w:val="en-IN"/>
+        </w:rPr>
+        <w:t>);</w:t>
       </w:r>
     </w:p>
     <w:p>
@@ -3302,7 +5648,27 @@
                 <w:szCs w:val="24"/>
                 <w:lang w:bidi="hi-IN"/>
               </w:rPr>
-              <w:t>Collects and stores real-time metrics (like CPU, memory, request rate) from microservices for monitoring and alerting.</w:t>
+              <w:t xml:space="preserve">Collects and stores real-time metrics (like CPU, memory, </w:t>
+            </w:r>
+            <w:proofErr w:type="gramStart"/>
+            <w:r>
+              <w:rPr>
+                <w:rFonts w:ascii="Times New Roman" w:eastAsia="Times New Roman" w:hAnsi="Times New Roman" w:cs="Times New Roman"/>
+                <w:sz w:val="24"/>
+                <w:szCs w:val="24"/>
+                <w:lang w:bidi="hi-IN"/>
+              </w:rPr>
+              <w:t>request</w:t>
+            </w:r>
+            <w:proofErr w:type="gramEnd"/>
+            <w:r>
+              <w:rPr>
+                <w:rFonts w:ascii="Times New Roman" w:eastAsia="Times New Roman" w:hAnsi="Times New Roman" w:cs="Times New Roman"/>
+                <w:sz w:val="24"/>
+                <w:szCs w:val="24"/>
+                <w:lang w:bidi="hi-IN"/>
+              </w:rPr>
+              <w:t xml:space="preserve"> rate) from microservices for monitoring and alerting.</w:t>
             </w:r>
           </w:p>
         </w:tc>
@@ -3327,6 +5693,7 @@
                 <w:lang w:bidi="hi-IN"/>
               </w:rPr>
             </w:pPr>
+            <w:proofErr w:type="spellStart"/>
             <w:r>
               <w:rPr>
                 <w:rFonts w:ascii="Times New Roman" w:eastAsia="Times New Roman" w:hAnsi="Times New Roman" w:cs="Times New Roman"/>
@@ -3338,6 +5705,7 @@
               </w:rPr>
               <w:t>Grafana</w:t>
             </w:r>
+            <w:proofErr w:type="spellEnd"/>
           </w:p>
         </w:tc>
         <w:tc>
@@ -3397,7 +5765,79 @@
                 <w:szCs w:val="24"/>
                 <w:lang w:bidi="hi-IN"/>
               </w:rPr>
-              <w:t>ELK Stack (Elasticsearch, Logstash, Kibana)</w:t>
+              <w:t>ELK Stack (</w:t>
+            </w:r>
+            <w:proofErr w:type="spellStart"/>
+            <w:r>
+              <w:rPr>
+                <w:rFonts w:ascii="Times New Roman" w:eastAsia="Times New Roman" w:hAnsi="Times New Roman" w:cs="Times New Roman"/>
+                <w:b/>
+                <w:bCs/>
+                <w:sz w:val="24"/>
+                <w:szCs w:val="24"/>
+                <w:lang w:bidi="hi-IN"/>
+              </w:rPr>
+              <w:t>Elasticsearch</w:t>
+            </w:r>
+            <w:proofErr w:type="spellEnd"/>
+            <w:r>
+              <w:rPr>
+                <w:rFonts w:ascii="Times New Roman" w:eastAsia="Times New Roman" w:hAnsi="Times New Roman" w:cs="Times New Roman"/>
+                <w:b/>
+                <w:bCs/>
+                <w:sz w:val="24"/>
+                <w:szCs w:val="24"/>
+                <w:lang w:bidi="hi-IN"/>
+              </w:rPr>
+              <w:t xml:space="preserve">, </w:t>
+            </w:r>
+            <w:proofErr w:type="spellStart"/>
+            <w:r>
+              <w:rPr>
+                <w:rFonts w:ascii="Times New Roman" w:eastAsia="Times New Roman" w:hAnsi="Times New Roman" w:cs="Times New Roman"/>
+                <w:b/>
+                <w:bCs/>
+                <w:sz w:val="24"/>
+                <w:szCs w:val="24"/>
+                <w:lang w:bidi="hi-IN"/>
+              </w:rPr>
+              <w:t>Logstash</w:t>
+            </w:r>
+            <w:proofErr w:type="spellEnd"/>
+            <w:r>
+              <w:rPr>
+                <w:rFonts w:ascii="Times New Roman" w:eastAsia="Times New Roman" w:hAnsi="Times New Roman" w:cs="Times New Roman"/>
+                <w:b/>
+                <w:bCs/>
+                <w:sz w:val="24"/>
+                <w:szCs w:val="24"/>
+                <w:lang w:bidi="hi-IN"/>
+              </w:rPr>
+              <w:t xml:space="preserve">, </w:t>
+            </w:r>
+            <w:proofErr w:type="spellStart"/>
+            <w:r>
+              <w:rPr>
+                <w:rFonts w:ascii="Times New Roman" w:eastAsia="Times New Roman" w:hAnsi="Times New Roman" w:cs="Times New Roman"/>
+                <w:b/>
+                <w:bCs/>
+                <w:sz w:val="24"/>
+                <w:szCs w:val="24"/>
+                <w:lang w:bidi="hi-IN"/>
+              </w:rPr>
+              <w:t>Kibana</w:t>
+            </w:r>
+            <w:proofErr w:type="spellEnd"/>
+            <w:r>
+              <w:rPr>
+                <w:rFonts w:ascii="Times New Roman" w:eastAsia="Times New Roman" w:hAnsi="Times New Roman" w:cs="Times New Roman"/>
+                <w:b/>
+                <w:bCs/>
+                <w:sz w:val="24"/>
+                <w:szCs w:val="24"/>
+                <w:lang w:bidi="hi-IN"/>
+              </w:rPr>
+              <w:t>)</w:t>
             </w:r>
           </w:p>
         </w:tc>
@@ -3449,6 +5889,7 @@
                 <w:lang w:bidi="hi-IN"/>
               </w:rPr>
             </w:pPr>
+            <w:proofErr w:type="spellStart"/>
             <w:r>
               <w:rPr>
                 <w:rFonts w:ascii="Times New Roman" w:eastAsia="Times New Roman" w:hAnsi="Times New Roman" w:cs="Times New Roman"/>
@@ -3460,6 +5901,7 @@
               </w:rPr>
               <w:t>Kibana</w:t>
             </w:r>
+            <w:proofErr w:type="spellEnd"/>
           </w:p>
         </w:tc>
         <w:tc>
@@ -3485,7 +5927,27 @@
                 <w:szCs w:val="24"/>
                 <w:lang w:bidi="hi-IN"/>
               </w:rPr>
-              <w:t>Front-end visualization tool of the ELK Stack, used to query and visualize logs and application errors from Elasticsearch.</w:t>
+              <w:t xml:space="preserve">Front-end visualization tool of the ELK Stack, used to query and visualize logs and application errors from </w:t>
+            </w:r>
+            <w:proofErr w:type="spellStart"/>
+            <w:r>
+              <w:rPr>
+                <w:rFonts w:ascii="Times New Roman" w:eastAsia="Times New Roman" w:hAnsi="Times New Roman" w:cs="Times New Roman"/>
+                <w:sz w:val="24"/>
+                <w:szCs w:val="24"/>
+                <w:lang w:bidi="hi-IN"/>
+              </w:rPr>
+              <w:t>Elasticsearch</w:t>
+            </w:r>
+            <w:proofErr w:type="spellEnd"/>
+            <w:r>
+              <w:rPr>
+                <w:rFonts w:ascii="Times New Roman" w:eastAsia="Times New Roman" w:hAnsi="Times New Roman" w:cs="Times New Roman"/>
+                <w:sz w:val="24"/>
+                <w:szCs w:val="24"/>
+                <w:lang w:bidi="hi-IN"/>
+              </w:rPr>
+              <w:t>.</w:t>
             </w:r>
           </w:p>
         </w:tc>
@@ -3539,6 +6001,7 @@
                 <w:lang w:bidi="hi-IN"/>
               </w:rPr>
             </w:pPr>
+            <w:proofErr w:type="gramStart"/>
             <w:r>
               <w:rPr>
                 <w:rFonts w:ascii="Times New Roman" w:eastAsia="Times New Roman" w:hAnsi="Times New Roman" w:cs="Times New Roman"/>
@@ -3546,7 +6009,17 @@
                 <w:szCs w:val="24"/>
                 <w:lang w:bidi="hi-IN"/>
               </w:rPr>
-              <w:t>Adds trace IDs and span IDs to logs, enabling correlation of logs across different microservices in a distributed system.</w:t>
+              <w:t>Adds</w:t>
+            </w:r>
+            <w:proofErr w:type="gramEnd"/>
+            <w:r>
+              <w:rPr>
+                <w:rFonts w:ascii="Times New Roman" w:eastAsia="Times New Roman" w:hAnsi="Times New Roman" w:cs="Times New Roman"/>
+                <w:sz w:val="24"/>
+                <w:szCs w:val="24"/>
+                <w:lang w:bidi="hi-IN"/>
+              </w:rPr>
+              <w:t xml:space="preserve"> trace IDs and span IDs to logs, enabling correlation of logs across different microservices in a distributed system.</w:t>
             </w:r>
           </w:p>
         </w:tc>
@@ -3571,6 +6044,7 @@
                 <w:lang w:bidi="hi-IN"/>
               </w:rPr>
             </w:pPr>
+            <w:proofErr w:type="spellStart"/>
             <w:r>
               <w:rPr>
                 <w:rFonts w:ascii="Times New Roman" w:eastAsia="Times New Roman" w:hAnsi="Times New Roman" w:cs="Times New Roman"/>
@@ -3582,6 +6056,7 @@
               </w:rPr>
               <w:t>Zipkin</w:t>
             </w:r>
+            <w:proofErr w:type="spellEnd"/>
           </w:p>
         </w:tc>
         <w:tc>
@@ -3679,6 +6154,7 @@
               </w:rPr>
               <w:t xml:space="preserve">arbage </w:t>
             </w:r>
+            <w:proofErr w:type="spellStart"/>
             <w:r>
               <w:rPr>
                 <w:rFonts w:ascii="Times New Roman" w:eastAsia="Times New Roman" w:hAnsi="Times New Roman" w:cs="Times New Roman"/>
@@ -3697,6 +6173,7 @@
               </w:rPr>
               <w:t>olection</w:t>
             </w:r>
+            <w:proofErr w:type="spellEnd"/>
             <w:r>
               <w:rPr>
                 <w:rFonts w:ascii="Times New Roman" w:eastAsia="Times New Roman" w:hAnsi="Times New Roman" w:cs="Times New Roman"/>
@@ -6544,7 +9021,7 @@
 </file>
 
 <file path=customXml/itemProps1.xml><?xml version="1.0" encoding="utf-8"?>
-<ds:datastoreItem xmlns:ds="http://schemas.openxmlformats.org/officeDocument/2006/customXml" ds:itemID="{D54393B4-64A7-42CC-85BC-1FEDAF7C9244}">
+<ds:datastoreItem xmlns:ds="http://schemas.openxmlformats.org/officeDocument/2006/customXml" ds:itemID="{093FA88B-6FA4-4308-9CAD-E3A4C5A752B6}">
   <ds:schemaRefs>
     <ds:schemaRef ds:uri="http://schemas.openxmlformats.org/officeDocument/2006/bibliography"/>
   </ds:schemaRefs>

--- a/note/MicroServices.docx
+++ b/note/MicroServices.docx
@@ -567,21 +567,7 @@
         <w:rPr>
           <w:lang w:val="en-IN"/>
         </w:rPr>
-        <w:t xml:space="preserve"> supports both Synchronous and Asynchronous way of communication. It internally uses </w:t>
-      </w:r>
-      <w:proofErr w:type="gramStart"/>
-      <w:r>
-        <w:rPr>
-          <w:lang w:val="en-IN"/>
-        </w:rPr>
-        <w:t>binary</w:t>
-      </w:r>
-      <w:proofErr w:type="gramEnd"/>
-      <w:r>
-        <w:rPr>
-          <w:lang w:val="en-IN"/>
-        </w:rPr>
-        <w:t xml:space="preserve"> data. It is faster than REST. </w:t>
+        <w:t xml:space="preserve"> supports both Synchronous and Asynchronous way of communication. It internally uses binary data. It is faster than REST. </w:t>
       </w:r>
       <w:proofErr w:type="spellStart"/>
       <w:proofErr w:type="gramStart"/>
@@ -1603,64 +1589,36 @@
         </w:numPr>
         <w:ind w:left="0"/>
         <w:rPr>
-          <w:lang w:val="en-IN"/>
-        </w:rPr>
-      </w:pPr>
-      <w:r>
-        <w:rPr>
-          <w:lang w:val="en-IN"/>
-        </w:rPr>
-        <w:t xml:space="preserve">In a Spring Boot + </w:t>
-      </w:r>
-      <w:proofErr w:type="spellStart"/>
-      <w:r>
-        <w:rPr>
-          <w:lang w:val="en-IN"/>
-        </w:rPr>
-        <w:t>Microservice</w:t>
-      </w:r>
-      <w:proofErr w:type="spellEnd"/>
-      <w:r>
-        <w:rPr>
-          <w:lang w:val="en-IN"/>
-        </w:rPr>
-        <w:t xml:space="preserve"> application, we are waiting for response from another </w:t>
-      </w:r>
-      <w:proofErr w:type="spellStart"/>
-      <w:proofErr w:type="gramStart"/>
-      <w:r>
-        <w:rPr>
-          <w:lang w:val="en-IN"/>
-        </w:rPr>
-        <w:t>microservice</w:t>
-      </w:r>
-      <w:proofErr w:type="spellEnd"/>
-      <w:proofErr w:type="gramEnd"/>
-      <w:r>
-        <w:rPr>
-          <w:lang w:val="en-IN"/>
-        </w:rPr>
-        <w:t xml:space="preserve">, If we </w:t>
-      </w:r>
-      <w:proofErr w:type="spellStart"/>
-      <w:r>
-        <w:rPr>
-          <w:lang w:val="en-IN"/>
-        </w:rPr>
-        <w:t>did't</w:t>
-      </w:r>
-      <w:proofErr w:type="spellEnd"/>
-      <w:r>
-        <w:rPr>
-          <w:lang w:val="en-IN"/>
-        </w:rPr>
-        <w:t xml:space="preserve"> get it within 10 seconds then we should give a error message: "request timed out. Please try later"</w:t>
-      </w:r>
-      <w:r>
-        <w:rPr>
-          <w:lang w:val="en-IN"/>
-        </w:rPr>
-        <w:t>. How should we implement this?</w:t>
+          <w:b/>
+          <w:bCs/>
+          <w:lang w:val="en-IN"/>
+        </w:rPr>
+      </w:pPr>
+      <w:r>
+        <w:rPr>
+          <w:b/>
+          <w:bCs/>
+          <w:lang w:val="en-IN"/>
+        </w:rPr>
+        <w:t xml:space="preserve">What is Spring Cloud </w:t>
+      </w:r>
+      <w:proofErr w:type="spellStart"/>
+      <w:r>
+        <w:rPr>
+          <w:b/>
+          <w:bCs/>
+          <w:lang w:val="en-IN"/>
+        </w:rPr>
+        <w:t>Config</w:t>
+      </w:r>
+      <w:proofErr w:type="spellEnd"/>
+      <w:r>
+        <w:rPr>
+          <w:b/>
+          <w:bCs/>
+          <w:lang w:val="en-IN"/>
+        </w:rPr>
+        <w:t xml:space="preserve"> Server?</w:t>
       </w:r>
     </w:p>
     <w:p>
@@ -1675,8 +1633,35 @@
         <w:rPr>
           <w:lang w:val="en-IN"/>
         </w:rPr>
-        <w:br/>
-        <w:t>There are 2 ways we can implement the above scenario:</w:t>
+        <w:t xml:space="preserve">Spring Cloud </w:t>
+      </w:r>
+      <w:proofErr w:type="spellStart"/>
+      <w:r>
+        <w:rPr>
+          <w:lang w:val="en-IN"/>
+        </w:rPr>
+        <w:t>Config</w:t>
+      </w:r>
+      <w:proofErr w:type="spellEnd"/>
+      <w:r>
+        <w:rPr>
+          <w:lang w:val="en-IN"/>
+        </w:rPr>
+        <w:t xml:space="preserve"> Server allows us to store all </w:t>
+      </w:r>
+      <w:proofErr w:type="gramStart"/>
+      <w:r>
+        <w:rPr>
+          <w:lang w:val="en-IN"/>
+        </w:rPr>
+        <w:t>configuration</w:t>
+      </w:r>
+      <w:proofErr w:type="gramEnd"/>
+      <w:r>
+        <w:rPr>
+          <w:lang w:val="en-IN"/>
+        </w:rPr>
+        <w:t xml:space="preserve"> of all microservices in one centralized place (like Git).</w:t>
       </w:r>
     </w:p>
     <w:p>
@@ -1684,59 +1669,1099 @@
         <w:pStyle w:val="ListParagraph"/>
         <w:numPr>
           <w:ilvl w:val="0"/>
-          <w:numId w:val="18"/>
+          <w:numId w:val="14"/>
         </w:numPr>
-        <w:rPr>
-          <w:lang w:val="en-IN"/>
-        </w:rPr>
-      </w:pPr>
-      <w:r>
-        <w:rPr>
-          <w:lang w:val="en-IN"/>
-        </w:rPr>
-        <w:t xml:space="preserve">Apache </w:t>
-      </w:r>
-      <w:proofErr w:type="spellStart"/>
-      <w:r>
-        <w:rPr>
-          <w:lang w:val="en-IN"/>
-        </w:rPr>
-        <w:t>HttpClient</w:t>
-      </w:r>
-      <w:proofErr w:type="spellEnd"/>
-      <w:r>
-        <w:rPr>
-          <w:lang w:val="en-IN"/>
-        </w:rPr>
-        <w:t xml:space="preserve"> + </w:t>
-      </w:r>
-      <w:proofErr w:type="spellStart"/>
-      <w:r>
-        <w:rPr>
-          <w:lang w:val="en-IN"/>
-        </w:rPr>
-        <w:t>RequestConfig</w:t>
-      </w:r>
-      <w:proofErr w:type="spellEnd"/>
-      <w:r>
-        <w:rPr>
-          <w:lang w:val="en-IN"/>
-        </w:rPr>
-        <w:t xml:space="preserve"> (</w:t>
-      </w:r>
-      <w:proofErr w:type="spellStart"/>
-      <w:r>
-        <w:rPr>
-          <w:lang w:val="en-IN"/>
-        </w:rPr>
-        <w:t>RestTemplate</w:t>
-      </w:r>
-      <w:proofErr w:type="spellEnd"/>
-      <w:r>
-        <w:rPr>
-          <w:lang w:val="en-IN"/>
-        </w:rPr>
-        <w:t>)</w:t>
+        <w:ind w:left="0"/>
+        <w:rPr>
+          <w:lang w:val="en-IN"/>
+        </w:rPr>
+      </w:pPr>
+      <w:r>
+        <w:rPr>
+          <w:b/>
+          <w:bCs/>
+          <w:lang w:val="en-IN"/>
+        </w:rPr>
+        <w:t xml:space="preserve">In a Spring Boot + </w:t>
+      </w:r>
+      <w:proofErr w:type="spellStart"/>
+      <w:r>
+        <w:rPr>
+          <w:b/>
+          <w:bCs/>
+          <w:lang w:val="en-IN"/>
+        </w:rPr>
+        <w:t>Microservice</w:t>
+      </w:r>
+      <w:proofErr w:type="spellEnd"/>
+      <w:r>
+        <w:rPr>
+          <w:b/>
+          <w:bCs/>
+          <w:lang w:val="en-IN"/>
+        </w:rPr>
+        <w:t xml:space="preserve"> application, we are waiting for response from another </w:t>
+      </w:r>
+      <w:proofErr w:type="spellStart"/>
+      <w:proofErr w:type="gramStart"/>
+      <w:r>
+        <w:rPr>
+          <w:b/>
+          <w:bCs/>
+          <w:lang w:val="en-IN"/>
+        </w:rPr>
+        <w:t>microservice</w:t>
+      </w:r>
+      <w:proofErr w:type="spellEnd"/>
+      <w:proofErr w:type="gramEnd"/>
+      <w:r>
+        <w:rPr>
+          <w:b/>
+          <w:bCs/>
+          <w:lang w:val="en-IN"/>
+        </w:rPr>
+        <w:t xml:space="preserve">, If we </w:t>
+      </w:r>
+      <w:proofErr w:type="spellStart"/>
+      <w:r>
+        <w:rPr>
+          <w:b/>
+          <w:bCs/>
+          <w:lang w:val="en-IN"/>
+        </w:rPr>
+        <w:t>did't</w:t>
+      </w:r>
+      <w:proofErr w:type="spellEnd"/>
+      <w:r>
+        <w:rPr>
+          <w:b/>
+          <w:bCs/>
+          <w:lang w:val="en-IN"/>
+        </w:rPr>
+        <w:t xml:space="preserve"> get it within 10 seconds then we should give a error message: "request timed out. Please try later". How should we implement this?</w:t>
+      </w:r>
+      <w:r>
+        <w:rPr>
+          <w:b/>
+          <w:bCs/>
+          <w:lang w:val="en-IN"/>
+        </w:rPr>
+        <w:t xml:space="preserve"> Also implement Retry and </w:t>
+      </w:r>
+      <w:proofErr w:type="spellStart"/>
+      <w:r>
+        <w:rPr>
+          <w:b/>
+          <w:bCs/>
+          <w:lang w:val="en-IN"/>
+        </w:rPr>
+        <w:t>CircuitBreaker</w:t>
+      </w:r>
+      <w:proofErr w:type="spellEnd"/>
+      <w:r>
+        <w:rPr>
+          <w:b/>
+          <w:bCs/>
+          <w:lang w:val="en-IN"/>
+        </w:rPr>
+        <w:t xml:space="preserve"> as well.</w:t>
+      </w:r>
+      <w:r>
+        <w:rPr>
+          <w:lang w:val="en-IN"/>
+        </w:rPr>
+        <w:br/>
+      </w:r>
+      <w:r>
+        <w:rPr>
+          <w:lang w:val="en-IN"/>
+        </w:rPr>
+        <w:lastRenderedPageBreak/>
+        <w:t>Use Resili</w:t>
+      </w:r>
+      <w:r>
+        <w:rPr>
+          <w:lang w:val="en-IN"/>
+        </w:rPr>
+        <w:t>ence4J, It provides @</w:t>
+      </w:r>
+      <w:proofErr w:type="spellStart"/>
+      <w:r>
+        <w:rPr>
+          <w:lang w:val="en-IN"/>
+        </w:rPr>
+        <w:t>TimeOut</w:t>
+      </w:r>
+      <w:proofErr w:type="spellEnd"/>
+      <w:r>
+        <w:rPr>
+          <w:lang w:val="en-IN"/>
+        </w:rPr>
+        <w:t xml:space="preserve"> annotation. It should be annotated to the method which calls another micro</w:t>
+      </w:r>
+      <w:r>
+        <w:rPr>
+          <w:lang w:val="en-IN"/>
+        </w:rPr>
+        <w:t>-</w:t>
+      </w:r>
+      <w:r>
+        <w:rPr>
+          <w:lang w:val="en-IN"/>
+        </w:rPr>
+        <w:t>service</w:t>
+      </w:r>
+      <w:r>
+        <w:rPr>
+          <w:lang w:val="en-IN"/>
+        </w:rPr>
+        <w:t>.</w:t>
+      </w:r>
+    </w:p>
+    <w:p>
+      <w:pPr>
+        <w:rPr>
+          <w:sz w:val="18"/>
+          <w:szCs w:val="18"/>
+          <w:lang w:val="en-IN"/>
+        </w:rPr>
+      </w:pPr>
+      <w:r>
+        <w:rPr>
+          <w:sz w:val="18"/>
+          <w:szCs w:val="18"/>
+          <w:lang w:val="en-IN"/>
+        </w:rPr>
+        <w:t>@Service</w:t>
+      </w:r>
+      <w:r>
+        <w:rPr>
+          <w:sz w:val="18"/>
+          <w:szCs w:val="18"/>
+          <w:lang w:val="en-IN"/>
+        </w:rPr>
+        <w:br/>
+      </w:r>
+      <w:r>
+        <w:rPr>
+          <w:sz w:val="18"/>
+          <w:szCs w:val="18"/>
+          <w:lang w:val="en-IN"/>
+        </w:rPr>
+        <w:t xml:space="preserve">public class </w:t>
+      </w:r>
+      <w:proofErr w:type="spellStart"/>
+      <w:r>
+        <w:rPr>
+          <w:sz w:val="18"/>
+          <w:szCs w:val="18"/>
+          <w:lang w:val="en-IN"/>
+        </w:rPr>
+        <w:t>MyService</w:t>
+      </w:r>
+      <w:proofErr w:type="spellEnd"/>
+      <w:r>
+        <w:rPr>
+          <w:sz w:val="18"/>
+          <w:szCs w:val="18"/>
+          <w:lang w:val="en-IN"/>
+        </w:rPr>
+        <w:t xml:space="preserve"> {</w:t>
+      </w:r>
+      <w:r>
+        <w:rPr>
+          <w:sz w:val="18"/>
+          <w:szCs w:val="18"/>
+          <w:lang w:val="en-IN"/>
+        </w:rPr>
+        <w:br/>
+        <w:t xml:space="preserve"> </w:t>
+      </w:r>
+      <w:r>
+        <w:rPr>
+          <w:sz w:val="18"/>
+          <w:szCs w:val="18"/>
+          <w:lang w:val="en-IN"/>
+        </w:rPr>
+        <w:tab/>
+      </w:r>
+      <w:r>
+        <w:rPr>
+          <w:sz w:val="18"/>
+          <w:szCs w:val="18"/>
+          <w:lang w:val="en-IN"/>
+        </w:rPr>
+        <w:t xml:space="preserve">private final </w:t>
+      </w:r>
+      <w:proofErr w:type="spellStart"/>
+      <w:r>
+        <w:rPr>
+          <w:sz w:val="18"/>
+          <w:szCs w:val="18"/>
+          <w:lang w:val="en-IN"/>
+        </w:rPr>
+        <w:t>RestClient</w:t>
+      </w:r>
+      <w:proofErr w:type="spellEnd"/>
+      <w:r>
+        <w:rPr>
+          <w:sz w:val="18"/>
+          <w:szCs w:val="18"/>
+          <w:lang w:val="en-IN"/>
+        </w:rPr>
+        <w:t xml:space="preserve"> </w:t>
+      </w:r>
+      <w:proofErr w:type="spellStart"/>
+      <w:r>
+        <w:rPr>
+          <w:sz w:val="18"/>
+          <w:szCs w:val="18"/>
+          <w:lang w:val="en-IN"/>
+        </w:rPr>
+        <w:t>restClient</w:t>
+      </w:r>
+      <w:proofErr w:type="spellEnd"/>
+      <w:r>
+        <w:rPr>
+          <w:sz w:val="18"/>
+          <w:szCs w:val="18"/>
+          <w:lang w:val="en-IN"/>
+        </w:rPr>
+        <w:t xml:space="preserve"> =</w:t>
+      </w:r>
+      <w:r>
+        <w:rPr>
+          <w:sz w:val="18"/>
+          <w:szCs w:val="18"/>
+          <w:lang w:val="en-IN"/>
+        </w:rPr>
+        <w:t xml:space="preserve"> </w:t>
+      </w:r>
+      <w:proofErr w:type="spellStart"/>
+      <w:r>
+        <w:rPr>
+          <w:sz w:val="18"/>
+          <w:szCs w:val="18"/>
+          <w:lang w:val="en-IN"/>
+        </w:rPr>
+        <w:t>RestClient.create</w:t>
+      </w:r>
+      <w:proofErr w:type="spellEnd"/>
+      <w:r>
+        <w:rPr>
+          <w:sz w:val="18"/>
+          <w:szCs w:val="18"/>
+          <w:lang w:val="en-IN"/>
+        </w:rPr>
+        <w:t>("http://other-service");</w:t>
+      </w:r>
+      <w:r>
+        <w:rPr>
+          <w:sz w:val="18"/>
+          <w:szCs w:val="18"/>
+          <w:lang w:val="en-IN"/>
+        </w:rPr>
+        <w:t xml:space="preserve">  // </w:t>
+      </w:r>
+      <w:r>
+        <w:rPr>
+          <w:sz w:val="18"/>
+          <w:szCs w:val="18"/>
+          <w:lang w:val="en-IN"/>
+        </w:rPr>
+        <w:t xml:space="preserve">base </w:t>
+      </w:r>
+      <w:proofErr w:type="spellStart"/>
+      <w:r>
+        <w:rPr>
+          <w:sz w:val="18"/>
+          <w:szCs w:val="18"/>
+          <w:lang w:val="en-IN"/>
+        </w:rPr>
+        <w:t>url</w:t>
+      </w:r>
+      <w:proofErr w:type="spellEnd"/>
+      <w:r>
+        <w:rPr>
+          <w:sz w:val="18"/>
+          <w:szCs w:val="18"/>
+          <w:lang w:val="en-IN"/>
+        </w:rPr>
+        <w:br/>
+        <w:t xml:space="preserve"> </w:t>
+      </w:r>
+      <w:r>
+        <w:rPr>
+          <w:sz w:val="18"/>
+          <w:szCs w:val="18"/>
+          <w:lang w:val="en-IN"/>
+        </w:rPr>
+        <w:tab/>
+      </w:r>
+      <w:r>
+        <w:rPr>
+          <w:sz w:val="18"/>
+          <w:szCs w:val="18"/>
+          <w:lang w:val="en-IN"/>
+        </w:rPr>
+        <w:t>@Timeout(name = "</w:t>
+      </w:r>
+      <w:proofErr w:type="spellStart"/>
+      <w:r>
+        <w:rPr>
+          <w:sz w:val="18"/>
+          <w:szCs w:val="18"/>
+          <w:lang w:val="en-IN"/>
+        </w:rPr>
+        <w:t>otherServiceTimeout</w:t>
+      </w:r>
+      <w:proofErr w:type="spellEnd"/>
+      <w:r>
+        <w:rPr>
+          <w:sz w:val="18"/>
+          <w:szCs w:val="18"/>
+          <w:lang w:val="en-IN"/>
+        </w:rPr>
+        <w:t>")  // Should be innermost</w:t>
+      </w:r>
+      <w:r>
+        <w:rPr>
+          <w:sz w:val="18"/>
+          <w:szCs w:val="18"/>
+          <w:lang w:val="en-IN"/>
+        </w:rPr>
+        <w:br/>
+        <w:t xml:space="preserve"> </w:t>
+      </w:r>
+      <w:r>
+        <w:rPr>
+          <w:sz w:val="18"/>
+          <w:szCs w:val="18"/>
+          <w:lang w:val="en-IN"/>
+        </w:rPr>
+        <w:tab/>
+      </w:r>
+      <w:r>
+        <w:rPr>
+          <w:sz w:val="18"/>
+          <w:szCs w:val="18"/>
+          <w:lang w:val="en-IN"/>
+        </w:rPr>
+        <w:t>@</w:t>
+      </w:r>
+      <w:proofErr w:type="spellStart"/>
+      <w:r>
+        <w:rPr>
+          <w:sz w:val="18"/>
+          <w:szCs w:val="18"/>
+          <w:lang w:val="en-IN"/>
+        </w:rPr>
+        <w:t>CircuitBreaker</w:t>
+      </w:r>
+      <w:proofErr w:type="spellEnd"/>
+      <w:r>
+        <w:rPr>
+          <w:sz w:val="18"/>
+          <w:szCs w:val="18"/>
+          <w:lang w:val="en-IN"/>
+        </w:rPr>
+        <w:t>(name = "</w:t>
+      </w:r>
+      <w:proofErr w:type="spellStart"/>
+      <w:r>
+        <w:rPr>
+          <w:sz w:val="18"/>
+          <w:szCs w:val="18"/>
+          <w:lang w:val="en-IN"/>
+        </w:rPr>
+        <w:t>otherServiceCircuit</w:t>
+      </w:r>
+      <w:proofErr w:type="spellEnd"/>
+      <w:r>
+        <w:rPr>
+          <w:sz w:val="18"/>
+          <w:szCs w:val="18"/>
+          <w:lang w:val="en-IN"/>
+        </w:rPr>
+        <w:t xml:space="preserve">", </w:t>
+      </w:r>
+      <w:proofErr w:type="spellStart"/>
+      <w:r>
+        <w:rPr>
+          <w:sz w:val="18"/>
+          <w:szCs w:val="18"/>
+          <w:lang w:val="en-IN"/>
+        </w:rPr>
+        <w:t>fallbackMethod</w:t>
+      </w:r>
+      <w:proofErr w:type="spellEnd"/>
+      <w:r>
+        <w:rPr>
+          <w:sz w:val="18"/>
+          <w:szCs w:val="18"/>
+          <w:lang w:val="en-IN"/>
+        </w:rPr>
+        <w:t xml:space="preserve"> = "</w:t>
+      </w:r>
+      <w:proofErr w:type="spellStart"/>
+      <w:r>
+        <w:rPr>
+          <w:sz w:val="18"/>
+          <w:szCs w:val="18"/>
+          <w:lang w:val="en-IN"/>
+        </w:rPr>
+        <w:t>otherServiceFallback</w:t>
+      </w:r>
+      <w:proofErr w:type="spellEnd"/>
+      <w:r>
+        <w:rPr>
+          <w:sz w:val="18"/>
+          <w:szCs w:val="18"/>
+          <w:lang w:val="en-IN"/>
+        </w:rPr>
+        <w:t>")</w:t>
+      </w:r>
+      <w:r>
+        <w:rPr>
+          <w:sz w:val="18"/>
+          <w:szCs w:val="18"/>
+          <w:lang w:val="en-IN"/>
+        </w:rPr>
+        <w:br/>
+        <w:t xml:space="preserve"> </w:t>
+      </w:r>
+      <w:r>
+        <w:rPr>
+          <w:sz w:val="18"/>
+          <w:szCs w:val="18"/>
+          <w:lang w:val="en-IN"/>
+        </w:rPr>
+        <w:tab/>
+      </w:r>
+      <w:r>
+        <w:rPr>
+          <w:sz w:val="18"/>
+          <w:szCs w:val="18"/>
+          <w:lang w:val="en-IN"/>
+        </w:rPr>
+        <w:t>@Retry(name = "</w:t>
+      </w:r>
+      <w:proofErr w:type="spellStart"/>
+      <w:r>
+        <w:rPr>
+          <w:sz w:val="18"/>
+          <w:szCs w:val="18"/>
+          <w:lang w:val="en-IN"/>
+        </w:rPr>
+        <w:t>otherServiceRetry</w:t>
+      </w:r>
+      <w:proofErr w:type="spellEnd"/>
+      <w:r>
+        <w:rPr>
+          <w:sz w:val="18"/>
+          <w:szCs w:val="18"/>
+          <w:lang w:val="en-IN"/>
+        </w:rPr>
+        <w:t xml:space="preserve">", </w:t>
+      </w:r>
+      <w:proofErr w:type="spellStart"/>
+      <w:r>
+        <w:rPr>
+          <w:sz w:val="18"/>
+          <w:szCs w:val="18"/>
+          <w:lang w:val="en-IN"/>
+        </w:rPr>
+        <w:t>fallbackMethod</w:t>
+      </w:r>
+      <w:proofErr w:type="spellEnd"/>
+      <w:r>
+        <w:rPr>
+          <w:sz w:val="18"/>
+          <w:szCs w:val="18"/>
+          <w:lang w:val="en-IN"/>
+        </w:rPr>
+        <w:t xml:space="preserve"> = "</w:t>
+      </w:r>
+      <w:proofErr w:type="spellStart"/>
+      <w:r>
+        <w:rPr>
+          <w:sz w:val="18"/>
+          <w:szCs w:val="18"/>
+          <w:lang w:val="en-IN"/>
+        </w:rPr>
+        <w:t>otherServiceFallback</w:t>
+      </w:r>
+      <w:proofErr w:type="spellEnd"/>
+      <w:r>
+        <w:rPr>
+          <w:sz w:val="18"/>
+          <w:szCs w:val="18"/>
+          <w:lang w:val="en-IN"/>
+        </w:rPr>
+        <w:t>")</w:t>
+      </w:r>
+      <w:r>
+        <w:rPr>
+          <w:sz w:val="18"/>
+          <w:szCs w:val="18"/>
+          <w:lang w:val="en-IN"/>
+        </w:rPr>
+        <w:br/>
+        <w:t xml:space="preserve"> </w:t>
+      </w:r>
+      <w:r>
+        <w:rPr>
+          <w:sz w:val="18"/>
+          <w:szCs w:val="18"/>
+          <w:lang w:val="en-IN"/>
+        </w:rPr>
+        <w:tab/>
+      </w:r>
+      <w:r>
+        <w:rPr>
+          <w:sz w:val="18"/>
+          <w:szCs w:val="18"/>
+          <w:lang w:val="en-IN"/>
+        </w:rPr>
+        <w:t xml:space="preserve">public String </w:t>
+      </w:r>
+      <w:proofErr w:type="spellStart"/>
+      <w:r>
+        <w:rPr>
+          <w:sz w:val="18"/>
+          <w:szCs w:val="18"/>
+          <w:lang w:val="en-IN"/>
+        </w:rPr>
+        <w:t>callOther</w:t>
+      </w:r>
+      <w:r>
+        <w:rPr>
+          <w:sz w:val="18"/>
+          <w:szCs w:val="18"/>
+          <w:lang w:val="en-IN"/>
+        </w:rPr>
+        <w:t>Microservice</w:t>
+      </w:r>
+      <w:r>
+        <w:rPr>
+          <w:sz w:val="18"/>
+          <w:szCs w:val="18"/>
+          <w:lang w:val="en-IN"/>
+        </w:rPr>
+        <w:t>Service</w:t>
+      </w:r>
+      <w:proofErr w:type="spellEnd"/>
+      <w:r>
+        <w:rPr>
+          <w:sz w:val="18"/>
+          <w:szCs w:val="18"/>
+          <w:lang w:val="en-IN"/>
+        </w:rPr>
+        <w:t>() {</w:t>
+      </w:r>
+      <w:r>
+        <w:rPr>
+          <w:sz w:val="18"/>
+          <w:szCs w:val="18"/>
+          <w:lang w:val="en-IN"/>
+        </w:rPr>
+        <w:br/>
+        <w:t xml:space="preserve"> </w:t>
+      </w:r>
+      <w:r>
+        <w:rPr>
+          <w:sz w:val="18"/>
+          <w:szCs w:val="18"/>
+          <w:lang w:val="en-IN"/>
+        </w:rPr>
+        <w:tab/>
+      </w:r>
+      <w:r>
+        <w:rPr>
+          <w:sz w:val="18"/>
+          <w:szCs w:val="18"/>
+          <w:lang w:val="en-IN"/>
+        </w:rPr>
+        <w:tab/>
+      </w:r>
+      <w:r>
+        <w:rPr>
+          <w:sz w:val="18"/>
+          <w:szCs w:val="18"/>
+          <w:lang w:val="en-IN"/>
+        </w:rPr>
+        <w:t xml:space="preserve">return </w:t>
+      </w:r>
+      <w:proofErr w:type="spellStart"/>
+      <w:r>
+        <w:rPr>
+          <w:sz w:val="18"/>
+          <w:szCs w:val="18"/>
+          <w:lang w:val="en-IN"/>
+        </w:rPr>
+        <w:t>restClient.get</w:t>
+      </w:r>
+      <w:proofErr w:type="spellEnd"/>
+      <w:r>
+        <w:rPr>
+          <w:sz w:val="18"/>
+          <w:szCs w:val="18"/>
+          <w:lang w:val="en-IN"/>
+        </w:rPr>
+        <w:t>().</w:t>
+      </w:r>
+      <w:proofErr w:type="spellStart"/>
+      <w:r>
+        <w:rPr>
+          <w:sz w:val="18"/>
+          <w:szCs w:val="18"/>
+          <w:lang w:val="en-IN"/>
+        </w:rPr>
+        <w:t>uri</w:t>
+      </w:r>
+      <w:proofErr w:type="spellEnd"/>
+      <w:r>
+        <w:rPr>
+          <w:sz w:val="18"/>
+          <w:szCs w:val="18"/>
+          <w:lang w:val="en-IN"/>
+        </w:rPr>
+        <w:t>("/api/data").retrieve().body(</w:t>
+      </w:r>
+      <w:proofErr w:type="spellStart"/>
+      <w:r>
+        <w:rPr>
+          <w:sz w:val="18"/>
+          <w:szCs w:val="18"/>
+          <w:lang w:val="en-IN"/>
+        </w:rPr>
+        <w:t>String.class</w:t>
+      </w:r>
+      <w:proofErr w:type="spellEnd"/>
+      <w:r>
+        <w:rPr>
+          <w:sz w:val="18"/>
+          <w:szCs w:val="18"/>
+          <w:lang w:val="en-IN"/>
+        </w:rPr>
+        <w:t>);</w:t>
+      </w:r>
+      <w:r>
+        <w:rPr>
+          <w:sz w:val="18"/>
+          <w:szCs w:val="18"/>
+          <w:lang w:val="en-IN"/>
+        </w:rPr>
+        <w:br/>
+        <w:t xml:space="preserve"> </w:t>
+      </w:r>
+      <w:r>
+        <w:rPr>
+          <w:sz w:val="18"/>
+          <w:szCs w:val="18"/>
+          <w:lang w:val="en-IN"/>
+        </w:rPr>
+        <w:tab/>
+      </w:r>
+      <w:r>
+        <w:rPr>
+          <w:sz w:val="18"/>
+          <w:szCs w:val="18"/>
+          <w:lang w:val="en-IN"/>
+        </w:rPr>
+        <w:t>}</w:t>
+      </w:r>
+    </w:p>
+    <w:p>
+      <w:pPr>
+        <w:ind w:left="720"/>
+        <w:rPr>
+          <w:sz w:val="18"/>
+          <w:szCs w:val="18"/>
+          <w:lang w:val="en-IN"/>
+        </w:rPr>
+      </w:pPr>
+      <w:proofErr w:type="gramStart"/>
+      <w:r>
+        <w:rPr>
+          <w:sz w:val="18"/>
+          <w:szCs w:val="18"/>
+          <w:lang w:val="en-IN"/>
+        </w:rPr>
+        <w:t>public</w:t>
+      </w:r>
+      <w:proofErr w:type="gramEnd"/>
+      <w:r>
+        <w:rPr>
+          <w:sz w:val="18"/>
+          <w:szCs w:val="18"/>
+          <w:lang w:val="en-IN"/>
+        </w:rPr>
+        <w:t xml:space="preserve"> String </w:t>
+      </w:r>
+      <w:proofErr w:type="spellStart"/>
+      <w:r>
+        <w:rPr>
+          <w:sz w:val="18"/>
+          <w:szCs w:val="18"/>
+          <w:lang w:val="en-IN"/>
+        </w:rPr>
+        <w:t>otherServiceFallback</w:t>
+      </w:r>
+      <w:proofErr w:type="spellEnd"/>
+      <w:r>
+        <w:rPr>
+          <w:sz w:val="18"/>
+          <w:szCs w:val="18"/>
+          <w:lang w:val="en-IN"/>
+        </w:rPr>
+        <w:t>(</w:t>
+      </w:r>
+      <w:proofErr w:type="spellStart"/>
+      <w:r>
+        <w:rPr>
+          <w:sz w:val="18"/>
+          <w:szCs w:val="18"/>
+          <w:lang w:val="en-IN"/>
+        </w:rPr>
+        <w:t>Throwable</w:t>
+      </w:r>
+      <w:proofErr w:type="spellEnd"/>
+      <w:r>
+        <w:rPr>
+          <w:sz w:val="18"/>
+          <w:szCs w:val="18"/>
+          <w:lang w:val="en-IN"/>
+        </w:rPr>
+        <w:t xml:space="preserve"> ex) {</w:t>
+      </w:r>
+      <w:r>
+        <w:rPr>
+          <w:sz w:val="18"/>
+          <w:szCs w:val="18"/>
+          <w:lang w:val="en-IN"/>
+        </w:rPr>
+        <w:br/>
+        <w:t xml:space="preserve"> </w:t>
+      </w:r>
+      <w:r>
+        <w:rPr>
+          <w:sz w:val="18"/>
+          <w:szCs w:val="18"/>
+          <w:lang w:val="en-IN"/>
+        </w:rPr>
+        <w:tab/>
+      </w:r>
+      <w:r>
+        <w:rPr>
+          <w:sz w:val="18"/>
+          <w:szCs w:val="18"/>
+          <w:lang w:val="en-IN"/>
+        </w:rPr>
+        <w:t>return "request timed out. Please try later";</w:t>
+      </w:r>
+      <w:r>
+        <w:rPr>
+          <w:sz w:val="18"/>
+          <w:szCs w:val="18"/>
+          <w:lang w:val="en-IN"/>
+        </w:rPr>
+        <w:br/>
+      </w:r>
+      <w:r>
+        <w:rPr>
+          <w:sz w:val="18"/>
+          <w:szCs w:val="18"/>
+          <w:lang w:val="en-IN"/>
+        </w:rPr>
+        <w:t>}}</w:t>
+      </w:r>
+    </w:p>
+    <w:p>
+      <w:pPr>
+        <w:rPr>
+          <w:sz w:val="18"/>
+          <w:szCs w:val="18"/>
+          <w:lang w:val="en-IN"/>
+        </w:rPr>
+      </w:pPr>
+      <w:r>
+        <w:rPr>
+          <w:sz w:val="18"/>
+          <w:szCs w:val="18"/>
+          <w:lang w:val="en-IN"/>
+        </w:rPr>
+        <w:t xml:space="preserve"># ===== Resilience4j </w:t>
+      </w:r>
+      <w:proofErr w:type="spellStart"/>
+      <w:r>
+        <w:rPr>
+          <w:sz w:val="18"/>
+          <w:szCs w:val="18"/>
+          <w:lang w:val="en-IN"/>
+        </w:rPr>
+        <w:t>TimeOut</w:t>
+      </w:r>
+      <w:proofErr w:type="spellEnd"/>
+      <w:r>
+        <w:rPr>
+          <w:sz w:val="18"/>
+          <w:szCs w:val="18"/>
+          <w:lang w:val="en-IN"/>
+        </w:rPr>
+        <w:t xml:space="preserve"> Configuration =====</w:t>
+      </w:r>
+      <w:r>
+        <w:rPr>
+          <w:sz w:val="18"/>
+          <w:szCs w:val="18"/>
+          <w:lang w:val="en-IN"/>
+        </w:rPr>
+        <w:br/>
+      </w:r>
+      <w:r>
+        <w:rPr>
+          <w:sz w:val="18"/>
+          <w:szCs w:val="18"/>
+          <w:lang w:val="en-IN"/>
+        </w:rPr>
+        <w:t>resilience4j.timeout.instances.otherServiceTimeout.timeoutDuration=10s</w:t>
+      </w:r>
+    </w:p>
+    <w:p>
+      <w:pPr>
+        <w:rPr>
+          <w:sz w:val="18"/>
+          <w:szCs w:val="18"/>
+          <w:lang w:val="en-IN"/>
+        </w:rPr>
+      </w:pPr>
+      <w:r>
+        <w:rPr>
+          <w:sz w:val="18"/>
+          <w:szCs w:val="18"/>
+          <w:lang w:val="en-IN"/>
+        </w:rPr>
+        <w:t># ----------- Circuit Breaker -------------</w:t>
+      </w:r>
+    </w:p>
+    <w:p>
+      <w:pPr>
+        <w:rPr>
+          <w:sz w:val="18"/>
+          <w:szCs w:val="18"/>
+          <w:lang w:val="en-IN"/>
+        </w:rPr>
+      </w:pPr>
+      <w:r>
+        <w:rPr>
+          <w:sz w:val="18"/>
+          <w:szCs w:val="18"/>
+          <w:lang w:val="en-IN"/>
+        </w:rPr>
+        <w:t>resilience4j.circuitbreaker.instances.otherServiceCircuit.slidingWindowType=COUNT_BASED</w:t>
+      </w:r>
+      <w:r>
+        <w:rPr>
+          <w:sz w:val="18"/>
+          <w:szCs w:val="18"/>
+          <w:lang w:val="en-IN"/>
+        </w:rPr>
+        <w:br/>
+      </w:r>
+      <w:r>
+        <w:rPr>
+          <w:sz w:val="18"/>
+          <w:szCs w:val="18"/>
+          <w:lang w:val="en-IN"/>
+        </w:rPr>
+        <w:t>resilience4j.circuitbreaker.instances.otherServiceCircuit.slidingWindowSize=10</w:t>
+      </w:r>
+      <w:r>
+        <w:rPr>
+          <w:sz w:val="18"/>
+          <w:szCs w:val="18"/>
+          <w:lang w:val="en-IN"/>
+        </w:rPr>
+        <w:br/>
+      </w:r>
+      <w:r>
+        <w:rPr>
+          <w:sz w:val="18"/>
+          <w:szCs w:val="18"/>
+          <w:lang w:val="en-IN"/>
+        </w:rPr>
+        <w:t>resilience4j.circuitbreaker.instances.otherServiceCircuit.failureRateThreshold=50</w:t>
+      </w:r>
+      <w:r>
+        <w:rPr>
+          <w:sz w:val="18"/>
+          <w:szCs w:val="18"/>
+          <w:lang w:val="en-IN"/>
+        </w:rPr>
+        <w:br/>
+      </w:r>
+      <w:r>
+        <w:rPr>
+          <w:sz w:val="18"/>
+          <w:szCs w:val="18"/>
+          <w:lang w:val="en-IN"/>
+        </w:rPr>
+        <w:t>resilience4j.circuitbreaker.instances.otherServiceCircuit.waitDurationInOpenState=20s</w:t>
+      </w:r>
+      <w:r>
+        <w:rPr>
+          <w:sz w:val="18"/>
+          <w:szCs w:val="18"/>
+          <w:lang w:val="en-IN"/>
+        </w:rPr>
+        <w:br/>
+      </w:r>
+      <w:r>
+        <w:rPr>
+          <w:sz w:val="18"/>
+          <w:szCs w:val="18"/>
+          <w:lang w:val="en-IN"/>
+        </w:rPr>
+        <w:t>resilience4j.circuitbreaker.instances.otherServiceCircuit.permittedNumberOfCallsInHalfOpenState=3</w:t>
+      </w:r>
+      <w:r>
+        <w:rPr>
+          <w:sz w:val="18"/>
+          <w:szCs w:val="18"/>
+          <w:lang w:val="en-IN"/>
+        </w:rPr>
+        <w:br/>
+      </w:r>
+      <w:r>
+        <w:rPr>
+          <w:sz w:val="18"/>
+          <w:szCs w:val="18"/>
+          <w:lang w:val="en-IN"/>
+        </w:rPr>
+        <w:t>resilience4j.circuitbreaker.instances.otherServiceCircuit.automaticTransitionFromOpenToHalfOpenEnabled=true</w:t>
+      </w:r>
+      <w:r>
+        <w:rPr>
+          <w:sz w:val="18"/>
+          <w:szCs w:val="18"/>
+          <w:lang w:val="en-IN"/>
+        </w:rPr>
+        <w:br/>
+      </w:r>
+      <w:r>
+        <w:rPr>
+          <w:sz w:val="18"/>
+          <w:szCs w:val="18"/>
+          <w:lang w:val="en-IN"/>
+        </w:rPr>
+        <w:t>resilience4j.circuitbreaker.instances.otherServiceCircuit.minimumNumberOfCalls=5</w:t>
+      </w:r>
+    </w:p>
+    <w:p>
+      <w:pPr>
+        <w:rPr>
+          <w:sz w:val="18"/>
+          <w:szCs w:val="18"/>
+          <w:lang w:val="en-IN"/>
+        </w:rPr>
+      </w:pPr>
+      <w:r>
+        <w:rPr>
+          <w:sz w:val="18"/>
+          <w:szCs w:val="18"/>
+          <w:lang w:val="en-IN"/>
+        </w:rPr>
+        <w:t>#-------Retry Configuration ---------------------</w:t>
+      </w:r>
+    </w:p>
+    <w:p>
+      <w:pPr>
+        <w:rPr>
+          <w:sz w:val="18"/>
+          <w:szCs w:val="18"/>
+          <w:lang w:val="en-IN"/>
+        </w:rPr>
+      </w:pPr>
+      <w:r>
+        <w:rPr>
+          <w:sz w:val="18"/>
+          <w:szCs w:val="18"/>
+          <w:lang w:val="en-IN"/>
+        </w:rPr>
+        <w:t>resilience4j.retry.instances.otherServiceRetry.maxAttempts=3</w:t>
+      </w:r>
+      <w:r>
+        <w:rPr>
+          <w:sz w:val="18"/>
+          <w:szCs w:val="18"/>
+          <w:lang w:val="en-IN"/>
+        </w:rPr>
+        <w:br/>
+        <w:t>resilience4j.retry.instances.otherServiceRetry.waitDuration=500ms</w:t>
+      </w:r>
+      <w:r>
+        <w:rPr>
+          <w:sz w:val="18"/>
+          <w:szCs w:val="18"/>
+          <w:lang w:val="en-IN"/>
+        </w:rPr>
+        <w:br/>
+        <w:t>resilience4j.retry.instances.otherServiceRetry.enableExponentialBackoff=true</w:t>
+      </w:r>
+      <w:r>
+        <w:rPr>
+          <w:sz w:val="18"/>
+          <w:szCs w:val="18"/>
+          <w:lang w:val="en-IN"/>
+        </w:rPr>
+        <w:br/>
+        <w:t>resilience4j.retry.instances.otherServiceRetry.exponentialBackoffMultiplier=2</w:t>
+      </w:r>
+    </w:p>
+    <w:p>
+      <w:pPr>
+        <w:rPr>
+          <w:sz w:val="18"/>
+          <w:szCs w:val="18"/>
+          <w:lang w:val="en-IN"/>
+        </w:rPr>
+      </w:pPr>
+      <w:r>
+        <w:rPr>
+          <w:sz w:val="18"/>
+          <w:szCs w:val="18"/>
+          <w:lang w:val="en-IN"/>
+        </w:rPr>
+        <w:t xml:space="preserve">Explanation of each </w:t>
+      </w:r>
+      <w:proofErr w:type="spellStart"/>
+      <w:proofErr w:type="gramStart"/>
+      <w:r>
+        <w:rPr>
+          <w:sz w:val="18"/>
+          <w:szCs w:val="18"/>
+          <w:lang w:val="en-IN"/>
+        </w:rPr>
+        <w:t>config</w:t>
+      </w:r>
+      <w:proofErr w:type="spellEnd"/>
+      <w:r>
+        <w:rPr>
+          <w:sz w:val="18"/>
+          <w:szCs w:val="18"/>
+          <w:lang w:val="en-IN"/>
+        </w:rPr>
+        <w:t xml:space="preserve"> :</w:t>
+      </w:r>
+      <w:proofErr w:type="gramEnd"/>
+      <w:r>
+        <w:rPr>
+          <w:sz w:val="18"/>
+          <w:szCs w:val="18"/>
+          <w:lang w:val="en-IN"/>
+        </w:rPr>
+        <w:t xml:space="preserve"> </w:t>
       </w:r>
     </w:p>
     <w:p>
@@ -1744,126 +2769,14 @@
         <w:pStyle w:val="ListParagraph"/>
         <w:numPr>
           <w:ilvl w:val="0"/>
-          <w:numId w:val="18"/>
+          <w:numId w:val="21"/>
         </w:numPr>
         <w:rPr>
-          <w:lang w:val="en-IN"/>
-        </w:rPr>
-      </w:pPr>
-      <w:r>
-        <w:rPr>
-          <w:lang w:val="en-IN"/>
-        </w:rPr>
-        <w:lastRenderedPageBreak/>
-        <w:t>Use Resilience4J, It provides @</w:t>
-      </w:r>
-      <w:proofErr w:type="spellStart"/>
-      <w:r>
-        <w:rPr>
-          <w:lang w:val="en-IN"/>
-        </w:rPr>
-        <w:t>TimeLimiter</w:t>
-      </w:r>
-      <w:proofErr w:type="spellEnd"/>
-      <w:r>
-        <w:rPr>
-          <w:lang w:val="en-IN"/>
-        </w:rPr>
-        <w:t xml:space="preserve"> annotation. It should be annotated to the method which calls another </w:t>
-      </w:r>
-      <w:proofErr w:type="spellStart"/>
-      <w:r>
-        <w:rPr>
-          <w:lang w:val="en-IN"/>
-        </w:rPr>
-        <w:t>microservice</w:t>
-      </w:r>
-      <w:proofErr w:type="spellEnd"/>
-      <w:r>
-        <w:rPr>
-          <w:lang w:val="en-IN"/>
-        </w:rPr>
-        <w:t xml:space="preserve">. This annotation should be used in </w:t>
-      </w:r>
-      <w:proofErr w:type="spellStart"/>
-      <w:r>
-        <w:rPr>
-          <w:lang w:val="en-IN"/>
-        </w:rPr>
-        <w:t>conjuction</w:t>
-      </w:r>
-      <w:proofErr w:type="spellEnd"/>
-      <w:r>
-        <w:rPr>
-          <w:lang w:val="en-IN"/>
-        </w:rPr>
-        <w:t xml:space="preserve"> with @</w:t>
-      </w:r>
-      <w:proofErr w:type="spellStart"/>
-      <w:r>
-        <w:rPr>
-          <w:lang w:val="en-IN"/>
-        </w:rPr>
-        <w:t>CircuitBreaker</w:t>
-      </w:r>
-      <w:proofErr w:type="spellEnd"/>
-      <w:r>
-        <w:rPr>
-          <w:lang w:val="en-IN"/>
-        </w:rPr>
-        <w:t>.</w:t>
-      </w:r>
-    </w:p>
-    <w:p>
-      <w:pPr>
-        <w:rPr>
-          <w:sz w:val="18"/>
-          <w:szCs w:val="18"/>
-          <w:lang w:val="en-IN"/>
-        </w:rPr>
-      </w:pPr>
-      <w:r>
-        <w:rPr>
-          <w:sz w:val="18"/>
-          <w:szCs w:val="18"/>
-          <w:lang w:val="en-IN"/>
-        </w:rPr>
-        <w:t>@Bean</w:t>
-      </w:r>
-      <w:r>
-        <w:rPr>
-          <w:sz w:val="18"/>
-          <w:szCs w:val="18"/>
-          <w:lang w:val="en-IN"/>
-        </w:rPr>
-        <w:br/>
-      </w:r>
-      <w:r>
-        <w:rPr>
-          <w:sz w:val="18"/>
-          <w:szCs w:val="18"/>
-          <w:lang w:val="en-IN"/>
-        </w:rPr>
-        <w:t xml:space="preserve">public </w:t>
-      </w:r>
-      <w:proofErr w:type="spellStart"/>
-      <w:r>
-        <w:rPr>
-          <w:sz w:val="18"/>
-          <w:szCs w:val="18"/>
-          <w:lang w:val="en-IN"/>
-        </w:rPr>
-        <w:t>RestTemplate</w:t>
-      </w:r>
-      <w:proofErr w:type="spellEnd"/>
-      <w:r>
-        <w:rPr>
-          <w:sz w:val="18"/>
-          <w:szCs w:val="18"/>
-          <w:lang w:val="en-IN"/>
-        </w:rPr>
-        <w:t xml:space="preserve"> </w:t>
-      </w:r>
+          <w:sz w:val="18"/>
+          <w:szCs w:val="18"/>
+          <w:lang w:val="en-IN"/>
+        </w:rPr>
+      </w:pPr>
       <w:proofErr w:type="spellStart"/>
       <w:proofErr w:type="gramStart"/>
       <w:r>
@@ -1872,16 +2785,16 @@
           <w:szCs w:val="18"/>
           <w:lang w:val="en-IN"/>
         </w:rPr>
-        <w:t>restTemplate</w:t>
-      </w:r>
-      <w:proofErr w:type="spellEnd"/>
-      <w:r>
-        <w:rPr>
-          <w:sz w:val="18"/>
-          <w:szCs w:val="18"/>
-          <w:lang w:val="en-IN"/>
-        </w:rPr>
-        <w:t>(</w:t>
+        <w:t>slidingWindowType</w:t>
+      </w:r>
+      <w:proofErr w:type="spellEnd"/>
+      <w:r>
+        <w:rPr>
+          <w:sz w:val="18"/>
+          <w:szCs w:val="18"/>
+          <w:lang w:val="en-IN"/>
+        </w:rPr>
+        <w:t>=</w:t>
       </w:r>
       <w:proofErr w:type="gramEnd"/>
       <w:r>
@@ -1890,1912 +2803,25 @@
           <w:szCs w:val="18"/>
           <w:lang w:val="en-IN"/>
         </w:rPr>
-        <w:t>) {</w:t>
-      </w:r>
-    </w:p>
-    <w:p>
-      <w:pPr>
-        <w:rPr>
-          <w:sz w:val="18"/>
-          <w:szCs w:val="18"/>
-          <w:lang w:val="en-IN"/>
-        </w:rPr>
-      </w:pPr>
-      <w:r>
-        <w:rPr>
-          <w:sz w:val="18"/>
-          <w:szCs w:val="18"/>
-          <w:lang w:val="en-IN"/>
-        </w:rPr>
-        <w:t>// Step 1: Configure timeouts</w:t>
-      </w:r>
-      <w:r>
-        <w:rPr>
-          <w:sz w:val="18"/>
-          <w:szCs w:val="18"/>
-          <w:lang w:val="en-IN"/>
-        </w:rPr>
-        <w:br/>
-      </w:r>
-      <w:proofErr w:type="spellStart"/>
-      <w:r>
-        <w:rPr>
-          <w:sz w:val="18"/>
-          <w:szCs w:val="18"/>
-          <w:lang w:val="en-IN"/>
-        </w:rPr>
-        <w:t>RequestConfig</w:t>
-      </w:r>
-      <w:proofErr w:type="spellEnd"/>
-      <w:r>
-        <w:rPr>
-          <w:sz w:val="18"/>
-          <w:szCs w:val="18"/>
-          <w:lang w:val="en-IN"/>
-        </w:rPr>
-        <w:t xml:space="preserve"> </w:t>
-      </w:r>
-      <w:proofErr w:type="spellStart"/>
-      <w:r>
-        <w:rPr>
-          <w:sz w:val="18"/>
-          <w:szCs w:val="18"/>
-          <w:lang w:val="en-IN"/>
-        </w:rPr>
-        <w:t>requestConfig</w:t>
-      </w:r>
-      <w:proofErr w:type="spellEnd"/>
-      <w:r>
-        <w:rPr>
-          <w:sz w:val="18"/>
-          <w:szCs w:val="18"/>
-          <w:lang w:val="en-IN"/>
-        </w:rPr>
-        <w:t xml:space="preserve"> = </w:t>
-      </w:r>
-      <w:proofErr w:type="spellStart"/>
-      <w:r>
-        <w:rPr>
-          <w:sz w:val="18"/>
-          <w:szCs w:val="18"/>
-          <w:lang w:val="en-IN"/>
-        </w:rPr>
-        <w:t>RequestConfig</w:t>
-      </w:r>
-      <w:proofErr w:type="spellEnd"/>
-      <w:r>
-        <w:rPr>
-          <w:sz w:val="18"/>
-          <w:szCs w:val="18"/>
-          <w:lang w:val="en-IN"/>
-        </w:rPr>
-        <w:br/>
-        <w:t xml:space="preserve"> </w:t>
-      </w:r>
-      <w:r>
-        <w:rPr>
-          <w:sz w:val="18"/>
-          <w:szCs w:val="18"/>
-          <w:lang w:val="en-IN"/>
-        </w:rPr>
-        <w:tab/>
-      </w:r>
-      <w:r>
-        <w:rPr>
-          <w:sz w:val="18"/>
-          <w:szCs w:val="18"/>
-          <w:lang w:val="en-IN"/>
-        </w:rPr>
-        <w:tab/>
-      </w:r>
-      <w:r>
-        <w:rPr>
-          <w:sz w:val="18"/>
-          <w:szCs w:val="18"/>
-          <w:lang w:val="en-IN"/>
-        </w:rPr>
-        <w:tab/>
-      </w:r>
-      <w:r>
-        <w:rPr>
-          <w:sz w:val="18"/>
-          <w:szCs w:val="18"/>
-          <w:lang w:val="en-IN"/>
-        </w:rPr>
-        <w:tab/>
-      </w:r>
-      <w:r>
-        <w:rPr>
-          <w:sz w:val="18"/>
-          <w:szCs w:val="18"/>
-          <w:lang w:val="en-IN"/>
-        </w:rPr>
-        <w:t>.</w:t>
-      </w:r>
-      <w:proofErr w:type="gramStart"/>
-      <w:r>
-        <w:rPr>
-          <w:sz w:val="18"/>
-          <w:szCs w:val="18"/>
-          <w:lang w:val="en-IN"/>
-        </w:rPr>
-        <w:t>custom(</w:t>
-      </w:r>
-      <w:proofErr w:type="gramEnd"/>
-      <w:r>
-        <w:rPr>
-          <w:sz w:val="18"/>
-          <w:szCs w:val="18"/>
-          <w:lang w:val="en-IN"/>
-        </w:rPr>
-        <w:t>)</w:t>
-      </w:r>
-      <w:r>
-        <w:rPr>
-          <w:sz w:val="18"/>
-          <w:szCs w:val="18"/>
-          <w:lang w:val="en-IN"/>
-        </w:rPr>
-        <w:br/>
-        <w:t xml:space="preserve"> </w:t>
-      </w:r>
-      <w:r>
-        <w:rPr>
-          <w:sz w:val="18"/>
-          <w:szCs w:val="18"/>
-          <w:lang w:val="en-IN"/>
-        </w:rPr>
-        <w:tab/>
-      </w:r>
-      <w:r>
-        <w:rPr>
-          <w:sz w:val="18"/>
-          <w:szCs w:val="18"/>
-          <w:lang w:val="en-IN"/>
-        </w:rPr>
-        <w:tab/>
-      </w:r>
-      <w:r>
-        <w:rPr>
-          <w:sz w:val="18"/>
-          <w:szCs w:val="18"/>
-          <w:lang w:val="en-IN"/>
-        </w:rPr>
-        <w:tab/>
-      </w:r>
-      <w:r>
-        <w:rPr>
-          <w:sz w:val="18"/>
-          <w:szCs w:val="18"/>
-          <w:lang w:val="en-IN"/>
-        </w:rPr>
-        <w:tab/>
-      </w:r>
-      <w:r>
-        <w:rPr>
-          <w:sz w:val="18"/>
-          <w:szCs w:val="18"/>
-          <w:lang w:val="en-IN"/>
-        </w:rPr>
-        <w:t>.</w:t>
-      </w:r>
-      <w:proofErr w:type="spellStart"/>
-      <w:r>
-        <w:rPr>
-          <w:sz w:val="18"/>
-          <w:szCs w:val="18"/>
-          <w:lang w:val="en-IN"/>
-        </w:rPr>
-        <w:t>setConnectTimeout</w:t>
-      </w:r>
-      <w:proofErr w:type="spellEnd"/>
-      <w:r>
-        <w:rPr>
-          <w:sz w:val="18"/>
-          <w:szCs w:val="18"/>
-          <w:lang w:val="en-IN"/>
-        </w:rPr>
-        <w:t>(5000)     // time to establish connection</w:t>
-      </w:r>
-      <w:r>
-        <w:rPr>
-          <w:sz w:val="18"/>
-          <w:szCs w:val="18"/>
-          <w:lang w:val="en-IN"/>
-        </w:rPr>
-        <w:br/>
-        <w:t xml:space="preserve"> </w:t>
-      </w:r>
-      <w:r>
-        <w:rPr>
-          <w:sz w:val="18"/>
-          <w:szCs w:val="18"/>
-          <w:lang w:val="en-IN"/>
-        </w:rPr>
-        <w:tab/>
-      </w:r>
-      <w:r>
-        <w:rPr>
-          <w:sz w:val="18"/>
-          <w:szCs w:val="18"/>
-          <w:lang w:val="en-IN"/>
-        </w:rPr>
-        <w:tab/>
-      </w:r>
-      <w:r>
-        <w:rPr>
-          <w:sz w:val="18"/>
-          <w:szCs w:val="18"/>
-          <w:lang w:val="en-IN"/>
-        </w:rPr>
-        <w:tab/>
-      </w:r>
-      <w:r>
-        <w:rPr>
-          <w:sz w:val="18"/>
-          <w:szCs w:val="18"/>
-          <w:lang w:val="en-IN"/>
-        </w:rPr>
-        <w:tab/>
-      </w:r>
-      <w:r>
-        <w:rPr>
-          <w:sz w:val="18"/>
-          <w:szCs w:val="18"/>
-          <w:lang w:val="en-IN"/>
-        </w:rPr>
-        <w:t>.</w:t>
-      </w:r>
-      <w:proofErr w:type="spellStart"/>
-      <w:r>
-        <w:rPr>
-          <w:sz w:val="18"/>
-          <w:szCs w:val="18"/>
-          <w:lang w:val="en-IN"/>
-        </w:rPr>
-        <w:t>setConnectionRequestTimeout</w:t>
-      </w:r>
-      <w:proofErr w:type="spellEnd"/>
-      <w:r>
-        <w:rPr>
-          <w:sz w:val="18"/>
-          <w:szCs w:val="18"/>
-          <w:lang w:val="en-IN"/>
-        </w:rPr>
-        <w:t>(5000) // time to wait for a connection from pool</w:t>
-      </w:r>
-      <w:r>
-        <w:rPr>
-          <w:sz w:val="18"/>
-          <w:szCs w:val="18"/>
-          <w:lang w:val="en-IN"/>
-        </w:rPr>
-        <w:br/>
-        <w:t xml:space="preserve"> </w:t>
-      </w:r>
-      <w:r>
-        <w:rPr>
-          <w:sz w:val="18"/>
-          <w:szCs w:val="18"/>
-          <w:lang w:val="en-IN"/>
-        </w:rPr>
-        <w:tab/>
-      </w:r>
-      <w:r>
-        <w:rPr>
-          <w:sz w:val="18"/>
-          <w:szCs w:val="18"/>
-          <w:lang w:val="en-IN"/>
-        </w:rPr>
-        <w:tab/>
-      </w:r>
-      <w:r>
-        <w:rPr>
-          <w:sz w:val="18"/>
-          <w:szCs w:val="18"/>
-          <w:lang w:val="en-IN"/>
-        </w:rPr>
-        <w:tab/>
-      </w:r>
-      <w:r>
-        <w:rPr>
-          <w:sz w:val="18"/>
-          <w:szCs w:val="18"/>
-          <w:lang w:val="en-IN"/>
-        </w:rPr>
-        <w:tab/>
-      </w:r>
-      <w:r>
-        <w:rPr>
-          <w:sz w:val="18"/>
-          <w:szCs w:val="18"/>
-          <w:lang w:val="en-IN"/>
-        </w:rPr>
-        <w:t>.</w:t>
-      </w:r>
-      <w:proofErr w:type="spellStart"/>
-      <w:r>
-        <w:rPr>
-          <w:sz w:val="18"/>
-          <w:szCs w:val="18"/>
-          <w:lang w:val="en-IN"/>
-        </w:rPr>
-        <w:t>setSocketTimeout</w:t>
-      </w:r>
-      <w:proofErr w:type="spellEnd"/>
-      <w:r>
-        <w:rPr>
-          <w:sz w:val="18"/>
-          <w:szCs w:val="18"/>
-          <w:lang w:val="en-IN"/>
-        </w:rPr>
-        <w:t>(5000)      // time waiting for data (read timeout)</w:t>
-      </w:r>
-      <w:r>
-        <w:rPr>
-          <w:sz w:val="18"/>
-          <w:szCs w:val="18"/>
-          <w:lang w:val="en-IN"/>
-        </w:rPr>
-        <w:br/>
-        <w:t xml:space="preserve"> </w:t>
-      </w:r>
-      <w:r>
-        <w:rPr>
-          <w:sz w:val="18"/>
-          <w:szCs w:val="18"/>
-          <w:lang w:val="en-IN"/>
-        </w:rPr>
-        <w:tab/>
-      </w:r>
-      <w:r>
-        <w:rPr>
-          <w:sz w:val="18"/>
-          <w:szCs w:val="18"/>
-          <w:lang w:val="en-IN"/>
-        </w:rPr>
-        <w:tab/>
-      </w:r>
-      <w:r>
-        <w:rPr>
-          <w:sz w:val="18"/>
-          <w:szCs w:val="18"/>
-          <w:lang w:val="en-IN"/>
-        </w:rPr>
-        <w:tab/>
-      </w:r>
-      <w:r>
-        <w:rPr>
-          <w:sz w:val="18"/>
-          <w:szCs w:val="18"/>
-          <w:lang w:val="en-IN"/>
-        </w:rPr>
-        <w:tab/>
-      </w:r>
-      <w:r>
-        <w:rPr>
-          <w:sz w:val="18"/>
-          <w:szCs w:val="18"/>
-          <w:lang w:val="en-IN"/>
-        </w:rPr>
-        <w:t>.build();</w:t>
-      </w:r>
-    </w:p>
-    <w:p>
-      <w:pPr>
-        <w:rPr>
-          <w:sz w:val="18"/>
-          <w:szCs w:val="18"/>
-          <w:lang w:val="en-IN"/>
-        </w:rPr>
-      </w:pPr>
-      <w:r>
-        <w:rPr>
-          <w:sz w:val="18"/>
-          <w:szCs w:val="18"/>
-          <w:lang w:val="en-IN"/>
-        </w:rPr>
-        <w:t xml:space="preserve">    // Step 2: Build </w:t>
-      </w:r>
-      <w:proofErr w:type="spellStart"/>
-      <w:r>
-        <w:rPr>
-          <w:sz w:val="18"/>
-          <w:szCs w:val="18"/>
-          <w:lang w:val="en-IN"/>
-        </w:rPr>
-        <w:t>HttpClient</w:t>
-      </w:r>
-      <w:proofErr w:type="spellEnd"/>
-      <w:r>
-        <w:rPr>
-          <w:sz w:val="18"/>
-          <w:szCs w:val="18"/>
-          <w:lang w:val="en-IN"/>
-        </w:rPr>
-        <w:t xml:space="preserve"> with that </w:t>
-      </w:r>
-      <w:proofErr w:type="spellStart"/>
-      <w:r>
-        <w:rPr>
-          <w:sz w:val="18"/>
-          <w:szCs w:val="18"/>
-          <w:lang w:val="en-IN"/>
-        </w:rPr>
-        <w:t>config</w:t>
-      </w:r>
-      <w:proofErr w:type="spellEnd"/>
-    </w:p>
-    <w:p>
-      <w:pPr>
-        <w:rPr>
-          <w:sz w:val="18"/>
-          <w:szCs w:val="18"/>
-          <w:lang w:val="en-IN"/>
-        </w:rPr>
-      </w:pPr>
-      <w:r>
-        <w:rPr>
-          <w:sz w:val="18"/>
-          <w:szCs w:val="18"/>
-          <w:lang w:val="en-IN"/>
-        </w:rPr>
-        <w:t xml:space="preserve">    </w:t>
-      </w:r>
-      <w:proofErr w:type="spellStart"/>
-      <w:r>
-        <w:rPr>
-          <w:sz w:val="18"/>
-          <w:szCs w:val="18"/>
-          <w:lang w:val="en-IN"/>
-        </w:rPr>
-        <w:t>CloseableHttpClient</w:t>
-      </w:r>
-      <w:proofErr w:type="spellEnd"/>
-      <w:r>
-        <w:rPr>
-          <w:sz w:val="18"/>
-          <w:szCs w:val="18"/>
-          <w:lang w:val="en-IN"/>
-        </w:rPr>
-        <w:t xml:space="preserve"> </w:t>
-      </w:r>
-      <w:proofErr w:type="spellStart"/>
-      <w:r>
-        <w:rPr>
-          <w:sz w:val="18"/>
-          <w:szCs w:val="18"/>
-          <w:lang w:val="en-IN"/>
-        </w:rPr>
-        <w:t>httpClient</w:t>
-      </w:r>
-      <w:proofErr w:type="spellEnd"/>
-      <w:r>
-        <w:rPr>
-          <w:sz w:val="18"/>
-          <w:szCs w:val="18"/>
-          <w:lang w:val="en-IN"/>
-        </w:rPr>
-        <w:t xml:space="preserve"> = </w:t>
-      </w:r>
-      <w:proofErr w:type="gramStart"/>
-      <w:r>
-        <w:rPr>
-          <w:sz w:val="18"/>
-          <w:szCs w:val="18"/>
-          <w:lang w:val="en-IN"/>
-        </w:rPr>
-        <w:t>HttpClients.custom(</w:t>
-      </w:r>
-      <w:proofErr w:type="gramEnd"/>
-      <w:r>
-        <w:rPr>
-          <w:sz w:val="18"/>
-          <w:szCs w:val="18"/>
-          <w:lang w:val="en-IN"/>
-        </w:rPr>
-        <w:t>).setDefaultRequestConfig(requestConfig).build();</w:t>
-      </w:r>
-    </w:p>
-    <w:p>
-      <w:pPr>
-        <w:rPr>
-          <w:sz w:val="18"/>
-          <w:szCs w:val="18"/>
-          <w:lang w:val="en-IN"/>
-        </w:rPr>
-      </w:pPr>
-      <w:r>
-        <w:rPr>
-          <w:sz w:val="18"/>
-          <w:szCs w:val="18"/>
-          <w:lang w:val="en-IN"/>
-        </w:rPr>
-        <w:t xml:space="preserve">    // Step 3: Create </w:t>
-      </w:r>
-      <w:proofErr w:type="spellStart"/>
-      <w:r>
-        <w:rPr>
-          <w:sz w:val="18"/>
-          <w:szCs w:val="18"/>
-          <w:lang w:val="en-IN"/>
-        </w:rPr>
-        <w:t>RestTemplate</w:t>
-      </w:r>
-      <w:proofErr w:type="spellEnd"/>
-      <w:r>
-        <w:rPr>
-          <w:sz w:val="18"/>
-          <w:szCs w:val="18"/>
-          <w:lang w:val="en-IN"/>
-        </w:rPr>
-        <w:t xml:space="preserve"> with </w:t>
-      </w:r>
-      <w:proofErr w:type="spellStart"/>
-      <w:r>
-        <w:rPr>
-          <w:sz w:val="18"/>
-          <w:szCs w:val="18"/>
-          <w:lang w:val="en-IN"/>
-        </w:rPr>
-        <w:t>HttpComponentsClientHttpRequestFactory</w:t>
-      </w:r>
-      <w:proofErr w:type="spellEnd"/>
-    </w:p>
-    <w:p>
-      <w:pPr>
-        <w:rPr>
-          <w:sz w:val="18"/>
-          <w:szCs w:val="18"/>
-          <w:lang w:val="en-IN"/>
-        </w:rPr>
-      </w:pPr>
-      <w:r>
-        <w:rPr>
-          <w:sz w:val="18"/>
-          <w:szCs w:val="18"/>
-          <w:lang w:val="en-IN"/>
-        </w:rPr>
-        <w:t xml:space="preserve">    </w:t>
-      </w:r>
-      <w:proofErr w:type="spellStart"/>
-      <w:r>
-        <w:rPr>
-          <w:sz w:val="18"/>
-          <w:szCs w:val="18"/>
-          <w:lang w:val="en-IN"/>
-        </w:rPr>
-        <w:t>HttpComponentsClientHttpRequestFactory</w:t>
-      </w:r>
-      <w:proofErr w:type="spellEnd"/>
-      <w:r>
-        <w:rPr>
-          <w:sz w:val="18"/>
-          <w:szCs w:val="18"/>
-          <w:lang w:val="en-IN"/>
-        </w:rPr>
-        <w:t xml:space="preserve"> factory =</w:t>
-      </w:r>
-      <w:r>
-        <w:rPr>
-          <w:sz w:val="18"/>
-          <w:szCs w:val="18"/>
-          <w:lang w:val="en-IN"/>
-        </w:rPr>
-        <w:t xml:space="preserve"> </w:t>
-      </w:r>
-      <w:r>
-        <w:rPr>
-          <w:sz w:val="18"/>
-          <w:szCs w:val="18"/>
-          <w:lang w:val="en-IN"/>
-        </w:rPr>
-        <w:t xml:space="preserve">new </w:t>
-      </w:r>
-      <w:proofErr w:type="spellStart"/>
-      <w:proofErr w:type="gramStart"/>
-      <w:r>
-        <w:rPr>
-          <w:sz w:val="18"/>
-          <w:szCs w:val="18"/>
-          <w:lang w:val="en-IN"/>
-        </w:rPr>
-        <w:t>HttpComponentsClientHttpRequestFactory</w:t>
-      </w:r>
-      <w:proofErr w:type="spellEnd"/>
-      <w:r>
-        <w:rPr>
-          <w:sz w:val="18"/>
-          <w:szCs w:val="18"/>
-          <w:lang w:val="en-IN"/>
-        </w:rPr>
-        <w:t>(</w:t>
-      </w:r>
-      <w:proofErr w:type="spellStart"/>
-      <w:proofErr w:type="gramEnd"/>
-      <w:r>
-        <w:rPr>
-          <w:sz w:val="18"/>
-          <w:szCs w:val="18"/>
-          <w:lang w:val="en-IN"/>
-        </w:rPr>
-        <w:t>httpClient</w:t>
-      </w:r>
-      <w:proofErr w:type="spellEnd"/>
-      <w:r>
-        <w:rPr>
-          <w:sz w:val="18"/>
-          <w:szCs w:val="18"/>
-          <w:lang w:val="en-IN"/>
-        </w:rPr>
-        <w:t>);</w:t>
-      </w:r>
-      <w:r>
-        <w:rPr>
-          <w:sz w:val="18"/>
-          <w:szCs w:val="18"/>
-          <w:lang w:val="en-IN"/>
-        </w:rPr>
-        <w:br/>
-        <w:t xml:space="preserve">    </w:t>
-      </w:r>
-      <w:r>
-        <w:rPr>
-          <w:sz w:val="18"/>
-          <w:szCs w:val="18"/>
-          <w:lang w:val="en-IN"/>
-        </w:rPr>
-        <w:t xml:space="preserve">return new </w:t>
-      </w:r>
-      <w:proofErr w:type="spellStart"/>
-      <w:r>
-        <w:rPr>
-          <w:sz w:val="18"/>
-          <w:szCs w:val="18"/>
-          <w:lang w:val="en-IN"/>
-        </w:rPr>
-        <w:t>RestTemplate</w:t>
-      </w:r>
-      <w:proofErr w:type="spellEnd"/>
-      <w:r>
-        <w:rPr>
-          <w:sz w:val="18"/>
-          <w:szCs w:val="18"/>
-          <w:lang w:val="en-IN"/>
-        </w:rPr>
-        <w:t>(factory);}</w:t>
-      </w:r>
-    </w:p>
-    <w:p>
-      <w:pPr>
-        <w:rPr>
-          <w:sz w:val="18"/>
-          <w:szCs w:val="18"/>
-          <w:lang w:val="en-IN"/>
-        </w:rPr>
-      </w:pPr>
-      <w:r>
-        <w:rPr>
-          <w:sz w:val="18"/>
-          <w:szCs w:val="18"/>
-          <w:lang w:val="en-IN"/>
-        </w:rPr>
-        <w:t>@Service</w:t>
-      </w:r>
-      <w:r>
-        <w:rPr>
-          <w:sz w:val="18"/>
-          <w:szCs w:val="18"/>
-          <w:lang w:val="en-IN"/>
-        </w:rPr>
-        <w:br/>
-      </w:r>
-      <w:r>
-        <w:rPr>
-          <w:sz w:val="18"/>
-          <w:szCs w:val="18"/>
-          <w:lang w:val="en-IN"/>
-        </w:rPr>
-        <w:t xml:space="preserve">public class </w:t>
-      </w:r>
-      <w:proofErr w:type="spellStart"/>
-      <w:r>
-        <w:rPr>
-          <w:sz w:val="18"/>
-          <w:szCs w:val="18"/>
-          <w:lang w:val="en-IN"/>
-        </w:rPr>
-        <w:t>StudentService</w:t>
-      </w:r>
-      <w:proofErr w:type="spellEnd"/>
-      <w:r>
-        <w:rPr>
-          <w:sz w:val="18"/>
-          <w:szCs w:val="18"/>
-          <w:lang w:val="en-IN"/>
-        </w:rPr>
-        <w:t xml:space="preserve"> {</w:t>
-      </w:r>
-      <w:r>
-        <w:rPr>
-          <w:sz w:val="18"/>
-          <w:szCs w:val="18"/>
-          <w:lang w:val="en-IN"/>
-        </w:rPr>
-        <w:br/>
-        <w:t xml:space="preserve"> </w:t>
-      </w:r>
-      <w:r>
-        <w:rPr>
-          <w:sz w:val="18"/>
-          <w:szCs w:val="18"/>
-          <w:lang w:val="en-IN"/>
-        </w:rPr>
-        <w:tab/>
-      </w:r>
-      <w:r>
-        <w:rPr>
-          <w:sz w:val="18"/>
-          <w:szCs w:val="18"/>
-          <w:lang w:val="en-IN"/>
-        </w:rPr>
-        <w:t xml:space="preserve">private final </w:t>
-      </w:r>
-      <w:proofErr w:type="spellStart"/>
-      <w:r>
-        <w:rPr>
-          <w:sz w:val="18"/>
-          <w:szCs w:val="18"/>
-          <w:lang w:val="en-IN"/>
-        </w:rPr>
-        <w:t>RestTemplate</w:t>
-      </w:r>
-      <w:proofErr w:type="spellEnd"/>
-      <w:r>
-        <w:rPr>
-          <w:sz w:val="18"/>
-          <w:szCs w:val="18"/>
-          <w:lang w:val="en-IN"/>
-        </w:rPr>
-        <w:t xml:space="preserve"> </w:t>
-      </w:r>
-      <w:proofErr w:type="spellStart"/>
-      <w:r>
-        <w:rPr>
-          <w:sz w:val="18"/>
-          <w:szCs w:val="18"/>
-          <w:lang w:val="en-IN"/>
-        </w:rPr>
-        <w:t>restTemplate</w:t>
-      </w:r>
-      <w:proofErr w:type="spellEnd"/>
-      <w:r>
-        <w:rPr>
-          <w:sz w:val="18"/>
-          <w:szCs w:val="18"/>
-          <w:lang w:val="en-IN"/>
-        </w:rPr>
-        <w:t xml:space="preserve">; // Bean </w:t>
-      </w:r>
-      <w:proofErr w:type="spellStart"/>
-      <w:r>
-        <w:rPr>
-          <w:sz w:val="18"/>
-          <w:szCs w:val="18"/>
-          <w:lang w:val="en-IN"/>
-        </w:rPr>
-        <w:t>bana</w:t>
-      </w:r>
-      <w:proofErr w:type="spellEnd"/>
-      <w:r>
-        <w:rPr>
-          <w:sz w:val="18"/>
-          <w:szCs w:val="18"/>
-          <w:lang w:val="en-IN"/>
-        </w:rPr>
-        <w:t xml:space="preserve"> </w:t>
-      </w:r>
-      <w:proofErr w:type="spellStart"/>
-      <w:r>
-        <w:rPr>
-          <w:sz w:val="18"/>
-          <w:szCs w:val="18"/>
-          <w:lang w:val="en-IN"/>
-        </w:rPr>
-        <w:t>kar</w:t>
-      </w:r>
-      <w:proofErr w:type="spellEnd"/>
-      <w:r>
-        <w:rPr>
-          <w:sz w:val="18"/>
-          <w:szCs w:val="18"/>
-          <w:lang w:val="en-IN"/>
-        </w:rPr>
-        <w:t xml:space="preserve"> inject </w:t>
-      </w:r>
-      <w:proofErr w:type="spellStart"/>
-      <w:r>
-        <w:rPr>
-          <w:sz w:val="18"/>
-          <w:szCs w:val="18"/>
-          <w:lang w:val="en-IN"/>
-        </w:rPr>
-        <w:t>karna</w:t>
-      </w:r>
-      <w:proofErr w:type="spellEnd"/>
-      <w:r>
-        <w:rPr>
-          <w:sz w:val="18"/>
-          <w:szCs w:val="18"/>
-          <w:lang w:val="en-IN"/>
-        </w:rPr>
-        <w:br/>
-        <w:t xml:space="preserve">         </w:t>
-      </w:r>
-      <w:r>
-        <w:rPr>
-          <w:sz w:val="18"/>
-          <w:szCs w:val="18"/>
-          <w:lang w:val="en-IN"/>
-        </w:rPr>
-        <w:tab/>
-      </w:r>
-      <w:r>
-        <w:rPr>
-          <w:sz w:val="18"/>
-          <w:szCs w:val="18"/>
-          <w:lang w:val="en-IN"/>
-        </w:rPr>
-        <w:t xml:space="preserve">public </w:t>
-      </w:r>
-      <w:proofErr w:type="spellStart"/>
-      <w:r>
-        <w:rPr>
-          <w:sz w:val="18"/>
-          <w:szCs w:val="18"/>
-          <w:lang w:val="en-IN"/>
-        </w:rPr>
-        <w:t>StudentService</w:t>
-      </w:r>
-      <w:proofErr w:type="spellEnd"/>
-      <w:r>
-        <w:rPr>
-          <w:sz w:val="18"/>
-          <w:szCs w:val="18"/>
-          <w:lang w:val="en-IN"/>
-        </w:rPr>
-        <w:t>(</w:t>
-      </w:r>
-      <w:proofErr w:type="spellStart"/>
-      <w:r>
-        <w:rPr>
-          <w:sz w:val="18"/>
-          <w:szCs w:val="18"/>
-          <w:lang w:val="en-IN"/>
-        </w:rPr>
-        <w:t>RestTemplate</w:t>
-      </w:r>
-      <w:proofErr w:type="spellEnd"/>
-      <w:r>
-        <w:rPr>
-          <w:sz w:val="18"/>
-          <w:szCs w:val="18"/>
-          <w:lang w:val="en-IN"/>
-        </w:rPr>
-        <w:t xml:space="preserve"> </w:t>
-      </w:r>
-      <w:proofErr w:type="spellStart"/>
-      <w:r>
-        <w:rPr>
-          <w:sz w:val="18"/>
-          <w:szCs w:val="18"/>
-          <w:lang w:val="en-IN"/>
-        </w:rPr>
-        <w:t>restTemplate</w:t>
-      </w:r>
-      <w:proofErr w:type="spellEnd"/>
-      <w:r>
-        <w:rPr>
-          <w:sz w:val="18"/>
-          <w:szCs w:val="18"/>
-          <w:lang w:val="en-IN"/>
-        </w:rPr>
-        <w:t>) {</w:t>
-      </w:r>
-      <w:r>
-        <w:rPr>
-          <w:sz w:val="18"/>
-          <w:szCs w:val="18"/>
-          <w:lang w:val="en-IN"/>
-        </w:rPr>
-        <w:br/>
-        <w:t xml:space="preserve"> </w:t>
-      </w:r>
-      <w:r>
-        <w:rPr>
-          <w:sz w:val="18"/>
-          <w:szCs w:val="18"/>
-          <w:lang w:val="en-IN"/>
-        </w:rPr>
-        <w:tab/>
-      </w:r>
-      <w:r>
-        <w:rPr>
-          <w:sz w:val="18"/>
-          <w:szCs w:val="18"/>
-          <w:lang w:val="en-IN"/>
-        </w:rPr>
-        <w:tab/>
-      </w:r>
-      <w:proofErr w:type="spellStart"/>
-      <w:r>
-        <w:rPr>
-          <w:sz w:val="18"/>
-          <w:szCs w:val="18"/>
-          <w:lang w:val="en-IN"/>
-        </w:rPr>
-        <w:t>this.restTemplate</w:t>
-      </w:r>
-      <w:proofErr w:type="spellEnd"/>
-      <w:r>
-        <w:rPr>
-          <w:sz w:val="18"/>
-          <w:szCs w:val="18"/>
-          <w:lang w:val="en-IN"/>
-        </w:rPr>
-        <w:t xml:space="preserve"> = </w:t>
-      </w:r>
-      <w:proofErr w:type="spellStart"/>
-      <w:r>
-        <w:rPr>
-          <w:sz w:val="18"/>
-          <w:szCs w:val="18"/>
-          <w:lang w:val="en-IN"/>
-        </w:rPr>
-        <w:t>restTemplate</w:t>
-      </w:r>
-      <w:proofErr w:type="spellEnd"/>
-      <w:r>
-        <w:rPr>
-          <w:sz w:val="18"/>
-          <w:szCs w:val="18"/>
-          <w:lang w:val="en-IN"/>
-        </w:rPr>
-        <w:t>;</w:t>
-      </w:r>
-      <w:r>
-        <w:rPr>
-          <w:sz w:val="18"/>
-          <w:szCs w:val="18"/>
-          <w:lang w:val="en-IN"/>
-        </w:rPr>
-        <w:br/>
-        <w:t xml:space="preserve">         </w:t>
-      </w:r>
-      <w:r>
-        <w:rPr>
-          <w:sz w:val="18"/>
-          <w:szCs w:val="18"/>
-          <w:lang w:val="en-IN"/>
-        </w:rPr>
-        <w:tab/>
-      </w:r>
-      <w:r>
-        <w:rPr>
-          <w:sz w:val="18"/>
-          <w:szCs w:val="18"/>
-          <w:lang w:val="en-IN"/>
-        </w:rPr>
-        <w:t>}</w:t>
-      </w:r>
-      <w:r>
-        <w:rPr>
-          <w:sz w:val="18"/>
-          <w:szCs w:val="18"/>
-          <w:lang w:val="en-IN"/>
-        </w:rPr>
-        <w:br/>
-        <w:t xml:space="preserve"> </w:t>
-      </w:r>
-      <w:r>
-        <w:rPr>
-          <w:sz w:val="18"/>
-          <w:szCs w:val="18"/>
-          <w:lang w:val="en-IN"/>
-        </w:rPr>
-        <w:tab/>
-      </w:r>
-      <w:r>
-        <w:rPr>
-          <w:sz w:val="18"/>
-          <w:szCs w:val="18"/>
-          <w:lang w:val="en-IN"/>
-        </w:rPr>
-        <w:t xml:space="preserve">public String </w:t>
-      </w:r>
-      <w:proofErr w:type="spellStart"/>
-      <w:r>
-        <w:rPr>
-          <w:sz w:val="18"/>
-          <w:szCs w:val="18"/>
-          <w:lang w:val="en-IN"/>
-        </w:rPr>
-        <w:t>getStudentName</w:t>
-      </w:r>
-      <w:proofErr w:type="spellEnd"/>
-      <w:r>
-        <w:rPr>
-          <w:sz w:val="18"/>
-          <w:szCs w:val="18"/>
-          <w:lang w:val="en-IN"/>
-        </w:rPr>
-        <w:t>() {</w:t>
-      </w:r>
-      <w:r>
-        <w:rPr>
-          <w:sz w:val="18"/>
-          <w:szCs w:val="18"/>
-          <w:lang w:val="en-IN"/>
-        </w:rPr>
-        <w:br/>
-        <w:t xml:space="preserve"> </w:t>
-      </w:r>
-      <w:r>
-        <w:rPr>
-          <w:sz w:val="18"/>
-          <w:szCs w:val="18"/>
-          <w:lang w:val="en-IN"/>
-        </w:rPr>
-        <w:tab/>
-      </w:r>
-      <w:r>
-        <w:rPr>
-          <w:sz w:val="18"/>
-          <w:szCs w:val="18"/>
-          <w:lang w:val="en-IN"/>
-        </w:rPr>
-        <w:tab/>
-      </w:r>
-      <w:r>
-        <w:rPr>
-          <w:sz w:val="18"/>
-          <w:szCs w:val="18"/>
-          <w:lang w:val="en-IN"/>
-        </w:rPr>
-        <w:t>try {</w:t>
-      </w:r>
-      <w:r>
-        <w:rPr>
-          <w:sz w:val="18"/>
-          <w:szCs w:val="18"/>
-          <w:lang w:val="en-IN"/>
-        </w:rPr>
-        <w:br/>
-        <w:t xml:space="preserve"> </w:t>
-      </w:r>
-      <w:proofErr w:type="spellStart"/>
-      <w:r>
-        <w:rPr>
-          <w:sz w:val="18"/>
-          <w:szCs w:val="18"/>
-          <w:lang w:val="en-IN"/>
-        </w:rPr>
-        <w:t>ResponseEntity</w:t>
-      </w:r>
-      <w:proofErr w:type="spellEnd"/>
-      <w:r>
-        <w:rPr>
-          <w:sz w:val="18"/>
-          <w:szCs w:val="18"/>
-          <w:lang w:val="en-IN"/>
-        </w:rPr>
-        <w:t xml:space="preserve">&lt;String&gt; response = restTemplate.getForEntity("http://student-microservice/getStudentName", </w:t>
-      </w:r>
-      <w:proofErr w:type="spellStart"/>
-      <w:r>
-        <w:rPr>
-          <w:sz w:val="18"/>
-          <w:szCs w:val="18"/>
-          <w:lang w:val="en-IN"/>
-        </w:rPr>
-        <w:t>String.class</w:t>
-      </w:r>
-      <w:proofErr w:type="spellEnd"/>
-      <w:r>
-        <w:rPr>
-          <w:sz w:val="18"/>
-          <w:szCs w:val="18"/>
-          <w:lang w:val="en-IN"/>
-        </w:rPr>
-        <w:t>);</w:t>
-      </w:r>
-      <w:r>
-        <w:rPr>
-          <w:sz w:val="18"/>
-          <w:szCs w:val="18"/>
-          <w:lang w:val="en-IN"/>
-        </w:rPr>
-        <w:br/>
-      </w:r>
-      <w:r>
-        <w:rPr>
-          <w:sz w:val="18"/>
-          <w:szCs w:val="18"/>
-          <w:lang w:val="en-IN"/>
-        </w:rPr>
-        <w:t xml:space="preserve">return </w:t>
-      </w:r>
-      <w:proofErr w:type="spellStart"/>
-      <w:r>
-        <w:rPr>
-          <w:sz w:val="18"/>
-          <w:szCs w:val="18"/>
-          <w:lang w:val="en-IN"/>
-        </w:rPr>
-        <w:t>response.getBody</w:t>
-      </w:r>
-      <w:proofErr w:type="spellEnd"/>
-      <w:r>
-        <w:rPr>
-          <w:sz w:val="18"/>
-          <w:szCs w:val="18"/>
-          <w:lang w:val="en-IN"/>
-        </w:rPr>
-        <w:t>();</w:t>
-      </w:r>
-      <w:r>
-        <w:rPr>
-          <w:sz w:val="18"/>
-          <w:szCs w:val="18"/>
-          <w:lang w:val="en-IN"/>
-        </w:rPr>
-        <w:br/>
-      </w:r>
-      <w:r>
-        <w:rPr>
-          <w:sz w:val="18"/>
-          <w:szCs w:val="18"/>
-          <w:lang w:val="en-IN"/>
-        </w:rPr>
-        <w:t>} catch (</w:t>
-      </w:r>
-      <w:proofErr w:type="spellStart"/>
-      <w:r>
-        <w:rPr>
-          <w:sz w:val="18"/>
-          <w:szCs w:val="18"/>
-          <w:lang w:val="en-IN"/>
-        </w:rPr>
-        <w:t>ResourceAccessException</w:t>
-      </w:r>
-      <w:proofErr w:type="spellEnd"/>
-      <w:r>
-        <w:rPr>
-          <w:sz w:val="18"/>
-          <w:szCs w:val="18"/>
-          <w:lang w:val="en-IN"/>
-        </w:rPr>
-        <w:t xml:space="preserve"> ex) {</w:t>
-      </w:r>
-      <w:r>
-        <w:rPr>
-          <w:sz w:val="18"/>
-          <w:szCs w:val="18"/>
-          <w:lang w:val="en-IN"/>
-        </w:rPr>
-        <w:br/>
-        <w:t xml:space="preserve"> </w:t>
-      </w:r>
-      <w:r>
-        <w:rPr>
-          <w:sz w:val="18"/>
-          <w:szCs w:val="18"/>
-          <w:lang w:val="en-IN"/>
-        </w:rPr>
-        <w:tab/>
-      </w:r>
-      <w:r>
-        <w:rPr>
-          <w:sz w:val="18"/>
-          <w:szCs w:val="18"/>
-          <w:lang w:val="en-IN"/>
-        </w:rPr>
-        <w:t xml:space="preserve">throw new </w:t>
-      </w:r>
-      <w:proofErr w:type="spellStart"/>
-      <w:r>
-        <w:rPr>
-          <w:sz w:val="18"/>
-          <w:szCs w:val="18"/>
-          <w:lang w:val="en-IN"/>
-        </w:rPr>
-        <w:t>RequestTimeoutException</w:t>
-      </w:r>
-      <w:proofErr w:type="spellEnd"/>
-      <w:r>
-        <w:rPr>
-          <w:sz w:val="18"/>
-          <w:szCs w:val="18"/>
-          <w:lang w:val="en-IN"/>
-        </w:rPr>
-        <w:t>("request timed out. Please try later");</w:t>
-      </w:r>
-      <w:r>
-        <w:rPr>
-          <w:sz w:val="18"/>
-          <w:szCs w:val="18"/>
-          <w:lang w:val="en-IN"/>
-        </w:rPr>
-        <w:br/>
-      </w:r>
-      <w:r>
-        <w:rPr>
-          <w:sz w:val="18"/>
-          <w:szCs w:val="18"/>
-          <w:lang w:val="en-IN"/>
-        </w:rPr>
-        <w:t>}}}</w:t>
-      </w:r>
-    </w:p>
-    <w:p>
-      <w:pPr>
-        <w:rPr>
-          <w:lang w:val="en-IN"/>
-        </w:rPr>
-      </w:pPr>
-      <w:r>
-        <w:rPr>
-          <w:lang w:val="en-IN"/>
-        </w:rPr>
-        <w:t>Use Resilience4J, It provides @</w:t>
-      </w:r>
-      <w:proofErr w:type="spellStart"/>
-      <w:r>
-        <w:rPr>
-          <w:lang w:val="en-IN"/>
-        </w:rPr>
-        <w:t>TimeLimiter</w:t>
-      </w:r>
-      <w:proofErr w:type="spellEnd"/>
-      <w:r>
-        <w:rPr>
-          <w:lang w:val="en-IN"/>
-        </w:rPr>
-        <w:t xml:space="preserve"> annotation. It should be annotated to the method which calls another </w:t>
-      </w:r>
-      <w:proofErr w:type="spellStart"/>
-      <w:r>
-        <w:rPr>
-          <w:lang w:val="en-IN"/>
-        </w:rPr>
-        <w:t>microservice</w:t>
-      </w:r>
-      <w:proofErr w:type="spellEnd"/>
-      <w:r>
-        <w:rPr>
-          <w:lang w:val="en-IN"/>
-        </w:rPr>
-        <w:t xml:space="preserve">. This annotation should be used in </w:t>
-      </w:r>
-      <w:proofErr w:type="spellStart"/>
-      <w:r>
-        <w:rPr>
-          <w:lang w:val="en-IN"/>
-        </w:rPr>
-        <w:t>conjuction</w:t>
-      </w:r>
-      <w:proofErr w:type="spellEnd"/>
-      <w:r>
-        <w:rPr>
-          <w:lang w:val="en-IN"/>
-        </w:rPr>
-        <w:t xml:space="preserve"> with @</w:t>
-      </w:r>
-      <w:proofErr w:type="spellStart"/>
-      <w:r>
-        <w:rPr>
-          <w:lang w:val="en-IN"/>
-        </w:rPr>
-        <w:t>CircuitBreaker</w:t>
-      </w:r>
-      <w:proofErr w:type="spellEnd"/>
-      <w:r>
-        <w:rPr>
-          <w:lang w:val="en-IN"/>
-        </w:rPr>
-        <w:t>.</w:t>
-      </w:r>
-    </w:p>
-    <w:p>
-      <w:pPr>
-        <w:rPr>
-          <w:sz w:val="18"/>
-          <w:szCs w:val="18"/>
-          <w:lang w:val="en-IN"/>
-        </w:rPr>
-      </w:pPr>
-      <w:r>
-        <w:rPr>
-          <w:sz w:val="18"/>
-          <w:szCs w:val="18"/>
-          <w:lang w:val="en-IN"/>
-        </w:rPr>
-        <w:t>@</w:t>
-      </w:r>
-      <w:proofErr w:type="spellStart"/>
-      <w:r>
-        <w:rPr>
-          <w:sz w:val="18"/>
-          <w:szCs w:val="18"/>
-          <w:lang w:val="en-IN"/>
-        </w:rPr>
-        <w:t>TimeLimiter</w:t>
-      </w:r>
-      <w:proofErr w:type="spellEnd"/>
-      <w:r>
-        <w:rPr>
-          <w:sz w:val="18"/>
-          <w:szCs w:val="18"/>
-          <w:lang w:val="en-IN"/>
-        </w:rPr>
-        <w:t>(name = "</w:t>
-      </w:r>
-      <w:proofErr w:type="spellStart"/>
-      <w:r>
-        <w:rPr>
-          <w:sz w:val="18"/>
-          <w:szCs w:val="18"/>
-          <w:lang w:val="en-IN"/>
-        </w:rPr>
-        <w:t>studentService</w:t>
-      </w:r>
-      <w:proofErr w:type="spellEnd"/>
-      <w:r>
-        <w:rPr>
-          <w:sz w:val="18"/>
-          <w:szCs w:val="18"/>
-          <w:lang w:val="en-IN"/>
-        </w:rPr>
-        <w:t xml:space="preserve">", </w:t>
-      </w:r>
-      <w:proofErr w:type="spellStart"/>
-      <w:r>
-        <w:rPr>
-          <w:sz w:val="18"/>
-          <w:szCs w:val="18"/>
-          <w:lang w:val="en-IN"/>
-        </w:rPr>
-        <w:t>fallbackMethod</w:t>
-      </w:r>
-      <w:proofErr w:type="spellEnd"/>
-      <w:r>
-        <w:rPr>
-          <w:sz w:val="18"/>
-          <w:szCs w:val="18"/>
-          <w:lang w:val="en-IN"/>
-        </w:rPr>
-        <w:t xml:space="preserve"> = "fallback")</w:t>
-      </w:r>
-      <w:r>
-        <w:rPr>
-          <w:sz w:val="18"/>
-          <w:szCs w:val="18"/>
-          <w:lang w:val="en-IN"/>
-        </w:rPr>
-        <w:br/>
-      </w:r>
-      <w:r>
-        <w:rPr>
-          <w:sz w:val="18"/>
-          <w:szCs w:val="18"/>
-          <w:lang w:val="en-IN"/>
-        </w:rPr>
-        <w:t>@</w:t>
-      </w:r>
-      <w:proofErr w:type="spellStart"/>
-      <w:r>
-        <w:rPr>
-          <w:sz w:val="18"/>
-          <w:szCs w:val="18"/>
-          <w:lang w:val="en-IN"/>
-        </w:rPr>
-        <w:t>CircuitBreaker</w:t>
-      </w:r>
-      <w:proofErr w:type="spellEnd"/>
-      <w:r>
-        <w:rPr>
-          <w:sz w:val="18"/>
-          <w:szCs w:val="18"/>
-          <w:lang w:val="en-IN"/>
-        </w:rPr>
-        <w:t>(name = "</w:t>
-      </w:r>
-      <w:proofErr w:type="spellStart"/>
-      <w:r>
-        <w:rPr>
-          <w:sz w:val="18"/>
-          <w:szCs w:val="18"/>
-          <w:lang w:val="en-IN"/>
-        </w:rPr>
-        <w:t>studentService</w:t>
-      </w:r>
-      <w:proofErr w:type="spellEnd"/>
-      <w:r>
-        <w:rPr>
-          <w:sz w:val="18"/>
-          <w:szCs w:val="18"/>
-          <w:lang w:val="en-IN"/>
-        </w:rPr>
-        <w:t xml:space="preserve">", </w:t>
-      </w:r>
-      <w:proofErr w:type="spellStart"/>
-      <w:r>
-        <w:rPr>
-          <w:sz w:val="18"/>
-          <w:szCs w:val="18"/>
-          <w:lang w:val="en-IN"/>
-        </w:rPr>
-        <w:t>fallbackMethod</w:t>
-      </w:r>
-      <w:proofErr w:type="spellEnd"/>
-      <w:r>
-        <w:rPr>
-          <w:sz w:val="18"/>
-          <w:szCs w:val="18"/>
-          <w:lang w:val="en-IN"/>
-        </w:rPr>
-        <w:t xml:space="preserve"> = "fallback")</w:t>
-      </w:r>
-      <w:r>
-        <w:rPr>
-          <w:sz w:val="18"/>
-          <w:szCs w:val="18"/>
-          <w:lang w:val="en-IN"/>
-        </w:rPr>
-        <w:br/>
-      </w:r>
-      <w:r>
-        <w:rPr>
-          <w:sz w:val="18"/>
-          <w:szCs w:val="18"/>
-          <w:lang w:val="en-IN"/>
-        </w:rPr>
-        <w:t xml:space="preserve">public </w:t>
-      </w:r>
-      <w:proofErr w:type="spellStart"/>
-      <w:r>
-        <w:rPr>
-          <w:sz w:val="18"/>
-          <w:szCs w:val="18"/>
-          <w:lang w:val="en-IN"/>
-        </w:rPr>
-        <w:t>CompletableFuture</w:t>
-      </w:r>
-      <w:proofErr w:type="spellEnd"/>
-      <w:r>
-        <w:rPr>
-          <w:sz w:val="18"/>
-          <w:szCs w:val="18"/>
-          <w:lang w:val="en-IN"/>
-        </w:rPr>
-        <w:t xml:space="preserve">&lt;String&gt; </w:t>
-      </w:r>
-      <w:proofErr w:type="spellStart"/>
-      <w:r>
-        <w:rPr>
-          <w:sz w:val="18"/>
-          <w:szCs w:val="18"/>
-          <w:lang w:val="en-IN"/>
-        </w:rPr>
-        <w:t>callStudentService</w:t>
-      </w:r>
-      <w:proofErr w:type="spellEnd"/>
-      <w:r>
-        <w:rPr>
-          <w:sz w:val="18"/>
-          <w:szCs w:val="18"/>
-          <w:lang w:val="en-IN"/>
-        </w:rPr>
-        <w:t>() {</w:t>
-      </w:r>
-      <w:r>
-        <w:rPr>
-          <w:sz w:val="18"/>
-          <w:szCs w:val="18"/>
-          <w:lang w:val="en-IN"/>
-        </w:rPr>
-        <w:br/>
-      </w:r>
-      <w:r>
-        <w:rPr>
-          <w:sz w:val="17"/>
-          <w:szCs w:val="17"/>
-          <w:lang w:val="en-IN"/>
-        </w:rPr>
-        <w:t xml:space="preserve">return </w:t>
-      </w:r>
-      <w:proofErr w:type="spellStart"/>
-      <w:r>
-        <w:rPr>
-          <w:sz w:val="17"/>
-          <w:szCs w:val="17"/>
-          <w:lang w:val="en-IN"/>
-        </w:rPr>
-        <w:t>CompletableFuture.supplyAsync</w:t>
-      </w:r>
-      <w:proofErr w:type="spellEnd"/>
-      <w:r>
-        <w:rPr>
-          <w:sz w:val="17"/>
-          <w:szCs w:val="17"/>
-          <w:lang w:val="en-IN"/>
-        </w:rPr>
-        <w:t xml:space="preserve">(() -&gt; restTemplate.getForObject("http://student-service/getStudentName", </w:t>
-      </w:r>
-      <w:proofErr w:type="spellStart"/>
-      <w:r>
-        <w:rPr>
-          <w:sz w:val="17"/>
-          <w:szCs w:val="17"/>
-          <w:lang w:val="en-IN"/>
-        </w:rPr>
-        <w:t>String.class</w:t>
-      </w:r>
-      <w:proofErr w:type="spellEnd"/>
-      <w:r>
-        <w:rPr>
-          <w:sz w:val="17"/>
-          <w:szCs w:val="17"/>
-          <w:lang w:val="en-IN"/>
-        </w:rPr>
-        <w:t>)); }</w:t>
-      </w:r>
-      <w:r>
-        <w:rPr>
-          <w:sz w:val="18"/>
-          <w:szCs w:val="18"/>
-          <w:lang w:val="en-IN"/>
-        </w:rPr>
-        <w:br/>
-      </w:r>
-      <w:r>
-        <w:rPr>
-          <w:sz w:val="18"/>
-          <w:szCs w:val="18"/>
-          <w:lang w:val="en-IN"/>
-        </w:rPr>
-        <w:t xml:space="preserve">private </w:t>
-      </w:r>
-      <w:proofErr w:type="spellStart"/>
-      <w:r>
-        <w:rPr>
-          <w:sz w:val="18"/>
-          <w:szCs w:val="18"/>
-          <w:lang w:val="en-IN"/>
-        </w:rPr>
-        <w:t>CompletableFuture</w:t>
-      </w:r>
-      <w:proofErr w:type="spellEnd"/>
-      <w:r>
-        <w:rPr>
-          <w:sz w:val="18"/>
-          <w:szCs w:val="18"/>
-          <w:lang w:val="en-IN"/>
-        </w:rPr>
-        <w:t>&lt;String&gt; fallback(</w:t>
-      </w:r>
-      <w:proofErr w:type="spellStart"/>
-      <w:r>
-        <w:rPr>
-          <w:sz w:val="18"/>
-          <w:szCs w:val="18"/>
-          <w:lang w:val="en-IN"/>
-        </w:rPr>
-        <w:t>Throwable</w:t>
-      </w:r>
-      <w:proofErr w:type="spellEnd"/>
-      <w:r>
-        <w:rPr>
-          <w:sz w:val="18"/>
-          <w:szCs w:val="18"/>
-          <w:lang w:val="en-IN"/>
-        </w:rPr>
-        <w:t xml:space="preserve"> ex) {</w:t>
-      </w:r>
-      <w:r>
-        <w:rPr>
-          <w:sz w:val="18"/>
-          <w:szCs w:val="18"/>
-          <w:lang w:val="en-IN"/>
-        </w:rPr>
-        <w:br/>
-        <w:t xml:space="preserve"> </w:t>
-      </w:r>
-      <w:r>
-        <w:rPr>
-          <w:sz w:val="18"/>
-          <w:szCs w:val="18"/>
-          <w:lang w:val="en-IN"/>
-        </w:rPr>
-        <w:tab/>
-      </w:r>
-      <w:r>
-        <w:rPr>
-          <w:sz w:val="18"/>
-          <w:szCs w:val="18"/>
-          <w:lang w:val="en-IN"/>
-        </w:rPr>
-        <w:t xml:space="preserve">return </w:t>
-      </w:r>
-      <w:proofErr w:type="spellStart"/>
-      <w:r>
-        <w:rPr>
-          <w:sz w:val="18"/>
-          <w:szCs w:val="18"/>
-          <w:lang w:val="en-IN"/>
-        </w:rPr>
-        <w:t>CompletableFuture.completedFuture</w:t>
-      </w:r>
-      <w:proofErr w:type="spellEnd"/>
-      <w:r>
-        <w:rPr>
-          <w:sz w:val="18"/>
-          <w:szCs w:val="18"/>
-          <w:lang w:val="en-IN"/>
-        </w:rPr>
-        <w:t>("Request timed out. Please try later");</w:t>
-      </w:r>
-      <w:r>
-        <w:rPr>
-          <w:sz w:val="18"/>
-          <w:szCs w:val="18"/>
-          <w:lang w:val="en-IN"/>
-        </w:rPr>
-        <w:br/>
-      </w:r>
-      <w:r>
-        <w:rPr>
-          <w:sz w:val="18"/>
-          <w:szCs w:val="18"/>
-          <w:lang w:val="en-IN"/>
-        </w:rPr>
-        <w:t>}</w:t>
-      </w:r>
-    </w:p>
-    <w:p>
-      <w:pPr>
-        <w:rPr>
-          <w:sz w:val="18"/>
-          <w:szCs w:val="18"/>
-          <w:lang w:val="en-IN"/>
-        </w:rPr>
-      </w:pPr>
-      <w:r>
-        <w:rPr>
-          <w:sz w:val="18"/>
-          <w:szCs w:val="18"/>
-          <w:lang w:val="en-IN"/>
-        </w:rPr>
-        <w:t xml:space="preserve"># ===== Resilience4j </w:t>
-      </w:r>
-      <w:proofErr w:type="spellStart"/>
-      <w:r>
-        <w:rPr>
-          <w:sz w:val="18"/>
-          <w:szCs w:val="18"/>
-          <w:lang w:val="en-IN"/>
-        </w:rPr>
-        <w:t>TimeLimiter</w:t>
-      </w:r>
-      <w:proofErr w:type="spellEnd"/>
-      <w:r>
-        <w:rPr>
-          <w:sz w:val="18"/>
-          <w:szCs w:val="18"/>
-          <w:lang w:val="en-IN"/>
-        </w:rPr>
-        <w:t xml:space="preserve"> Configuration =====</w:t>
-      </w:r>
-      <w:r>
-        <w:rPr>
-          <w:sz w:val="18"/>
-          <w:szCs w:val="18"/>
-          <w:lang w:val="en-IN"/>
-        </w:rPr>
-        <w:br/>
-      </w:r>
-      <w:r>
-        <w:rPr>
-          <w:sz w:val="18"/>
-          <w:szCs w:val="18"/>
-          <w:lang w:val="en-IN"/>
-        </w:rPr>
-        <w:t>resilience4j.timelimiter.instances.studentService.timeout-duration=10s</w:t>
-      </w:r>
-    </w:p>
-    <w:p>
-      <w:pPr>
-        <w:rPr>
-          <w:sz w:val="18"/>
-          <w:szCs w:val="18"/>
-          <w:lang w:val="en-IN"/>
-        </w:rPr>
-      </w:pPr>
-      <w:r>
-        <w:rPr>
-          <w:sz w:val="18"/>
-          <w:szCs w:val="18"/>
-          <w:lang w:val="en-IN"/>
-        </w:rPr>
-        <w:lastRenderedPageBreak/>
-        <w:t xml:space="preserve"># ===== Resilience4j </w:t>
-      </w:r>
-      <w:proofErr w:type="spellStart"/>
-      <w:r>
-        <w:rPr>
-          <w:sz w:val="18"/>
-          <w:szCs w:val="18"/>
-          <w:lang w:val="en-IN"/>
-        </w:rPr>
-        <w:t>CircuitBreaker</w:t>
-      </w:r>
-      <w:proofErr w:type="spellEnd"/>
-      <w:r>
-        <w:rPr>
-          <w:sz w:val="18"/>
-          <w:szCs w:val="18"/>
-          <w:lang w:val="en-IN"/>
-        </w:rPr>
-        <w:t xml:space="preserve"> Configuration =====</w:t>
-      </w:r>
-      <w:r>
-        <w:rPr>
-          <w:sz w:val="18"/>
-          <w:szCs w:val="18"/>
-          <w:lang w:val="en-IN"/>
-        </w:rPr>
-        <w:br/>
-      </w:r>
-      <w:r>
-        <w:rPr>
-          <w:sz w:val="18"/>
-          <w:szCs w:val="18"/>
-          <w:lang w:val="en-IN"/>
-        </w:rPr>
-        <w:t>resilience4j.circuitbreaker.instances.studentService.sliding-window-size=10</w:t>
-      </w:r>
-      <w:r>
-        <w:rPr>
-          <w:sz w:val="18"/>
-          <w:szCs w:val="18"/>
-          <w:lang w:val="en-IN"/>
-        </w:rPr>
-        <w:br/>
-      </w:r>
-      <w:r>
-        <w:rPr>
-          <w:sz w:val="18"/>
-          <w:szCs w:val="18"/>
-          <w:lang w:val="en-IN"/>
-        </w:rPr>
-        <w:t>resilience4j.circuitbreaker.instances.studentService.failure-rate-threshold=50</w:t>
-      </w:r>
-      <w:r>
-        <w:rPr>
-          <w:sz w:val="18"/>
-          <w:szCs w:val="18"/>
-          <w:lang w:val="en-IN"/>
-        </w:rPr>
-        <w:br/>
-      </w:r>
-      <w:r>
-        <w:rPr>
-          <w:sz w:val="18"/>
-          <w:szCs w:val="18"/>
-          <w:lang w:val="en-IN"/>
-        </w:rPr>
-        <w:t>resilience4j.circuitbreaker.instances.studentService.wait-duration-in-open-state=30s</w:t>
-      </w:r>
-    </w:p>
-    <w:p>
-      <w:pPr>
-        <w:rPr>
-          <w:lang w:val="en-IN"/>
-        </w:rPr>
-      </w:pPr>
-      <w:r>
-        <w:rPr>
-          <w:lang w:val="en-IN"/>
-        </w:rPr>
-        <w:t>Which one should be followed?</w:t>
-      </w:r>
-    </w:p>
-    <w:p>
-      <w:pPr>
-        <w:rPr>
-          <w:lang w:val="en-IN"/>
-        </w:rPr>
-      </w:pPr>
-      <w:r>
-        <w:rPr>
-          <w:lang w:val="en-IN"/>
-        </w:rPr>
-        <w:t xml:space="preserve">If I just want to stop waiting after 10 seconds, I can configure HTTP timeouts directly using Apache </w:t>
-      </w:r>
-      <w:proofErr w:type="spellStart"/>
-      <w:r>
-        <w:rPr>
-          <w:lang w:val="en-IN"/>
-        </w:rPr>
-        <w:t>HttpClient</w:t>
-      </w:r>
-      <w:proofErr w:type="spellEnd"/>
-      <w:r>
-        <w:rPr>
-          <w:lang w:val="en-IN"/>
-        </w:rPr>
-        <w:t xml:space="preserve"> + </w:t>
-      </w:r>
-      <w:proofErr w:type="spellStart"/>
-      <w:r>
-        <w:rPr>
-          <w:lang w:val="en-IN"/>
-        </w:rPr>
-        <w:t>RequestConfig</w:t>
-      </w:r>
-      <w:proofErr w:type="spellEnd"/>
-      <w:r>
-        <w:rPr>
-          <w:lang w:val="en-IN"/>
-        </w:rPr>
-        <w:t>, which is simple and efficient.</w:t>
-      </w:r>
-    </w:p>
-    <w:p>
-      <w:pPr>
-        <w:rPr>
-          <w:lang w:val="en-IN"/>
-        </w:rPr>
-      </w:pPr>
-      <w:r>
-        <w:rPr>
-          <w:lang w:val="en-IN"/>
-        </w:rPr>
-        <w:t>Disadvantages i</w:t>
-      </w:r>
-      <w:r>
-        <w:rPr>
-          <w:lang w:val="en-IN"/>
-        </w:rPr>
-        <w:t xml:space="preserve">n Apache </w:t>
-      </w:r>
-      <w:proofErr w:type="spellStart"/>
-      <w:r>
-        <w:rPr>
-          <w:lang w:val="en-IN"/>
-        </w:rPr>
-        <w:t>HttpClient</w:t>
-      </w:r>
-      <w:proofErr w:type="spellEnd"/>
-      <w:r>
-        <w:rPr>
-          <w:lang w:val="en-IN"/>
-        </w:rPr>
-        <w:t xml:space="preserve"> + </w:t>
-      </w:r>
-      <w:proofErr w:type="spellStart"/>
-      <w:r>
-        <w:rPr>
-          <w:lang w:val="en-IN"/>
-        </w:rPr>
-        <w:t>RequestConfig</w:t>
-      </w:r>
-      <w:proofErr w:type="spellEnd"/>
-      <w:r>
-        <w:rPr>
-          <w:lang w:val="en-IN"/>
-        </w:rPr>
-        <w:t xml:space="preserve">: </w:t>
+        <w:t>COUNT_BASED : Use COUNT_BASED for synchronous calls (</w:t>
+      </w:r>
+      <w:proofErr w:type="spellStart"/>
+      <w:r>
+        <w:rPr>
+          <w:sz w:val="18"/>
+          <w:szCs w:val="18"/>
+          <w:lang w:val="en-IN"/>
+        </w:rPr>
+        <w:t>RestClient</w:t>
+      </w:r>
+      <w:proofErr w:type="spellEnd"/>
+      <w:r>
+        <w:rPr>
+          <w:sz w:val="18"/>
+          <w:szCs w:val="18"/>
+          <w:lang w:val="en-IN"/>
+        </w:rPr>
+        <w:t>). Tracks last X calls instead of time windows.</w:t>
       </w:r>
     </w:p>
     <w:p>
@@ -3803,17 +2829,41 @@
         <w:pStyle w:val="ListParagraph"/>
         <w:numPr>
           <w:ilvl w:val="0"/>
-          <w:numId w:val="19"/>
+          <w:numId w:val="21"/>
         </w:numPr>
         <w:rPr>
-          <w:lang w:val="en-IN"/>
-        </w:rPr>
-      </w:pPr>
-      <w:r>
-        <w:rPr>
-          <w:lang w:val="en-IN"/>
-        </w:rPr>
-        <w:t>No circuit breaker, retry, or fallback logic.</w:t>
+          <w:sz w:val="18"/>
+          <w:szCs w:val="18"/>
+          <w:lang w:val="en-IN"/>
+        </w:rPr>
+      </w:pPr>
+      <w:proofErr w:type="spellStart"/>
+      <w:proofErr w:type="gramStart"/>
+      <w:r>
+        <w:rPr>
+          <w:sz w:val="18"/>
+          <w:szCs w:val="18"/>
+          <w:lang w:val="en-IN"/>
+        </w:rPr>
+        <w:t>slidingWindowSize</w:t>
+      </w:r>
+      <w:proofErr w:type="spellEnd"/>
+      <w:r>
+        <w:rPr>
+          <w:sz w:val="18"/>
+          <w:szCs w:val="18"/>
+          <w:lang w:val="en-IN"/>
+        </w:rPr>
+        <w:t>=</w:t>
+      </w:r>
+      <w:proofErr w:type="gramEnd"/>
+      <w:r>
+        <w:rPr>
+          <w:sz w:val="18"/>
+          <w:szCs w:val="18"/>
+          <w:lang w:val="en-IN"/>
+        </w:rPr>
+        <w:t>10 : CB evaluates the last 10 calls.</w:t>
       </w:r>
     </w:p>
     <w:p>
@@ -3821,31 +2871,41 @@
         <w:pStyle w:val="ListParagraph"/>
         <w:numPr>
           <w:ilvl w:val="0"/>
-          <w:numId w:val="19"/>
+          <w:numId w:val="21"/>
         </w:numPr>
         <w:rPr>
-          <w:lang w:val="en-IN"/>
-        </w:rPr>
-      </w:pPr>
-      <w:r>
-        <w:rPr>
-          <w:lang w:val="en-IN"/>
-        </w:rPr>
-        <w:t xml:space="preserve">Doesn’t prevent cascading failures if the downstream service is </w:t>
-      </w:r>
+          <w:sz w:val="18"/>
+          <w:szCs w:val="18"/>
+          <w:lang w:val="en-IN"/>
+        </w:rPr>
+      </w:pPr>
+      <w:proofErr w:type="spellStart"/>
       <w:proofErr w:type="gramStart"/>
       <w:r>
         <w:rPr>
-          <w:lang w:val="en-IN"/>
-        </w:rPr>
-        <w:t>slow/unhealthy</w:t>
+          <w:sz w:val="18"/>
+          <w:szCs w:val="18"/>
+          <w:lang w:val="en-IN"/>
+        </w:rPr>
+        <w:t>minimumNumberOfCalls</w:t>
+      </w:r>
+      <w:proofErr w:type="spellEnd"/>
+      <w:r>
+        <w:rPr>
+          <w:sz w:val="18"/>
+          <w:szCs w:val="18"/>
+          <w:lang w:val="en-IN"/>
+        </w:rPr>
+        <w:t>=</w:t>
       </w:r>
       <w:proofErr w:type="gramEnd"/>
       <w:r>
         <w:rPr>
-          <w:lang w:val="en-IN"/>
-        </w:rPr>
-        <w:t>.</w:t>
+          <w:sz w:val="18"/>
+          <w:szCs w:val="18"/>
+          <w:lang w:val="en-IN"/>
+        </w:rPr>
+        <w:t>5 : Prevents circuit breaker from opening too early.</w:t>
       </w:r>
     </w:p>
     <w:p>
@@ -3853,17 +2913,41 @@
         <w:pStyle w:val="ListParagraph"/>
         <w:numPr>
           <w:ilvl w:val="0"/>
-          <w:numId w:val="19"/>
+          <w:numId w:val="21"/>
         </w:numPr>
         <w:rPr>
-          <w:lang w:val="en-IN"/>
-        </w:rPr>
-      </w:pPr>
-      <w:r>
-        <w:rPr>
-          <w:lang w:val="en-IN"/>
-        </w:rPr>
-        <w:t>Timeout is per request, but not part of a resilience strategy.</w:t>
+          <w:sz w:val="18"/>
+          <w:szCs w:val="18"/>
+          <w:lang w:val="en-IN"/>
+        </w:rPr>
+      </w:pPr>
+      <w:proofErr w:type="spellStart"/>
+      <w:proofErr w:type="gramStart"/>
+      <w:r>
+        <w:rPr>
+          <w:sz w:val="18"/>
+          <w:szCs w:val="18"/>
+          <w:lang w:val="en-IN"/>
+        </w:rPr>
+        <w:t>failureRateThreshold</w:t>
+      </w:r>
+      <w:proofErr w:type="spellEnd"/>
+      <w:r>
+        <w:rPr>
+          <w:sz w:val="18"/>
+          <w:szCs w:val="18"/>
+          <w:lang w:val="en-IN"/>
+        </w:rPr>
+        <w:t>=</w:t>
+      </w:r>
+      <w:proofErr w:type="gramEnd"/>
+      <w:r>
+        <w:rPr>
+          <w:sz w:val="18"/>
+          <w:szCs w:val="18"/>
+          <w:lang w:val="en-IN"/>
+        </w:rPr>
+        <w:t>50 : If failures exceed 50%, circuit opens. We can use 60–70% in production if service is noisy.</w:t>
       </w:r>
     </w:p>
     <w:p>
@@ -3871,71 +2955,41 @@
         <w:pStyle w:val="ListParagraph"/>
         <w:numPr>
           <w:ilvl w:val="0"/>
-          <w:numId w:val="19"/>
+          <w:numId w:val="21"/>
         </w:numPr>
         <w:rPr>
-          <w:lang w:val="en-IN"/>
-        </w:rPr>
-      </w:pPr>
-      <w:r>
-        <w:rPr>
-          <w:lang w:val="en-IN"/>
-        </w:rPr>
-        <w:t>No metrics or monitoring hooks.</w:t>
-      </w:r>
-    </w:p>
-    <w:p>
-      <w:pPr>
-        <w:rPr>
-          <w:lang w:val="en-IN"/>
-        </w:rPr>
-      </w:pPr>
-      <w:r>
-        <w:rPr>
-          <w:lang w:val="en-IN"/>
-        </w:rPr>
-        <w:t>In a real microservices architecture, where we need to handle slow or failing downstream services gracefully, it’s better to use Resilience4j with @</w:t>
-      </w:r>
-      <w:proofErr w:type="spellStart"/>
-      <w:r>
-        <w:rPr>
-          <w:lang w:val="en-IN"/>
-        </w:rPr>
-        <w:t>TimeLimiter</w:t>
-      </w:r>
-      <w:proofErr w:type="spellEnd"/>
-      <w:r>
-        <w:rPr>
-          <w:lang w:val="en-IN"/>
-        </w:rPr>
-        <w:t xml:space="preserve"> and @</w:t>
-      </w:r>
-      <w:proofErr w:type="spellStart"/>
-      <w:r>
-        <w:rPr>
-          <w:lang w:val="en-IN"/>
-        </w:rPr>
-        <w:t>CircuitBreaker</w:t>
-      </w:r>
-      <w:proofErr w:type="spellEnd"/>
-      <w:r>
-        <w:rPr>
-          <w:lang w:val="en-IN"/>
-        </w:rPr>
-        <w:t>.</w:t>
-      </w:r>
-    </w:p>
-    <w:p>
-      <w:pPr>
-        <w:rPr>
-          <w:lang w:val="en-IN"/>
-        </w:rPr>
-      </w:pPr>
-      <w:r>
-        <w:rPr>
-          <w:lang w:val="en-IN"/>
-        </w:rPr>
-        <w:t>Resilience4j allows us to:</w:t>
+          <w:sz w:val="18"/>
+          <w:szCs w:val="18"/>
+          <w:lang w:val="en-IN"/>
+        </w:rPr>
+      </w:pPr>
+      <w:proofErr w:type="spellStart"/>
+      <w:proofErr w:type="gramStart"/>
+      <w:r>
+        <w:rPr>
+          <w:sz w:val="18"/>
+          <w:szCs w:val="18"/>
+          <w:lang w:val="en-IN"/>
+        </w:rPr>
+        <w:t>waitDurationInOpenState</w:t>
+      </w:r>
+      <w:proofErr w:type="spellEnd"/>
+      <w:r>
+        <w:rPr>
+          <w:sz w:val="18"/>
+          <w:szCs w:val="18"/>
+          <w:lang w:val="en-IN"/>
+        </w:rPr>
+        <w:t>=</w:t>
+      </w:r>
+      <w:proofErr w:type="gramEnd"/>
+      <w:r>
+        <w:rPr>
+          <w:sz w:val="18"/>
+          <w:szCs w:val="18"/>
+          <w:lang w:val="en-IN"/>
+        </w:rPr>
+        <w:t>20s : After opening, wait 20 seconds before trying again. This avoids hammering a down service.</w:t>
       </w:r>
     </w:p>
     <w:p>
@@ -3943,17 +2997,41 @@
         <w:pStyle w:val="ListParagraph"/>
         <w:numPr>
           <w:ilvl w:val="0"/>
-          <w:numId w:val="20"/>
+          <w:numId w:val="21"/>
         </w:numPr>
         <w:rPr>
-          <w:lang w:val="en-IN"/>
-        </w:rPr>
-      </w:pPr>
-      <w:r>
-        <w:rPr>
-          <w:lang w:val="en-IN"/>
-        </w:rPr>
-        <w:t>enforce timeouts,</w:t>
+          <w:sz w:val="18"/>
+          <w:szCs w:val="18"/>
+          <w:lang w:val="en-IN"/>
+        </w:rPr>
+      </w:pPr>
+      <w:proofErr w:type="spellStart"/>
+      <w:proofErr w:type="gramStart"/>
+      <w:r>
+        <w:rPr>
+          <w:sz w:val="18"/>
+          <w:szCs w:val="18"/>
+          <w:lang w:val="en-IN"/>
+        </w:rPr>
+        <w:t>permittedNumberOfCallsInHalfOpenState</w:t>
+      </w:r>
+      <w:proofErr w:type="spellEnd"/>
+      <w:r>
+        <w:rPr>
+          <w:sz w:val="18"/>
+          <w:szCs w:val="18"/>
+          <w:lang w:val="en-IN"/>
+        </w:rPr>
+        <w:t>=</w:t>
+      </w:r>
+      <w:proofErr w:type="gramEnd"/>
+      <w:r>
+        <w:rPr>
+          <w:sz w:val="18"/>
+          <w:szCs w:val="18"/>
+          <w:lang w:val="en-IN"/>
+        </w:rPr>
+        <w:t>3 : After cool-down, test with 3 trial calls. If they succeed → close the circuit. If any fail → go back to open.</w:t>
       </w:r>
     </w:p>
     <w:p>
@@ -3961,72 +3039,64 @@
         <w:pStyle w:val="ListParagraph"/>
         <w:numPr>
           <w:ilvl w:val="0"/>
-          <w:numId w:val="20"/>
+          <w:numId w:val="21"/>
         </w:numPr>
         <w:rPr>
-          <w:lang w:val="en-IN"/>
-        </w:rPr>
-      </w:pPr>
-      <w:r>
-        <w:rPr>
-          <w:lang w:val="en-IN"/>
-        </w:rPr>
-        <w:t>provide fallback responses,</w:t>
+          <w:sz w:val="18"/>
+          <w:szCs w:val="18"/>
+          <w:lang w:val="en-IN"/>
+        </w:rPr>
+      </w:pPr>
+      <w:proofErr w:type="spellStart"/>
+      <w:proofErr w:type="gramStart"/>
+      <w:r>
+        <w:rPr>
+          <w:sz w:val="18"/>
+          <w:szCs w:val="18"/>
+          <w:lang w:val="en-IN"/>
+        </w:rPr>
+        <w:t>automaticTransitionFromOpenToHalfOpenEnabled</w:t>
+      </w:r>
+      <w:proofErr w:type="spellEnd"/>
+      <w:r>
+        <w:rPr>
+          <w:sz w:val="18"/>
+          <w:szCs w:val="18"/>
+          <w:lang w:val="en-IN"/>
+        </w:rPr>
+        <w:t>=</w:t>
+      </w:r>
+      <w:proofErr w:type="gramEnd"/>
+      <w:r>
+        <w:rPr>
+          <w:sz w:val="18"/>
+          <w:szCs w:val="18"/>
+          <w:lang w:val="en-IN"/>
+        </w:rPr>
+        <w:t>true : Automatically moves from OPEN → HALF-OPEN after wait duration.</w:t>
       </w:r>
     </w:p>
     <w:p>
       <w:pPr>
-        <w:pStyle w:val="ListParagraph"/>
-        <w:numPr>
-          <w:ilvl w:val="0"/>
-          <w:numId w:val="20"/>
-        </w:numPr>
-        <w:rPr>
-          <w:lang w:val="en-IN"/>
-        </w:rPr>
-      </w:pPr>
-      <w:r>
-        <w:rPr>
-          <w:lang w:val="en-IN"/>
-        </w:rPr>
-        <w:t>prevent cascading failures, and</w:t>
+        <w:rPr>
+          <w:lang w:val="en-IN"/>
+        </w:rPr>
+      </w:pPr>
+      <w:r>
+        <w:rPr>
+          <w:lang w:val="en-IN"/>
+        </w:rPr>
+        <w:br w:type="page"/>
       </w:r>
     </w:p>
     <w:p>
       <w:pPr>
-        <w:pStyle w:val="ListParagraph"/>
-        <w:numPr>
-          <w:ilvl w:val="0"/>
-          <w:numId w:val="20"/>
-        </w:numPr>
         <w:rPr>
           <w:b/>
           <w:bCs/>
           <w:lang w:val="en-IN"/>
         </w:rPr>
       </w:pPr>
-      <w:proofErr w:type="gramStart"/>
-      <w:r>
-        <w:rPr>
-          <w:lang w:val="en-IN"/>
-        </w:rPr>
-        <w:t>monitor</w:t>
-      </w:r>
-      <w:proofErr w:type="gramEnd"/>
-      <w:r>
-        <w:rPr>
-          <w:lang w:val="en-IN"/>
-        </w:rPr>
-        <w:t xml:space="preserve"> resilience metrics.</w:t>
-      </w:r>
-      <w:r>
-        <w:rPr>
-          <w:b/>
-          <w:bCs/>
-          <w:lang w:val="en-IN"/>
-        </w:rPr>
-        <w:br w:type="page"/>
-      </w:r>
     </w:p>
     <w:p>
       <w:pPr>
@@ -4038,7 +3108,6 @@
         <w:rPr>
           <w:lang w:val="en-IN"/>
         </w:rPr>
-        <w:lastRenderedPageBreak/>
         <w:t>Micro Services Design Pattern</w:t>
       </w:r>
       <w:r>
@@ -4246,1231 +3315,2480 @@
     <w:p>
       <w:pPr>
         <w:rPr>
+          <w:rFonts w:cstheme="minorHAnsi"/>
           <w:b/>
-          <w:lang w:val="en-IN"/>
-        </w:rPr>
-      </w:pPr>
-      <w:r>
-        <w:rPr>
+          <w:bCs/>
+          <w:lang w:val="en-IN"/>
+        </w:rPr>
+      </w:pPr>
+      <w:r>
+        <w:rPr>
+          <w:rFonts w:cstheme="minorHAnsi"/>
           <w:b/>
+          <w:bCs/>
           <w:lang w:val="en-IN"/>
         </w:rPr>
         <w:lastRenderedPageBreak/>
-        <w:t xml:space="preserve">Similarity &amp; Difference between </w:t>
-      </w:r>
-      <w:proofErr w:type="spellStart"/>
-      <w:r>
-        <w:rPr>
+        <w:t xml:space="preserve">In micro services I am using Rest Client and I want to implement these 5 things:  </w:t>
+      </w:r>
+      <w:r>
+        <w:rPr>
+          <w:rFonts w:cstheme="minorHAnsi"/>
           <w:b/>
-          <w:lang w:val="en-IN"/>
-        </w:rPr>
-        <w:t>getForEntity</w:t>
-      </w:r>
-      <w:proofErr w:type="spellEnd"/>
-      <w:r>
-        <w:rPr>
+          <w:bCs/>
+          <w:lang w:val="en-IN"/>
+        </w:rPr>
+        <w:br/>
+        <w:t>configure a base URL, pass headers (e.g., Authorization: Bearer &lt;token&gt;), send a request body in a POST call, handle exceptions, and convert response body into DTO/model.</w:t>
+      </w:r>
+      <w:r>
+        <w:rPr>
+          <w:rFonts w:cstheme="minorHAnsi"/>
           <w:b/>
-          <w:lang w:val="en-IN"/>
-        </w:rPr>
-        <w:t xml:space="preserve"> &amp; </w:t>
-      </w:r>
-      <w:proofErr w:type="spellStart"/>
-      <w:r>
-        <w:rPr>
+          <w:bCs/>
+          <w:lang w:val="en-IN"/>
+        </w:rPr>
+        <w:t xml:space="preserve"> </w:t>
+      </w:r>
+      <w:proofErr w:type="gramStart"/>
+      <w:r>
+        <w:rPr>
+          <w:rFonts w:cstheme="minorHAnsi"/>
           <w:b/>
-          <w:lang w:val="en-IN"/>
-        </w:rPr>
-        <w:t>getForObject</w:t>
-      </w:r>
-      <w:proofErr w:type="spellEnd"/>
-      <w:r>
-        <w:rPr>
-          <w:b/>
-          <w:lang w:val="en-IN"/>
-        </w:rPr>
-        <w:t xml:space="preserve"> (Not so important)</w:t>
-      </w:r>
-    </w:p>
-    <w:p>
-      <w:pPr>
-        <w:rPr>
-          <w:lang w:val="en-IN"/>
-        </w:rPr>
-      </w:pPr>
-      <w:proofErr w:type="gramStart"/>
-      <w:r>
-        <w:rPr>
-          <w:lang w:val="en-IN"/>
-        </w:rPr>
-        <w:t>both</w:t>
-      </w:r>
-      <w:proofErr w:type="gramEnd"/>
-      <w:r>
-        <w:rPr>
-          <w:lang w:val="en-IN"/>
-        </w:rPr>
-        <w:t xml:space="preserve"> </w:t>
-      </w:r>
-      <w:proofErr w:type="spellStart"/>
-      <w:r>
-        <w:rPr>
-          <w:lang w:val="en-IN"/>
-        </w:rPr>
-        <w:t>getForEntity</w:t>
-      </w:r>
-      <w:proofErr w:type="spellEnd"/>
-      <w:r>
-        <w:rPr>
-          <w:lang w:val="en-IN"/>
-        </w:rPr>
-        <w:t xml:space="preserve"> and </w:t>
-      </w:r>
-      <w:proofErr w:type="spellStart"/>
-      <w:r>
-        <w:rPr>
-          <w:lang w:val="en-IN"/>
-        </w:rPr>
-        <w:t>getForObject</w:t>
-      </w:r>
-      <w:proofErr w:type="spellEnd"/>
-      <w:r>
-        <w:rPr>
-          <w:lang w:val="en-IN"/>
-        </w:rPr>
-        <w:t xml:space="preserve"> are methods </w:t>
-      </w:r>
-      <w:r>
-        <w:rPr>
-          <w:b/>
-          <w:lang w:val="en-IN"/>
-        </w:rPr>
-        <w:t>used to make HTTP GET requests</w:t>
-      </w:r>
-      <w:r>
-        <w:rPr>
-          <w:lang w:val="en-IN"/>
-        </w:rPr>
-        <w:t xml:space="preserve"> to retrieve data from a remote service or API</w:t>
-      </w:r>
-      <w:r>
-        <w:rPr>
-          <w:lang w:val="en-IN"/>
-        </w:rPr>
-        <w:t>.</w:t>
-      </w:r>
-    </w:p>
-    <w:p>
-      <w:pPr>
-        <w:rPr>
-          <w:lang w:val="en-IN"/>
-        </w:rPr>
-      </w:pPr>
-      <w:proofErr w:type="spellStart"/>
-      <w:proofErr w:type="gramStart"/>
-      <w:r>
-        <w:rPr>
-          <w:lang w:val="en-IN"/>
-        </w:rPr>
-        <w:t>Where as</w:t>
-      </w:r>
-      <w:proofErr w:type="spellEnd"/>
-      <w:r>
-        <w:rPr>
-          <w:lang w:val="en-IN"/>
-        </w:rPr>
-        <w:t xml:space="preserve"> </w:t>
-      </w:r>
-      <w:proofErr w:type="spellStart"/>
-      <w:r>
-        <w:rPr>
-          <w:lang w:val="en-IN"/>
-        </w:rPr>
-        <w:t>postForEntity</w:t>
-      </w:r>
-      <w:proofErr w:type="spellEnd"/>
-      <w:r>
-        <w:rPr>
-          <w:lang w:val="en-IN"/>
-        </w:rPr>
-        <w:t xml:space="preserve"> and </w:t>
-      </w:r>
-      <w:proofErr w:type="spellStart"/>
-      <w:r>
-        <w:rPr>
-          <w:lang w:val="en-IN"/>
-        </w:rPr>
-        <w:t>postForObject</w:t>
-      </w:r>
-      <w:proofErr w:type="spellEnd"/>
-      <w:r>
-        <w:rPr>
-          <w:lang w:val="en-IN"/>
-        </w:rPr>
-        <w:t xml:space="preserve"> are used to make HTTP POST requests to send the data to a remote service or API.</w:t>
+          <w:bCs/>
+          <w:lang w:val="en-IN"/>
+        </w:rPr>
+        <w:t>Taking example of Employee class which has fields like, ID, Email, name, salary, department.</w:t>
       </w:r>
       <w:proofErr w:type="gramEnd"/>
     </w:p>
     <w:p>
       <w:pPr>
         <w:rPr>
-          <w:lang w:val="en-IN"/>
-        </w:rPr>
-      </w:pPr>
-      <w:r>
-        <w:rPr>
-          <w:lang w:val="en-IN"/>
-        </w:rPr>
-        <w:t>Difference</w:t>
+          <w:rFonts w:cstheme="minorHAnsi"/>
+          <w:lang w:val="en-IN"/>
+        </w:rPr>
+      </w:pPr>
+      <w:r>
+        <w:rPr>
+          <w:rFonts w:cstheme="minorHAnsi"/>
+          <w:lang w:val="en-IN"/>
+        </w:rPr>
+        <w:t>@Service</w:t>
+      </w:r>
+      <w:r>
+        <w:rPr>
+          <w:rFonts w:cstheme="minorHAnsi"/>
+          <w:lang w:val="en-IN"/>
+        </w:rPr>
+        <w:br/>
+      </w:r>
+      <w:r>
+        <w:rPr>
+          <w:rFonts w:cstheme="minorHAnsi"/>
+          <w:lang w:val="en-IN"/>
+        </w:rPr>
+        <w:t xml:space="preserve">public class </w:t>
+      </w:r>
+      <w:proofErr w:type="spellStart"/>
+      <w:r>
+        <w:rPr>
+          <w:rFonts w:cstheme="minorHAnsi"/>
+          <w:lang w:val="en-IN"/>
+        </w:rPr>
+        <w:t>EmployeeService</w:t>
+      </w:r>
+      <w:proofErr w:type="spellEnd"/>
+      <w:r>
+        <w:rPr>
+          <w:rFonts w:cstheme="minorHAnsi"/>
+          <w:lang w:val="en-IN"/>
+        </w:rPr>
+        <w:t xml:space="preserve"> {</w:t>
+      </w:r>
+      <w:r>
+        <w:rPr>
+          <w:rFonts w:cstheme="minorHAnsi"/>
+          <w:lang w:val="en-IN"/>
+        </w:rPr>
+        <w:br/>
+        <w:t xml:space="preserve">       </w:t>
+      </w:r>
+      <w:r>
+        <w:rPr>
+          <w:rFonts w:cstheme="minorHAnsi"/>
+          <w:lang w:val="en-IN"/>
+        </w:rPr>
+        <w:t xml:space="preserve">private final </w:t>
+      </w:r>
+      <w:proofErr w:type="spellStart"/>
+      <w:r>
+        <w:rPr>
+          <w:rFonts w:cstheme="minorHAnsi"/>
+          <w:lang w:val="en-IN"/>
+        </w:rPr>
+        <w:t>RestClient</w:t>
+      </w:r>
+      <w:proofErr w:type="spellEnd"/>
+      <w:r>
+        <w:rPr>
+          <w:rFonts w:cstheme="minorHAnsi"/>
+          <w:lang w:val="en-IN"/>
+        </w:rPr>
+        <w:t xml:space="preserve"> </w:t>
+      </w:r>
+      <w:proofErr w:type="spellStart"/>
+      <w:r>
+        <w:rPr>
+          <w:rFonts w:cstheme="minorHAnsi"/>
+          <w:lang w:val="en-IN"/>
+        </w:rPr>
+        <w:t>restClient</w:t>
+      </w:r>
+      <w:proofErr w:type="spellEnd"/>
+      <w:r>
+        <w:rPr>
+          <w:rFonts w:cstheme="minorHAnsi"/>
+          <w:lang w:val="en-IN"/>
+        </w:rPr>
+        <w:t>;</w:t>
+      </w:r>
+      <w:r>
+        <w:rPr>
+          <w:rFonts w:cstheme="minorHAnsi"/>
+          <w:lang w:val="en-IN"/>
+        </w:rPr>
+        <w:br/>
+        <w:t xml:space="preserve">       </w:t>
+      </w:r>
+      <w:r>
+        <w:rPr>
+          <w:rFonts w:cstheme="minorHAnsi"/>
+          <w:lang w:val="en-IN"/>
+        </w:rPr>
+        <w:t xml:space="preserve">public </w:t>
+      </w:r>
+      <w:proofErr w:type="spellStart"/>
+      <w:proofErr w:type="gramStart"/>
+      <w:r>
+        <w:rPr>
+          <w:rFonts w:cstheme="minorHAnsi"/>
+          <w:lang w:val="en-IN"/>
+        </w:rPr>
+        <w:t>EmployeeService</w:t>
+      </w:r>
+      <w:proofErr w:type="spellEnd"/>
+      <w:r>
+        <w:rPr>
+          <w:rFonts w:cstheme="minorHAnsi"/>
+          <w:lang w:val="en-IN"/>
+        </w:rPr>
+        <w:t>(</w:t>
+      </w:r>
+      <w:proofErr w:type="gramEnd"/>
+      <w:r>
+        <w:rPr>
+          <w:rFonts w:cstheme="minorHAnsi"/>
+          <w:lang w:val="en-IN"/>
+        </w:rPr>
+        <w:t>) {</w:t>
+      </w:r>
+      <w:r>
+        <w:rPr>
+          <w:rFonts w:cstheme="minorHAnsi"/>
+          <w:lang w:val="en-IN"/>
+        </w:rPr>
+        <w:br/>
+        <w:t xml:space="preserve">            </w:t>
+      </w:r>
+      <w:proofErr w:type="spellStart"/>
+      <w:r>
+        <w:rPr>
+          <w:rFonts w:cstheme="minorHAnsi"/>
+          <w:lang w:val="en-IN"/>
+        </w:rPr>
+        <w:t>this.restClient</w:t>
+      </w:r>
+      <w:proofErr w:type="spellEnd"/>
+      <w:r>
+        <w:rPr>
+          <w:rFonts w:cstheme="minorHAnsi"/>
+          <w:lang w:val="en-IN"/>
+        </w:rPr>
+        <w:t xml:space="preserve"> = </w:t>
+      </w:r>
+      <w:proofErr w:type="spellStart"/>
+      <w:r>
+        <w:rPr>
+          <w:rFonts w:cstheme="minorHAnsi"/>
+          <w:lang w:val="en-IN"/>
+        </w:rPr>
+        <w:t>RestClient.builder</w:t>
+      </w:r>
+      <w:proofErr w:type="spellEnd"/>
+      <w:r>
+        <w:rPr>
+          <w:rFonts w:cstheme="minorHAnsi"/>
+          <w:lang w:val="en-IN"/>
+        </w:rPr>
+        <w:t>()</w:t>
+      </w:r>
+      <w:r>
+        <w:rPr>
+          <w:rFonts w:cstheme="minorHAnsi"/>
+          <w:lang w:val="en-IN"/>
+        </w:rPr>
+        <w:br/>
+        <w:t xml:space="preserve"> </w:t>
+      </w:r>
+      <w:r>
+        <w:rPr>
+          <w:rFonts w:cstheme="minorHAnsi"/>
+          <w:lang w:val="en-IN"/>
+        </w:rPr>
+        <w:tab/>
+      </w:r>
+      <w:r>
+        <w:rPr>
+          <w:rFonts w:cstheme="minorHAnsi"/>
+          <w:lang w:val="en-IN"/>
+        </w:rPr>
+        <w:tab/>
+      </w:r>
+      <w:r>
+        <w:rPr>
+          <w:rFonts w:cstheme="minorHAnsi"/>
+          <w:lang w:val="en-IN"/>
+        </w:rPr>
+        <w:t>.</w:t>
+      </w:r>
+      <w:proofErr w:type="spellStart"/>
+      <w:r>
+        <w:rPr>
+          <w:rFonts w:cstheme="minorHAnsi"/>
+          <w:lang w:val="en-IN"/>
+        </w:rPr>
+        <w:t>baseUrl</w:t>
+      </w:r>
+      <w:proofErr w:type="spellEnd"/>
+      <w:r>
+        <w:rPr>
+          <w:rFonts w:cstheme="minorHAnsi"/>
+          <w:lang w:val="en-IN"/>
+        </w:rPr>
+        <w:t>("http://localhost:8080/api/employees") // Base URL for all calls</w:t>
+      </w:r>
+      <w:r>
+        <w:rPr>
+          <w:rFonts w:cstheme="minorHAnsi"/>
+          <w:lang w:val="en-IN"/>
+        </w:rPr>
+        <w:br/>
+        <w:t xml:space="preserve"> </w:t>
+      </w:r>
+      <w:r>
+        <w:rPr>
+          <w:rFonts w:cstheme="minorHAnsi"/>
+          <w:lang w:val="en-IN"/>
+        </w:rPr>
+        <w:tab/>
+      </w:r>
+      <w:r>
+        <w:rPr>
+          <w:rFonts w:cstheme="minorHAnsi"/>
+          <w:lang w:val="en-IN"/>
+        </w:rPr>
+        <w:tab/>
+      </w:r>
+      <w:r>
+        <w:rPr>
+          <w:rFonts w:cstheme="minorHAnsi"/>
+          <w:lang w:val="en-IN"/>
+        </w:rPr>
+        <w:t>.</w:t>
+      </w:r>
+      <w:proofErr w:type="spellStart"/>
+      <w:r>
+        <w:rPr>
+          <w:rFonts w:cstheme="minorHAnsi"/>
+          <w:lang w:val="en-IN"/>
+        </w:rPr>
+        <w:t>defaultHeader</w:t>
+      </w:r>
+      <w:proofErr w:type="spellEnd"/>
+      <w:r>
+        <w:rPr>
+          <w:rFonts w:cstheme="minorHAnsi"/>
+          <w:lang w:val="en-IN"/>
+        </w:rPr>
+        <w:t>(</w:t>
+      </w:r>
+      <w:proofErr w:type="spellStart"/>
+      <w:r>
+        <w:rPr>
+          <w:rFonts w:cstheme="minorHAnsi"/>
+          <w:lang w:val="en-IN"/>
+        </w:rPr>
+        <w:t>HttpHeaders.CONTENT_TYPE</w:t>
+      </w:r>
+      <w:proofErr w:type="spellEnd"/>
+      <w:r>
+        <w:rPr>
+          <w:rFonts w:cstheme="minorHAnsi"/>
+          <w:lang w:val="en-IN"/>
+        </w:rPr>
+        <w:t xml:space="preserve">, </w:t>
+      </w:r>
+      <w:proofErr w:type="spellStart"/>
+      <w:r>
+        <w:rPr>
+          <w:rFonts w:cstheme="minorHAnsi"/>
+          <w:lang w:val="en-IN"/>
+        </w:rPr>
+        <w:t>MediaType.APPLICATION_JSON_VALUE</w:t>
+      </w:r>
+      <w:proofErr w:type="spellEnd"/>
+      <w:r>
+        <w:rPr>
+          <w:rFonts w:cstheme="minorHAnsi"/>
+          <w:lang w:val="en-IN"/>
+        </w:rPr>
+        <w:t>)</w:t>
+      </w:r>
+      <w:r>
+        <w:rPr>
+          <w:rFonts w:cstheme="minorHAnsi"/>
+          <w:lang w:val="en-IN"/>
+        </w:rPr>
+        <w:br/>
+        <w:t xml:space="preserve"> </w:t>
+      </w:r>
+      <w:r>
+        <w:rPr>
+          <w:rFonts w:cstheme="minorHAnsi"/>
+          <w:lang w:val="en-IN"/>
+        </w:rPr>
+        <w:tab/>
+      </w:r>
+      <w:r>
+        <w:rPr>
+          <w:rFonts w:cstheme="minorHAnsi"/>
+          <w:lang w:val="en-IN"/>
+        </w:rPr>
+        <w:tab/>
+      </w:r>
+      <w:r>
+        <w:rPr>
+          <w:rFonts w:cstheme="minorHAnsi"/>
+          <w:lang w:val="en-IN"/>
+        </w:rPr>
+        <w:t>.build();</w:t>
+      </w:r>
+      <w:r>
+        <w:rPr>
+          <w:rFonts w:cstheme="minorHAnsi"/>
+          <w:lang w:val="en-IN"/>
+        </w:rPr>
+        <w:t xml:space="preserve"> </w:t>
+      </w:r>
+      <w:r>
+        <w:rPr>
+          <w:rFonts w:cstheme="minorHAnsi"/>
+          <w:lang w:val="en-IN"/>
+        </w:rPr>
+        <w:t>}</w:t>
       </w:r>
     </w:p>
     <w:p>
       <w:pPr>
-        <w:pStyle w:val="ListParagraph"/>
-        <w:numPr>
-          <w:ilvl w:val="0"/>
-          <w:numId w:val="8"/>
-        </w:numPr>
-        <w:rPr>
-          <w:lang w:val="en-IN"/>
-        </w:rPr>
-      </w:pPr>
-      <w:r>
-        <w:rPr>
+        <w:rPr>
+          <w:rFonts w:cstheme="minorHAnsi"/>
+          <w:lang w:val="en-IN"/>
+        </w:rPr>
+      </w:pPr>
+      <w:r>
+        <w:rPr>
+          <w:rFonts w:cstheme="minorHAnsi"/>
           <w:b/>
-          <w:lang w:val="en-IN"/>
-        </w:rPr>
-        <w:t>Return Type</w:t>
-      </w:r>
-      <w:r>
-        <w:rPr>
-          <w:lang w:val="en-IN"/>
-        </w:rPr>
-        <w:t>:</w:t>
+          <w:bCs/>
+          <w:lang w:val="en-IN"/>
+        </w:rPr>
+        <w:t>//1. GET EMPLOYEE BY EMAIL</w:t>
+      </w:r>
+      <w:r>
+        <w:rPr>
+          <w:rFonts w:cstheme="minorHAnsi"/>
+          <w:b/>
+          <w:bCs/>
+          <w:lang w:val="en-IN"/>
+        </w:rPr>
+        <w:br/>
+      </w:r>
+      <w:r>
+        <w:rPr>
+          <w:rFonts w:cstheme="minorHAnsi"/>
+          <w:lang w:val="en-IN"/>
+        </w:rPr>
+        <w:t xml:space="preserve">public Employee </w:t>
+      </w:r>
+      <w:proofErr w:type="spellStart"/>
+      <w:r>
+        <w:rPr>
+          <w:rFonts w:cstheme="minorHAnsi"/>
+          <w:lang w:val="en-IN"/>
+        </w:rPr>
+        <w:t>getEmployeeDetailsByEmail</w:t>
+      </w:r>
+      <w:proofErr w:type="spellEnd"/>
+      <w:r>
+        <w:rPr>
+          <w:rFonts w:cstheme="minorHAnsi"/>
+          <w:lang w:val="en-IN"/>
+        </w:rPr>
+        <w:t xml:space="preserve">(String email, String </w:t>
+      </w:r>
+      <w:proofErr w:type="spellStart"/>
+      <w:r>
+        <w:rPr>
+          <w:rFonts w:cstheme="minorHAnsi"/>
+          <w:lang w:val="en-IN"/>
+        </w:rPr>
+        <w:t>jwtToken</w:t>
+      </w:r>
+      <w:proofErr w:type="spellEnd"/>
+      <w:r>
+        <w:rPr>
+          <w:rFonts w:cstheme="minorHAnsi"/>
+          <w:lang w:val="en-IN"/>
+        </w:rPr>
+        <w:t>) {</w:t>
+      </w:r>
+      <w:r>
+        <w:rPr>
+          <w:rFonts w:cstheme="minorHAnsi"/>
+          <w:lang w:val="en-IN"/>
+        </w:rPr>
+        <w:br/>
+        <w:t xml:space="preserve">    </w:t>
+      </w:r>
+      <w:r>
+        <w:rPr>
+          <w:rFonts w:cstheme="minorHAnsi"/>
+          <w:lang w:val="en-IN"/>
+        </w:rPr>
+        <w:t>try {</w:t>
+      </w:r>
+      <w:r>
+        <w:rPr>
+          <w:rFonts w:cstheme="minorHAnsi"/>
+          <w:lang w:val="en-IN"/>
+        </w:rPr>
+        <w:br/>
+        <w:t xml:space="preserve">           </w:t>
+      </w:r>
+      <w:r>
+        <w:rPr>
+          <w:rFonts w:cstheme="minorHAnsi"/>
+          <w:lang w:val="en-IN"/>
+        </w:rPr>
+        <w:t xml:space="preserve">return </w:t>
+      </w:r>
+      <w:proofErr w:type="spellStart"/>
+      <w:r>
+        <w:rPr>
+          <w:rFonts w:cstheme="minorHAnsi"/>
+          <w:lang w:val="en-IN"/>
+        </w:rPr>
+        <w:t>restClient.get</w:t>
+      </w:r>
+      <w:proofErr w:type="spellEnd"/>
+      <w:r>
+        <w:rPr>
+          <w:rFonts w:cstheme="minorHAnsi"/>
+          <w:lang w:val="en-IN"/>
+        </w:rPr>
+        <w:t>()</w:t>
+      </w:r>
+      <w:r>
+        <w:rPr>
+          <w:rFonts w:cstheme="minorHAnsi"/>
+          <w:lang w:val="en-IN"/>
+        </w:rPr>
+        <w:br/>
+        <w:t xml:space="preserve"> </w:t>
+      </w:r>
+      <w:r>
+        <w:rPr>
+          <w:rFonts w:cstheme="minorHAnsi"/>
+          <w:lang w:val="en-IN"/>
+        </w:rPr>
+        <w:tab/>
+      </w:r>
+      <w:r>
+        <w:rPr>
+          <w:rFonts w:cstheme="minorHAnsi"/>
+          <w:lang w:val="en-IN"/>
+        </w:rPr>
+        <w:t>.</w:t>
+      </w:r>
+      <w:proofErr w:type="spellStart"/>
+      <w:r>
+        <w:rPr>
+          <w:rFonts w:cstheme="minorHAnsi"/>
+          <w:lang w:val="en-IN"/>
+        </w:rPr>
+        <w:t>uri</w:t>
+      </w:r>
+      <w:proofErr w:type="spellEnd"/>
+      <w:r>
+        <w:rPr>
+          <w:rFonts w:cstheme="minorHAnsi"/>
+          <w:lang w:val="en-IN"/>
+        </w:rPr>
+        <w:t>("/email/{email}", email)  // GET /api/employees/email/{email}</w:t>
+      </w:r>
+      <w:r>
+        <w:rPr>
+          <w:rFonts w:cstheme="minorHAnsi"/>
+          <w:lang w:val="en-IN"/>
+        </w:rPr>
+        <w:br/>
+        <w:t xml:space="preserve"> </w:t>
+      </w:r>
+      <w:r>
+        <w:rPr>
+          <w:rFonts w:cstheme="minorHAnsi"/>
+          <w:lang w:val="en-IN"/>
+        </w:rPr>
+        <w:tab/>
+      </w:r>
+      <w:r>
+        <w:rPr>
+          <w:rFonts w:cstheme="minorHAnsi"/>
+          <w:lang w:val="en-IN"/>
+        </w:rPr>
+        <w:t>.header(</w:t>
+      </w:r>
+      <w:proofErr w:type="spellStart"/>
+      <w:r>
+        <w:rPr>
+          <w:rFonts w:cstheme="minorHAnsi"/>
+          <w:lang w:val="en-IN"/>
+        </w:rPr>
+        <w:t>HttpHeaders.AUTHORIZATION</w:t>
+      </w:r>
+      <w:proofErr w:type="spellEnd"/>
+      <w:r>
+        <w:rPr>
+          <w:rFonts w:cstheme="minorHAnsi"/>
+          <w:lang w:val="en-IN"/>
+        </w:rPr>
+        <w:t xml:space="preserve">, "Bearer " + </w:t>
+      </w:r>
+      <w:proofErr w:type="spellStart"/>
+      <w:r>
+        <w:rPr>
+          <w:rFonts w:cstheme="minorHAnsi"/>
+          <w:lang w:val="en-IN"/>
+        </w:rPr>
+        <w:t>jwtToken</w:t>
+      </w:r>
+      <w:proofErr w:type="spellEnd"/>
+      <w:r>
+        <w:rPr>
+          <w:rFonts w:cstheme="minorHAnsi"/>
+          <w:lang w:val="en-IN"/>
+        </w:rPr>
+        <w:t>)</w:t>
+      </w:r>
+      <w:r>
+        <w:rPr>
+          <w:rFonts w:cstheme="minorHAnsi"/>
+          <w:lang w:val="en-IN"/>
+        </w:rPr>
+        <w:br/>
+        <w:t xml:space="preserve"> </w:t>
+      </w:r>
+      <w:r>
+        <w:rPr>
+          <w:rFonts w:cstheme="minorHAnsi"/>
+          <w:lang w:val="en-IN"/>
+        </w:rPr>
+        <w:tab/>
+      </w:r>
+      <w:r>
+        <w:rPr>
+          <w:rFonts w:cstheme="minorHAnsi"/>
+          <w:lang w:val="en-IN"/>
+        </w:rPr>
+        <w:t>.retrieve()</w:t>
+      </w:r>
+      <w:r>
+        <w:rPr>
+          <w:rFonts w:cstheme="minorHAnsi"/>
+          <w:lang w:val="en-IN"/>
+        </w:rPr>
+        <w:br/>
+        <w:t xml:space="preserve"> </w:t>
+      </w:r>
+      <w:r>
+        <w:rPr>
+          <w:rFonts w:cstheme="minorHAnsi"/>
+          <w:lang w:val="en-IN"/>
+        </w:rPr>
+        <w:tab/>
+      </w:r>
+      <w:r>
+        <w:rPr>
+          <w:rFonts w:cstheme="minorHAnsi"/>
+          <w:lang w:val="en-IN"/>
+        </w:rPr>
+        <w:t>.</w:t>
+      </w:r>
+      <w:proofErr w:type="spellStart"/>
+      <w:r>
+        <w:rPr>
+          <w:rFonts w:cstheme="minorHAnsi"/>
+          <w:lang w:val="en-IN"/>
+        </w:rPr>
+        <w:t>onStatus</w:t>
+      </w:r>
+      <w:proofErr w:type="spellEnd"/>
+      <w:r>
+        <w:rPr>
+          <w:rFonts w:cstheme="minorHAnsi"/>
+          <w:lang w:val="en-IN"/>
+        </w:rPr>
+        <w:t>(</w:t>
+      </w:r>
+      <w:proofErr w:type="spellStart"/>
+      <w:r>
+        <w:rPr>
+          <w:rFonts w:cstheme="minorHAnsi"/>
+          <w:lang w:val="en-IN"/>
+        </w:rPr>
+        <w:t>HttpStatusCode</w:t>
+      </w:r>
+      <w:proofErr w:type="spellEnd"/>
+      <w:r>
+        <w:rPr>
+          <w:rFonts w:cstheme="minorHAnsi"/>
+          <w:lang w:val="en-IN"/>
+        </w:rPr>
+        <w:t>::is4xxClientError,</w:t>
+      </w:r>
+      <w:r>
+        <w:rPr>
+          <w:rFonts w:cstheme="minorHAnsi"/>
+          <w:lang w:val="en-IN"/>
+        </w:rPr>
+        <w:br/>
+        <w:t xml:space="preserve"> </w:t>
+      </w:r>
+      <w:r>
+        <w:rPr>
+          <w:rFonts w:cstheme="minorHAnsi"/>
+          <w:lang w:val="en-IN"/>
+        </w:rPr>
+        <w:tab/>
+      </w:r>
+      <w:r>
+        <w:rPr>
+          <w:rFonts w:cstheme="minorHAnsi"/>
+          <w:lang w:val="en-IN"/>
+        </w:rPr>
+        <w:tab/>
+      </w:r>
+      <w:r>
+        <w:rPr>
+          <w:rFonts w:cstheme="minorHAnsi"/>
+          <w:lang w:val="en-IN"/>
+        </w:rPr>
+        <w:t xml:space="preserve"> (</w:t>
+      </w:r>
+      <w:proofErr w:type="spellStart"/>
+      <w:r>
+        <w:rPr>
+          <w:rFonts w:cstheme="minorHAnsi"/>
+          <w:lang w:val="en-IN"/>
+        </w:rPr>
+        <w:t>req</w:t>
+      </w:r>
+      <w:proofErr w:type="spellEnd"/>
+      <w:r>
+        <w:rPr>
+          <w:rFonts w:cstheme="minorHAnsi"/>
+          <w:lang w:val="en-IN"/>
+        </w:rPr>
+        <w:t xml:space="preserve">, res) -&gt; { throw new </w:t>
+      </w:r>
+      <w:proofErr w:type="spellStart"/>
+      <w:r>
+        <w:rPr>
+          <w:rFonts w:cstheme="minorHAnsi"/>
+          <w:lang w:val="en-IN"/>
+        </w:rPr>
+        <w:t>RuntimeException</w:t>
+      </w:r>
+      <w:proofErr w:type="spellEnd"/>
+      <w:r>
+        <w:rPr>
+          <w:rFonts w:cstheme="minorHAnsi"/>
+          <w:lang w:val="en-IN"/>
+        </w:rPr>
+        <w:t xml:space="preserve">("Client error: " + </w:t>
+      </w:r>
+      <w:proofErr w:type="spellStart"/>
+      <w:r>
+        <w:rPr>
+          <w:rFonts w:cstheme="minorHAnsi"/>
+          <w:lang w:val="en-IN"/>
+        </w:rPr>
+        <w:t>res.getStatusCode</w:t>
+      </w:r>
+      <w:proofErr w:type="spellEnd"/>
+      <w:r>
+        <w:rPr>
+          <w:rFonts w:cstheme="minorHAnsi"/>
+          <w:lang w:val="en-IN"/>
+        </w:rPr>
+        <w:t>()); })</w:t>
+      </w:r>
+      <w:r>
+        <w:rPr>
+          <w:rFonts w:cstheme="minorHAnsi"/>
+          <w:lang w:val="en-IN"/>
+        </w:rPr>
+        <w:br/>
+        <w:t xml:space="preserve"> </w:t>
+      </w:r>
+      <w:r>
+        <w:rPr>
+          <w:rFonts w:cstheme="minorHAnsi"/>
+          <w:lang w:val="en-IN"/>
+        </w:rPr>
+        <w:tab/>
+      </w:r>
+      <w:r>
+        <w:rPr>
+          <w:rFonts w:cstheme="minorHAnsi"/>
+          <w:lang w:val="en-IN"/>
+        </w:rPr>
+        <w:t>.</w:t>
+      </w:r>
+      <w:proofErr w:type="spellStart"/>
+      <w:r>
+        <w:rPr>
+          <w:rFonts w:cstheme="minorHAnsi"/>
+          <w:lang w:val="en-IN"/>
+        </w:rPr>
+        <w:t>onStatus</w:t>
+      </w:r>
+      <w:proofErr w:type="spellEnd"/>
+      <w:r>
+        <w:rPr>
+          <w:rFonts w:cstheme="minorHAnsi"/>
+          <w:lang w:val="en-IN"/>
+        </w:rPr>
+        <w:t>(</w:t>
+      </w:r>
+      <w:proofErr w:type="spellStart"/>
+      <w:r>
+        <w:rPr>
+          <w:rFonts w:cstheme="minorHAnsi"/>
+          <w:lang w:val="en-IN"/>
+        </w:rPr>
+        <w:t>HttpStatusCode</w:t>
+      </w:r>
+      <w:proofErr w:type="spellEnd"/>
+      <w:r>
+        <w:rPr>
+          <w:rFonts w:cstheme="minorHAnsi"/>
+          <w:lang w:val="en-IN"/>
+        </w:rPr>
+        <w:t>::is5xxServerError,</w:t>
+      </w:r>
+      <w:r>
+        <w:rPr>
+          <w:rFonts w:cstheme="minorHAnsi"/>
+          <w:lang w:val="en-IN"/>
+        </w:rPr>
+        <w:br/>
+        <w:t xml:space="preserve"> </w:t>
+      </w:r>
+      <w:r>
+        <w:rPr>
+          <w:rFonts w:cstheme="minorHAnsi"/>
+          <w:lang w:val="en-IN"/>
+        </w:rPr>
+        <w:tab/>
+      </w:r>
+      <w:r>
+        <w:rPr>
+          <w:rFonts w:cstheme="minorHAnsi"/>
+          <w:lang w:val="en-IN"/>
+        </w:rPr>
+        <w:tab/>
+        <w:t xml:space="preserve"> </w:t>
+      </w:r>
+      <w:r>
+        <w:rPr>
+          <w:rFonts w:cstheme="minorHAnsi"/>
+          <w:lang w:val="en-IN"/>
+        </w:rPr>
+        <w:t>(</w:t>
+      </w:r>
+      <w:proofErr w:type="spellStart"/>
+      <w:r>
+        <w:rPr>
+          <w:rFonts w:cstheme="minorHAnsi"/>
+          <w:lang w:val="en-IN"/>
+        </w:rPr>
+        <w:t>req</w:t>
+      </w:r>
+      <w:proofErr w:type="spellEnd"/>
+      <w:r>
+        <w:rPr>
+          <w:rFonts w:cstheme="minorHAnsi"/>
+          <w:lang w:val="en-IN"/>
+        </w:rPr>
+        <w:t xml:space="preserve">, res) -&gt; { throw new </w:t>
+      </w:r>
+      <w:proofErr w:type="spellStart"/>
+      <w:r>
+        <w:rPr>
+          <w:rFonts w:cstheme="minorHAnsi"/>
+          <w:lang w:val="en-IN"/>
+        </w:rPr>
+        <w:t>RuntimeException</w:t>
+      </w:r>
+      <w:proofErr w:type="spellEnd"/>
+      <w:r>
+        <w:rPr>
+          <w:rFonts w:cstheme="minorHAnsi"/>
+          <w:lang w:val="en-IN"/>
+        </w:rPr>
+        <w:t xml:space="preserve">("Server error: " + </w:t>
+      </w:r>
+      <w:proofErr w:type="spellStart"/>
+      <w:r>
+        <w:rPr>
+          <w:rFonts w:cstheme="minorHAnsi"/>
+          <w:lang w:val="en-IN"/>
+        </w:rPr>
+        <w:t>res.getStatusCode</w:t>
+      </w:r>
+      <w:proofErr w:type="spellEnd"/>
+      <w:r>
+        <w:rPr>
+          <w:rFonts w:cstheme="minorHAnsi"/>
+          <w:lang w:val="en-IN"/>
+        </w:rPr>
+        <w:t>()); })</w:t>
+      </w:r>
+      <w:r>
+        <w:rPr>
+          <w:rFonts w:cstheme="minorHAnsi"/>
+          <w:lang w:val="en-IN"/>
+        </w:rPr>
+        <w:br/>
+        <w:t xml:space="preserve"> </w:t>
+      </w:r>
+      <w:r>
+        <w:rPr>
+          <w:rFonts w:cstheme="minorHAnsi"/>
+          <w:lang w:val="en-IN"/>
+        </w:rPr>
+        <w:tab/>
+      </w:r>
+      <w:r>
+        <w:rPr>
+          <w:rFonts w:cstheme="minorHAnsi"/>
+          <w:lang w:val="en-IN"/>
+        </w:rPr>
+        <w:t>.body(</w:t>
+      </w:r>
+      <w:proofErr w:type="spellStart"/>
+      <w:r>
+        <w:rPr>
+          <w:rFonts w:cstheme="minorHAnsi"/>
+          <w:lang w:val="en-IN"/>
+        </w:rPr>
+        <w:t>Employee.class</w:t>
+      </w:r>
+      <w:proofErr w:type="spellEnd"/>
+      <w:r>
+        <w:rPr>
+          <w:rFonts w:cstheme="minorHAnsi"/>
+          <w:lang w:val="en-IN"/>
+        </w:rPr>
+        <w:t>);</w:t>
+      </w:r>
+      <w:r>
+        <w:rPr>
+          <w:rFonts w:cstheme="minorHAnsi"/>
+          <w:lang w:val="en-IN"/>
+        </w:rPr>
+        <w:br/>
+        <w:t xml:space="preserve">    </w:t>
+      </w:r>
+      <w:r>
+        <w:rPr>
+          <w:rFonts w:cstheme="minorHAnsi"/>
+          <w:lang w:val="en-IN"/>
+        </w:rPr>
+        <w:t>} catch (Exception ex) {</w:t>
+      </w:r>
+      <w:r>
+        <w:rPr>
+          <w:rFonts w:cstheme="minorHAnsi"/>
+          <w:lang w:val="en-IN"/>
+        </w:rPr>
+        <w:br/>
+        <w:t xml:space="preserve"> </w:t>
+      </w:r>
+      <w:r>
+        <w:rPr>
+          <w:rFonts w:cstheme="minorHAnsi"/>
+          <w:lang w:val="en-IN"/>
+        </w:rPr>
+        <w:tab/>
+      </w:r>
+      <w:r>
+        <w:rPr>
+          <w:rFonts w:cstheme="minorHAnsi"/>
+          <w:lang w:val="en-IN"/>
+        </w:rPr>
+        <w:t xml:space="preserve">throw new </w:t>
+      </w:r>
+      <w:proofErr w:type="spellStart"/>
+      <w:r>
+        <w:rPr>
+          <w:rFonts w:cstheme="minorHAnsi"/>
+          <w:lang w:val="en-IN"/>
+        </w:rPr>
+        <w:t>RuntimeException</w:t>
+      </w:r>
+      <w:proofErr w:type="spellEnd"/>
+      <w:r>
+        <w:rPr>
+          <w:rFonts w:cstheme="minorHAnsi"/>
+          <w:lang w:val="en-IN"/>
+        </w:rPr>
+        <w:t xml:space="preserve">("Error fetching employee: " + </w:t>
+      </w:r>
+      <w:proofErr w:type="spellStart"/>
+      <w:r>
+        <w:rPr>
+          <w:rFonts w:cstheme="minorHAnsi"/>
+          <w:lang w:val="en-IN"/>
+        </w:rPr>
+        <w:t>ex.getMessage</w:t>
+      </w:r>
+      <w:proofErr w:type="spellEnd"/>
+      <w:r>
+        <w:rPr>
+          <w:rFonts w:cstheme="minorHAnsi"/>
+          <w:lang w:val="en-IN"/>
+        </w:rPr>
+        <w:t>());</w:t>
+      </w:r>
+      <w:r>
+        <w:rPr>
+          <w:rFonts w:cstheme="minorHAnsi"/>
+          <w:lang w:val="en-IN"/>
+        </w:rPr>
+        <w:br/>
+        <w:t xml:space="preserve">    </w:t>
+      </w:r>
+      <w:r>
+        <w:rPr>
+          <w:rFonts w:cstheme="minorHAnsi"/>
+          <w:lang w:val="en-IN"/>
+        </w:rPr>
+        <w:t>}}</w:t>
       </w:r>
     </w:p>
     <w:p>
       <w:pPr>
-        <w:pStyle w:val="ListParagraph"/>
-        <w:numPr>
-          <w:ilvl w:val="0"/>
-          <w:numId w:val="9"/>
-        </w:numPr>
-        <w:rPr>
-          <w:lang w:val="en-IN"/>
-        </w:rPr>
-      </w:pPr>
-      <w:proofErr w:type="spellStart"/>
-      <w:proofErr w:type="gramStart"/>
-      <w:r>
-        <w:rPr>
-          <w:lang w:val="en-IN"/>
-        </w:rPr>
-        <w:t>getForEntity</w:t>
-      </w:r>
-      <w:proofErr w:type="spellEnd"/>
-      <w:proofErr w:type="gramEnd"/>
-      <w:r>
-        <w:rPr>
-          <w:lang w:val="en-IN"/>
-        </w:rPr>
-        <w:t xml:space="preserve"> returns a </w:t>
-      </w:r>
-      <w:proofErr w:type="spellStart"/>
-      <w:r>
-        <w:rPr>
-          <w:lang w:val="en-IN"/>
-        </w:rPr>
-        <w:t>ResponseEntity</w:t>
-      </w:r>
-      <w:proofErr w:type="spellEnd"/>
-      <w:r>
-        <w:rPr>
-          <w:lang w:val="en-IN"/>
-        </w:rPr>
-        <w:t xml:space="preserve"> containing the full HTTP response (status, headers, body).</w:t>
+        <w:rPr>
+          <w:rFonts w:cstheme="minorHAnsi"/>
+          <w:lang w:val="en-IN"/>
+        </w:rPr>
+      </w:pPr>
+      <w:r>
+        <w:rPr>
+          <w:rFonts w:cstheme="minorHAnsi"/>
+          <w:b/>
+          <w:bCs/>
+          <w:lang w:val="en-IN"/>
+        </w:rPr>
+        <w:t>// 2. CREATE EMPLOYEE (POST)</w:t>
+      </w:r>
+      <w:r>
+        <w:rPr>
+          <w:rFonts w:cstheme="minorHAnsi"/>
+          <w:lang w:val="en-IN"/>
+        </w:rPr>
+        <w:br/>
+      </w:r>
+      <w:r>
+        <w:rPr>
+          <w:rFonts w:cstheme="minorHAnsi"/>
+          <w:lang w:val="en-IN"/>
+        </w:rPr>
+        <w:t xml:space="preserve">public Employee </w:t>
+      </w:r>
+      <w:proofErr w:type="spellStart"/>
+      <w:r>
+        <w:rPr>
+          <w:rFonts w:cstheme="minorHAnsi"/>
+          <w:lang w:val="en-IN"/>
+        </w:rPr>
+        <w:t>createEmployee</w:t>
+      </w:r>
+      <w:proofErr w:type="spellEnd"/>
+      <w:r>
+        <w:rPr>
+          <w:rFonts w:cstheme="minorHAnsi"/>
+          <w:lang w:val="en-IN"/>
+        </w:rPr>
+        <w:t xml:space="preserve">(Employee employee, String </w:t>
+      </w:r>
+      <w:proofErr w:type="spellStart"/>
+      <w:r>
+        <w:rPr>
+          <w:rFonts w:cstheme="minorHAnsi"/>
+          <w:lang w:val="en-IN"/>
+        </w:rPr>
+        <w:t>jwtToken</w:t>
+      </w:r>
+      <w:proofErr w:type="spellEnd"/>
+      <w:r>
+        <w:rPr>
+          <w:rFonts w:cstheme="minorHAnsi"/>
+          <w:lang w:val="en-IN"/>
+        </w:rPr>
+        <w:t>) {</w:t>
+      </w:r>
+      <w:r>
+        <w:rPr>
+          <w:rFonts w:cstheme="minorHAnsi"/>
+          <w:lang w:val="en-IN"/>
+        </w:rPr>
+        <w:br/>
+        <w:t xml:space="preserve">    </w:t>
+      </w:r>
+      <w:r>
+        <w:rPr>
+          <w:rFonts w:cstheme="minorHAnsi"/>
+          <w:lang w:val="en-IN"/>
+        </w:rPr>
+        <w:t>try {</w:t>
+      </w:r>
+      <w:r>
+        <w:rPr>
+          <w:rFonts w:cstheme="minorHAnsi"/>
+          <w:lang w:val="en-IN"/>
+        </w:rPr>
+        <w:br/>
+        <w:t xml:space="preserve"> </w:t>
+      </w:r>
+      <w:r>
+        <w:rPr>
+          <w:rFonts w:cstheme="minorHAnsi"/>
+          <w:lang w:val="en-IN"/>
+        </w:rPr>
+        <w:t xml:space="preserve">        </w:t>
+      </w:r>
+      <w:r>
+        <w:rPr>
+          <w:rFonts w:cstheme="minorHAnsi"/>
+          <w:lang w:val="en-IN"/>
+        </w:rPr>
+        <w:t>return restClient.post()</w:t>
+      </w:r>
+      <w:r>
+        <w:rPr>
+          <w:rFonts w:cstheme="minorHAnsi"/>
+          <w:lang w:val="en-IN"/>
+        </w:rPr>
+        <w:t xml:space="preserve"> </w:t>
+      </w:r>
+      <w:r>
+        <w:rPr>
+          <w:rFonts w:cstheme="minorHAnsi"/>
+          <w:lang w:val="en-IN"/>
+        </w:rPr>
+        <w:br/>
+        <w:t xml:space="preserve"> </w:t>
+      </w:r>
+      <w:r>
+        <w:rPr>
+          <w:rFonts w:cstheme="minorHAnsi"/>
+          <w:lang w:val="en-IN"/>
+        </w:rPr>
+        <w:tab/>
+      </w:r>
+      <w:r>
+        <w:rPr>
+          <w:rFonts w:cstheme="minorHAnsi"/>
+          <w:lang w:val="en-IN"/>
+        </w:rPr>
+        <w:t>.</w:t>
+      </w:r>
+      <w:proofErr w:type="spellStart"/>
+      <w:r>
+        <w:rPr>
+          <w:rFonts w:cstheme="minorHAnsi"/>
+          <w:lang w:val="en-IN"/>
+        </w:rPr>
+        <w:t>uri</w:t>
+      </w:r>
+      <w:proofErr w:type="spellEnd"/>
+      <w:r>
+        <w:rPr>
+          <w:rFonts w:cstheme="minorHAnsi"/>
+          <w:lang w:val="en-IN"/>
+        </w:rPr>
+        <w:t>("/</w:t>
+      </w:r>
+      <w:r>
+        <w:rPr>
+          <w:rFonts w:cstheme="minorHAnsi"/>
+          <w:lang w:val="en-IN"/>
+        </w:rPr>
+        <w:t>create</w:t>
+      </w:r>
+      <w:r>
+        <w:rPr>
+          <w:rFonts w:cstheme="minorHAnsi"/>
+          <w:lang w:val="en-IN"/>
+        </w:rPr>
+        <w:t>")  // POST /api/employees</w:t>
+      </w:r>
+      <w:r>
+        <w:rPr>
+          <w:rFonts w:cstheme="minorHAnsi"/>
+          <w:lang w:val="en-IN"/>
+        </w:rPr>
+        <w:br/>
+        <w:t xml:space="preserve"> </w:t>
+      </w:r>
+      <w:r>
+        <w:rPr>
+          <w:rFonts w:cstheme="minorHAnsi"/>
+          <w:lang w:val="en-IN"/>
+        </w:rPr>
+        <w:tab/>
+      </w:r>
+      <w:r>
+        <w:rPr>
+          <w:rFonts w:cstheme="minorHAnsi"/>
+          <w:lang w:val="en-IN"/>
+        </w:rPr>
+        <w:t>.header(</w:t>
+      </w:r>
+      <w:proofErr w:type="spellStart"/>
+      <w:r>
+        <w:rPr>
+          <w:rFonts w:cstheme="minorHAnsi"/>
+          <w:lang w:val="en-IN"/>
+        </w:rPr>
+        <w:t>HttpHeaders.AUTHORIZATION</w:t>
+      </w:r>
+      <w:proofErr w:type="spellEnd"/>
+      <w:r>
+        <w:rPr>
+          <w:rFonts w:cstheme="minorHAnsi"/>
+          <w:lang w:val="en-IN"/>
+        </w:rPr>
+        <w:t xml:space="preserve">, "Bearer " + </w:t>
+      </w:r>
+      <w:proofErr w:type="spellStart"/>
+      <w:r>
+        <w:rPr>
+          <w:rFonts w:cstheme="minorHAnsi"/>
+          <w:lang w:val="en-IN"/>
+        </w:rPr>
+        <w:t>jwtToken</w:t>
+      </w:r>
+      <w:proofErr w:type="spellEnd"/>
+      <w:r>
+        <w:rPr>
+          <w:rFonts w:cstheme="minorHAnsi"/>
+          <w:lang w:val="en-IN"/>
+        </w:rPr>
+        <w:t>)</w:t>
+      </w:r>
+      <w:r>
+        <w:rPr>
+          <w:rFonts w:cstheme="minorHAnsi"/>
+          <w:lang w:val="en-IN"/>
+        </w:rPr>
+        <w:br/>
+        <w:t xml:space="preserve"> </w:t>
+      </w:r>
+      <w:r>
+        <w:rPr>
+          <w:rFonts w:cstheme="minorHAnsi"/>
+          <w:lang w:val="en-IN"/>
+        </w:rPr>
+        <w:tab/>
+      </w:r>
+      <w:r>
+        <w:rPr>
+          <w:rFonts w:cstheme="minorHAnsi"/>
+          <w:lang w:val="en-IN"/>
+        </w:rPr>
+        <w:t>.body(employee)</w:t>
+      </w:r>
+      <w:r>
+        <w:rPr>
+          <w:rFonts w:cstheme="minorHAnsi"/>
+          <w:lang w:val="en-IN"/>
+        </w:rPr>
+        <w:br/>
+        <w:t xml:space="preserve"> </w:t>
+      </w:r>
+      <w:r>
+        <w:rPr>
+          <w:rFonts w:cstheme="minorHAnsi"/>
+          <w:lang w:val="en-IN"/>
+        </w:rPr>
+        <w:tab/>
+      </w:r>
+      <w:r>
+        <w:rPr>
+          <w:rFonts w:cstheme="minorHAnsi"/>
+          <w:lang w:val="en-IN"/>
+        </w:rPr>
+        <w:t>.retrieve()</w:t>
+      </w:r>
+      <w:r>
+        <w:rPr>
+          <w:rFonts w:cstheme="minorHAnsi"/>
+          <w:lang w:val="en-IN"/>
+        </w:rPr>
+        <w:br/>
+        <w:t xml:space="preserve"> </w:t>
+      </w:r>
+      <w:r>
+        <w:rPr>
+          <w:rFonts w:cstheme="minorHAnsi"/>
+          <w:lang w:val="en-IN"/>
+        </w:rPr>
+        <w:tab/>
+      </w:r>
+      <w:r>
+        <w:rPr>
+          <w:rFonts w:cstheme="minorHAnsi"/>
+          <w:lang w:val="en-IN"/>
+        </w:rPr>
+        <w:t>.</w:t>
+      </w:r>
+      <w:proofErr w:type="spellStart"/>
+      <w:r>
+        <w:rPr>
+          <w:rFonts w:cstheme="minorHAnsi"/>
+          <w:lang w:val="en-IN"/>
+        </w:rPr>
+        <w:t>onStatus</w:t>
+      </w:r>
+      <w:proofErr w:type="spellEnd"/>
+      <w:r>
+        <w:rPr>
+          <w:rFonts w:cstheme="minorHAnsi"/>
+          <w:lang w:val="en-IN"/>
+        </w:rPr>
+        <w:t>(</w:t>
+      </w:r>
+      <w:proofErr w:type="spellStart"/>
+      <w:r>
+        <w:rPr>
+          <w:rFonts w:cstheme="minorHAnsi"/>
+          <w:lang w:val="en-IN"/>
+        </w:rPr>
+        <w:t>HttpStatusCode</w:t>
+      </w:r>
+      <w:proofErr w:type="spellEnd"/>
+      <w:r>
+        <w:rPr>
+          <w:rFonts w:cstheme="minorHAnsi"/>
+          <w:lang w:val="en-IN"/>
+        </w:rPr>
+        <w:t>::is4xxClientError,</w:t>
+      </w:r>
+      <w:r>
+        <w:rPr>
+          <w:rFonts w:cstheme="minorHAnsi"/>
+          <w:lang w:val="en-IN"/>
+        </w:rPr>
+        <w:br/>
+        <w:t xml:space="preserve"> </w:t>
+      </w:r>
+      <w:r>
+        <w:rPr>
+          <w:rFonts w:cstheme="minorHAnsi"/>
+          <w:lang w:val="en-IN"/>
+        </w:rPr>
+        <w:tab/>
+        <w:t xml:space="preserve">      </w:t>
+      </w:r>
+      <w:r>
+        <w:rPr>
+          <w:rFonts w:cstheme="minorHAnsi"/>
+          <w:lang w:val="en-IN"/>
+        </w:rPr>
+        <w:t xml:space="preserve"> (</w:t>
+      </w:r>
+      <w:proofErr w:type="spellStart"/>
+      <w:r>
+        <w:rPr>
+          <w:rFonts w:cstheme="minorHAnsi"/>
+          <w:lang w:val="en-IN"/>
+        </w:rPr>
+        <w:t>req</w:t>
+      </w:r>
+      <w:proofErr w:type="spellEnd"/>
+      <w:r>
+        <w:rPr>
+          <w:rFonts w:cstheme="minorHAnsi"/>
+          <w:lang w:val="en-IN"/>
+        </w:rPr>
+        <w:t xml:space="preserve">, res) -&gt; { throw new </w:t>
+      </w:r>
+      <w:proofErr w:type="spellStart"/>
+      <w:r>
+        <w:rPr>
+          <w:rFonts w:cstheme="minorHAnsi"/>
+          <w:lang w:val="en-IN"/>
+        </w:rPr>
+        <w:t>RuntimeException</w:t>
+      </w:r>
+      <w:proofErr w:type="spellEnd"/>
+      <w:r>
+        <w:rPr>
+          <w:rFonts w:cstheme="minorHAnsi"/>
+          <w:lang w:val="en-IN"/>
+        </w:rPr>
+        <w:t xml:space="preserve">("Client error: " + </w:t>
+      </w:r>
+      <w:proofErr w:type="spellStart"/>
+      <w:r>
+        <w:rPr>
+          <w:rFonts w:cstheme="minorHAnsi"/>
+          <w:lang w:val="en-IN"/>
+        </w:rPr>
+        <w:t>res.getStatusCode</w:t>
+      </w:r>
+      <w:proofErr w:type="spellEnd"/>
+      <w:r>
+        <w:rPr>
+          <w:rFonts w:cstheme="minorHAnsi"/>
+          <w:lang w:val="en-IN"/>
+        </w:rPr>
+        <w:t>()); })</w:t>
+      </w:r>
+      <w:r>
+        <w:rPr>
+          <w:rFonts w:cstheme="minorHAnsi"/>
+          <w:lang w:val="en-IN"/>
+        </w:rPr>
+        <w:br/>
+        <w:t xml:space="preserve"> </w:t>
+      </w:r>
+      <w:r>
+        <w:rPr>
+          <w:rFonts w:cstheme="minorHAnsi"/>
+          <w:lang w:val="en-IN"/>
+        </w:rPr>
+        <w:tab/>
+      </w:r>
+      <w:r>
+        <w:rPr>
+          <w:rFonts w:cstheme="minorHAnsi"/>
+          <w:lang w:val="en-IN"/>
+        </w:rPr>
+        <w:t>.</w:t>
+      </w:r>
+      <w:proofErr w:type="spellStart"/>
+      <w:r>
+        <w:rPr>
+          <w:rFonts w:cstheme="minorHAnsi"/>
+          <w:lang w:val="en-IN"/>
+        </w:rPr>
+        <w:t>onStatus</w:t>
+      </w:r>
+      <w:proofErr w:type="spellEnd"/>
+      <w:r>
+        <w:rPr>
+          <w:rFonts w:cstheme="minorHAnsi"/>
+          <w:lang w:val="en-IN"/>
+        </w:rPr>
+        <w:t>(</w:t>
+      </w:r>
+      <w:proofErr w:type="spellStart"/>
+      <w:r>
+        <w:rPr>
+          <w:rFonts w:cstheme="minorHAnsi"/>
+          <w:lang w:val="en-IN"/>
+        </w:rPr>
+        <w:t>HttpStatusCode</w:t>
+      </w:r>
+      <w:proofErr w:type="spellEnd"/>
+      <w:r>
+        <w:rPr>
+          <w:rFonts w:cstheme="minorHAnsi"/>
+          <w:lang w:val="en-IN"/>
+        </w:rPr>
+        <w:t>::is5xxServerError,</w:t>
+      </w:r>
+      <w:r>
+        <w:rPr>
+          <w:rFonts w:cstheme="minorHAnsi"/>
+          <w:lang w:val="en-IN"/>
+        </w:rPr>
+        <w:br/>
+        <w:t xml:space="preserve"> </w:t>
+      </w:r>
+      <w:r>
+        <w:rPr>
+          <w:rFonts w:cstheme="minorHAnsi"/>
+          <w:lang w:val="en-IN"/>
+        </w:rPr>
+        <w:tab/>
+        <w:t xml:space="preserve">      </w:t>
+      </w:r>
+      <w:r>
+        <w:rPr>
+          <w:rFonts w:cstheme="minorHAnsi"/>
+          <w:lang w:val="en-IN"/>
+        </w:rPr>
+        <w:t>(</w:t>
+      </w:r>
+      <w:proofErr w:type="spellStart"/>
+      <w:r>
+        <w:rPr>
+          <w:rFonts w:cstheme="minorHAnsi"/>
+          <w:lang w:val="en-IN"/>
+        </w:rPr>
+        <w:t>req</w:t>
+      </w:r>
+      <w:proofErr w:type="spellEnd"/>
+      <w:r>
+        <w:rPr>
+          <w:rFonts w:cstheme="minorHAnsi"/>
+          <w:lang w:val="en-IN"/>
+        </w:rPr>
+        <w:t xml:space="preserve">, res) -&gt; { throw new </w:t>
+      </w:r>
+      <w:proofErr w:type="spellStart"/>
+      <w:r>
+        <w:rPr>
+          <w:rFonts w:cstheme="minorHAnsi"/>
+          <w:lang w:val="en-IN"/>
+        </w:rPr>
+        <w:t>RuntimeException</w:t>
+      </w:r>
+      <w:proofErr w:type="spellEnd"/>
+      <w:r>
+        <w:rPr>
+          <w:rFonts w:cstheme="minorHAnsi"/>
+          <w:lang w:val="en-IN"/>
+        </w:rPr>
+        <w:t xml:space="preserve">("Server error: " + </w:t>
+      </w:r>
+      <w:proofErr w:type="spellStart"/>
+      <w:r>
+        <w:rPr>
+          <w:rFonts w:cstheme="minorHAnsi"/>
+          <w:lang w:val="en-IN"/>
+        </w:rPr>
+        <w:t>res.getStatusCode</w:t>
+      </w:r>
+      <w:proofErr w:type="spellEnd"/>
+      <w:r>
+        <w:rPr>
+          <w:rFonts w:cstheme="minorHAnsi"/>
+          <w:lang w:val="en-IN"/>
+        </w:rPr>
+        <w:t>()); })</w:t>
+      </w:r>
+      <w:r>
+        <w:rPr>
+          <w:rFonts w:cstheme="minorHAnsi"/>
+          <w:lang w:val="en-IN"/>
+        </w:rPr>
+        <w:br/>
+        <w:t xml:space="preserve"> </w:t>
+      </w:r>
+      <w:r>
+        <w:rPr>
+          <w:rFonts w:cstheme="minorHAnsi"/>
+          <w:lang w:val="en-IN"/>
+        </w:rPr>
+        <w:tab/>
+      </w:r>
+      <w:r>
+        <w:rPr>
+          <w:rFonts w:cstheme="minorHAnsi"/>
+          <w:lang w:val="en-IN"/>
+        </w:rPr>
+        <w:t>.body(</w:t>
+      </w:r>
+      <w:proofErr w:type="spellStart"/>
+      <w:r>
+        <w:rPr>
+          <w:rFonts w:cstheme="minorHAnsi"/>
+          <w:lang w:val="en-IN"/>
+        </w:rPr>
+        <w:t>Employee.class</w:t>
+      </w:r>
+      <w:proofErr w:type="spellEnd"/>
+      <w:r>
+        <w:rPr>
+          <w:rFonts w:cstheme="minorHAnsi"/>
+          <w:lang w:val="en-IN"/>
+        </w:rPr>
+        <w:t>);</w:t>
+      </w:r>
+      <w:r>
+        <w:rPr>
+          <w:rFonts w:cstheme="minorHAnsi"/>
+          <w:lang w:val="en-IN"/>
+        </w:rPr>
+        <w:br/>
+      </w:r>
+      <w:r>
+        <w:rPr>
+          <w:rFonts w:cstheme="minorHAnsi"/>
+          <w:lang w:val="en-IN"/>
+        </w:rPr>
+        <w:lastRenderedPageBreak/>
+        <w:t xml:space="preserve">    </w:t>
+      </w:r>
+      <w:r>
+        <w:rPr>
+          <w:rFonts w:cstheme="minorHAnsi"/>
+          <w:lang w:val="en-IN"/>
+        </w:rPr>
+        <w:t>} catch (Exception ex) {</w:t>
+      </w:r>
+      <w:r>
+        <w:rPr>
+          <w:rFonts w:cstheme="minorHAnsi"/>
+          <w:lang w:val="en-IN"/>
+        </w:rPr>
+        <w:br/>
+        <w:t xml:space="preserve"> </w:t>
+      </w:r>
+      <w:r>
+        <w:rPr>
+          <w:rFonts w:cstheme="minorHAnsi"/>
+          <w:lang w:val="en-IN"/>
+        </w:rPr>
+        <w:tab/>
+      </w:r>
+      <w:r>
+        <w:rPr>
+          <w:rFonts w:cstheme="minorHAnsi"/>
+          <w:lang w:val="en-IN"/>
+        </w:rPr>
+        <w:t xml:space="preserve">throw new </w:t>
+      </w:r>
+      <w:proofErr w:type="spellStart"/>
+      <w:r>
+        <w:rPr>
+          <w:rFonts w:cstheme="minorHAnsi"/>
+          <w:lang w:val="en-IN"/>
+        </w:rPr>
+        <w:t>RuntimeException</w:t>
+      </w:r>
+      <w:proofErr w:type="spellEnd"/>
+      <w:r>
+        <w:rPr>
+          <w:rFonts w:cstheme="minorHAnsi"/>
+          <w:lang w:val="en-IN"/>
+        </w:rPr>
+        <w:t xml:space="preserve">("Error creating employee: " + </w:t>
+      </w:r>
+      <w:proofErr w:type="spellStart"/>
+      <w:r>
+        <w:rPr>
+          <w:rFonts w:cstheme="minorHAnsi"/>
+          <w:lang w:val="en-IN"/>
+        </w:rPr>
+        <w:t>ex.getMessage</w:t>
+      </w:r>
+      <w:proofErr w:type="spellEnd"/>
+      <w:r>
+        <w:rPr>
+          <w:rFonts w:cstheme="minorHAnsi"/>
+          <w:lang w:val="en-IN"/>
+        </w:rPr>
+        <w:t>());</w:t>
+      </w:r>
+      <w:r>
+        <w:rPr>
+          <w:rFonts w:cstheme="minorHAnsi"/>
+          <w:lang w:val="en-IN"/>
+        </w:rPr>
+        <w:br/>
+        <w:t xml:space="preserve">    </w:t>
+      </w:r>
+      <w:r>
+        <w:rPr>
+          <w:rFonts w:cstheme="minorHAnsi"/>
+          <w:lang w:val="en-IN"/>
+        </w:rPr>
+        <w:t>}}</w:t>
       </w:r>
     </w:p>
     <w:p>
       <w:pPr>
-        <w:pStyle w:val="ListParagraph"/>
-        <w:numPr>
-          <w:ilvl w:val="0"/>
-          <w:numId w:val="9"/>
-        </w:numPr>
-        <w:rPr>
-          <w:lang w:val="en-IN"/>
-        </w:rPr>
-      </w:pPr>
-      <w:proofErr w:type="spellStart"/>
-      <w:proofErr w:type="gramStart"/>
-      <w:r>
-        <w:rPr>
-          <w:lang w:val="en-IN"/>
-        </w:rPr>
-        <w:t>getForObject</w:t>
-      </w:r>
-      <w:proofErr w:type="spellEnd"/>
-      <w:proofErr w:type="gramEnd"/>
-      <w:r>
-        <w:rPr>
-          <w:lang w:val="en-IN"/>
-        </w:rPr>
-        <w:t xml:space="preserve"> returns the parsed response body directly, without the HTTP response metadata.</w:t>
+        <w:rPr>
+          <w:rFonts w:cstheme="minorHAnsi"/>
+          <w:lang w:val="en-IN"/>
+        </w:rPr>
+      </w:pPr>
+      <w:r>
+        <w:rPr>
+          <w:rFonts w:cstheme="minorHAnsi"/>
+          <w:b/>
+          <w:bCs/>
+          <w:lang w:val="en-IN"/>
+        </w:rPr>
+        <w:t>// 3. FETCH ALL EMPLOYEES (GET)</w:t>
+      </w:r>
+      <w:r>
+        <w:rPr>
+          <w:rFonts w:cstheme="minorHAnsi"/>
+          <w:lang w:val="en-IN"/>
+        </w:rPr>
+        <w:br/>
+        <w:t xml:space="preserve"> </w:t>
+      </w:r>
+      <w:r>
+        <w:rPr>
+          <w:rFonts w:cstheme="minorHAnsi"/>
+          <w:lang w:val="en-IN"/>
+        </w:rPr>
+        <w:t xml:space="preserve">public List&lt;Employee&gt; </w:t>
+      </w:r>
+      <w:proofErr w:type="spellStart"/>
+      <w:r>
+        <w:rPr>
+          <w:rFonts w:cstheme="minorHAnsi"/>
+          <w:lang w:val="en-IN"/>
+        </w:rPr>
+        <w:t>fetchAllEmployees</w:t>
+      </w:r>
+      <w:proofErr w:type="spellEnd"/>
+      <w:r>
+        <w:rPr>
+          <w:rFonts w:cstheme="minorHAnsi"/>
+          <w:lang w:val="en-IN"/>
+        </w:rPr>
+        <w:t xml:space="preserve">(String </w:t>
+      </w:r>
+      <w:proofErr w:type="spellStart"/>
+      <w:r>
+        <w:rPr>
+          <w:rFonts w:cstheme="minorHAnsi"/>
+          <w:lang w:val="en-IN"/>
+        </w:rPr>
+        <w:t>jwtToken</w:t>
+      </w:r>
+      <w:proofErr w:type="spellEnd"/>
+      <w:r>
+        <w:rPr>
+          <w:rFonts w:cstheme="minorHAnsi"/>
+          <w:lang w:val="en-IN"/>
+        </w:rPr>
+        <w:t>) {</w:t>
+      </w:r>
+      <w:r>
+        <w:rPr>
+          <w:rFonts w:cstheme="minorHAnsi"/>
+          <w:lang w:val="en-IN"/>
+        </w:rPr>
+        <w:br/>
+        <w:t xml:space="preserve">        </w:t>
+      </w:r>
+      <w:r>
+        <w:rPr>
+          <w:rFonts w:cstheme="minorHAnsi"/>
+          <w:lang w:val="en-IN"/>
+        </w:rPr>
+        <w:t>try {</w:t>
+      </w:r>
+      <w:r>
+        <w:rPr>
+          <w:rFonts w:cstheme="minorHAnsi"/>
+          <w:lang w:val="en-IN"/>
+        </w:rPr>
+        <w:br/>
+        <w:t xml:space="preserve">          </w:t>
+      </w:r>
+      <w:r>
+        <w:rPr>
+          <w:rFonts w:cstheme="minorHAnsi"/>
+          <w:lang w:val="en-IN"/>
+        </w:rPr>
+        <w:t xml:space="preserve">return </w:t>
+      </w:r>
+      <w:proofErr w:type="spellStart"/>
+      <w:r>
+        <w:rPr>
+          <w:rFonts w:cstheme="minorHAnsi"/>
+          <w:lang w:val="en-IN"/>
+        </w:rPr>
+        <w:t>restClient.get</w:t>
+      </w:r>
+      <w:proofErr w:type="spellEnd"/>
+      <w:r>
+        <w:rPr>
+          <w:rFonts w:cstheme="minorHAnsi"/>
+          <w:lang w:val="en-IN"/>
+        </w:rPr>
+        <w:t>()</w:t>
+      </w:r>
+      <w:r>
+        <w:rPr>
+          <w:rFonts w:cstheme="minorHAnsi"/>
+          <w:lang w:val="en-IN"/>
+        </w:rPr>
+        <w:br/>
+        <w:t xml:space="preserve"> </w:t>
+      </w:r>
+      <w:r>
+        <w:rPr>
+          <w:rFonts w:cstheme="minorHAnsi"/>
+          <w:lang w:val="en-IN"/>
+        </w:rPr>
+        <w:tab/>
+      </w:r>
+      <w:r>
+        <w:rPr>
+          <w:rFonts w:cstheme="minorHAnsi"/>
+          <w:lang w:val="en-IN"/>
+        </w:rPr>
+        <w:t>.</w:t>
+      </w:r>
+      <w:proofErr w:type="spellStart"/>
+      <w:r>
+        <w:rPr>
+          <w:rFonts w:cstheme="minorHAnsi"/>
+          <w:lang w:val="en-IN"/>
+        </w:rPr>
+        <w:t>uri</w:t>
+      </w:r>
+      <w:proofErr w:type="spellEnd"/>
+      <w:r>
+        <w:rPr>
+          <w:rFonts w:cstheme="minorHAnsi"/>
+          <w:lang w:val="en-IN"/>
+        </w:rPr>
+        <w:t>("/all")  // GET /api/employees/all</w:t>
+      </w:r>
+      <w:r>
+        <w:rPr>
+          <w:rFonts w:cstheme="minorHAnsi"/>
+          <w:lang w:val="en-IN"/>
+        </w:rPr>
+        <w:br/>
+        <w:t xml:space="preserve"> </w:t>
+      </w:r>
+      <w:r>
+        <w:rPr>
+          <w:rFonts w:cstheme="minorHAnsi"/>
+          <w:lang w:val="en-IN"/>
+        </w:rPr>
+        <w:tab/>
+      </w:r>
+      <w:r>
+        <w:rPr>
+          <w:rFonts w:cstheme="minorHAnsi"/>
+          <w:lang w:val="en-IN"/>
+        </w:rPr>
+        <w:t>.header(</w:t>
+      </w:r>
+      <w:proofErr w:type="spellStart"/>
+      <w:r>
+        <w:rPr>
+          <w:rFonts w:cstheme="minorHAnsi"/>
+          <w:lang w:val="en-IN"/>
+        </w:rPr>
+        <w:t>HttpHeaders.AUTHORIZATION</w:t>
+      </w:r>
+      <w:proofErr w:type="spellEnd"/>
+      <w:r>
+        <w:rPr>
+          <w:rFonts w:cstheme="minorHAnsi"/>
+          <w:lang w:val="en-IN"/>
+        </w:rPr>
+        <w:t xml:space="preserve">, "Bearer " + </w:t>
+      </w:r>
+      <w:proofErr w:type="spellStart"/>
+      <w:r>
+        <w:rPr>
+          <w:rFonts w:cstheme="minorHAnsi"/>
+          <w:lang w:val="en-IN"/>
+        </w:rPr>
+        <w:t>jwtToken</w:t>
+      </w:r>
+      <w:proofErr w:type="spellEnd"/>
+      <w:r>
+        <w:rPr>
+          <w:rFonts w:cstheme="minorHAnsi"/>
+          <w:lang w:val="en-IN"/>
+        </w:rPr>
+        <w:t>)</w:t>
+      </w:r>
+      <w:r>
+        <w:rPr>
+          <w:rFonts w:cstheme="minorHAnsi"/>
+          <w:lang w:val="en-IN"/>
+        </w:rPr>
+        <w:br/>
+        <w:t xml:space="preserve"> </w:t>
+      </w:r>
+      <w:r>
+        <w:rPr>
+          <w:rFonts w:cstheme="minorHAnsi"/>
+          <w:lang w:val="en-IN"/>
+        </w:rPr>
+        <w:tab/>
+      </w:r>
+      <w:r>
+        <w:rPr>
+          <w:rFonts w:cstheme="minorHAnsi"/>
+          <w:lang w:val="en-IN"/>
+        </w:rPr>
+        <w:t>.retrieve()</w:t>
+      </w:r>
+      <w:r>
+        <w:rPr>
+          <w:rFonts w:cstheme="minorHAnsi"/>
+          <w:lang w:val="en-IN"/>
+        </w:rPr>
+        <w:br/>
+        <w:t xml:space="preserve"> </w:t>
+      </w:r>
+      <w:r>
+        <w:rPr>
+          <w:rFonts w:cstheme="minorHAnsi"/>
+          <w:lang w:val="en-IN"/>
+        </w:rPr>
+        <w:tab/>
+      </w:r>
+      <w:r>
+        <w:rPr>
+          <w:rFonts w:cstheme="minorHAnsi"/>
+          <w:lang w:val="en-IN"/>
+        </w:rPr>
+        <w:t>.</w:t>
+      </w:r>
+      <w:proofErr w:type="spellStart"/>
+      <w:r>
+        <w:rPr>
+          <w:rFonts w:cstheme="minorHAnsi"/>
+          <w:lang w:val="en-IN"/>
+        </w:rPr>
+        <w:t>onStatus</w:t>
+      </w:r>
+      <w:proofErr w:type="spellEnd"/>
+      <w:r>
+        <w:rPr>
+          <w:rFonts w:cstheme="minorHAnsi"/>
+          <w:lang w:val="en-IN"/>
+        </w:rPr>
+        <w:t>(</w:t>
+      </w:r>
+      <w:proofErr w:type="spellStart"/>
+      <w:r>
+        <w:rPr>
+          <w:rFonts w:cstheme="minorHAnsi"/>
+          <w:lang w:val="en-IN"/>
+        </w:rPr>
+        <w:t>HttpStatusCode</w:t>
+      </w:r>
+      <w:proofErr w:type="spellEnd"/>
+      <w:r>
+        <w:rPr>
+          <w:rFonts w:cstheme="minorHAnsi"/>
+          <w:lang w:val="en-IN"/>
+        </w:rPr>
+        <w:t>::is4xxClientError,</w:t>
+      </w:r>
+      <w:r>
+        <w:rPr>
+          <w:rFonts w:cstheme="minorHAnsi"/>
+          <w:lang w:val="en-IN"/>
+        </w:rPr>
+        <w:br/>
+        <w:t xml:space="preserve"> </w:t>
+      </w:r>
+      <w:r>
+        <w:rPr>
+          <w:rFonts w:cstheme="minorHAnsi"/>
+          <w:lang w:val="en-IN"/>
+        </w:rPr>
+        <w:tab/>
+        <w:t xml:space="preserve">     </w:t>
+      </w:r>
+      <w:r>
+        <w:rPr>
+          <w:rFonts w:cstheme="minorHAnsi"/>
+          <w:lang w:val="en-IN"/>
+        </w:rPr>
+        <w:t>(</w:t>
+      </w:r>
+      <w:proofErr w:type="spellStart"/>
+      <w:r>
+        <w:rPr>
+          <w:rFonts w:cstheme="minorHAnsi"/>
+          <w:lang w:val="en-IN"/>
+        </w:rPr>
+        <w:t>req</w:t>
+      </w:r>
+      <w:proofErr w:type="spellEnd"/>
+      <w:r>
+        <w:rPr>
+          <w:rFonts w:cstheme="minorHAnsi"/>
+          <w:lang w:val="en-IN"/>
+        </w:rPr>
+        <w:t xml:space="preserve">, res) -&gt; { throw new </w:t>
+      </w:r>
+      <w:proofErr w:type="spellStart"/>
+      <w:r>
+        <w:rPr>
+          <w:rFonts w:cstheme="minorHAnsi"/>
+          <w:lang w:val="en-IN"/>
+        </w:rPr>
+        <w:t>RuntimeException</w:t>
+      </w:r>
+      <w:proofErr w:type="spellEnd"/>
+      <w:r>
+        <w:rPr>
+          <w:rFonts w:cstheme="minorHAnsi"/>
+          <w:lang w:val="en-IN"/>
+        </w:rPr>
+        <w:t xml:space="preserve">("Client error: " + </w:t>
+      </w:r>
+      <w:proofErr w:type="spellStart"/>
+      <w:r>
+        <w:rPr>
+          <w:rFonts w:cstheme="minorHAnsi"/>
+          <w:lang w:val="en-IN"/>
+        </w:rPr>
+        <w:t>res.getStatusCode</w:t>
+      </w:r>
+      <w:proofErr w:type="spellEnd"/>
+      <w:r>
+        <w:rPr>
+          <w:rFonts w:cstheme="minorHAnsi"/>
+          <w:lang w:val="en-IN"/>
+        </w:rPr>
+        <w:t>()); })</w:t>
+      </w:r>
+      <w:r>
+        <w:rPr>
+          <w:rFonts w:cstheme="minorHAnsi"/>
+          <w:lang w:val="en-IN"/>
+        </w:rPr>
+        <w:br/>
+        <w:t xml:space="preserve"> </w:t>
+      </w:r>
+      <w:r>
+        <w:rPr>
+          <w:rFonts w:cstheme="minorHAnsi"/>
+          <w:lang w:val="en-IN"/>
+        </w:rPr>
+        <w:tab/>
+      </w:r>
+      <w:r>
+        <w:rPr>
+          <w:rFonts w:cstheme="minorHAnsi"/>
+          <w:lang w:val="en-IN"/>
+        </w:rPr>
+        <w:t>.</w:t>
+      </w:r>
+      <w:proofErr w:type="spellStart"/>
+      <w:r>
+        <w:rPr>
+          <w:rFonts w:cstheme="minorHAnsi"/>
+          <w:lang w:val="en-IN"/>
+        </w:rPr>
+        <w:t>onStatus</w:t>
+      </w:r>
+      <w:proofErr w:type="spellEnd"/>
+      <w:r>
+        <w:rPr>
+          <w:rFonts w:cstheme="minorHAnsi"/>
+          <w:lang w:val="en-IN"/>
+        </w:rPr>
+        <w:t>(</w:t>
+      </w:r>
+      <w:proofErr w:type="spellStart"/>
+      <w:r>
+        <w:rPr>
+          <w:rFonts w:cstheme="minorHAnsi"/>
+          <w:lang w:val="en-IN"/>
+        </w:rPr>
+        <w:t>HttpStatusCode</w:t>
+      </w:r>
+      <w:proofErr w:type="spellEnd"/>
+      <w:r>
+        <w:rPr>
+          <w:rFonts w:cstheme="minorHAnsi"/>
+          <w:lang w:val="en-IN"/>
+        </w:rPr>
+        <w:t>::is5xxServerError,</w:t>
+      </w:r>
+      <w:r>
+        <w:rPr>
+          <w:rFonts w:cstheme="minorHAnsi"/>
+          <w:lang w:val="en-IN"/>
+        </w:rPr>
+        <w:br/>
+        <w:t xml:space="preserve"> </w:t>
+      </w:r>
+      <w:r>
+        <w:rPr>
+          <w:rFonts w:cstheme="minorHAnsi"/>
+          <w:lang w:val="en-IN"/>
+        </w:rPr>
+        <w:tab/>
+        <w:t xml:space="preserve">    </w:t>
+      </w:r>
+      <w:r>
+        <w:rPr>
+          <w:rFonts w:cstheme="minorHAnsi"/>
+          <w:lang w:val="en-IN"/>
+        </w:rPr>
+        <w:t xml:space="preserve"> (</w:t>
+      </w:r>
+      <w:proofErr w:type="spellStart"/>
+      <w:r>
+        <w:rPr>
+          <w:rFonts w:cstheme="minorHAnsi"/>
+          <w:lang w:val="en-IN"/>
+        </w:rPr>
+        <w:t>req</w:t>
+      </w:r>
+      <w:proofErr w:type="spellEnd"/>
+      <w:r>
+        <w:rPr>
+          <w:rFonts w:cstheme="minorHAnsi"/>
+          <w:lang w:val="en-IN"/>
+        </w:rPr>
+        <w:t xml:space="preserve">, res) -&gt; { throw new </w:t>
+      </w:r>
+      <w:proofErr w:type="spellStart"/>
+      <w:r>
+        <w:rPr>
+          <w:rFonts w:cstheme="minorHAnsi"/>
+          <w:lang w:val="en-IN"/>
+        </w:rPr>
+        <w:t>RuntimeException</w:t>
+      </w:r>
+      <w:proofErr w:type="spellEnd"/>
+      <w:r>
+        <w:rPr>
+          <w:rFonts w:cstheme="minorHAnsi"/>
+          <w:lang w:val="en-IN"/>
+        </w:rPr>
+        <w:t xml:space="preserve">("Server error: " + </w:t>
+      </w:r>
+      <w:proofErr w:type="spellStart"/>
+      <w:r>
+        <w:rPr>
+          <w:rFonts w:cstheme="minorHAnsi"/>
+          <w:lang w:val="en-IN"/>
+        </w:rPr>
+        <w:t>res.getStatusCode</w:t>
+      </w:r>
+      <w:proofErr w:type="spellEnd"/>
+      <w:r>
+        <w:rPr>
+          <w:rFonts w:cstheme="minorHAnsi"/>
+          <w:lang w:val="en-IN"/>
+        </w:rPr>
+        <w:t>()); })</w:t>
+      </w:r>
+      <w:r>
+        <w:rPr>
+          <w:rFonts w:cstheme="minorHAnsi"/>
+          <w:lang w:val="en-IN"/>
+        </w:rPr>
+        <w:br/>
+        <w:t xml:space="preserve"> </w:t>
+      </w:r>
+      <w:r>
+        <w:rPr>
+          <w:rFonts w:cstheme="minorHAnsi"/>
+          <w:lang w:val="en-IN"/>
+        </w:rPr>
+        <w:tab/>
+      </w:r>
+      <w:r>
+        <w:rPr>
+          <w:rFonts w:cstheme="minorHAnsi"/>
+          <w:lang w:val="en-IN"/>
+        </w:rPr>
+        <w:t xml:space="preserve">.body(new </w:t>
+      </w:r>
+      <w:proofErr w:type="spellStart"/>
+      <w:r>
+        <w:rPr>
+          <w:rFonts w:cstheme="minorHAnsi"/>
+          <w:lang w:val="en-IN"/>
+        </w:rPr>
+        <w:t>ParameterizedTypeReference</w:t>
+      </w:r>
+      <w:proofErr w:type="spellEnd"/>
+      <w:r>
+        <w:rPr>
+          <w:rFonts w:cstheme="minorHAnsi"/>
+          <w:lang w:val="en-IN"/>
+        </w:rPr>
+        <w:t>&lt;List&lt;Employee&gt;&gt;() {});</w:t>
+      </w:r>
+      <w:r>
+        <w:rPr>
+          <w:rFonts w:cstheme="minorHAnsi"/>
+          <w:lang w:val="en-IN"/>
+        </w:rPr>
+        <w:br/>
+        <w:t xml:space="preserve">       </w:t>
+      </w:r>
+      <w:r>
+        <w:rPr>
+          <w:rFonts w:cstheme="minorHAnsi"/>
+          <w:lang w:val="en-IN"/>
+        </w:rPr>
+        <w:t>} catch (Exception ex) {</w:t>
+      </w:r>
+      <w:r>
+        <w:rPr>
+          <w:rFonts w:cstheme="minorHAnsi"/>
+          <w:lang w:val="en-IN"/>
+        </w:rPr>
+        <w:br/>
+        <w:t xml:space="preserve"> </w:t>
+      </w:r>
+      <w:r>
+        <w:rPr>
+          <w:rFonts w:cstheme="minorHAnsi"/>
+          <w:lang w:val="en-IN"/>
+        </w:rPr>
+        <w:tab/>
+      </w:r>
+      <w:r>
+        <w:rPr>
+          <w:rFonts w:cstheme="minorHAnsi"/>
+          <w:lang w:val="en-IN"/>
+        </w:rPr>
+        <w:t xml:space="preserve">throw new </w:t>
+      </w:r>
+      <w:proofErr w:type="spellStart"/>
+      <w:r>
+        <w:rPr>
+          <w:rFonts w:cstheme="minorHAnsi"/>
+          <w:lang w:val="en-IN"/>
+        </w:rPr>
+        <w:t>RuntimeException</w:t>
+      </w:r>
+      <w:proofErr w:type="spellEnd"/>
+      <w:r>
+        <w:rPr>
+          <w:rFonts w:cstheme="minorHAnsi"/>
+          <w:lang w:val="en-IN"/>
+        </w:rPr>
+        <w:t xml:space="preserve">("Error fetching all employees: " + </w:t>
+      </w:r>
+      <w:proofErr w:type="spellStart"/>
+      <w:r>
+        <w:rPr>
+          <w:rFonts w:cstheme="minorHAnsi"/>
+          <w:lang w:val="en-IN"/>
+        </w:rPr>
+        <w:t>ex.getMessage</w:t>
+      </w:r>
+      <w:proofErr w:type="spellEnd"/>
+      <w:r>
+        <w:rPr>
+          <w:rFonts w:cstheme="minorHAnsi"/>
+          <w:lang w:val="en-IN"/>
+        </w:rPr>
+        <w:t>());</w:t>
+      </w:r>
+      <w:r>
+        <w:rPr>
+          <w:rFonts w:cstheme="minorHAnsi"/>
+          <w:lang w:val="en-IN"/>
+        </w:rPr>
+        <w:br/>
+        <w:t xml:space="preserve">       </w:t>
+      </w:r>
+      <w:r>
+        <w:rPr>
+          <w:rFonts w:cstheme="minorHAnsi"/>
+          <w:lang w:val="en-IN"/>
+        </w:rPr>
+        <w:t>}}}</w:t>
       </w:r>
     </w:p>
     <w:p>
       <w:pPr>
-        <w:pStyle w:val="ListParagraph"/>
-        <w:numPr>
-          <w:ilvl w:val="0"/>
-          <w:numId w:val="8"/>
-        </w:numPr>
-        <w:rPr>
-          <w:lang w:val="en-IN"/>
-        </w:rPr>
-      </w:pPr>
-      <w:r>
-        <w:rPr>
+        <w:pStyle w:val="Heading3"/>
+        <w:rPr>
+          <w:rFonts w:asciiTheme="minorHAnsi" w:hAnsiTheme="minorHAnsi" w:cstheme="minorHAnsi"/>
+          <w:sz w:val="22"/>
+          <w:szCs w:val="22"/>
+        </w:rPr>
+      </w:pPr>
+      <w:r>
+        <w:rPr>
+          <w:rStyle w:val="Strong"/>
+          <w:rFonts w:asciiTheme="minorHAnsi" w:hAnsiTheme="minorHAnsi" w:cstheme="minorHAnsi"/>
           <w:b/>
-          <w:lang w:val="en-IN"/>
-        </w:rPr>
-        <w:t>Usage Scenario</w:t>
-      </w:r>
-      <w:r>
-        <w:rPr>
-          <w:lang w:val="en-IN"/>
-        </w:rPr>
-        <w:t>:</w:t>
+          <w:bCs/>
+          <w:sz w:val="22"/>
+          <w:szCs w:val="22"/>
+        </w:rPr>
+        <w:t xml:space="preserve">What is the difference between using </w:t>
+      </w:r>
+      <w:r>
+        <w:rPr>
+          <w:rStyle w:val="HTMLCode"/>
+          <w:rFonts w:asciiTheme="minorHAnsi" w:hAnsiTheme="minorHAnsi" w:cstheme="minorHAnsi"/>
+          <w:sz w:val="22"/>
+          <w:szCs w:val="22"/>
+        </w:rPr>
+        <w:t>.retrieve()</w:t>
+      </w:r>
+      <w:r>
+        <w:rPr>
+          <w:rStyle w:val="Strong"/>
+          <w:rFonts w:asciiTheme="minorHAnsi" w:hAnsiTheme="minorHAnsi" w:cstheme="minorHAnsi"/>
+          <w:b/>
+          <w:bCs/>
+          <w:sz w:val="22"/>
+          <w:szCs w:val="22"/>
+        </w:rPr>
+        <w:t xml:space="preserve"> </w:t>
+      </w:r>
+      <w:proofErr w:type="spellStart"/>
+      <w:r>
+        <w:rPr>
+          <w:rStyle w:val="Strong"/>
+          <w:rFonts w:asciiTheme="minorHAnsi" w:hAnsiTheme="minorHAnsi" w:cstheme="minorHAnsi"/>
+          <w:b/>
+          <w:bCs/>
+          <w:sz w:val="22"/>
+          <w:szCs w:val="22"/>
+        </w:rPr>
+        <w:t>vs</w:t>
+      </w:r>
+      <w:proofErr w:type="spellEnd"/>
+      <w:r>
+        <w:rPr>
+          <w:rStyle w:val="Strong"/>
+          <w:rFonts w:asciiTheme="minorHAnsi" w:hAnsiTheme="minorHAnsi" w:cstheme="minorHAnsi"/>
+          <w:b/>
+          <w:bCs/>
+          <w:sz w:val="22"/>
+          <w:szCs w:val="22"/>
+        </w:rPr>
+        <w:t xml:space="preserve"> </w:t>
+      </w:r>
+      <w:r>
+        <w:rPr>
+          <w:rStyle w:val="HTMLCode"/>
+          <w:rFonts w:asciiTheme="minorHAnsi" w:hAnsiTheme="minorHAnsi" w:cstheme="minorHAnsi"/>
+          <w:sz w:val="22"/>
+          <w:szCs w:val="22"/>
+        </w:rPr>
+        <w:t>.exchange()</w:t>
+      </w:r>
+      <w:r>
+        <w:rPr>
+          <w:rStyle w:val="Strong"/>
+          <w:rFonts w:asciiTheme="minorHAnsi" w:hAnsiTheme="minorHAnsi" w:cstheme="minorHAnsi"/>
+          <w:b/>
+          <w:bCs/>
+          <w:sz w:val="22"/>
+          <w:szCs w:val="22"/>
+        </w:rPr>
+        <w:t xml:space="preserve"> in </w:t>
+      </w:r>
+      <w:proofErr w:type="spellStart"/>
+      <w:r>
+        <w:rPr>
+          <w:rStyle w:val="Strong"/>
+          <w:rFonts w:asciiTheme="minorHAnsi" w:hAnsiTheme="minorHAnsi" w:cstheme="minorHAnsi"/>
+          <w:b/>
+          <w:bCs/>
+          <w:sz w:val="22"/>
+          <w:szCs w:val="22"/>
+        </w:rPr>
+        <w:t>RestClient</w:t>
+      </w:r>
+      <w:proofErr w:type="spellEnd"/>
+      <w:r>
+        <w:rPr>
+          <w:rStyle w:val="Strong"/>
+          <w:rFonts w:asciiTheme="minorHAnsi" w:hAnsiTheme="minorHAnsi" w:cstheme="minorHAnsi"/>
+          <w:b/>
+          <w:bCs/>
+          <w:sz w:val="22"/>
+          <w:szCs w:val="22"/>
+        </w:rPr>
+        <w:t>?</w:t>
+      </w:r>
+      <w:r>
+        <w:rPr>
+          <w:rStyle w:val="Strong"/>
+          <w:rFonts w:asciiTheme="minorHAnsi" w:hAnsiTheme="minorHAnsi" w:cstheme="minorHAnsi"/>
+          <w:b/>
+          <w:bCs/>
+          <w:sz w:val="22"/>
+          <w:szCs w:val="22"/>
+        </w:rPr>
+        <w:br/>
+      </w:r>
+      <w:r>
+        <w:rPr>
+          <w:rStyle w:val="HTMLCode"/>
+          <w:rFonts w:asciiTheme="minorHAnsi" w:hAnsiTheme="minorHAnsi" w:cstheme="minorHAnsi"/>
+          <w:b w:val="0"/>
+          <w:bCs w:val="0"/>
+          <w:sz w:val="22"/>
+          <w:szCs w:val="22"/>
+        </w:rPr>
+        <w:t>.</w:t>
+      </w:r>
+      <w:r>
+        <w:rPr>
+          <w:rStyle w:val="HTMLCode"/>
+          <w:rFonts w:asciiTheme="minorHAnsi" w:hAnsiTheme="minorHAnsi" w:cstheme="minorHAnsi"/>
+          <w:b w:val="0"/>
+          <w:bCs w:val="0"/>
+          <w:sz w:val="22"/>
+          <w:szCs w:val="22"/>
+        </w:rPr>
+        <w:t>retrieve()</w:t>
+      </w:r>
+      <w:r>
+        <w:rPr>
+          <w:rFonts w:asciiTheme="minorHAnsi" w:hAnsiTheme="minorHAnsi" w:cstheme="minorHAnsi"/>
+          <w:b w:val="0"/>
+          <w:bCs w:val="0"/>
+          <w:sz w:val="22"/>
+          <w:szCs w:val="22"/>
+        </w:rPr>
+        <w:t xml:space="preserve"> is a high-level method that directly extracts the </w:t>
+      </w:r>
+      <w:r>
+        <w:rPr>
+          <w:rFonts w:asciiTheme="minorHAnsi" w:hAnsiTheme="minorHAnsi" w:cstheme="minorHAnsi"/>
+          <w:b w:val="0"/>
+          <w:bCs w:val="0"/>
+          <w:sz w:val="22"/>
+          <w:szCs w:val="22"/>
+        </w:rPr>
+        <w:t xml:space="preserve">only </w:t>
+      </w:r>
+      <w:r>
+        <w:rPr>
+          <w:rFonts w:asciiTheme="minorHAnsi" w:hAnsiTheme="minorHAnsi" w:cstheme="minorHAnsi"/>
+          <w:b w:val="0"/>
+          <w:bCs w:val="0"/>
+          <w:sz w:val="22"/>
+          <w:szCs w:val="22"/>
+        </w:rPr>
+        <w:t xml:space="preserve">response body and handles errors automatically, while </w:t>
+      </w:r>
+      <w:r>
+        <w:rPr>
+          <w:rStyle w:val="HTMLCode"/>
+          <w:rFonts w:asciiTheme="minorHAnsi" w:hAnsiTheme="minorHAnsi" w:cstheme="minorHAnsi"/>
+          <w:b w:val="0"/>
+          <w:bCs w:val="0"/>
+          <w:sz w:val="22"/>
+          <w:szCs w:val="22"/>
+        </w:rPr>
+        <w:t>.exchange()</w:t>
+      </w:r>
+      <w:r>
+        <w:rPr>
+          <w:rFonts w:asciiTheme="minorHAnsi" w:hAnsiTheme="minorHAnsi" w:cstheme="minorHAnsi"/>
+          <w:b w:val="0"/>
+          <w:bCs w:val="0"/>
+          <w:sz w:val="22"/>
+          <w:szCs w:val="22"/>
+        </w:rPr>
+        <w:t xml:space="preserve"> is a low-level method that gives full control over the entire HTTP request/response—includi</w:t>
+      </w:r>
+      <w:r>
+        <w:rPr>
+          <w:rFonts w:asciiTheme="minorHAnsi" w:hAnsiTheme="minorHAnsi" w:cstheme="minorHAnsi"/>
+          <w:b w:val="0"/>
+          <w:bCs w:val="0"/>
+          <w:sz w:val="22"/>
+          <w:szCs w:val="22"/>
+        </w:rPr>
+        <w:t>ng headers, status code, and</w:t>
+      </w:r>
+      <w:r>
+        <w:rPr>
+          <w:rFonts w:asciiTheme="minorHAnsi" w:hAnsiTheme="minorHAnsi" w:cstheme="minorHAnsi"/>
+          <w:b w:val="0"/>
+          <w:bCs w:val="0"/>
+          <w:sz w:val="22"/>
+          <w:szCs w:val="22"/>
+        </w:rPr>
+        <w:t xml:space="preserve"> body—making it suitable for advanced use cases.</w:t>
       </w:r>
     </w:p>
     <w:p>
       <w:pPr>
-        <w:pStyle w:val="ListParagraph"/>
-        <w:numPr>
-          <w:ilvl w:val="0"/>
-          <w:numId w:val="10"/>
-        </w:numPr>
-        <w:rPr>
-          <w:lang w:val="en-IN"/>
-        </w:rPr>
-      </w:pPr>
-      <w:r>
-        <w:rPr>
-          <w:lang w:val="en-IN"/>
-        </w:rPr>
-        <w:t xml:space="preserve">Use </w:t>
-      </w:r>
-      <w:proofErr w:type="spellStart"/>
-      <w:r>
-        <w:rPr>
-          <w:lang w:val="en-IN"/>
-        </w:rPr>
-        <w:t>getForEntity</w:t>
-      </w:r>
-      <w:proofErr w:type="spellEnd"/>
-      <w:r>
-        <w:rPr>
-          <w:lang w:val="en-IN"/>
-        </w:rPr>
-        <w:t xml:space="preserve"> when you need access to the complete HTTP response, including headers and status, in addition to the response body.</w:t>
+        <w:pStyle w:val="z-BottomofForm"/>
+        <w:rPr>
+          <w:rFonts w:asciiTheme="minorHAnsi" w:hAnsiTheme="minorHAnsi" w:cstheme="minorHAnsi"/>
+          <w:sz w:val="22"/>
+          <w:szCs w:val="22"/>
+        </w:rPr>
+      </w:pPr>
+      <w:r>
+        <w:rPr>
+          <w:rFonts w:asciiTheme="minorHAnsi" w:hAnsiTheme="minorHAnsi" w:cstheme="minorHAnsi"/>
+          <w:sz w:val="22"/>
+          <w:szCs w:val="22"/>
+        </w:rPr>
+        <w:t>Bottom of Form</w:t>
       </w:r>
     </w:p>
     <w:p>
       <w:pPr>
-        <w:pStyle w:val="ListParagraph"/>
-        <w:numPr>
-          <w:ilvl w:val="0"/>
-          <w:numId w:val="10"/>
-        </w:numPr>
-        <w:rPr>
-          <w:lang w:val="en-IN"/>
-        </w:rPr>
-      </w:pPr>
-      <w:r>
-        <w:rPr>
-          <w:lang w:val="en-IN"/>
-        </w:rPr>
-        <w:t xml:space="preserve">Use </w:t>
-      </w:r>
-      <w:proofErr w:type="spellStart"/>
-      <w:r>
-        <w:rPr>
-          <w:lang w:val="en-IN"/>
-        </w:rPr>
-        <w:t>getForObject</w:t>
-      </w:r>
-      <w:proofErr w:type="spellEnd"/>
-      <w:r>
-        <w:rPr>
-          <w:lang w:val="en-IN"/>
-        </w:rPr>
-        <w:t xml:space="preserve"> when you are primarily interested in the response body and want a more concise way to retrieve it.</w:t>
-      </w:r>
-    </w:p>
-    <w:p>
-      <w:pPr>
-        <w:pStyle w:val="ListParagraph"/>
-        <w:numPr>
-          <w:ilvl w:val="0"/>
-          <w:numId w:val="8"/>
-        </w:numPr>
-        <w:rPr>
-          <w:lang w:val="en-IN"/>
-        </w:rPr>
-      </w:pPr>
-      <w:r>
-        <w:rPr>
-          <w:b/>
-          <w:lang w:val="en-IN"/>
-        </w:rPr>
-        <w:t>Flexibility</w:t>
-      </w:r>
-      <w:r>
-        <w:rPr>
-          <w:lang w:val="en-IN"/>
-        </w:rPr>
-        <w:t>:</w:t>
-      </w:r>
-    </w:p>
-    <w:p>
-      <w:pPr>
-        <w:pStyle w:val="ListParagraph"/>
-        <w:numPr>
-          <w:ilvl w:val="0"/>
-          <w:numId w:val="11"/>
-        </w:numPr>
-        <w:rPr>
-          <w:lang w:val="en-IN"/>
-        </w:rPr>
-      </w:pPr>
-      <w:proofErr w:type="spellStart"/>
-      <w:proofErr w:type="gramStart"/>
-      <w:r>
-        <w:rPr>
-          <w:lang w:val="en-IN"/>
-        </w:rPr>
-        <w:t>getForEntity</w:t>
-      </w:r>
-      <w:proofErr w:type="spellEnd"/>
-      <w:proofErr w:type="gramEnd"/>
-      <w:r>
-        <w:rPr>
-          <w:lang w:val="en-IN"/>
-        </w:rPr>
-        <w:t xml:space="preserve"> provides greater flexibility and control over the entire response, making it suitable for cases where you need to examine the response metadata.</w:t>
-      </w:r>
-    </w:p>
-    <w:p>
-      <w:pPr>
-        <w:pStyle w:val="ListParagraph"/>
-        <w:numPr>
-          <w:ilvl w:val="0"/>
-          <w:numId w:val="8"/>
-        </w:numPr>
-        <w:rPr>
-          <w:lang w:val="en-IN"/>
-        </w:rPr>
-      </w:pPr>
-      <w:r>
-        <w:rPr>
-          <w:b/>
-          <w:lang w:val="en-IN"/>
-        </w:rPr>
-        <w:t>Convenience</w:t>
-      </w:r>
-      <w:r>
-        <w:rPr>
-          <w:lang w:val="en-IN"/>
-        </w:rPr>
-        <w:t>:</w:t>
-      </w:r>
-    </w:p>
-    <w:p>
-      <w:pPr>
-        <w:pStyle w:val="ListParagraph"/>
-        <w:numPr>
-          <w:ilvl w:val="0"/>
-          <w:numId w:val="11"/>
-        </w:numPr>
-        <w:rPr>
-          <w:lang w:val="en-IN"/>
-        </w:rPr>
-      </w:pPr>
-      <w:proofErr w:type="spellStart"/>
-      <w:proofErr w:type="gramStart"/>
-      <w:r>
-        <w:rPr>
-          <w:lang w:val="en-IN"/>
-        </w:rPr>
-        <w:t>getForObject</w:t>
-      </w:r>
-      <w:proofErr w:type="spellEnd"/>
-      <w:proofErr w:type="gramEnd"/>
-      <w:r>
-        <w:rPr>
-          <w:lang w:val="en-IN"/>
-        </w:rPr>
-        <w:t xml:space="preserve"> is more convenient when you are primarily focused on </w:t>
-      </w:r>
-      <w:proofErr w:type="spellStart"/>
-      <w:r>
-        <w:rPr>
-          <w:lang w:val="en-IN"/>
-        </w:rPr>
-        <w:t>deserializing</w:t>
-      </w:r>
-      <w:proofErr w:type="spellEnd"/>
-      <w:r>
-        <w:rPr>
-          <w:lang w:val="en-IN"/>
-        </w:rPr>
-        <w:t xml:space="preserve"> the response body into a Java object.</w:t>
-      </w:r>
-    </w:p>
-    <w:p>
-      <w:pPr>
-        <w:rPr>
-          <w:lang w:val="en-IN"/>
-        </w:rPr>
-      </w:pPr>
-      <w:r>
-        <w:rPr>
-          <w:lang w:val="en-IN"/>
-        </w:rPr>
-        <w:t xml:space="preserve">Syntax: </w:t>
-      </w:r>
-    </w:p>
-    <w:p>
-      <w:pPr>
-        <w:rPr>
-          <w:lang w:val="en-IN"/>
-        </w:rPr>
-      </w:pPr>
-      <w:proofErr w:type="spellStart"/>
-      <w:r>
-        <w:rPr>
-          <w:lang w:val="en-IN"/>
-        </w:rPr>
-        <w:t>RestTemplate</w:t>
-      </w:r>
-      <w:proofErr w:type="spellEnd"/>
-      <w:r>
-        <w:rPr>
+        <w:rPr>
+          <w:lang w:val="en-IN"/>
+        </w:rPr>
+      </w:pPr>
+      <w:r>
+        <w:rPr>
+          <w:rFonts w:cstheme="minorHAnsi"/>
           <w:lang w:val="en-IN"/>
         </w:rPr>
         <w:t xml:space="preserve"> </w:t>
       </w:r>
-      <w:proofErr w:type="spellStart"/>
-      <w:r>
-        <w:rPr>
-          <w:lang w:val="en-IN"/>
-        </w:rPr>
-        <w:t>res</w:t>
-      </w:r>
-      <w:r>
-        <w:rPr>
-          <w:lang w:val="en-IN"/>
-        </w:rPr>
-        <w:t>tTemplate</w:t>
-      </w:r>
-      <w:proofErr w:type="spellEnd"/>
-      <w:r>
-        <w:rPr>
-          <w:lang w:val="en-IN"/>
-        </w:rPr>
-        <w:t xml:space="preserve"> = new </w:t>
-      </w:r>
-      <w:proofErr w:type="spellStart"/>
-      <w:proofErr w:type="gramStart"/>
-      <w:r>
-        <w:rPr>
-          <w:lang w:val="en-IN"/>
-        </w:rPr>
-        <w:t>RestTemplate</w:t>
-      </w:r>
-      <w:proofErr w:type="spellEnd"/>
-      <w:r>
-        <w:rPr>
-          <w:lang w:val="en-IN"/>
-        </w:rPr>
-        <w:t>(</w:t>
-      </w:r>
-      <w:proofErr w:type="gramEnd"/>
-      <w:r>
-        <w:rPr>
-          <w:lang w:val="en-IN"/>
-        </w:rPr>
-        <w:t>);</w:t>
-      </w:r>
-      <w:r>
-        <w:rPr>
-          <w:lang w:val="en-IN"/>
-        </w:rPr>
-        <w:br/>
-      </w:r>
-      <w:r>
-        <w:rPr>
-          <w:lang w:val="en-IN"/>
-        </w:rPr>
-        <w:t xml:space="preserve">String </w:t>
-      </w:r>
-      <w:proofErr w:type="spellStart"/>
-      <w:r>
-        <w:rPr>
-          <w:lang w:val="en-IN"/>
-        </w:rPr>
-        <w:t>url</w:t>
-      </w:r>
-      <w:proofErr w:type="spellEnd"/>
-      <w:r>
-        <w:rPr>
-          <w:lang w:val="en-IN"/>
-        </w:rPr>
-        <w:t xml:space="preserve"> = </w:t>
-      </w:r>
-      <w:r>
-        <w:rPr>
-          <w:lang w:val="en-IN"/>
-        </w:rPr>
-        <w:t>"https://api.example.com/data";</w:t>
-      </w:r>
-      <w:r>
-        <w:rPr>
-          <w:lang w:val="en-IN"/>
-        </w:rPr>
-        <w:br/>
-      </w:r>
-      <w:proofErr w:type="spellStart"/>
-      <w:r>
-        <w:rPr>
-          <w:lang w:val="en-IN"/>
-        </w:rPr>
-        <w:t>ResponseEntity</w:t>
-      </w:r>
-      <w:proofErr w:type="spellEnd"/>
-      <w:r>
-        <w:rPr>
-          <w:lang w:val="en-IN"/>
-        </w:rPr>
-        <w:t xml:space="preserve">&lt;String&gt; </w:t>
-      </w:r>
-      <w:proofErr w:type="spellStart"/>
-      <w:r>
-        <w:rPr>
-          <w:lang w:val="en-IN"/>
-        </w:rPr>
-        <w:t>responseEntity</w:t>
-      </w:r>
-      <w:proofErr w:type="spellEnd"/>
-      <w:r>
-        <w:rPr>
-          <w:lang w:val="en-IN"/>
-        </w:rPr>
-        <w:t xml:space="preserve"> = </w:t>
-      </w:r>
-      <w:proofErr w:type="spellStart"/>
-      <w:r>
-        <w:rPr>
-          <w:lang w:val="en-IN"/>
-        </w:rPr>
-        <w:t>restTemplate.</w:t>
-      </w:r>
-      <w:r>
-        <w:rPr>
-          <w:b/>
-          <w:lang w:val="en-IN"/>
-        </w:rPr>
-        <w:t>getForEntity</w:t>
-      </w:r>
-      <w:proofErr w:type="spellEnd"/>
-      <w:r>
-        <w:rPr>
-          <w:b/>
-          <w:lang w:val="en-IN"/>
-        </w:rPr>
-        <w:t>(</w:t>
-      </w:r>
-      <w:proofErr w:type="spellStart"/>
-      <w:r>
-        <w:rPr>
-          <w:b/>
-          <w:lang w:val="en-IN"/>
-        </w:rPr>
-        <w:t>url</w:t>
-      </w:r>
-      <w:proofErr w:type="spellEnd"/>
-      <w:r>
-        <w:rPr>
-          <w:b/>
-          <w:lang w:val="en-IN"/>
-        </w:rPr>
-        <w:t xml:space="preserve">, </w:t>
-      </w:r>
-      <w:proofErr w:type="spellStart"/>
-      <w:r>
-        <w:rPr>
-          <w:b/>
-          <w:lang w:val="en-IN"/>
-        </w:rPr>
-        <w:t>String.class</w:t>
-      </w:r>
-      <w:proofErr w:type="spellEnd"/>
-      <w:r>
-        <w:rPr>
-          <w:b/>
-          <w:lang w:val="en-IN"/>
-        </w:rPr>
-        <w:t>)</w:t>
-      </w:r>
-      <w:r>
-        <w:rPr>
-          <w:lang w:val="en-IN"/>
-        </w:rPr>
-        <w:t>;</w:t>
-      </w:r>
-    </w:p>
-    <w:p>
-      <w:pPr>
-        <w:rPr>
-          <w:lang w:val="en-IN"/>
-        </w:rPr>
-      </w:pPr>
-      <w:r>
-        <w:rPr>
-          <w:lang w:val="en-IN"/>
-        </w:rPr>
-        <w:t xml:space="preserve">String </w:t>
-      </w:r>
-      <w:proofErr w:type="spellStart"/>
-      <w:r>
-        <w:rPr>
-          <w:lang w:val="en-IN"/>
-        </w:rPr>
-        <w:t>responseBody</w:t>
-      </w:r>
-      <w:proofErr w:type="spellEnd"/>
-      <w:r>
-        <w:rPr>
-          <w:lang w:val="en-IN"/>
-        </w:rPr>
-        <w:t xml:space="preserve"> = </w:t>
-      </w:r>
-      <w:proofErr w:type="spellStart"/>
-      <w:proofErr w:type="gramStart"/>
-      <w:r>
-        <w:rPr>
-          <w:lang w:val="en-IN"/>
-        </w:rPr>
-        <w:t>restTemplate.</w:t>
-      </w:r>
-      <w:r>
-        <w:rPr>
-          <w:b/>
-          <w:lang w:val="en-IN"/>
-        </w:rPr>
-        <w:t>getForObject</w:t>
-      </w:r>
-      <w:proofErr w:type="spellEnd"/>
-      <w:r>
-        <w:rPr>
-          <w:b/>
-          <w:lang w:val="en-IN"/>
-        </w:rPr>
-        <w:t>(</w:t>
-      </w:r>
-      <w:proofErr w:type="spellStart"/>
-      <w:proofErr w:type="gramEnd"/>
-      <w:r>
-        <w:rPr>
-          <w:b/>
-          <w:lang w:val="en-IN"/>
-        </w:rPr>
-        <w:t>url</w:t>
-      </w:r>
-      <w:proofErr w:type="spellEnd"/>
-      <w:r>
-        <w:rPr>
-          <w:b/>
-          <w:lang w:val="en-IN"/>
-        </w:rPr>
-        <w:t xml:space="preserve">, </w:t>
-      </w:r>
-      <w:proofErr w:type="spellStart"/>
-      <w:r>
-        <w:rPr>
-          <w:b/>
-          <w:lang w:val="en-IN"/>
-        </w:rPr>
-        <w:t>String.class</w:t>
-      </w:r>
-      <w:proofErr w:type="spellEnd"/>
-      <w:r>
-        <w:rPr>
-          <w:b/>
-          <w:lang w:val="en-IN"/>
-        </w:rPr>
-        <w:t>)</w:t>
-      </w:r>
-      <w:r>
-        <w:rPr>
-          <w:lang w:val="en-IN"/>
-        </w:rPr>
-        <w:t>;</w:t>
-      </w:r>
-    </w:p>
-    <w:p>
-      <w:pPr>
-        <w:rPr>
-          <w:lang w:val="en-IN"/>
-        </w:rPr>
-      </w:pPr>
-      <w:proofErr w:type="spellStart"/>
-      <w:r>
-        <w:rPr>
-          <w:lang w:val="en-IN"/>
-        </w:rPr>
-        <w:t>HttpEntity</w:t>
-      </w:r>
-      <w:proofErr w:type="spellEnd"/>
-      <w:r>
-        <w:rPr>
-          <w:lang w:val="en-IN"/>
-        </w:rPr>
-        <w:t>&lt;</w:t>
-      </w:r>
-      <w:proofErr w:type="spellStart"/>
-      <w:r>
-        <w:rPr>
-          <w:lang w:val="en-IN"/>
-        </w:rPr>
-        <w:t>MyDataObject</w:t>
-      </w:r>
-      <w:proofErr w:type="spellEnd"/>
-      <w:r>
-        <w:rPr>
-          <w:lang w:val="en-IN"/>
-        </w:rPr>
-        <w:t xml:space="preserve">&gt; </w:t>
-      </w:r>
-      <w:proofErr w:type="spellStart"/>
-      <w:r>
-        <w:rPr>
-          <w:lang w:val="en-IN"/>
-        </w:rPr>
-        <w:t>requestEntity</w:t>
-      </w:r>
-      <w:proofErr w:type="spellEnd"/>
-      <w:r>
-        <w:rPr>
-          <w:lang w:val="en-IN"/>
-        </w:rPr>
-        <w:t xml:space="preserve"> = new </w:t>
-      </w:r>
-      <w:proofErr w:type="spellStart"/>
-      <w:r>
-        <w:rPr>
-          <w:lang w:val="en-IN"/>
-        </w:rPr>
-        <w:t>Http</w:t>
-      </w:r>
-      <w:r>
-        <w:rPr>
-          <w:lang w:val="en-IN"/>
-        </w:rPr>
-        <w:t>Entity</w:t>
-      </w:r>
-      <w:proofErr w:type="spellEnd"/>
-      <w:r>
-        <w:rPr>
-          <w:lang w:val="en-IN"/>
-        </w:rPr>
-        <w:t>&lt;</w:t>
-      </w:r>
-      <w:proofErr w:type="gramStart"/>
-      <w:r>
-        <w:rPr>
-          <w:lang w:val="en-IN"/>
-        </w:rPr>
-        <w:t>&gt;(</w:t>
-      </w:r>
-      <w:proofErr w:type="spellStart"/>
-      <w:proofErr w:type="gramEnd"/>
-      <w:r>
-        <w:rPr>
-          <w:lang w:val="en-IN"/>
-        </w:rPr>
-        <w:t>requestBody</w:t>
-      </w:r>
-      <w:proofErr w:type="spellEnd"/>
-      <w:r>
-        <w:rPr>
-          <w:lang w:val="en-IN"/>
-        </w:rPr>
-        <w:t>, headers);</w:t>
-      </w:r>
-      <w:r>
-        <w:rPr>
-          <w:lang w:val="en-IN"/>
-        </w:rPr>
-        <w:br/>
-      </w:r>
-      <w:proofErr w:type="spellStart"/>
-      <w:r>
-        <w:rPr>
-          <w:lang w:val="en-IN"/>
-        </w:rPr>
-        <w:t>ResponseEntity</w:t>
-      </w:r>
-      <w:proofErr w:type="spellEnd"/>
-      <w:r>
-        <w:rPr>
-          <w:lang w:val="en-IN"/>
-        </w:rPr>
-        <w:t xml:space="preserve">&lt;String&gt; </w:t>
-      </w:r>
-      <w:proofErr w:type="spellStart"/>
-      <w:r>
-        <w:rPr>
-          <w:lang w:val="en-IN"/>
-        </w:rPr>
-        <w:t>responseEntity</w:t>
-      </w:r>
-      <w:proofErr w:type="spellEnd"/>
-      <w:r>
-        <w:rPr>
-          <w:lang w:val="en-IN"/>
-        </w:rPr>
-        <w:t xml:space="preserve"> = </w:t>
-      </w:r>
-      <w:proofErr w:type="spellStart"/>
-      <w:r>
-        <w:rPr>
-          <w:lang w:val="en-IN"/>
-        </w:rPr>
-        <w:t>restTemplate.</w:t>
-      </w:r>
-      <w:r>
-        <w:rPr>
-          <w:b/>
-          <w:lang w:val="en-IN"/>
-        </w:rPr>
-        <w:t>postForEntity</w:t>
-      </w:r>
-      <w:proofErr w:type="spellEnd"/>
-      <w:r>
-        <w:rPr>
-          <w:lang w:val="en-IN"/>
-        </w:rPr>
-        <w:t>(</w:t>
-      </w:r>
-      <w:proofErr w:type="spellStart"/>
-      <w:r>
-        <w:rPr>
-          <w:lang w:val="en-IN"/>
-        </w:rPr>
-        <w:t>url</w:t>
-      </w:r>
-      <w:proofErr w:type="spellEnd"/>
-      <w:r>
-        <w:rPr>
-          <w:lang w:val="en-IN"/>
-        </w:rPr>
-        <w:t xml:space="preserve">, </w:t>
-      </w:r>
-      <w:proofErr w:type="spellStart"/>
-      <w:r>
-        <w:rPr>
-          <w:lang w:val="en-IN"/>
-        </w:rPr>
-        <w:t>requestEntity</w:t>
-      </w:r>
-      <w:proofErr w:type="spellEnd"/>
-      <w:r>
-        <w:rPr>
-          <w:lang w:val="en-IN"/>
-        </w:rPr>
-        <w:t xml:space="preserve">, </w:t>
-      </w:r>
-      <w:proofErr w:type="spellStart"/>
-      <w:r>
-        <w:rPr>
-          <w:lang w:val="en-IN"/>
-        </w:rPr>
-        <w:t>String.class</w:t>
-      </w:r>
-      <w:proofErr w:type="spellEnd"/>
-      <w:r>
-        <w:rPr>
-          <w:lang w:val="en-IN"/>
-        </w:rPr>
-        <w:t>);</w:t>
-      </w:r>
-    </w:p>
-    <w:p>
-      <w:pPr>
-        <w:rPr>
-          <w:lang w:val="en-IN"/>
-        </w:rPr>
-      </w:pPr>
-      <w:r>
-        <w:rPr>
-          <w:lang w:val="en-IN"/>
-        </w:rPr>
-        <w:t xml:space="preserve">// </w:t>
-      </w:r>
-      <w:proofErr w:type="gramStart"/>
-      <w:r>
-        <w:rPr>
-          <w:lang w:val="en-IN"/>
-        </w:rPr>
-        <w:t>Create</w:t>
-      </w:r>
-      <w:proofErr w:type="gramEnd"/>
-      <w:r>
-        <w:rPr>
-          <w:lang w:val="en-IN"/>
-        </w:rPr>
-        <w:t xml:space="preserve"> a request entity with the JSON object and headers</w:t>
-      </w:r>
-    </w:p>
-    <w:p>
-      <w:pPr>
-        <w:rPr>
-          <w:lang w:val="en-IN"/>
-        </w:rPr>
-      </w:pPr>
-      <w:proofErr w:type="spellStart"/>
-      <w:r>
-        <w:rPr>
-          <w:lang w:val="en-IN"/>
-        </w:rPr>
-        <w:t>HttpEntity</w:t>
-      </w:r>
-      <w:proofErr w:type="spellEnd"/>
-      <w:r>
-        <w:rPr>
-          <w:lang w:val="en-IN"/>
-        </w:rPr>
-        <w:t>&lt;</w:t>
-      </w:r>
-      <w:proofErr w:type="spellStart"/>
-      <w:r>
-        <w:rPr>
-          <w:lang w:val="en-IN"/>
-        </w:rPr>
-        <w:t>MyDataObject</w:t>
-      </w:r>
-      <w:proofErr w:type="spellEnd"/>
-      <w:r>
-        <w:rPr>
-          <w:lang w:val="en-IN"/>
-        </w:rPr>
-        <w:t xml:space="preserve">&gt; </w:t>
-      </w:r>
-      <w:proofErr w:type="spellStart"/>
-      <w:r>
-        <w:rPr>
-          <w:lang w:val="en-IN"/>
-        </w:rPr>
-        <w:t>requestEntity</w:t>
-      </w:r>
-      <w:proofErr w:type="spellEnd"/>
-      <w:r>
-        <w:rPr>
-          <w:lang w:val="en-IN"/>
-        </w:rPr>
-        <w:t xml:space="preserve"> = new </w:t>
-      </w:r>
-      <w:proofErr w:type="spellStart"/>
-      <w:r>
-        <w:rPr>
-          <w:lang w:val="en-IN"/>
-        </w:rPr>
-        <w:t>HttpEntity</w:t>
-      </w:r>
-      <w:proofErr w:type="spellEnd"/>
-      <w:r>
-        <w:rPr>
-          <w:lang w:val="en-IN"/>
-        </w:rPr>
-        <w:t>&lt;</w:t>
-      </w:r>
-      <w:proofErr w:type="gramStart"/>
-      <w:r>
-        <w:rPr>
-          <w:lang w:val="en-IN"/>
-        </w:rPr>
-        <w:t>&gt;(</w:t>
-      </w:r>
-      <w:proofErr w:type="spellStart"/>
-      <w:proofErr w:type="gramEnd"/>
-      <w:r>
-        <w:rPr>
-          <w:lang w:val="en-IN"/>
-        </w:rPr>
-        <w:t>requestBody</w:t>
-      </w:r>
-      <w:proofErr w:type="spellEnd"/>
-      <w:r>
-        <w:rPr>
-          <w:lang w:val="en-IN"/>
-        </w:rPr>
-        <w:t>, headers);</w:t>
-      </w:r>
-    </w:p>
-    <w:p>
-      <w:pPr>
-        <w:rPr>
-          <w:lang w:val="en-IN"/>
-        </w:rPr>
-      </w:pPr>
-      <w:r>
-        <w:rPr>
-          <w:lang w:val="en-IN"/>
-        </w:rPr>
-        <w:t>// Send the POST request and directly receive the parsed response body</w:t>
-      </w:r>
-    </w:p>
-    <w:p>
-      <w:pPr>
-        <w:rPr>
-          <w:lang w:val="en-IN"/>
-        </w:rPr>
-      </w:pPr>
-      <w:r>
-        <w:rPr>
-          <w:lang w:val="en-IN"/>
-        </w:rPr>
-        <w:t xml:space="preserve">String </w:t>
-      </w:r>
-      <w:proofErr w:type="spellStart"/>
-      <w:r>
-        <w:rPr>
-          <w:lang w:val="en-IN"/>
-        </w:rPr>
-        <w:t>responseBody</w:t>
-      </w:r>
-      <w:proofErr w:type="spellEnd"/>
-      <w:r>
-        <w:rPr>
-          <w:lang w:val="en-IN"/>
-        </w:rPr>
-        <w:t xml:space="preserve"> = </w:t>
-      </w:r>
-      <w:proofErr w:type="spellStart"/>
-      <w:proofErr w:type="gramStart"/>
-      <w:r>
-        <w:rPr>
-          <w:lang w:val="en-IN"/>
-        </w:rPr>
-        <w:t>restTemplate.</w:t>
-      </w:r>
-      <w:r>
-        <w:rPr>
-          <w:b/>
-          <w:lang w:val="en-IN"/>
-        </w:rPr>
-        <w:t>postForObject</w:t>
-      </w:r>
-      <w:proofErr w:type="spellEnd"/>
-      <w:r>
-        <w:rPr>
-          <w:lang w:val="en-IN"/>
-        </w:rPr>
-        <w:t>(</w:t>
-      </w:r>
-      <w:proofErr w:type="spellStart"/>
-      <w:proofErr w:type="gramEnd"/>
-      <w:r>
-        <w:rPr>
-          <w:lang w:val="en-IN"/>
-        </w:rPr>
-        <w:t>url</w:t>
-      </w:r>
-      <w:proofErr w:type="spellEnd"/>
-      <w:r>
-        <w:rPr>
-          <w:lang w:val="en-IN"/>
-        </w:rPr>
-        <w:t xml:space="preserve">, </w:t>
-      </w:r>
-      <w:proofErr w:type="spellStart"/>
-      <w:r>
-        <w:rPr>
-          <w:lang w:val="en-IN"/>
-        </w:rPr>
-        <w:t>requestEntity</w:t>
-      </w:r>
-      <w:proofErr w:type="spellEnd"/>
-      <w:r>
-        <w:rPr>
-          <w:lang w:val="en-IN"/>
-        </w:rPr>
-        <w:t xml:space="preserve">, </w:t>
-      </w:r>
-      <w:proofErr w:type="spellStart"/>
-      <w:r>
-        <w:rPr>
-          <w:lang w:val="en-IN"/>
-        </w:rPr>
-        <w:t>String.class</w:t>
-      </w:r>
-      <w:proofErr w:type="spellEnd"/>
-      <w:r>
-        <w:rPr>
-          <w:lang w:val="en-IN"/>
-        </w:rPr>
-        <w:t>);</w:t>
-      </w:r>
-    </w:p>
-    <w:p>
-      <w:pPr>
-        <w:rPr>
-          <w:lang w:val="en-IN"/>
-        </w:rPr>
-      </w:pPr>
-      <w:proofErr w:type="spellStart"/>
-      <w:proofErr w:type="gramStart"/>
-      <w:r>
-        <w:rPr>
-          <w:lang w:val="en-IN"/>
-        </w:rPr>
-        <w:t>restTemplate.delete</w:t>
-      </w:r>
-      <w:proofErr w:type="spellEnd"/>
-      <w:r>
-        <w:rPr>
-          <w:lang w:val="en-IN"/>
-        </w:rPr>
-        <w:t>(</w:t>
-      </w:r>
-      <w:proofErr w:type="spellStart"/>
-      <w:proofErr w:type="gramEnd"/>
-      <w:r>
-        <w:rPr>
-          <w:lang w:val="en-IN"/>
-        </w:rPr>
-        <w:t>url</w:t>
-      </w:r>
-      <w:proofErr w:type="spellEnd"/>
-      <w:r>
-        <w:rPr>
-          <w:lang w:val="en-IN"/>
-        </w:rPr>
-        <w:t>);</w:t>
-      </w:r>
-    </w:p>
-    <w:p>
-      <w:pPr>
-        <w:rPr>
-          <w:lang w:val="en-IN"/>
-        </w:rPr>
-      </w:pPr>
-      <w:r>
-        <w:rPr>
-          <w:lang w:val="en-IN"/>
-        </w:rPr>
-        <w:lastRenderedPageBreak/>
+      <w:r>
+        <w:rPr>
+          <w:lang w:val="en-IN"/>
+        </w:rPr>
         <w:br w:type="page"/>
       </w:r>
     </w:p>
@@ -5493,7 +5811,7 @@
           <w:lang w:val="en-IN"/>
         </w:rPr>
         <w:lastRenderedPageBreak/>
-        <w:t>Prominent tools using in microservices</w:t>
+        <w:t>Promine</w:t>
       </w:r>
       <w:r>
         <w:rPr>
@@ -5503,7 +5821,7 @@
           <w:szCs w:val="28"/>
           <w:lang w:val="en-IN"/>
         </w:rPr>
-        <w:br/>
+        <w:t>nt tools using in microservices</w:t>
       </w:r>
     </w:p>
     <w:tbl>
@@ -6943,6 +7261,119 @@
     </w:lvl>
   </w:abstractNum>
   <w:abstractNum w:abstractNumId="6">
+    <w:nsid w:val="1B1D5CB7"/>
+    <w:multiLevelType w:val="hybridMultilevel"/>
+    <w:tmpl w:val="4D80BD8C"/>
+    <w:lvl w:ilvl="0" w:tplc="04090001">
+      <w:start w:val="1"/>
+      <w:numFmt w:val="bullet"/>
+      <w:lvlText w:val=""/>
+      <w:lvlJc w:val="left"/>
+      <w:pPr>
+        <w:ind w:left="720" w:hanging="360"/>
+      </w:pPr>
+      <w:rPr>
+        <w:rFonts w:ascii="Symbol" w:hAnsi="Symbol" w:hint="default"/>
+      </w:rPr>
+    </w:lvl>
+    <w:lvl w:ilvl="1" w:tplc="04090003" w:tentative="1">
+      <w:start w:val="1"/>
+      <w:numFmt w:val="bullet"/>
+      <w:lvlText w:val="o"/>
+      <w:lvlJc w:val="left"/>
+      <w:pPr>
+        <w:ind w:left="1440" w:hanging="360"/>
+      </w:pPr>
+      <w:rPr>
+        <w:rFonts w:ascii="Courier New" w:hAnsi="Courier New" w:cs="Courier New" w:hint="default"/>
+      </w:rPr>
+    </w:lvl>
+    <w:lvl w:ilvl="2" w:tplc="04090005" w:tentative="1">
+      <w:start w:val="1"/>
+      <w:numFmt w:val="bullet"/>
+      <w:lvlText w:val=""/>
+      <w:lvlJc w:val="left"/>
+      <w:pPr>
+        <w:ind w:left="2160" w:hanging="360"/>
+      </w:pPr>
+      <w:rPr>
+        <w:rFonts w:ascii="Wingdings" w:hAnsi="Wingdings" w:hint="default"/>
+      </w:rPr>
+    </w:lvl>
+    <w:lvl w:ilvl="3" w:tplc="04090001" w:tentative="1">
+      <w:start w:val="1"/>
+      <w:numFmt w:val="bullet"/>
+      <w:lvlText w:val=""/>
+      <w:lvlJc w:val="left"/>
+      <w:pPr>
+        <w:ind w:left="2880" w:hanging="360"/>
+      </w:pPr>
+      <w:rPr>
+        <w:rFonts w:ascii="Symbol" w:hAnsi="Symbol" w:hint="default"/>
+      </w:rPr>
+    </w:lvl>
+    <w:lvl w:ilvl="4" w:tplc="04090003" w:tentative="1">
+      <w:start w:val="1"/>
+      <w:numFmt w:val="bullet"/>
+      <w:lvlText w:val="o"/>
+      <w:lvlJc w:val="left"/>
+      <w:pPr>
+        <w:ind w:left="3600" w:hanging="360"/>
+      </w:pPr>
+      <w:rPr>
+        <w:rFonts w:ascii="Courier New" w:hAnsi="Courier New" w:cs="Courier New" w:hint="default"/>
+      </w:rPr>
+    </w:lvl>
+    <w:lvl w:ilvl="5" w:tplc="04090005" w:tentative="1">
+      <w:start w:val="1"/>
+      <w:numFmt w:val="bullet"/>
+      <w:lvlText w:val=""/>
+      <w:lvlJc w:val="left"/>
+      <w:pPr>
+        <w:ind w:left="4320" w:hanging="360"/>
+      </w:pPr>
+      <w:rPr>
+        <w:rFonts w:ascii="Wingdings" w:hAnsi="Wingdings" w:hint="default"/>
+      </w:rPr>
+    </w:lvl>
+    <w:lvl w:ilvl="6" w:tplc="04090001" w:tentative="1">
+      <w:start w:val="1"/>
+      <w:numFmt w:val="bullet"/>
+      <w:lvlText w:val=""/>
+      <w:lvlJc w:val="left"/>
+      <w:pPr>
+        <w:ind w:left="5040" w:hanging="360"/>
+      </w:pPr>
+      <w:rPr>
+        <w:rFonts w:ascii="Symbol" w:hAnsi="Symbol" w:hint="default"/>
+      </w:rPr>
+    </w:lvl>
+    <w:lvl w:ilvl="7" w:tplc="04090003" w:tentative="1">
+      <w:start w:val="1"/>
+      <w:numFmt w:val="bullet"/>
+      <w:lvlText w:val="o"/>
+      <w:lvlJc w:val="left"/>
+      <w:pPr>
+        <w:ind w:left="5760" w:hanging="360"/>
+      </w:pPr>
+      <w:rPr>
+        <w:rFonts w:ascii="Courier New" w:hAnsi="Courier New" w:cs="Courier New" w:hint="default"/>
+      </w:rPr>
+    </w:lvl>
+    <w:lvl w:ilvl="8" w:tplc="04090005" w:tentative="1">
+      <w:start w:val="1"/>
+      <w:numFmt w:val="bullet"/>
+      <w:lvlText w:val=""/>
+      <w:lvlJc w:val="left"/>
+      <w:pPr>
+        <w:ind w:left="6480" w:hanging="360"/>
+      </w:pPr>
+      <w:rPr>
+        <w:rFonts w:ascii="Wingdings" w:hAnsi="Wingdings" w:hint="default"/>
+      </w:rPr>
+    </w:lvl>
+  </w:abstractNum>
+  <w:abstractNum w:abstractNumId="7">
     <w:nsid w:val="1E8811BA"/>
     <w:multiLevelType w:val="hybridMultilevel"/>
     <w:tmpl w:val="F8580788"/>
@@ -7031,7 +7462,7 @@
       </w:pPr>
     </w:lvl>
   </w:abstractNum>
-  <w:abstractNum w:abstractNumId="7">
+  <w:abstractNum w:abstractNumId="8">
     <w:nsid w:val="24481EF3"/>
     <w:multiLevelType w:val="hybridMultilevel"/>
     <w:tmpl w:val="663A3346"/>
@@ -7120,7 +7551,7 @@
       </w:pPr>
     </w:lvl>
   </w:abstractNum>
-  <w:abstractNum w:abstractNumId="8">
+  <w:abstractNum w:abstractNumId="9">
     <w:nsid w:val="24C73216"/>
     <w:multiLevelType w:val="hybridMultilevel"/>
     <w:tmpl w:val="FC88867E"/>
@@ -7209,7 +7640,7 @@
       </w:pPr>
     </w:lvl>
   </w:abstractNum>
-  <w:abstractNum w:abstractNumId="9">
+  <w:abstractNum w:abstractNumId="10">
     <w:nsid w:val="2E7A32DA"/>
     <w:multiLevelType w:val="hybridMultilevel"/>
     <w:tmpl w:val="1A80F552"/>
@@ -7322,7 +7753,7 @@
       </w:rPr>
     </w:lvl>
   </w:abstractNum>
-  <w:abstractNum w:abstractNumId="10">
+  <w:abstractNum w:abstractNumId="11">
     <w:nsid w:val="3B0C06AE"/>
     <w:multiLevelType w:val="hybridMultilevel"/>
     <w:tmpl w:val="DFD0F2F4"/>
@@ -7435,7 +7866,7 @@
       </w:rPr>
     </w:lvl>
   </w:abstractNum>
-  <w:abstractNum w:abstractNumId="11">
+  <w:abstractNum w:abstractNumId="12">
     <w:nsid w:val="410767D6"/>
     <w:multiLevelType w:val="hybridMultilevel"/>
     <w:tmpl w:val="2604AFBA"/>
@@ -7524,7 +7955,7 @@
       </w:pPr>
     </w:lvl>
   </w:abstractNum>
-  <w:abstractNum w:abstractNumId="12">
+  <w:abstractNum w:abstractNumId="13">
     <w:nsid w:val="45B62069"/>
     <w:multiLevelType w:val="hybridMultilevel"/>
     <w:tmpl w:val="91804F4C"/>
@@ -7613,7 +8044,7 @@
       </w:pPr>
     </w:lvl>
   </w:abstractNum>
-  <w:abstractNum w:abstractNumId="13">
+  <w:abstractNum w:abstractNumId="14">
     <w:nsid w:val="54533E3F"/>
     <w:multiLevelType w:val="hybridMultilevel"/>
     <w:tmpl w:val="6A66437E"/>
@@ -7726,7 +8157,7 @@
       </w:rPr>
     </w:lvl>
   </w:abstractNum>
-  <w:abstractNum w:abstractNumId="14">
+  <w:abstractNum w:abstractNumId="15">
     <w:nsid w:val="54A041D2"/>
     <w:multiLevelType w:val="hybridMultilevel"/>
     <w:tmpl w:val="EDA6899C"/>
@@ -7839,7 +8270,7 @@
       </w:rPr>
     </w:lvl>
   </w:abstractNum>
-  <w:abstractNum w:abstractNumId="15">
+  <w:abstractNum w:abstractNumId="16">
     <w:nsid w:val="5E4D081C"/>
     <w:multiLevelType w:val="hybridMultilevel"/>
     <w:tmpl w:val="BF1C4210"/>
@@ -7928,7 +8359,7 @@
       </w:pPr>
     </w:lvl>
   </w:abstractNum>
-  <w:abstractNum w:abstractNumId="16">
+  <w:abstractNum w:abstractNumId="17">
     <w:nsid w:val="5FFC0126"/>
     <w:multiLevelType w:val="hybridMultilevel"/>
     <w:tmpl w:val="9A345020"/>
@@ -8017,7 +8448,7 @@
       </w:pPr>
     </w:lvl>
   </w:abstractNum>
-  <w:abstractNum w:abstractNumId="17">
+  <w:abstractNum w:abstractNumId="18">
     <w:nsid w:val="6E8D5E5A"/>
     <w:multiLevelType w:val="hybridMultilevel"/>
     <w:tmpl w:val="9A901E62"/>
@@ -8130,7 +8561,7 @@
       </w:rPr>
     </w:lvl>
   </w:abstractNum>
-  <w:abstractNum w:abstractNumId="18">
+  <w:abstractNum w:abstractNumId="19">
     <w:nsid w:val="6F9A3434"/>
     <w:multiLevelType w:val="hybridMultilevel"/>
     <w:tmpl w:val="E8BC3336"/>
@@ -8243,7 +8674,7 @@
       </w:rPr>
     </w:lvl>
   </w:abstractNum>
-  <w:abstractNum w:abstractNumId="19">
+  <w:abstractNum w:abstractNumId="20">
     <w:nsid w:val="72032DD6"/>
     <w:multiLevelType w:val="hybridMultilevel"/>
     <w:tmpl w:val="E8EE78B0"/>
@@ -8357,13 +8788,13 @@
     </w:lvl>
   </w:abstractNum>
   <w:num w:numId="1">
+    <w:abstractNumId w:val="9"/>
+  </w:num>
+  <w:num w:numId="2">
     <w:abstractNumId w:val="8"/>
   </w:num>
-  <w:num w:numId="2">
-    <w:abstractNumId w:val="7"/>
-  </w:num>
   <w:num w:numId="3">
-    <w:abstractNumId w:val="17"/>
+    <w:abstractNumId w:val="18"/>
   </w:num>
   <w:num w:numId="4">
     <w:abstractNumId w:val="1"/>
@@ -8372,10 +8803,10 @@
     <w:abstractNumId w:val="3"/>
   </w:num>
   <w:num w:numId="6">
-    <w:abstractNumId w:val="11"/>
+    <w:abstractNumId w:val="12"/>
   </w:num>
   <w:num w:numId="7">
-    <w:abstractNumId w:val="15"/>
+    <w:abstractNumId w:val="16"/>
   </w:num>
   <w:num w:numId="8">
     <w:abstractNumId w:val="2"/>
@@ -8384,37 +8815,40 @@
     <w:abstractNumId w:val="0"/>
   </w:num>
   <w:num w:numId="10">
-    <w:abstractNumId w:val="19"/>
+    <w:abstractNumId w:val="20"/>
   </w:num>
   <w:num w:numId="11">
+    <w:abstractNumId w:val="15"/>
+  </w:num>
+  <w:num w:numId="12">
+    <w:abstractNumId w:val="13"/>
+  </w:num>
+  <w:num w:numId="13">
+    <w:abstractNumId w:val="17"/>
+  </w:num>
+  <w:num w:numId="14">
+    <w:abstractNumId w:val="7"/>
+  </w:num>
+  <w:num w:numId="15">
     <w:abstractNumId w:val="14"/>
   </w:num>
-  <w:num w:numId="12">
-    <w:abstractNumId w:val="12"/>
+  <w:num w:numId="16">
+    <w:abstractNumId w:val="11"/>
   </w:num>
-  <w:num w:numId="13">
-    <w:abstractNumId w:val="16"/>
-  </w:num>
-  <w:num w:numId="14">
-    <w:abstractNumId w:val="6"/>
-  </w:num>
-  <w:num w:numId="15">
-    <w:abstractNumId w:val="13"/>
-  </w:num>
-  <w:num w:numId="16">
+  <w:num w:numId="17">
     <w:abstractNumId w:val="10"/>
   </w:num>
-  <w:num w:numId="17">
-    <w:abstractNumId w:val="9"/>
-  </w:num>
   <w:num w:numId="18">
-    <w:abstractNumId w:val="18"/>
+    <w:abstractNumId w:val="19"/>
   </w:num>
   <w:num w:numId="19">
     <w:abstractNumId w:val="5"/>
   </w:num>
   <w:num w:numId="20">
     <w:abstractNumId w:val="4"/>
+  </w:num>
+  <w:num w:numId="21">
+    <w:abstractNumId w:val="6"/>
   </w:num>
 </w:numbering>
 </file>
@@ -8579,6 +9013,47 @@
     <w:name w:val="Normal"/>
     <w:qFormat/>
     <w:rsid w:val="00A36A50"/>
+  </w:style>
+  <w:style w:type="paragraph" w:styleId="Heading1">
+    <w:name w:val="heading 1"/>
+    <w:basedOn w:val="Normal"/>
+    <w:link w:val="Heading1Char"/>
+    <w:uiPriority w:val="9"/>
+    <w:qFormat/>
+    <w:rsid w:val="00707B41"/>
+    <w:pPr>
+      <w:spacing w:before="100" w:beforeAutospacing="1" w:after="100" w:afterAutospacing="1" w:line="240" w:lineRule="auto"/>
+      <w:outlineLvl w:val="0"/>
+    </w:pPr>
+    <w:rPr>
+      <w:rFonts w:ascii="Times New Roman" w:eastAsia="Times New Roman" w:hAnsi="Times New Roman" w:cs="Times New Roman"/>
+      <w:b/>
+      <w:bCs/>
+      <w:kern w:val="36"/>
+      <w:sz w:val="48"/>
+      <w:szCs w:val="48"/>
+      <w:lang w:bidi="hi-IN"/>
+    </w:rPr>
+  </w:style>
+  <w:style w:type="paragraph" w:styleId="Heading3">
+    <w:name w:val="heading 3"/>
+    <w:basedOn w:val="Normal"/>
+    <w:link w:val="Heading3Char"/>
+    <w:uiPriority w:val="9"/>
+    <w:qFormat/>
+    <w:rsid w:val="00707B41"/>
+    <w:pPr>
+      <w:spacing w:before="100" w:beforeAutospacing="1" w:after="100" w:afterAutospacing="1" w:line="240" w:lineRule="auto"/>
+      <w:outlineLvl w:val="2"/>
+    </w:pPr>
+    <w:rPr>
+      <w:rFonts w:ascii="Times New Roman" w:eastAsia="Times New Roman" w:hAnsi="Times New Roman" w:cs="Times New Roman"/>
+      <w:b/>
+      <w:bCs/>
+      <w:sz w:val="27"/>
+      <w:szCs w:val="27"/>
+      <w:lang w:bidi="hi-IN"/>
+    </w:rPr>
   </w:style>
   <w:style w:type="character" w:default="1" w:styleId="DefaultParagraphFont">
     <w:name w:val="Default Paragraph Font"/>
@@ -8728,6 +9203,161 @@
     <w:rPr>
       <w:b/>
       <w:bCs/>
+    </w:rPr>
+  </w:style>
+  <w:style w:type="character" w:customStyle="1" w:styleId="Heading1Char">
+    <w:name w:val="Heading 1 Char"/>
+    <w:basedOn w:val="DefaultParagraphFont"/>
+    <w:link w:val="Heading1"/>
+    <w:uiPriority w:val="9"/>
+    <w:rsid w:val="00707B41"/>
+    <w:rPr>
+      <w:rFonts w:ascii="Times New Roman" w:eastAsia="Times New Roman" w:hAnsi="Times New Roman" w:cs="Times New Roman"/>
+      <w:b/>
+      <w:bCs/>
+      <w:kern w:val="36"/>
+      <w:sz w:val="48"/>
+      <w:szCs w:val="48"/>
+      <w:lang w:bidi="hi-IN"/>
+    </w:rPr>
+  </w:style>
+  <w:style w:type="character" w:customStyle="1" w:styleId="Heading3Char">
+    <w:name w:val="Heading 3 Char"/>
+    <w:basedOn w:val="DefaultParagraphFont"/>
+    <w:link w:val="Heading3"/>
+    <w:uiPriority w:val="9"/>
+    <w:rsid w:val="00707B41"/>
+    <w:rPr>
+      <w:rFonts w:ascii="Times New Roman" w:eastAsia="Times New Roman" w:hAnsi="Times New Roman" w:cs="Times New Roman"/>
+      <w:b/>
+      <w:bCs/>
+      <w:sz w:val="27"/>
+      <w:szCs w:val="27"/>
+      <w:lang w:bidi="hi-IN"/>
+    </w:rPr>
+  </w:style>
+  <w:style w:type="paragraph" w:styleId="NormalWeb">
+    <w:name w:val="Normal (Web)"/>
+    <w:basedOn w:val="Normal"/>
+    <w:uiPriority w:val="99"/>
+    <w:semiHidden/>
+    <w:unhideWhenUsed/>
+    <w:rsid w:val="00707B41"/>
+    <w:pPr>
+      <w:spacing w:before="100" w:beforeAutospacing="1" w:after="100" w:afterAutospacing="1" w:line="240" w:lineRule="auto"/>
+    </w:pPr>
+    <w:rPr>
+      <w:rFonts w:ascii="Times New Roman" w:eastAsia="Times New Roman" w:hAnsi="Times New Roman" w:cs="Times New Roman"/>
+      <w:sz w:val="24"/>
+      <w:szCs w:val="24"/>
+      <w:lang w:bidi="hi-IN"/>
+    </w:rPr>
+  </w:style>
+  <w:style w:type="character" w:styleId="HTMLCode">
+    <w:name w:val="HTML Code"/>
+    <w:basedOn w:val="DefaultParagraphFont"/>
+    <w:uiPriority w:val="99"/>
+    <w:semiHidden/>
+    <w:unhideWhenUsed/>
+    <w:rsid w:val="00707B41"/>
+    <w:rPr>
+      <w:rFonts w:ascii="Courier New" w:eastAsia="Times New Roman" w:hAnsi="Courier New" w:cs="Courier New"/>
+      <w:sz w:val="20"/>
+      <w:szCs w:val="20"/>
+    </w:rPr>
+  </w:style>
+  <w:style w:type="paragraph" w:styleId="z-TopofForm">
+    <w:name w:val="HTML Top of Form"/>
+    <w:basedOn w:val="Normal"/>
+    <w:next w:val="Normal"/>
+    <w:link w:val="z-TopofFormChar"/>
+    <w:hidden/>
+    <w:uiPriority w:val="99"/>
+    <w:semiHidden/>
+    <w:unhideWhenUsed/>
+    <w:rsid w:val="00707B41"/>
+    <w:pPr>
+      <w:pBdr>
+        <w:bottom w:val="single" w:sz="6" w:space="1" w:color="auto"/>
+      </w:pBdr>
+      <w:spacing w:after="0" w:line="240" w:lineRule="auto"/>
+      <w:jc w:val="center"/>
+    </w:pPr>
+    <w:rPr>
+      <w:rFonts w:ascii="Arial" w:eastAsia="Times New Roman" w:hAnsi="Arial" w:cs="Mangal"/>
+      <w:vanish/>
+      <w:sz w:val="16"/>
+      <w:szCs w:val="14"/>
+      <w:lang w:bidi="hi-IN"/>
+    </w:rPr>
+  </w:style>
+  <w:style w:type="character" w:customStyle="1" w:styleId="z-TopofFormChar">
+    <w:name w:val="z-Top of Form Char"/>
+    <w:basedOn w:val="DefaultParagraphFont"/>
+    <w:link w:val="z-TopofForm"/>
+    <w:uiPriority w:val="99"/>
+    <w:semiHidden/>
+    <w:rsid w:val="00707B41"/>
+    <w:rPr>
+      <w:rFonts w:ascii="Arial" w:eastAsia="Times New Roman" w:hAnsi="Arial" w:cs="Mangal"/>
+      <w:vanish/>
+      <w:sz w:val="16"/>
+      <w:szCs w:val="14"/>
+      <w:lang w:bidi="hi-IN"/>
+    </w:rPr>
+  </w:style>
+  <w:style w:type="paragraph" w:customStyle="1" w:styleId="placeholder">
+    <w:name w:val="placeholder"/>
+    <w:basedOn w:val="Normal"/>
+    <w:rsid w:val="00707B41"/>
+    <w:pPr>
+      <w:spacing w:before="100" w:beforeAutospacing="1" w:after="100" w:afterAutospacing="1" w:line="240" w:lineRule="auto"/>
+    </w:pPr>
+    <w:rPr>
+      <w:rFonts w:ascii="Times New Roman" w:eastAsia="Times New Roman" w:hAnsi="Times New Roman" w:cs="Times New Roman"/>
+      <w:sz w:val="24"/>
+      <w:szCs w:val="24"/>
+      <w:lang w:bidi="hi-IN"/>
+    </w:rPr>
+  </w:style>
+  <w:style w:type="paragraph" w:styleId="z-BottomofForm">
+    <w:name w:val="HTML Bottom of Form"/>
+    <w:basedOn w:val="Normal"/>
+    <w:next w:val="Normal"/>
+    <w:link w:val="z-BottomofFormChar"/>
+    <w:hidden/>
+    <w:uiPriority w:val="99"/>
+    <w:semiHidden/>
+    <w:unhideWhenUsed/>
+    <w:rsid w:val="00707B41"/>
+    <w:pPr>
+      <w:pBdr>
+        <w:top w:val="single" w:sz="6" w:space="1" w:color="auto"/>
+      </w:pBdr>
+      <w:spacing w:after="0" w:line="240" w:lineRule="auto"/>
+      <w:jc w:val="center"/>
+    </w:pPr>
+    <w:rPr>
+      <w:rFonts w:ascii="Arial" w:eastAsia="Times New Roman" w:hAnsi="Arial" w:cs="Mangal"/>
+      <w:vanish/>
+      <w:sz w:val="16"/>
+      <w:szCs w:val="14"/>
+      <w:lang w:bidi="hi-IN"/>
+    </w:rPr>
+  </w:style>
+  <w:style w:type="character" w:customStyle="1" w:styleId="z-BottomofFormChar">
+    <w:name w:val="z-Bottom of Form Char"/>
+    <w:basedOn w:val="DefaultParagraphFont"/>
+    <w:link w:val="z-BottomofForm"/>
+    <w:uiPriority w:val="99"/>
+    <w:semiHidden/>
+    <w:rsid w:val="00707B41"/>
+    <w:rPr>
+      <w:rFonts w:ascii="Arial" w:eastAsia="Times New Roman" w:hAnsi="Arial" w:cs="Mangal"/>
+      <w:vanish/>
+      <w:sz w:val="16"/>
+      <w:szCs w:val="14"/>
+      <w:lang w:bidi="hi-IN"/>
     </w:rPr>
   </w:style>
 </w:styles>
@@ -9021,7 +9651,7 @@
 </file>
 
 <file path=customXml/itemProps1.xml><?xml version="1.0" encoding="utf-8"?>
-<ds:datastoreItem xmlns:ds="http://schemas.openxmlformats.org/officeDocument/2006/customXml" ds:itemID="{093FA88B-6FA4-4308-9CAD-E3A4C5A752B6}">
+<ds:datastoreItem xmlns:ds="http://schemas.openxmlformats.org/officeDocument/2006/customXml" ds:itemID="{CDFA96A6-F61C-42F7-BEB2-D512B7F4CD70}">
   <ds:schemaRefs>
     <ds:schemaRef ds:uri="http://schemas.openxmlformats.org/officeDocument/2006/bibliography"/>
   </ds:schemaRefs>

--- a/note/MicroServices.docx
+++ b/note/MicroServices.docx
@@ -20,46 +20,14 @@
           <w:b/>
           <w:lang w:val="en-IN"/>
         </w:rPr>
-        <w:t xml:space="preserve">Explain </w:t>
-      </w:r>
-      <w:proofErr w:type="spellStart"/>
+        <w:t>Explain MicroService Architecture</w:t>
+      </w:r>
       <w:r>
         <w:rPr>
           <w:b/>
           <w:lang w:val="en-IN"/>
         </w:rPr>
-        <w:t>MicroService</w:t>
-      </w:r>
-      <w:proofErr w:type="spellEnd"/>
-      <w:r>
-        <w:rPr>
-          <w:b/>
-          <w:lang w:val="en-IN"/>
-        </w:rPr>
-        <w:t xml:space="preserve"> Architecture</w:t>
-      </w:r>
-      <w:r>
-        <w:rPr>
-          <w:b/>
-          <w:lang w:val="en-IN"/>
-        </w:rPr>
-        <w:t xml:space="preserve"> and </w:t>
-      </w:r>
-      <w:proofErr w:type="spellStart"/>
-      <w:r>
-        <w:rPr>
-          <w:b/>
-          <w:lang w:val="en-IN"/>
-        </w:rPr>
-        <w:t>Monlithic</w:t>
-      </w:r>
-      <w:proofErr w:type="spellEnd"/>
-      <w:r>
-        <w:rPr>
-          <w:b/>
-          <w:lang w:val="en-IN"/>
-        </w:rPr>
-        <w:t xml:space="preserve"> Architecture</w:t>
+        <w:t xml:space="preserve"> and Monlithic Architecture</w:t>
       </w:r>
     </w:p>
     <w:p>
@@ -73,27 +41,11 @@
           <w:lang w:val="en-IN"/>
         </w:rPr>
       </w:pPr>
-      <w:proofErr w:type="spellStart"/>
-      <w:proofErr w:type="gramStart"/>
-      <w:r>
-        <w:rPr>
-          <w:lang w:val="en-IN"/>
-        </w:rPr>
-        <w:t>Microservice</w:t>
-      </w:r>
-      <w:proofErr w:type="spellEnd"/>
-      <w:r>
-        <w:rPr>
-          <w:lang w:val="en-IN"/>
-        </w:rPr>
-        <w:t xml:space="preserve"> :</w:t>
-      </w:r>
-      <w:proofErr w:type="gramEnd"/>
-      <w:r>
-        <w:rPr>
-          <w:lang w:val="en-IN"/>
-        </w:rPr>
-        <w:t xml:space="preserve"> Here we build our application by breaking it down into smaller pieces which can be independently developed, deployed &amp; maintained.</w:t>
+      <w:r>
+        <w:rPr>
+          <w:lang w:val="en-IN"/>
+        </w:rPr>
+        <w:t>Microservice : Here we build our application by breaking it down into smaller pieces which can be independently developed, deployed &amp; maintained.</w:t>
       </w:r>
     </w:p>
     <w:p>
@@ -107,19 +59,11 @@
           <w:lang w:val="en-IN"/>
         </w:rPr>
       </w:pPr>
-      <w:proofErr w:type="gramStart"/>
-      <w:r>
-        <w:rPr>
-          <w:lang w:val="en-IN"/>
-        </w:rPr>
-        <w:t>Monolithic :</w:t>
-      </w:r>
-      <w:proofErr w:type="gramEnd"/>
-      <w:r>
-        <w:rPr>
-          <w:lang w:val="en-IN"/>
-        </w:rPr>
-        <w:t xml:space="preserve"> Here our application gets build and deployed as single unit.</w:t>
+      <w:r>
+        <w:rPr>
+          <w:lang w:val="en-IN"/>
+        </w:rPr>
+        <w:t>Monolithic : Here our application gets build and deployed as single unit.</w:t>
       </w:r>
       <w:r>
         <w:rPr>
@@ -145,19 +89,11 @@
         </w:rPr>
         <w:t xml:space="preserve">of our application </w:t>
       </w:r>
-      <w:proofErr w:type="gramStart"/>
-      <w:r>
-        <w:rPr>
-          <w:lang w:val="en-IN"/>
-        </w:rPr>
-        <w:t>are</w:t>
-      </w:r>
-      <w:proofErr w:type="gramEnd"/>
-      <w:r>
-        <w:rPr>
-          <w:lang w:val="en-IN"/>
-        </w:rPr>
-        <w:t xml:space="preserve"> clubbed inside single package.</w:t>
+      <w:r>
+        <w:rPr>
+          <w:lang w:val="en-IN"/>
+        </w:rPr>
+        <w:t>are clubbed inside single package.</w:t>
       </w:r>
     </w:p>
     <w:p>
@@ -185,214 +121,296 @@
           <w:b/>
           <w:lang w:val="en-IN"/>
         </w:rPr>
-        <w:t xml:space="preserve">REST </w:t>
-      </w:r>
-      <w:proofErr w:type="gramStart"/>
+        <w:t>REST Template</w:t>
+      </w:r>
       <w:r>
         <w:rPr>
           <w:b/>
           <w:lang w:val="en-IN"/>
         </w:rPr>
-        <w:t>Template</w:t>
-      </w:r>
-      <w:r>
+        <w:t xml:space="preserve"> : </w:t>
+      </w:r>
+      <w:r>
+        <w:rPr>
+          <w:lang w:val="en-IN"/>
+        </w:rPr>
+        <w:t xml:space="preserve">It is used to </w:t>
+      </w:r>
+      <w:r>
+        <w:rPr>
+          <w:lang w:val="en-IN"/>
+        </w:rPr>
+        <w:t xml:space="preserve">handle </w:t>
+      </w:r>
+      <w:r>
+        <w:rPr>
+          <w:lang w:val="en-IN"/>
+        </w:rPr>
+        <w:t>synchronous  communication between 2 microservices</w:t>
+      </w:r>
+      <w:r>
+        <w:rPr>
+          <w:lang w:val="en-IN"/>
+        </w:rPr>
+        <w:br/>
+      </w:r>
+      <w:r>
+        <w:rPr>
+          <w:lang w:val="en-IN"/>
+        </w:rPr>
+        <w:t>It has a method</w:t>
+      </w:r>
+      <w:r>
+        <w:rPr>
+          <w:lang w:val="en-IN"/>
+        </w:rPr>
+        <w:t>s like</w:t>
+      </w:r>
+      <w:r>
+        <w:rPr>
+          <w:lang w:val="en-IN"/>
+        </w:rPr>
+        <w:t xml:space="preserve"> getForObject</w:t>
+      </w:r>
+      <w:r>
+        <w:rPr>
+          <w:lang w:val="en-IN"/>
+        </w:rPr>
+        <w:t>() and postForObject()</w:t>
+      </w:r>
+      <w:r>
+        <w:rPr>
+          <w:lang w:val="en-IN"/>
+        </w:rPr>
+        <w:t xml:space="preserve"> which takes a ur</w:t>
+      </w:r>
+      <w:r>
+        <w:rPr>
+          <w:lang w:val="en-IN"/>
+        </w:rPr>
+        <w:t>l</w:t>
+      </w:r>
+      <w:r>
+        <w:rPr>
+          <w:lang w:val="en-IN"/>
+        </w:rPr>
+        <w:t xml:space="preserve"> and a class(eg. List.class)</w:t>
+      </w:r>
+      <w:r>
+        <w:rPr>
+          <w:lang w:val="en-IN"/>
+        </w:rPr>
+        <w:t xml:space="preserve"> and a body(in case of postForObject())</w:t>
+      </w:r>
+      <w:r>
+        <w:rPr>
+          <w:lang w:val="en-IN"/>
+        </w:rPr>
+        <w:t>. This class indicates the return type that we are expecting from service, that we have called</w:t>
+      </w:r>
+      <w:r>
+        <w:rPr>
+          <w:lang w:val="en-IN"/>
+        </w:rPr>
+        <w:t>.</w:t>
+      </w:r>
+    </w:p>
+    <w:p>
+      <w:pPr>
+        <w:pStyle w:val="ListParagraph"/>
+        <w:ind w:left="0"/>
         <w:rPr>
           <w:b/>
           <w:lang w:val="en-IN"/>
         </w:rPr>
-        <w:t xml:space="preserve"> :</w:t>
-      </w:r>
-      <w:proofErr w:type="gramEnd"/>
-      <w:r>
+      </w:pPr>
+    </w:p>
+    <w:p>
+      <w:pPr>
+        <w:pStyle w:val="ListParagraph"/>
+        <w:ind w:left="0"/>
+        <w:rPr>
+          <w:bCs/>
+          <w:i/>
+          <w:iCs/>
+          <w:lang w:val="en-IN"/>
+        </w:rPr>
+      </w:pPr>
+      <w:r>
+        <w:rPr>
+          <w:bCs/>
+          <w:lang w:val="en-IN"/>
+        </w:rPr>
+        <w:t xml:space="preserve">RestTemplate also provides another method naming </w:t>
+      </w:r>
+      <w:r>
+        <w:rPr>
+          <w:bCs/>
+          <w:i/>
+          <w:iCs/>
+          <w:lang w:val="en-IN"/>
+        </w:rPr>
+        <w:t>.exchange()</w:t>
+      </w:r>
+    </w:p>
+    <w:p>
+      <w:pPr>
+        <w:pStyle w:val="ListParagraph"/>
+        <w:ind w:left="0"/>
         <w:rPr>
           <w:b/>
           <w:lang w:val="en-IN"/>
         </w:rPr>
-        <w:t xml:space="preserve"> </w:t>
-      </w:r>
-      <w:r>
-        <w:rPr>
-          <w:lang w:val="en-IN"/>
-        </w:rPr>
-        <w:t xml:space="preserve">It is used to </w:t>
-      </w:r>
-      <w:r>
-        <w:rPr>
-          <w:lang w:val="en-IN"/>
-        </w:rPr>
-        <w:t xml:space="preserve">handle </w:t>
-      </w:r>
-      <w:r>
-        <w:rPr>
-          <w:lang w:val="en-IN"/>
-        </w:rPr>
-        <w:t>synchronous  communication between 2 microservices</w:t>
-      </w:r>
-      <w:r>
-        <w:rPr>
-          <w:lang w:val="en-IN"/>
-        </w:rPr>
-        <w:br/>
-      </w:r>
-      <w:r>
-        <w:rPr>
-          <w:lang w:val="en-IN"/>
-        </w:rPr>
-        <w:t>It has a method</w:t>
-      </w:r>
-      <w:r>
-        <w:rPr>
-          <w:lang w:val="en-IN"/>
-        </w:rPr>
-        <w:t>s like</w:t>
-      </w:r>
-      <w:r>
-        <w:rPr>
-          <w:lang w:val="en-IN"/>
-        </w:rPr>
-        <w:t xml:space="preserve"> </w:t>
-      </w:r>
-      <w:proofErr w:type="spellStart"/>
-      <w:r>
-        <w:rPr>
-          <w:lang w:val="en-IN"/>
-        </w:rPr>
-        <w:t>getForObject</w:t>
-      </w:r>
-      <w:proofErr w:type="spellEnd"/>
-      <w:r>
-        <w:rPr>
-          <w:lang w:val="en-IN"/>
-        </w:rPr>
-        <w:t xml:space="preserve">() and </w:t>
-      </w:r>
-      <w:proofErr w:type="spellStart"/>
-      <w:r>
-        <w:rPr>
-          <w:lang w:val="en-IN"/>
-        </w:rPr>
-        <w:t>postForObject</w:t>
-      </w:r>
-      <w:proofErr w:type="spellEnd"/>
-      <w:r>
-        <w:rPr>
-          <w:lang w:val="en-IN"/>
-        </w:rPr>
-        <w:t>()</w:t>
-      </w:r>
-      <w:r>
-        <w:rPr>
-          <w:lang w:val="en-IN"/>
-        </w:rPr>
-        <w:t xml:space="preserve"> which takes a </w:t>
-      </w:r>
-      <w:proofErr w:type="spellStart"/>
-      <w:r>
-        <w:rPr>
-          <w:lang w:val="en-IN"/>
-        </w:rPr>
-        <w:t>ur</w:t>
-      </w:r>
-      <w:r>
-        <w:rPr>
-          <w:lang w:val="en-IN"/>
-        </w:rPr>
-        <w:t>l</w:t>
-      </w:r>
-      <w:proofErr w:type="spellEnd"/>
-      <w:r>
-        <w:rPr>
-          <w:lang w:val="en-IN"/>
-        </w:rPr>
-        <w:t xml:space="preserve"> and a class(</w:t>
-      </w:r>
-      <w:proofErr w:type="spellStart"/>
-      <w:r>
-        <w:rPr>
-          <w:lang w:val="en-IN"/>
-        </w:rPr>
-        <w:t>eg</w:t>
-      </w:r>
-      <w:proofErr w:type="spellEnd"/>
-      <w:r>
-        <w:rPr>
-          <w:lang w:val="en-IN"/>
-        </w:rPr>
-        <w:t xml:space="preserve">. </w:t>
-      </w:r>
-      <w:proofErr w:type="spellStart"/>
-      <w:r>
-        <w:rPr>
-          <w:lang w:val="en-IN"/>
-        </w:rPr>
-        <w:t>List.class</w:t>
-      </w:r>
-      <w:proofErr w:type="spellEnd"/>
-      <w:r>
-        <w:rPr>
-          <w:lang w:val="en-IN"/>
-        </w:rPr>
-        <w:t>)</w:t>
-      </w:r>
-      <w:r>
-        <w:rPr>
-          <w:lang w:val="en-IN"/>
-        </w:rPr>
-        <w:t xml:space="preserve"> and a </w:t>
-      </w:r>
-      <w:proofErr w:type="gramStart"/>
-      <w:r>
-        <w:rPr>
-          <w:lang w:val="en-IN"/>
-        </w:rPr>
-        <w:t>body(</w:t>
-      </w:r>
-      <w:proofErr w:type="gramEnd"/>
-      <w:r>
-        <w:rPr>
-          <w:lang w:val="en-IN"/>
-        </w:rPr>
-        <w:t xml:space="preserve">in case of </w:t>
-      </w:r>
-      <w:proofErr w:type="spellStart"/>
-      <w:r>
-        <w:rPr>
-          <w:lang w:val="en-IN"/>
-        </w:rPr>
-        <w:t>postForObject</w:t>
-      </w:r>
-      <w:proofErr w:type="spellEnd"/>
-      <w:r>
-        <w:rPr>
-          <w:lang w:val="en-IN"/>
-        </w:rPr>
-        <w:t>())</w:t>
-      </w:r>
-      <w:r>
-        <w:rPr>
-          <w:lang w:val="en-IN"/>
-        </w:rPr>
-        <w:t xml:space="preserve">. This class indicates the return type that we are expecting from </w:t>
-      </w:r>
-      <w:proofErr w:type="gramStart"/>
-      <w:r>
-        <w:rPr>
-          <w:lang w:val="en-IN"/>
-        </w:rPr>
-        <w:t>service, that</w:t>
-      </w:r>
-      <w:proofErr w:type="gramEnd"/>
-      <w:r>
-        <w:rPr>
-          <w:lang w:val="en-IN"/>
-        </w:rPr>
-        <w:t xml:space="preserve"> we have called</w:t>
-      </w:r>
-      <w:r>
-        <w:rPr>
-          <w:lang w:val="en-IN"/>
-        </w:rPr>
-        <w:t>.</w:t>
+      </w:pPr>
+      <w:r>
+        <w:rPr>
+          <w:bCs/>
+          <w:lang w:val="en-IN"/>
+        </w:rPr>
+        <w:t>exchange() is the most powerful and flexible method in RestTemplate.</w:t>
+      </w:r>
+      <w:r>
+        <w:rPr>
+          <w:bCs/>
+          <w:lang w:val="en-IN"/>
+        </w:rPr>
+        <w:br/>
+      </w:r>
+      <w:r>
+        <w:rPr>
+          <w:bCs/>
+          <w:lang w:val="en-IN"/>
+        </w:rPr>
+        <w:t>Unlike getForObject(), getForEntity(), postForObject(), and postForEntity(), which are limited to simple GET and POST requests,</w:t>
+      </w:r>
+      <w:r>
+        <w:rPr>
+          <w:bCs/>
+          <w:lang w:val="en-IN"/>
+        </w:rPr>
+        <w:t xml:space="preserve"> exchange() allows </w:t>
+      </w:r>
+      <w:r>
+        <w:rPr>
+          <w:bCs/>
+          <w:lang w:val="en-IN"/>
+        </w:rPr>
+        <w:t>u</w:t>
+      </w:r>
+      <w:r>
+        <w:rPr>
+          <w:bCs/>
+          <w:lang w:val="en-IN"/>
+        </w:rPr>
+        <w:t>s</w:t>
+      </w:r>
+      <w:r>
+        <w:rPr>
+          <w:bCs/>
+          <w:lang w:val="en-IN"/>
+        </w:rPr>
+        <w:t xml:space="preserve"> to:</w:t>
+      </w:r>
+    </w:p>
+    <w:p>
+      <w:pPr>
+        <w:pStyle w:val="ListParagraph"/>
+        <w:numPr>
+          <w:ilvl w:val="0"/>
+          <w:numId w:val="23"/>
+        </w:numPr>
+        <w:ind w:left="0"/>
+        <w:rPr>
+          <w:bCs/>
+          <w:lang w:val="en-IN"/>
+        </w:rPr>
+      </w:pPr>
+      <w:r>
+        <w:rPr>
+          <w:bCs/>
+          <w:lang w:val="en-IN"/>
+        </w:rPr>
+        <w:t>Use any HTTP method (GET, POST, PUT, DELETE, PATCH, etc.)</w:t>
+      </w:r>
+    </w:p>
+    <w:p>
+      <w:pPr>
+        <w:pStyle w:val="ListParagraph"/>
+        <w:numPr>
+          <w:ilvl w:val="0"/>
+          <w:numId w:val="23"/>
+        </w:numPr>
+        <w:ind w:left="0"/>
+        <w:rPr>
+          <w:bCs/>
+          <w:lang w:val="en-IN"/>
+        </w:rPr>
+      </w:pPr>
+      <w:r>
+        <w:rPr>
+          <w:bCs/>
+          <w:lang w:val="en-IN"/>
+        </w:rPr>
+        <w:t>Send custom headers (Authorization tokens, Content-Type, etc.)</w:t>
+      </w:r>
+    </w:p>
+    <w:p>
+      <w:pPr>
+        <w:pStyle w:val="ListParagraph"/>
+        <w:numPr>
+          <w:ilvl w:val="0"/>
+          <w:numId w:val="23"/>
+        </w:numPr>
+        <w:ind w:left="0"/>
+        <w:rPr>
+          <w:bCs/>
+          <w:lang w:val="en-IN"/>
+        </w:rPr>
+      </w:pPr>
+      <w:r>
+        <w:rPr>
+          <w:bCs/>
+          <w:lang w:val="en-IN"/>
+        </w:rPr>
+        <w:t>Send request body + headers together using HttpEntity</w:t>
+      </w:r>
+    </w:p>
+    <w:p>
+      <w:pPr>
+        <w:pStyle w:val="ListParagraph"/>
+        <w:numPr>
+          <w:ilvl w:val="0"/>
+          <w:numId w:val="23"/>
+        </w:numPr>
+        <w:ind w:left="0"/>
+        <w:rPr>
+          <w:bCs/>
+          <w:lang w:val="en-IN"/>
+        </w:rPr>
+      </w:pPr>
+      <w:r>
+        <w:rPr>
+          <w:bCs/>
+          <w:lang w:val="en-IN"/>
+        </w:rPr>
+        <w:t>Receive the response as a ResponseEntity (status + headers + body)</w:t>
+      </w:r>
+    </w:p>
+    <w:p>
+      <w:pPr>
+        <w:pStyle w:val="ListParagraph"/>
+        <w:ind w:left="0"/>
+        <w:rPr>
+          <w:bCs/>
+          <w:lang w:val="en-IN"/>
+        </w:rPr>
+      </w:pPr>
+      <w:r>
+        <w:rPr>
+          <w:bCs/>
+          <w:lang w:val="en-IN"/>
+        </w:rPr>
+        <w:t>In microservices, we often need to pass authentication tokens, content types, tracing IDs, etc., and for that reason, exchange() is the preferred method.</w:t>
       </w:r>
     </w:p>
     <w:p>
@@ -447,7 +465,6 @@
         </w:rPr>
         <w:t xml:space="preserve">s JSON using REST. </w:t>
       </w:r>
-      <w:proofErr w:type="spellStart"/>
       <w:r>
         <w:rPr>
           <w:i/>
@@ -456,7 +473,6 @@
         </w:rPr>
         <w:t>RestClient</w:t>
       </w:r>
-      <w:proofErr w:type="spellEnd"/>
       <w:r>
         <w:rPr>
           <w:lang w:val="en-IN"/>
@@ -493,35 +509,7 @@
         <w:rPr>
           <w:lang w:val="en-IN"/>
         </w:rPr>
-        <w:t xml:space="preserve">: In this type of communication, the client does not wait for </w:t>
-      </w:r>
-      <w:proofErr w:type="gramStart"/>
-      <w:r>
-        <w:rPr>
-          <w:lang w:val="en-IN"/>
-        </w:rPr>
-        <w:t>response,</w:t>
-      </w:r>
-      <w:proofErr w:type="gramEnd"/>
-      <w:r>
-        <w:rPr>
-          <w:lang w:val="en-IN"/>
-        </w:rPr>
-        <w:t xml:space="preserve"> instead it just sends the message to the message broker. Kafka, </w:t>
-      </w:r>
-      <w:proofErr w:type="spellStart"/>
-      <w:r>
-        <w:rPr>
-          <w:lang w:val="en-IN"/>
-        </w:rPr>
-        <w:t>RabbitMQ</w:t>
-      </w:r>
-      <w:proofErr w:type="spellEnd"/>
-      <w:r>
-        <w:rPr>
-          <w:lang w:val="en-IN"/>
-        </w:rPr>
-        <w:t xml:space="preserve"> can be used for asynchronous communication across microservices to achieve eventual consistency.</w:t>
+        <w:t>: In this type of communication, the client does not wait for response, instead it just sends the message to the message broker. Kafka, RabbitMQ can be used for asynchronous communication across microservices to achieve eventual consistency.</w:t>
       </w:r>
     </w:p>
     <w:p>
@@ -535,8 +523,6 @@
           <w:lang w:val="en-IN"/>
         </w:rPr>
       </w:pPr>
-      <w:proofErr w:type="spellStart"/>
-      <w:proofErr w:type="gramStart"/>
       <w:r>
         <w:rPr>
           <w:b/>
@@ -545,45 +531,11 @@
         </w:rPr>
         <w:t>gRPC</w:t>
       </w:r>
-      <w:proofErr w:type="spellEnd"/>
-      <w:proofErr w:type="gramEnd"/>
-      <w:r>
-        <w:rPr>
-          <w:lang w:val="en-IN"/>
-        </w:rPr>
-        <w:t xml:space="preserve">: It can be used in case microservices needs high performance low latency communication. </w:t>
-      </w:r>
-      <w:proofErr w:type="spellStart"/>
-      <w:proofErr w:type="gramStart"/>
-      <w:r>
-        <w:rPr>
-          <w:lang w:val="en-IN"/>
-        </w:rPr>
-        <w:t>gRPC</w:t>
-      </w:r>
-      <w:proofErr w:type="spellEnd"/>
-      <w:proofErr w:type="gramEnd"/>
-      <w:r>
-        <w:rPr>
-          <w:lang w:val="en-IN"/>
-        </w:rPr>
-        <w:t xml:space="preserve"> supports both Synchronous and Asynchronous way of communication. It internally uses binary data. It is faster than REST. </w:t>
-      </w:r>
-      <w:proofErr w:type="spellStart"/>
-      <w:proofErr w:type="gramStart"/>
-      <w:r>
-        <w:rPr>
-          <w:lang w:val="en-IN"/>
-        </w:rPr>
-        <w:t>gRPC</w:t>
-      </w:r>
-      <w:proofErr w:type="spellEnd"/>
-      <w:proofErr w:type="gramEnd"/>
-      <w:r>
-        <w:rPr>
-          <w:lang w:val="en-IN"/>
-        </w:rPr>
-        <w:t xml:space="preserve"> has gained more popularity in recent times.</w:t>
+      <w:r>
+        <w:rPr>
+          <w:lang w:val="en-IN"/>
+        </w:rPr>
+        <w:t>: It can be used in case microservices needs high performance low latency communication. gRPC supports both Synchronous and Asynchronous way of communication. It internally uses binary data. It is faster than REST. gRPC has gained more popularity in recent times.</w:t>
       </w:r>
     </w:p>
     <w:p>
@@ -606,25 +558,7 @@
           <w:bCs/>
           <w:lang w:val="en-IN"/>
         </w:rPr>
-        <w:t xml:space="preserve">When should we use </w:t>
-      </w:r>
-      <w:proofErr w:type="spellStart"/>
-      <w:r>
-        <w:rPr>
-          <w:b/>
-          <w:bCs/>
-          <w:lang w:val="en-IN"/>
-        </w:rPr>
-        <w:t>gRPC</w:t>
-      </w:r>
-      <w:proofErr w:type="spellEnd"/>
-      <w:r>
-        <w:rPr>
-          <w:b/>
-          <w:bCs/>
-          <w:lang w:val="en-IN"/>
-        </w:rPr>
-        <w:t xml:space="preserve"> and when should we use REST?</w:t>
+        <w:t>When should we use gRPC and when should we use REST?</w:t>
       </w:r>
     </w:p>
     <w:p>
@@ -639,21 +573,7 @@
         <w:rPr>
           <w:lang w:val="en-IN"/>
         </w:rPr>
-        <w:t xml:space="preserve">If we want to connect with browsers or want to create public API, then we should REST. For Micro-Service to Micro-Service communication we should use </w:t>
-      </w:r>
-      <w:proofErr w:type="spellStart"/>
-      <w:r>
-        <w:rPr>
-          <w:lang w:val="en-IN"/>
-        </w:rPr>
-        <w:t>gRPC</w:t>
-      </w:r>
-      <w:proofErr w:type="spellEnd"/>
-      <w:r>
-        <w:rPr>
-          <w:lang w:val="en-IN"/>
-        </w:rPr>
-        <w:t>.</w:t>
+        <w:t>If we want to connect with browsers or want to create public API, then we should REST. For Micro-Service to Micro-Service communication we should use gRPC.</w:t>
       </w:r>
     </w:p>
     <w:p>
@@ -855,6 +775,7 @@
         <w:rPr>
           <w:lang w:val="en-IN"/>
         </w:rPr>
+        <w:lastRenderedPageBreak/>
         <w:t xml:space="preserve">Retry Pattern: </w:t>
       </w:r>
       <w:r>
@@ -945,21 +866,7 @@
         <w:rPr>
           <w:lang w:val="en-IN"/>
         </w:rPr>
-        <w:t xml:space="preserve">It provides alternative </w:t>
-      </w:r>
-      <w:proofErr w:type="spellStart"/>
-      <w:r>
-        <w:rPr>
-          <w:lang w:val="en-IN"/>
-        </w:rPr>
-        <w:t>behavior</w:t>
-      </w:r>
-      <w:proofErr w:type="spellEnd"/>
-      <w:r>
-        <w:rPr>
-          <w:lang w:val="en-IN"/>
-        </w:rPr>
-        <w:t xml:space="preserve"> when primary operation fails.</w:t>
+        <w:t>It provides alternative behavior when primary operation fails.</w:t>
       </w:r>
     </w:p>
     <w:p>
@@ -980,16 +887,7 @@
           <w:bCs/>
           <w:lang w:val="en-IN"/>
         </w:rPr>
-        <w:t xml:space="preserve">Resilience in Spring </w:t>
-      </w:r>
-      <w:proofErr w:type="gramStart"/>
-      <w:r>
-        <w:rPr>
-          <w:b/>
-          <w:bCs/>
-          <w:lang w:val="en-IN"/>
-        </w:rPr>
-        <w:t>boot</w:t>
+        <w:t>Resilience in Spring boot</w:t>
       </w:r>
       <w:r>
         <w:rPr>
@@ -997,7 +895,6 @@
         </w:rPr>
         <w:t xml:space="preserve"> :</w:t>
       </w:r>
-      <w:proofErr w:type="gramEnd"/>
       <w:r>
         <w:rPr>
           <w:lang w:val="en-IN"/>
@@ -1144,7 +1041,6 @@
           <w:b/>
           <w:lang w:val="en-IN"/>
         </w:rPr>
-        <w:lastRenderedPageBreak/>
         <w:t>What is Service Discovery?</w:t>
       </w:r>
       <w:r>
@@ -1220,119 +1116,40 @@
           <w:b/>
           <w:lang w:val="en-IN"/>
         </w:rPr>
-        <w:t xml:space="preserve">What is Circuit </w:t>
-      </w:r>
-      <w:proofErr w:type="gramStart"/>
+        <w:t>What is Circuit Breaker.</w:t>
+      </w:r>
+      <w:r>
+        <w:rPr>
+          <w:lang w:val="en-IN"/>
+        </w:rPr>
+        <w:br/>
+        <w:t xml:space="preserve">Suppose a Microservice ‘A’ is internally calling another Microservice ‘B’ and ‘B’ has some fault. Hence we will stop calling the faulty Microservice ‘B’. </w:t>
+      </w:r>
       <w:r>
         <w:rPr>
           <w:b/>
           <w:lang w:val="en-IN"/>
         </w:rPr>
-        <w:t>Breaker.</w:t>
-      </w:r>
-      <w:proofErr w:type="gramEnd"/>
-      <w:r>
-        <w:rPr>
-          <w:lang w:val="en-IN"/>
-        </w:rPr>
-        <w:br/>
-        <w:t xml:space="preserve">Suppose a </w:t>
-      </w:r>
-      <w:proofErr w:type="spellStart"/>
-      <w:r>
-        <w:rPr>
-          <w:lang w:val="en-IN"/>
-        </w:rPr>
-        <w:t>Microservice</w:t>
-      </w:r>
-      <w:proofErr w:type="spellEnd"/>
-      <w:r>
-        <w:rPr>
-          <w:lang w:val="en-IN"/>
-        </w:rPr>
-        <w:t xml:space="preserve"> ‘A’ is internally calling another </w:t>
-      </w:r>
-      <w:proofErr w:type="spellStart"/>
-      <w:r>
-        <w:rPr>
-          <w:lang w:val="en-IN"/>
-        </w:rPr>
-        <w:t>Microservice</w:t>
-      </w:r>
-      <w:proofErr w:type="spellEnd"/>
-      <w:r>
-        <w:rPr>
-          <w:lang w:val="en-IN"/>
-        </w:rPr>
-        <w:t xml:space="preserve"> ‘B’ and ‘B’ has some fault. Hence we will stop calling the faulty </w:t>
-      </w:r>
-      <w:proofErr w:type="spellStart"/>
-      <w:r>
-        <w:rPr>
-          <w:lang w:val="en-IN"/>
-        </w:rPr>
-        <w:t>Microservice</w:t>
-      </w:r>
-      <w:proofErr w:type="spellEnd"/>
-      <w:r>
-        <w:rPr>
-          <w:lang w:val="en-IN"/>
-        </w:rPr>
-        <w:t xml:space="preserve"> ‘B’. </w:t>
-      </w:r>
-      <w:r>
-        <w:rPr>
-          <w:b/>
-          <w:lang w:val="en-IN"/>
-        </w:rPr>
         <w:t xml:space="preserve"> </w:t>
       </w:r>
       <w:r>
         <w:rPr>
           <w:lang w:val="en-IN"/>
         </w:rPr>
-        <w:t>We can achieve this functionality with the help of annotation @</w:t>
-      </w:r>
-      <w:proofErr w:type="spellStart"/>
-      <w:r>
-        <w:rPr>
-          <w:lang w:val="en-IN"/>
-        </w:rPr>
-        <w:t>CircuitBreaker</w:t>
-      </w:r>
-      <w:proofErr w:type="spellEnd"/>
-      <w:r>
-        <w:rPr>
-          <w:lang w:val="en-IN"/>
-        </w:rPr>
-        <w:t xml:space="preserve"> </w:t>
-      </w:r>
-    </w:p>
-    <w:p>
-      <w:pPr>
-        <w:rPr>
-          <w:lang w:val="en-IN"/>
-        </w:rPr>
-      </w:pPr>
-      <w:r>
-        <w:rPr>
-          <w:lang w:val="en-IN"/>
-        </w:rPr>
-        <w:t xml:space="preserve">Moreover, there are generally three states of a Circuit Breaker </w:t>
-      </w:r>
-      <w:proofErr w:type="gramStart"/>
-      <w:r>
-        <w:rPr>
-          <w:lang w:val="en-IN"/>
-        </w:rPr>
-        <w:t>Pattern :</w:t>
-      </w:r>
-      <w:proofErr w:type="gramEnd"/>
-      <w:r>
-        <w:rPr>
-          <w:lang w:val="en-IN"/>
-        </w:rPr>
-        <w:t xml:space="preserve"> </w:t>
+        <w:t xml:space="preserve">We can achieve this functionality with the help of annotation @CircuitBreaker </w:t>
+      </w:r>
+    </w:p>
+    <w:p>
+      <w:pPr>
+        <w:rPr>
+          <w:lang w:val="en-IN"/>
+        </w:rPr>
+      </w:pPr>
+      <w:r>
+        <w:rPr>
+          <w:lang w:val="en-IN"/>
+        </w:rPr>
+        <w:t xml:space="preserve">Moreover, there are generally three states of a Circuit Breaker Pattern : </w:t>
       </w:r>
     </w:p>
     <w:p>
@@ -1359,19 +1176,11 @@
         </w:rPr>
         <w:t xml:space="preserve">: In this state, </w:t>
       </w:r>
-      <w:proofErr w:type="gramStart"/>
-      <w:r>
-        <w:rPr>
-          <w:lang w:val="en-IN"/>
-        </w:rPr>
-        <w:t>The</w:t>
-      </w:r>
-      <w:proofErr w:type="gramEnd"/>
-      <w:r>
-        <w:rPr>
-          <w:lang w:val="en-IN"/>
-        </w:rPr>
-        <w:t xml:space="preserve"> circuit breaker allows microservices to communicate as usual and monitor the number of failures occurring within the defined time period. If the failure count exceeds the specified threshold value, the circuit breaker will move to the Open state. </w:t>
+      <w:r>
+        <w:rPr>
+          <w:lang w:val="en-IN"/>
+        </w:rPr>
+        <w:t xml:space="preserve">The circuit breaker allows microservices to communicate as usual and monitor the number of failures occurring within the defined time period. If the failure count exceeds the specified threshold value, the circuit breaker will move to the Open state. </w:t>
       </w:r>
     </w:p>
     <w:p>
@@ -1500,23 +1309,7 @@
           <w:b/>
           <w:lang w:val="en-IN"/>
         </w:rPr>
-        <w:t xml:space="preserve">What is </w:t>
-      </w:r>
-      <w:proofErr w:type="gramStart"/>
-      <w:r>
-        <w:rPr>
-          <w:b/>
-          <w:lang w:val="en-IN"/>
-        </w:rPr>
-        <w:t>retry</w:t>
-      </w:r>
-      <w:proofErr w:type="gramEnd"/>
-      <w:r>
-        <w:rPr>
-          <w:b/>
-          <w:lang w:val="en-IN"/>
-        </w:rPr>
-        <w:t xml:space="preserve"> mechanism?</w:t>
+        <w:t>What is retry mechanism?</w:t>
       </w:r>
     </w:p>
     <w:p>
@@ -1558,6 +1351,7 @@
           <w:bCs/>
           <w:lang w:val="en-IN"/>
         </w:rPr>
+        <w:lastRenderedPageBreak/>
         <w:t>What is Load Balancing?</w:t>
       </w:r>
     </w:p>
@@ -1600,25 +1394,7 @@
           <w:bCs/>
           <w:lang w:val="en-IN"/>
         </w:rPr>
-        <w:t xml:space="preserve">What is Spring Cloud </w:t>
-      </w:r>
-      <w:proofErr w:type="spellStart"/>
-      <w:r>
-        <w:rPr>
-          <w:b/>
-          <w:bCs/>
-          <w:lang w:val="en-IN"/>
-        </w:rPr>
-        <w:t>Config</w:t>
-      </w:r>
-      <w:proofErr w:type="spellEnd"/>
-      <w:r>
-        <w:rPr>
-          <w:b/>
-          <w:bCs/>
-          <w:lang w:val="en-IN"/>
-        </w:rPr>
-        <w:t xml:space="preserve"> Server?</w:t>
+        <w:t>What is Spring Cloud Config Server?</w:t>
       </w:r>
     </w:p>
     <w:p>
@@ -1633,35 +1409,7 @@
         <w:rPr>
           <w:lang w:val="en-IN"/>
         </w:rPr>
-        <w:t xml:space="preserve">Spring Cloud </w:t>
-      </w:r>
-      <w:proofErr w:type="spellStart"/>
-      <w:r>
-        <w:rPr>
-          <w:lang w:val="en-IN"/>
-        </w:rPr>
-        <w:t>Config</w:t>
-      </w:r>
-      <w:proofErr w:type="spellEnd"/>
-      <w:r>
-        <w:rPr>
-          <w:lang w:val="en-IN"/>
-        </w:rPr>
-        <w:t xml:space="preserve"> Server allows us to store all </w:t>
-      </w:r>
-      <w:proofErr w:type="gramStart"/>
-      <w:r>
-        <w:rPr>
-          <w:lang w:val="en-IN"/>
-        </w:rPr>
-        <w:t>configuration</w:t>
-      </w:r>
-      <w:proofErr w:type="gramEnd"/>
-      <w:r>
-        <w:rPr>
-          <w:lang w:val="en-IN"/>
-        </w:rPr>
-        <w:t xml:space="preserve"> of all microservices in one centralized place (like Git).</w:t>
+        <w:t>Spring Cloud Config Server allows us to store all configuration of all microservices in one centralized place (like Git).</w:t>
       </w:r>
     </w:p>
     <w:p>
@@ -1682,191 +1430,263 @@
           <w:bCs/>
           <w:lang w:val="en-IN"/>
         </w:rPr>
-        <w:t xml:space="preserve">In a Spring Boot + </w:t>
-      </w:r>
-      <w:proofErr w:type="spellStart"/>
+        <w:t>In a Spring Boot + Microservice application, we are waiting for response from another microservice, If we did't get it within 10 seconds then we should give a error message: "request timed out. Please try later". How should we implement this?</w:t>
+      </w:r>
       <w:r>
         <w:rPr>
           <w:b/>
           <w:bCs/>
           <w:lang w:val="en-IN"/>
         </w:rPr>
+        <w:t xml:space="preserve"> Also implement Retry and CircuitBreaker as well.</w:t>
+      </w:r>
+      <w:r>
+        <w:rPr>
+          <w:lang w:val="en-IN"/>
+        </w:rPr>
+        <w:br/>
+      </w:r>
+      <w:r>
+        <w:rPr>
+          <w:lang w:val="en-IN"/>
+        </w:rPr>
+        <w:t>Use Resili</w:t>
+      </w:r>
+      <w:r>
+        <w:rPr>
+          <w:lang w:val="en-IN"/>
+        </w:rPr>
+        <w:t>ence4J, It provides @TimeOut</w:t>
+      </w:r>
+      <w:r>
+        <w:rPr>
+          <w:lang w:val="en-IN"/>
+        </w:rPr>
+        <w:t xml:space="preserve"> annotation. It should be annotated to the method which calls another micro</w:t>
+      </w:r>
+      <w:r>
+        <w:rPr>
+          <w:lang w:val="en-IN"/>
+        </w:rPr>
+        <w:t>-</w:t>
+      </w:r>
+      <w:r>
+        <w:rPr>
+          <w:lang w:val="en-IN"/>
+        </w:rPr>
+        <w:t>service</w:t>
+      </w:r>
+      <w:r>
+        <w:rPr>
+          <w:lang w:val="en-IN"/>
+        </w:rPr>
+        <w:t>.</w:t>
+      </w:r>
+    </w:p>
+    <w:p>
+      <w:pPr>
+        <w:rPr>
+          <w:sz w:val="18"/>
+          <w:szCs w:val="18"/>
+          <w:lang w:val="en-IN"/>
+        </w:rPr>
+      </w:pPr>
+      <w:r>
+        <w:rPr>
+          <w:sz w:val="18"/>
+          <w:szCs w:val="18"/>
+          <w:lang w:val="en-IN"/>
+        </w:rPr>
+        <w:t>@Service</w:t>
+      </w:r>
+      <w:r>
+        <w:rPr>
+          <w:sz w:val="18"/>
+          <w:szCs w:val="18"/>
+          <w:lang w:val="en-IN"/>
+        </w:rPr>
+        <w:br/>
+      </w:r>
+      <w:r>
+        <w:rPr>
+          <w:sz w:val="18"/>
+          <w:szCs w:val="18"/>
+          <w:lang w:val="en-IN"/>
+        </w:rPr>
+        <w:t>public class MyService {</w:t>
+      </w:r>
+      <w:r>
+        <w:rPr>
+          <w:sz w:val="18"/>
+          <w:szCs w:val="18"/>
+          <w:lang w:val="en-IN"/>
+        </w:rPr>
+        <w:br/>
+        <w:t xml:space="preserve"> </w:t>
+      </w:r>
+      <w:r>
+        <w:rPr>
+          <w:sz w:val="18"/>
+          <w:szCs w:val="18"/>
+          <w:lang w:val="en-IN"/>
+        </w:rPr>
+        <w:tab/>
+      </w:r>
+      <w:r>
+        <w:rPr>
+          <w:sz w:val="18"/>
+          <w:szCs w:val="18"/>
+          <w:lang w:val="en-IN"/>
+        </w:rPr>
+        <w:t>private final RestClient restClient =</w:t>
+      </w:r>
+      <w:r>
+        <w:rPr>
+          <w:sz w:val="18"/>
+          <w:szCs w:val="18"/>
+          <w:lang w:val="en-IN"/>
+        </w:rPr>
+        <w:t xml:space="preserve"> </w:t>
+      </w:r>
+      <w:r>
+        <w:rPr>
+          <w:sz w:val="18"/>
+          <w:szCs w:val="18"/>
+          <w:lang w:val="en-IN"/>
+        </w:rPr>
+        <w:t>RestClient.create("http://other-service");</w:t>
+      </w:r>
+      <w:r>
+        <w:rPr>
+          <w:sz w:val="18"/>
+          <w:szCs w:val="18"/>
+          <w:lang w:val="en-IN"/>
+        </w:rPr>
+        <w:t xml:space="preserve">  // </w:t>
+      </w:r>
+      <w:r>
+        <w:rPr>
+          <w:sz w:val="18"/>
+          <w:szCs w:val="18"/>
+          <w:lang w:val="en-IN"/>
+        </w:rPr>
+        <w:t>base url</w:t>
+      </w:r>
+      <w:r>
+        <w:rPr>
+          <w:sz w:val="18"/>
+          <w:szCs w:val="18"/>
+          <w:lang w:val="en-IN"/>
+        </w:rPr>
+        <w:br/>
+        <w:t xml:space="preserve"> </w:t>
+      </w:r>
+      <w:r>
+        <w:rPr>
+          <w:sz w:val="18"/>
+          <w:szCs w:val="18"/>
+          <w:lang w:val="en-IN"/>
+        </w:rPr>
+        <w:tab/>
+      </w:r>
+      <w:r>
+        <w:rPr>
+          <w:sz w:val="18"/>
+          <w:szCs w:val="18"/>
+          <w:lang w:val="en-IN"/>
+        </w:rPr>
+        <w:t>@Timeout(name = "otherServiceTimeout")  // Should be innermost</w:t>
+      </w:r>
+      <w:r>
+        <w:rPr>
+          <w:sz w:val="18"/>
+          <w:szCs w:val="18"/>
+          <w:lang w:val="en-IN"/>
+        </w:rPr>
+        <w:br/>
+        <w:t xml:space="preserve"> </w:t>
+      </w:r>
+      <w:r>
+        <w:rPr>
+          <w:sz w:val="18"/>
+          <w:szCs w:val="18"/>
+          <w:lang w:val="en-IN"/>
+        </w:rPr>
+        <w:tab/>
+      </w:r>
+      <w:r>
+        <w:rPr>
+          <w:sz w:val="18"/>
+          <w:szCs w:val="18"/>
+          <w:lang w:val="en-IN"/>
+        </w:rPr>
+        <w:t>@CircuitBreaker(name = "otherServiceCircuit", fallbackMethod = "otherServiceFallback")</w:t>
+      </w:r>
+      <w:r>
+        <w:rPr>
+          <w:sz w:val="18"/>
+          <w:szCs w:val="18"/>
+          <w:lang w:val="en-IN"/>
+        </w:rPr>
+        <w:br/>
+        <w:t xml:space="preserve"> </w:t>
+      </w:r>
+      <w:r>
+        <w:rPr>
+          <w:sz w:val="18"/>
+          <w:szCs w:val="18"/>
+          <w:lang w:val="en-IN"/>
+        </w:rPr>
+        <w:tab/>
+      </w:r>
+      <w:r>
+        <w:rPr>
+          <w:sz w:val="18"/>
+          <w:szCs w:val="18"/>
+          <w:lang w:val="en-IN"/>
+        </w:rPr>
+        <w:t>@Retry(name = "otherServiceRetry", fallbackMethod = "otherServiceFallback")</w:t>
+      </w:r>
+      <w:r>
+        <w:rPr>
+          <w:sz w:val="18"/>
+          <w:szCs w:val="18"/>
+          <w:lang w:val="en-IN"/>
+        </w:rPr>
+        <w:br/>
+        <w:t xml:space="preserve"> </w:t>
+      </w:r>
+      <w:r>
+        <w:rPr>
+          <w:sz w:val="18"/>
+          <w:szCs w:val="18"/>
+          <w:lang w:val="en-IN"/>
+        </w:rPr>
+        <w:tab/>
+      </w:r>
+      <w:r>
+        <w:rPr>
+          <w:sz w:val="18"/>
+          <w:szCs w:val="18"/>
+          <w:lang w:val="en-IN"/>
+        </w:rPr>
+        <w:t>public String callOther</w:t>
+      </w:r>
+      <w:r>
+        <w:rPr>
+          <w:sz w:val="18"/>
+          <w:szCs w:val="18"/>
+          <w:lang w:val="en-IN"/>
+        </w:rPr>
         <w:t>Microservice</w:t>
       </w:r>
-      <w:proofErr w:type="spellEnd"/>
-      <w:r>
-        <w:rPr>
-          <w:b/>
-          <w:bCs/>
-          <w:lang w:val="en-IN"/>
-        </w:rPr>
-        <w:t xml:space="preserve"> application, we are waiting for response from another </w:t>
-      </w:r>
-      <w:proofErr w:type="spellStart"/>
-      <w:proofErr w:type="gramStart"/>
-      <w:r>
-        <w:rPr>
-          <w:b/>
-          <w:bCs/>
-          <w:lang w:val="en-IN"/>
-        </w:rPr>
-        <w:t>microservice</w:t>
-      </w:r>
-      <w:proofErr w:type="spellEnd"/>
-      <w:proofErr w:type="gramEnd"/>
-      <w:r>
-        <w:rPr>
-          <w:b/>
-          <w:bCs/>
-          <w:lang w:val="en-IN"/>
-        </w:rPr>
-        <w:t xml:space="preserve">, If we </w:t>
-      </w:r>
-      <w:proofErr w:type="spellStart"/>
-      <w:r>
-        <w:rPr>
-          <w:b/>
-          <w:bCs/>
-          <w:lang w:val="en-IN"/>
-        </w:rPr>
-        <w:t>did't</w:t>
-      </w:r>
-      <w:proofErr w:type="spellEnd"/>
-      <w:r>
-        <w:rPr>
-          <w:b/>
-          <w:bCs/>
-          <w:lang w:val="en-IN"/>
-        </w:rPr>
-        <w:t xml:space="preserve"> get it within 10 seconds then we should give a error message: "request timed out. Please try later". How should we implement this?</w:t>
-      </w:r>
-      <w:r>
-        <w:rPr>
-          <w:b/>
-          <w:bCs/>
-          <w:lang w:val="en-IN"/>
-        </w:rPr>
-        <w:t xml:space="preserve"> Also implement Retry and </w:t>
-      </w:r>
-      <w:proofErr w:type="spellStart"/>
-      <w:r>
-        <w:rPr>
-          <w:b/>
-          <w:bCs/>
-          <w:lang w:val="en-IN"/>
-        </w:rPr>
-        <w:t>CircuitBreaker</w:t>
-      </w:r>
-      <w:proofErr w:type="spellEnd"/>
-      <w:r>
-        <w:rPr>
-          <w:b/>
-          <w:bCs/>
-          <w:lang w:val="en-IN"/>
-        </w:rPr>
-        <w:t xml:space="preserve"> as well.</w:t>
-      </w:r>
-      <w:r>
-        <w:rPr>
-          <w:lang w:val="en-IN"/>
-        </w:rPr>
-        <w:br/>
-      </w:r>
-      <w:r>
-        <w:rPr>
-          <w:lang w:val="en-IN"/>
-        </w:rPr>
-        <w:lastRenderedPageBreak/>
-        <w:t>Use Resili</w:t>
-      </w:r>
-      <w:r>
-        <w:rPr>
-          <w:lang w:val="en-IN"/>
-        </w:rPr>
-        <w:t>ence4J, It provides @</w:t>
-      </w:r>
-      <w:proofErr w:type="spellStart"/>
-      <w:r>
-        <w:rPr>
-          <w:lang w:val="en-IN"/>
-        </w:rPr>
-        <w:t>TimeOut</w:t>
-      </w:r>
-      <w:proofErr w:type="spellEnd"/>
-      <w:r>
-        <w:rPr>
-          <w:lang w:val="en-IN"/>
-        </w:rPr>
-        <w:t xml:space="preserve"> annotation. It should be annotated to the method which calls another micro</w:t>
-      </w:r>
-      <w:r>
-        <w:rPr>
-          <w:lang w:val="en-IN"/>
-        </w:rPr>
-        <w:t>-</w:t>
-      </w:r>
-      <w:r>
-        <w:rPr>
-          <w:lang w:val="en-IN"/>
-        </w:rPr>
-        <w:t>service</w:t>
-      </w:r>
-      <w:r>
-        <w:rPr>
-          <w:lang w:val="en-IN"/>
-        </w:rPr>
-        <w:t>.</w:t>
-      </w:r>
-    </w:p>
-    <w:p>
-      <w:pPr>
-        <w:rPr>
-          <w:sz w:val="18"/>
-          <w:szCs w:val="18"/>
-          <w:lang w:val="en-IN"/>
-        </w:rPr>
-      </w:pPr>
-      <w:r>
-        <w:rPr>
-          <w:sz w:val="18"/>
-          <w:szCs w:val="18"/>
-          <w:lang w:val="en-IN"/>
-        </w:rPr>
-        <w:t>@Service</w:t>
-      </w:r>
-      <w:r>
-        <w:rPr>
-          <w:sz w:val="18"/>
-          <w:szCs w:val="18"/>
-          <w:lang w:val="en-IN"/>
-        </w:rPr>
-        <w:br/>
-      </w:r>
-      <w:r>
-        <w:rPr>
-          <w:sz w:val="18"/>
-          <w:szCs w:val="18"/>
-          <w:lang w:val="en-IN"/>
-        </w:rPr>
-        <w:t xml:space="preserve">public class </w:t>
-      </w:r>
-      <w:proofErr w:type="spellStart"/>
-      <w:r>
-        <w:rPr>
-          <w:sz w:val="18"/>
-          <w:szCs w:val="18"/>
-          <w:lang w:val="en-IN"/>
-        </w:rPr>
-        <w:t>MyService</w:t>
-      </w:r>
-      <w:proofErr w:type="spellEnd"/>
-      <w:r>
-        <w:rPr>
-          <w:sz w:val="18"/>
-          <w:szCs w:val="18"/>
-          <w:lang w:val="en-IN"/>
-        </w:rPr>
-        <w:t xml:space="preserve"> {</w:t>
+      <w:r>
+        <w:rPr>
+          <w:sz w:val="18"/>
+          <w:szCs w:val="18"/>
+          <w:lang w:val="en-IN"/>
+        </w:rPr>
+        <w:t>Service() {</w:t>
       </w:r>
       <w:r>
         <w:rPr>
@@ -1891,105 +1711,68 @@
           <w:szCs w:val="18"/>
           <w:lang w:val="en-IN"/>
         </w:rPr>
-        <w:t xml:space="preserve">private final </w:t>
-      </w:r>
-      <w:proofErr w:type="spellStart"/>
-      <w:r>
-        <w:rPr>
-          <w:sz w:val="18"/>
-          <w:szCs w:val="18"/>
-          <w:lang w:val="en-IN"/>
-        </w:rPr>
-        <w:t>RestClient</w:t>
-      </w:r>
-      <w:proofErr w:type="spellEnd"/>
-      <w:r>
-        <w:rPr>
-          <w:sz w:val="18"/>
-          <w:szCs w:val="18"/>
-          <w:lang w:val="en-IN"/>
-        </w:rPr>
+        <w:tab/>
+      </w:r>
+      <w:r>
+        <w:rPr>
+          <w:sz w:val="18"/>
+          <w:szCs w:val="18"/>
+          <w:lang w:val="en-IN"/>
+        </w:rPr>
+        <w:t>return restClient.get().uri("/api/data").retrieve().body(String.class);</w:t>
+      </w:r>
+      <w:r>
+        <w:rPr>
+          <w:sz w:val="18"/>
+          <w:szCs w:val="18"/>
+          <w:lang w:val="en-IN"/>
+        </w:rPr>
+        <w:br/>
         <w:t xml:space="preserve"> </w:t>
       </w:r>
-      <w:proofErr w:type="spellStart"/>
-      <w:r>
-        <w:rPr>
-          <w:sz w:val="18"/>
-          <w:szCs w:val="18"/>
-          <w:lang w:val="en-IN"/>
-        </w:rPr>
-        <w:t>restClient</w:t>
-      </w:r>
-      <w:proofErr w:type="spellEnd"/>
-      <w:r>
-        <w:rPr>
-          <w:sz w:val="18"/>
-          <w:szCs w:val="18"/>
-          <w:lang w:val="en-IN"/>
-        </w:rPr>
-        <w:t xml:space="preserve"> =</w:t>
-      </w:r>
-      <w:r>
-        <w:rPr>
-          <w:sz w:val="18"/>
-          <w:szCs w:val="18"/>
-          <w:lang w:val="en-IN"/>
-        </w:rPr>
+      <w:r>
+        <w:rPr>
+          <w:sz w:val="18"/>
+          <w:szCs w:val="18"/>
+          <w:lang w:val="en-IN"/>
+        </w:rPr>
+        <w:tab/>
+      </w:r>
+      <w:r>
+        <w:rPr>
+          <w:sz w:val="18"/>
+          <w:szCs w:val="18"/>
+          <w:lang w:val="en-IN"/>
+        </w:rPr>
+        <w:t>}</w:t>
+      </w:r>
+    </w:p>
+    <w:p>
+      <w:pPr>
+        <w:ind w:left="720"/>
+        <w:rPr>
+          <w:sz w:val="18"/>
+          <w:szCs w:val="18"/>
+          <w:lang w:val="en-IN"/>
+        </w:rPr>
+      </w:pPr>
+      <w:r>
+        <w:rPr>
+          <w:sz w:val="18"/>
+          <w:szCs w:val="18"/>
+          <w:lang w:val="en-IN"/>
+        </w:rPr>
+        <w:t>public String otherServiceFallback(Throwable ex) {</w:t>
+      </w:r>
+      <w:r>
+        <w:rPr>
+          <w:sz w:val="18"/>
+          <w:szCs w:val="18"/>
+          <w:lang w:val="en-IN"/>
+        </w:rPr>
+        <w:br/>
         <w:t xml:space="preserve"> </w:t>
       </w:r>
-      <w:proofErr w:type="spellStart"/>
-      <w:r>
-        <w:rPr>
-          <w:sz w:val="18"/>
-          <w:szCs w:val="18"/>
-          <w:lang w:val="en-IN"/>
-        </w:rPr>
-        <w:t>RestClient.create</w:t>
-      </w:r>
-      <w:proofErr w:type="spellEnd"/>
-      <w:r>
-        <w:rPr>
-          <w:sz w:val="18"/>
-          <w:szCs w:val="18"/>
-          <w:lang w:val="en-IN"/>
-        </w:rPr>
-        <w:t>("http://other-service");</w:t>
-      </w:r>
-      <w:r>
-        <w:rPr>
-          <w:sz w:val="18"/>
-          <w:szCs w:val="18"/>
-          <w:lang w:val="en-IN"/>
-        </w:rPr>
-        <w:t xml:space="preserve">  // </w:t>
-      </w:r>
-      <w:r>
-        <w:rPr>
-          <w:sz w:val="18"/>
-          <w:szCs w:val="18"/>
-          <w:lang w:val="en-IN"/>
-        </w:rPr>
-        <w:t xml:space="preserve">base </w:t>
-      </w:r>
-      <w:proofErr w:type="spellStart"/>
-      <w:r>
-        <w:rPr>
-          <w:sz w:val="18"/>
-          <w:szCs w:val="18"/>
-          <w:lang w:val="en-IN"/>
-        </w:rPr>
-        <w:t>url</w:t>
-      </w:r>
-      <w:proofErr w:type="spellEnd"/>
-      <w:r>
-        <w:rPr>
-          <w:sz w:val="18"/>
-          <w:szCs w:val="18"/>
-          <w:lang w:val="en-IN"/>
-        </w:rPr>
-        <w:br/>
-        <w:t xml:space="preserve"> </w:t>
-      </w:r>
       <w:r>
         <w:rPr>
           <w:sz w:val="18"/>
@@ -2004,460 +1787,6 @@
           <w:szCs w:val="18"/>
           <w:lang w:val="en-IN"/>
         </w:rPr>
-        <w:t>@Timeout(name = "</w:t>
-      </w:r>
-      <w:proofErr w:type="spellStart"/>
-      <w:r>
-        <w:rPr>
-          <w:sz w:val="18"/>
-          <w:szCs w:val="18"/>
-          <w:lang w:val="en-IN"/>
-        </w:rPr>
-        <w:t>otherServiceTimeout</w:t>
-      </w:r>
-      <w:proofErr w:type="spellEnd"/>
-      <w:r>
-        <w:rPr>
-          <w:sz w:val="18"/>
-          <w:szCs w:val="18"/>
-          <w:lang w:val="en-IN"/>
-        </w:rPr>
-        <w:t>")  // Should be innermost</w:t>
-      </w:r>
-      <w:r>
-        <w:rPr>
-          <w:sz w:val="18"/>
-          <w:szCs w:val="18"/>
-          <w:lang w:val="en-IN"/>
-        </w:rPr>
-        <w:br/>
-        <w:t xml:space="preserve"> </w:t>
-      </w:r>
-      <w:r>
-        <w:rPr>
-          <w:sz w:val="18"/>
-          <w:szCs w:val="18"/>
-          <w:lang w:val="en-IN"/>
-        </w:rPr>
-        <w:tab/>
-      </w:r>
-      <w:r>
-        <w:rPr>
-          <w:sz w:val="18"/>
-          <w:szCs w:val="18"/>
-          <w:lang w:val="en-IN"/>
-        </w:rPr>
-        <w:t>@</w:t>
-      </w:r>
-      <w:proofErr w:type="spellStart"/>
-      <w:r>
-        <w:rPr>
-          <w:sz w:val="18"/>
-          <w:szCs w:val="18"/>
-          <w:lang w:val="en-IN"/>
-        </w:rPr>
-        <w:t>CircuitBreaker</w:t>
-      </w:r>
-      <w:proofErr w:type="spellEnd"/>
-      <w:r>
-        <w:rPr>
-          <w:sz w:val="18"/>
-          <w:szCs w:val="18"/>
-          <w:lang w:val="en-IN"/>
-        </w:rPr>
-        <w:t>(name = "</w:t>
-      </w:r>
-      <w:proofErr w:type="spellStart"/>
-      <w:r>
-        <w:rPr>
-          <w:sz w:val="18"/>
-          <w:szCs w:val="18"/>
-          <w:lang w:val="en-IN"/>
-        </w:rPr>
-        <w:t>otherServiceCircuit</w:t>
-      </w:r>
-      <w:proofErr w:type="spellEnd"/>
-      <w:r>
-        <w:rPr>
-          <w:sz w:val="18"/>
-          <w:szCs w:val="18"/>
-          <w:lang w:val="en-IN"/>
-        </w:rPr>
-        <w:t xml:space="preserve">", </w:t>
-      </w:r>
-      <w:proofErr w:type="spellStart"/>
-      <w:r>
-        <w:rPr>
-          <w:sz w:val="18"/>
-          <w:szCs w:val="18"/>
-          <w:lang w:val="en-IN"/>
-        </w:rPr>
-        <w:t>fallbackMethod</w:t>
-      </w:r>
-      <w:proofErr w:type="spellEnd"/>
-      <w:r>
-        <w:rPr>
-          <w:sz w:val="18"/>
-          <w:szCs w:val="18"/>
-          <w:lang w:val="en-IN"/>
-        </w:rPr>
-        <w:t xml:space="preserve"> = "</w:t>
-      </w:r>
-      <w:proofErr w:type="spellStart"/>
-      <w:r>
-        <w:rPr>
-          <w:sz w:val="18"/>
-          <w:szCs w:val="18"/>
-          <w:lang w:val="en-IN"/>
-        </w:rPr>
-        <w:t>otherServiceFallback</w:t>
-      </w:r>
-      <w:proofErr w:type="spellEnd"/>
-      <w:r>
-        <w:rPr>
-          <w:sz w:val="18"/>
-          <w:szCs w:val="18"/>
-          <w:lang w:val="en-IN"/>
-        </w:rPr>
-        <w:t>")</w:t>
-      </w:r>
-      <w:r>
-        <w:rPr>
-          <w:sz w:val="18"/>
-          <w:szCs w:val="18"/>
-          <w:lang w:val="en-IN"/>
-        </w:rPr>
-        <w:br/>
-        <w:t xml:space="preserve"> </w:t>
-      </w:r>
-      <w:r>
-        <w:rPr>
-          <w:sz w:val="18"/>
-          <w:szCs w:val="18"/>
-          <w:lang w:val="en-IN"/>
-        </w:rPr>
-        <w:tab/>
-      </w:r>
-      <w:r>
-        <w:rPr>
-          <w:sz w:val="18"/>
-          <w:szCs w:val="18"/>
-          <w:lang w:val="en-IN"/>
-        </w:rPr>
-        <w:t>@Retry(name = "</w:t>
-      </w:r>
-      <w:proofErr w:type="spellStart"/>
-      <w:r>
-        <w:rPr>
-          <w:sz w:val="18"/>
-          <w:szCs w:val="18"/>
-          <w:lang w:val="en-IN"/>
-        </w:rPr>
-        <w:t>otherServiceRetry</w:t>
-      </w:r>
-      <w:proofErr w:type="spellEnd"/>
-      <w:r>
-        <w:rPr>
-          <w:sz w:val="18"/>
-          <w:szCs w:val="18"/>
-          <w:lang w:val="en-IN"/>
-        </w:rPr>
-        <w:t xml:space="preserve">", </w:t>
-      </w:r>
-      <w:proofErr w:type="spellStart"/>
-      <w:r>
-        <w:rPr>
-          <w:sz w:val="18"/>
-          <w:szCs w:val="18"/>
-          <w:lang w:val="en-IN"/>
-        </w:rPr>
-        <w:t>fallbackMethod</w:t>
-      </w:r>
-      <w:proofErr w:type="spellEnd"/>
-      <w:r>
-        <w:rPr>
-          <w:sz w:val="18"/>
-          <w:szCs w:val="18"/>
-          <w:lang w:val="en-IN"/>
-        </w:rPr>
-        <w:t xml:space="preserve"> = "</w:t>
-      </w:r>
-      <w:proofErr w:type="spellStart"/>
-      <w:r>
-        <w:rPr>
-          <w:sz w:val="18"/>
-          <w:szCs w:val="18"/>
-          <w:lang w:val="en-IN"/>
-        </w:rPr>
-        <w:t>otherServiceFallback</w:t>
-      </w:r>
-      <w:proofErr w:type="spellEnd"/>
-      <w:r>
-        <w:rPr>
-          <w:sz w:val="18"/>
-          <w:szCs w:val="18"/>
-          <w:lang w:val="en-IN"/>
-        </w:rPr>
-        <w:t>")</w:t>
-      </w:r>
-      <w:r>
-        <w:rPr>
-          <w:sz w:val="18"/>
-          <w:szCs w:val="18"/>
-          <w:lang w:val="en-IN"/>
-        </w:rPr>
-        <w:br/>
-        <w:t xml:space="preserve"> </w:t>
-      </w:r>
-      <w:r>
-        <w:rPr>
-          <w:sz w:val="18"/>
-          <w:szCs w:val="18"/>
-          <w:lang w:val="en-IN"/>
-        </w:rPr>
-        <w:tab/>
-      </w:r>
-      <w:r>
-        <w:rPr>
-          <w:sz w:val="18"/>
-          <w:szCs w:val="18"/>
-          <w:lang w:val="en-IN"/>
-        </w:rPr>
-        <w:t xml:space="preserve">public String </w:t>
-      </w:r>
-      <w:proofErr w:type="spellStart"/>
-      <w:r>
-        <w:rPr>
-          <w:sz w:val="18"/>
-          <w:szCs w:val="18"/>
-          <w:lang w:val="en-IN"/>
-        </w:rPr>
-        <w:t>callOther</w:t>
-      </w:r>
-      <w:r>
-        <w:rPr>
-          <w:sz w:val="18"/>
-          <w:szCs w:val="18"/>
-          <w:lang w:val="en-IN"/>
-        </w:rPr>
-        <w:t>Microservice</w:t>
-      </w:r>
-      <w:r>
-        <w:rPr>
-          <w:sz w:val="18"/>
-          <w:szCs w:val="18"/>
-          <w:lang w:val="en-IN"/>
-        </w:rPr>
-        <w:t>Service</w:t>
-      </w:r>
-      <w:proofErr w:type="spellEnd"/>
-      <w:r>
-        <w:rPr>
-          <w:sz w:val="18"/>
-          <w:szCs w:val="18"/>
-          <w:lang w:val="en-IN"/>
-        </w:rPr>
-        <w:t>() {</w:t>
-      </w:r>
-      <w:r>
-        <w:rPr>
-          <w:sz w:val="18"/>
-          <w:szCs w:val="18"/>
-          <w:lang w:val="en-IN"/>
-        </w:rPr>
-        <w:br/>
-        <w:t xml:space="preserve"> </w:t>
-      </w:r>
-      <w:r>
-        <w:rPr>
-          <w:sz w:val="18"/>
-          <w:szCs w:val="18"/>
-          <w:lang w:val="en-IN"/>
-        </w:rPr>
-        <w:tab/>
-      </w:r>
-      <w:r>
-        <w:rPr>
-          <w:sz w:val="18"/>
-          <w:szCs w:val="18"/>
-          <w:lang w:val="en-IN"/>
-        </w:rPr>
-        <w:tab/>
-      </w:r>
-      <w:r>
-        <w:rPr>
-          <w:sz w:val="18"/>
-          <w:szCs w:val="18"/>
-          <w:lang w:val="en-IN"/>
-        </w:rPr>
-        <w:t xml:space="preserve">return </w:t>
-      </w:r>
-      <w:proofErr w:type="spellStart"/>
-      <w:r>
-        <w:rPr>
-          <w:sz w:val="18"/>
-          <w:szCs w:val="18"/>
-          <w:lang w:val="en-IN"/>
-        </w:rPr>
-        <w:t>restClient.get</w:t>
-      </w:r>
-      <w:proofErr w:type="spellEnd"/>
-      <w:r>
-        <w:rPr>
-          <w:sz w:val="18"/>
-          <w:szCs w:val="18"/>
-          <w:lang w:val="en-IN"/>
-        </w:rPr>
-        <w:t>().</w:t>
-      </w:r>
-      <w:proofErr w:type="spellStart"/>
-      <w:r>
-        <w:rPr>
-          <w:sz w:val="18"/>
-          <w:szCs w:val="18"/>
-          <w:lang w:val="en-IN"/>
-        </w:rPr>
-        <w:t>uri</w:t>
-      </w:r>
-      <w:proofErr w:type="spellEnd"/>
-      <w:r>
-        <w:rPr>
-          <w:sz w:val="18"/>
-          <w:szCs w:val="18"/>
-          <w:lang w:val="en-IN"/>
-        </w:rPr>
-        <w:t>("/api/data").retrieve().body(</w:t>
-      </w:r>
-      <w:proofErr w:type="spellStart"/>
-      <w:r>
-        <w:rPr>
-          <w:sz w:val="18"/>
-          <w:szCs w:val="18"/>
-          <w:lang w:val="en-IN"/>
-        </w:rPr>
-        <w:t>String.class</w:t>
-      </w:r>
-      <w:proofErr w:type="spellEnd"/>
-      <w:r>
-        <w:rPr>
-          <w:sz w:val="18"/>
-          <w:szCs w:val="18"/>
-          <w:lang w:val="en-IN"/>
-        </w:rPr>
-        <w:t>);</w:t>
-      </w:r>
-      <w:r>
-        <w:rPr>
-          <w:sz w:val="18"/>
-          <w:szCs w:val="18"/>
-          <w:lang w:val="en-IN"/>
-        </w:rPr>
-        <w:br/>
-        <w:t xml:space="preserve"> </w:t>
-      </w:r>
-      <w:r>
-        <w:rPr>
-          <w:sz w:val="18"/>
-          <w:szCs w:val="18"/>
-          <w:lang w:val="en-IN"/>
-        </w:rPr>
-        <w:tab/>
-      </w:r>
-      <w:r>
-        <w:rPr>
-          <w:sz w:val="18"/>
-          <w:szCs w:val="18"/>
-          <w:lang w:val="en-IN"/>
-        </w:rPr>
-        <w:t>}</w:t>
-      </w:r>
-    </w:p>
-    <w:p>
-      <w:pPr>
-        <w:ind w:left="720"/>
-        <w:rPr>
-          <w:sz w:val="18"/>
-          <w:szCs w:val="18"/>
-          <w:lang w:val="en-IN"/>
-        </w:rPr>
-      </w:pPr>
-      <w:proofErr w:type="gramStart"/>
-      <w:r>
-        <w:rPr>
-          <w:sz w:val="18"/>
-          <w:szCs w:val="18"/>
-          <w:lang w:val="en-IN"/>
-        </w:rPr>
-        <w:t>public</w:t>
-      </w:r>
-      <w:proofErr w:type="gramEnd"/>
-      <w:r>
-        <w:rPr>
-          <w:sz w:val="18"/>
-          <w:szCs w:val="18"/>
-          <w:lang w:val="en-IN"/>
-        </w:rPr>
-        <w:t xml:space="preserve"> String </w:t>
-      </w:r>
-      <w:proofErr w:type="spellStart"/>
-      <w:r>
-        <w:rPr>
-          <w:sz w:val="18"/>
-          <w:szCs w:val="18"/>
-          <w:lang w:val="en-IN"/>
-        </w:rPr>
-        <w:t>otherServiceFallback</w:t>
-      </w:r>
-      <w:proofErr w:type="spellEnd"/>
-      <w:r>
-        <w:rPr>
-          <w:sz w:val="18"/>
-          <w:szCs w:val="18"/>
-          <w:lang w:val="en-IN"/>
-        </w:rPr>
-        <w:t>(</w:t>
-      </w:r>
-      <w:proofErr w:type="spellStart"/>
-      <w:r>
-        <w:rPr>
-          <w:sz w:val="18"/>
-          <w:szCs w:val="18"/>
-          <w:lang w:val="en-IN"/>
-        </w:rPr>
-        <w:t>Throwable</w:t>
-      </w:r>
-      <w:proofErr w:type="spellEnd"/>
-      <w:r>
-        <w:rPr>
-          <w:sz w:val="18"/>
-          <w:szCs w:val="18"/>
-          <w:lang w:val="en-IN"/>
-        </w:rPr>
-        <w:t xml:space="preserve"> ex) {</w:t>
-      </w:r>
-      <w:r>
-        <w:rPr>
-          <w:sz w:val="18"/>
-          <w:szCs w:val="18"/>
-          <w:lang w:val="en-IN"/>
-        </w:rPr>
-        <w:br/>
-        <w:t xml:space="preserve"> </w:t>
-      </w:r>
-      <w:r>
-        <w:rPr>
-          <w:sz w:val="18"/>
-          <w:szCs w:val="18"/>
-          <w:lang w:val="en-IN"/>
-        </w:rPr>
-        <w:tab/>
-      </w:r>
-      <w:r>
-        <w:rPr>
-          <w:sz w:val="18"/>
-          <w:szCs w:val="18"/>
-          <w:lang w:val="en-IN"/>
-        </w:rPr>
         <w:t>return "request timed out. Please try later";</w:t>
       </w:r>
       <w:r>
@@ -2491,18 +1820,8 @@
           <w:szCs w:val="18"/>
           <w:lang w:val="en-IN"/>
         </w:rPr>
-        <w:t xml:space="preserve"># ===== Resilience4j </w:t>
-      </w:r>
-      <w:proofErr w:type="spellStart"/>
-      <w:r>
-        <w:rPr>
-          <w:sz w:val="18"/>
-          <w:szCs w:val="18"/>
-          <w:lang w:val="en-IN"/>
-        </w:rPr>
-        <w:t>TimeOut</w:t>
-      </w:r>
-      <w:proofErr w:type="spellEnd"/>
+        <w:t># ===== Resilience4j TimeOut</w:t>
+      </w:r>
       <w:r>
         <w:rPr>
           <w:sz w:val="18"/>
@@ -2733,35 +2052,7 @@
           <w:szCs w:val="18"/>
           <w:lang w:val="en-IN"/>
         </w:rPr>
-        <w:t xml:space="preserve">Explanation of each </w:t>
-      </w:r>
-      <w:proofErr w:type="spellStart"/>
-      <w:proofErr w:type="gramStart"/>
-      <w:r>
-        <w:rPr>
-          <w:sz w:val="18"/>
-          <w:szCs w:val="18"/>
-          <w:lang w:val="en-IN"/>
-        </w:rPr>
-        <w:t>config</w:t>
-      </w:r>
-      <w:proofErr w:type="spellEnd"/>
-      <w:r>
-        <w:rPr>
-          <w:sz w:val="18"/>
-          <w:szCs w:val="18"/>
-          <w:lang w:val="en-IN"/>
-        </w:rPr>
-        <w:t xml:space="preserve"> :</w:t>
-      </w:r>
-      <w:proofErr w:type="gramEnd"/>
-      <w:r>
-        <w:rPr>
-          <w:sz w:val="18"/>
-          <w:szCs w:val="18"/>
-          <w:lang w:val="en-IN"/>
-        </w:rPr>
-        <w:t xml:space="preserve"> </w:t>
+        <w:t xml:space="preserve">Explanation of each config : </w:t>
       </w:r>
     </w:p>
     <w:p>
@@ -2777,51 +2068,14 @@
           <w:lang w:val="en-IN"/>
         </w:rPr>
       </w:pPr>
-      <w:proofErr w:type="spellStart"/>
-      <w:proofErr w:type="gramStart"/>
-      <w:r>
-        <w:rPr>
-          <w:sz w:val="18"/>
-          <w:szCs w:val="18"/>
-          <w:lang w:val="en-IN"/>
-        </w:rPr>
-        <w:t>slidingWindowType</w:t>
-      </w:r>
-      <w:proofErr w:type="spellEnd"/>
-      <w:r>
-        <w:rPr>
-          <w:sz w:val="18"/>
-          <w:szCs w:val="18"/>
-          <w:lang w:val="en-IN"/>
-        </w:rPr>
-        <w:t>=</w:t>
-      </w:r>
-      <w:proofErr w:type="gramEnd"/>
-      <w:r>
-        <w:rPr>
-          <w:sz w:val="18"/>
-          <w:szCs w:val="18"/>
-          <w:lang w:val="en-IN"/>
-        </w:rPr>
-        <w:t>COUNT_BASED : Use COUNT_BASED for synchronous calls (</w:t>
-      </w:r>
-      <w:proofErr w:type="spellStart"/>
-      <w:r>
-        <w:rPr>
-          <w:sz w:val="18"/>
-          <w:szCs w:val="18"/>
-          <w:lang w:val="en-IN"/>
-        </w:rPr>
-        <w:t>RestClient</w:t>
-      </w:r>
-      <w:proofErr w:type="spellEnd"/>
-      <w:r>
-        <w:rPr>
-          <w:sz w:val="18"/>
-          <w:szCs w:val="18"/>
-          <w:lang w:val="en-IN"/>
-        </w:rPr>
-        <w:t>). Tracks last X calls instead of time windows.</w:t>
+      <w:r>
+        <w:rPr>
+          <w:sz w:val="18"/>
+          <w:szCs w:val="18"/>
+          <w:lang w:val="en-IN"/>
+        </w:rPr>
+        <w:lastRenderedPageBreak/>
+        <w:t>slidingWindowType=COUNT_BASED : Use COUNT_BASED for synchronous calls (RestClient). Tracks last X calls instead of time windows.</w:t>
       </w:r>
     </w:p>
     <w:p>
@@ -2837,33 +2091,13 @@
           <w:lang w:val="en-IN"/>
         </w:rPr>
       </w:pPr>
-      <w:proofErr w:type="spellStart"/>
-      <w:proofErr w:type="gramStart"/>
-      <w:r>
-        <w:rPr>
-          <w:sz w:val="18"/>
-          <w:szCs w:val="18"/>
-          <w:lang w:val="en-IN"/>
-        </w:rPr>
-        <w:t>slidingWindowSize</w:t>
-      </w:r>
-      <w:proofErr w:type="spellEnd"/>
-      <w:r>
-        <w:rPr>
-          <w:sz w:val="18"/>
-          <w:szCs w:val="18"/>
-          <w:lang w:val="en-IN"/>
-        </w:rPr>
-        <w:t>=</w:t>
-      </w:r>
-      <w:proofErr w:type="gramEnd"/>
-      <w:r>
-        <w:rPr>
-          <w:sz w:val="18"/>
-          <w:szCs w:val="18"/>
-          <w:lang w:val="en-IN"/>
-        </w:rPr>
-        <w:t>10 : CB evaluates the last 10 calls.</w:t>
+      <w:r>
+        <w:rPr>
+          <w:sz w:val="18"/>
+          <w:szCs w:val="18"/>
+          <w:lang w:val="en-IN"/>
+        </w:rPr>
+        <w:t>slidingWindowSize=10 : CB evaluates the last 10 calls.</w:t>
       </w:r>
     </w:p>
     <w:p>
@@ -2879,33 +2113,13 @@
           <w:lang w:val="en-IN"/>
         </w:rPr>
       </w:pPr>
-      <w:proofErr w:type="spellStart"/>
-      <w:proofErr w:type="gramStart"/>
-      <w:r>
-        <w:rPr>
-          <w:sz w:val="18"/>
-          <w:szCs w:val="18"/>
-          <w:lang w:val="en-IN"/>
-        </w:rPr>
-        <w:t>minimumNumberOfCalls</w:t>
-      </w:r>
-      <w:proofErr w:type="spellEnd"/>
-      <w:r>
-        <w:rPr>
-          <w:sz w:val="18"/>
-          <w:szCs w:val="18"/>
-          <w:lang w:val="en-IN"/>
-        </w:rPr>
-        <w:t>=</w:t>
-      </w:r>
-      <w:proofErr w:type="gramEnd"/>
-      <w:r>
-        <w:rPr>
-          <w:sz w:val="18"/>
-          <w:szCs w:val="18"/>
-          <w:lang w:val="en-IN"/>
-        </w:rPr>
-        <w:t>5 : Prevents circuit breaker from opening too early.</w:t>
+      <w:r>
+        <w:rPr>
+          <w:sz w:val="18"/>
+          <w:szCs w:val="18"/>
+          <w:lang w:val="en-IN"/>
+        </w:rPr>
+        <w:t>minimumNumberOfCalls=5 : Prevents circuit breaker from opening too early.</w:t>
       </w:r>
     </w:p>
     <w:p>
@@ -2921,33 +2135,13 @@
           <w:lang w:val="en-IN"/>
         </w:rPr>
       </w:pPr>
-      <w:proofErr w:type="spellStart"/>
-      <w:proofErr w:type="gramStart"/>
-      <w:r>
-        <w:rPr>
-          <w:sz w:val="18"/>
-          <w:szCs w:val="18"/>
-          <w:lang w:val="en-IN"/>
-        </w:rPr>
-        <w:t>failureRateThreshold</w:t>
-      </w:r>
-      <w:proofErr w:type="spellEnd"/>
-      <w:r>
-        <w:rPr>
-          <w:sz w:val="18"/>
-          <w:szCs w:val="18"/>
-          <w:lang w:val="en-IN"/>
-        </w:rPr>
-        <w:t>=</w:t>
-      </w:r>
-      <w:proofErr w:type="gramEnd"/>
-      <w:r>
-        <w:rPr>
-          <w:sz w:val="18"/>
-          <w:szCs w:val="18"/>
-          <w:lang w:val="en-IN"/>
-        </w:rPr>
-        <w:t>50 : If failures exceed 50%, circuit opens. We can use 60–70% in production if service is noisy.</w:t>
+      <w:r>
+        <w:rPr>
+          <w:sz w:val="18"/>
+          <w:szCs w:val="18"/>
+          <w:lang w:val="en-IN"/>
+        </w:rPr>
+        <w:t>failureRateThreshold=50 : If failures exceed 50%, circuit opens. We can use 60–70% in production if service is noisy.</w:t>
       </w:r>
     </w:p>
     <w:p>
@@ -2963,33 +2157,13 @@
           <w:lang w:val="en-IN"/>
         </w:rPr>
       </w:pPr>
-      <w:proofErr w:type="spellStart"/>
-      <w:proofErr w:type="gramStart"/>
-      <w:r>
-        <w:rPr>
-          <w:sz w:val="18"/>
-          <w:szCs w:val="18"/>
-          <w:lang w:val="en-IN"/>
-        </w:rPr>
-        <w:t>waitDurationInOpenState</w:t>
-      </w:r>
-      <w:proofErr w:type="spellEnd"/>
-      <w:r>
-        <w:rPr>
-          <w:sz w:val="18"/>
-          <w:szCs w:val="18"/>
-          <w:lang w:val="en-IN"/>
-        </w:rPr>
-        <w:t>=</w:t>
-      </w:r>
-      <w:proofErr w:type="gramEnd"/>
-      <w:r>
-        <w:rPr>
-          <w:sz w:val="18"/>
-          <w:szCs w:val="18"/>
-          <w:lang w:val="en-IN"/>
-        </w:rPr>
-        <w:t>20s : After opening, wait 20 seconds before trying again. This avoids hammering a down service.</w:t>
+      <w:r>
+        <w:rPr>
+          <w:sz w:val="18"/>
+          <w:szCs w:val="18"/>
+          <w:lang w:val="en-IN"/>
+        </w:rPr>
+        <w:t>waitDurationInOpenState=20s : After opening, wait 20 seconds before trying again. This avoids hammering a down service.</w:t>
       </w:r>
     </w:p>
     <w:p>
@@ -3005,33 +2179,13 @@
           <w:lang w:val="en-IN"/>
         </w:rPr>
       </w:pPr>
-      <w:proofErr w:type="spellStart"/>
-      <w:proofErr w:type="gramStart"/>
-      <w:r>
-        <w:rPr>
-          <w:sz w:val="18"/>
-          <w:szCs w:val="18"/>
-          <w:lang w:val="en-IN"/>
-        </w:rPr>
-        <w:t>permittedNumberOfCallsInHalfOpenState</w:t>
-      </w:r>
-      <w:proofErr w:type="spellEnd"/>
-      <w:r>
-        <w:rPr>
-          <w:sz w:val="18"/>
-          <w:szCs w:val="18"/>
-          <w:lang w:val="en-IN"/>
-        </w:rPr>
-        <w:t>=</w:t>
-      </w:r>
-      <w:proofErr w:type="gramEnd"/>
-      <w:r>
-        <w:rPr>
-          <w:sz w:val="18"/>
-          <w:szCs w:val="18"/>
-          <w:lang w:val="en-IN"/>
-        </w:rPr>
-        <w:t>3 : After cool-down, test with 3 trial calls. If they succeed → close the circuit. If any fail → go back to open.</w:t>
+      <w:r>
+        <w:rPr>
+          <w:sz w:val="18"/>
+          <w:szCs w:val="18"/>
+          <w:lang w:val="en-IN"/>
+        </w:rPr>
+        <w:t>permittedNumberOfCallsInHalfOpenState=3 : After cool-down, test with 3 trial calls. If they succeed → close the circuit. If any fail → go back to open.</w:t>
       </w:r>
     </w:p>
     <w:p>
@@ -3047,33 +2201,13 @@
           <w:lang w:val="en-IN"/>
         </w:rPr>
       </w:pPr>
-      <w:proofErr w:type="spellStart"/>
-      <w:proofErr w:type="gramStart"/>
-      <w:r>
-        <w:rPr>
-          <w:sz w:val="18"/>
-          <w:szCs w:val="18"/>
-          <w:lang w:val="en-IN"/>
-        </w:rPr>
-        <w:t>automaticTransitionFromOpenToHalfOpenEnabled</w:t>
-      </w:r>
-      <w:proofErr w:type="spellEnd"/>
-      <w:r>
-        <w:rPr>
-          <w:sz w:val="18"/>
-          <w:szCs w:val="18"/>
-          <w:lang w:val="en-IN"/>
-        </w:rPr>
-        <w:t>=</w:t>
-      </w:r>
-      <w:proofErr w:type="gramEnd"/>
-      <w:r>
-        <w:rPr>
-          <w:sz w:val="18"/>
-          <w:szCs w:val="18"/>
-          <w:lang w:val="en-IN"/>
-        </w:rPr>
-        <w:t>true : Automatically moves from OPEN → HALF-OPEN after wait duration.</w:t>
+      <w:r>
+        <w:rPr>
+          <w:sz w:val="18"/>
+          <w:szCs w:val="18"/>
+          <w:lang w:val="en-IN"/>
+        </w:rPr>
+        <w:t>automaticTransitionFromOpenToHalfOpenEnabled=true : Automatically moves from OPEN → HALF-OPEN after wait duration.</w:t>
       </w:r>
     </w:p>
     <w:p>
@@ -3348,9 +2482,191 @@
           <w:bCs/>
           <w:lang w:val="en-IN"/>
         </w:rPr>
+        <w:t xml:space="preserve"> Taking example of Employee class which has fields like, ID, Email, name, salary, department.</w:t>
+      </w:r>
+    </w:p>
+    <w:p>
+      <w:pPr>
+        <w:rPr>
+          <w:rFonts w:cstheme="minorHAnsi"/>
+          <w:lang w:val="en-IN"/>
+        </w:rPr>
+      </w:pPr>
+      <w:r>
+        <w:rPr>
+          <w:rFonts w:cstheme="minorHAnsi"/>
+          <w:lang w:val="en-IN"/>
+        </w:rPr>
+        <w:t>@Service</w:t>
+      </w:r>
+      <w:r>
+        <w:rPr>
+          <w:rFonts w:cstheme="minorHAnsi"/>
+          <w:lang w:val="en-IN"/>
+        </w:rPr>
+        <w:br/>
+      </w:r>
+      <w:r>
+        <w:rPr>
+          <w:rFonts w:cstheme="minorHAnsi"/>
+          <w:lang w:val="en-IN"/>
+        </w:rPr>
+        <w:t>public class EmployeeService {</w:t>
+      </w:r>
+      <w:r>
+        <w:rPr>
+          <w:rFonts w:cstheme="minorHAnsi"/>
+          <w:lang w:val="en-IN"/>
+        </w:rPr>
+        <w:br/>
+        <w:t xml:space="preserve">       </w:t>
+      </w:r>
+      <w:r>
+        <w:rPr>
+          <w:rFonts w:cstheme="minorHAnsi"/>
+          <w:lang w:val="en-IN"/>
+        </w:rPr>
+        <w:t>private final RestClient restClient;</w:t>
+      </w:r>
+      <w:r>
+        <w:rPr>
+          <w:rFonts w:cstheme="minorHAnsi"/>
+          <w:lang w:val="en-IN"/>
+        </w:rPr>
+        <w:br/>
+        <w:t xml:space="preserve">       </w:t>
+      </w:r>
+      <w:r>
+        <w:rPr>
+          <w:rFonts w:cstheme="minorHAnsi"/>
+          <w:lang w:val="en-IN"/>
+        </w:rPr>
+        <w:t>public EmployeeService() {</w:t>
+      </w:r>
+      <w:r>
+        <w:rPr>
+          <w:rFonts w:cstheme="minorHAnsi"/>
+          <w:lang w:val="en-IN"/>
+        </w:rPr>
+        <w:br/>
+        <w:t xml:space="preserve">            </w:t>
+      </w:r>
+      <w:r>
+        <w:rPr>
+          <w:rFonts w:cstheme="minorHAnsi"/>
+          <w:lang w:val="en-IN"/>
+        </w:rPr>
+        <w:t>this.restClient = RestClient.builder()</w:t>
+      </w:r>
+      <w:r>
+        <w:rPr>
+          <w:rFonts w:cstheme="minorHAnsi"/>
+          <w:lang w:val="en-IN"/>
+        </w:rPr>
+        <w:br/>
         <w:t xml:space="preserve"> </w:t>
       </w:r>
-      <w:proofErr w:type="gramStart"/>
+      <w:r>
+        <w:rPr>
+          <w:rFonts w:cstheme="minorHAnsi"/>
+          <w:lang w:val="en-IN"/>
+        </w:rPr>
+        <w:tab/>
+      </w:r>
+      <w:r>
+        <w:rPr>
+          <w:rFonts w:cstheme="minorHAnsi"/>
+          <w:lang w:val="en-IN"/>
+        </w:rPr>
+        <w:tab/>
+      </w:r>
+      <w:r>
+        <w:rPr>
+          <w:rFonts w:cstheme="minorHAnsi"/>
+          <w:lang w:val="en-IN"/>
+        </w:rPr>
+        <w:t>.baseUrl("http://localhost:8080/api/employees") // Base URL for all calls</w:t>
+      </w:r>
+      <w:r>
+        <w:rPr>
+          <w:rFonts w:cstheme="minorHAnsi"/>
+          <w:lang w:val="en-IN"/>
+        </w:rPr>
+        <w:br/>
+        <w:t xml:space="preserve"> </w:t>
+      </w:r>
+      <w:r>
+        <w:rPr>
+          <w:rFonts w:cstheme="minorHAnsi"/>
+          <w:lang w:val="en-IN"/>
+        </w:rPr>
+        <w:tab/>
+      </w:r>
+      <w:r>
+        <w:rPr>
+          <w:rFonts w:cstheme="minorHAnsi"/>
+          <w:lang w:val="en-IN"/>
+        </w:rPr>
+        <w:tab/>
+      </w:r>
+      <w:r>
+        <w:rPr>
+          <w:rFonts w:cstheme="minorHAnsi"/>
+          <w:lang w:val="en-IN"/>
+        </w:rPr>
+        <w:t>.defaultHeader(HttpHeaders.CONTENT_TYPE, MediaType.APPLICATION_JSON_VALUE)</w:t>
+      </w:r>
+      <w:r>
+        <w:rPr>
+          <w:rFonts w:cstheme="minorHAnsi"/>
+          <w:lang w:val="en-IN"/>
+        </w:rPr>
+        <w:br/>
+        <w:t xml:space="preserve"> </w:t>
+      </w:r>
+      <w:r>
+        <w:rPr>
+          <w:rFonts w:cstheme="minorHAnsi"/>
+          <w:lang w:val="en-IN"/>
+        </w:rPr>
+        <w:tab/>
+      </w:r>
+      <w:r>
+        <w:rPr>
+          <w:rFonts w:cstheme="minorHAnsi"/>
+          <w:lang w:val="en-IN"/>
+        </w:rPr>
+        <w:tab/>
+      </w:r>
+      <w:r>
+        <w:rPr>
+          <w:rFonts w:cstheme="minorHAnsi"/>
+          <w:lang w:val="en-IN"/>
+        </w:rPr>
+        <w:t>.build();</w:t>
+      </w:r>
+      <w:r>
+        <w:rPr>
+          <w:rFonts w:cstheme="minorHAnsi"/>
+          <w:lang w:val="en-IN"/>
+        </w:rPr>
+        <w:t xml:space="preserve"> </w:t>
+      </w:r>
+      <w:r>
+        <w:rPr>
+          <w:rFonts w:cstheme="minorHAnsi"/>
+          <w:lang w:val="en-IN"/>
+        </w:rPr>
+        <w:t>}</w:t>
+      </w:r>
+    </w:p>
+    <w:p>
+      <w:pPr>
+        <w:rPr>
+          <w:rFonts w:cstheme="minorHAnsi"/>
+          <w:lang w:val="en-IN"/>
+        </w:rPr>
+      </w:pPr>
       <w:r>
         <w:rPr>
           <w:rFonts w:cstheme="minorHAnsi"/>
@@ -3358,354 +2674,8 @@
           <w:bCs/>
           <w:lang w:val="en-IN"/>
         </w:rPr>
-        <w:t>Taking example of Employee class which has fields like, ID, Email, name, salary, department.</w:t>
-      </w:r>
-      <w:proofErr w:type="gramEnd"/>
-    </w:p>
-    <w:p>
-      <w:pPr>
-        <w:rPr>
-          <w:rFonts w:cstheme="minorHAnsi"/>
-          <w:lang w:val="en-IN"/>
-        </w:rPr>
-      </w:pPr>
-      <w:r>
-        <w:rPr>
-          <w:rFonts w:cstheme="minorHAnsi"/>
-          <w:lang w:val="en-IN"/>
-        </w:rPr>
-        <w:t>@Service</w:t>
-      </w:r>
-      <w:r>
-        <w:rPr>
-          <w:rFonts w:cstheme="minorHAnsi"/>
-          <w:lang w:val="en-IN"/>
-        </w:rPr>
-        <w:br/>
-      </w:r>
-      <w:r>
-        <w:rPr>
-          <w:rFonts w:cstheme="minorHAnsi"/>
-          <w:lang w:val="en-IN"/>
-        </w:rPr>
-        <w:t xml:space="preserve">public class </w:t>
-      </w:r>
-      <w:proofErr w:type="spellStart"/>
-      <w:r>
-        <w:rPr>
-          <w:rFonts w:cstheme="minorHAnsi"/>
-          <w:lang w:val="en-IN"/>
-        </w:rPr>
-        <w:t>EmployeeService</w:t>
-      </w:r>
-      <w:proofErr w:type="spellEnd"/>
-      <w:r>
-        <w:rPr>
-          <w:rFonts w:cstheme="minorHAnsi"/>
-          <w:lang w:val="en-IN"/>
-        </w:rPr>
-        <w:t xml:space="preserve"> {</w:t>
-      </w:r>
-      <w:r>
-        <w:rPr>
-          <w:rFonts w:cstheme="minorHAnsi"/>
-          <w:lang w:val="en-IN"/>
-        </w:rPr>
-        <w:br/>
-        <w:t xml:space="preserve">       </w:t>
-      </w:r>
-      <w:r>
-        <w:rPr>
-          <w:rFonts w:cstheme="minorHAnsi"/>
-          <w:lang w:val="en-IN"/>
-        </w:rPr>
-        <w:t xml:space="preserve">private final </w:t>
-      </w:r>
-      <w:proofErr w:type="spellStart"/>
-      <w:r>
-        <w:rPr>
-          <w:rFonts w:cstheme="minorHAnsi"/>
-          <w:lang w:val="en-IN"/>
-        </w:rPr>
-        <w:t>RestClient</w:t>
-      </w:r>
-      <w:proofErr w:type="spellEnd"/>
-      <w:r>
-        <w:rPr>
-          <w:rFonts w:cstheme="minorHAnsi"/>
-          <w:lang w:val="en-IN"/>
-        </w:rPr>
-        <w:t xml:space="preserve"> </w:t>
-      </w:r>
-      <w:proofErr w:type="spellStart"/>
-      <w:r>
-        <w:rPr>
-          <w:rFonts w:cstheme="minorHAnsi"/>
-          <w:lang w:val="en-IN"/>
-        </w:rPr>
-        <w:t>restClient</w:t>
-      </w:r>
-      <w:proofErr w:type="spellEnd"/>
-      <w:r>
-        <w:rPr>
-          <w:rFonts w:cstheme="minorHAnsi"/>
-          <w:lang w:val="en-IN"/>
-        </w:rPr>
-        <w:t>;</w:t>
-      </w:r>
-      <w:r>
-        <w:rPr>
-          <w:rFonts w:cstheme="minorHAnsi"/>
-          <w:lang w:val="en-IN"/>
-        </w:rPr>
-        <w:br/>
-        <w:t xml:space="preserve">       </w:t>
-      </w:r>
-      <w:r>
-        <w:rPr>
-          <w:rFonts w:cstheme="minorHAnsi"/>
-          <w:lang w:val="en-IN"/>
-        </w:rPr>
-        <w:t xml:space="preserve">public </w:t>
-      </w:r>
-      <w:proofErr w:type="spellStart"/>
-      <w:proofErr w:type="gramStart"/>
-      <w:r>
-        <w:rPr>
-          <w:rFonts w:cstheme="minorHAnsi"/>
-          <w:lang w:val="en-IN"/>
-        </w:rPr>
-        <w:t>EmployeeService</w:t>
-      </w:r>
-      <w:proofErr w:type="spellEnd"/>
-      <w:r>
-        <w:rPr>
-          <w:rFonts w:cstheme="minorHAnsi"/>
-          <w:lang w:val="en-IN"/>
-        </w:rPr>
-        <w:t>(</w:t>
-      </w:r>
-      <w:proofErr w:type="gramEnd"/>
-      <w:r>
-        <w:rPr>
-          <w:rFonts w:cstheme="minorHAnsi"/>
-          <w:lang w:val="en-IN"/>
-        </w:rPr>
-        <w:t>) {</w:t>
-      </w:r>
-      <w:r>
-        <w:rPr>
-          <w:rFonts w:cstheme="minorHAnsi"/>
-          <w:lang w:val="en-IN"/>
-        </w:rPr>
-        <w:br/>
-        <w:t xml:space="preserve">            </w:t>
-      </w:r>
-      <w:proofErr w:type="spellStart"/>
-      <w:r>
-        <w:rPr>
-          <w:rFonts w:cstheme="minorHAnsi"/>
-          <w:lang w:val="en-IN"/>
-        </w:rPr>
-        <w:t>this.restClient</w:t>
-      </w:r>
-      <w:proofErr w:type="spellEnd"/>
-      <w:r>
-        <w:rPr>
-          <w:rFonts w:cstheme="minorHAnsi"/>
-          <w:lang w:val="en-IN"/>
-        </w:rPr>
-        <w:t xml:space="preserve"> = </w:t>
-      </w:r>
-      <w:proofErr w:type="spellStart"/>
-      <w:r>
-        <w:rPr>
-          <w:rFonts w:cstheme="minorHAnsi"/>
-          <w:lang w:val="en-IN"/>
-        </w:rPr>
-        <w:t>RestClient.builder</w:t>
-      </w:r>
-      <w:proofErr w:type="spellEnd"/>
-      <w:r>
-        <w:rPr>
-          <w:rFonts w:cstheme="minorHAnsi"/>
-          <w:lang w:val="en-IN"/>
-        </w:rPr>
-        <w:t>()</w:t>
-      </w:r>
-      <w:r>
-        <w:rPr>
-          <w:rFonts w:cstheme="minorHAnsi"/>
-          <w:lang w:val="en-IN"/>
-        </w:rPr>
-        <w:br/>
-        <w:t xml:space="preserve"> </w:t>
-      </w:r>
-      <w:r>
-        <w:rPr>
-          <w:rFonts w:cstheme="minorHAnsi"/>
-          <w:lang w:val="en-IN"/>
-        </w:rPr>
-        <w:tab/>
-      </w:r>
-      <w:r>
-        <w:rPr>
-          <w:rFonts w:cstheme="minorHAnsi"/>
-          <w:lang w:val="en-IN"/>
-        </w:rPr>
-        <w:tab/>
-      </w:r>
-      <w:r>
-        <w:rPr>
-          <w:rFonts w:cstheme="minorHAnsi"/>
-          <w:lang w:val="en-IN"/>
-        </w:rPr>
-        <w:t>.</w:t>
-      </w:r>
-      <w:proofErr w:type="spellStart"/>
-      <w:r>
-        <w:rPr>
-          <w:rFonts w:cstheme="minorHAnsi"/>
-          <w:lang w:val="en-IN"/>
-        </w:rPr>
-        <w:t>baseUrl</w:t>
-      </w:r>
-      <w:proofErr w:type="spellEnd"/>
-      <w:r>
-        <w:rPr>
-          <w:rFonts w:cstheme="minorHAnsi"/>
-          <w:lang w:val="en-IN"/>
-        </w:rPr>
-        <w:t>("http://localhost:8080/api/employees") // Base URL for all calls</w:t>
-      </w:r>
-      <w:r>
-        <w:rPr>
-          <w:rFonts w:cstheme="minorHAnsi"/>
-          <w:lang w:val="en-IN"/>
-        </w:rPr>
-        <w:br/>
-        <w:t xml:space="preserve"> </w:t>
-      </w:r>
-      <w:r>
-        <w:rPr>
-          <w:rFonts w:cstheme="minorHAnsi"/>
-          <w:lang w:val="en-IN"/>
-        </w:rPr>
-        <w:tab/>
-      </w:r>
-      <w:r>
-        <w:rPr>
-          <w:rFonts w:cstheme="minorHAnsi"/>
-          <w:lang w:val="en-IN"/>
-        </w:rPr>
-        <w:tab/>
-      </w:r>
-      <w:r>
-        <w:rPr>
-          <w:rFonts w:cstheme="minorHAnsi"/>
-          <w:lang w:val="en-IN"/>
-        </w:rPr>
-        <w:t>.</w:t>
-      </w:r>
-      <w:proofErr w:type="spellStart"/>
-      <w:r>
-        <w:rPr>
-          <w:rFonts w:cstheme="minorHAnsi"/>
-          <w:lang w:val="en-IN"/>
-        </w:rPr>
-        <w:t>defaultHeader</w:t>
-      </w:r>
-      <w:proofErr w:type="spellEnd"/>
-      <w:r>
-        <w:rPr>
-          <w:rFonts w:cstheme="minorHAnsi"/>
-          <w:lang w:val="en-IN"/>
-        </w:rPr>
-        <w:t>(</w:t>
-      </w:r>
-      <w:proofErr w:type="spellStart"/>
-      <w:r>
-        <w:rPr>
-          <w:rFonts w:cstheme="minorHAnsi"/>
-          <w:lang w:val="en-IN"/>
-        </w:rPr>
-        <w:t>HttpHeaders.CONTENT_TYPE</w:t>
-      </w:r>
-      <w:proofErr w:type="spellEnd"/>
-      <w:r>
-        <w:rPr>
-          <w:rFonts w:cstheme="minorHAnsi"/>
-          <w:lang w:val="en-IN"/>
-        </w:rPr>
-        <w:t xml:space="preserve">, </w:t>
-      </w:r>
-      <w:proofErr w:type="spellStart"/>
-      <w:r>
-        <w:rPr>
-          <w:rFonts w:cstheme="minorHAnsi"/>
-          <w:lang w:val="en-IN"/>
-        </w:rPr>
-        <w:t>MediaType.APPLICATION_JSON_VALUE</w:t>
-      </w:r>
-      <w:proofErr w:type="spellEnd"/>
-      <w:r>
-        <w:rPr>
-          <w:rFonts w:cstheme="minorHAnsi"/>
-          <w:lang w:val="en-IN"/>
-        </w:rPr>
-        <w:t>)</w:t>
-      </w:r>
-      <w:r>
-        <w:rPr>
-          <w:rFonts w:cstheme="minorHAnsi"/>
-          <w:lang w:val="en-IN"/>
-        </w:rPr>
-        <w:br/>
-        <w:t xml:space="preserve"> </w:t>
-      </w:r>
-      <w:r>
-        <w:rPr>
-          <w:rFonts w:cstheme="minorHAnsi"/>
-          <w:lang w:val="en-IN"/>
-        </w:rPr>
-        <w:tab/>
-      </w:r>
-      <w:r>
-        <w:rPr>
-          <w:rFonts w:cstheme="minorHAnsi"/>
-          <w:lang w:val="en-IN"/>
-        </w:rPr>
-        <w:tab/>
-      </w:r>
-      <w:r>
-        <w:rPr>
-          <w:rFonts w:cstheme="minorHAnsi"/>
-          <w:lang w:val="en-IN"/>
-        </w:rPr>
-        <w:t>.build();</w:t>
-      </w:r>
-      <w:r>
-        <w:rPr>
-          <w:rFonts w:cstheme="minorHAnsi"/>
-          <w:lang w:val="en-IN"/>
-        </w:rPr>
-        <w:t xml:space="preserve"> </w:t>
-      </w:r>
-      <w:r>
-        <w:rPr>
-          <w:rFonts w:cstheme="minorHAnsi"/>
-          <w:lang w:val="en-IN"/>
-        </w:rPr>
-        <w:t>}</w:t>
-      </w:r>
-    </w:p>
-    <w:p>
-      <w:pPr>
-        <w:rPr>
-          <w:rFonts w:cstheme="minorHAnsi"/>
-          <w:lang w:val="en-IN"/>
-        </w:rPr>
-      </w:pPr>
+        <w:t>//1. GET EMPLOYEE BY EMAIL</w:t>
+      </w:r>
       <w:r>
         <w:rPr>
           <w:rFonts w:cstheme="minorHAnsi"/>
@@ -3713,8 +2683,296 @@
           <w:bCs/>
           <w:lang w:val="en-IN"/>
         </w:rPr>
-        <w:t>//1. GET EMPLOYEE BY EMAIL</w:t>
-      </w:r>
+        <w:br/>
+      </w:r>
+      <w:r>
+        <w:rPr>
+          <w:rFonts w:cstheme="minorHAnsi"/>
+          <w:lang w:val="en-IN"/>
+        </w:rPr>
+        <w:t>public Employee getEmployeeDetailsByEmail(String email, String jwtToken) {</w:t>
+      </w:r>
+      <w:r>
+        <w:rPr>
+          <w:rFonts w:cstheme="minorHAnsi"/>
+          <w:lang w:val="en-IN"/>
+        </w:rPr>
+        <w:br/>
+        <w:t xml:space="preserve">    </w:t>
+      </w:r>
+      <w:r>
+        <w:rPr>
+          <w:rFonts w:cstheme="minorHAnsi"/>
+          <w:lang w:val="en-IN"/>
+        </w:rPr>
+        <w:t>try {</w:t>
+      </w:r>
+      <w:r>
+        <w:rPr>
+          <w:rFonts w:cstheme="minorHAnsi"/>
+          <w:lang w:val="en-IN"/>
+        </w:rPr>
+        <w:br/>
+        <w:t xml:space="preserve">           </w:t>
+      </w:r>
+      <w:r>
+        <w:rPr>
+          <w:rFonts w:cstheme="minorHAnsi"/>
+          <w:lang w:val="en-IN"/>
+        </w:rPr>
+        <w:t>return restClient.get()</w:t>
+      </w:r>
+      <w:r>
+        <w:rPr>
+          <w:rFonts w:cstheme="minorHAnsi"/>
+          <w:lang w:val="en-IN"/>
+        </w:rPr>
+        <w:br/>
+        <w:t xml:space="preserve"> </w:t>
+      </w:r>
+      <w:r>
+        <w:rPr>
+          <w:rFonts w:cstheme="minorHAnsi"/>
+          <w:lang w:val="en-IN"/>
+        </w:rPr>
+        <w:tab/>
+      </w:r>
+      <w:r>
+        <w:rPr>
+          <w:rFonts w:cstheme="minorHAnsi"/>
+          <w:lang w:val="en-IN"/>
+        </w:rPr>
+        <w:t>.uri("/email/{email}", email)  // GET /api/employees/email/{email}</w:t>
+      </w:r>
+      <w:r>
+        <w:rPr>
+          <w:rFonts w:cstheme="minorHAnsi"/>
+          <w:lang w:val="en-IN"/>
+        </w:rPr>
+        <w:br/>
+        <w:t xml:space="preserve"> </w:t>
+      </w:r>
+      <w:r>
+        <w:rPr>
+          <w:rFonts w:cstheme="minorHAnsi"/>
+          <w:lang w:val="en-IN"/>
+        </w:rPr>
+        <w:tab/>
+      </w:r>
+      <w:r>
+        <w:rPr>
+          <w:rFonts w:cstheme="minorHAnsi"/>
+          <w:lang w:val="en-IN"/>
+        </w:rPr>
+        <w:t>.header(HttpHeaders.AUTHORIZATION, "Bearer " + jwtToken)</w:t>
+      </w:r>
+      <w:r>
+        <w:rPr>
+          <w:rFonts w:cstheme="minorHAnsi"/>
+          <w:lang w:val="en-IN"/>
+        </w:rPr>
+        <w:br/>
+        <w:t xml:space="preserve"> </w:t>
+      </w:r>
+      <w:r>
+        <w:rPr>
+          <w:rFonts w:cstheme="minorHAnsi"/>
+          <w:lang w:val="en-IN"/>
+        </w:rPr>
+        <w:tab/>
+      </w:r>
+      <w:r>
+        <w:rPr>
+          <w:rFonts w:cstheme="minorHAnsi"/>
+          <w:lang w:val="en-IN"/>
+        </w:rPr>
+        <w:t>.retrieve()</w:t>
+      </w:r>
+      <w:r>
+        <w:rPr>
+          <w:rFonts w:cstheme="minorHAnsi"/>
+          <w:lang w:val="en-IN"/>
+        </w:rPr>
+        <w:br/>
+        <w:t xml:space="preserve"> </w:t>
+      </w:r>
+      <w:r>
+        <w:rPr>
+          <w:rFonts w:cstheme="minorHAnsi"/>
+          <w:lang w:val="en-IN"/>
+        </w:rPr>
+        <w:tab/>
+      </w:r>
+      <w:r>
+        <w:rPr>
+          <w:rFonts w:cstheme="minorHAnsi"/>
+          <w:lang w:val="en-IN"/>
+        </w:rPr>
+        <w:t>.onStatus(HttpStatusCode::is4xxClientError,</w:t>
+      </w:r>
+      <w:r>
+        <w:rPr>
+          <w:rFonts w:cstheme="minorHAnsi"/>
+          <w:lang w:val="en-IN"/>
+        </w:rPr>
+        <w:br/>
+        <w:t xml:space="preserve"> </w:t>
+      </w:r>
+      <w:r>
+        <w:rPr>
+          <w:rFonts w:cstheme="minorHAnsi"/>
+          <w:lang w:val="en-IN"/>
+        </w:rPr>
+        <w:tab/>
+      </w:r>
+      <w:r>
+        <w:rPr>
+          <w:rFonts w:cstheme="minorHAnsi"/>
+          <w:lang w:val="en-IN"/>
+        </w:rPr>
+        <w:tab/>
+      </w:r>
+      <w:r>
+        <w:rPr>
+          <w:rFonts w:cstheme="minorHAnsi"/>
+          <w:lang w:val="en-IN"/>
+        </w:rPr>
+        <w:t xml:space="preserve"> (req, res) -&gt; { throw new RuntimeException("Client error: " + res.getStatusCode()); })</w:t>
+      </w:r>
+      <w:r>
+        <w:rPr>
+          <w:rFonts w:cstheme="minorHAnsi"/>
+          <w:lang w:val="en-IN"/>
+        </w:rPr>
+        <w:br/>
+        <w:t xml:space="preserve"> </w:t>
+      </w:r>
+      <w:r>
+        <w:rPr>
+          <w:rFonts w:cstheme="minorHAnsi"/>
+          <w:lang w:val="en-IN"/>
+        </w:rPr>
+        <w:tab/>
+      </w:r>
+      <w:r>
+        <w:rPr>
+          <w:rFonts w:cstheme="minorHAnsi"/>
+          <w:lang w:val="en-IN"/>
+        </w:rPr>
+        <w:t>.onStatus(HttpStatusCode::is5xxServerError,</w:t>
+      </w:r>
+      <w:r>
+        <w:rPr>
+          <w:rFonts w:cstheme="minorHAnsi"/>
+          <w:lang w:val="en-IN"/>
+        </w:rPr>
+        <w:br/>
+        <w:t xml:space="preserve"> </w:t>
+      </w:r>
+      <w:r>
+        <w:rPr>
+          <w:rFonts w:cstheme="minorHAnsi"/>
+          <w:lang w:val="en-IN"/>
+        </w:rPr>
+        <w:tab/>
+      </w:r>
+      <w:r>
+        <w:rPr>
+          <w:rFonts w:cstheme="minorHAnsi"/>
+          <w:lang w:val="en-IN"/>
+        </w:rPr>
+        <w:tab/>
+        <w:t xml:space="preserve"> </w:t>
+      </w:r>
+      <w:r>
+        <w:rPr>
+          <w:rFonts w:cstheme="minorHAnsi"/>
+          <w:lang w:val="en-IN"/>
+        </w:rPr>
+        <w:t>(req, res) -&gt; { throw new RuntimeException("Server error: " + res.getStatusCode()); })</w:t>
+      </w:r>
+      <w:r>
+        <w:rPr>
+          <w:rFonts w:cstheme="minorHAnsi"/>
+          <w:lang w:val="en-IN"/>
+        </w:rPr>
+        <w:br/>
+        <w:t xml:space="preserve"> </w:t>
+      </w:r>
+      <w:r>
+        <w:rPr>
+          <w:rFonts w:cstheme="minorHAnsi"/>
+          <w:lang w:val="en-IN"/>
+        </w:rPr>
+        <w:tab/>
+      </w:r>
+      <w:r>
+        <w:rPr>
+          <w:rFonts w:cstheme="minorHAnsi"/>
+          <w:lang w:val="en-IN"/>
+        </w:rPr>
+        <w:t>.body(Employee.class);</w:t>
+      </w:r>
+      <w:r>
+        <w:rPr>
+          <w:rFonts w:cstheme="minorHAnsi"/>
+          <w:lang w:val="en-IN"/>
+        </w:rPr>
+        <w:br/>
+        <w:t xml:space="preserve">    </w:t>
+      </w:r>
+      <w:r>
+        <w:rPr>
+          <w:rFonts w:cstheme="minorHAnsi"/>
+          <w:lang w:val="en-IN"/>
+        </w:rPr>
+        <w:t>} catch (Exception ex) {</w:t>
+      </w:r>
+      <w:r>
+        <w:rPr>
+          <w:rFonts w:cstheme="minorHAnsi"/>
+          <w:lang w:val="en-IN"/>
+        </w:rPr>
+        <w:br/>
+        <w:t xml:space="preserve"> </w:t>
+      </w:r>
+      <w:r>
+        <w:rPr>
+          <w:rFonts w:cstheme="minorHAnsi"/>
+          <w:lang w:val="en-IN"/>
+        </w:rPr>
+        <w:tab/>
+      </w:r>
+      <w:r>
+        <w:rPr>
+          <w:rFonts w:cstheme="minorHAnsi"/>
+          <w:lang w:val="en-IN"/>
+        </w:rPr>
+        <w:t>throw new RuntimeException("Error fetching employee: " + ex.getMessage());</w:t>
+      </w:r>
+      <w:r>
+        <w:rPr>
+          <w:rFonts w:cstheme="minorHAnsi"/>
+          <w:lang w:val="en-IN"/>
+        </w:rPr>
+        <w:br/>
+        <w:t xml:space="preserve">    </w:t>
+      </w:r>
+      <w:r>
+        <w:rPr>
+          <w:rFonts w:cstheme="minorHAnsi"/>
+          <w:lang w:val="en-IN"/>
+        </w:rPr>
+        <w:t>}}</w:t>
+      </w:r>
+    </w:p>
+    <w:p>
+      <w:pPr>
+        <w:rPr>
+          <w:rFonts w:cstheme="minorHAnsi"/>
+          <w:lang w:val="en-IN"/>
+        </w:rPr>
+      </w:pPr>
       <w:r>
         <w:rPr>
           <w:rFonts w:cstheme="minorHAnsi"/>
@@ -3722,46 +2980,21 @@
           <w:bCs/>
           <w:lang w:val="en-IN"/>
         </w:rPr>
-        <w:br/>
-      </w:r>
-      <w:r>
-        <w:rPr>
-          <w:rFonts w:cstheme="minorHAnsi"/>
-          <w:lang w:val="en-IN"/>
-        </w:rPr>
-        <w:t xml:space="preserve">public Employee </w:t>
-      </w:r>
-      <w:proofErr w:type="spellStart"/>
-      <w:r>
-        <w:rPr>
-          <w:rFonts w:cstheme="minorHAnsi"/>
-          <w:lang w:val="en-IN"/>
-        </w:rPr>
-        <w:t>getEmployeeDetailsByEmail</w:t>
-      </w:r>
-      <w:proofErr w:type="spellEnd"/>
-      <w:r>
-        <w:rPr>
-          <w:rFonts w:cstheme="minorHAnsi"/>
-          <w:lang w:val="en-IN"/>
-        </w:rPr>
-        <w:t xml:space="preserve">(String email, String </w:t>
-      </w:r>
-      <w:proofErr w:type="spellStart"/>
-      <w:r>
-        <w:rPr>
-          <w:rFonts w:cstheme="minorHAnsi"/>
-          <w:lang w:val="en-IN"/>
-        </w:rPr>
-        <w:t>jwtToken</w:t>
-      </w:r>
-      <w:proofErr w:type="spellEnd"/>
-      <w:r>
-        <w:rPr>
-          <w:rFonts w:cstheme="minorHAnsi"/>
-          <w:lang w:val="en-IN"/>
-        </w:rPr>
-        <w:t>) {</w:t>
+        <w:t>// 2. CREATE EMPLOYEE (POST)</w:t>
+      </w:r>
+      <w:r>
+        <w:rPr>
+          <w:rFonts w:cstheme="minorHAnsi"/>
+          <w:lang w:val="en-IN"/>
+        </w:rPr>
+        <w:br/>
+      </w:r>
+      <w:r>
+        <w:rPr>
+          <w:rFonts w:cstheme="minorHAnsi"/>
+          <w:lang w:val="en-IN"/>
+        </w:rPr>
+        <w:t>public Employee createEmployee(Employee employee, String jwtToken) {</w:t>
       </w:r>
       <w:r>
         <w:rPr>
@@ -3784,37 +3017,6 @@
           <w:lang w:val="en-IN"/>
         </w:rPr>
         <w:br/>
-        <w:t xml:space="preserve">           </w:t>
-      </w:r>
-      <w:r>
-        <w:rPr>
-          <w:rFonts w:cstheme="minorHAnsi"/>
-          <w:lang w:val="en-IN"/>
-        </w:rPr>
-        <w:t xml:space="preserve">return </w:t>
-      </w:r>
-      <w:proofErr w:type="spellStart"/>
-      <w:r>
-        <w:rPr>
-          <w:rFonts w:cstheme="minorHAnsi"/>
-          <w:lang w:val="en-IN"/>
-        </w:rPr>
-        <w:t>restClient.get</w:t>
-      </w:r>
-      <w:proofErr w:type="spellEnd"/>
-      <w:r>
-        <w:rPr>
-          <w:rFonts w:cstheme="minorHAnsi"/>
-          <w:lang w:val="en-IN"/>
-        </w:rPr>
-        <w:t>()</w:t>
-      </w:r>
-      <w:r>
-        <w:rPr>
-          <w:rFonts w:cstheme="minorHAnsi"/>
-          <w:lang w:val="en-IN"/>
-        </w:rPr>
-        <w:br/>
         <w:t xml:space="preserve"> </w:t>
       </w:r>
       <w:r>
@@ -3822,6 +3024,35 @@
           <w:rFonts w:cstheme="minorHAnsi"/>
           <w:lang w:val="en-IN"/>
         </w:rPr>
+        <w:t xml:space="preserve">        </w:t>
+      </w:r>
+      <w:r>
+        <w:rPr>
+          <w:rFonts w:cstheme="minorHAnsi"/>
+          <w:lang w:val="en-IN"/>
+        </w:rPr>
+        <w:t>return restClient.post()</w:t>
+      </w:r>
+      <w:r>
+        <w:rPr>
+          <w:rFonts w:cstheme="minorHAnsi"/>
+          <w:lang w:val="en-IN"/>
+        </w:rPr>
+        <w:t xml:space="preserve"> </w:t>
+      </w:r>
+      <w:r>
+        <w:rPr>
+          <w:rFonts w:cstheme="minorHAnsi"/>
+          <w:lang w:val="en-IN"/>
+        </w:rPr>
+        <w:br/>
+        <w:t xml:space="preserve"> </w:t>
+      </w:r>
+      <w:r>
+        <w:rPr>
+          <w:rFonts w:cstheme="minorHAnsi"/>
+          <w:lang w:val="en-IN"/>
+        </w:rPr>
         <w:tab/>
       </w:r>
       <w:r>
@@ -3829,23 +3060,21 @@
           <w:rFonts w:cstheme="minorHAnsi"/>
           <w:lang w:val="en-IN"/>
         </w:rPr>
-        <w:t>.</w:t>
-      </w:r>
-      <w:proofErr w:type="spellStart"/>
-      <w:r>
-        <w:rPr>
-          <w:rFonts w:cstheme="minorHAnsi"/>
-          <w:lang w:val="en-IN"/>
-        </w:rPr>
-        <w:t>uri</w:t>
-      </w:r>
-      <w:proofErr w:type="spellEnd"/>
-      <w:r>
-        <w:rPr>
-          <w:rFonts w:cstheme="minorHAnsi"/>
-          <w:lang w:val="en-IN"/>
-        </w:rPr>
-        <w:t>("/email/{email}", email)  // GET /api/employees/email/{email}</w:t>
+        <w:t>.uri("/</w:t>
+      </w:r>
+      <w:r>
+        <w:rPr>
+          <w:rFonts w:cstheme="minorHAnsi"/>
+          <w:lang w:val="en-IN"/>
+        </w:rPr>
+        <w:t>create</w:t>
+      </w:r>
+      <w:r>
+        <w:rPr>
+          <w:rFonts w:cstheme="minorHAnsi"/>
+          <w:lang w:val="en-IN"/>
+        </w:rPr>
+        <w:t>")  // POST /api/employees</w:t>
       </w:r>
       <w:r>
         <w:rPr>
@@ -3867,39 +3096,7 @@
           <w:rFonts w:cstheme="minorHAnsi"/>
           <w:lang w:val="en-IN"/>
         </w:rPr>
-        <w:t>.header(</w:t>
-      </w:r>
-      <w:proofErr w:type="spellStart"/>
-      <w:r>
-        <w:rPr>
-          <w:rFonts w:cstheme="minorHAnsi"/>
-          <w:lang w:val="en-IN"/>
-        </w:rPr>
-        <w:t>HttpHeaders.AUTHORIZATION</w:t>
-      </w:r>
-      <w:proofErr w:type="spellEnd"/>
-      <w:r>
-        <w:rPr>
-          <w:rFonts w:cstheme="minorHAnsi"/>
-          <w:lang w:val="en-IN"/>
-        </w:rPr>
-        <w:t xml:space="preserve">, "Bearer " + </w:t>
-      </w:r>
-      <w:proofErr w:type="spellStart"/>
-      <w:r>
-        <w:rPr>
-          <w:rFonts w:cstheme="minorHAnsi"/>
-          <w:lang w:val="en-IN"/>
-        </w:rPr>
-        <w:t>jwtToken</w:t>
-      </w:r>
-      <w:proofErr w:type="spellEnd"/>
-      <w:r>
-        <w:rPr>
-          <w:rFonts w:cstheme="minorHAnsi"/>
-          <w:lang w:val="en-IN"/>
-        </w:rPr>
-        <w:t>)</w:t>
+        <w:t>.header(HttpHeaders.AUTHORIZATION, "Bearer " + jwtToken)</w:t>
       </w:r>
       <w:r>
         <w:rPr>
@@ -3921,6 +3118,28 @@
           <w:rFonts w:cstheme="minorHAnsi"/>
           <w:lang w:val="en-IN"/>
         </w:rPr>
+        <w:t>.body(employee)</w:t>
+      </w:r>
+      <w:r>
+        <w:rPr>
+          <w:rFonts w:cstheme="minorHAnsi"/>
+          <w:lang w:val="en-IN"/>
+        </w:rPr>
+        <w:br/>
+        <w:t xml:space="preserve"> </w:t>
+      </w:r>
+      <w:r>
+        <w:rPr>
+          <w:rFonts w:cstheme="minorHAnsi"/>
+          <w:lang w:val="en-IN"/>
+        </w:rPr>
+        <w:tab/>
+      </w:r>
+      <w:r>
+        <w:rPr>
+          <w:rFonts w:cstheme="minorHAnsi"/>
+          <w:lang w:val="en-IN"/>
+        </w:rPr>
         <w:t>.retrieve()</w:t>
       </w:r>
       <w:r>
@@ -3943,39 +3162,7 @@
           <w:rFonts w:cstheme="minorHAnsi"/>
           <w:lang w:val="en-IN"/>
         </w:rPr>
-        <w:t>.</w:t>
-      </w:r>
-      <w:proofErr w:type="spellStart"/>
-      <w:r>
-        <w:rPr>
-          <w:rFonts w:cstheme="minorHAnsi"/>
-          <w:lang w:val="en-IN"/>
-        </w:rPr>
-        <w:t>onStatus</w:t>
-      </w:r>
-      <w:proofErr w:type="spellEnd"/>
-      <w:r>
-        <w:rPr>
-          <w:rFonts w:cstheme="minorHAnsi"/>
-          <w:lang w:val="en-IN"/>
-        </w:rPr>
-        <w:t>(</w:t>
-      </w:r>
-      <w:proofErr w:type="spellStart"/>
-      <w:r>
-        <w:rPr>
-          <w:rFonts w:cstheme="minorHAnsi"/>
-          <w:lang w:val="en-IN"/>
-        </w:rPr>
-        <w:t>HttpStatusCode</w:t>
-      </w:r>
-      <w:proofErr w:type="spellEnd"/>
-      <w:r>
-        <w:rPr>
-          <w:rFonts w:cstheme="minorHAnsi"/>
-          <w:lang w:val="en-IN"/>
-        </w:rPr>
-        <w:t>::is4xxClientError,</w:t>
+        <w:t>.onStatus(HttpStatusCode::is4xxClientError,</w:t>
       </w:r>
       <w:r>
         <w:rPr>
@@ -3991,6 +3178,22 @@
           <w:lang w:val="en-IN"/>
         </w:rPr>
         <w:tab/>
+        <w:t xml:space="preserve">      </w:t>
+      </w:r>
+      <w:r>
+        <w:rPr>
+          <w:rFonts w:cstheme="minorHAnsi"/>
+          <w:lang w:val="en-IN"/>
+        </w:rPr>
+        <w:t xml:space="preserve"> (req, res) -&gt; { throw new RuntimeException("Client error: " + res.getStatusCode()); })</w:t>
+      </w:r>
+      <w:r>
+        <w:rPr>
+          <w:rFonts w:cstheme="minorHAnsi"/>
+          <w:lang w:val="en-IN"/>
+        </w:rPr>
+        <w:br/>
+        <w:t xml:space="preserve"> </w:t>
       </w:r>
       <w:r>
         <w:rPr>
@@ -4004,55 +3207,7 @@
           <w:rFonts w:cstheme="minorHAnsi"/>
           <w:lang w:val="en-IN"/>
         </w:rPr>
-        <w:t xml:space="preserve"> (</w:t>
-      </w:r>
-      <w:proofErr w:type="spellStart"/>
-      <w:r>
-        <w:rPr>
-          <w:rFonts w:cstheme="minorHAnsi"/>
-          <w:lang w:val="en-IN"/>
-        </w:rPr>
-        <w:t>req</w:t>
-      </w:r>
-      <w:proofErr w:type="spellEnd"/>
-      <w:r>
-        <w:rPr>
-          <w:rFonts w:cstheme="minorHAnsi"/>
-          <w:lang w:val="en-IN"/>
-        </w:rPr>
-        <w:t xml:space="preserve">, res) -&gt; { throw new </w:t>
-      </w:r>
-      <w:proofErr w:type="spellStart"/>
-      <w:r>
-        <w:rPr>
-          <w:rFonts w:cstheme="minorHAnsi"/>
-          <w:lang w:val="en-IN"/>
-        </w:rPr>
-        <w:t>RuntimeException</w:t>
-      </w:r>
-      <w:proofErr w:type="spellEnd"/>
-      <w:r>
-        <w:rPr>
-          <w:rFonts w:cstheme="minorHAnsi"/>
-          <w:lang w:val="en-IN"/>
-        </w:rPr>
-        <w:t xml:space="preserve">("Client error: " + </w:t>
-      </w:r>
-      <w:proofErr w:type="spellStart"/>
-      <w:r>
-        <w:rPr>
-          <w:rFonts w:cstheme="minorHAnsi"/>
-          <w:lang w:val="en-IN"/>
-        </w:rPr>
-        <w:t>res.getStatusCode</w:t>
-      </w:r>
-      <w:proofErr w:type="spellEnd"/>
-      <w:r>
-        <w:rPr>
-          <w:rFonts w:cstheme="minorHAnsi"/>
-          <w:lang w:val="en-IN"/>
-        </w:rPr>
-        <w:t>()); })</w:t>
+        <w:t>.onStatus(HttpStatusCode::is5xxServerError,</w:t>
       </w:r>
       <w:r>
         <w:rPr>
@@ -4068,45 +3223,14 @@
           <w:lang w:val="en-IN"/>
         </w:rPr>
         <w:tab/>
-      </w:r>
-      <w:r>
-        <w:rPr>
-          <w:rFonts w:cstheme="minorHAnsi"/>
-          <w:lang w:val="en-IN"/>
-        </w:rPr>
-        <w:t>.</w:t>
-      </w:r>
-      <w:proofErr w:type="spellStart"/>
-      <w:r>
-        <w:rPr>
-          <w:rFonts w:cstheme="minorHAnsi"/>
-          <w:lang w:val="en-IN"/>
-        </w:rPr>
-        <w:t>onStatus</w:t>
-      </w:r>
-      <w:proofErr w:type="spellEnd"/>
-      <w:r>
-        <w:rPr>
-          <w:rFonts w:cstheme="minorHAnsi"/>
-          <w:lang w:val="en-IN"/>
-        </w:rPr>
-        <w:t>(</w:t>
-      </w:r>
-      <w:proofErr w:type="spellStart"/>
-      <w:r>
-        <w:rPr>
-          <w:rFonts w:cstheme="minorHAnsi"/>
-          <w:lang w:val="en-IN"/>
-        </w:rPr>
-        <w:t>HttpStatusCode</w:t>
-      </w:r>
-      <w:proofErr w:type="spellEnd"/>
-      <w:r>
-        <w:rPr>
-          <w:rFonts w:cstheme="minorHAnsi"/>
-          <w:lang w:val="en-IN"/>
-        </w:rPr>
-        <w:t>::is5xxServerError,</w:t>
+        <w:t xml:space="preserve">      </w:t>
+      </w:r>
+      <w:r>
+        <w:rPr>
+          <w:rFonts w:cstheme="minorHAnsi"/>
+          <w:lang w:val="en-IN"/>
+        </w:rPr>
+        <w:t>(req, res) -&gt; { throw new RuntimeException("Server error: " + res.getStatusCode()); })</w:t>
       </w:r>
       <w:r>
         <w:rPr>
@@ -4128,170 +3252,51 @@
           <w:rFonts w:cstheme="minorHAnsi"/>
           <w:lang w:val="en-IN"/>
         </w:rPr>
+        <w:t>.body(Employee.class);</w:t>
+      </w:r>
+      <w:r>
+        <w:rPr>
+          <w:rFonts w:cstheme="minorHAnsi"/>
+          <w:lang w:val="en-IN"/>
+        </w:rPr>
+        <w:br/>
+      </w:r>
+      <w:r>
+        <w:rPr>
+          <w:rFonts w:cstheme="minorHAnsi"/>
+          <w:lang w:val="en-IN"/>
+        </w:rPr>
+        <w:lastRenderedPageBreak/>
+        <w:t xml:space="preserve">    </w:t>
+      </w:r>
+      <w:r>
+        <w:rPr>
+          <w:rFonts w:cstheme="minorHAnsi"/>
+          <w:lang w:val="en-IN"/>
+        </w:rPr>
+        <w:t>} catch (Exception ex) {</w:t>
+      </w:r>
+      <w:r>
+        <w:rPr>
+          <w:rFonts w:cstheme="minorHAnsi"/>
+          <w:lang w:val="en-IN"/>
+        </w:rPr>
+        <w:br/>
+        <w:t xml:space="preserve"> </w:t>
+      </w:r>
+      <w:r>
+        <w:rPr>
+          <w:rFonts w:cstheme="minorHAnsi"/>
+          <w:lang w:val="en-IN"/>
+        </w:rPr>
         <w:tab/>
-        <w:t xml:space="preserve"> </w:t>
-      </w:r>
-      <w:r>
-        <w:rPr>
-          <w:rFonts w:cstheme="minorHAnsi"/>
-          <w:lang w:val="en-IN"/>
-        </w:rPr>
-        <w:t>(</w:t>
-      </w:r>
-      <w:proofErr w:type="spellStart"/>
-      <w:r>
-        <w:rPr>
-          <w:rFonts w:cstheme="minorHAnsi"/>
-          <w:lang w:val="en-IN"/>
-        </w:rPr>
-        <w:t>req</w:t>
-      </w:r>
-      <w:proofErr w:type="spellEnd"/>
-      <w:r>
-        <w:rPr>
-          <w:rFonts w:cstheme="minorHAnsi"/>
-          <w:lang w:val="en-IN"/>
-        </w:rPr>
-        <w:t xml:space="preserve">, res) -&gt; { throw new </w:t>
-      </w:r>
-      <w:proofErr w:type="spellStart"/>
-      <w:r>
-        <w:rPr>
-          <w:rFonts w:cstheme="minorHAnsi"/>
-          <w:lang w:val="en-IN"/>
-        </w:rPr>
-        <w:t>RuntimeException</w:t>
-      </w:r>
-      <w:proofErr w:type="spellEnd"/>
-      <w:r>
-        <w:rPr>
-          <w:rFonts w:cstheme="minorHAnsi"/>
-          <w:lang w:val="en-IN"/>
-        </w:rPr>
-        <w:t xml:space="preserve">("Server error: " + </w:t>
-      </w:r>
-      <w:proofErr w:type="spellStart"/>
-      <w:r>
-        <w:rPr>
-          <w:rFonts w:cstheme="minorHAnsi"/>
-          <w:lang w:val="en-IN"/>
-        </w:rPr>
-        <w:t>res.getStatusCode</w:t>
-      </w:r>
-      <w:proofErr w:type="spellEnd"/>
-      <w:r>
-        <w:rPr>
-          <w:rFonts w:cstheme="minorHAnsi"/>
-          <w:lang w:val="en-IN"/>
-        </w:rPr>
-        <w:t>()); })</w:t>
-      </w:r>
-      <w:r>
-        <w:rPr>
-          <w:rFonts w:cstheme="minorHAnsi"/>
-          <w:lang w:val="en-IN"/>
-        </w:rPr>
-        <w:br/>
-        <w:t xml:space="preserve"> </w:t>
-      </w:r>
-      <w:r>
-        <w:rPr>
-          <w:rFonts w:cstheme="minorHAnsi"/>
-          <w:lang w:val="en-IN"/>
-        </w:rPr>
-        <w:tab/>
-      </w:r>
-      <w:r>
-        <w:rPr>
-          <w:rFonts w:cstheme="minorHAnsi"/>
-          <w:lang w:val="en-IN"/>
-        </w:rPr>
-        <w:t>.body(</w:t>
-      </w:r>
-      <w:proofErr w:type="spellStart"/>
-      <w:r>
-        <w:rPr>
-          <w:rFonts w:cstheme="minorHAnsi"/>
-          <w:lang w:val="en-IN"/>
-        </w:rPr>
-        <w:t>Employee.class</w:t>
-      </w:r>
-      <w:proofErr w:type="spellEnd"/>
-      <w:r>
-        <w:rPr>
-          <w:rFonts w:cstheme="minorHAnsi"/>
-          <w:lang w:val="en-IN"/>
-        </w:rPr>
-        <w:t>);</w:t>
-      </w:r>
-      <w:r>
-        <w:rPr>
-          <w:rFonts w:cstheme="minorHAnsi"/>
-          <w:lang w:val="en-IN"/>
-        </w:rPr>
-        <w:br/>
-        <w:t xml:space="preserve">    </w:t>
-      </w:r>
-      <w:r>
-        <w:rPr>
-          <w:rFonts w:cstheme="minorHAnsi"/>
-          <w:lang w:val="en-IN"/>
-        </w:rPr>
-        <w:t>} catch (Exception ex) {</w:t>
-      </w:r>
-      <w:r>
-        <w:rPr>
-          <w:rFonts w:cstheme="minorHAnsi"/>
-          <w:lang w:val="en-IN"/>
-        </w:rPr>
-        <w:br/>
-        <w:t xml:space="preserve"> </w:t>
-      </w:r>
-      <w:r>
-        <w:rPr>
-          <w:rFonts w:cstheme="minorHAnsi"/>
-          <w:lang w:val="en-IN"/>
-        </w:rPr>
-        <w:tab/>
-      </w:r>
-      <w:r>
-        <w:rPr>
-          <w:rFonts w:cstheme="minorHAnsi"/>
-          <w:lang w:val="en-IN"/>
-        </w:rPr>
-        <w:t xml:space="preserve">throw new </w:t>
-      </w:r>
-      <w:proofErr w:type="spellStart"/>
-      <w:r>
-        <w:rPr>
-          <w:rFonts w:cstheme="minorHAnsi"/>
-          <w:lang w:val="en-IN"/>
-        </w:rPr>
-        <w:t>RuntimeException</w:t>
-      </w:r>
-      <w:proofErr w:type="spellEnd"/>
-      <w:r>
-        <w:rPr>
-          <w:rFonts w:cstheme="minorHAnsi"/>
-          <w:lang w:val="en-IN"/>
-        </w:rPr>
-        <w:t xml:space="preserve">("Error fetching employee: " + </w:t>
-      </w:r>
-      <w:proofErr w:type="spellStart"/>
-      <w:r>
-        <w:rPr>
-          <w:rFonts w:cstheme="minorHAnsi"/>
-          <w:lang w:val="en-IN"/>
-        </w:rPr>
-        <w:t>ex.getMessage</w:t>
-      </w:r>
-      <w:proofErr w:type="spellEnd"/>
-      <w:r>
-        <w:rPr>
-          <w:rFonts w:cstheme="minorHAnsi"/>
-          <w:lang w:val="en-IN"/>
-        </w:rPr>
-        <w:t>());</w:t>
+      </w:r>
+      <w:r>
+        <w:rPr>
+          <w:rFonts w:cstheme="minorHAnsi"/>
+          <w:lang w:val="en-IN"/>
+        </w:rPr>
+        <w:t>throw new RuntimeException("Error creating employee: " + ex.getMessage());</w:t>
       </w:r>
       <w:r>
         <w:rPr>
@@ -4323,61 +3328,30 @@
           <w:bCs/>
           <w:lang w:val="en-IN"/>
         </w:rPr>
-        <w:t>// 2. CREATE EMPLOYEE (POST)</w:t>
-      </w:r>
-      <w:r>
-        <w:rPr>
-          <w:rFonts w:cstheme="minorHAnsi"/>
-          <w:lang w:val="en-IN"/>
-        </w:rPr>
-        <w:br/>
-      </w:r>
-      <w:r>
-        <w:rPr>
-          <w:rFonts w:cstheme="minorHAnsi"/>
-          <w:lang w:val="en-IN"/>
-        </w:rPr>
-        <w:t xml:space="preserve">public Employee </w:t>
-      </w:r>
-      <w:proofErr w:type="spellStart"/>
-      <w:r>
-        <w:rPr>
-          <w:rFonts w:cstheme="minorHAnsi"/>
-          <w:lang w:val="en-IN"/>
-        </w:rPr>
-        <w:t>createEmployee</w:t>
-      </w:r>
-      <w:proofErr w:type="spellEnd"/>
-      <w:r>
-        <w:rPr>
-          <w:rFonts w:cstheme="minorHAnsi"/>
-          <w:lang w:val="en-IN"/>
-        </w:rPr>
-        <w:t xml:space="preserve">(Employee employee, String </w:t>
-      </w:r>
-      <w:proofErr w:type="spellStart"/>
-      <w:r>
-        <w:rPr>
-          <w:rFonts w:cstheme="minorHAnsi"/>
-          <w:lang w:val="en-IN"/>
-        </w:rPr>
-        <w:t>jwtToken</w:t>
-      </w:r>
-      <w:proofErr w:type="spellEnd"/>
-      <w:r>
-        <w:rPr>
-          <w:rFonts w:cstheme="minorHAnsi"/>
-          <w:lang w:val="en-IN"/>
-        </w:rPr>
-        <w:t>) {</w:t>
-      </w:r>
-      <w:r>
-        <w:rPr>
-          <w:rFonts w:cstheme="minorHAnsi"/>
-          <w:lang w:val="en-IN"/>
-        </w:rPr>
-        <w:br/>
-        <w:t xml:space="preserve">    </w:t>
+        <w:t>// 3. FETCH ALL EMPLOYEES (GET)</w:t>
+      </w:r>
+      <w:r>
+        <w:rPr>
+          <w:rFonts w:cstheme="minorHAnsi"/>
+          <w:lang w:val="en-IN"/>
+        </w:rPr>
+        <w:br/>
+        <w:t xml:space="preserve"> </w:t>
+      </w:r>
+      <w:r>
+        <w:rPr>
+          <w:rFonts w:cstheme="minorHAnsi"/>
+          <w:lang w:val="en-IN"/>
+        </w:rPr>
+        <w:t>public List&lt;Employee&gt; fetchAllEmployees(String jwtToken) {</w:t>
+      </w:r>
+      <w:r>
+        <w:rPr>
+          <w:rFonts w:cstheme="minorHAnsi"/>
+          <w:lang w:val="en-IN"/>
+        </w:rPr>
+        <w:br/>
+        <w:t xml:space="preserve">        </w:t>
       </w:r>
       <w:r>
         <w:rPr>
@@ -4392,6 +3366,21 @@
           <w:lang w:val="en-IN"/>
         </w:rPr>
         <w:br/>
+        <w:t xml:space="preserve">          </w:t>
+      </w:r>
+      <w:r>
+        <w:rPr>
+          <w:rFonts w:cstheme="minorHAnsi"/>
+          <w:lang w:val="en-IN"/>
+        </w:rPr>
+        <w:t>return restClient.get()</w:t>
+      </w:r>
+      <w:r>
+        <w:rPr>
+          <w:rFonts w:cstheme="minorHAnsi"/>
+          <w:lang w:val="en-IN"/>
+        </w:rPr>
+        <w:br/>
         <w:t xml:space="preserve"> </w:t>
       </w:r>
       <w:r>
@@ -4399,20 +3388,21 @@
           <w:rFonts w:cstheme="minorHAnsi"/>
           <w:lang w:val="en-IN"/>
         </w:rPr>
-        <w:t xml:space="preserve">        </w:t>
-      </w:r>
-      <w:r>
-        <w:rPr>
-          <w:rFonts w:cstheme="minorHAnsi"/>
-          <w:lang w:val="en-IN"/>
-        </w:rPr>
-        <w:t>return restClient.post()</w:t>
-      </w:r>
-      <w:r>
-        <w:rPr>
-          <w:rFonts w:cstheme="minorHAnsi"/>
-          <w:lang w:val="en-IN"/>
-        </w:rPr>
+        <w:tab/>
+      </w:r>
+      <w:r>
+        <w:rPr>
+          <w:rFonts w:cstheme="minorHAnsi"/>
+          <w:lang w:val="en-IN"/>
+        </w:rPr>
+        <w:t>.uri("/all")  // GET /api/employees/all</w:t>
+      </w:r>
+      <w:r>
+        <w:rPr>
+          <w:rFonts w:cstheme="minorHAnsi"/>
+          <w:lang w:val="en-IN"/>
+        </w:rPr>
+        <w:br/>
         <w:t xml:space="preserve"> </w:t>
       </w:r>
       <w:r>
@@ -4420,6 +3410,20 @@
           <w:rFonts w:cstheme="minorHAnsi"/>
           <w:lang w:val="en-IN"/>
         </w:rPr>
+        <w:tab/>
+      </w:r>
+      <w:r>
+        <w:rPr>
+          <w:rFonts w:cstheme="minorHAnsi"/>
+          <w:lang w:val="en-IN"/>
+        </w:rPr>
+        <w:t>.header(HttpHeaders.AUTHORIZATION, "Bearer " + jwtToken)</w:t>
+      </w:r>
+      <w:r>
+        <w:rPr>
+          <w:rFonts w:cstheme="minorHAnsi"/>
+          <w:lang w:val="en-IN"/>
+        </w:rPr>
         <w:br/>
         <w:t xml:space="preserve"> </w:t>
       </w:r>
@@ -4435,37 +3439,7 @@
           <w:rFonts w:cstheme="minorHAnsi"/>
           <w:lang w:val="en-IN"/>
         </w:rPr>
-        <w:t>.</w:t>
-      </w:r>
-      <w:proofErr w:type="spellStart"/>
-      <w:r>
-        <w:rPr>
-          <w:rFonts w:cstheme="minorHAnsi"/>
-          <w:lang w:val="en-IN"/>
-        </w:rPr>
-        <w:t>uri</w:t>
-      </w:r>
-      <w:proofErr w:type="spellEnd"/>
-      <w:r>
-        <w:rPr>
-          <w:rFonts w:cstheme="minorHAnsi"/>
-          <w:lang w:val="en-IN"/>
-        </w:rPr>
-        <w:t>("/</w:t>
-      </w:r>
-      <w:r>
-        <w:rPr>
-          <w:rFonts w:cstheme="minorHAnsi"/>
-          <w:lang w:val="en-IN"/>
-        </w:rPr>
-        <w:t>create</w:t>
-      </w:r>
-      <w:r>
-        <w:rPr>
-          <w:rFonts w:cstheme="minorHAnsi"/>
-          <w:lang w:val="en-IN"/>
-        </w:rPr>
-        <w:t>")  // POST /api/employees</w:t>
+        <w:t>.retrieve()</w:t>
       </w:r>
       <w:r>
         <w:rPr>
@@ -4487,740 +3461,7 @@
           <w:rFonts w:cstheme="minorHAnsi"/>
           <w:lang w:val="en-IN"/>
         </w:rPr>
-        <w:t>.header(</w:t>
-      </w:r>
-      <w:proofErr w:type="spellStart"/>
-      <w:r>
-        <w:rPr>
-          <w:rFonts w:cstheme="minorHAnsi"/>
-          <w:lang w:val="en-IN"/>
-        </w:rPr>
-        <w:t>HttpHeaders.AUTHORIZATION</w:t>
-      </w:r>
-      <w:proofErr w:type="spellEnd"/>
-      <w:r>
-        <w:rPr>
-          <w:rFonts w:cstheme="minorHAnsi"/>
-          <w:lang w:val="en-IN"/>
-        </w:rPr>
-        <w:t xml:space="preserve">, "Bearer " + </w:t>
-      </w:r>
-      <w:proofErr w:type="spellStart"/>
-      <w:r>
-        <w:rPr>
-          <w:rFonts w:cstheme="minorHAnsi"/>
-          <w:lang w:val="en-IN"/>
-        </w:rPr>
-        <w:t>jwtToken</w:t>
-      </w:r>
-      <w:proofErr w:type="spellEnd"/>
-      <w:r>
-        <w:rPr>
-          <w:rFonts w:cstheme="minorHAnsi"/>
-          <w:lang w:val="en-IN"/>
-        </w:rPr>
-        <w:t>)</w:t>
-      </w:r>
-      <w:r>
-        <w:rPr>
-          <w:rFonts w:cstheme="minorHAnsi"/>
-          <w:lang w:val="en-IN"/>
-        </w:rPr>
-        <w:br/>
-        <w:t xml:space="preserve"> </w:t>
-      </w:r>
-      <w:r>
-        <w:rPr>
-          <w:rFonts w:cstheme="minorHAnsi"/>
-          <w:lang w:val="en-IN"/>
-        </w:rPr>
-        <w:tab/>
-      </w:r>
-      <w:r>
-        <w:rPr>
-          <w:rFonts w:cstheme="minorHAnsi"/>
-          <w:lang w:val="en-IN"/>
-        </w:rPr>
-        <w:t>.body(employee)</w:t>
-      </w:r>
-      <w:r>
-        <w:rPr>
-          <w:rFonts w:cstheme="minorHAnsi"/>
-          <w:lang w:val="en-IN"/>
-        </w:rPr>
-        <w:br/>
-        <w:t xml:space="preserve"> </w:t>
-      </w:r>
-      <w:r>
-        <w:rPr>
-          <w:rFonts w:cstheme="minorHAnsi"/>
-          <w:lang w:val="en-IN"/>
-        </w:rPr>
-        <w:tab/>
-      </w:r>
-      <w:r>
-        <w:rPr>
-          <w:rFonts w:cstheme="minorHAnsi"/>
-          <w:lang w:val="en-IN"/>
-        </w:rPr>
-        <w:t>.retrieve()</w:t>
-      </w:r>
-      <w:r>
-        <w:rPr>
-          <w:rFonts w:cstheme="minorHAnsi"/>
-          <w:lang w:val="en-IN"/>
-        </w:rPr>
-        <w:br/>
-        <w:t xml:space="preserve"> </w:t>
-      </w:r>
-      <w:r>
-        <w:rPr>
-          <w:rFonts w:cstheme="minorHAnsi"/>
-          <w:lang w:val="en-IN"/>
-        </w:rPr>
-        <w:tab/>
-      </w:r>
-      <w:r>
-        <w:rPr>
-          <w:rFonts w:cstheme="minorHAnsi"/>
-          <w:lang w:val="en-IN"/>
-        </w:rPr>
-        <w:t>.</w:t>
-      </w:r>
-      <w:proofErr w:type="spellStart"/>
-      <w:r>
-        <w:rPr>
-          <w:rFonts w:cstheme="minorHAnsi"/>
-          <w:lang w:val="en-IN"/>
-        </w:rPr>
-        <w:t>onStatus</w:t>
-      </w:r>
-      <w:proofErr w:type="spellEnd"/>
-      <w:r>
-        <w:rPr>
-          <w:rFonts w:cstheme="minorHAnsi"/>
-          <w:lang w:val="en-IN"/>
-        </w:rPr>
-        <w:t>(</w:t>
-      </w:r>
-      <w:proofErr w:type="spellStart"/>
-      <w:r>
-        <w:rPr>
-          <w:rFonts w:cstheme="minorHAnsi"/>
-          <w:lang w:val="en-IN"/>
-        </w:rPr>
-        <w:t>HttpStatusCode</w:t>
-      </w:r>
-      <w:proofErr w:type="spellEnd"/>
-      <w:r>
-        <w:rPr>
-          <w:rFonts w:cstheme="minorHAnsi"/>
-          <w:lang w:val="en-IN"/>
-        </w:rPr>
-        <w:t>::is4xxClientError,</w:t>
-      </w:r>
-      <w:r>
-        <w:rPr>
-          <w:rFonts w:cstheme="minorHAnsi"/>
-          <w:lang w:val="en-IN"/>
-        </w:rPr>
-        <w:br/>
-        <w:t xml:space="preserve"> </w:t>
-      </w:r>
-      <w:r>
-        <w:rPr>
-          <w:rFonts w:cstheme="minorHAnsi"/>
-          <w:lang w:val="en-IN"/>
-        </w:rPr>
-        <w:tab/>
-        <w:t xml:space="preserve">      </w:t>
-      </w:r>
-      <w:r>
-        <w:rPr>
-          <w:rFonts w:cstheme="minorHAnsi"/>
-          <w:lang w:val="en-IN"/>
-        </w:rPr>
-        <w:t xml:space="preserve"> (</w:t>
-      </w:r>
-      <w:proofErr w:type="spellStart"/>
-      <w:r>
-        <w:rPr>
-          <w:rFonts w:cstheme="minorHAnsi"/>
-          <w:lang w:val="en-IN"/>
-        </w:rPr>
-        <w:t>req</w:t>
-      </w:r>
-      <w:proofErr w:type="spellEnd"/>
-      <w:r>
-        <w:rPr>
-          <w:rFonts w:cstheme="minorHAnsi"/>
-          <w:lang w:val="en-IN"/>
-        </w:rPr>
-        <w:t xml:space="preserve">, res) -&gt; { throw new </w:t>
-      </w:r>
-      <w:proofErr w:type="spellStart"/>
-      <w:r>
-        <w:rPr>
-          <w:rFonts w:cstheme="minorHAnsi"/>
-          <w:lang w:val="en-IN"/>
-        </w:rPr>
-        <w:t>RuntimeException</w:t>
-      </w:r>
-      <w:proofErr w:type="spellEnd"/>
-      <w:r>
-        <w:rPr>
-          <w:rFonts w:cstheme="minorHAnsi"/>
-          <w:lang w:val="en-IN"/>
-        </w:rPr>
-        <w:t xml:space="preserve">("Client error: " + </w:t>
-      </w:r>
-      <w:proofErr w:type="spellStart"/>
-      <w:r>
-        <w:rPr>
-          <w:rFonts w:cstheme="minorHAnsi"/>
-          <w:lang w:val="en-IN"/>
-        </w:rPr>
-        <w:t>res.getStatusCode</w:t>
-      </w:r>
-      <w:proofErr w:type="spellEnd"/>
-      <w:r>
-        <w:rPr>
-          <w:rFonts w:cstheme="minorHAnsi"/>
-          <w:lang w:val="en-IN"/>
-        </w:rPr>
-        <w:t>()); })</w:t>
-      </w:r>
-      <w:r>
-        <w:rPr>
-          <w:rFonts w:cstheme="minorHAnsi"/>
-          <w:lang w:val="en-IN"/>
-        </w:rPr>
-        <w:br/>
-        <w:t xml:space="preserve"> </w:t>
-      </w:r>
-      <w:r>
-        <w:rPr>
-          <w:rFonts w:cstheme="minorHAnsi"/>
-          <w:lang w:val="en-IN"/>
-        </w:rPr>
-        <w:tab/>
-      </w:r>
-      <w:r>
-        <w:rPr>
-          <w:rFonts w:cstheme="minorHAnsi"/>
-          <w:lang w:val="en-IN"/>
-        </w:rPr>
-        <w:t>.</w:t>
-      </w:r>
-      <w:proofErr w:type="spellStart"/>
-      <w:r>
-        <w:rPr>
-          <w:rFonts w:cstheme="minorHAnsi"/>
-          <w:lang w:val="en-IN"/>
-        </w:rPr>
-        <w:t>onStatus</w:t>
-      </w:r>
-      <w:proofErr w:type="spellEnd"/>
-      <w:r>
-        <w:rPr>
-          <w:rFonts w:cstheme="minorHAnsi"/>
-          <w:lang w:val="en-IN"/>
-        </w:rPr>
-        <w:t>(</w:t>
-      </w:r>
-      <w:proofErr w:type="spellStart"/>
-      <w:r>
-        <w:rPr>
-          <w:rFonts w:cstheme="minorHAnsi"/>
-          <w:lang w:val="en-IN"/>
-        </w:rPr>
-        <w:t>HttpStatusCode</w:t>
-      </w:r>
-      <w:proofErr w:type="spellEnd"/>
-      <w:r>
-        <w:rPr>
-          <w:rFonts w:cstheme="minorHAnsi"/>
-          <w:lang w:val="en-IN"/>
-        </w:rPr>
-        <w:t>::is5xxServerError,</w:t>
-      </w:r>
-      <w:r>
-        <w:rPr>
-          <w:rFonts w:cstheme="minorHAnsi"/>
-          <w:lang w:val="en-IN"/>
-        </w:rPr>
-        <w:br/>
-        <w:t xml:space="preserve"> </w:t>
-      </w:r>
-      <w:r>
-        <w:rPr>
-          <w:rFonts w:cstheme="minorHAnsi"/>
-          <w:lang w:val="en-IN"/>
-        </w:rPr>
-        <w:tab/>
-        <w:t xml:space="preserve">      </w:t>
-      </w:r>
-      <w:r>
-        <w:rPr>
-          <w:rFonts w:cstheme="minorHAnsi"/>
-          <w:lang w:val="en-IN"/>
-        </w:rPr>
-        <w:t>(</w:t>
-      </w:r>
-      <w:proofErr w:type="spellStart"/>
-      <w:r>
-        <w:rPr>
-          <w:rFonts w:cstheme="minorHAnsi"/>
-          <w:lang w:val="en-IN"/>
-        </w:rPr>
-        <w:t>req</w:t>
-      </w:r>
-      <w:proofErr w:type="spellEnd"/>
-      <w:r>
-        <w:rPr>
-          <w:rFonts w:cstheme="minorHAnsi"/>
-          <w:lang w:val="en-IN"/>
-        </w:rPr>
-        <w:t xml:space="preserve">, res) -&gt; { throw new </w:t>
-      </w:r>
-      <w:proofErr w:type="spellStart"/>
-      <w:r>
-        <w:rPr>
-          <w:rFonts w:cstheme="minorHAnsi"/>
-          <w:lang w:val="en-IN"/>
-        </w:rPr>
-        <w:t>RuntimeException</w:t>
-      </w:r>
-      <w:proofErr w:type="spellEnd"/>
-      <w:r>
-        <w:rPr>
-          <w:rFonts w:cstheme="minorHAnsi"/>
-          <w:lang w:val="en-IN"/>
-        </w:rPr>
-        <w:t xml:space="preserve">("Server error: " + </w:t>
-      </w:r>
-      <w:proofErr w:type="spellStart"/>
-      <w:r>
-        <w:rPr>
-          <w:rFonts w:cstheme="minorHAnsi"/>
-          <w:lang w:val="en-IN"/>
-        </w:rPr>
-        <w:t>res.getStatusCode</w:t>
-      </w:r>
-      <w:proofErr w:type="spellEnd"/>
-      <w:r>
-        <w:rPr>
-          <w:rFonts w:cstheme="minorHAnsi"/>
-          <w:lang w:val="en-IN"/>
-        </w:rPr>
-        <w:t>()); })</w:t>
-      </w:r>
-      <w:r>
-        <w:rPr>
-          <w:rFonts w:cstheme="minorHAnsi"/>
-          <w:lang w:val="en-IN"/>
-        </w:rPr>
-        <w:br/>
-        <w:t xml:space="preserve"> </w:t>
-      </w:r>
-      <w:r>
-        <w:rPr>
-          <w:rFonts w:cstheme="minorHAnsi"/>
-          <w:lang w:val="en-IN"/>
-        </w:rPr>
-        <w:tab/>
-      </w:r>
-      <w:r>
-        <w:rPr>
-          <w:rFonts w:cstheme="minorHAnsi"/>
-          <w:lang w:val="en-IN"/>
-        </w:rPr>
-        <w:t>.body(</w:t>
-      </w:r>
-      <w:proofErr w:type="spellStart"/>
-      <w:r>
-        <w:rPr>
-          <w:rFonts w:cstheme="minorHAnsi"/>
-          <w:lang w:val="en-IN"/>
-        </w:rPr>
-        <w:t>Employee.class</w:t>
-      </w:r>
-      <w:proofErr w:type="spellEnd"/>
-      <w:r>
-        <w:rPr>
-          <w:rFonts w:cstheme="minorHAnsi"/>
-          <w:lang w:val="en-IN"/>
-        </w:rPr>
-        <w:t>);</w:t>
-      </w:r>
-      <w:r>
-        <w:rPr>
-          <w:rFonts w:cstheme="minorHAnsi"/>
-          <w:lang w:val="en-IN"/>
-        </w:rPr>
-        <w:br/>
-      </w:r>
-      <w:r>
-        <w:rPr>
-          <w:rFonts w:cstheme="minorHAnsi"/>
-          <w:lang w:val="en-IN"/>
-        </w:rPr>
-        <w:lastRenderedPageBreak/>
-        <w:t xml:space="preserve">    </w:t>
-      </w:r>
-      <w:r>
-        <w:rPr>
-          <w:rFonts w:cstheme="minorHAnsi"/>
-          <w:lang w:val="en-IN"/>
-        </w:rPr>
-        <w:t>} catch (Exception ex) {</w:t>
-      </w:r>
-      <w:r>
-        <w:rPr>
-          <w:rFonts w:cstheme="minorHAnsi"/>
-          <w:lang w:val="en-IN"/>
-        </w:rPr>
-        <w:br/>
-        <w:t xml:space="preserve"> </w:t>
-      </w:r>
-      <w:r>
-        <w:rPr>
-          <w:rFonts w:cstheme="minorHAnsi"/>
-          <w:lang w:val="en-IN"/>
-        </w:rPr>
-        <w:tab/>
-      </w:r>
-      <w:r>
-        <w:rPr>
-          <w:rFonts w:cstheme="minorHAnsi"/>
-          <w:lang w:val="en-IN"/>
-        </w:rPr>
-        <w:t xml:space="preserve">throw new </w:t>
-      </w:r>
-      <w:proofErr w:type="spellStart"/>
-      <w:r>
-        <w:rPr>
-          <w:rFonts w:cstheme="minorHAnsi"/>
-          <w:lang w:val="en-IN"/>
-        </w:rPr>
-        <w:t>RuntimeException</w:t>
-      </w:r>
-      <w:proofErr w:type="spellEnd"/>
-      <w:r>
-        <w:rPr>
-          <w:rFonts w:cstheme="minorHAnsi"/>
-          <w:lang w:val="en-IN"/>
-        </w:rPr>
-        <w:t xml:space="preserve">("Error creating employee: " + </w:t>
-      </w:r>
-      <w:proofErr w:type="spellStart"/>
-      <w:r>
-        <w:rPr>
-          <w:rFonts w:cstheme="minorHAnsi"/>
-          <w:lang w:val="en-IN"/>
-        </w:rPr>
-        <w:t>ex.getMessage</w:t>
-      </w:r>
-      <w:proofErr w:type="spellEnd"/>
-      <w:r>
-        <w:rPr>
-          <w:rFonts w:cstheme="minorHAnsi"/>
-          <w:lang w:val="en-IN"/>
-        </w:rPr>
-        <w:t>());</w:t>
-      </w:r>
-      <w:r>
-        <w:rPr>
-          <w:rFonts w:cstheme="minorHAnsi"/>
-          <w:lang w:val="en-IN"/>
-        </w:rPr>
-        <w:br/>
-        <w:t xml:space="preserve">    </w:t>
-      </w:r>
-      <w:r>
-        <w:rPr>
-          <w:rFonts w:cstheme="minorHAnsi"/>
-          <w:lang w:val="en-IN"/>
-        </w:rPr>
-        <w:t>}}</w:t>
-      </w:r>
-    </w:p>
-    <w:p>
-      <w:pPr>
-        <w:rPr>
-          <w:rFonts w:cstheme="minorHAnsi"/>
-          <w:lang w:val="en-IN"/>
-        </w:rPr>
-      </w:pPr>
-      <w:r>
-        <w:rPr>
-          <w:rFonts w:cstheme="minorHAnsi"/>
-          <w:b/>
-          <w:bCs/>
-          <w:lang w:val="en-IN"/>
-        </w:rPr>
-        <w:t>// 3. FETCH ALL EMPLOYEES (GET)</w:t>
-      </w:r>
-      <w:r>
-        <w:rPr>
-          <w:rFonts w:cstheme="minorHAnsi"/>
-          <w:lang w:val="en-IN"/>
-        </w:rPr>
-        <w:br/>
-        <w:t xml:space="preserve"> </w:t>
-      </w:r>
-      <w:r>
-        <w:rPr>
-          <w:rFonts w:cstheme="minorHAnsi"/>
-          <w:lang w:val="en-IN"/>
-        </w:rPr>
-        <w:t xml:space="preserve">public List&lt;Employee&gt; </w:t>
-      </w:r>
-      <w:proofErr w:type="spellStart"/>
-      <w:r>
-        <w:rPr>
-          <w:rFonts w:cstheme="minorHAnsi"/>
-          <w:lang w:val="en-IN"/>
-        </w:rPr>
-        <w:t>fetchAllEmployees</w:t>
-      </w:r>
-      <w:proofErr w:type="spellEnd"/>
-      <w:r>
-        <w:rPr>
-          <w:rFonts w:cstheme="minorHAnsi"/>
-          <w:lang w:val="en-IN"/>
-        </w:rPr>
-        <w:t xml:space="preserve">(String </w:t>
-      </w:r>
-      <w:proofErr w:type="spellStart"/>
-      <w:r>
-        <w:rPr>
-          <w:rFonts w:cstheme="minorHAnsi"/>
-          <w:lang w:val="en-IN"/>
-        </w:rPr>
-        <w:t>jwtToken</w:t>
-      </w:r>
-      <w:proofErr w:type="spellEnd"/>
-      <w:r>
-        <w:rPr>
-          <w:rFonts w:cstheme="minorHAnsi"/>
-          <w:lang w:val="en-IN"/>
-        </w:rPr>
-        <w:t>) {</w:t>
-      </w:r>
-      <w:r>
-        <w:rPr>
-          <w:rFonts w:cstheme="minorHAnsi"/>
-          <w:lang w:val="en-IN"/>
-        </w:rPr>
-        <w:br/>
-        <w:t xml:space="preserve">        </w:t>
-      </w:r>
-      <w:r>
-        <w:rPr>
-          <w:rFonts w:cstheme="minorHAnsi"/>
-          <w:lang w:val="en-IN"/>
-        </w:rPr>
-        <w:t>try {</w:t>
-      </w:r>
-      <w:r>
-        <w:rPr>
-          <w:rFonts w:cstheme="minorHAnsi"/>
-          <w:lang w:val="en-IN"/>
-        </w:rPr>
-        <w:br/>
-        <w:t xml:space="preserve">          </w:t>
-      </w:r>
-      <w:r>
-        <w:rPr>
-          <w:rFonts w:cstheme="minorHAnsi"/>
-          <w:lang w:val="en-IN"/>
-        </w:rPr>
-        <w:t xml:space="preserve">return </w:t>
-      </w:r>
-      <w:proofErr w:type="spellStart"/>
-      <w:r>
-        <w:rPr>
-          <w:rFonts w:cstheme="minorHAnsi"/>
-          <w:lang w:val="en-IN"/>
-        </w:rPr>
-        <w:t>restClient.get</w:t>
-      </w:r>
-      <w:proofErr w:type="spellEnd"/>
-      <w:r>
-        <w:rPr>
-          <w:rFonts w:cstheme="minorHAnsi"/>
-          <w:lang w:val="en-IN"/>
-        </w:rPr>
-        <w:t>()</w:t>
-      </w:r>
-      <w:r>
-        <w:rPr>
-          <w:rFonts w:cstheme="minorHAnsi"/>
-          <w:lang w:val="en-IN"/>
-        </w:rPr>
-        <w:br/>
-        <w:t xml:space="preserve"> </w:t>
-      </w:r>
-      <w:r>
-        <w:rPr>
-          <w:rFonts w:cstheme="minorHAnsi"/>
-          <w:lang w:val="en-IN"/>
-        </w:rPr>
-        <w:tab/>
-      </w:r>
-      <w:r>
-        <w:rPr>
-          <w:rFonts w:cstheme="minorHAnsi"/>
-          <w:lang w:val="en-IN"/>
-        </w:rPr>
-        <w:t>.</w:t>
-      </w:r>
-      <w:proofErr w:type="spellStart"/>
-      <w:r>
-        <w:rPr>
-          <w:rFonts w:cstheme="minorHAnsi"/>
-          <w:lang w:val="en-IN"/>
-        </w:rPr>
-        <w:t>uri</w:t>
-      </w:r>
-      <w:proofErr w:type="spellEnd"/>
-      <w:r>
-        <w:rPr>
-          <w:rFonts w:cstheme="minorHAnsi"/>
-          <w:lang w:val="en-IN"/>
-        </w:rPr>
-        <w:t>("/all")  // GET /api/employees/all</w:t>
-      </w:r>
-      <w:r>
-        <w:rPr>
-          <w:rFonts w:cstheme="minorHAnsi"/>
-          <w:lang w:val="en-IN"/>
-        </w:rPr>
-        <w:br/>
-        <w:t xml:space="preserve"> </w:t>
-      </w:r>
-      <w:r>
-        <w:rPr>
-          <w:rFonts w:cstheme="minorHAnsi"/>
-          <w:lang w:val="en-IN"/>
-        </w:rPr>
-        <w:tab/>
-      </w:r>
-      <w:r>
-        <w:rPr>
-          <w:rFonts w:cstheme="minorHAnsi"/>
-          <w:lang w:val="en-IN"/>
-        </w:rPr>
-        <w:t>.header(</w:t>
-      </w:r>
-      <w:proofErr w:type="spellStart"/>
-      <w:r>
-        <w:rPr>
-          <w:rFonts w:cstheme="minorHAnsi"/>
-          <w:lang w:val="en-IN"/>
-        </w:rPr>
-        <w:t>HttpHeaders.AUTHORIZATION</w:t>
-      </w:r>
-      <w:proofErr w:type="spellEnd"/>
-      <w:r>
-        <w:rPr>
-          <w:rFonts w:cstheme="minorHAnsi"/>
-          <w:lang w:val="en-IN"/>
-        </w:rPr>
-        <w:t xml:space="preserve">, "Bearer " + </w:t>
-      </w:r>
-      <w:proofErr w:type="spellStart"/>
-      <w:r>
-        <w:rPr>
-          <w:rFonts w:cstheme="minorHAnsi"/>
-          <w:lang w:val="en-IN"/>
-        </w:rPr>
-        <w:t>jwtToken</w:t>
-      </w:r>
-      <w:proofErr w:type="spellEnd"/>
-      <w:r>
-        <w:rPr>
-          <w:rFonts w:cstheme="minorHAnsi"/>
-          <w:lang w:val="en-IN"/>
-        </w:rPr>
-        <w:t>)</w:t>
-      </w:r>
-      <w:r>
-        <w:rPr>
-          <w:rFonts w:cstheme="minorHAnsi"/>
-          <w:lang w:val="en-IN"/>
-        </w:rPr>
-        <w:br/>
-        <w:t xml:space="preserve"> </w:t>
-      </w:r>
-      <w:r>
-        <w:rPr>
-          <w:rFonts w:cstheme="minorHAnsi"/>
-          <w:lang w:val="en-IN"/>
-        </w:rPr>
-        <w:tab/>
-      </w:r>
-      <w:r>
-        <w:rPr>
-          <w:rFonts w:cstheme="minorHAnsi"/>
-          <w:lang w:val="en-IN"/>
-        </w:rPr>
-        <w:t>.retrieve()</w:t>
-      </w:r>
-      <w:r>
-        <w:rPr>
-          <w:rFonts w:cstheme="minorHAnsi"/>
-          <w:lang w:val="en-IN"/>
-        </w:rPr>
-        <w:br/>
-        <w:t xml:space="preserve"> </w:t>
-      </w:r>
-      <w:r>
-        <w:rPr>
-          <w:rFonts w:cstheme="minorHAnsi"/>
-          <w:lang w:val="en-IN"/>
-        </w:rPr>
-        <w:tab/>
-      </w:r>
-      <w:r>
-        <w:rPr>
-          <w:rFonts w:cstheme="minorHAnsi"/>
-          <w:lang w:val="en-IN"/>
-        </w:rPr>
-        <w:t>.</w:t>
-      </w:r>
-      <w:proofErr w:type="spellStart"/>
-      <w:r>
-        <w:rPr>
-          <w:rFonts w:cstheme="minorHAnsi"/>
-          <w:lang w:val="en-IN"/>
-        </w:rPr>
-        <w:t>onStatus</w:t>
-      </w:r>
-      <w:proofErr w:type="spellEnd"/>
-      <w:r>
-        <w:rPr>
-          <w:rFonts w:cstheme="minorHAnsi"/>
-          <w:lang w:val="en-IN"/>
-        </w:rPr>
-        <w:t>(</w:t>
-      </w:r>
-      <w:proofErr w:type="spellStart"/>
-      <w:r>
-        <w:rPr>
-          <w:rFonts w:cstheme="minorHAnsi"/>
-          <w:lang w:val="en-IN"/>
-        </w:rPr>
-        <w:t>HttpStatusCode</w:t>
-      </w:r>
-      <w:proofErr w:type="spellEnd"/>
-      <w:r>
-        <w:rPr>
-          <w:rFonts w:cstheme="minorHAnsi"/>
-          <w:lang w:val="en-IN"/>
-        </w:rPr>
-        <w:t>::is4xxClientError,</w:t>
+        <w:t>.onStatus(HttpStatusCode::is4xxClientError,</w:t>
       </w:r>
       <w:r>
         <w:rPr>
@@ -5243,55 +3484,7 @@
           <w:rFonts w:cstheme="minorHAnsi"/>
           <w:lang w:val="en-IN"/>
         </w:rPr>
-        <w:t>(</w:t>
-      </w:r>
-      <w:proofErr w:type="spellStart"/>
-      <w:r>
-        <w:rPr>
-          <w:rFonts w:cstheme="minorHAnsi"/>
-          <w:lang w:val="en-IN"/>
-        </w:rPr>
-        <w:t>req</w:t>
-      </w:r>
-      <w:proofErr w:type="spellEnd"/>
-      <w:r>
-        <w:rPr>
-          <w:rFonts w:cstheme="minorHAnsi"/>
-          <w:lang w:val="en-IN"/>
-        </w:rPr>
-        <w:t xml:space="preserve">, res) -&gt; { throw new </w:t>
-      </w:r>
-      <w:proofErr w:type="spellStart"/>
-      <w:r>
-        <w:rPr>
-          <w:rFonts w:cstheme="minorHAnsi"/>
-          <w:lang w:val="en-IN"/>
-        </w:rPr>
-        <w:t>RuntimeException</w:t>
-      </w:r>
-      <w:proofErr w:type="spellEnd"/>
-      <w:r>
-        <w:rPr>
-          <w:rFonts w:cstheme="minorHAnsi"/>
-          <w:lang w:val="en-IN"/>
-        </w:rPr>
-        <w:t xml:space="preserve">("Client error: " + </w:t>
-      </w:r>
-      <w:proofErr w:type="spellStart"/>
-      <w:r>
-        <w:rPr>
-          <w:rFonts w:cstheme="minorHAnsi"/>
-          <w:lang w:val="en-IN"/>
-        </w:rPr>
-        <w:t>res.getStatusCode</w:t>
-      </w:r>
-      <w:proofErr w:type="spellEnd"/>
-      <w:r>
-        <w:rPr>
-          <w:rFonts w:cstheme="minorHAnsi"/>
-          <w:lang w:val="en-IN"/>
-        </w:rPr>
-        <w:t>()); })</w:t>
+        <w:t>(req, res) -&gt; { throw new RuntimeException("Client error: " + res.getStatusCode()); })</w:t>
       </w:r>
       <w:r>
         <w:rPr>
@@ -5313,39 +3506,7 @@
           <w:rFonts w:cstheme="minorHAnsi"/>
           <w:lang w:val="en-IN"/>
         </w:rPr>
-        <w:t>.</w:t>
-      </w:r>
-      <w:proofErr w:type="spellStart"/>
-      <w:r>
-        <w:rPr>
-          <w:rFonts w:cstheme="minorHAnsi"/>
-          <w:lang w:val="en-IN"/>
-        </w:rPr>
-        <w:t>onStatus</w:t>
-      </w:r>
-      <w:proofErr w:type="spellEnd"/>
-      <w:r>
-        <w:rPr>
-          <w:rFonts w:cstheme="minorHAnsi"/>
-          <w:lang w:val="en-IN"/>
-        </w:rPr>
-        <w:t>(</w:t>
-      </w:r>
-      <w:proofErr w:type="spellStart"/>
-      <w:r>
-        <w:rPr>
-          <w:rFonts w:cstheme="minorHAnsi"/>
-          <w:lang w:val="en-IN"/>
-        </w:rPr>
-        <w:t>HttpStatusCode</w:t>
-      </w:r>
-      <w:proofErr w:type="spellEnd"/>
-      <w:r>
-        <w:rPr>
-          <w:rFonts w:cstheme="minorHAnsi"/>
-          <w:lang w:val="en-IN"/>
-        </w:rPr>
-        <w:t>::is5xxServerError,</w:t>
+        <w:t>.onStatus(HttpStatusCode::is5xxServerError,</w:t>
       </w:r>
       <w:r>
         <w:rPr>
@@ -5368,55 +3529,7 @@
           <w:rFonts w:cstheme="minorHAnsi"/>
           <w:lang w:val="en-IN"/>
         </w:rPr>
-        <w:t xml:space="preserve"> (</w:t>
-      </w:r>
-      <w:proofErr w:type="spellStart"/>
-      <w:r>
-        <w:rPr>
-          <w:rFonts w:cstheme="minorHAnsi"/>
-          <w:lang w:val="en-IN"/>
-        </w:rPr>
-        <w:t>req</w:t>
-      </w:r>
-      <w:proofErr w:type="spellEnd"/>
-      <w:r>
-        <w:rPr>
-          <w:rFonts w:cstheme="minorHAnsi"/>
-          <w:lang w:val="en-IN"/>
-        </w:rPr>
-        <w:t xml:space="preserve">, res) -&gt; { throw new </w:t>
-      </w:r>
-      <w:proofErr w:type="spellStart"/>
-      <w:r>
-        <w:rPr>
-          <w:rFonts w:cstheme="minorHAnsi"/>
-          <w:lang w:val="en-IN"/>
-        </w:rPr>
-        <w:t>RuntimeException</w:t>
-      </w:r>
-      <w:proofErr w:type="spellEnd"/>
-      <w:r>
-        <w:rPr>
-          <w:rFonts w:cstheme="minorHAnsi"/>
-          <w:lang w:val="en-IN"/>
-        </w:rPr>
-        <w:t xml:space="preserve">("Server error: " + </w:t>
-      </w:r>
-      <w:proofErr w:type="spellStart"/>
-      <w:r>
-        <w:rPr>
-          <w:rFonts w:cstheme="minorHAnsi"/>
-          <w:lang w:val="en-IN"/>
-        </w:rPr>
-        <w:t>res.getStatusCode</w:t>
-      </w:r>
-      <w:proofErr w:type="spellEnd"/>
-      <w:r>
-        <w:rPr>
-          <w:rFonts w:cstheme="minorHAnsi"/>
-          <w:lang w:val="en-IN"/>
-        </w:rPr>
-        <w:t>()); })</w:t>
+        <w:t xml:space="preserve"> (req, res) -&gt; { throw new RuntimeException("Server error: " + res.getStatusCode()); })</w:t>
       </w:r>
       <w:r>
         <w:rPr>
@@ -5438,23 +3551,7 @@
           <w:rFonts w:cstheme="minorHAnsi"/>
           <w:lang w:val="en-IN"/>
         </w:rPr>
-        <w:t xml:space="preserve">.body(new </w:t>
-      </w:r>
-      <w:proofErr w:type="spellStart"/>
-      <w:r>
-        <w:rPr>
-          <w:rFonts w:cstheme="minorHAnsi"/>
-          <w:lang w:val="en-IN"/>
-        </w:rPr>
-        <w:t>ParameterizedTypeReference</w:t>
-      </w:r>
-      <w:proofErr w:type="spellEnd"/>
-      <w:r>
-        <w:rPr>
-          <w:rFonts w:cstheme="minorHAnsi"/>
-          <w:lang w:val="en-IN"/>
-        </w:rPr>
-        <w:t>&lt;List&lt;Employee&gt;&gt;() {});</w:t>
+        <w:t>.body(new ParameterizedTypeReference&lt;List&lt;Employee&gt;&gt;() {});</w:t>
       </w:r>
       <w:r>
         <w:rPr>
@@ -5491,39 +3588,7 @@
           <w:rFonts w:cstheme="minorHAnsi"/>
           <w:lang w:val="en-IN"/>
         </w:rPr>
-        <w:t xml:space="preserve">throw new </w:t>
-      </w:r>
-      <w:proofErr w:type="spellStart"/>
-      <w:r>
-        <w:rPr>
-          <w:rFonts w:cstheme="minorHAnsi"/>
-          <w:lang w:val="en-IN"/>
-        </w:rPr>
-        <w:t>RuntimeException</w:t>
-      </w:r>
-      <w:proofErr w:type="spellEnd"/>
-      <w:r>
-        <w:rPr>
-          <w:rFonts w:cstheme="minorHAnsi"/>
-          <w:lang w:val="en-IN"/>
-        </w:rPr>
-        <w:t xml:space="preserve">("Error fetching all employees: " + </w:t>
-      </w:r>
-      <w:proofErr w:type="spellStart"/>
-      <w:r>
-        <w:rPr>
-          <w:rFonts w:cstheme="minorHAnsi"/>
-          <w:lang w:val="en-IN"/>
-        </w:rPr>
-        <w:t>ex.getMessage</w:t>
-      </w:r>
-      <w:proofErr w:type="spellEnd"/>
-      <w:r>
-        <w:rPr>
-          <w:rFonts w:cstheme="minorHAnsi"/>
-          <w:lang w:val="en-IN"/>
-        </w:rPr>
-        <w:t>());</w:t>
+        <w:t>throw new RuntimeException("Error fetching all employees: " + ex.getMessage());</w:t>
       </w:r>
       <w:r>
         <w:rPr>
@@ -5579,9 +3644,17 @@
           <w:sz w:val="22"/>
           <w:szCs w:val="22"/>
         </w:rPr>
-        <w:t xml:space="preserve"> </w:t>
-      </w:r>
-      <w:proofErr w:type="spellStart"/>
+        <w:t xml:space="preserve"> vs </w:t>
+      </w:r>
+      <w:r>
+        <w:rPr>
+          <w:rStyle w:val="HTMLCode"/>
+          <w:rFonts w:asciiTheme="minorHAnsi" w:hAnsiTheme="minorHAnsi" w:cstheme="minorHAnsi"/>
+          <w:sz w:val="22"/>
+          <w:szCs w:val="22"/>
+        </w:rPr>
+        <w:t>.exchange()</w:t>
+      </w:r>
       <w:r>
         <w:rPr>
           <w:rStyle w:val="Strong"/>
@@ -5591,63 +3664,7 @@
           <w:sz w:val="22"/>
           <w:szCs w:val="22"/>
         </w:rPr>
-        <w:t>vs</w:t>
-      </w:r>
-      <w:proofErr w:type="spellEnd"/>
-      <w:r>
-        <w:rPr>
-          <w:rStyle w:val="Strong"/>
-          <w:rFonts w:asciiTheme="minorHAnsi" w:hAnsiTheme="minorHAnsi" w:cstheme="minorHAnsi"/>
-          <w:b/>
-          <w:bCs/>
-          <w:sz w:val="22"/>
-          <w:szCs w:val="22"/>
-        </w:rPr>
-        <w:t xml:space="preserve"> </w:t>
-      </w:r>
-      <w:r>
-        <w:rPr>
-          <w:rStyle w:val="HTMLCode"/>
-          <w:rFonts w:asciiTheme="minorHAnsi" w:hAnsiTheme="minorHAnsi" w:cstheme="minorHAnsi"/>
-          <w:sz w:val="22"/>
-          <w:szCs w:val="22"/>
-        </w:rPr>
-        <w:t>.exchange()</w:t>
-      </w:r>
-      <w:r>
-        <w:rPr>
-          <w:rStyle w:val="Strong"/>
-          <w:rFonts w:asciiTheme="minorHAnsi" w:hAnsiTheme="minorHAnsi" w:cstheme="minorHAnsi"/>
-          <w:b/>
-          <w:bCs/>
-          <w:sz w:val="22"/>
-          <w:szCs w:val="22"/>
-        </w:rPr>
-        <w:t xml:space="preserve"> in </w:t>
-      </w:r>
-      <w:proofErr w:type="spellStart"/>
-      <w:r>
-        <w:rPr>
-          <w:rStyle w:val="Strong"/>
-          <w:rFonts w:asciiTheme="minorHAnsi" w:hAnsiTheme="minorHAnsi" w:cstheme="minorHAnsi"/>
-          <w:b/>
-          <w:bCs/>
-          <w:sz w:val="22"/>
-          <w:szCs w:val="22"/>
-        </w:rPr>
-        <w:t>RestClient</w:t>
-      </w:r>
-      <w:proofErr w:type="spellEnd"/>
-      <w:r>
-        <w:rPr>
-          <w:rStyle w:val="Strong"/>
-          <w:rFonts w:asciiTheme="minorHAnsi" w:hAnsiTheme="minorHAnsi" w:cstheme="minorHAnsi"/>
-          <w:b/>
-          <w:bCs/>
-          <w:sz w:val="22"/>
-          <w:szCs w:val="22"/>
-        </w:rPr>
-        <w:t>?</w:t>
+        <w:t xml:space="preserve"> in RestClient?</w:t>
       </w:r>
       <w:r>
         <w:rPr>
@@ -5966,27 +3983,7 @@
                 <w:szCs w:val="24"/>
                 <w:lang w:bidi="hi-IN"/>
               </w:rPr>
-              <w:t xml:space="preserve">Collects and stores real-time metrics (like CPU, memory, </w:t>
-            </w:r>
-            <w:proofErr w:type="gramStart"/>
-            <w:r>
-              <w:rPr>
-                <w:rFonts w:ascii="Times New Roman" w:eastAsia="Times New Roman" w:hAnsi="Times New Roman" w:cs="Times New Roman"/>
-                <w:sz w:val="24"/>
-                <w:szCs w:val="24"/>
-                <w:lang w:bidi="hi-IN"/>
-              </w:rPr>
-              <w:t>request</w:t>
-            </w:r>
-            <w:proofErr w:type="gramEnd"/>
-            <w:r>
-              <w:rPr>
-                <w:rFonts w:ascii="Times New Roman" w:eastAsia="Times New Roman" w:hAnsi="Times New Roman" w:cs="Times New Roman"/>
-                <w:sz w:val="24"/>
-                <w:szCs w:val="24"/>
-                <w:lang w:bidi="hi-IN"/>
-              </w:rPr>
-              <w:t xml:space="preserve"> rate) from microservices for monitoring and alerting.</w:t>
+              <w:t>Collects and stores real-time metrics (like CPU, memory, request rate) from microservices for monitoring and alerting.</w:t>
             </w:r>
           </w:p>
         </w:tc>
@@ -6011,7 +4008,6 @@
                 <w:lang w:bidi="hi-IN"/>
               </w:rPr>
             </w:pPr>
-            <w:proofErr w:type="spellStart"/>
             <w:r>
               <w:rPr>
                 <w:rFonts w:ascii="Times New Roman" w:eastAsia="Times New Roman" w:hAnsi="Times New Roman" w:cs="Times New Roman"/>
@@ -6023,7 +4019,6 @@
               </w:rPr>
               <w:t>Grafana</w:t>
             </w:r>
-            <w:proofErr w:type="spellEnd"/>
           </w:p>
         </w:tc>
         <w:tc>
@@ -6083,79 +4078,7 @@
                 <w:szCs w:val="24"/>
                 <w:lang w:bidi="hi-IN"/>
               </w:rPr>
-              <w:t>ELK Stack (</w:t>
-            </w:r>
-            <w:proofErr w:type="spellStart"/>
-            <w:r>
-              <w:rPr>
-                <w:rFonts w:ascii="Times New Roman" w:eastAsia="Times New Roman" w:hAnsi="Times New Roman" w:cs="Times New Roman"/>
-                <w:b/>
-                <w:bCs/>
-                <w:sz w:val="24"/>
-                <w:szCs w:val="24"/>
-                <w:lang w:bidi="hi-IN"/>
-              </w:rPr>
-              <w:t>Elasticsearch</w:t>
-            </w:r>
-            <w:proofErr w:type="spellEnd"/>
-            <w:r>
-              <w:rPr>
-                <w:rFonts w:ascii="Times New Roman" w:eastAsia="Times New Roman" w:hAnsi="Times New Roman" w:cs="Times New Roman"/>
-                <w:b/>
-                <w:bCs/>
-                <w:sz w:val="24"/>
-                <w:szCs w:val="24"/>
-                <w:lang w:bidi="hi-IN"/>
-              </w:rPr>
-              <w:t xml:space="preserve">, </w:t>
-            </w:r>
-            <w:proofErr w:type="spellStart"/>
-            <w:r>
-              <w:rPr>
-                <w:rFonts w:ascii="Times New Roman" w:eastAsia="Times New Roman" w:hAnsi="Times New Roman" w:cs="Times New Roman"/>
-                <w:b/>
-                <w:bCs/>
-                <w:sz w:val="24"/>
-                <w:szCs w:val="24"/>
-                <w:lang w:bidi="hi-IN"/>
-              </w:rPr>
-              <w:t>Logstash</w:t>
-            </w:r>
-            <w:proofErr w:type="spellEnd"/>
-            <w:r>
-              <w:rPr>
-                <w:rFonts w:ascii="Times New Roman" w:eastAsia="Times New Roman" w:hAnsi="Times New Roman" w:cs="Times New Roman"/>
-                <w:b/>
-                <w:bCs/>
-                <w:sz w:val="24"/>
-                <w:szCs w:val="24"/>
-                <w:lang w:bidi="hi-IN"/>
-              </w:rPr>
-              <w:t xml:space="preserve">, </w:t>
-            </w:r>
-            <w:proofErr w:type="spellStart"/>
-            <w:r>
-              <w:rPr>
-                <w:rFonts w:ascii="Times New Roman" w:eastAsia="Times New Roman" w:hAnsi="Times New Roman" w:cs="Times New Roman"/>
-                <w:b/>
-                <w:bCs/>
-                <w:sz w:val="24"/>
-                <w:szCs w:val="24"/>
-                <w:lang w:bidi="hi-IN"/>
-              </w:rPr>
-              <w:t>Kibana</w:t>
-            </w:r>
-            <w:proofErr w:type="spellEnd"/>
-            <w:r>
-              <w:rPr>
-                <w:rFonts w:ascii="Times New Roman" w:eastAsia="Times New Roman" w:hAnsi="Times New Roman" w:cs="Times New Roman"/>
-                <w:b/>
-                <w:bCs/>
-                <w:sz w:val="24"/>
-                <w:szCs w:val="24"/>
-                <w:lang w:bidi="hi-IN"/>
-              </w:rPr>
-              <w:t>)</w:t>
+              <w:t>ELK Stack (Elasticsearch, Logstash, Kibana)</w:t>
             </w:r>
           </w:p>
         </w:tc>
@@ -6207,7 +4130,6 @@
                 <w:lang w:bidi="hi-IN"/>
               </w:rPr>
             </w:pPr>
-            <w:proofErr w:type="spellStart"/>
             <w:r>
               <w:rPr>
                 <w:rFonts w:ascii="Times New Roman" w:eastAsia="Times New Roman" w:hAnsi="Times New Roman" w:cs="Times New Roman"/>
@@ -6219,7 +4141,6 @@
               </w:rPr>
               <w:t>Kibana</w:t>
             </w:r>
-            <w:proofErr w:type="spellEnd"/>
           </w:p>
         </w:tc>
         <w:tc>
@@ -6245,27 +4166,7 @@
                 <w:szCs w:val="24"/>
                 <w:lang w:bidi="hi-IN"/>
               </w:rPr>
-              <w:t xml:space="preserve">Front-end visualization tool of the ELK Stack, used to query and visualize logs and application errors from </w:t>
-            </w:r>
-            <w:proofErr w:type="spellStart"/>
-            <w:r>
-              <w:rPr>
-                <w:rFonts w:ascii="Times New Roman" w:eastAsia="Times New Roman" w:hAnsi="Times New Roman" w:cs="Times New Roman"/>
-                <w:sz w:val="24"/>
-                <w:szCs w:val="24"/>
-                <w:lang w:bidi="hi-IN"/>
-              </w:rPr>
-              <w:t>Elasticsearch</w:t>
-            </w:r>
-            <w:proofErr w:type="spellEnd"/>
-            <w:r>
-              <w:rPr>
-                <w:rFonts w:ascii="Times New Roman" w:eastAsia="Times New Roman" w:hAnsi="Times New Roman" w:cs="Times New Roman"/>
-                <w:sz w:val="24"/>
-                <w:szCs w:val="24"/>
-                <w:lang w:bidi="hi-IN"/>
-              </w:rPr>
-              <w:t>.</w:t>
+              <w:t>Front-end visualization tool of the ELK Stack, used to query and visualize logs and application errors from Elasticsearch.</w:t>
             </w:r>
           </w:p>
         </w:tc>
@@ -6319,7 +4220,6 @@
                 <w:lang w:bidi="hi-IN"/>
               </w:rPr>
             </w:pPr>
-            <w:proofErr w:type="gramStart"/>
             <w:r>
               <w:rPr>
                 <w:rFonts w:ascii="Times New Roman" w:eastAsia="Times New Roman" w:hAnsi="Times New Roman" w:cs="Times New Roman"/>
@@ -6327,17 +4227,7 @@
                 <w:szCs w:val="24"/>
                 <w:lang w:bidi="hi-IN"/>
               </w:rPr>
-              <w:t>Adds</w:t>
-            </w:r>
-            <w:proofErr w:type="gramEnd"/>
-            <w:r>
-              <w:rPr>
-                <w:rFonts w:ascii="Times New Roman" w:eastAsia="Times New Roman" w:hAnsi="Times New Roman" w:cs="Times New Roman"/>
-                <w:sz w:val="24"/>
-                <w:szCs w:val="24"/>
-                <w:lang w:bidi="hi-IN"/>
-              </w:rPr>
-              <w:t xml:space="preserve"> trace IDs and span IDs to logs, enabling correlation of logs across different microservices in a distributed system.</w:t>
+              <w:t>Adds trace IDs and span IDs to logs, enabling correlation of logs across different microservices in a distributed system.</w:t>
             </w:r>
           </w:p>
         </w:tc>
@@ -6362,7 +4252,6 @@
                 <w:lang w:bidi="hi-IN"/>
               </w:rPr>
             </w:pPr>
-            <w:proofErr w:type="spellStart"/>
             <w:r>
               <w:rPr>
                 <w:rFonts w:ascii="Times New Roman" w:eastAsia="Times New Roman" w:hAnsi="Times New Roman" w:cs="Times New Roman"/>
@@ -6374,7 +4263,6 @@
               </w:rPr>
               <w:t>Zipkin</w:t>
             </w:r>
-            <w:proofErr w:type="spellEnd"/>
           </w:p>
         </w:tc>
         <w:tc>
@@ -6472,7 +4360,6 @@
               </w:rPr>
               <w:t xml:space="preserve">arbage </w:t>
             </w:r>
-            <w:proofErr w:type="spellStart"/>
             <w:r>
               <w:rPr>
                 <w:rFonts w:ascii="Times New Roman" w:eastAsia="Times New Roman" w:hAnsi="Times New Roman" w:cs="Times New Roman"/>
@@ -6491,7 +4378,6 @@
               </w:rPr>
               <w:t>olection</w:t>
             </w:r>
-            <w:proofErr w:type="spellEnd"/>
             <w:r>
               <w:rPr>
                 <w:rFonts w:ascii="Times New Roman" w:eastAsia="Times New Roman" w:hAnsi="Times New Roman" w:cs="Times New Roman"/>
@@ -7956,6 +5842,119 @@
     </w:lvl>
   </w:abstractNum>
   <w:abstractNum w:abstractNumId="13">
+    <w:nsid w:val="45545A33"/>
+    <w:multiLevelType w:val="hybridMultilevel"/>
+    <w:tmpl w:val="24C2A88E"/>
+    <w:lvl w:ilvl="0" w:tplc="04090001">
+      <w:start w:val="1"/>
+      <w:numFmt w:val="bullet"/>
+      <w:lvlText w:val=""/>
+      <w:lvlJc w:val="left"/>
+      <w:pPr>
+        <w:ind w:left="720" w:hanging="360"/>
+      </w:pPr>
+      <w:rPr>
+        <w:rFonts w:ascii="Symbol" w:hAnsi="Symbol" w:hint="default"/>
+      </w:rPr>
+    </w:lvl>
+    <w:lvl w:ilvl="1" w:tplc="04090003" w:tentative="1">
+      <w:start w:val="1"/>
+      <w:numFmt w:val="bullet"/>
+      <w:lvlText w:val="o"/>
+      <w:lvlJc w:val="left"/>
+      <w:pPr>
+        <w:ind w:left="1440" w:hanging="360"/>
+      </w:pPr>
+      <w:rPr>
+        <w:rFonts w:ascii="Courier New" w:hAnsi="Courier New" w:cs="Courier New" w:hint="default"/>
+      </w:rPr>
+    </w:lvl>
+    <w:lvl w:ilvl="2" w:tplc="04090005" w:tentative="1">
+      <w:start w:val="1"/>
+      <w:numFmt w:val="bullet"/>
+      <w:lvlText w:val=""/>
+      <w:lvlJc w:val="left"/>
+      <w:pPr>
+        <w:ind w:left="2160" w:hanging="360"/>
+      </w:pPr>
+      <w:rPr>
+        <w:rFonts w:ascii="Wingdings" w:hAnsi="Wingdings" w:hint="default"/>
+      </w:rPr>
+    </w:lvl>
+    <w:lvl w:ilvl="3" w:tplc="04090001" w:tentative="1">
+      <w:start w:val="1"/>
+      <w:numFmt w:val="bullet"/>
+      <w:lvlText w:val=""/>
+      <w:lvlJc w:val="left"/>
+      <w:pPr>
+        <w:ind w:left="2880" w:hanging="360"/>
+      </w:pPr>
+      <w:rPr>
+        <w:rFonts w:ascii="Symbol" w:hAnsi="Symbol" w:hint="default"/>
+      </w:rPr>
+    </w:lvl>
+    <w:lvl w:ilvl="4" w:tplc="04090003" w:tentative="1">
+      <w:start w:val="1"/>
+      <w:numFmt w:val="bullet"/>
+      <w:lvlText w:val="o"/>
+      <w:lvlJc w:val="left"/>
+      <w:pPr>
+        <w:ind w:left="3600" w:hanging="360"/>
+      </w:pPr>
+      <w:rPr>
+        <w:rFonts w:ascii="Courier New" w:hAnsi="Courier New" w:cs="Courier New" w:hint="default"/>
+      </w:rPr>
+    </w:lvl>
+    <w:lvl w:ilvl="5" w:tplc="04090005" w:tentative="1">
+      <w:start w:val="1"/>
+      <w:numFmt w:val="bullet"/>
+      <w:lvlText w:val=""/>
+      <w:lvlJc w:val="left"/>
+      <w:pPr>
+        <w:ind w:left="4320" w:hanging="360"/>
+      </w:pPr>
+      <w:rPr>
+        <w:rFonts w:ascii="Wingdings" w:hAnsi="Wingdings" w:hint="default"/>
+      </w:rPr>
+    </w:lvl>
+    <w:lvl w:ilvl="6" w:tplc="04090001" w:tentative="1">
+      <w:start w:val="1"/>
+      <w:numFmt w:val="bullet"/>
+      <w:lvlText w:val=""/>
+      <w:lvlJc w:val="left"/>
+      <w:pPr>
+        <w:ind w:left="5040" w:hanging="360"/>
+      </w:pPr>
+      <w:rPr>
+        <w:rFonts w:ascii="Symbol" w:hAnsi="Symbol" w:hint="default"/>
+      </w:rPr>
+    </w:lvl>
+    <w:lvl w:ilvl="7" w:tplc="04090003" w:tentative="1">
+      <w:start w:val="1"/>
+      <w:numFmt w:val="bullet"/>
+      <w:lvlText w:val="o"/>
+      <w:lvlJc w:val="left"/>
+      <w:pPr>
+        <w:ind w:left="5760" w:hanging="360"/>
+      </w:pPr>
+      <w:rPr>
+        <w:rFonts w:ascii="Courier New" w:hAnsi="Courier New" w:cs="Courier New" w:hint="default"/>
+      </w:rPr>
+    </w:lvl>
+    <w:lvl w:ilvl="8" w:tplc="04090005" w:tentative="1">
+      <w:start w:val="1"/>
+      <w:numFmt w:val="bullet"/>
+      <w:lvlText w:val=""/>
+      <w:lvlJc w:val="left"/>
+      <w:pPr>
+        <w:ind w:left="6480" w:hanging="360"/>
+      </w:pPr>
+      <w:rPr>
+        <w:rFonts w:ascii="Wingdings" w:hAnsi="Wingdings" w:hint="default"/>
+      </w:rPr>
+    </w:lvl>
+  </w:abstractNum>
+  <w:abstractNum w:abstractNumId="14">
     <w:nsid w:val="45B62069"/>
     <w:multiLevelType w:val="hybridMultilevel"/>
     <w:tmpl w:val="91804F4C"/>
@@ -8044,7 +6043,120 @@
       </w:pPr>
     </w:lvl>
   </w:abstractNum>
-  <w:abstractNum w:abstractNumId="14">
+  <w:abstractNum w:abstractNumId="15">
+    <w:nsid w:val="53B631A6"/>
+    <w:multiLevelType w:val="hybridMultilevel"/>
+    <w:tmpl w:val="BE64A136"/>
+    <w:lvl w:ilvl="0" w:tplc="04090001">
+      <w:start w:val="1"/>
+      <w:numFmt w:val="bullet"/>
+      <w:lvlText w:val=""/>
+      <w:lvlJc w:val="left"/>
+      <w:pPr>
+        <w:ind w:left="720" w:hanging="360"/>
+      </w:pPr>
+      <w:rPr>
+        <w:rFonts w:ascii="Symbol" w:hAnsi="Symbol" w:hint="default"/>
+      </w:rPr>
+    </w:lvl>
+    <w:lvl w:ilvl="1" w:tplc="04090003" w:tentative="1">
+      <w:start w:val="1"/>
+      <w:numFmt w:val="bullet"/>
+      <w:lvlText w:val="o"/>
+      <w:lvlJc w:val="left"/>
+      <w:pPr>
+        <w:ind w:left="1440" w:hanging="360"/>
+      </w:pPr>
+      <w:rPr>
+        <w:rFonts w:ascii="Courier New" w:hAnsi="Courier New" w:cs="Courier New" w:hint="default"/>
+      </w:rPr>
+    </w:lvl>
+    <w:lvl w:ilvl="2" w:tplc="04090005" w:tentative="1">
+      <w:start w:val="1"/>
+      <w:numFmt w:val="bullet"/>
+      <w:lvlText w:val=""/>
+      <w:lvlJc w:val="left"/>
+      <w:pPr>
+        <w:ind w:left="2160" w:hanging="360"/>
+      </w:pPr>
+      <w:rPr>
+        <w:rFonts w:ascii="Wingdings" w:hAnsi="Wingdings" w:hint="default"/>
+      </w:rPr>
+    </w:lvl>
+    <w:lvl w:ilvl="3" w:tplc="04090001" w:tentative="1">
+      <w:start w:val="1"/>
+      <w:numFmt w:val="bullet"/>
+      <w:lvlText w:val=""/>
+      <w:lvlJc w:val="left"/>
+      <w:pPr>
+        <w:ind w:left="2880" w:hanging="360"/>
+      </w:pPr>
+      <w:rPr>
+        <w:rFonts w:ascii="Symbol" w:hAnsi="Symbol" w:hint="default"/>
+      </w:rPr>
+    </w:lvl>
+    <w:lvl w:ilvl="4" w:tplc="04090003" w:tentative="1">
+      <w:start w:val="1"/>
+      <w:numFmt w:val="bullet"/>
+      <w:lvlText w:val="o"/>
+      <w:lvlJc w:val="left"/>
+      <w:pPr>
+        <w:ind w:left="3600" w:hanging="360"/>
+      </w:pPr>
+      <w:rPr>
+        <w:rFonts w:ascii="Courier New" w:hAnsi="Courier New" w:cs="Courier New" w:hint="default"/>
+      </w:rPr>
+    </w:lvl>
+    <w:lvl w:ilvl="5" w:tplc="04090005" w:tentative="1">
+      <w:start w:val="1"/>
+      <w:numFmt w:val="bullet"/>
+      <w:lvlText w:val=""/>
+      <w:lvlJc w:val="left"/>
+      <w:pPr>
+        <w:ind w:left="4320" w:hanging="360"/>
+      </w:pPr>
+      <w:rPr>
+        <w:rFonts w:ascii="Wingdings" w:hAnsi="Wingdings" w:hint="default"/>
+      </w:rPr>
+    </w:lvl>
+    <w:lvl w:ilvl="6" w:tplc="04090001" w:tentative="1">
+      <w:start w:val="1"/>
+      <w:numFmt w:val="bullet"/>
+      <w:lvlText w:val=""/>
+      <w:lvlJc w:val="left"/>
+      <w:pPr>
+        <w:ind w:left="5040" w:hanging="360"/>
+      </w:pPr>
+      <w:rPr>
+        <w:rFonts w:ascii="Symbol" w:hAnsi="Symbol" w:hint="default"/>
+      </w:rPr>
+    </w:lvl>
+    <w:lvl w:ilvl="7" w:tplc="04090003" w:tentative="1">
+      <w:start w:val="1"/>
+      <w:numFmt w:val="bullet"/>
+      <w:lvlText w:val="o"/>
+      <w:lvlJc w:val="left"/>
+      <w:pPr>
+        <w:ind w:left="5760" w:hanging="360"/>
+      </w:pPr>
+      <w:rPr>
+        <w:rFonts w:ascii="Courier New" w:hAnsi="Courier New" w:cs="Courier New" w:hint="default"/>
+      </w:rPr>
+    </w:lvl>
+    <w:lvl w:ilvl="8" w:tplc="04090005" w:tentative="1">
+      <w:start w:val="1"/>
+      <w:numFmt w:val="bullet"/>
+      <w:lvlText w:val=""/>
+      <w:lvlJc w:val="left"/>
+      <w:pPr>
+        <w:ind w:left="6480" w:hanging="360"/>
+      </w:pPr>
+      <w:rPr>
+        <w:rFonts w:ascii="Wingdings" w:hAnsi="Wingdings" w:hint="default"/>
+      </w:rPr>
+    </w:lvl>
+  </w:abstractNum>
+  <w:abstractNum w:abstractNumId="16">
     <w:nsid w:val="54533E3F"/>
     <w:multiLevelType w:val="hybridMultilevel"/>
     <w:tmpl w:val="6A66437E"/>
@@ -8157,7 +6269,7 @@
       </w:rPr>
     </w:lvl>
   </w:abstractNum>
-  <w:abstractNum w:abstractNumId="15">
+  <w:abstractNum w:abstractNumId="17">
     <w:nsid w:val="54A041D2"/>
     <w:multiLevelType w:val="hybridMultilevel"/>
     <w:tmpl w:val="EDA6899C"/>
@@ -8270,7 +6382,7 @@
       </w:rPr>
     </w:lvl>
   </w:abstractNum>
-  <w:abstractNum w:abstractNumId="16">
+  <w:abstractNum w:abstractNumId="18">
     <w:nsid w:val="5E4D081C"/>
     <w:multiLevelType w:val="hybridMultilevel"/>
     <w:tmpl w:val="BF1C4210"/>
@@ -8359,7 +6471,7 @@
       </w:pPr>
     </w:lvl>
   </w:abstractNum>
-  <w:abstractNum w:abstractNumId="17">
+  <w:abstractNum w:abstractNumId="19">
     <w:nsid w:val="5FFC0126"/>
     <w:multiLevelType w:val="hybridMultilevel"/>
     <w:tmpl w:val="9A345020"/>
@@ -8448,7 +6560,7 @@
       </w:pPr>
     </w:lvl>
   </w:abstractNum>
-  <w:abstractNum w:abstractNumId="18">
+  <w:abstractNum w:abstractNumId="20">
     <w:nsid w:val="6E8D5E5A"/>
     <w:multiLevelType w:val="hybridMultilevel"/>
     <w:tmpl w:val="9A901E62"/>
@@ -8561,7 +6673,7 @@
       </w:rPr>
     </w:lvl>
   </w:abstractNum>
-  <w:abstractNum w:abstractNumId="19">
+  <w:abstractNum w:abstractNumId="21">
     <w:nsid w:val="6F9A3434"/>
     <w:multiLevelType w:val="hybridMultilevel"/>
     <w:tmpl w:val="E8BC3336"/>
@@ -8674,7 +6786,7 @@
       </w:rPr>
     </w:lvl>
   </w:abstractNum>
-  <w:abstractNum w:abstractNumId="20">
+  <w:abstractNum w:abstractNumId="22">
     <w:nsid w:val="72032DD6"/>
     <w:multiLevelType w:val="hybridMultilevel"/>
     <w:tmpl w:val="E8EE78B0"/>
@@ -8794,7 +6906,7 @@
     <w:abstractNumId w:val="8"/>
   </w:num>
   <w:num w:numId="3">
-    <w:abstractNumId w:val="18"/>
+    <w:abstractNumId w:val="20"/>
   </w:num>
   <w:num w:numId="4">
     <w:abstractNumId w:val="1"/>
@@ -8806,7 +6918,7 @@
     <w:abstractNumId w:val="12"/>
   </w:num>
   <w:num w:numId="7">
-    <w:abstractNumId w:val="16"/>
+    <w:abstractNumId w:val="18"/>
   </w:num>
   <w:num w:numId="8">
     <w:abstractNumId w:val="2"/>
@@ -8815,22 +6927,22 @@
     <w:abstractNumId w:val="0"/>
   </w:num>
   <w:num w:numId="10">
-    <w:abstractNumId w:val="20"/>
+    <w:abstractNumId w:val="22"/>
   </w:num>
   <w:num w:numId="11">
-    <w:abstractNumId w:val="15"/>
+    <w:abstractNumId w:val="17"/>
   </w:num>
   <w:num w:numId="12">
-    <w:abstractNumId w:val="13"/>
+    <w:abstractNumId w:val="14"/>
   </w:num>
   <w:num w:numId="13">
-    <w:abstractNumId w:val="17"/>
+    <w:abstractNumId w:val="19"/>
   </w:num>
   <w:num w:numId="14">
     <w:abstractNumId w:val="7"/>
   </w:num>
   <w:num w:numId="15">
-    <w:abstractNumId w:val="14"/>
+    <w:abstractNumId w:val="16"/>
   </w:num>
   <w:num w:numId="16">
     <w:abstractNumId w:val="11"/>
@@ -8839,7 +6951,7 @@
     <w:abstractNumId w:val="10"/>
   </w:num>
   <w:num w:numId="18">
-    <w:abstractNumId w:val="19"/>
+    <w:abstractNumId w:val="21"/>
   </w:num>
   <w:num w:numId="19">
     <w:abstractNumId w:val="5"/>
@@ -8849,6 +6961,12 @@
   </w:num>
   <w:num w:numId="21">
     <w:abstractNumId w:val="6"/>
+  </w:num>
+  <w:num w:numId="22">
+    <w:abstractNumId w:val="15"/>
+  </w:num>
+  <w:num w:numId="23">
+    <w:abstractNumId w:val="13"/>
   </w:num>
 </w:numbering>
 </file>
@@ -9651,7 +7769,7 @@
 </file>
 
 <file path=customXml/itemProps1.xml><?xml version="1.0" encoding="utf-8"?>
-<ds:datastoreItem xmlns:ds="http://schemas.openxmlformats.org/officeDocument/2006/customXml" ds:itemID="{CDFA96A6-F61C-42F7-BEB2-D512B7F4CD70}">
+<ds:datastoreItem xmlns:ds="http://schemas.openxmlformats.org/officeDocument/2006/customXml" ds:itemID="{1BA9A4B4-C8F6-4078-A596-47CCEDE3A6AE}">
   <ds:schemaRefs>
     <ds:schemaRef ds:uri="http://schemas.openxmlformats.org/officeDocument/2006/bibliography"/>
   </ds:schemaRefs>

--- a/note/MicroServices.docx
+++ b/note/MicroServices.docx
@@ -416,126 +416,18 @@
     <w:p>
       <w:pPr>
         <w:pStyle w:val="ListParagraph"/>
-        <w:numPr>
-          <w:ilvl w:val="0"/>
-          <w:numId w:val="14"/>
-        </w:numPr>
         <w:ind w:left="0"/>
         <w:rPr>
-          <w:b/>
-          <w:lang w:val="en-IN"/>
-        </w:rPr>
-      </w:pPr>
-      <w:r>
-        <w:rPr>
-          <w:b/>
-          <w:lang w:val="en-IN"/>
-        </w:rPr>
-        <w:t>How Microservices can communicate with each other?</w:t>
-      </w:r>
-    </w:p>
-    <w:p>
-      <w:pPr>
-        <w:pStyle w:val="ListParagraph"/>
-        <w:numPr>
-          <w:ilvl w:val="0"/>
-          <w:numId w:val="12"/>
-        </w:numPr>
-        <w:rPr>
-          <w:lang w:val="en-IN"/>
-        </w:rPr>
-      </w:pPr>
-      <w:r>
-        <w:rPr>
-          <w:b/>
           <w:bCs/>
           <w:lang w:val="en-IN"/>
         </w:rPr>
-        <w:t>Synchronous Communication</w:t>
-      </w:r>
-      <w:r>
-        <w:rPr>
-          <w:lang w:val="en-IN"/>
-        </w:rPr>
-        <w:t>: This type of communication use</w:t>
-      </w:r>
-      <w:r>
-        <w:rPr>
-          <w:lang w:val="en-IN"/>
-        </w:rPr>
-        <w:t xml:space="preserve">s JSON using REST. </w:t>
-      </w:r>
-      <w:r>
-        <w:rPr>
-          <w:i/>
-          <w:iCs/>
-          <w:lang w:val="en-IN"/>
-        </w:rPr>
-        <w:t>RestClient</w:t>
-      </w:r>
-      <w:r>
-        <w:rPr>
-          <w:lang w:val="en-IN"/>
-        </w:rPr>
-        <w:t xml:space="preserve"> </w:t>
-      </w:r>
-      <w:r>
-        <w:rPr>
-          <w:lang w:val="en-IN"/>
-        </w:rPr>
-        <w:t xml:space="preserve">can be used for synchronous communication between 2 microservices. </w:t>
-      </w:r>
-    </w:p>
-    <w:p>
-      <w:pPr>
-        <w:pStyle w:val="ListParagraph"/>
-        <w:numPr>
-          <w:ilvl w:val="0"/>
-          <w:numId w:val="12"/>
-        </w:numPr>
-        <w:rPr>
-          <w:lang w:val="en-IN"/>
-        </w:rPr>
-      </w:pPr>
-      <w:r>
-        <w:rPr>
-          <w:b/>
+      </w:pPr>
+      <w:r>
+        <w:rPr>
           <w:bCs/>
           <w:lang w:val="en-IN"/>
         </w:rPr>
-        <w:t>Asynchronous Communication</w:t>
-      </w:r>
-      <w:r>
-        <w:rPr>
-          <w:lang w:val="en-IN"/>
-        </w:rPr>
-        <w:t>: In this type of communication, the client does not wait for response, instead it just sends the message to the message broker. Kafka, RabbitMQ can be used for asynchronous communication across microservices to achieve eventual consistency.</w:t>
-      </w:r>
-    </w:p>
-    <w:p>
-      <w:pPr>
-        <w:pStyle w:val="ListParagraph"/>
-        <w:numPr>
-          <w:ilvl w:val="0"/>
-          <w:numId w:val="12"/>
-        </w:numPr>
-        <w:rPr>
-          <w:lang w:val="en-IN"/>
-        </w:rPr>
-      </w:pPr>
-      <w:r>
-        <w:rPr>
-          <w:b/>
-          <w:bCs/>
-          <w:lang w:val="en-IN"/>
-        </w:rPr>
-        <w:t>gRPC</w:t>
-      </w:r>
-      <w:r>
-        <w:rPr>
-          <w:lang w:val="en-IN"/>
-        </w:rPr>
-        <w:t>: It can be used in case microservices needs high performance low latency communication. gRPC supports both Synchronous and Asynchronous way of communication. It internally uses binary data. It is faster than REST. gRPC has gained more popularity in recent times.</w:t>
+        <w:t>Note: Rest Template is deprecated and is being replaced by RestClient.</w:t>
       </w:r>
     </w:p>
     <w:p>
@@ -548,7 +440,25 @@
         <w:ind w:left="0"/>
         <w:rPr>
           <w:b/>
-          <w:bCs/>
+          <w:lang w:val="en-IN"/>
+        </w:rPr>
+      </w:pPr>
+      <w:r>
+        <w:rPr>
+          <w:b/>
+          <w:lang w:val="en-IN"/>
+        </w:rPr>
+        <w:t>How Microservices can communicate with each other?</w:t>
+      </w:r>
+    </w:p>
+    <w:p>
+      <w:pPr>
+        <w:pStyle w:val="ListParagraph"/>
+        <w:numPr>
+          <w:ilvl w:val="0"/>
+          <w:numId w:val="12"/>
+        </w:numPr>
+        <w:rPr>
           <w:lang w:val="en-IN"/>
         </w:rPr>
       </w:pPr>
@@ -558,22 +468,91 @@
           <w:bCs/>
           <w:lang w:val="en-IN"/>
         </w:rPr>
-        <w:t>When should we use gRPC and when should we use REST?</w:t>
+        <w:t>Synchronous Communication</w:t>
+      </w:r>
+      <w:r>
+        <w:rPr>
+          <w:lang w:val="en-IN"/>
+        </w:rPr>
+        <w:t>: This type of communication use</w:t>
+      </w:r>
+      <w:r>
+        <w:rPr>
+          <w:lang w:val="en-IN"/>
+        </w:rPr>
+        <w:t xml:space="preserve">s JSON using REST. </w:t>
+      </w:r>
+      <w:r>
+        <w:rPr>
+          <w:i/>
+          <w:iCs/>
+          <w:lang w:val="en-IN"/>
+        </w:rPr>
+        <w:t>RestClient</w:t>
+      </w:r>
+      <w:r>
+        <w:rPr>
+          <w:lang w:val="en-IN"/>
+        </w:rPr>
+        <w:t xml:space="preserve"> </w:t>
+      </w:r>
+      <w:r>
+        <w:rPr>
+          <w:lang w:val="en-IN"/>
+        </w:rPr>
+        <w:t xml:space="preserve">can be used for synchronous communication between 2 microservices. </w:t>
       </w:r>
     </w:p>
     <w:p>
       <w:pPr>
         <w:pStyle w:val="ListParagraph"/>
-        <w:ind w:left="0"/>
-        <w:rPr>
-          <w:lang w:val="en-IN"/>
-        </w:rPr>
-      </w:pPr>
-      <w:r>
-        <w:rPr>
-          <w:lang w:val="en-IN"/>
-        </w:rPr>
-        <w:t>If we want to connect with browsers or want to create public API, then we should REST. For Micro-Service to Micro-Service communication we should use gRPC.</w:t>
+        <w:numPr>
+          <w:ilvl w:val="0"/>
+          <w:numId w:val="12"/>
+        </w:numPr>
+        <w:rPr>
+          <w:lang w:val="en-IN"/>
+        </w:rPr>
+      </w:pPr>
+      <w:r>
+        <w:rPr>
+          <w:b/>
+          <w:bCs/>
+          <w:lang w:val="en-IN"/>
+        </w:rPr>
+        <w:t>Asynchronous Communication</w:t>
+      </w:r>
+      <w:r>
+        <w:rPr>
+          <w:lang w:val="en-IN"/>
+        </w:rPr>
+        <w:t>: In this type of communication, the client does not wait for response, instead it just sends the message to the message broker. Kafka, RabbitMQ can be used for asynchronous communication across microservices to achieve eventual consistency.</w:t>
+      </w:r>
+    </w:p>
+    <w:p>
+      <w:pPr>
+        <w:pStyle w:val="ListParagraph"/>
+        <w:numPr>
+          <w:ilvl w:val="0"/>
+          <w:numId w:val="12"/>
+        </w:numPr>
+        <w:rPr>
+          <w:lang w:val="en-IN"/>
+        </w:rPr>
+      </w:pPr>
+      <w:r>
+        <w:rPr>
+          <w:b/>
+          <w:bCs/>
+          <w:lang w:val="en-IN"/>
+        </w:rPr>
+        <w:t>gRPC</w:t>
+      </w:r>
+      <w:r>
+        <w:rPr>
+          <w:lang w:val="en-IN"/>
+        </w:rPr>
+        <w:t>: It can be used in case microservices needs high performance low latency communication. gRPC supports both Synchronous and Asynchronous way of communication. It internally uses binary data. It is faster than REST. gRPC has gained more popularity in recent times.</w:t>
       </w:r>
     </w:p>
     <w:p>
@@ -585,6 +564,44 @@
         </w:numPr>
         <w:ind w:left="0"/>
         <w:rPr>
+          <w:b/>
+          <w:bCs/>
+          <w:lang w:val="en-IN"/>
+        </w:rPr>
+      </w:pPr>
+      <w:r>
+        <w:rPr>
+          <w:b/>
+          <w:bCs/>
+          <w:lang w:val="en-IN"/>
+        </w:rPr>
+        <w:t>When should we use gRPC and when should we use REST?</w:t>
+      </w:r>
+    </w:p>
+    <w:p>
+      <w:pPr>
+        <w:pStyle w:val="ListParagraph"/>
+        <w:ind w:left="0"/>
+        <w:rPr>
+          <w:lang w:val="en-IN"/>
+        </w:rPr>
+      </w:pPr>
+      <w:r>
+        <w:rPr>
+          <w:lang w:val="en-IN"/>
+        </w:rPr>
+        <w:t>If we want to connect with browsers or want to create public API, then we should REST. For Micro-Service to Micro-Service communication we should use gRPC.</w:t>
+      </w:r>
+    </w:p>
+    <w:p>
+      <w:pPr>
+        <w:pStyle w:val="ListParagraph"/>
+        <w:numPr>
+          <w:ilvl w:val="0"/>
+          <w:numId w:val="14"/>
+        </w:numPr>
+        <w:ind w:left="0"/>
+        <w:rPr>
           <w:lang w:val="en-IN"/>
         </w:rPr>
       </w:pPr>
@@ -751,6 +768,7 @@
         <w:rPr>
           <w:lang w:val="en-IN"/>
         </w:rPr>
+        <w:lastRenderedPageBreak/>
         <w:t xml:space="preserve">Circuit Breaker Pattern: </w:t>
       </w:r>
       <w:r>
@@ -775,7 +793,6 @@
         <w:rPr>
           <w:lang w:val="en-IN"/>
         </w:rPr>
-        <w:lastRenderedPageBreak/>
         <w:t xml:space="preserve">Retry Pattern: </w:t>
       </w:r>
       <w:r>
@@ -7769,7 +7786,7 @@
 </file>
 
 <file path=customXml/itemProps1.xml><?xml version="1.0" encoding="utf-8"?>
-<ds:datastoreItem xmlns:ds="http://schemas.openxmlformats.org/officeDocument/2006/customXml" ds:itemID="{1BA9A4B4-C8F6-4078-A596-47CCEDE3A6AE}">
+<ds:datastoreItem xmlns:ds="http://schemas.openxmlformats.org/officeDocument/2006/customXml" ds:itemID="{F415181B-E54E-4957-84D7-7A8A8AB16702}">
   <ds:schemaRefs>
     <ds:schemaRef ds:uri="http://schemas.openxmlformats.org/officeDocument/2006/bibliography"/>
   </ds:schemaRefs>
